--- a/cpf-docs/guides/05_배치_운영_가이드.docx
+++ b/cpf-docs/guides/05_배치_운영_가이드.docx
@@ -4,6 +4,7 @@
   <w:body>
     <w:p>
       <w:pPr>
+        <w:keepNext w:val="0"/>
         <w:jc w:val="center"/>
       </w:pPr>
       <w:r>
@@ -23,6 +24,7 @@
     </w:p>
     <w:p>
       <w:pPr>
+        <w:keepNext w:val="0"/>
         <w:jc w:val="center"/>
       </w:pPr>
       <w:r>
@@ -36,6 +38,7 @@
     </w:p>
     <w:p>
       <w:pPr>
+        <w:keepNext w:val="0"/>
         <w:spacing w:before="560"/>
         <w:jc w:val="center"/>
       </w:pPr>
@@ -51,6 +54,7 @@
     </w:p>
     <w:p>
       <w:pPr>
+        <w:keepNext w:val="0"/>
         <w:spacing w:before="3200"/>
         <w:jc w:val="center"/>
       </w:pPr>
@@ -70,7 +74,7 @@
     </w:p>
     <w:p>
       <w:pPr>
-        <w:keepNext w:val="1"/>
+        <w:keepNext w:val="0"/>
         <w:keepLines/>
       </w:pPr>
       <w:bookmarkStart w:id="148" w:name="TOC"/>
@@ -87,33 +91,37 @@
     </w:p>
     <w:tbl>
       <w:tblPr>
-        <w:tblW w:type="auto" w:w="0"/>
+        <w:tblW w:type="dxa" w:w="10601"/>
         <w:jc w:val="center"/>
         <w:tblLayout w:type="fixed"/>
         <w:tblLook w:firstColumn="1" w:firstRow="1" w:lastColumn="0" w:lastRow="0" w:noHBand="0" w:noVBand="1" w:val="04A0"/>
       </w:tblPr>
       <w:tblGrid>
-        <w:gridCol w:w="3515"/>
-        <w:gridCol w:w="6407"/>
+        <w:gridCol w:w="2621"/>
+        <w:gridCol w:w="7979"/>
       </w:tblGrid>
       <w:tr>
         <w:trPr>
           <w:tblHeader w:val="true"/>
+          <w:cantSplit/>
         </w:trPr>
         <w:tc>
           <w:tcPr>
-            <w:tcW w:type="dxa" w:w="3515"/>
+            <w:tcW w:type="dxa" w:w="2621"/>
             <w:shd w:fill="18233D"/>
             <w:vAlign w:val="center"/>
             <w:tcMar>
-              <w:top w:w="80" w:type="dxa"/>
-              <w:start w:w="100" w:type="dxa"/>
-              <w:bottom w:w="80" w:type="dxa"/>
-              <w:end w:w="100" w:type="dxa"/>
+              <w:top w:w="55" w:type="dxa"/>
+              <w:start w:w="70" w:type="dxa"/>
+              <w:bottom w:w="55" w:type="dxa"/>
+              <w:end w:w="70" w:type="dxa"/>
             </w:tcMar>
           </w:tcPr>
           <w:p>
             <w:pPr>
+              <w:keepNext w:val="0"/>
+              <w:keepLines/>
+              <w:spacing w:before="0" w:after="0" w:line="240" w:lineRule="auto"/>
               <w:jc w:val="center"/>
             </w:pPr>
             <w:r>
@@ -129,18 +137,21 @@
         </w:tc>
         <w:tc>
           <w:tcPr>
-            <w:tcW w:type="dxa" w:w="6406"/>
+            <w:tcW w:type="dxa" w:w="7979"/>
             <w:shd w:fill="18233D"/>
             <w:vAlign w:val="center"/>
             <w:tcMar>
-              <w:top w:w="80" w:type="dxa"/>
-              <w:start w:w="100" w:type="dxa"/>
-              <w:bottom w:w="80" w:type="dxa"/>
-              <w:end w:w="100" w:type="dxa"/>
+              <w:top w:w="55" w:type="dxa"/>
+              <w:start w:w="70" w:type="dxa"/>
+              <w:bottom w:w="55" w:type="dxa"/>
+              <w:end w:w="70" w:type="dxa"/>
             </w:tcMar>
           </w:tcPr>
           <w:p>
             <w:pPr>
+              <w:keepNext w:val="0"/>
+              <w:keepLines/>
+              <w:spacing w:before="0" w:after="0" w:line="240" w:lineRule="auto"/>
               <w:jc w:val="center"/>
             </w:pPr>
             <w:r>
@@ -161,17 +172,20 @@
         </w:trPr>
         <w:tc>
           <w:tcPr>
-            <w:tcW w:type="dxa" w:w="3515"/>
+            <w:tcW w:type="dxa" w:w="2621"/>
             <w:tcMar>
-              <w:top w:w="60" w:type="dxa"/>
-              <w:start w:w="90" w:type="dxa"/>
-              <w:bottom w:w="60" w:type="dxa"/>
-              <w:end w:w="90" w:type="dxa"/>
+              <w:top w:w="55" w:type="dxa"/>
+              <w:start w:w="70" w:type="dxa"/>
+              <w:bottom w:w="55" w:type="dxa"/>
+              <w:end w:w="70" w:type="dxa"/>
             </w:tcMar>
+            <w:vAlign w:val="center"/>
           </w:tcPr>
           <w:p>
             <w:pPr>
-              <w:spacing w:after="0"/>
+              <w:keepNext w:val="0"/>
+              <w:keepLines/>
+              <w:spacing w:after="0" w:before="0" w:line="240" w:lineRule="auto"/>
             </w:pPr>
             <w:hyperlink w:anchor="bomap">
               <w:r>
@@ -187,17 +201,20 @@
         </w:tc>
         <w:tc>
           <w:tcPr>
-            <w:tcW w:type="dxa" w:w="6406"/>
+            <w:tcW w:type="dxa" w:w="7979"/>
             <w:tcMar>
-              <w:top w:w="60" w:type="dxa"/>
-              <w:start w:w="90" w:type="dxa"/>
-              <w:bottom w:w="60" w:type="dxa"/>
-              <w:end w:w="90" w:type="dxa"/>
+              <w:top w:w="55" w:type="dxa"/>
+              <w:start w:w="70" w:type="dxa"/>
+              <w:bottom w:w="55" w:type="dxa"/>
+              <w:end w:w="70" w:type="dxa"/>
             </w:tcMar>
+            <w:vAlign w:val="center"/>
           </w:tcPr>
           <w:p>
             <w:pPr>
-              <w:spacing w:after="0"/>
+              <w:keepNext w:val="0"/>
+              <w:keepLines/>
+              <w:spacing w:after="0" w:before="0" w:line="240" w:lineRule="auto"/>
             </w:pPr>
             <w:r>
               <w:rPr>
@@ -216,17 +233,20 @@
         </w:trPr>
         <w:tc>
           <w:tcPr>
-            <w:tcW w:type="dxa" w:w="3515"/>
+            <w:tcW w:type="dxa" w:w="2621"/>
             <w:tcMar>
-              <w:top w:w="60" w:type="dxa"/>
-              <w:start w:w="90" w:type="dxa"/>
-              <w:bottom w:w="60" w:type="dxa"/>
-              <w:end w:w="90" w:type="dxa"/>
+              <w:top w:w="55" w:type="dxa"/>
+              <w:start w:w="70" w:type="dxa"/>
+              <w:bottom w:w="55" w:type="dxa"/>
+              <w:end w:w="70" w:type="dxa"/>
             </w:tcMar>
+            <w:vAlign w:val="center"/>
           </w:tcPr>
           <w:p>
             <w:pPr>
-              <w:spacing w:after="0"/>
+              <w:keepNext w:val="0"/>
+              <w:keepLines/>
+              <w:spacing w:after="0" w:before="0" w:line="240" w:lineRule="auto"/>
             </w:pPr>
             <w:hyperlink w:anchor="bofind">
               <w:r>
@@ -242,17 +262,20 @@
         </w:tc>
         <w:tc>
           <w:tcPr>
-            <w:tcW w:type="dxa" w:w="6406"/>
+            <w:tcW w:type="dxa" w:w="7979"/>
             <w:tcMar>
-              <w:top w:w="60" w:type="dxa"/>
-              <w:start w:w="90" w:type="dxa"/>
-              <w:bottom w:w="60" w:type="dxa"/>
-              <w:end w:w="90" w:type="dxa"/>
+              <w:top w:w="55" w:type="dxa"/>
+              <w:start w:w="70" w:type="dxa"/>
+              <w:bottom w:w="55" w:type="dxa"/>
+              <w:end w:w="70" w:type="dxa"/>
             </w:tcMar>
+            <w:vAlign w:val="center"/>
           </w:tcPr>
           <w:p>
             <w:pPr>
-              <w:spacing w:after="0"/>
+              <w:keepNext w:val="0"/>
+              <w:keepLines/>
+              <w:spacing w:after="0" w:before="0" w:line="240" w:lineRule="auto"/>
             </w:pPr>
             <w:r>
               <w:rPr>
@@ -271,17 +294,20 @@
         </w:trPr>
         <w:tc>
           <w:tcPr>
-            <w:tcW w:type="dxa" w:w="3515"/>
+            <w:tcW w:type="dxa" w:w="2621"/>
             <w:tcMar>
-              <w:top w:w="60" w:type="dxa"/>
-              <w:start w:w="90" w:type="dxa"/>
-              <w:bottom w:w="60" w:type="dxa"/>
-              <w:end w:w="90" w:type="dxa"/>
+              <w:top w:w="55" w:type="dxa"/>
+              <w:start w:w="70" w:type="dxa"/>
+              <w:bottom w:w="55" w:type="dxa"/>
+              <w:end w:w="70" w:type="dxa"/>
             </w:tcMar>
+            <w:vAlign w:val="center"/>
           </w:tcPr>
           <w:p>
             <w:pPr>
-              <w:spacing w:after="0"/>
+              <w:keepNext w:val="0"/>
+              <w:keepLines/>
+              <w:spacing w:after="0" w:before="0" w:line="240" w:lineRule="auto"/>
             </w:pPr>
             <w:hyperlink w:anchor="bomanual">
               <w:r>
@@ -297,17 +323,20 @@
         </w:tc>
         <w:tc>
           <w:tcPr>
-            <w:tcW w:type="dxa" w:w="6406"/>
+            <w:tcW w:type="dxa" w:w="7979"/>
             <w:tcMar>
-              <w:top w:w="60" w:type="dxa"/>
-              <w:start w:w="90" w:type="dxa"/>
-              <w:bottom w:w="60" w:type="dxa"/>
-              <w:end w:w="90" w:type="dxa"/>
+              <w:top w:w="55" w:type="dxa"/>
+              <w:start w:w="70" w:type="dxa"/>
+              <w:bottom w:w="55" w:type="dxa"/>
+              <w:end w:w="70" w:type="dxa"/>
             </w:tcMar>
+            <w:vAlign w:val="center"/>
           </w:tcPr>
           <w:p>
             <w:pPr>
-              <w:spacing w:after="0"/>
+              <w:keepNext w:val="0"/>
+              <w:keepLines/>
+              <w:spacing w:after="0" w:before="0" w:line="240" w:lineRule="auto"/>
             </w:pPr>
             <w:r>
               <w:rPr>
@@ -326,17 +355,20 @@
         </w:trPr>
         <w:tc>
           <w:tcPr>
-            <w:tcW w:type="dxa" w:w="3515"/>
+            <w:tcW w:type="dxa" w:w="2621"/>
             <w:tcMar>
-              <w:top w:w="60" w:type="dxa"/>
-              <w:start w:w="90" w:type="dxa"/>
-              <w:bottom w:w="60" w:type="dxa"/>
-              <w:end w:w="90" w:type="dxa"/>
+              <w:top w:w="55" w:type="dxa"/>
+              <w:start w:w="70" w:type="dxa"/>
+              <w:bottom w:w="55" w:type="dxa"/>
+              <w:end w:w="70" w:type="dxa"/>
             </w:tcMar>
+            <w:vAlign w:val="center"/>
           </w:tcPr>
           <w:p>
             <w:pPr>
-              <w:spacing w:after="0"/>
+              <w:keepNext w:val="0"/>
+              <w:keepLines/>
+              <w:spacing w:after="0" w:before="0" w:line="240" w:lineRule="auto"/>
             </w:pPr>
             <w:hyperlink w:anchor="bostop">
               <w:r>
@@ -352,17 +384,20 @@
         </w:tc>
         <w:tc>
           <w:tcPr>
-            <w:tcW w:type="dxa" w:w="6406"/>
+            <w:tcW w:type="dxa" w:w="7979"/>
             <w:tcMar>
-              <w:top w:w="60" w:type="dxa"/>
-              <w:start w:w="90" w:type="dxa"/>
-              <w:bottom w:w="60" w:type="dxa"/>
-              <w:end w:w="90" w:type="dxa"/>
+              <w:top w:w="55" w:type="dxa"/>
+              <w:start w:w="70" w:type="dxa"/>
+              <w:bottom w:w="55" w:type="dxa"/>
+              <w:end w:w="70" w:type="dxa"/>
             </w:tcMar>
+            <w:vAlign w:val="center"/>
           </w:tcPr>
           <w:p>
             <w:pPr>
-              <w:spacing w:after="0"/>
+              <w:keepNext w:val="0"/>
+              <w:keepLines/>
+              <w:spacing w:after="0" w:before="0" w:line="240" w:lineRule="auto"/>
             </w:pPr>
             <w:r>
               <w:rPr>
@@ -381,17 +416,20 @@
         </w:trPr>
         <w:tc>
           <w:tcPr>
-            <w:tcW w:type="dxa" w:w="3515"/>
+            <w:tcW w:type="dxa" w:w="2621"/>
             <w:tcMar>
-              <w:top w:w="60" w:type="dxa"/>
-              <w:start w:w="90" w:type="dxa"/>
-              <w:bottom w:w="60" w:type="dxa"/>
-              <w:end w:w="90" w:type="dxa"/>
+              <w:top w:w="55" w:type="dxa"/>
+              <w:start w:w="70" w:type="dxa"/>
+              <w:bottom w:w="55" w:type="dxa"/>
+              <w:end w:w="70" w:type="dxa"/>
             </w:tcMar>
+            <w:vAlign w:val="center"/>
           </w:tcPr>
           <w:p>
             <w:pPr>
-              <w:spacing w:after="0"/>
+              <w:keepNext w:val="0"/>
+              <w:keepLines/>
+              <w:spacing w:after="0" w:before="0" w:line="240" w:lineRule="auto"/>
             </w:pPr>
             <w:hyperlink w:anchor="borestart">
               <w:r>
@@ -407,17 +445,20 @@
         </w:tc>
         <w:tc>
           <w:tcPr>
-            <w:tcW w:type="dxa" w:w="6406"/>
+            <w:tcW w:type="dxa" w:w="7979"/>
             <w:tcMar>
-              <w:top w:w="60" w:type="dxa"/>
-              <w:start w:w="90" w:type="dxa"/>
-              <w:bottom w:w="60" w:type="dxa"/>
-              <w:end w:w="90" w:type="dxa"/>
+              <w:top w:w="55" w:type="dxa"/>
+              <w:start w:w="70" w:type="dxa"/>
+              <w:bottom w:w="55" w:type="dxa"/>
+              <w:end w:w="70" w:type="dxa"/>
             </w:tcMar>
+            <w:vAlign w:val="center"/>
           </w:tcPr>
           <w:p>
             <w:pPr>
-              <w:spacing w:after="0"/>
+              <w:keepNext w:val="0"/>
+              <w:keepLines/>
+              <w:spacing w:after="0" w:before="0" w:line="240" w:lineRule="auto"/>
             </w:pPr>
             <w:r>
               <w:rPr>
@@ -436,17 +477,20 @@
         </w:trPr>
         <w:tc>
           <w:tcPr>
-            <w:tcW w:type="dxa" w:w="3515"/>
+            <w:tcW w:type="dxa" w:w="2621"/>
             <w:tcMar>
-              <w:top w:w="60" w:type="dxa"/>
-              <w:start w:w="90" w:type="dxa"/>
-              <w:bottom w:w="60" w:type="dxa"/>
-              <w:end w:w="90" w:type="dxa"/>
+              <w:top w:w="55" w:type="dxa"/>
+              <w:start w:w="70" w:type="dxa"/>
+              <w:bottom w:w="55" w:type="dxa"/>
+              <w:end w:w="70" w:type="dxa"/>
             </w:tcMar>
+            <w:vAlign w:val="center"/>
           </w:tcPr>
           <w:p>
             <w:pPr>
-              <w:spacing w:after="0"/>
+              <w:keepNext w:val="0"/>
+              <w:keepLines/>
+              <w:spacing w:after="0" w:before="0" w:line="240" w:lineRule="auto"/>
             </w:pPr>
             <w:hyperlink w:anchor="boreprocess">
               <w:r>
@@ -462,17 +506,20 @@
         </w:tc>
         <w:tc>
           <w:tcPr>
-            <w:tcW w:type="dxa" w:w="6406"/>
+            <w:tcW w:type="dxa" w:w="7979"/>
             <w:tcMar>
-              <w:top w:w="60" w:type="dxa"/>
-              <w:start w:w="90" w:type="dxa"/>
-              <w:bottom w:w="60" w:type="dxa"/>
-              <w:end w:w="90" w:type="dxa"/>
+              <w:top w:w="55" w:type="dxa"/>
+              <w:start w:w="70" w:type="dxa"/>
+              <w:bottom w:w="55" w:type="dxa"/>
+              <w:end w:w="70" w:type="dxa"/>
             </w:tcMar>
+            <w:vAlign w:val="center"/>
           </w:tcPr>
           <w:p>
             <w:pPr>
-              <w:spacing w:after="0"/>
+              <w:keepNext w:val="0"/>
+              <w:keepLines/>
+              <w:spacing w:after="0" w:before="0" w:line="240" w:lineRule="auto"/>
             </w:pPr>
             <w:r>
               <w:rPr>
@@ -491,17 +538,20 @@
         </w:trPr>
         <w:tc>
           <w:tcPr>
-            <w:tcW w:type="dxa" w:w="3515"/>
+            <w:tcW w:type="dxa" w:w="2621"/>
             <w:tcMar>
-              <w:top w:w="60" w:type="dxa"/>
-              <w:start w:w="90" w:type="dxa"/>
-              <w:bottom w:w="60" w:type="dxa"/>
-              <w:end w:w="90" w:type="dxa"/>
+              <w:top w:w="55" w:type="dxa"/>
+              <w:start w:w="70" w:type="dxa"/>
+              <w:bottom w:w="55" w:type="dxa"/>
+              <w:end w:w="70" w:type="dxa"/>
             </w:tcMar>
+            <w:vAlign w:val="center"/>
           </w:tcPr>
           <w:p>
             <w:pPr>
-              <w:spacing w:after="0"/>
+              <w:keepNext w:val="0"/>
+              <w:keepLines/>
+              <w:spacing w:after="0" w:before="0" w:line="240" w:lineRule="auto"/>
             </w:pPr>
             <w:hyperlink w:anchor="bounk">
               <w:r>
@@ -517,17 +567,20 @@
         </w:tc>
         <w:tc>
           <w:tcPr>
-            <w:tcW w:type="dxa" w:w="6406"/>
+            <w:tcW w:type="dxa" w:w="7979"/>
             <w:tcMar>
-              <w:top w:w="60" w:type="dxa"/>
-              <w:start w:w="90" w:type="dxa"/>
-              <w:bottom w:w="60" w:type="dxa"/>
-              <w:end w:w="90" w:type="dxa"/>
+              <w:top w:w="55" w:type="dxa"/>
+              <w:start w:w="70" w:type="dxa"/>
+              <w:bottom w:w="55" w:type="dxa"/>
+              <w:end w:w="70" w:type="dxa"/>
             </w:tcMar>
+            <w:vAlign w:val="center"/>
           </w:tcPr>
           <w:p>
             <w:pPr>
-              <w:spacing w:after="0"/>
+              <w:keepNext w:val="0"/>
+              <w:keepLines/>
+              <w:spacing w:after="0" w:before="0" w:line="240" w:lineRule="auto"/>
             </w:pPr>
             <w:r>
               <w:rPr>
@@ -546,17 +599,20 @@
         </w:trPr>
         <w:tc>
           <w:tcPr>
-            <w:tcW w:type="dxa" w:w="3515"/>
+            <w:tcW w:type="dxa" w:w="2621"/>
             <w:tcMar>
-              <w:top w:w="60" w:type="dxa"/>
-              <w:start w:w="90" w:type="dxa"/>
-              <w:bottom w:w="60" w:type="dxa"/>
-              <w:end w:w="90" w:type="dxa"/>
+              <w:top w:w="55" w:type="dxa"/>
+              <w:start w:w="70" w:type="dxa"/>
+              <w:bottom w:w="55" w:type="dxa"/>
+              <w:end w:w="70" w:type="dxa"/>
             </w:tcMar>
+            <w:vAlign w:val="center"/>
           </w:tcPr>
           <w:p>
             <w:pPr>
-              <w:spacing w:after="0"/>
+              <w:keepNext w:val="0"/>
+              <w:keepLines/>
+              <w:spacing w:after="0" w:before="0" w:line="240" w:lineRule="auto"/>
             </w:pPr>
             <w:hyperlink w:anchor="bopart">
               <w:r>
@@ -572,17 +628,20 @@
         </w:tc>
         <w:tc>
           <w:tcPr>
-            <w:tcW w:type="dxa" w:w="6406"/>
+            <w:tcW w:type="dxa" w:w="7979"/>
             <w:tcMar>
-              <w:top w:w="60" w:type="dxa"/>
-              <w:start w:w="90" w:type="dxa"/>
-              <w:bottom w:w="60" w:type="dxa"/>
-              <w:end w:w="90" w:type="dxa"/>
+              <w:top w:w="55" w:type="dxa"/>
+              <w:start w:w="70" w:type="dxa"/>
+              <w:bottom w:w="55" w:type="dxa"/>
+              <w:end w:w="70" w:type="dxa"/>
             </w:tcMar>
+            <w:vAlign w:val="center"/>
           </w:tcPr>
           <w:p>
             <w:pPr>
-              <w:spacing w:after="0"/>
+              <w:keepNext w:val="0"/>
+              <w:keepLines/>
+              <w:spacing w:after="0" w:before="0" w:line="240" w:lineRule="auto"/>
             </w:pPr>
             <w:r>
               <w:rPr>
@@ -601,17 +660,20 @@
         </w:trPr>
         <w:tc>
           <w:tcPr>
-            <w:tcW w:type="dxa" w:w="3515"/>
+            <w:tcW w:type="dxa" w:w="2621"/>
             <w:tcMar>
-              <w:top w:w="60" w:type="dxa"/>
-              <w:start w:w="90" w:type="dxa"/>
-              <w:bottom w:w="60" w:type="dxa"/>
-              <w:end w:w="90" w:type="dxa"/>
+              <w:top w:w="55" w:type="dxa"/>
+              <w:start w:w="70" w:type="dxa"/>
+              <w:bottom w:w="55" w:type="dxa"/>
+              <w:end w:w="70" w:type="dxa"/>
             </w:tcMar>
+            <w:vAlign w:val="center"/>
           </w:tcPr>
           <w:p>
             <w:pPr>
-              <w:spacing w:after="0"/>
+              <w:keepNext w:val="0"/>
+              <w:keepLines/>
+              <w:spacing w:after="0" w:before="0" w:line="240" w:lineRule="auto"/>
             </w:pPr>
             <w:hyperlink w:anchor="bosched">
               <w:r>
@@ -627,17 +689,20 @@
         </w:tc>
         <w:tc>
           <w:tcPr>
-            <w:tcW w:type="dxa" w:w="6406"/>
+            <w:tcW w:type="dxa" w:w="7979"/>
             <w:tcMar>
-              <w:top w:w="60" w:type="dxa"/>
-              <w:start w:w="90" w:type="dxa"/>
-              <w:bottom w:w="60" w:type="dxa"/>
-              <w:end w:w="90" w:type="dxa"/>
+              <w:top w:w="55" w:type="dxa"/>
+              <w:start w:w="70" w:type="dxa"/>
+              <w:bottom w:w="55" w:type="dxa"/>
+              <w:end w:w="70" w:type="dxa"/>
             </w:tcMar>
+            <w:vAlign w:val="center"/>
           </w:tcPr>
           <w:p>
             <w:pPr>
-              <w:spacing w:after="0"/>
+              <w:keepNext w:val="0"/>
+              <w:keepLines/>
+              <w:spacing w:after="0" w:before="0" w:line="240" w:lineRule="auto"/>
             </w:pPr>
             <w:r>
               <w:rPr>
@@ -656,17 +721,20 @@
         </w:trPr>
         <w:tc>
           <w:tcPr>
-            <w:tcW w:type="dxa" w:w="3515"/>
+            <w:tcW w:type="dxa" w:w="2621"/>
             <w:tcMar>
-              <w:top w:w="60" w:type="dxa"/>
-              <w:start w:w="90" w:type="dxa"/>
-              <w:bottom w:w="60" w:type="dxa"/>
-              <w:end w:w="90" w:type="dxa"/>
+              <w:top w:w="55" w:type="dxa"/>
+              <w:start w:w="70" w:type="dxa"/>
+              <w:bottom w:w="55" w:type="dxa"/>
+              <w:end w:w="70" w:type="dxa"/>
             </w:tcMar>
+            <w:vAlign w:val="center"/>
           </w:tcPr>
           <w:p>
             <w:pPr>
-              <w:spacing w:after="0"/>
+              <w:keepNext w:val="0"/>
+              <w:keepLines/>
+              <w:spacing w:after="0" w:before="0" w:line="240" w:lineRule="auto"/>
             </w:pPr>
             <w:hyperlink w:anchor="bocenter">
               <w:r>
@@ -682,17 +750,20 @@
         </w:tc>
         <w:tc>
           <w:tcPr>
-            <w:tcW w:type="dxa" w:w="6406"/>
+            <w:tcW w:type="dxa" w:w="7979"/>
             <w:tcMar>
-              <w:top w:w="60" w:type="dxa"/>
-              <w:start w:w="90" w:type="dxa"/>
-              <w:bottom w:w="60" w:type="dxa"/>
-              <w:end w:w="90" w:type="dxa"/>
+              <w:top w:w="55" w:type="dxa"/>
+              <w:start w:w="70" w:type="dxa"/>
+              <w:bottom w:w="55" w:type="dxa"/>
+              <w:end w:w="70" w:type="dxa"/>
             </w:tcMar>
+            <w:vAlign w:val="center"/>
           </w:tcPr>
           <w:p>
             <w:pPr>
-              <w:spacing w:after="0"/>
+              <w:keepNext w:val="0"/>
+              <w:keepLines/>
+              <w:spacing w:after="0" w:before="0" w:line="240" w:lineRule="auto"/>
             </w:pPr>
             <w:r>
               <w:rPr>
@@ -711,17 +782,20 @@
         </w:trPr>
         <w:tc>
           <w:tcPr>
-            <w:tcW w:type="dxa" w:w="3515"/>
+            <w:tcW w:type="dxa" w:w="2621"/>
             <w:tcMar>
-              <w:top w:w="60" w:type="dxa"/>
-              <w:start w:w="90" w:type="dxa"/>
-              <w:bottom w:w="60" w:type="dxa"/>
-              <w:end w:w="90" w:type="dxa"/>
+              <w:top w:w="55" w:type="dxa"/>
+              <w:start w:w="70" w:type="dxa"/>
+              <w:bottom w:w="55" w:type="dxa"/>
+              <w:end w:w="70" w:type="dxa"/>
             </w:tcMar>
+            <w:vAlign w:val="center"/>
           </w:tcPr>
           <w:p>
             <w:pPr>
-              <w:spacing w:after="0"/>
+              <w:keepNext w:val="0"/>
+              <w:keepLines/>
+              <w:spacing w:after="0" w:before="0" w:line="240" w:lineRule="auto"/>
             </w:pPr>
             <w:hyperlink w:anchor="borun">
               <w:r>
@@ -737,17 +811,20 @@
         </w:tc>
         <w:tc>
           <w:tcPr>
-            <w:tcW w:type="dxa" w:w="6406"/>
+            <w:tcW w:type="dxa" w:w="7979"/>
             <w:tcMar>
-              <w:top w:w="60" w:type="dxa"/>
-              <w:start w:w="90" w:type="dxa"/>
-              <w:bottom w:w="60" w:type="dxa"/>
-              <w:end w:w="90" w:type="dxa"/>
+              <w:top w:w="55" w:type="dxa"/>
+              <w:start w:w="70" w:type="dxa"/>
+              <w:bottom w:w="55" w:type="dxa"/>
+              <w:end w:w="70" w:type="dxa"/>
             </w:tcMar>
+            <w:vAlign w:val="center"/>
           </w:tcPr>
           <w:p>
             <w:pPr>
-              <w:spacing w:after="0"/>
+              <w:keepNext w:val="0"/>
+              <w:keepLines/>
+              <w:spacing w:after="0" w:before="0" w:line="240" w:lineRule="auto"/>
             </w:pPr>
             <w:r>
               <w:rPr>
@@ -770,8 +847,9 @@
       <w:bookmarkStart w:id="149" w:name="bomap"/>
       <w:pPr>
         <w:pStyle w:val="Heading1"/>
-        <w:keepNext w:val="1"/>
+        <w:keepNext/>
         <w:keepLines/>
+        <w:spacing w:before="220" w:after="80"/>
       </w:pPr>
       <w:bookmarkEnd w:id="149"/>
       <w:r>
@@ -786,9 +864,9 @@
     </w:p>
     <w:p>
       <w:pPr>
-        <w:spacing w:after="120"/>
-        <w:keepNext w:val="1"/>
-        <w:keepLines/>
+        <w:spacing w:after="40"/>
+        <w:keepNext w:val="0"/>
+        <w:keepLines w:val="0"/>
       </w:pPr>
       <w:hyperlink w:anchor="TOC">
         <w:r>
@@ -802,16 +880,16 @@
     </w:p>
     <w:tbl>
       <w:tblPr>
-        <w:tblW w:type="auto" w:w="0"/>
+        <w:tblW w:type="dxa" w:w="10601"/>
         <w:jc w:val="center"/>
         <w:tblLayout w:type="fixed"/>
         <w:tblLook w:firstColumn="1" w:firstRow="1" w:lastColumn="0" w:lastRow="0" w:noHBand="0" w:noVBand="1" w:val="04A0"/>
       </w:tblPr>
       <w:tblGrid>
-        <w:gridCol w:w="2381"/>
-        <w:gridCol w:w="2948"/>
-        <w:gridCol w:w="3175"/>
-        <w:gridCol w:w="1020"/>
+        <w:gridCol w:w="2650"/>
+        <w:gridCol w:w="2650"/>
+        <w:gridCol w:w="2650"/>
+        <w:gridCol w:w="2650"/>
       </w:tblGrid>
       <w:tr>
         <w:trPr>
@@ -820,18 +898,21 @@
         </w:trPr>
         <w:tc>
           <w:tcPr>
-            <w:tcW w:type="dxa" w:w="2381"/>
+            <w:tcW w:type="dxa" w:w="2650"/>
             <w:shd w:fill="18233D"/>
             <w:tcMar>
-              <w:top w:w="70" w:type="dxa"/>
-              <w:start w:w="90" w:type="dxa"/>
-              <w:bottom w:w="70" w:type="dxa"/>
-              <w:end w:w="90" w:type="dxa"/>
+              <w:top w:w="55" w:type="dxa"/>
+              <w:start w:w="70" w:type="dxa"/>
+              <w:bottom w:w="55" w:type="dxa"/>
+              <w:end w:w="70" w:type="dxa"/>
             </w:tcMar>
             <w:vAlign w:val="center"/>
           </w:tcPr>
           <w:p>
             <w:pPr>
+              <w:keepNext w:val="0"/>
+              <w:keepLines/>
+              <w:spacing w:before="0" w:after="0" w:line="240" w:lineRule="auto"/>
               <w:jc w:val="center"/>
             </w:pPr>
             <w:r>
@@ -847,18 +928,21 @@
         </w:tc>
         <w:tc>
           <w:tcPr>
-            <w:tcW w:type="dxa" w:w="2948"/>
+            <w:tcW w:type="dxa" w:w="2650"/>
             <w:shd w:fill="18233D"/>
             <w:tcMar>
-              <w:top w:w="70" w:type="dxa"/>
-              <w:start w:w="90" w:type="dxa"/>
-              <w:bottom w:w="70" w:type="dxa"/>
-              <w:end w:w="90" w:type="dxa"/>
+              <w:top w:w="55" w:type="dxa"/>
+              <w:start w:w="70" w:type="dxa"/>
+              <w:bottom w:w="55" w:type="dxa"/>
+              <w:end w:w="70" w:type="dxa"/>
             </w:tcMar>
             <w:vAlign w:val="center"/>
           </w:tcPr>
           <w:p>
             <w:pPr>
+              <w:keepNext w:val="0"/>
+              <w:keepLines/>
+              <w:spacing w:before="0" w:after="0" w:line="240" w:lineRule="auto"/>
               <w:jc w:val="center"/>
             </w:pPr>
             <w:r>
@@ -874,18 +958,21 @@
         </w:tc>
         <w:tc>
           <w:tcPr>
-            <w:tcW w:type="dxa" w:w="3175"/>
+            <w:tcW w:type="dxa" w:w="2650"/>
             <w:shd w:fill="18233D"/>
             <w:tcMar>
-              <w:top w:w="70" w:type="dxa"/>
-              <w:start w:w="90" w:type="dxa"/>
-              <w:bottom w:w="70" w:type="dxa"/>
-              <w:end w:w="90" w:type="dxa"/>
+              <w:top w:w="55" w:type="dxa"/>
+              <w:start w:w="70" w:type="dxa"/>
+              <w:bottom w:w="55" w:type="dxa"/>
+              <w:end w:w="70" w:type="dxa"/>
             </w:tcMar>
             <w:vAlign w:val="center"/>
           </w:tcPr>
           <w:p>
             <w:pPr>
+              <w:keepNext w:val="0"/>
+              <w:keepLines/>
+              <w:spacing w:before="0" w:after="0" w:line="240" w:lineRule="auto"/>
               <w:jc w:val="center"/>
             </w:pPr>
             <w:r>
@@ -901,18 +988,21 @@
         </w:tc>
         <w:tc>
           <w:tcPr>
-            <w:tcW w:type="dxa" w:w="1020"/>
+            <w:tcW w:type="dxa" w:w="2650"/>
             <w:shd w:fill="18233D"/>
             <w:tcMar>
-              <w:top w:w="70" w:type="dxa"/>
-              <w:start w:w="90" w:type="dxa"/>
-              <w:bottom w:w="70" w:type="dxa"/>
-              <w:end w:w="90" w:type="dxa"/>
+              <w:top w:w="55" w:type="dxa"/>
+              <w:start w:w="70" w:type="dxa"/>
+              <w:bottom w:w="55" w:type="dxa"/>
+              <w:end w:w="70" w:type="dxa"/>
             </w:tcMar>
             <w:vAlign w:val="center"/>
           </w:tcPr>
           <w:p>
             <w:pPr>
+              <w:keepNext w:val="0"/>
+              <w:keepLines/>
+              <w:spacing w:before="0" w:after="0" w:line="240" w:lineRule="auto"/>
               <w:jc w:val="center"/>
             </w:pPr>
             <w:r>
@@ -933,18 +1023,20 @@
         </w:trPr>
         <w:tc>
           <w:tcPr>
-            <w:tcW w:type="dxa" w:w="2381"/>
+            <w:tcW w:type="dxa" w:w="2650"/>
             <w:tcMar>
-              <w:top w:w="60" w:type="dxa"/>
-              <w:start w:w="80" w:type="dxa"/>
-              <w:bottom w:w="60" w:type="dxa"/>
-              <w:end w:w="80" w:type="dxa"/>
+              <w:top w:w="55" w:type="dxa"/>
+              <w:start w:w="70" w:type="dxa"/>
+              <w:bottom w:w="55" w:type="dxa"/>
+              <w:end w:w="70" w:type="dxa"/>
             </w:tcMar>
             <w:vAlign w:val="center"/>
           </w:tcPr>
           <w:p>
             <w:pPr>
-              <w:spacing w:after="0"/>
+              <w:keepNext w:val="0"/>
+              <w:keepLines/>
+              <w:spacing w:after="0" w:before="0" w:line="240" w:lineRule="auto"/>
             </w:pPr>
             <w:r>
               <w:rPr>
@@ -958,18 +1050,20 @@
         </w:tc>
         <w:tc>
           <w:tcPr>
-            <w:tcW w:type="dxa" w:w="2948"/>
+            <w:tcW w:type="dxa" w:w="2650"/>
             <w:tcMar>
-              <w:top w:w="60" w:type="dxa"/>
-              <w:start w:w="80" w:type="dxa"/>
-              <w:bottom w:w="60" w:type="dxa"/>
-              <w:end w:w="80" w:type="dxa"/>
+              <w:top w:w="55" w:type="dxa"/>
+              <w:start w:w="70" w:type="dxa"/>
+              <w:bottom w:w="55" w:type="dxa"/>
+              <w:end w:w="70" w:type="dxa"/>
             </w:tcMar>
             <w:vAlign w:val="center"/>
           </w:tcPr>
           <w:p>
             <w:pPr>
-              <w:spacing w:after="0"/>
+              <w:keepNext w:val="0"/>
+              <w:keepLines/>
+              <w:spacing w:after="0" w:before="0" w:line="240" w:lineRule="auto"/>
             </w:pPr>
             <w:r>
               <w:rPr>
@@ -983,18 +1077,20 @@
         </w:tc>
         <w:tc>
           <w:tcPr>
-            <w:tcW w:type="dxa" w:w="3175"/>
+            <w:tcW w:type="dxa" w:w="2650"/>
             <w:tcMar>
-              <w:top w:w="60" w:type="dxa"/>
-              <w:start w:w="80" w:type="dxa"/>
-              <w:bottom w:w="60" w:type="dxa"/>
-              <w:end w:w="80" w:type="dxa"/>
+              <w:top w:w="55" w:type="dxa"/>
+              <w:start w:w="70" w:type="dxa"/>
+              <w:bottom w:w="55" w:type="dxa"/>
+              <w:end w:w="70" w:type="dxa"/>
             </w:tcMar>
             <w:vAlign w:val="center"/>
           </w:tcPr>
           <w:p>
             <w:pPr>
-              <w:spacing w:after="0"/>
+              <w:keepNext w:val="0"/>
+              <w:keepLines/>
+              <w:spacing w:after="0" w:before="0" w:line="240" w:lineRule="auto"/>
             </w:pPr>
             <w:r>
               <w:rPr>
@@ -1008,18 +1104,20 @@
         </w:tc>
         <w:tc>
           <w:tcPr>
-            <w:tcW w:type="dxa" w:w="1020"/>
+            <w:tcW w:type="dxa" w:w="2650"/>
             <w:tcMar>
-              <w:top w:w="60" w:type="dxa"/>
-              <w:start w:w="80" w:type="dxa"/>
-              <w:bottom w:w="60" w:type="dxa"/>
-              <w:end w:w="80" w:type="dxa"/>
+              <w:top w:w="55" w:type="dxa"/>
+              <w:start w:w="70" w:type="dxa"/>
+              <w:bottom w:w="55" w:type="dxa"/>
+              <w:end w:w="70" w:type="dxa"/>
             </w:tcMar>
             <w:vAlign w:val="center"/>
           </w:tcPr>
           <w:p>
             <w:pPr>
-              <w:spacing w:after="0"/>
+              <w:keepNext w:val="0"/>
+              <w:keepLines/>
+              <w:spacing w:after="0" w:before="0" w:line="240" w:lineRule="auto"/>
             </w:pPr>
             <w:r>
               <w:rPr>
@@ -1038,19 +1136,21 @@
         </w:trPr>
         <w:tc>
           <w:tcPr>
-            <w:tcW w:type="dxa" w:w="2381"/>
+            <w:tcW w:type="dxa" w:w="2650"/>
             <w:tcMar>
-              <w:top w:w="60" w:type="dxa"/>
-              <w:start w:w="80" w:type="dxa"/>
-              <w:bottom w:w="60" w:type="dxa"/>
-              <w:end w:w="80" w:type="dxa"/>
+              <w:top w:w="55" w:type="dxa"/>
+              <w:start w:w="70" w:type="dxa"/>
+              <w:bottom w:w="55" w:type="dxa"/>
+              <w:end w:w="70" w:type="dxa"/>
             </w:tcMar>
             <w:vAlign w:val="center"/>
             <w:shd w:fill="FBFCFE"/>
           </w:tcPr>
           <w:p>
             <w:pPr>
-              <w:spacing w:after="0"/>
+              <w:keepNext w:val="0"/>
+              <w:keepLines/>
+              <w:spacing w:after="0" w:before="0" w:line="240" w:lineRule="auto"/>
             </w:pPr>
             <w:r>
               <w:rPr>
@@ -1064,19 +1164,21 @@
         </w:tc>
         <w:tc>
           <w:tcPr>
-            <w:tcW w:type="dxa" w:w="2948"/>
+            <w:tcW w:type="dxa" w:w="2650"/>
             <w:tcMar>
-              <w:top w:w="60" w:type="dxa"/>
-              <w:start w:w="80" w:type="dxa"/>
-              <w:bottom w:w="60" w:type="dxa"/>
-              <w:end w:w="80" w:type="dxa"/>
+              <w:top w:w="55" w:type="dxa"/>
+              <w:start w:w="70" w:type="dxa"/>
+              <w:bottom w:w="55" w:type="dxa"/>
+              <w:end w:w="70" w:type="dxa"/>
             </w:tcMar>
             <w:vAlign w:val="center"/>
             <w:shd w:fill="FBFCFE"/>
           </w:tcPr>
           <w:p>
             <w:pPr>
-              <w:spacing w:after="0"/>
+              <w:keepNext w:val="0"/>
+              <w:keepLines/>
+              <w:spacing w:after="0" w:before="0" w:line="240" w:lineRule="auto"/>
             </w:pPr>
             <w:r>
               <w:rPr>
@@ -1090,19 +1192,21 @@
         </w:tc>
         <w:tc>
           <w:tcPr>
-            <w:tcW w:type="dxa" w:w="3175"/>
+            <w:tcW w:type="dxa" w:w="2650"/>
             <w:tcMar>
-              <w:top w:w="60" w:type="dxa"/>
-              <w:start w:w="80" w:type="dxa"/>
-              <w:bottom w:w="60" w:type="dxa"/>
-              <w:end w:w="80" w:type="dxa"/>
+              <w:top w:w="55" w:type="dxa"/>
+              <w:start w:w="70" w:type="dxa"/>
+              <w:bottom w:w="55" w:type="dxa"/>
+              <w:end w:w="70" w:type="dxa"/>
             </w:tcMar>
             <w:vAlign w:val="center"/>
             <w:shd w:fill="FBFCFE"/>
           </w:tcPr>
           <w:p>
             <w:pPr>
-              <w:spacing w:after="0"/>
+              <w:keepNext w:val="0"/>
+              <w:keepLines/>
+              <w:spacing w:after="0" w:before="0" w:line="240" w:lineRule="auto"/>
             </w:pPr>
             <w:r>
               <w:rPr>
@@ -1116,19 +1220,21 @@
         </w:tc>
         <w:tc>
           <w:tcPr>
-            <w:tcW w:type="dxa" w:w="1020"/>
+            <w:tcW w:type="dxa" w:w="2650"/>
             <w:tcMar>
-              <w:top w:w="60" w:type="dxa"/>
-              <w:start w:w="80" w:type="dxa"/>
-              <w:bottom w:w="60" w:type="dxa"/>
-              <w:end w:w="80" w:type="dxa"/>
+              <w:top w:w="55" w:type="dxa"/>
+              <w:start w:w="70" w:type="dxa"/>
+              <w:bottom w:w="55" w:type="dxa"/>
+              <w:end w:w="70" w:type="dxa"/>
             </w:tcMar>
             <w:vAlign w:val="center"/>
             <w:shd w:fill="FBFCFE"/>
           </w:tcPr>
           <w:p>
             <w:pPr>
-              <w:spacing w:after="0"/>
+              <w:keepNext w:val="0"/>
+              <w:keepLines/>
+              <w:spacing w:after="0" w:before="0" w:line="240" w:lineRule="auto"/>
             </w:pPr>
             <w:r>
               <w:rPr>
@@ -1147,18 +1253,20 @@
         </w:trPr>
         <w:tc>
           <w:tcPr>
-            <w:tcW w:type="dxa" w:w="2381"/>
+            <w:tcW w:type="dxa" w:w="2650"/>
             <w:tcMar>
-              <w:top w:w="60" w:type="dxa"/>
-              <w:start w:w="80" w:type="dxa"/>
-              <w:bottom w:w="60" w:type="dxa"/>
-              <w:end w:w="80" w:type="dxa"/>
+              <w:top w:w="55" w:type="dxa"/>
+              <w:start w:w="70" w:type="dxa"/>
+              <w:bottom w:w="55" w:type="dxa"/>
+              <w:end w:w="70" w:type="dxa"/>
             </w:tcMar>
             <w:vAlign w:val="center"/>
           </w:tcPr>
           <w:p>
             <w:pPr>
-              <w:spacing w:after="0"/>
+              <w:keepNext w:val="0"/>
+              <w:keepLines/>
+              <w:spacing w:after="0" w:before="0" w:line="240" w:lineRule="auto"/>
             </w:pPr>
             <w:r>
               <w:rPr>
@@ -1172,18 +1280,20 @@
         </w:tc>
         <w:tc>
           <w:tcPr>
-            <w:tcW w:type="dxa" w:w="2948"/>
+            <w:tcW w:type="dxa" w:w="2650"/>
             <w:tcMar>
-              <w:top w:w="60" w:type="dxa"/>
-              <w:start w:w="80" w:type="dxa"/>
-              <w:bottom w:w="60" w:type="dxa"/>
-              <w:end w:w="80" w:type="dxa"/>
+              <w:top w:w="55" w:type="dxa"/>
+              <w:start w:w="70" w:type="dxa"/>
+              <w:bottom w:w="55" w:type="dxa"/>
+              <w:end w:w="70" w:type="dxa"/>
             </w:tcMar>
             <w:vAlign w:val="center"/>
           </w:tcPr>
           <w:p>
             <w:pPr>
-              <w:spacing w:after="0"/>
+              <w:keepNext w:val="0"/>
+              <w:keepLines/>
+              <w:spacing w:after="0" w:before="0" w:line="240" w:lineRule="auto"/>
             </w:pPr>
             <w:r>
               <w:rPr>
@@ -1197,18 +1307,20 @@
         </w:tc>
         <w:tc>
           <w:tcPr>
-            <w:tcW w:type="dxa" w:w="3175"/>
+            <w:tcW w:type="dxa" w:w="2650"/>
             <w:tcMar>
-              <w:top w:w="60" w:type="dxa"/>
-              <w:start w:w="80" w:type="dxa"/>
-              <w:bottom w:w="60" w:type="dxa"/>
-              <w:end w:w="80" w:type="dxa"/>
+              <w:top w:w="55" w:type="dxa"/>
+              <w:start w:w="70" w:type="dxa"/>
+              <w:bottom w:w="55" w:type="dxa"/>
+              <w:end w:w="70" w:type="dxa"/>
             </w:tcMar>
             <w:vAlign w:val="center"/>
           </w:tcPr>
           <w:p>
             <w:pPr>
-              <w:spacing w:after="0"/>
+              <w:keepNext w:val="0"/>
+              <w:keepLines/>
+              <w:spacing w:after="0" w:before="0" w:line="240" w:lineRule="auto"/>
             </w:pPr>
             <w:r>
               <w:rPr>
@@ -1222,18 +1334,20 @@
         </w:tc>
         <w:tc>
           <w:tcPr>
-            <w:tcW w:type="dxa" w:w="1020"/>
+            <w:tcW w:type="dxa" w:w="2650"/>
             <w:tcMar>
-              <w:top w:w="60" w:type="dxa"/>
-              <w:start w:w="80" w:type="dxa"/>
-              <w:bottom w:w="60" w:type="dxa"/>
-              <w:end w:w="80" w:type="dxa"/>
+              <w:top w:w="55" w:type="dxa"/>
+              <w:start w:w="70" w:type="dxa"/>
+              <w:bottom w:w="55" w:type="dxa"/>
+              <w:end w:w="70" w:type="dxa"/>
             </w:tcMar>
             <w:vAlign w:val="center"/>
           </w:tcPr>
           <w:p>
             <w:pPr>
-              <w:spacing w:after="0"/>
+              <w:keepNext w:val="0"/>
+              <w:keepLines/>
+              <w:spacing w:after="0" w:before="0" w:line="240" w:lineRule="auto"/>
             </w:pPr>
             <w:r>
               <w:rPr>
@@ -1252,19 +1366,21 @@
         </w:trPr>
         <w:tc>
           <w:tcPr>
-            <w:tcW w:type="dxa" w:w="2381"/>
+            <w:tcW w:type="dxa" w:w="2650"/>
             <w:tcMar>
-              <w:top w:w="60" w:type="dxa"/>
-              <w:start w:w="80" w:type="dxa"/>
-              <w:bottom w:w="60" w:type="dxa"/>
-              <w:end w:w="80" w:type="dxa"/>
+              <w:top w:w="55" w:type="dxa"/>
+              <w:start w:w="70" w:type="dxa"/>
+              <w:bottom w:w="55" w:type="dxa"/>
+              <w:end w:w="70" w:type="dxa"/>
             </w:tcMar>
             <w:vAlign w:val="center"/>
             <w:shd w:fill="FBFCFE"/>
           </w:tcPr>
           <w:p>
             <w:pPr>
-              <w:spacing w:after="0"/>
+              <w:keepNext w:val="0"/>
+              <w:keepLines/>
+              <w:spacing w:after="0" w:before="0" w:line="240" w:lineRule="auto"/>
             </w:pPr>
             <w:r>
               <w:rPr>
@@ -1278,19 +1394,21 @@
         </w:tc>
         <w:tc>
           <w:tcPr>
-            <w:tcW w:type="dxa" w:w="2948"/>
+            <w:tcW w:type="dxa" w:w="2650"/>
             <w:tcMar>
-              <w:top w:w="60" w:type="dxa"/>
-              <w:start w:w="80" w:type="dxa"/>
-              <w:bottom w:w="60" w:type="dxa"/>
-              <w:end w:w="80" w:type="dxa"/>
+              <w:top w:w="55" w:type="dxa"/>
+              <w:start w:w="70" w:type="dxa"/>
+              <w:bottom w:w="55" w:type="dxa"/>
+              <w:end w:w="70" w:type="dxa"/>
             </w:tcMar>
             <w:vAlign w:val="center"/>
             <w:shd w:fill="FBFCFE"/>
           </w:tcPr>
           <w:p>
             <w:pPr>
-              <w:spacing w:after="0"/>
+              <w:keepNext w:val="0"/>
+              <w:keepLines/>
+              <w:spacing w:after="0" w:before="0" w:line="240" w:lineRule="auto"/>
             </w:pPr>
             <w:r>
               <w:rPr>
@@ -1304,19 +1422,21 @@
         </w:tc>
         <w:tc>
           <w:tcPr>
-            <w:tcW w:type="dxa" w:w="3175"/>
+            <w:tcW w:type="dxa" w:w="2650"/>
             <w:tcMar>
-              <w:top w:w="60" w:type="dxa"/>
-              <w:start w:w="80" w:type="dxa"/>
-              <w:bottom w:w="60" w:type="dxa"/>
-              <w:end w:w="80" w:type="dxa"/>
+              <w:top w:w="55" w:type="dxa"/>
+              <w:start w:w="70" w:type="dxa"/>
+              <w:bottom w:w="55" w:type="dxa"/>
+              <w:end w:w="70" w:type="dxa"/>
             </w:tcMar>
             <w:vAlign w:val="center"/>
             <w:shd w:fill="FBFCFE"/>
           </w:tcPr>
           <w:p>
             <w:pPr>
-              <w:spacing w:after="0"/>
+              <w:keepNext w:val="0"/>
+              <w:keepLines/>
+              <w:spacing w:after="0" w:before="0" w:line="240" w:lineRule="auto"/>
             </w:pPr>
             <w:r>
               <w:rPr>
@@ -1330,19 +1450,21 @@
         </w:tc>
         <w:tc>
           <w:tcPr>
-            <w:tcW w:type="dxa" w:w="1020"/>
+            <w:tcW w:type="dxa" w:w="2650"/>
             <w:tcMar>
-              <w:top w:w="60" w:type="dxa"/>
-              <w:start w:w="80" w:type="dxa"/>
-              <w:bottom w:w="60" w:type="dxa"/>
-              <w:end w:w="80" w:type="dxa"/>
+              <w:top w:w="55" w:type="dxa"/>
+              <w:start w:w="70" w:type="dxa"/>
+              <w:bottom w:w="55" w:type="dxa"/>
+              <w:end w:w="70" w:type="dxa"/>
             </w:tcMar>
             <w:vAlign w:val="center"/>
             <w:shd w:fill="FBFCFE"/>
           </w:tcPr>
           <w:p>
             <w:pPr>
-              <w:spacing w:after="0"/>
+              <w:keepNext w:val="0"/>
+              <w:keepLines/>
+              <w:spacing w:after="0" w:before="0" w:line="240" w:lineRule="auto"/>
             </w:pPr>
             <w:r>
               <w:rPr>
@@ -1361,18 +1483,20 @@
         </w:trPr>
         <w:tc>
           <w:tcPr>
-            <w:tcW w:type="dxa" w:w="2381"/>
+            <w:tcW w:type="dxa" w:w="2650"/>
             <w:tcMar>
-              <w:top w:w="60" w:type="dxa"/>
-              <w:start w:w="80" w:type="dxa"/>
-              <w:bottom w:w="60" w:type="dxa"/>
-              <w:end w:w="80" w:type="dxa"/>
+              <w:top w:w="55" w:type="dxa"/>
+              <w:start w:w="70" w:type="dxa"/>
+              <w:bottom w:w="55" w:type="dxa"/>
+              <w:end w:w="70" w:type="dxa"/>
             </w:tcMar>
             <w:vAlign w:val="center"/>
           </w:tcPr>
           <w:p>
             <w:pPr>
-              <w:spacing w:after="0"/>
+              <w:keepNext w:val="0"/>
+              <w:keepLines/>
+              <w:spacing w:after="0" w:before="0" w:line="240" w:lineRule="auto"/>
             </w:pPr>
             <w:r>
               <w:rPr>
@@ -1386,18 +1510,20 @@
         </w:tc>
         <w:tc>
           <w:tcPr>
-            <w:tcW w:type="dxa" w:w="2948"/>
+            <w:tcW w:type="dxa" w:w="2650"/>
             <w:tcMar>
-              <w:top w:w="60" w:type="dxa"/>
-              <w:start w:w="80" w:type="dxa"/>
-              <w:bottom w:w="60" w:type="dxa"/>
-              <w:end w:w="80" w:type="dxa"/>
+              <w:top w:w="55" w:type="dxa"/>
+              <w:start w:w="70" w:type="dxa"/>
+              <w:bottom w:w="55" w:type="dxa"/>
+              <w:end w:w="70" w:type="dxa"/>
             </w:tcMar>
             <w:vAlign w:val="center"/>
           </w:tcPr>
           <w:p>
             <w:pPr>
-              <w:spacing w:after="0"/>
+              <w:keepNext w:val="0"/>
+              <w:keepLines/>
+              <w:spacing w:after="0" w:before="0" w:line="240" w:lineRule="auto"/>
             </w:pPr>
             <w:r>
               <w:rPr>
@@ -1411,18 +1537,20 @@
         </w:tc>
         <w:tc>
           <w:tcPr>
-            <w:tcW w:type="dxa" w:w="3175"/>
+            <w:tcW w:type="dxa" w:w="2650"/>
             <w:tcMar>
-              <w:top w:w="60" w:type="dxa"/>
-              <w:start w:w="80" w:type="dxa"/>
-              <w:bottom w:w="60" w:type="dxa"/>
-              <w:end w:w="80" w:type="dxa"/>
+              <w:top w:w="55" w:type="dxa"/>
+              <w:start w:w="70" w:type="dxa"/>
+              <w:bottom w:w="55" w:type="dxa"/>
+              <w:end w:w="70" w:type="dxa"/>
             </w:tcMar>
             <w:vAlign w:val="center"/>
           </w:tcPr>
           <w:p>
             <w:pPr>
-              <w:spacing w:after="0"/>
+              <w:keepNext w:val="0"/>
+              <w:keepLines/>
+              <w:spacing w:after="0" w:before="0" w:line="240" w:lineRule="auto"/>
             </w:pPr>
             <w:r>
               <w:rPr>
@@ -1436,18 +1564,20 @@
         </w:tc>
         <w:tc>
           <w:tcPr>
-            <w:tcW w:type="dxa" w:w="1020"/>
+            <w:tcW w:type="dxa" w:w="2650"/>
             <w:tcMar>
-              <w:top w:w="60" w:type="dxa"/>
-              <w:start w:w="80" w:type="dxa"/>
-              <w:bottom w:w="60" w:type="dxa"/>
-              <w:end w:w="80" w:type="dxa"/>
+              <w:top w:w="55" w:type="dxa"/>
+              <w:start w:w="70" w:type="dxa"/>
+              <w:bottom w:w="55" w:type="dxa"/>
+              <w:end w:w="70" w:type="dxa"/>
             </w:tcMar>
             <w:vAlign w:val="center"/>
           </w:tcPr>
           <w:p>
             <w:pPr>
-              <w:spacing w:after="0"/>
+              <w:keepNext w:val="0"/>
+              <w:keepLines/>
+              <w:spacing w:after="0" w:before="0" w:line="240" w:lineRule="auto"/>
             </w:pPr>
             <w:r>
               <w:rPr>
@@ -1466,19 +1596,21 @@
         </w:trPr>
         <w:tc>
           <w:tcPr>
-            <w:tcW w:type="dxa" w:w="2381"/>
+            <w:tcW w:type="dxa" w:w="2650"/>
             <w:tcMar>
-              <w:top w:w="60" w:type="dxa"/>
-              <w:start w:w="80" w:type="dxa"/>
-              <w:bottom w:w="60" w:type="dxa"/>
-              <w:end w:w="80" w:type="dxa"/>
+              <w:top w:w="55" w:type="dxa"/>
+              <w:start w:w="70" w:type="dxa"/>
+              <w:bottom w:w="55" w:type="dxa"/>
+              <w:end w:w="70" w:type="dxa"/>
             </w:tcMar>
             <w:vAlign w:val="center"/>
             <w:shd w:fill="FBFCFE"/>
           </w:tcPr>
           <w:p>
             <w:pPr>
-              <w:spacing w:after="0"/>
+              <w:keepNext w:val="0"/>
+              <w:keepLines/>
+              <w:spacing w:after="0" w:before="0" w:line="240" w:lineRule="auto"/>
             </w:pPr>
             <w:r>
               <w:rPr>
@@ -1492,19 +1624,21 @@
         </w:tc>
         <w:tc>
           <w:tcPr>
-            <w:tcW w:type="dxa" w:w="2948"/>
+            <w:tcW w:type="dxa" w:w="2650"/>
             <w:tcMar>
-              <w:top w:w="60" w:type="dxa"/>
-              <w:start w:w="80" w:type="dxa"/>
-              <w:bottom w:w="60" w:type="dxa"/>
-              <w:end w:w="80" w:type="dxa"/>
+              <w:top w:w="55" w:type="dxa"/>
+              <w:start w:w="70" w:type="dxa"/>
+              <w:bottom w:w="55" w:type="dxa"/>
+              <w:end w:w="70" w:type="dxa"/>
             </w:tcMar>
             <w:vAlign w:val="center"/>
             <w:shd w:fill="FBFCFE"/>
           </w:tcPr>
           <w:p>
             <w:pPr>
-              <w:spacing w:after="0"/>
+              <w:keepNext w:val="0"/>
+              <w:keepLines/>
+              <w:spacing w:after="0" w:before="0" w:line="240" w:lineRule="auto"/>
             </w:pPr>
             <w:r>
               <w:rPr>
@@ -1518,19 +1652,21 @@
         </w:tc>
         <w:tc>
           <w:tcPr>
-            <w:tcW w:type="dxa" w:w="3175"/>
+            <w:tcW w:type="dxa" w:w="2650"/>
             <w:tcMar>
-              <w:top w:w="60" w:type="dxa"/>
-              <w:start w:w="80" w:type="dxa"/>
-              <w:bottom w:w="60" w:type="dxa"/>
-              <w:end w:w="80" w:type="dxa"/>
+              <w:top w:w="55" w:type="dxa"/>
+              <w:start w:w="70" w:type="dxa"/>
+              <w:bottom w:w="55" w:type="dxa"/>
+              <w:end w:w="70" w:type="dxa"/>
             </w:tcMar>
             <w:vAlign w:val="center"/>
             <w:shd w:fill="FBFCFE"/>
           </w:tcPr>
           <w:p>
             <w:pPr>
-              <w:spacing w:after="0"/>
+              <w:keepNext w:val="0"/>
+              <w:keepLines/>
+              <w:spacing w:after="0" w:before="0" w:line="240" w:lineRule="auto"/>
             </w:pPr>
             <w:r>
               <w:rPr>
@@ -1544,19 +1680,21 @@
         </w:tc>
         <w:tc>
           <w:tcPr>
-            <w:tcW w:type="dxa" w:w="1020"/>
+            <w:tcW w:type="dxa" w:w="2650"/>
             <w:tcMar>
-              <w:top w:w="60" w:type="dxa"/>
-              <w:start w:w="80" w:type="dxa"/>
-              <w:bottom w:w="60" w:type="dxa"/>
-              <w:end w:w="80" w:type="dxa"/>
+              <w:top w:w="55" w:type="dxa"/>
+              <w:start w:w="70" w:type="dxa"/>
+              <w:bottom w:w="55" w:type="dxa"/>
+              <w:end w:w="70" w:type="dxa"/>
             </w:tcMar>
             <w:vAlign w:val="center"/>
             <w:shd w:fill="FBFCFE"/>
           </w:tcPr>
           <w:p>
             <w:pPr>
-              <w:spacing w:after="0"/>
+              <w:keepNext w:val="0"/>
+              <w:keepLines/>
+              <w:spacing w:after="0" w:before="0" w:line="240" w:lineRule="auto"/>
             </w:pPr>
             <w:r>
               <w:rPr>
@@ -1575,18 +1713,20 @@
         </w:trPr>
         <w:tc>
           <w:tcPr>
-            <w:tcW w:type="dxa" w:w="2381"/>
+            <w:tcW w:type="dxa" w:w="2650"/>
             <w:tcMar>
-              <w:top w:w="60" w:type="dxa"/>
-              <w:start w:w="80" w:type="dxa"/>
-              <w:bottom w:w="60" w:type="dxa"/>
-              <w:end w:w="80" w:type="dxa"/>
+              <w:top w:w="55" w:type="dxa"/>
+              <w:start w:w="70" w:type="dxa"/>
+              <w:bottom w:w="55" w:type="dxa"/>
+              <w:end w:w="70" w:type="dxa"/>
             </w:tcMar>
             <w:vAlign w:val="center"/>
           </w:tcPr>
           <w:p>
             <w:pPr>
-              <w:spacing w:after="0"/>
+              <w:keepNext w:val="0"/>
+              <w:keepLines/>
+              <w:spacing w:after="0" w:before="0" w:line="240" w:lineRule="auto"/>
             </w:pPr>
             <w:r>
               <w:rPr>
@@ -1600,18 +1740,20 @@
         </w:tc>
         <w:tc>
           <w:tcPr>
-            <w:tcW w:type="dxa" w:w="2948"/>
+            <w:tcW w:type="dxa" w:w="2650"/>
             <w:tcMar>
-              <w:top w:w="60" w:type="dxa"/>
-              <w:start w:w="80" w:type="dxa"/>
-              <w:bottom w:w="60" w:type="dxa"/>
-              <w:end w:w="80" w:type="dxa"/>
+              <w:top w:w="55" w:type="dxa"/>
+              <w:start w:w="70" w:type="dxa"/>
+              <w:bottom w:w="55" w:type="dxa"/>
+              <w:end w:w="70" w:type="dxa"/>
             </w:tcMar>
             <w:vAlign w:val="center"/>
           </w:tcPr>
           <w:p>
             <w:pPr>
-              <w:spacing w:after="0"/>
+              <w:keepNext w:val="0"/>
+              <w:keepLines/>
+              <w:spacing w:after="0" w:before="0" w:line="240" w:lineRule="auto"/>
             </w:pPr>
             <w:r>
               <w:rPr>
@@ -1625,18 +1767,20 @@
         </w:tc>
         <w:tc>
           <w:tcPr>
-            <w:tcW w:type="dxa" w:w="3175"/>
+            <w:tcW w:type="dxa" w:w="2650"/>
             <w:tcMar>
-              <w:top w:w="60" w:type="dxa"/>
-              <w:start w:w="80" w:type="dxa"/>
-              <w:bottom w:w="60" w:type="dxa"/>
-              <w:end w:w="80" w:type="dxa"/>
+              <w:top w:w="55" w:type="dxa"/>
+              <w:start w:w="70" w:type="dxa"/>
+              <w:bottom w:w="55" w:type="dxa"/>
+              <w:end w:w="70" w:type="dxa"/>
             </w:tcMar>
             <w:vAlign w:val="center"/>
           </w:tcPr>
           <w:p>
             <w:pPr>
-              <w:spacing w:after="0"/>
+              <w:keepNext w:val="0"/>
+              <w:keepLines/>
+              <w:spacing w:after="0" w:before="0" w:line="240" w:lineRule="auto"/>
             </w:pPr>
             <w:r>
               <w:rPr>
@@ -1650,18 +1794,20 @@
         </w:tc>
         <w:tc>
           <w:tcPr>
-            <w:tcW w:type="dxa" w:w="1020"/>
+            <w:tcW w:type="dxa" w:w="2650"/>
             <w:tcMar>
-              <w:top w:w="60" w:type="dxa"/>
-              <w:start w:w="80" w:type="dxa"/>
-              <w:bottom w:w="60" w:type="dxa"/>
-              <w:end w:w="80" w:type="dxa"/>
+              <w:top w:w="55" w:type="dxa"/>
+              <w:start w:w="70" w:type="dxa"/>
+              <w:bottom w:w="55" w:type="dxa"/>
+              <w:end w:w="70" w:type="dxa"/>
             </w:tcMar>
             <w:vAlign w:val="center"/>
           </w:tcPr>
           <w:p>
             <w:pPr>
-              <w:spacing w:after="0"/>
+              <w:keepNext w:val="0"/>
+              <w:keepLines/>
+              <w:spacing w:after="0" w:before="0" w:line="240" w:lineRule="auto"/>
             </w:pPr>
             <w:r>
               <w:rPr>
@@ -1680,19 +1826,21 @@
         </w:trPr>
         <w:tc>
           <w:tcPr>
-            <w:tcW w:type="dxa" w:w="2381"/>
+            <w:tcW w:type="dxa" w:w="2650"/>
             <w:tcMar>
-              <w:top w:w="60" w:type="dxa"/>
-              <w:start w:w="80" w:type="dxa"/>
-              <w:bottom w:w="60" w:type="dxa"/>
-              <w:end w:w="80" w:type="dxa"/>
+              <w:top w:w="55" w:type="dxa"/>
+              <w:start w:w="70" w:type="dxa"/>
+              <w:bottom w:w="55" w:type="dxa"/>
+              <w:end w:w="70" w:type="dxa"/>
             </w:tcMar>
             <w:vAlign w:val="center"/>
             <w:shd w:fill="FBFCFE"/>
           </w:tcPr>
           <w:p>
             <w:pPr>
-              <w:spacing w:after="0"/>
+              <w:keepNext w:val="0"/>
+              <w:keepLines/>
+              <w:spacing w:after="0" w:before="0" w:line="240" w:lineRule="auto"/>
             </w:pPr>
             <w:r>
               <w:rPr>
@@ -1706,19 +1854,21 @@
         </w:tc>
         <w:tc>
           <w:tcPr>
-            <w:tcW w:type="dxa" w:w="2948"/>
+            <w:tcW w:type="dxa" w:w="2650"/>
             <w:tcMar>
-              <w:top w:w="60" w:type="dxa"/>
-              <w:start w:w="80" w:type="dxa"/>
-              <w:bottom w:w="60" w:type="dxa"/>
-              <w:end w:w="80" w:type="dxa"/>
+              <w:top w:w="55" w:type="dxa"/>
+              <w:start w:w="70" w:type="dxa"/>
+              <w:bottom w:w="55" w:type="dxa"/>
+              <w:end w:w="70" w:type="dxa"/>
             </w:tcMar>
             <w:vAlign w:val="center"/>
             <w:shd w:fill="FBFCFE"/>
           </w:tcPr>
           <w:p>
             <w:pPr>
-              <w:spacing w:after="0"/>
+              <w:keepNext w:val="0"/>
+              <w:keepLines/>
+              <w:spacing w:after="0" w:before="0" w:line="240" w:lineRule="auto"/>
             </w:pPr>
             <w:r>
               <w:rPr>
@@ -1732,19 +1882,21 @@
         </w:tc>
         <w:tc>
           <w:tcPr>
-            <w:tcW w:type="dxa" w:w="3175"/>
+            <w:tcW w:type="dxa" w:w="2650"/>
             <w:tcMar>
-              <w:top w:w="60" w:type="dxa"/>
-              <w:start w:w="80" w:type="dxa"/>
-              <w:bottom w:w="60" w:type="dxa"/>
-              <w:end w:w="80" w:type="dxa"/>
+              <w:top w:w="55" w:type="dxa"/>
+              <w:start w:w="70" w:type="dxa"/>
+              <w:bottom w:w="55" w:type="dxa"/>
+              <w:end w:w="70" w:type="dxa"/>
             </w:tcMar>
             <w:vAlign w:val="center"/>
             <w:shd w:fill="FBFCFE"/>
           </w:tcPr>
           <w:p>
             <w:pPr>
-              <w:spacing w:after="0"/>
+              <w:keepNext w:val="0"/>
+              <w:keepLines/>
+              <w:spacing w:after="0" w:before="0" w:line="240" w:lineRule="auto"/>
             </w:pPr>
             <w:r>
               <w:rPr>
@@ -1758,19 +1910,21 @@
         </w:tc>
         <w:tc>
           <w:tcPr>
-            <w:tcW w:type="dxa" w:w="1020"/>
+            <w:tcW w:type="dxa" w:w="2650"/>
             <w:tcMar>
-              <w:top w:w="60" w:type="dxa"/>
-              <w:start w:w="80" w:type="dxa"/>
-              <w:bottom w:w="60" w:type="dxa"/>
-              <w:end w:w="80" w:type="dxa"/>
+              <w:top w:w="55" w:type="dxa"/>
+              <w:start w:w="70" w:type="dxa"/>
+              <w:bottom w:w="55" w:type="dxa"/>
+              <w:end w:w="70" w:type="dxa"/>
             </w:tcMar>
             <w:vAlign w:val="center"/>
             <w:shd w:fill="FBFCFE"/>
           </w:tcPr>
           <w:p>
             <w:pPr>
-              <w:spacing w:after="0"/>
+              <w:keepNext w:val="0"/>
+              <w:keepLines/>
+              <w:spacing w:after="0" w:before="0" w:line="240" w:lineRule="auto"/>
             </w:pPr>
             <w:r>
               <w:rPr>
@@ -1793,8 +1947,9 @@
       <w:bookmarkStart w:id="150" w:name="bofind"/>
       <w:pPr>
         <w:pStyle w:val="Heading1"/>
-        <w:keepNext w:val="1"/>
+        <w:keepNext/>
         <w:keepLines/>
+        <w:spacing w:before="220" w:after="80"/>
       </w:pPr>
       <w:bookmarkEnd w:id="150"/>
       <w:r>
@@ -1809,9 +1964,9 @@
     </w:p>
     <w:p>
       <w:pPr>
-        <w:spacing w:after="120"/>
-        <w:keepNext w:val="1"/>
-        <w:keepLines/>
+        <w:spacing w:after="40"/>
+        <w:keepNext w:val="0"/>
+        <w:keepLines w:val="0"/>
       </w:pPr>
       <w:hyperlink w:anchor="TOC">
         <w:r>
@@ -1825,15 +1980,15 @@
     </w:p>
     <w:tbl>
       <w:tblPr>
-        <w:tblW w:type="auto" w:w="0"/>
+        <w:tblW w:type="dxa" w:w="10601"/>
         <w:jc w:val="center"/>
         <w:tblLayout w:type="fixed"/>
         <w:tblLook w:firstColumn="1" w:firstRow="1" w:lastColumn="0" w:lastRow="0" w:noHBand="0" w:noVBand="1" w:val="04A0"/>
       </w:tblPr>
       <w:tblGrid>
-        <w:gridCol w:w="2268"/>
-        <w:gridCol w:w="3175"/>
-        <w:gridCol w:w="4082"/>
+        <w:gridCol w:w="3020"/>
+        <w:gridCol w:w="3761"/>
+        <w:gridCol w:w="3818"/>
       </w:tblGrid>
       <w:tr>
         <w:trPr>
@@ -1842,18 +1997,21 @@
         </w:trPr>
         <w:tc>
           <w:tcPr>
-            <w:tcW w:type="dxa" w:w="2268"/>
+            <w:tcW w:type="dxa" w:w="3020"/>
             <w:shd w:fill="18233D"/>
             <w:tcMar>
-              <w:top w:w="70" w:type="dxa"/>
-              <w:start w:w="90" w:type="dxa"/>
-              <w:bottom w:w="70" w:type="dxa"/>
-              <w:end w:w="90" w:type="dxa"/>
+              <w:top w:w="55" w:type="dxa"/>
+              <w:start w:w="70" w:type="dxa"/>
+              <w:bottom w:w="55" w:type="dxa"/>
+              <w:end w:w="70" w:type="dxa"/>
             </w:tcMar>
             <w:vAlign w:val="center"/>
           </w:tcPr>
           <w:p>
             <w:pPr>
+              <w:keepNext w:val="0"/>
+              <w:keepLines/>
+              <w:spacing w:before="0" w:after="0" w:line="240" w:lineRule="auto"/>
               <w:jc w:val="center"/>
             </w:pPr>
             <w:r>
@@ -1869,18 +2027,21 @@
         </w:tc>
         <w:tc>
           <w:tcPr>
-            <w:tcW w:type="dxa" w:w="3175"/>
+            <w:tcW w:type="dxa" w:w="3761"/>
             <w:shd w:fill="18233D"/>
             <w:tcMar>
-              <w:top w:w="70" w:type="dxa"/>
-              <w:start w:w="90" w:type="dxa"/>
-              <w:bottom w:w="70" w:type="dxa"/>
-              <w:end w:w="90" w:type="dxa"/>
+              <w:top w:w="55" w:type="dxa"/>
+              <w:start w:w="70" w:type="dxa"/>
+              <w:bottom w:w="55" w:type="dxa"/>
+              <w:end w:w="70" w:type="dxa"/>
             </w:tcMar>
             <w:vAlign w:val="center"/>
           </w:tcPr>
           <w:p>
             <w:pPr>
+              <w:keepNext w:val="0"/>
+              <w:keepLines/>
+              <w:spacing w:before="0" w:after="0" w:line="240" w:lineRule="auto"/>
               <w:jc w:val="center"/>
             </w:pPr>
             <w:r>
@@ -1896,18 +2057,21 @@
         </w:tc>
         <w:tc>
           <w:tcPr>
-            <w:tcW w:type="dxa" w:w="4082"/>
+            <w:tcW w:type="dxa" w:w="3818"/>
             <w:shd w:fill="18233D"/>
             <w:tcMar>
-              <w:top w:w="70" w:type="dxa"/>
-              <w:start w:w="90" w:type="dxa"/>
-              <w:bottom w:w="70" w:type="dxa"/>
-              <w:end w:w="90" w:type="dxa"/>
+              <w:top w:w="55" w:type="dxa"/>
+              <w:start w:w="70" w:type="dxa"/>
+              <w:bottom w:w="55" w:type="dxa"/>
+              <w:end w:w="70" w:type="dxa"/>
             </w:tcMar>
             <w:vAlign w:val="center"/>
           </w:tcPr>
           <w:p>
             <w:pPr>
+              <w:keepNext w:val="0"/>
+              <w:keepLines/>
+              <w:spacing w:before="0" w:after="0" w:line="240" w:lineRule="auto"/>
               <w:jc w:val="center"/>
             </w:pPr>
             <w:r>
@@ -1928,18 +2092,20 @@
         </w:trPr>
         <w:tc>
           <w:tcPr>
-            <w:tcW w:type="dxa" w:w="2268"/>
+            <w:tcW w:type="dxa" w:w="3020"/>
             <w:tcMar>
-              <w:top w:w="60" w:type="dxa"/>
-              <w:start w:w="80" w:type="dxa"/>
-              <w:bottom w:w="60" w:type="dxa"/>
-              <w:end w:w="80" w:type="dxa"/>
+              <w:top w:w="55" w:type="dxa"/>
+              <w:start w:w="70" w:type="dxa"/>
+              <w:bottom w:w="55" w:type="dxa"/>
+              <w:end w:w="70" w:type="dxa"/>
             </w:tcMar>
             <w:vAlign w:val="center"/>
           </w:tcPr>
           <w:p>
             <w:pPr>
-              <w:spacing w:after="0"/>
+              <w:keepNext w:val="0"/>
+              <w:keepLines/>
+              <w:spacing w:after="0" w:before="0" w:line="240" w:lineRule="auto"/>
             </w:pPr>
             <w:r>
               <w:rPr>
@@ -1953,18 +2119,20 @@
         </w:tc>
         <w:tc>
           <w:tcPr>
-            <w:tcW w:type="dxa" w:w="3175"/>
+            <w:tcW w:type="dxa" w:w="3761"/>
             <w:tcMar>
-              <w:top w:w="60" w:type="dxa"/>
-              <w:start w:w="80" w:type="dxa"/>
-              <w:bottom w:w="60" w:type="dxa"/>
-              <w:end w:w="80" w:type="dxa"/>
+              <w:top w:w="55" w:type="dxa"/>
+              <w:start w:w="70" w:type="dxa"/>
+              <w:bottom w:w="55" w:type="dxa"/>
+              <w:end w:w="70" w:type="dxa"/>
             </w:tcMar>
             <w:vAlign w:val="center"/>
           </w:tcPr>
           <w:p>
             <w:pPr>
-              <w:spacing w:after="0"/>
+              <w:keepNext w:val="0"/>
+              <w:keepLines/>
+              <w:spacing w:after="0" w:before="0" w:line="240" w:lineRule="auto"/>
             </w:pPr>
             <w:r>
               <w:rPr>
@@ -1978,18 +2146,20 @@
         </w:tc>
         <w:tc>
           <w:tcPr>
-            <w:tcW w:type="dxa" w:w="4082"/>
+            <w:tcW w:type="dxa" w:w="3818"/>
             <w:tcMar>
-              <w:top w:w="60" w:type="dxa"/>
-              <w:start w:w="80" w:type="dxa"/>
-              <w:bottom w:w="60" w:type="dxa"/>
-              <w:end w:w="80" w:type="dxa"/>
+              <w:top w:w="55" w:type="dxa"/>
+              <w:start w:w="70" w:type="dxa"/>
+              <w:bottom w:w="55" w:type="dxa"/>
+              <w:end w:w="70" w:type="dxa"/>
             </w:tcMar>
             <w:vAlign w:val="center"/>
           </w:tcPr>
           <w:p>
             <w:pPr>
-              <w:spacing w:after="0"/>
+              <w:keepNext w:val="0"/>
+              <w:keepLines/>
+              <w:spacing w:after="0" w:before="0" w:line="240" w:lineRule="auto"/>
             </w:pPr>
             <w:r>
               <w:rPr>
@@ -2008,19 +2178,21 @@
         </w:trPr>
         <w:tc>
           <w:tcPr>
-            <w:tcW w:type="dxa" w:w="2268"/>
+            <w:tcW w:type="dxa" w:w="3020"/>
             <w:tcMar>
-              <w:top w:w="60" w:type="dxa"/>
-              <w:start w:w="80" w:type="dxa"/>
-              <w:bottom w:w="60" w:type="dxa"/>
-              <w:end w:w="80" w:type="dxa"/>
+              <w:top w:w="55" w:type="dxa"/>
+              <w:start w:w="70" w:type="dxa"/>
+              <w:bottom w:w="55" w:type="dxa"/>
+              <w:end w:w="70" w:type="dxa"/>
             </w:tcMar>
             <w:vAlign w:val="center"/>
             <w:shd w:fill="FBFCFE"/>
           </w:tcPr>
           <w:p>
             <w:pPr>
-              <w:spacing w:after="0"/>
+              <w:keepNext w:val="0"/>
+              <w:keepLines/>
+              <w:spacing w:after="0" w:before="0" w:line="240" w:lineRule="auto"/>
             </w:pPr>
             <w:r>
               <w:rPr>
@@ -2034,19 +2206,21 @@
         </w:tc>
         <w:tc>
           <w:tcPr>
-            <w:tcW w:type="dxa" w:w="3175"/>
+            <w:tcW w:type="dxa" w:w="3761"/>
             <w:tcMar>
-              <w:top w:w="60" w:type="dxa"/>
-              <w:start w:w="80" w:type="dxa"/>
-              <w:bottom w:w="60" w:type="dxa"/>
-              <w:end w:w="80" w:type="dxa"/>
+              <w:top w:w="55" w:type="dxa"/>
+              <w:start w:w="70" w:type="dxa"/>
+              <w:bottom w:w="55" w:type="dxa"/>
+              <w:end w:w="70" w:type="dxa"/>
             </w:tcMar>
             <w:vAlign w:val="center"/>
             <w:shd w:fill="FBFCFE"/>
           </w:tcPr>
           <w:p>
             <w:pPr>
-              <w:spacing w:after="0"/>
+              <w:keepNext w:val="0"/>
+              <w:keepLines/>
+              <w:spacing w:after="0" w:before="0" w:line="240" w:lineRule="auto"/>
             </w:pPr>
             <w:r>
               <w:rPr>
@@ -2060,19 +2234,21 @@
         </w:tc>
         <w:tc>
           <w:tcPr>
-            <w:tcW w:type="dxa" w:w="4082"/>
+            <w:tcW w:type="dxa" w:w="3818"/>
             <w:tcMar>
-              <w:top w:w="60" w:type="dxa"/>
-              <w:start w:w="80" w:type="dxa"/>
-              <w:bottom w:w="60" w:type="dxa"/>
-              <w:end w:w="80" w:type="dxa"/>
+              <w:top w:w="55" w:type="dxa"/>
+              <w:start w:w="70" w:type="dxa"/>
+              <w:bottom w:w="55" w:type="dxa"/>
+              <w:end w:w="70" w:type="dxa"/>
             </w:tcMar>
             <w:vAlign w:val="center"/>
             <w:shd w:fill="FBFCFE"/>
           </w:tcPr>
           <w:p>
             <w:pPr>
-              <w:spacing w:after="0"/>
+              <w:keepNext w:val="0"/>
+              <w:keepLines/>
+              <w:spacing w:after="0" w:before="0" w:line="240" w:lineRule="auto"/>
             </w:pPr>
             <w:r>
               <w:rPr>
@@ -2091,18 +2267,20 @@
         </w:trPr>
         <w:tc>
           <w:tcPr>
-            <w:tcW w:type="dxa" w:w="2268"/>
+            <w:tcW w:type="dxa" w:w="3020"/>
             <w:tcMar>
-              <w:top w:w="60" w:type="dxa"/>
-              <w:start w:w="80" w:type="dxa"/>
-              <w:bottom w:w="60" w:type="dxa"/>
-              <w:end w:w="80" w:type="dxa"/>
+              <w:top w:w="55" w:type="dxa"/>
+              <w:start w:w="70" w:type="dxa"/>
+              <w:bottom w:w="55" w:type="dxa"/>
+              <w:end w:w="70" w:type="dxa"/>
             </w:tcMar>
             <w:vAlign w:val="center"/>
           </w:tcPr>
           <w:p>
             <w:pPr>
-              <w:spacing w:after="0"/>
+              <w:keepNext w:val="0"/>
+              <w:keepLines/>
+              <w:spacing w:after="0" w:before="0" w:line="240" w:lineRule="auto"/>
             </w:pPr>
             <w:r>
               <w:rPr>
@@ -2116,18 +2294,20 @@
         </w:tc>
         <w:tc>
           <w:tcPr>
-            <w:tcW w:type="dxa" w:w="3175"/>
+            <w:tcW w:type="dxa" w:w="3761"/>
             <w:tcMar>
-              <w:top w:w="60" w:type="dxa"/>
-              <w:start w:w="80" w:type="dxa"/>
-              <w:bottom w:w="60" w:type="dxa"/>
-              <w:end w:w="80" w:type="dxa"/>
+              <w:top w:w="55" w:type="dxa"/>
+              <w:start w:w="70" w:type="dxa"/>
+              <w:bottom w:w="55" w:type="dxa"/>
+              <w:end w:w="70" w:type="dxa"/>
             </w:tcMar>
             <w:vAlign w:val="center"/>
           </w:tcPr>
           <w:p>
             <w:pPr>
-              <w:spacing w:after="0"/>
+              <w:keepNext w:val="0"/>
+              <w:keepLines/>
+              <w:spacing w:after="0" w:before="0" w:line="240" w:lineRule="auto"/>
             </w:pPr>
             <w:r>
               <w:rPr>
@@ -2141,18 +2321,20 @@
         </w:tc>
         <w:tc>
           <w:tcPr>
-            <w:tcW w:type="dxa" w:w="4082"/>
+            <w:tcW w:type="dxa" w:w="3818"/>
             <w:tcMar>
-              <w:top w:w="60" w:type="dxa"/>
-              <w:start w:w="80" w:type="dxa"/>
-              <w:bottom w:w="60" w:type="dxa"/>
-              <w:end w:w="80" w:type="dxa"/>
+              <w:top w:w="55" w:type="dxa"/>
+              <w:start w:w="70" w:type="dxa"/>
+              <w:bottom w:w="55" w:type="dxa"/>
+              <w:end w:w="70" w:type="dxa"/>
             </w:tcMar>
             <w:vAlign w:val="center"/>
           </w:tcPr>
           <w:p>
             <w:pPr>
-              <w:spacing w:after="0"/>
+              <w:keepNext w:val="0"/>
+              <w:keepLines/>
+              <w:spacing w:after="0" w:before="0" w:line="240" w:lineRule="auto"/>
             </w:pPr>
             <w:r>
               <w:rPr>
@@ -2171,19 +2353,21 @@
         </w:trPr>
         <w:tc>
           <w:tcPr>
-            <w:tcW w:type="dxa" w:w="2268"/>
+            <w:tcW w:type="dxa" w:w="3020"/>
             <w:tcMar>
-              <w:top w:w="60" w:type="dxa"/>
-              <w:start w:w="80" w:type="dxa"/>
-              <w:bottom w:w="60" w:type="dxa"/>
-              <w:end w:w="80" w:type="dxa"/>
+              <w:top w:w="55" w:type="dxa"/>
+              <w:start w:w="70" w:type="dxa"/>
+              <w:bottom w:w="55" w:type="dxa"/>
+              <w:end w:w="70" w:type="dxa"/>
             </w:tcMar>
             <w:vAlign w:val="center"/>
             <w:shd w:fill="FBFCFE"/>
           </w:tcPr>
           <w:p>
             <w:pPr>
-              <w:spacing w:after="0"/>
+              <w:keepNext w:val="0"/>
+              <w:keepLines/>
+              <w:spacing w:after="0" w:before="0" w:line="240" w:lineRule="auto"/>
             </w:pPr>
             <w:r>
               <w:rPr>
@@ -2197,19 +2381,21 @@
         </w:tc>
         <w:tc>
           <w:tcPr>
-            <w:tcW w:type="dxa" w:w="3175"/>
+            <w:tcW w:type="dxa" w:w="3761"/>
             <w:tcMar>
-              <w:top w:w="60" w:type="dxa"/>
-              <w:start w:w="80" w:type="dxa"/>
-              <w:bottom w:w="60" w:type="dxa"/>
-              <w:end w:w="80" w:type="dxa"/>
+              <w:top w:w="55" w:type="dxa"/>
+              <w:start w:w="70" w:type="dxa"/>
+              <w:bottom w:w="55" w:type="dxa"/>
+              <w:end w:w="70" w:type="dxa"/>
             </w:tcMar>
             <w:vAlign w:val="center"/>
             <w:shd w:fill="FBFCFE"/>
           </w:tcPr>
           <w:p>
             <w:pPr>
-              <w:spacing w:after="0"/>
+              <w:keepNext w:val="0"/>
+              <w:keepLines/>
+              <w:spacing w:after="0" w:before="0" w:line="240" w:lineRule="auto"/>
             </w:pPr>
             <w:r>
               <w:rPr>
@@ -2223,19 +2409,21 @@
         </w:tc>
         <w:tc>
           <w:tcPr>
-            <w:tcW w:type="dxa" w:w="4082"/>
+            <w:tcW w:type="dxa" w:w="3818"/>
             <w:tcMar>
-              <w:top w:w="60" w:type="dxa"/>
-              <w:start w:w="80" w:type="dxa"/>
-              <w:bottom w:w="60" w:type="dxa"/>
-              <w:end w:w="80" w:type="dxa"/>
+              <w:top w:w="55" w:type="dxa"/>
+              <w:start w:w="70" w:type="dxa"/>
+              <w:bottom w:w="55" w:type="dxa"/>
+              <w:end w:w="70" w:type="dxa"/>
             </w:tcMar>
             <w:vAlign w:val="center"/>
             <w:shd w:fill="FBFCFE"/>
           </w:tcPr>
           <w:p>
             <w:pPr>
-              <w:spacing w:after="0"/>
+              <w:keepNext w:val="0"/>
+              <w:keepLines/>
+              <w:spacing w:after="0" w:before="0" w:line="240" w:lineRule="auto"/>
             </w:pPr>
             <w:r>
               <w:rPr>
@@ -2256,15 +2444,15 @@
     </w:p>
     <w:tbl>
       <w:tblPr>
-        <w:tblW w:type="auto" w:w="0"/>
+        <w:tblW w:type="dxa" w:w="10601"/>
         <w:jc w:val="center"/>
         <w:tblLayout w:type="fixed"/>
         <w:tblLook w:firstColumn="1" w:firstRow="1" w:lastColumn="0" w:lastRow="0" w:noHBand="0" w:noVBand="1" w:val="04A0"/>
       </w:tblPr>
       <w:tblGrid>
-        <w:gridCol w:w="1927"/>
-        <w:gridCol w:w="3515"/>
-        <w:gridCol w:w="4082"/>
+        <w:gridCol w:w="3020"/>
+        <w:gridCol w:w="3761"/>
+        <w:gridCol w:w="3818"/>
       </w:tblGrid>
       <w:tr>
         <w:trPr>
@@ -2273,18 +2461,21 @@
         </w:trPr>
         <w:tc>
           <w:tcPr>
-            <w:tcW w:type="dxa" w:w="1928"/>
+            <w:tcW w:type="dxa" w:w="3020"/>
             <w:shd w:fill="18233D"/>
             <w:tcMar>
-              <w:top w:w="70" w:type="dxa"/>
-              <w:start w:w="90" w:type="dxa"/>
-              <w:bottom w:w="70" w:type="dxa"/>
-              <w:end w:w="90" w:type="dxa"/>
+              <w:top w:w="55" w:type="dxa"/>
+              <w:start w:w="70" w:type="dxa"/>
+              <w:bottom w:w="55" w:type="dxa"/>
+              <w:end w:w="70" w:type="dxa"/>
             </w:tcMar>
             <w:vAlign w:val="center"/>
           </w:tcPr>
           <w:p>
             <w:pPr>
+              <w:keepNext w:val="0"/>
+              <w:keepLines/>
+              <w:spacing w:before="0" w:after="0" w:line="240" w:lineRule="auto"/>
               <w:jc w:val="center"/>
             </w:pPr>
             <w:r>
@@ -2300,18 +2491,21 @@
         </w:tc>
         <w:tc>
           <w:tcPr>
-            <w:tcW w:type="dxa" w:w="3515"/>
+            <w:tcW w:type="dxa" w:w="3761"/>
             <w:shd w:fill="18233D"/>
             <w:tcMar>
-              <w:top w:w="70" w:type="dxa"/>
-              <w:start w:w="90" w:type="dxa"/>
-              <w:bottom w:w="70" w:type="dxa"/>
-              <w:end w:w="90" w:type="dxa"/>
+              <w:top w:w="55" w:type="dxa"/>
+              <w:start w:w="70" w:type="dxa"/>
+              <w:bottom w:w="55" w:type="dxa"/>
+              <w:end w:w="70" w:type="dxa"/>
             </w:tcMar>
             <w:vAlign w:val="center"/>
           </w:tcPr>
           <w:p>
             <w:pPr>
+              <w:keepNext w:val="0"/>
+              <w:keepLines/>
+              <w:spacing w:before="0" w:after="0" w:line="240" w:lineRule="auto"/>
               <w:jc w:val="center"/>
             </w:pPr>
             <w:r>
@@ -2327,18 +2521,21 @@
         </w:tc>
         <w:tc>
           <w:tcPr>
-            <w:tcW w:type="dxa" w:w="4082"/>
+            <w:tcW w:type="dxa" w:w="3818"/>
             <w:shd w:fill="18233D"/>
             <w:tcMar>
-              <w:top w:w="70" w:type="dxa"/>
-              <w:start w:w="90" w:type="dxa"/>
-              <w:bottom w:w="70" w:type="dxa"/>
-              <w:end w:w="90" w:type="dxa"/>
+              <w:top w:w="55" w:type="dxa"/>
+              <w:start w:w="70" w:type="dxa"/>
+              <w:bottom w:w="55" w:type="dxa"/>
+              <w:end w:w="70" w:type="dxa"/>
             </w:tcMar>
             <w:vAlign w:val="center"/>
           </w:tcPr>
           <w:p>
             <w:pPr>
+              <w:keepNext w:val="0"/>
+              <w:keepLines/>
+              <w:spacing w:before="0" w:after="0" w:line="240" w:lineRule="auto"/>
               <w:jc w:val="center"/>
             </w:pPr>
             <w:r>
@@ -2359,18 +2556,20 @@
         </w:trPr>
         <w:tc>
           <w:tcPr>
-            <w:tcW w:type="dxa" w:w="1928"/>
+            <w:tcW w:type="dxa" w:w="3020"/>
             <w:tcMar>
-              <w:top w:w="60" w:type="dxa"/>
-              <w:start w:w="80" w:type="dxa"/>
-              <w:bottom w:w="60" w:type="dxa"/>
-              <w:end w:w="80" w:type="dxa"/>
+              <w:top w:w="55" w:type="dxa"/>
+              <w:start w:w="70" w:type="dxa"/>
+              <w:bottom w:w="55" w:type="dxa"/>
+              <w:end w:w="70" w:type="dxa"/>
             </w:tcMar>
             <w:vAlign w:val="center"/>
           </w:tcPr>
           <w:p>
             <w:pPr>
-              <w:spacing w:after="0"/>
+              <w:keepNext w:val="0"/>
+              <w:keepLines/>
+              <w:spacing w:after="0" w:before="0" w:line="240" w:lineRule="auto"/>
             </w:pPr>
             <w:r>
               <w:rPr>
@@ -2384,18 +2583,20 @@
         </w:tc>
         <w:tc>
           <w:tcPr>
-            <w:tcW w:type="dxa" w:w="3515"/>
+            <w:tcW w:type="dxa" w:w="3761"/>
             <w:tcMar>
-              <w:top w:w="60" w:type="dxa"/>
-              <w:start w:w="80" w:type="dxa"/>
-              <w:bottom w:w="60" w:type="dxa"/>
-              <w:end w:w="80" w:type="dxa"/>
+              <w:top w:w="55" w:type="dxa"/>
+              <w:start w:w="70" w:type="dxa"/>
+              <w:bottom w:w="55" w:type="dxa"/>
+              <w:end w:w="70" w:type="dxa"/>
             </w:tcMar>
             <w:vAlign w:val="center"/>
           </w:tcPr>
           <w:p>
             <w:pPr>
-              <w:spacing w:after="0"/>
+              <w:keepNext w:val="0"/>
+              <w:keepLines/>
+              <w:spacing w:after="0" w:before="0" w:line="240" w:lineRule="auto"/>
             </w:pPr>
             <w:r>
               <w:rPr>
@@ -2409,18 +2610,20 @@
         </w:tc>
         <w:tc>
           <w:tcPr>
-            <w:tcW w:type="dxa" w:w="4082"/>
+            <w:tcW w:type="dxa" w:w="3818"/>
             <w:tcMar>
-              <w:top w:w="60" w:type="dxa"/>
-              <w:start w:w="80" w:type="dxa"/>
-              <w:bottom w:w="60" w:type="dxa"/>
-              <w:end w:w="80" w:type="dxa"/>
+              <w:top w:w="55" w:type="dxa"/>
+              <w:start w:w="70" w:type="dxa"/>
+              <w:bottom w:w="55" w:type="dxa"/>
+              <w:end w:w="70" w:type="dxa"/>
             </w:tcMar>
             <w:vAlign w:val="center"/>
           </w:tcPr>
           <w:p>
             <w:pPr>
-              <w:spacing w:after="0"/>
+              <w:keepNext w:val="0"/>
+              <w:keepLines/>
+              <w:spacing w:after="0" w:before="0" w:line="240" w:lineRule="auto"/>
             </w:pPr>
             <w:r>
               <w:rPr>
@@ -2439,19 +2642,21 @@
         </w:trPr>
         <w:tc>
           <w:tcPr>
-            <w:tcW w:type="dxa" w:w="1928"/>
+            <w:tcW w:type="dxa" w:w="3020"/>
             <w:tcMar>
-              <w:top w:w="60" w:type="dxa"/>
-              <w:start w:w="80" w:type="dxa"/>
-              <w:bottom w:w="60" w:type="dxa"/>
-              <w:end w:w="80" w:type="dxa"/>
+              <w:top w:w="55" w:type="dxa"/>
+              <w:start w:w="70" w:type="dxa"/>
+              <w:bottom w:w="55" w:type="dxa"/>
+              <w:end w:w="70" w:type="dxa"/>
             </w:tcMar>
             <w:vAlign w:val="center"/>
             <w:shd w:fill="FBFCFE"/>
           </w:tcPr>
           <w:p>
             <w:pPr>
-              <w:spacing w:after="0"/>
+              <w:keepNext w:val="0"/>
+              <w:keepLines/>
+              <w:spacing w:after="0" w:before="0" w:line="240" w:lineRule="auto"/>
             </w:pPr>
             <w:r>
               <w:rPr>
@@ -2465,19 +2670,21 @@
         </w:tc>
         <w:tc>
           <w:tcPr>
-            <w:tcW w:type="dxa" w:w="3515"/>
+            <w:tcW w:type="dxa" w:w="3761"/>
             <w:tcMar>
-              <w:top w:w="60" w:type="dxa"/>
-              <w:start w:w="80" w:type="dxa"/>
-              <w:bottom w:w="60" w:type="dxa"/>
-              <w:end w:w="80" w:type="dxa"/>
+              <w:top w:w="55" w:type="dxa"/>
+              <w:start w:w="70" w:type="dxa"/>
+              <w:bottom w:w="55" w:type="dxa"/>
+              <w:end w:w="70" w:type="dxa"/>
             </w:tcMar>
             <w:vAlign w:val="center"/>
             <w:shd w:fill="FBFCFE"/>
           </w:tcPr>
           <w:p>
             <w:pPr>
-              <w:spacing w:after="0"/>
+              <w:keepNext w:val="0"/>
+              <w:keepLines/>
+              <w:spacing w:after="0" w:before="0" w:line="240" w:lineRule="auto"/>
             </w:pPr>
             <w:r>
               <w:rPr>
@@ -2491,19 +2698,21 @@
         </w:tc>
         <w:tc>
           <w:tcPr>
-            <w:tcW w:type="dxa" w:w="4082"/>
+            <w:tcW w:type="dxa" w:w="3818"/>
             <w:tcMar>
-              <w:top w:w="60" w:type="dxa"/>
-              <w:start w:w="80" w:type="dxa"/>
-              <w:bottom w:w="60" w:type="dxa"/>
-              <w:end w:w="80" w:type="dxa"/>
+              <w:top w:w="55" w:type="dxa"/>
+              <w:start w:w="70" w:type="dxa"/>
+              <w:bottom w:w="55" w:type="dxa"/>
+              <w:end w:w="70" w:type="dxa"/>
             </w:tcMar>
             <w:vAlign w:val="center"/>
             <w:shd w:fill="FBFCFE"/>
           </w:tcPr>
           <w:p>
             <w:pPr>
-              <w:spacing w:after="0"/>
+              <w:keepNext w:val="0"/>
+              <w:keepLines/>
+              <w:spacing w:after="0" w:before="0" w:line="240" w:lineRule="auto"/>
             </w:pPr>
             <w:r>
               <w:rPr>
@@ -2522,18 +2731,20 @@
         </w:trPr>
         <w:tc>
           <w:tcPr>
-            <w:tcW w:type="dxa" w:w="1928"/>
+            <w:tcW w:type="dxa" w:w="3020"/>
             <w:tcMar>
-              <w:top w:w="60" w:type="dxa"/>
-              <w:start w:w="80" w:type="dxa"/>
-              <w:bottom w:w="60" w:type="dxa"/>
-              <w:end w:w="80" w:type="dxa"/>
+              <w:top w:w="55" w:type="dxa"/>
+              <w:start w:w="70" w:type="dxa"/>
+              <w:bottom w:w="55" w:type="dxa"/>
+              <w:end w:w="70" w:type="dxa"/>
             </w:tcMar>
             <w:vAlign w:val="center"/>
           </w:tcPr>
           <w:p>
             <w:pPr>
-              <w:spacing w:after="0"/>
+              <w:keepNext w:val="0"/>
+              <w:keepLines/>
+              <w:spacing w:after="0" w:before="0" w:line="240" w:lineRule="auto"/>
             </w:pPr>
             <w:r>
               <w:rPr>
@@ -2547,18 +2758,20 @@
         </w:tc>
         <w:tc>
           <w:tcPr>
-            <w:tcW w:type="dxa" w:w="3515"/>
+            <w:tcW w:type="dxa" w:w="3761"/>
             <w:tcMar>
-              <w:top w:w="60" w:type="dxa"/>
-              <w:start w:w="80" w:type="dxa"/>
-              <w:bottom w:w="60" w:type="dxa"/>
-              <w:end w:w="80" w:type="dxa"/>
+              <w:top w:w="55" w:type="dxa"/>
+              <w:start w:w="70" w:type="dxa"/>
+              <w:bottom w:w="55" w:type="dxa"/>
+              <w:end w:w="70" w:type="dxa"/>
             </w:tcMar>
             <w:vAlign w:val="center"/>
           </w:tcPr>
           <w:p>
             <w:pPr>
-              <w:spacing w:after="0"/>
+              <w:keepNext w:val="0"/>
+              <w:keepLines/>
+              <w:spacing w:after="0" w:before="0" w:line="240" w:lineRule="auto"/>
             </w:pPr>
             <w:r>
               <w:rPr>
@@ -2572,18 +2785,20 @@
         </w:tc>
         <w:tc>
           <w:tcPr>
-            <w:tcW w:type="dxa" w:w="4082"/>
+            <w:tcW w:type="dxa" w:w="3818"/>
             <w:tcMar>
-              <w:top w:w="60" w:type="dxa"/>
-              <w:start w:w="80" w:type="dxa"/>
-              <w:bottom w:w="60" w:type="dxa"/>
-              <w:end w:w="80" w:type="dxa"/>
+              <w:top w:w="55" w:type="dxa"/>
+              <w:start w:w="70" w:type="dxa"/>
+              <w:bottom w:w="55" w:type="dxa"/>
+              <w:end w:w="70" w:type="dxa"/>
             </w:tcMar>
             <w:vAlign w:val="center"/>
           </w:tcPr>
           <w:p>
             <w:pPr>
-              <w:spacing w:after="0"/>
+              <w:keepNext w:val="0"/>
+              <w:keepLines/>
+              <w:spacing w:after="0" w:before="0" w:line="240" w:lineRule="auto"/>
             </w:pPr>
             <w:r>
               <w:rPr>
@@ -2602,19 +2817,21 @@
         </w:trPr>
         <w:tc>
           <w:tcPr>
-            <w:tcW w:type="dxa" w:w="1928"/>
+            <w:tcW w:type="dxa" w:w="3020"/>
             <w:tcMar>
-              <w:top w:w="60" w:type="dxa"/>
-              <w:start w:w="80" w:type="dxa"/>
-              <w:bottom w:w="60" w:type="dxa"/>
-              <w:end w:w="80" w:type="dxa"/>
+              <w:top w:w="55" w:type="dxa"/>
+              <w:start w:w="70" w:type="dxa"/>
+              <w:bottom w:w="55" w:type="dxa"/>
+              <w:end w:w="70" w:type="dxa"/>
             </w:tcMar>
             <w:vAlign w:val="center"/>
             <w:shd w:fill="FBFCFE"/>
           </w:tcPr>
           <w:p>
             <w:pPr>
-              <w:spacing w:after="0"/>
+              <w:keepNext w:val="0"/>
+              <w:keepLines/>
+              <w:spacing w:after="0" w:before="0" w:line="240" w:lineRule="auto"/>
             </w:pPr>
             <w:r>
               <w:rPr>
@@ -2628,19 +2845,21 @@
         </w:tc>
         <w:tc>
           <w:tcPr>
-            <w:tcW w:type="dxa" w:w="3515"/>
+            <w:tcW w:type="dxa" w:w="3761"/>
             <w:tcMar>
-              <w:top w:w="60" w:type="dxa"/>
-              <w:start w:w="80" w:type="dxa"/>
-              <w:bottom w:w="60" w:type="dxa"/>
-              <w:end w:w="80" w:type="dxa"/>
+              <w:top w:w="55" w:type="dxa"/>
+              <w:start w:w="70" w:type="dxa"/>
+              <w:bottom w:w="55" w:type="dxa"/>
+              <w:end w:w="70" w:type="dxa"/>
             </w:tcMar>
             <w:vAlign w:val="center"/>
             <w:shd w:fill="FBFCFE"/>
           </w:tcPr>
           <w:p>
             <w:pPr>
-              <w:spacing w:after="0"/>
+              <w:keepNext w:val="0"/>
+              <w:keepLines/>
+              <w:spacing w:after="0" w:before="0" w:line="240" w:lineRule="auto"/>
             </w:pPr>
             <w:r>
               <w:rPr>
@@ -2654,19 +2873,21 @@
         </w:tc>
         <w:tc>
           <w:tcPr>
-            <w:tcW w:type="dxa" w:w="4082"/>
+            <w:tcW w:type="dxa" w:w="3818"/>
             <w:tcMar>
-              <w:top w:w="60" w:type="dxa"/>
-              <w:start w:w="80" w:type="dxa"/>
-              <w:bottom w:w="60" w:type="dxa"/>
-              <w:end w:w="80" w:type="dxa"/>
+              <w:top w:w="55" w:type="dxa"/>
+              <w:start w:w="70" w:type="dxa"/>
+              <w:bottom w:w="55" w:type="dxa"/>
+              <w:end w:w="70" w:type="dxa"/>
             </w:tcMar>
             <w:vAlign w:val="center"/>
             <w:shd w:fill="FBFCFE"/>
           </w:tcPr>
           <w:p>
             <w:pPr>
-              <w:spacing w:after="0"/>
+              <w:keepNext w:val="0"/>
+              <w:keepLines/>
+              <w:spacing w:after="0" w:before="0" w:line="240" w:lineRule="auto"/>
             </w:pPr>
             <w:r>
               <w:rPr>
@@ -2685,18 +2906,20 @@
         </w:trPr>
         <w:tc>
           <w:tcPr>
-            <w:tcW w:type="dxa" w:w="1928"/>
+            <w:tcW w:type="dxa" w:w="3020"/>
             <w:tcMar>
-              <w:top w:w="60" w:type="dxa"/>
-              <w:start w:w="80" w:type="dxa"/>
-              <w:bottom w:w="60" w:type="dxa"/>
-              <w:end w:w="80" w:type="dxa"/>
+              <w:top w:w="55" w:type="dxa"/>
+              <w:start w:w="70" w:type="dxa"/>
+              <w:bottom w:w="55" w:type="dxa"/>
+              <w:end w:w="70" w:type="dxa"/>
             </w:tcMar>
             <w:vAlign w:val="center"/>
           </w:tcPr>
           <w:p>
             <w:pPr>
-              <w:spacing w:after="0"/>
+              <w:keepNext w:val="0"/>
+              <w:keepLines/>
+              <w:spacing w:after="0" w:before="0" w:line="240" w:lineRule="auto"/>
             </w:pPr>
             <w:r>
               <w:rPr>
@@ -2710,18 +2933,20 @@
         </w:tc>
         <w:tc>
           <w:tcPr>
-            <w:tcW w:type="dxa" w:w="3515"/>
+            <w:tcW w:type="dxa" w:w="3761"/>
             <w:tcMar>
-              <w:top w:w="60" w:type="dxa"/>
-              <w:start w:w="80" w:type="dxa"/>
-              <w:bottom w:w="60" w:type="dxa"/>
-              <w:end w:w="80" w:type="dxa"/>
+              <w:top w:w="55" w:type="dxa"/>
+              <w:start w:w="70" w:type="dxa"/>
+              <w:bottom w:w="55" w:type="dxa"/>
+              <w:end w:w="70" w:type="dxa"/>
             </w:tcMar>
             <w:vAlign w:val="center"/>
           </w:tcPr>
           <w:p>
             <w:pPr>
-              <w:spacing w:after="0"/>
+              <w:keepNext w:val="0"/>
+              <w:keepLines/>
+              <w:spacing w:after="0" w:before="0" w:line="240" w:lineRule="auto"/>
             </w:pPr>
             <w:r>
               <w:rPr>
@@ -2735,18 +2960,20 @@
         </w:tc>
         <w:tc>
           <w:tcPr>
-            <w:tcW w:type="dxa" w:w="4082"/>
+            <w:tcW w:type="dxa" w:w="3818"/>
             <w:tcMar>
-              <w:top w:w="60" w:type="dxa"/>
-              <w:start w:w="80" w:type="dxa"/>
-              <w:bottom w:w="60" w:type="dxa"/>
-              <w:end w:w="80" w:type="dxa"/>
+              <w:top w:w="55" w:type="dxa"/>
+              <w:start w:w="70" w:type="dxa"/>
+              <w:bottom w:w="55" w:type="dxa"/>
+              <w:end w:w="70" w:type="dxa"/>
             </w:tcMar>
             <w:vAlign w:val="center"/>
           </w:tcPr>
           <w:p>
             <w:pPr>
-              <w:spacing w:after="0"/>
+              <w:keepNext w:val="0"/>
+              <w:keepLines/>
+              <w:spacing w:after="0" w:before="0" w:line="240" w:lineRule="auto"/>
             </w:pPr>
             <w:r>
               <w:rPr>
@@ -2765,19 +2992,21 @@
         </w:trPr>
         <w:tc>
           <w:tcPr>
-            <w:tcW w:type="dxa" w:w="1928"/>
+            <w:tcW w:type="dxa" w:w="3020"/>
             <w:tcMar>
-              <w:top w:w="60" w:type="dxa"/>
-              <w:start w:w="80" w:type="dxa"/>
-              <w:bottom w:w="60" w:type="dxa"/>
-              <w:end w:w="80" w:type="dxa"/>
+              <w:top w:w="55" w:type="dxa"/>
+              <w:start w:w="70" w:type="dxa"/>
+              <w:bottom w:w="55" w:type="dxa"/>
+              <w:end w:w="70" w:type="dxa"/>
             </w:tcMar>
             <w:vAlign w:val="center"/>
             <w:shd w:fill="FBFCFE"/>
           </w:tcPr>
           <w:p>
             <w:pPr>
-              <w:spacing w:after="0"/>
+              <w:keepNext w:val="0"/>
+              <w:keepLines/>
+              <w:spacing w:after="0" w:before="0" w:line="240" w:lineRule="auto"/>
             </w:pPr>
             <w:r>
               <w:rPr>
@@ -2791,19 +3020,21 @@
         </w:tc>
         <w:tc>
           <w:tcPr>
-            <w:tcW w:type="dxa" w:w="3515"/>
+            <w:tcW w:type="dxa" w:w="3761"/>
             <w:tcMar>
-              <w:top w:w="60" w:type="dxa"/>
-              <w:start w:w="80" w:type="dxa"/>
-              <w:bottom w:w="60" w:type="dxa"/>
-              <w:end w:w="80" w:type="dxa"/>
+              <w:top w:w="55" w:type="dxa"/>
+              <w:start w:w="70" w:type="dxa"/>
+              <w:bottom w:w="55" w:type="dxa"/>
+              <w:end w:w="70" w:type="dxa"/>
             </w:tcMar>
             <w:vAlign w:val="center"/>
             <w:shd w:fill="FBFCFE"/>
           </w:tcPr>
           <w:p>
             <w:pPr>
-              <w:spacing w:after="0"/>
+              <w:keepNext w:val="0"/>
+              <w:keepLines/>
+              <w:spacing w:after="0" w:before="0" w:line="240" w:lineRule="auto"/>
             </w:pPr>
             <w:r>
               <w:rPr>
@@ -2817,19 +3048,21 @@
         </w:tc>
         <w:tc>
           <w:tcPr>
-            <w:tcW w:type="dxa" w:w="4082"/>
+            <w:tcW w:type="dxa" w:w="3818"/>
             <w:tcMar>
-              <w:top w:w="60" w:type="dxa"/>
-              <w:start w:w="80" w:type="dxa"/>
-              <w:bottom w:w="60" w:type="dxa"/>
-              <w:end w:w="80" w:type="dxa"/>
+              <w:top w:w="55" w:type="dxa"/>
+              <w:start w:w="70" w:type="dxa"/>
+              <w:bottom w:w="55" w:type="dxa"/>
+              <w:end w:w="70" w:type="dxa"/>
             </w:tcMar>
             <w:vAlign w:val="center"/>
             <w:shd w:fill="FBFCFE"/>
           </w:tcPr>
           <w:p>
             <w:pPr>
-              <w:spacing w:after="0"/>
+              <w:keepNext w:val="0"/>
+              <w:keepLines/>
+              <w:spacing w:after="0" w:before="0" w:line="240" w:lineRule="auto"/>
             </w:pPr>
             <w:r>
               <w:rPr>
@@ -2849,16 +3082,15 @@
       </w:pPr>
     </w:p>
     <w:p>
-      <w:r>
-        <w:br w:type="page"/>
-      </w:r>
+      <w:r/>
     </w:p>
     <w:p>
       <w:bookmarkStart w:id="151" w:name="bomanual"/>
       <w:pPr>
         <w:pStyle w:val="Heading1"/>
-        <w:keepNext w:val="1"/>
+        <w:keepNext/>
         <w:keepLines/>
+        <w:spacing w:before="220" w:after="80"/>
       </w:pPr>
       <w:bookmarkEnd w:id="151"/>
       <w:r>
@@ -2873,9 +3105,9 @@
     </w:p>
     <w:p>
       <w:pPr>
-        <w:spacing w:after="120"/>
-        <w:keepNext w:val="1"/>
-        <w:keepLines/>
+        <w:spacing w:after="40"/>
+        <w:keepNext w:val="0"/>
+        <w:keepLines w:val="0"/>
       </w:pPr>
       <w:hyperlink w:anchor="TOC">
         <w:r>
@@ -2889,14 +3121,14 @@
     </w:p>
     <w:tbl>
       <w:tblPr>
-        <w:tblW w:type="auto" w:w="0"/>
+        <w:tblW w:type="dxa" w:w="10601"/>
         <w:jc w:val="center"/>
         <w:tblLayout w:type="fixed"/>
         <w:tblLook w:firstColumn="1" w:firstRow="1" w:lastColumn="0" w:lastRow="0" w:noHBand="0" w:noVBand="1" w:val="04A0"/>
       </w:tblPr>
       <w:tblGrid>
-        <w:gridCol w:w="2268"/>
-        <w:gridCol w:w="7371"/>
+        <w:gridCol w:w="2621"/>
+        <w:gridCol w:w="7979"/>
       </w:tblGrid>
       <w:tr>
         <w:trPr>
@@ -2905,18 +3137,21 @@
         </w:trPr>
         <w:tc>
           <w:tcPr>
-            <w:tcW w:type="dxa" w:w="2268"/>
+            <w:tcW w:type="dxa" w:w="2621"/>
             <w:shd w:fill="18233D"/>
             <w:tcMar>
-              <w:top w:w="70" w:type="dxa"/>
-              <w:start w:w="90" w:type="dxa"/>
-              <w:bottom w:w="70" w:type="dxa"/>
-              <w:end w:w="90" w:type="dxa"/>
+              <w:top w:w="55" w:type="dxa"/>
+              <w:start w:w="70" w:type="dxa"/>
+              <w:bottom w:w="55" w:type="dxa"/>
+              <w:end w:w="70" w:type="dxa"/>
             </w:tcMar>
             <w:vAlign w:val="center"/>
           </w:tcPr>
           <w:p>
             <w:pPr>
+              <w:keepNext w:val="0"/>
+              <w:keepLines/>
+              <w:spacing w:before="0" w:after="0" w:line="240" w:lineRule="auto"/>
               <w:jc w:val="center"/>
             </w:pPr>
             <w:r>
@@ -2932,18 +3167,21 @@
         </w:tc>
         <w:tc>
           <w:tcPr>
-            <w:tcW w:type="dxa" w:w="7370"/>
+            <w:tcW w:type="dxa" w:w="7979"/>
             <w:shd w:fill="18233D"/>
             <w:tcMar>
-              <w:top w:w="70" w:type="dxa"/>
-              <w:start w:w="90" w:type="dxa"/>
-              <w:bottom w:w="70" w:type="dxa"/>
-              <w:end w:w="90" w:type="dxa"/>
+              <w:top w:w="55" w:type="dxa"/>
+              <w:start w:w="70" w:type="dxa"/>
+              <w:bottom w:w="55" w:type="dxa"/>
+              <w:end w:w="70" w:type="dxa"/>
             </w:tcMar>
             <w:vAlign w:val="center"/>
           </w:tcPr>
           <w:p>
             <w:pPr>
+              <w:keepNext w:val="0"/>
+              <w:keepLines/>
+              <w:spacing w:before="0" w:after="0" w:line="240" w:lineRule="auto"/>
               <w:jc w:val="center"/>
             </w:pPr>
             <w:r>
@@ -2964,18 +3202,20 @@
         </w:trPr>
         <w:tc>
           <w:tcPr>
-            <w:tcW w:type="dxa" w:w="2268"/>
+            <w:tcW w:type="dxa" w:w="2621"/>
             <w:tcMar>
-              <w:top w:w="60" w:type="dxa"/>
-              <w:start w:w="80" w:type="dxa"/>
-              <w:bottom w:w="60" w:type="dxa"/>
-              <w:end w:w="80" w:type="dxa"/>
+              <w:top w:w="55" w:type="dxa"/>
+              <w:start w:w="70" w:type="dxa"/>
+              <w:bottom w:w="55" w:type="dxa"/>
+              <w:end w:w="70" w:type="dxa"/>
             </w:tcMar>
             <w:vAlign w:val="center"/>
           </w:tcPr>
           <w:p>
             <w:pPr>
-              <w:spacing w:after="0"/>
+              <w:keepNext w:val="0"/>
+              <w:keepLines/>
+              <w:spacing w:after="0" w:before="0" w:line="240" w:lineRule="auto"/>
             </w:pPr>
             <w:r>
               <w:rPr>
@@ -2989,18 +3229,20 @@
         </w:tc>
         <w:tc>
           <w:tcPr>
-            <w:tcW w:type="dxa" w:w="7370"/>
+            <w:tcW w:type="dxa" w:w="7979"/>
             <w:tcMar>
-              <w:top w:w="60" w:type="dxa"/>
-              <w:start w:w="80" w:type="dxa"/>
-              <w:bottom w:w="60" w:type="dxa"/>
-              <w:end w:w="80" w:type="dxa"/>
+              <w:top w:w="55" w:type="dxa"/>
+              <w:start w:w="70" w:type="dxa"/>
+              <w:bottom w:w="55" w:type="dxa"/>
+              <w:end w:w="70" w:type="dxa"/>
             </w:tcMar>
             <w:vAlign w:val="center"/>
           </w:tcPr>
           <w:p>
             <w:pPr>
-              <w:spacing w:after="0"/>
+              <w:keepNext w:val="0"/>
+              <w:keepLines/>
+              <w:spacing w:after="0" w:before="0" w:line="240" w:lineRule="auto"/>
             </w:pPr>
             <w:r>
               <w:rPr>
@@ -3019,19 +3261,21 @@
         </w:trPr>
         <w:tc>
           <w:tcPr>
-            <w:tcW w:type="dxa" w:w="2268"/>
+            <w:tcW w:type="dxa" w:w="2621"/>
             <w:tcMar>
-              <w:top w:w="60" w:type="dxa"/>
-              <w:start w:w="80" w:type="dxa"/>
-              <w:bottom w:w="60" w:type="dxa"/>
-              <w:end w:w="80" w:type="dxa"/>
+              <w:top w:w="55" w:type="dxa"/>
+              <w:start w:w="70" w:type="dxa"/>
+              <w:bottom w:w="55" w:type="dxa"/>
+              <w:end w:w="70" w:type="dxa"/>
             </w:tcMar>
             <w:vAlign w:val="center"/>
             <w:shd w:fill="FBFCFE"/>
           </w:tcPr>
           <w:p>
             <w:pPr>
-              <w:spacing w:after="0"/>
+              <w:keepNext w:val="0"/>
+              <w:keepLines/>
+              <w:spacing w:after="0" w:before="0" w:line="240" w:lineRule="auto"/>
             </w:pPr>
             <w:r>
               <w:rPr>
@@ -3045,19 +3289,21 @@
         </w:tc>
         <w:tc>
           <w:tcPr>
-            <w:tcW w:type="dxa" w:w="7370"/>
+            <w:tcW w:type="dxa" w:w="7979"/>
             <w:tcMar>
-              <w:top w:w="60" w:type="dxa"/>
-              <w:start w:w="80" w:type="dxa"/>
-              <w:bottom w:w="60" w:type="dxa"/>
-              <w:end w:w="80" w:type="dxa"/>
+              <w:top w:w="55" w:type="dxa"/>
+              <w:start w:w="70" w:type="dxa"/>
+              <w:bottom w:w="55" w:type="dxa"/>
+              <w:end w:w="70" w:type="dxa"/>
             </w:tcMar>
             <w:vAlign w:val="center"/>
             <w:shd w:fill="FBFCFE"/>
           </w:tcPr>
           <w:p>
             <w:pPr>
-              <w:spacing w:after="0"/>
+              <w:keepNext w:val="0"/>
+              <w:keepLines/>
+              <w:spacing w:after="0" w:before="0" w:line="240" w:lineRule="auto"/>
             </w:pPr>
             <w:r>
               <w:rPr>
@@ -3076,18 +3322,20 @@
         </w:trPr>
         <w:tc>
           <w:tcPr>
-            <w:tcW w:type="dxa" w:w="2268"/>
+            <w:tcW w:type="dxa" w:w="2621"/>
             <w:tcMar>
-              <w:top w:w="60" w:type="dxa"/>
-              <w:start w:w="80" w:type="dxa"/>
-              <w:bottom w:w="60" w:type="dxa"/>
-              <w:end w:w="80" w:type="dxa"/>
+              <w:top w:w="55" w:type="dxa"/>
+              <w:start w:w="70" w:type="dxa"/>
+              <w:bottom w:w="55" w:type="dxa"/>
+              <w:end w:w="70" w:type="dxa"/>
             </w:tcMar>
             <w:vAlign w:val="center"/>
           </w:tcPr>
           <w:p>
             <w:pPr>
-              <w:spacing w:after="0"/>
+              <w:keepNext w:val="0"/>
+              <w:keepLines/>
+              <w:spacing w:after="0" w:before="0" w:line="240" w:lineRule="auto"/>
             </w:pPr>
             <w:r>
               <w:rPr>
@@ -3101,18 +3349,20 @@
         </w:tc>
         <w:tc>
           <w:tcPr>
-            <w:tcW w:type="dxa" w:w="7370"/>
+            <w:tcW w:type="dxa" w:w="7979"/>
             <w:tcMar>
-              <w:top w:w="60" w:type="dxa"/>
-              <w:start w:w="80" w:type="dxa"/>
-              <w:bottom w:w="60" w:type="dxa"/>
-              <w:end w:w="80" w:type="dxa"/>
+              <w:top w:w="55" w:type="dxa"/>
+              <w:start w:w="70" w:type="dxa"/>
+              <w:bottom w:w="55" w:type="dxa"/>
+              <w:end w:w="70" w:type="dxa"/>
             </w:tcMar>
             <w:vAlign w:val="center"/>
           </w:tcPr>
           <w:p>
             <w:pPr>
-              <w:spacing w:after="0"/>
+              <w:keepNext w:val="0"/>
+              <w:keepLines/>
+              <w:spacing w:after="0" w:before="0" w:line="240" w:lineRule="auto"/>
             </w:pPr>
             <w:r>
               <w:rPr>
@@ -3131,19 +3381,21 @@
         </w:trPr>
         <w:tc>
           <w:tcPr>
-            <w:tcW w:type="dxa" w:w="2268"/>
+            <w:tcW w:type="dxa" w:w="2621"/>
             <w:tcMar>
-              <w:top w:w="60" w:type="dxa"/>
-              <w:start w:w="80" w:type="dxa"/>
-              <w:bottom w:w="60" w:type="dxa"/>
-              <w:end w:w="80" w:type="dxa"/>
+              <w:top w:w="55" w:type="dxa"/>
+              <w:start w:w="70" w:type="dxa"/>
+              <w:bottom w:w="55" w:type="dxa"/>
+              <w:end w:w="70" w:type="dxa"/>
             </w:tcMar>
             <w:vAlign w:val="center"/>
             <w:shd w:fill="FBFCFE"/>
           </w:tcPr>
           <w:p>
             <w:pPr>
-              <w:spacing w:after="0"/>
+              <w:keepNext w:val="0"/>
+              <w:keepLines/>
+              <w:spacing w:after="0" w:before="0" w:line="240" w:lineRule="auto"/>
             </w:pPr>
             <w:r>
               <w:rPr>
@@ -3157,19 +3409,21 @@
         </w:tc>
         <w:tc>
           <w:tcPr>
-            <w:tcW w:type="dxa" w:w="7370"/>
+            <w:tcW w:type="dxa" w:w="7979"/>
             <w:tcMar>
-              <w:top w:w="60" w:type="dxa"/>
-              <w:start w:w="80" w:type="dxa"/>
-              <w:bottom w:w="60" w:type="dxa"/>
-              <w:end w:w="80" w:type="dxa"/>
+              <w:top w:w="55" w:type="dxa"/>
+              <w:start w:w="70" w:type="dxa"/>
+              <w:bottom w:w="55" w:type="dxa"/>
+              <w:end w:w="70" w:type="dxa"/>
             </w:tcMar>
             <w:vAlign w:val="center"/>
             <w:shd w:fill="FBFCFE"/>
           </w:tcPr>
           <w:p>
             <w:pPr>
-              <w:spacing w:after="0"/>
+              <w:keepNext w:val="0"/>
+              <w:keepLines/>
+              <w:spacing w:after="0" w:before="0" w:line="240" w:lineRule="auto"/>
             </w:pPr>
             <w:r>
               <w:rPr>
@@ -3188,18 +3442,20 @@
         </w:trPr>
         <w:tc>
           <w:tcPr>
-            <w:tcW w:type="dxa" w:w="2268"/>
+            <w:tcW w:type="dxa" w:w="2621"/>
             <w:tcMar>
-              <w:top w:w="60" w:type="dxa"/>
-              <w:start w:w="80" w:type="dxa"/>
-              <w:bottom w:w="60" w:type="dxa"/>
-              <w:end w:w="80" w:type="dxa"/>
+              <w:top w:w="55" w:type="dxa"/>
+              <w:start w:w="70" w:type="dxa"/>
+              <w:bottom w:w="55" w:type="dxa"/>
+              <w:end w:w="70" w:type="dxa"/>
             </w:tcMar>
             <w:vAlign w:val="center"/>
           </w:tcPr>
           <w:p>
             <w:pPr>
-              <w:spacing w:after="0"/>
+              <w:keepNext w:val="0"/>
+              <w:keepLines/>
+              <w:spacing w:after="0" w:before="0" w:line="240" w:lineRule="auto"/>
             </w:pPr>
             <w:r>
               <w:rPr>
@@ -3213,18 +3469,20 @@
         </w:tc>
         <w:tc>
           <w:tcPr>
-            <w:tcW w:type="dxa" w:w="7370"/>
+            <w:tcW w:type="dxa" w:w="7979"/>
             <w:tcMar>
-              <w:top w:w="60" w:type="dxa"/>
-              <w:start w:w="80" w:type="dxa"/>
-              <w:bottom w:w="60" w:type="dxa"/>
-              <w:end w:w="80" w:type="dxa"/>
+              <w:top w:w="55" w:type="dxa"/>
+              <w:start w:w="70" w:type="dxa"/>
+              <w:bottom w:w="55" w:type="dxa"/>
+              <w:end w:w="70" w:type="dxa"/>
             </w:tcMar>
             <w:vAlign w:val="center"/>
           </w:tcPr>
           <w:p>
             <w:pPr>
-              <w:spacing w:after="0"/>
+              <w:keepNext w:val="0"/>
+              <w:keepLines/>
+              <w:spacing w:after="0" w:before="0" w:line="240" w:lineRule="auto"/>
             </w:pPr>
             <w:r>
               <w:rPr>
@@ -3243,19 +3501,21 @@
         </w:trPr>
         <w:tc>
           <w:tcPr>
-            <w:tcW w:type="dxa" w:w="2268"/>
+            <w:tcW w:type="dxa" w:w="2621"/>
             <w:tcMar>
-              <w:top w:w="60" w:type="dxa"/>
-              <w:start w:w="80" w:type="dxa"/>
-              <w:bottom w:w="60" w:type="dxa"/>
-              <w:end w:w="80" w:type="dxa"/>
+              <w:top w:w="55" w:type="dxa"/>
+              <w:start w:w="70" w:type="dxa"/>
+              <w:bottom w:w="55" w:type="dxa"/>
+              <w:end w:w="70" w:type="dxa"/>
             </w:tcMar>
             <w:vAlign w:val="center"/>
             <w:shd w:fill="FBFCFE"/>
           </w:tcPr>
           <w:p>
             <w:pPr>
-              <w:spacing w:after="0"/>
+              <w:keepNext w:val="0"/>
+              <w:keepLines/>
+              <w:spacing w:after="0" w:before="0" w:line="240" w:lineRule="auto"/>
             </w:pPr>
             <w:r>
               <w:rPr>
@@ -3269,19 +3529,21 @@
         </w:tc>
         <w:tc>
           <w:tcPr>
-            <w:tcW w:type="dxa" w:w="7370"/>
+            <w:tcW w:type="dxa" w:w="7979"/>
             <w:tcMar>
-              <w:top w:w="60" w:type="dxa"/>
-              <w:start w:w="80" w:type="dxa"/>
-              <w:bottom w:w="60" w:type="dxa"/>
-              <w:end w:w="80" w:type="dxa"/>
+              <w:top w:w="55" w:type="dxa"/>
+              <w:start w:w="70" w:type="dxa"/>
+              <w:bottom w:w="55" w:type="dxa"/>
+              <w:end w:w="70" w:type="dxa"/>
             </w:tcMar>
             <w:vAlign w:val="center"/>
             <w:shd w:fill="FBFCFE"/>
           </w:tcPr>
           <w:p>
             <w:pPr>
-              <w:spacing w:after="0"/>
+              <w:keepNext w:val="0"/>
+              <w:keepLines/>
+              <w:spacing w:after="0" w:before="0" w:line="240" w:lineRule="auto"/>
             </w:pPr>
             <w:r>
               <w:rPr>
@@ -3304,8 +3566,9 @@
       <w:bookmarkStart w:id="152" w:name="bostop"/>
       <w:pPr>
         <w:pStyle w:val="Heading1"/>
-        <w:keepNext w:val="1"/>
+        <w:keepNext/>
         <w:keepLines/>
+        <w:spacing w:before="220" w:after="80"/>
       </w:pPr>
       <w:bookmarkEnd w:id="152"/>
       <w:r>
@@ -3320,9 +3583,9 @@
     </w:p>
     <w:p>
       <w:pPr>
-        <w:spacing w:after="120"/>
-        <w:keepNext w:val="1"/>
-        <w:keepLines/>
+        <w:spacing w:after="40"/>
+        <w:keepNext w:val="0"/>
+        <w:keepLines w:val="0"/>
       </w:pPr>
       <w:hyperlink w:anchor="TOC">
         <w:r>
@@ -3336,6 +3599,7 @@
     </w:p>
     <w:p>
       <w:pPr>
+        <w:keepNext w:val="0"/>
         <w:spacing w:after="100"/>
       </w:pPr>
       <w:r>
@@ -3349,15 +3613,15 @@
     </w:p>
     <w:tbl>
       <w:tblPr>
-        <w:tblW w:type="auto" w:w="0"/>
+        <w:tblW w:type="dxa" w:w="10601"/>
         <w:jc w:val="center"/>
         <w:tblLayout w:type="fixed"/>
         <w:tblLook w:firstColumn="1" w:firstRow="1" w:lastColumn="0" w:lastRow="0" w:noHBand="0" w:noVBand="1" w:val="04A0"/>
       </w:tblPr>
       <w:tblGrid>
-        <w:gridCol w:w="1134"/>
-        <w:gridCol w:w="4876"/>
-        <w:gridCol w:w="3628"/>
+        <w:gridCol w:w="3020"/>
+        <w:gridCol w:w="3761"/>
+        <w:gridCol w:w="3818"/>
       </w:tblGrid>
       <w:tr>
         <w:trPr>
@@ -3366,18 +3630,21 @@
         </w:trPr>
         <w:tc>
           <w:tcPr>
-            <w:tcW w:type="dxa" w:w="1134"/>
+            <w:tcW w:type="dxa" w:w="3020"/>
             <w:shd w:fill="18233D"/>
             <w:tcMar>
-              <w:top w:w="70" w:type="dxa"/>
-              <w:start w:w="90" w:type="dxa"/>
-              <w:bottom w:w="70" w:type="dxa"/>
-              <w:end w:w="90" w:type="dxa"/>
+              <w:top w:w="55" w:type="dxa"/>
+              <w:start w:w="70" w:type="dxa"/>
+              <w:bottom w:w="55" w:type="dxa"/>
+              <w:end w:w="70" w:type="dxa"/>
             </w:tcMar>
             <w:vAlign w:val="center"/>
           </w:tcPr>
           <w:p>
             <w:pPr>
+              <w:keepNext w:val="0"/>
+              <w:keepLines/>
+              <w:spacing w:before="0" w:after="0" w:line="240" w:lineRule="auto"/>
               <w:jc w:val="center"/>
             </w:pPr>
             <w:r>
@@ -3393,18 +3660,21 @@
         </w:tc>
         <w:tc>
           <w:tcPr>
-            <w:tcW w:type="dxa" w:w="4876"/>
+            <w:tcW w:type="dxa" w:w="3761"/>
             <w:shd w:fill="18233D"/>
             <w:tcMar>
-              <w:top w:w="70" w:type="dxa"/>
-              <w:start w:w="90" w:type="dxa"/>
-              <w:bottom w:w="70" w:type="dxa"/>
-              <w:end w:w="90" w:type="dxa"/>
+              <w:top w:w="55" w:type="dxa"/>
+              <w:start w:w="70" w:type="dxa"/>
+              <w:bottom w:w="55" w:type="dxa"/>
+              <w:end w:w="70" w:type="dxa"/>
             </w:tcMar>
             <w:vAlign w:val="center"/>
           </w:tcPr>
           <w:p>
             <w:pPr>
+              <w:keepNext w:val="0"/>
+              <w:keepLines/>
+              <w:spacing w:before="0" w:after="0" w:line="240" w:lineRule="auto"/>
               <w:jc w:val="center"/>
             </w:pPr>
             <w:r>
@@ -3420,18 +3690,21 @@
         </w:tc>
         <w:tc>
           <w:tcPr>
-            <w:tcW w:type="dxa" w:w="3628"/>
+            <w:tcW w:type="dxa" w:w="3818"/>
             <w:shd w:fill="18233D"/>
             <w:tcMar>
-              <w:top w:w="70" w:type="dxa"/>
-              <w:start w:w="90" w:type="dxa"/>
-              <w:bottom w:w="70" w:type="dxa"/>
-              <w:end w:w="90" w:type="dxa"/>
+              <w:top w:w="55" w:type="dxa"/>
+              <w:start w:w="70" w:type="dxa"/>
+              <w:bottom w:w="55" w:type="dxa"/>
+              <w:end w:w="70" w:type="dxa"/>
             </w:tcMar>
             <w:vAlign w:val="center"/>
           </w:tcPr>
           <w:p>
             <w:pPr>
+              <w:keepNext w:val="0"/>
+              <w:keepLines/>
+              <w:spacing w:before="0" w:after="0" w:line="240" w:lineRule="auto"/>
               <w:jc w:val="center"/>
             </w:pPr>
             <w:r>
@@ -3452,18 +3725,20 @@
         </w:trPr>
         <w:tc>
           <w:tcPr>
-            <w:tcW w:type="dxa" w:w="1134"/>
+            <w:tcW w:type="dxa" w:w="3020"/>
             <w:tcMar>
-              <w:top w:w="60" w:type="dxa"/>
-              <w:start w:w="80" w:type="dxa"/>
-              <w:bottom w:w="60" w:type="dxa"/>
-              <w:end w:w="80" w:type="dxa"/>
+              <w:top w:w="55" w:type="dxa"/>
+              <w:start w:w="70" w:type="dxa"/>
+              <w:bottom w:w="55" w:type="dxa"/>
+              <w:end w:w="70" w:type="dxa"/>
             </w:tcMar>
             <w:vAlign w:val="center"/>
           </w:tcPr>
           <w:p>
             <w:pPr>
-              <w:spacing w:after="0"/>
+              <w:keepNext w:val="0"/>
+              <w:keepLines/>
+              <w:spacing w:after="0" w:before="0" w:line="240" w:lineRule="auto"/>
             </w:pPr>
             <w:r>
               <w:rPr>
@@ -3477,18 +3752,20 @@
         </w:tc>
         <w:tc>
           <w:tcPr>
-            <w:tcW w:type="dxa" w:w="4876"/>
+            <w:tcW w:type="dxa" w:w="3761"/>
             <w:tcMar>
-              <w:top w:w="60" w:type="dxa"/>
-              <w:start w:w="80" w:type="dxa"/>
-              <w:bottom w:w="60" w:type="dxa"/>
-              <w:end w:w="80" w:type="dxa"/>
+              <w:top w:w="55" w:type="dxa"/>
+              <w:start w:w="70" w:type="dxa"/>
+              <w:bottom w:w="55" w:type="dxa"/>
+              <w:end w:w="70" w:type="dxa"/>
             </w:tcMar>
             <w:vAlign w:val="center"/>
           </w:tcPr>
           <w:p>
             <w:pPr>
-              <w:spacing w:after="0"/>
+              <w:keepNext w:val="0"/>
+              <w:keepLines/>
+              <w:spacing w:after="0" w:before="0" w:line="240" w:lineRule="auto"/>
             </w:pPr>
             <w:r>
               <w:rPr>
@@ -3502,18 +3779,20 @@
         </w:tc>
         <w:tc>
           <w:tcPr>
-            <w:tcW w:type="dxa" w:w="3628"/>
+            <w:tcW w:type="dxa" w:w="3818"/>
             <w:tcMar>
-              <w:top w:w="60" w:type="dxa"/>
-              <w:start w:w="80" w:type="dxa"/>
-              <w:bottom w:w="60" w:type="dxa"/>
-              <w:end w:w="80" w:type="dxa"/>
+              <w:top w:w="55" w:type="dxa"/>
+              <w:start w:w="70" w:type="dxa"/>
+              <w:bottom w:w="55" w:type="dxa"/>
+              <w:end w:w="70" w:type="dxa"/>
             </w:tcMar>
             <w:vAlign w:val="center"/>
           </w:tcPr>
           <w:p>
             <w:pPr>
-              <w:spacing w:after="0"/>
+              <w:keepNext w:val="0"/>
+              <w:keepLines/>
+              <w:spacing w:after="0" w:before="0" w:line="240" w:lineRule="auto"/>
             </w:pPr>
             <w:r>
               <w:rPr>
@@ -3532,19 +3811,21 @@
         </w:trPr>
         <w:tc>
           <w:tcPr>
-            <w:tcW w:type="dxa" w:w="1134"/>
+            <w:tcW w:type="dxa" w:w="3020"/>
             <w:tcMar>
-              <w:top w:w="60" w:type="dxa"/>
-              <w:start w:w="80" w:type="dxa"/>
-              <w:bottom w:w="60" w:type="dxa"/>
-              <w:end w:w="80" w:type="dxa"/>
+              <w:top w:w="55" w:type="dxa"/>
+              <w:start w:w="70" w:type="dxa"/>
+              <w:bottom w:w="55" w:type="dxa"/>
+              <w:end w:w="70" w:type="dxa"/>
             </w:tcMar>
             <w:vAlign w:val="center"/>
             <w:shd w:fill="FBFCFE"/>
           </w:tcPr>
           <w:p>
             <w:pPr>
-              <w:spacing w:after="0"/>
+              <w:keepNext w:val="0"/>
+              <w:keepLines/>
+              <w:spacing w:after="0" w:before="0" w:line="240" w:lineRule="auto"/>
             </w:pPr>
             <w:r>
               <w:rPr>
@@ -3558,19 +3839,21 @@
         </w:tc>
         <w:tc>
           <w:tcPr>
-            <w:tcW w:type="dxa" w:w="4876"/>
+            <w:tcW w:type="dxa" w:w="3761"/>
             <w:tcMar>
-              <w:top w:w="60" w:type="dxa"/>
-              <w:start w:w="80" w:type="dxa"/>
-              <w:bottom w:w="60" w:type="dxa"/>
-              <w:end w:w="80" w:type="dxa"/>
+              <w:top w:w="55" w:type="dxa"/>
+              <w:start w:w="70" w:type="dxa"/>
+              <w:bottom w:w="55" w:type="dxa"/>
+              <w:end w:w="70" w:type="dxa"/>
             </w:tcMar>
             <w:vAlign w:val="center"/>
             <w:shd w:fill="FBFCFE"/>
           </w:tcPr>
           <w:p>
             <w:pPr>
-              <w:spacing w:after="0"/>
+              <w:keepNext w:val="0"/>
+              <w:keepLines/>
+              <w:spacing w:after="0" w:before="0" w:line="240" w:lineRule="auto"/>
             </w:pPr>
             <w:r>
               <w:rPr>
@@ -3584,19 +3867,21 @@
         </w:tc>
         <w:tc>
           <w:tcPr>
-            <w:tcW w:type="dxa" w:w="3628"/>
+            <w:tcW w:type="dxa" w:w="3818"/>
             <w:tcMar>
-              <w:top w:w="60" w:type="dxa"/>
-              <w:start w:w="80" w:type="dxa"/>
-              <w:bottom w:w="60" w:type="dxa"/>
-              <w:end w:w="80" w:type="dxa"/>
+              <w:top w:w="55" w:type="dxa"/>
+              <w:start w:w="70" w:type="dxa"/>
+              <w:bottom w:w="55" w:type="dxa"/>
+              <w:end w:w="70" w:type="dxa"/>
             </w:tcMar>
             <w:vAlign w:val="center"/>
             <w:shd w:fill="FBFCFE"/>
           </w:tcPr>
           <w:p>
             <w:pPr>
-              <w:spacing w:after="0"/>
+              <w:keepNext w:val="0"/>
+              <w:keepLines/>
+              <w:spacing w:after="0" w:before="0" w:line="240" w:lineRule="auto"/>
             </w:pPr>
             <w:r>
               <w:rPr>
@@ -3615,18 +3900,20 @@
         </w:trPr>
         <w:tc>
           <w:tcPr>
-            <w:tcW w:type="dxa" w:w="1134"/>
+            <w:tcW w:type="dxa" w:w="3020"/>
             <w:tcMar>
-              <w:top w:w="60" w:type="dxa"/>
-              <w:start w:w="80" w:type="dxa"/>
-              <w:bottom w:w="60" w:type="dxa"/>
-              <w:end w:w="80" w:type="dxa"/>
+              <w:top w:w="55" w:type="dxa"/>
+              <w:start w:w="70" w:type="dxa"/>
+              <w:bottom w:w="55" w:type="dxa"/>
+              <w:end w:w="70" w:type="dxa"/>
             </w:tcMar>
             <w:vAlign w:val="center"/>
           </w:tcPr>
           <w:p>
             <w:pPr>
-              <w:spacing w:after="0"/>
+              <w:keepNext w:val="0"/>
+              <w:keepLines/>
+              <w:spacing w:after="0" w:before="0" w:line="240" w:lineRule="auto"/>
             </w:pPr>
             <w:r>
               <w:rPr>
@@ -3640,18 +3927,20 @@
         </w:tc>
         <w:tc>
           <w:tcPr>
-            <w:tcW w:type="dxa" w:w="4876"/>
+            <w:tcW w:type="dxa" w:w="3761"/>
             <w:tcMar>
-              <w:top w:w="60" w:type="dxa"/>
-              <w:start w:w="80" w:type="dxa"/>
-              <w:bottom w:w="60" w:type="dxa"/>
-              <w:end w:w="80" w:type="dxa"/>
+              <w:top w:w="55" w:type="dxa"/>
+              <w:start w:w="70" w:type="dxa"/>
+              <w:bottom w:w="55" w:type="dxa"/>
+              <w:end w:w="70" w:type="dxa"/>
             </w:tcMar>
             <w:vAlign w:val="center"/>
           </w:tcPr>
           <w:p>
             <w:pPr>
-              <w:spacing w:after="0"/>
+              <w:keepNext w:val="0"/>
+              <w:keepLines/>
+              <w:spacing w:after="0" w:before="0" w:line="240" w:lineRule="auto"/>
             </w:pPr>
             <w:r>
               <w:rPr>
@@ -3665,18 +3954,20 @@
         </w:tc>
         <w:tc>
           <w:tcPr>
-            <w:tcW w:type="dxa" w:w="3628"/>
+            <w:tcW w:type="dxa" w:w="3818"/>
             <w:tcMar>
-              <w:top w:w="60" w:type="dxa"/>
-              <w:start w:w="80" w:type="dxa"/>
-              <w:bottom w:w="60" w:type="dxa"/>
-              <w:end w:w="80" w:type="dxa"/>
+              <w:top w:w="55" w:type="dxa"/>
+              <w:start w:w="70" w:type="dxa"/>
+              <w:bottom w:w="55" w:type="dxa"/>
+              <w:end w:w="70" w:type="dxa"/>
             </w:tcMar>
             <w:vAlign w:val="center"/>
           </w:tcPr>
           <w:p>
             <w:pPr>
-              <w:spacing w:after="0"/>
+              <w:keepNext w:val="0"/>
+              <w:keepLines/>
+              <w:spacing w:after="0" w:before="0" w:line="240" w:lineRule="auto"/>
             </w:pPr>
             <w:r>
               <w:rPr>
@@ -3695,19 +3986,21 @@
         </w:trPr>
         <w:tc>
           <w:tcPr>
-            <w:tcW w:type="dxa" w:w="1134"/>
+            <w:tcW w:type="dxa" w:w="3020"/>
             <w:tcMar>
-              <w:top w:w="60" w:type="dxa"/>
-              <w:start w:w="80" w:type="dxa"/>
-              <w:bottom w:w="60" w:type="dxa"/>
-              <w:end w:w="80" w:type="dxa"/>
+              <w:top w:w="55" w:type="dxa"/>
+              <w:start w:w="70" w:type="dxa"/>
+              <w:bottom w:w="55" w:type="dxa"/>
+              <w:end w:w="70" w:type="dxa"/>
             </w:tcMar>
             <w:vAlign w:val="center"/>
             <w:shd w:fill="FBFCFE"/>
           </w:tcPr>
           <w:p>
             <w:pPr>
-              <w:spacing w:after="0"/>
+              <w:keepNext w:val="0"/>
+              <w:keepLines/>
+              <w:spacing w:after="0" w:before="0" w:line="240" w:lineRule="auto"/>
             </w:pPr>
             <w:r>
               <w:rPr>
@@ -3721,19 +4014,21 @@
         </w:tc>
         <w:tc>
           <w:tcPr>
-            <w:tcW w:type="dxa" w:w="4876"/>
+            <w:tcW w:type="dxa" w:w="3761"/>
             <w:tcMar>
-              <w:top w:w="60" w:type="dxa"/>
-              <w:start w:w="80" w:type="dxa"/>
-              <w:bottom w:w="60" w:type="dxa"/>
-              <w:end w:w="80" w:type="dxa"/>
+              <w:top w:w="55" w:type="dxa"/>
+              <w:start w:w="70" w:type="dxa"/>
+              <w:bottom w:w="55" w:type="dxa"/>
+              <w:end w:w="70" w:type="dxa"/>
             </w:tcMar>
             <w:vAlign w:val="center"/>
             <w:shd w:fill="FBFCFE"/>
           </w:tcPr>
           <w:p>
             <w:pPr>
-              <w:spacing w:after="0"/>
+              <w:keepNext w:val="0"/>
+              <w:keepLines/>
+              <w:spacing w:after="0" w:before="0" w:line="240" w:lineRule="auto"/>
             </w:pPr>
             <w:r>
               <w:rPr>
@@ -3747,19 +4042,21 @@
         </w:tc>
         <w:tc>
           <w:tcPr>
-            <w:tcW w:type="dxa" w:w="3628"/>
+            <w:tcW w:type="dxa" w:w="3818"/>
             <w:tcMar>
-              <w:top w:w="60" w:type="dxa"/>
-              <w:start w:w="80" w:type="dxa"/>
-              <w:bottom w:w="60" w:type="dxa"/>
-              <w:end w:w="80" w:type="dxa"/>
+              <w:top w:w="55" w:type="dxa"/>
+              <w:start w:w="70" w:type="dxa"/>
+              <w:bottom w:w="55" w:type="dxa"/>
+              <w:end w:w="70" w:type="dxa"/>
             </w:tcMar>
             <w:vAlign w:val="center"/>
             <w:shd w:fill="FBFCFE"/>
           </w:tcPr>
           <w:p>
             <w:pPr>
-              <w:spacing w:after="0"/>
+              <w:keepNext w:val="0"/>
+              <w:keepLines/>
+              <w:spacing w:after="0" w:before="0" w:line="240" w:lineRule="auto"/>
             </w:pPr>
             <w:r>
               <w:rPr>
@@ -3778,18 +4075,20 @@
         </w:trPr>
         <w:tc>
           <w:tcPr>
-            <w:tcW w:type="dxa" w:w="1134"/>
+            <w:tcW w:type="dxa" w:w="3020"/>
             <w:tcMar>
-              <w:top w:w="60" w:type="dxa"/>
-              <w:start w:w="80" w:type="dxa"/>
-              <w:bottom w:w="60" w:type="dxa"/>
-              <w:end w:w="80" w:type="dxa"/>
+              <w:top w:w="55" w:type="dxa"/>
+              <w:start w:w="70" w:type="dxa"/>
+              <w:bottom w:w="55" w:type="dxa"/>
+              <w:end w:w="70" w:type="dxa"/>
             </w:tcMar>
             <w:vAlign w:val="center"/>
           </w:tcPr>
           <w:p>
             <w:pPr>
-              <w:spacing w:after="0"/>
+              <w:keepNext w:val="0"/>
+              <w:keepLines/>
+              <w:spacing w:after="0" w:before="0" w:line="240" w:lineRule="auto"/>
             </w:pPr>
             <w:r>
               <w:rPr>
@@ -3803,18 +4102,20 @@
         </w:tc>
         <w:tc>
           <w:tcPr>
-            <w:tcW w:type="dxa" w:w="4876"/>
+            <w:tcW w:type="dxa" w:w="3761"/>
             <w:tcMar>
-              <w:top w:w="60" w:type="dxa"/>
-              <w:start w:w="80" w:type="dxa"/>
-              <w:bottom w:w="60" w:type="dxa"/>
-              <w:end w:w="80" w:type="dxa"/>
+              <w:top w:w="55" w:type="dxa"/>
+              <w:start w:w="70" w:type="dxa"/>
+              <w:bottom w:w="55" w:type="dxa"/>
+              <w:end w:w="70" w:type="dxa"/>
             </w:tcMar>
             <w:vAlign w:val="center"/>
           </w:tcPr>
           <w:p>
             <w:pPr>
-              <w:spacing w:after="0"/>
+              <w:keepNext w:val="0"/>
+              <w:keepLines/>
+              <w:spacing w:after="0" w:before="0" w:line="240" w:lineRule="auto"/>
             </w:pPr>
             <w:r>
               <w:rPr>
@@ -3828,18 +4129,20 @@
         </w:tc>
         <w:tc>
           <w:tcPr>
-            <w:tcW w:type="dxa" w:w="3628"/>
+            <w:tcW w:type="dxa" w:w="3818"/>
             <w:tcMar>
-              <w:top w:w="60" w:type="dxa"/>
-              <w:start w:w="80" w:type="dxa"/>
-              <w:bottom w:w="60" w:type="dxa"/>
-              <w:end w:w="80" w:type="dxa"/>
+              <w:top w:w="55" w:type="dxa"/>
+              <w:start w:w="70" w:type="dxa"/>
+              <w:bottom w:w="55" w:type="dxa"/>
+              <w:end w:w="70" w:type="dxa"/>
             </w:tcMar>
             <w:vAlign w:val="center"/>
           </w:tcPr>
           <w:p>
             <w:pPr>
-              <w:spacing w:after="0"/>
+              <w:keepNext w:val="0"/>
+              <w:keepLines/>
+              <w:spacing w:after="0" w:before="0" w:line="240" w:lineRule="auto"/>
             </w:pPr>
             <w:r>
               <w:rPr>
@@ -3862,8 +4165,9 @@
       <w:bookmarkStart w:id="153" w:name="borestart"/>
       <w:pPr>
         <w:pStyle w:val="Heading1"/>
-        <w:keepNext w:val="1"/>
+        <w:keepNext/>
         <w:keepLines/>
+        <w:spacing w:before="220" w:after="80"/>
       </w:pPr>
       <w:bookmarkEnd w:id="153"/>
       <w:r>
@@ -3878,9 +4182,9 @@
     </w:p>
     <w:p>
       <w:pPr>
-        <w:spacing w:after="120"/>
-        <w:keepNext w:val="1"/>
-        <w:keepLines/>
+        <w:spacing w:after="40"/>
+        <w:keepNext w:val="0"/>
+        <w:keepLines w:val="0"/>
       </w:pPr>
       <w:hyperlink w:anchor="TOC">
         <w:r>
@@ -3894,15 +4198,15 @@
     </w:p>
     <w:tbl>
       <w:tblPr>
-        <w:tblW w:type="auto" w:w="0"/>
+        <w:tblW w:type="dxa" w:w="10601"/>
         <w:jc w:val="center"/>
         <w:tblLayout w:type="fixed"/>
         <w:tblLook w:firstColumn="1" w:firstRow="1" w:lastColumn="0" w:lastRow="0" w:noHBand="0" w:noVBand="1" w:val="04A0"/>
       </w:tblPr>
       <w:tblGrid>
-        <w:gridCol w:w="2268"/>
-        <w:gridCol w:w="4082"/>
-        <w:gridCol w:w="3288"/>
+        <w:gridCol w:w="3020"/>
+        <w:gridCol w:w="3761"/>
+        <w:gridCol w:w="3818"/>
       </w:tblGrid>
       <w:tr>
         <w:trPr>
@@ -3911,18 +4215,21 @@
         </w:trPr>
         <w:tc>
           <w:tcPr>
-            <w:tcW w:type="dxa" w:w="2268"/>
+            <w:tcW w:type="dxa" w:w="3020"/>
             <w:shd w:fill="18233D"/>
             <w:tcMar>
-              <w:top w:w="70" w:type="dxa"/>
-              <w:start w:w="90" w:type="dxa"/>
-              <w:bottom w:w="70" w:type="dxa"/>
-              <w:end w:w="90" w:type="dxa"/>
+              <w:top w:w="55" w:type="dxa"/>
+              <w:start w:w="70" w:type="dxa"/>
+              <w:bottom w:w="55" w:type="dxa"/>
+              <w:end w:w="70" w:type="dxa"/>
             </w:tcMar>
             <w:vAlign w:val="center"/>
           </w:tcPr>
           <w:p>
             <w:pPr>
+              <w:keepNext w:val="0"/>
+              <w:keepLines/>
+              <w:spacing w:before="0" w:after="0" w:line="240" w:lineRule="auto"/>
               <w:jc w:val="center"/>
             </w:pPr>
             <w:r>
@@ -3938,18 +4245,21 @@
         </w:tc>
         <w:tc>
           <w:tcPr>
-            <w:tcW w:type="dxa" w:w="4082"/>
+            <w:tcW w:type="dxa" w:w="3761"/>
             <w:shd w:fill="18233D"/>
             <w:tcMar>
-              <w:top w:w="70" w:type="dxa"/>
-              <w:start w:w="90" w:type="dxa"/>
-              <w:bottom w:w="70" w:type="dxa"/>
-              <w:end w:w="90" w:type="dxa"/>
+              <w:top w:w="55" w:type="dxa"/>
+              <w:start w:w="70" w:type="dxa"/>
+              <w:bottom w:w="55" w:type="dxa"/>
+              <w:end w:w="70" w:type="dxa"/>
             </w:tcMar>
             <w:vAlign w:val="center"/>
           </w:tcPr>
           <w:p>
             <w:pPr>
+              <w:keepNext w:val="0"/>
+              <w:keepLines/>
+              <w:spacing w:before="0" w:after="0" w:line="240" w:lineRule="auto"/>
               <w:jc w:val="center"/>
             </w:pPr>
             <w:r>
@@ -3965,18 +4275,21 @@
         </w:tc>
         <w:tc>
           <w:tcPr>
-            <w:tcW w:type="dxa" w:w="3288"/>
+            <w:tcW w:type="dxa" w:w="3818"/>
             <w:shd w:fill="18233D"/>
             <w:tcMar>
-              <w:top w:w="70" w:type="dxa"/>
-              <w:start w:w="90" w:type="dxa"/>
-              <w:bottom w:w="70" w:type="dxa"/>
-              <w:end w:w="90" w:type="dxa"/>
+              <w:top w:w="55" w:type="dxa"/>
+              <w:start w:w="70" w:type="dxa"/>
+              <w:bottom w:w="55" w:type="dxa"/>
+              <w:end w:w="70" w:type="dxa"/>
             </w:tcMar>
             <w:vAlign w:val="center"/>
           </w:tcPr>
           <w:p>
             <w:pPr>
+              <w:keepNext w:val="0"/>
+              <w:keepLines/>
+              <w:spacing w:before="0" w:after="0" w:line="240" w:lineRule="auto"/>
               <w:jc w:val="center"/>
             </w:pPr>
             <w:r>
@@ -3997,18 +4310,20 @@
         </w:trPr>
         <w:tc>
           <w:tcPr>
-            <w:tcW w:type="dxa" w:w="2268"/>
+            <w:tcW w:type="dxa" w:w="3020"/>
             <w:tcMar>
-              <w:top w:w="60" w:type="dxa"/>
-              <w:start w:w="80" w:type="dxa"/>
-              <w:bottom w:w="60" w:type="dxa"/>
-              <w:end w:w="80" w:type="dxa"/>
+              <w:top w:w="55" w:type="dxa"/>
+              <w:start w:w="70" w:type="dxa"/>
+              <w:bottom w:w="55" w:type="dxa"/>
+              <w:end w:w="70" w:type="dxa"/>
             </w:tcMar>
             <w:vAlign w:val="center"/>
           </w:tcPr>
           <w:p>
             <w:pPr>
-              <w:spacing w:after="0"/>
+              <w:keepNext w:val="0"/>
+              <w:keepLines/>
+              <w:spacing w:after="0" w:before="0" w:line="240" w:lineRule="auto"/>
             </w:pPr>
             <w:r>
               <w:rPr>
@@ -4022,18 +4337,20 @@
         </w:tc>
         <w:tc>
           <w:tcPr>
-            <w:tcW w:type="dxa" w:w="4082"/>
+            <w:tcW w:type="dxa" w:w="3761"/>
             <w:tcMar>
-              <w:top w:w="60" w:type="dxa"/>
-              <w:start w:w="80" w:type="dxa"/>
-              <w:bottom w:w="60" w:type="dxa"/>
-              <w:end w:w="80" w:type="dxa"/>
+              <w:top w:w="55" w:type="dxa"/>
+              <w:start w:w="70" w:type="dxa"/>
+              <w:bottom w:w="55" w:type="dxa"/>
+              <w:end w:w="70" w:type="dxa"/>
             </w:tcMar>
             <w:vAlign w:val="center"/>
           </w:tcPr>
           <w:p>
             <w:pPr>
-              <w:spacing w:after="0"/>
+              <w:keepNext w:val="0"/>
+              <w:keepLines/>
+              <w:spacing w:after="0" w:before="0" w:line="240" w:lineRule="auto"/>
             </w:pPr>
             <w:r>
               <w:rPr>
@@ -4047,18 +4364,20 @@
         </w:tc>
         <w:tc>
           <w:tcPr>
-            <w:tcW w:type="dxa" w:w="3288"/>
+            <w:tcW w:type="dxa" w:w="3818"/>
             <w:tcMar>
-              <w:top w:w="60" w:type="dxa"/>
-              <w:start w:w="80" w:type="dxa"/>
-              <w:bottom w:w="60" w:type="dxa"/>
-              <w:end w:w="80" w:type="dxa"/>
+              <w:top w:w="55" w:type="dxa"/>
+              <w:start w:w="70" w:type="dxa"/>
+              <w:bottom w:w="55" w:type="dxa"/>
+              <w:end w:w="70" w:type="dxa"/>
             </w:tcMar>
             <w:vAlign w:val="center"/>
           </w:tcPr>
           <w:p>
             <w:pPr>
-              <w:spacing w:after="0"/>
+              <w:keepNext w:val="0"/>
+              <w:keepLines/>
+              <w:spacing w:after="0" w:before="0" w:line="240" w:lineRule="auto"/>
             </w:pPr>
             <w:r>
               <w:rPr>
@@ -4077,19 +4396,21 @@
         </w:trPr>
         <w:tc>
           <w:tcPr>
-            <w:tcW w:type="dxa" w:w="2268"/>
+            <w:tcW w:type="dxa" w:w="3020"/>
             <w:tcMar>
-              <w:top w:w="60" w:type="dxa"/>
-              <w:start w:w="80" w:type="dxa"/>
-              <w:bottom w:w="60" w:type="dxa"/>
-              <w:end w:w="80" w:type="dxa"/>
+              <w:top w:w="55" w:type="dxa"/>
+              <w:start w:w="70" w:type="dxa"/>
+              <w:bottom w:w="55" w:type="dxa"/>
+              <w:end w:w="70" w:type="dxa"/>
             </w:tcMar>
             <w:vAlign w:val="center"/>
             <w:shd w:fill="FBFCFE"/>
           </w:tcPr>
           <w:p>
             <w:pPr>
-              <w:spacing w:after="0"/>
+              <w:keepNext w:val="0"/>
+              <w:keepLines/>
+              <w:spacing w:after="0" w:before="0" w:line="240" w:lineRule="auto"/>
             </w:pPr>
             <w:r>
               <w:rPr>
@@ -4103,19 +4424,21 @@
         </w:tc>
         <w:tc>
           <w:tcPr>
-            <w:tcW w:type="dxa" w:w="4082"/>
+            <w:tcW w:type="dxa" w:w="3761"/>
             <w:tcMar>
-              <w:top w:w="60" w:type="dxa"/>
-              <w:start w:w="80" w:type="dxa"/>
-              <w:bottom w:w="60" w:type="dxa"/>
-              <w:end w:w="80" w:type="dxa"/>
+              <w:top w:w="55" w:type="dxa"/>
+              <w:start w:w="70" w:type="dxa"/>
+              <w:bottom w:w="55" w:type="dxa"/>
+              <w:end w:w="70" w:type="dxa"/>
             </w:tcMar>
             <w:vAlign w:val="center"/>
             <w:shd w:fill="FBFCFE"/>
           </w:tcPr>
           <w:p>
             <w:pPr>
-              <w:spacing w:after="0"/>
+              <w:keepNext w:val="0"/>
+              <w:keepLines/>
+              <w:spacing w:after="0" w:before="0" w:line="240" w:lineRule="auto"/>
             </w:pPr>
             <w:r>
               <w:rPr>
@@ -4129,19 +4452,21 @@
         </w:tc>
         <w:tc>
           <w:tcPr>
-            <w:tcW w:type="dxa" w:w="3288"/>
+            <w:tcW w:type="dxa" w:w="3818"/>
             <w:tcMar>
-              <w:top w:w="60" w:type="dxa"/>
-              <w:start w:w="80" w:type="dxa"/>
-              <w:bottom w:w="60" w:type="dxa"/>
-              <w:end w:w="80" w:type="dxa"/>
+              <w:top w:w="55" w:type="dxa"/>
+              <w:start w:w="70" w:type="dxa"/>
+              <w:bottom w:w="55" w:type="dxa"/>
+              <w:end w:w="70" w:type="dxa"/>
             </w:tcMar>
             <w:vAlign w:val="center"/>
             <w:shd w:fill="FBFCFE"/>
           </w:tcPr>
           <w:p>
             <w:pPr>
-              <w:spacing w:after="0"/>
+              <w:keepNext w:val="0"/>
+              <w:keepLines/>
+              <w:spacing w:after="0" w:before="0" w:line="240" w:lineRule="auto"/>
             </w:pPr>
             <w:r>
               <w:rPr>
@@ -4160,18 +4485,20 @@
         </w:trPr>
         <w:tc>
           <w:tcPr>
-            <w:tcW w:type="dxa" w:w="2268"/>
+            <w:tcW w:type="dxa" w:w="3020"/>
             <w:tcMar>
-              <w:top w:w="60" w:type="dxa"/>
-              <w:start w:w="80" w:type="dxa"/>
-              <w:bottom w:w="60" w:type="dxa"/>
-              <w:end w:w="80" w:type="dxa"/>
+              <w:top w:w="55" w:type="dxa"/>
+              <w:start w:w="70" w:type="dxa"/>
+              <w:bottom w:w="55" w:type="dxa"/>
+              <w:end w:w="70" w:type="dxa"/>
             </w:tcMar>
             <w:vAlign w:val="center"/>
           </w:tcPr>
           <w:p>
             <w:pPr>
-              <w:spacing w:after="0"/>
+              <w:keepNext w:val="0"/>
+              <w:keepLines/>
+              <w:spacing w:after="0" w:before="0" w:line="240" w:lineRule="auto"/>
             </w:pPr>
             <w:r>
               <w:rPr>
@@ -4185,18 +4512,20 @@
         </w:tc>
         <w:tc>
           <w:tcPr>
-            <w:tcW w:type="dxa" w:w="4082"/>
+            <w:tcW w:type="dxa" w:w="3761"/>
             <w:tcMar>
-              <w:top w:w="60" w:type="dxa"/>
-              <w:start w:w="80" w:type="dxa"/>
-              <w:bottom w:w="60" w:type="dxa"/>
-              <w:end w:w="80" w:type="dxa"/>
+              <w:top w:w="55" w:type="dxa"/>
+              <w:start w:w="70" w:type="dxa"/>
+              <w:bottom w:w="55" w:type="dxa"/>
+              <w:end w:w="70" w:type="dxa"/>
             </w:tcMar>
             <w:vAlign w:val="center"/>
           </w:tcPr>
           <w:p>
             <w:pPr>
-              <w:spacing w:after="0"/>
+              <w:keepNext w:val="0"/>
+              <w:keepLines/>
+              <w:spacing w:after="0" w:before="0" w:line="240" w:lineRule="auto"/>
             </w:pPr>
             <w:r>
               <w:rPr>
@@ -4210,18 +4539,20 @@
         </w:tc>
         <w:tc>
           <w:tcPr>
-            <w:tcW w:type="dxa" w:w="3288"/>
+            <w:tcW w:type="dxa" w:w="3818"/>
             <w:tcMar>
-              <w:top w:w="60" w:type="dxa"/>
-              <w:start w:w="80" w:type="dxa"/>
-              <w:bottom w:w="60" w:type="dxa"/>
-              <w:end w:w="80" w:type="dxa"/>
+              <w:top w:w="55" w:type="dxa"/>
+              <w:start w:w="70" w:type="dxa"/>
+              <w:bottom w:w="55" w:type="dxa"/>
+              <w:end w:w="70" w:type="dxa"/>
             </w:tcMar>
             <w:vAlign w:val="center"/>
           </w:tcPr>
           <w:p>
             <w:pPr>
-              <w:spacing w:after="0"/>
+              <w:keepNext w:val="0"/>
+              <w:keepLines/>
+              <w:spacing w:after="0" w:before="0" w:line="240" w:lineRule="auto"/>
             </w:pPr>
             <w:r>
               <w:rPr>
@@ -4240,19 +4571,21 @@
         </w:trPr>
         <w:tc>
           <w:tcPr>
-            <w:tcW w:type="dxa" w:w="2268"/>
+            <w:tcW w:type="dxa" w:w="3020"/>
             <w:tcMar>
-              <w:top w:w="60" w:type="dxa"/>
-              <w:start w:w="80" w:type="dxa"/>
-              <w:bottom w:w="60" w:type="dxa"/>
-              <w:end w:w="80" w:type="dxa"/>
+              <w:top w:w="55" w:type="dxa"/>
+              <w:start w:w="70" w:type="dxa"/>
+              <w:bottom w:w="55" w:type="dxa"/>
+              <w:end w:w="70" w:type="dxa"/>
             </w:tcMar>
             <w:vAlign w:val="center"/>
             <w:shd w:fill="FBFCFE"/>
           </w:tcPr>
           <w:p>
             <w:pPr>
-              <w:spacing w:after="0"/>
+              <w:keepNext w:val="0"/>
+              <w:keepLines/>
+              <w:spacing w:after="0" w:before="0" w:line="240" w:lineRule="auto"/>
             </w:pPr>
             <w:r>
               <w:rPr>
@@ -4266,19 +4599,21 @@
         </w:tc>
         <w:tc>
           <w:tcPr>
-            <w:tcW w:type="dxa" w:w="4082"/>
+            <w:tcW w:type="dxa" w:w="3761"/>
             <w:tcMar>
-              <w:top w:w="60" w:type="dxa"/>
-              <w:start w:w="80" w:type="dxa"/>
-              <w:bottom w:w="60" w:type="dxa"/>
-              <w:end w:w="80" w:type="dxa"/>
+              <w:top w:w="55" w:type="dxa"/>
+              <w:start w:w="70" w:type="dxa"/>
+              <w:bottom w:w="55" w:type="dxa"/>
+              <w:end w:w="70" w:type="dxa"/>
             </w:tcMar>
             <w:vAlign w:val="center"/>
             <w:shd w:fill="FBFCFE"/>
           </w:tcPr>
           <w:p>
             <w:pPr>
-              <w:spacing w:after="0"/>
+              <w:keepNext w:val="0"/>
+              <w:keepLines/>
+              <w:spacing w:after="0" w:before="0" w:line="240" w:lineRule="auto"/>
             </w:pPr>
             <w:r>
               <w:rPr>
@@ -4292,19 +4627,21 @@
         </w:tc>
         <w:tc>
           <w:tcPr>
-            <w:tcW w:type="dxa" w:w="3288"/>
+            <w:tcW w:type="dxa" w:w="3818"/>
             <w:tcMar>
-              <w:top w:w="60" w:type="dxa"/>
-              <w:start w:w="80" w:type="dxa"/>
-              <w:bottom w:w="60" w:type="dxa"/>
-              <w:end w:w="80" w:type="dxa"/>
+              <w:top w:w="55" w:type="dxa"/>
+              <w:start w:w="70" w:type="dxa"/>
+              <w:bottom w:w="55" w:type="dxa"/>
+              <w:end w:w="70" w:type="dxa"/>
             </w:tcMar>
             <w:vAlign w:val="center"/>
             <w:shd w:fill="FBFCFE"/>
           </w:tcPr>
           <w:p>
             <w:pPr>
-              <w:spacing w:after="0"/>
+              <w:keepNext w:val="0"/>
+              <w:keepLines/>
+              <w:spacing w:after="0" w:before="0" w:line="240" w:lineRule="auto"/>
             </w:pPr>
             <w:r>
               <w:rPr>
@@ -4323,18 +4660,20 @@
         </w:trPr>
         <w:tc>
           <w:tcPr>
-            <w:tcW w:type="dxa" w:w="2268"/>
+            <w:tcW w:type="dxa" w:w="3020"/>
             <w:tcMar>
-              <w:top w:w="60" w:type="dxa"/>
-              <w:start w:w="80" w:type="dxa"/>
-              <w:bottom w:w="60" w:type="dxa"/>
-              <w:end w:w="80" w:type="dxa"/>
+              <w:top w:w="55" w:type="dxa"/>
+              <w:start w:w="70" w:type="dxa"/>
+              <w:bottom w:w="55" w:type="dxa"/>
+              <w:end w:w="70" w:type="dxa"/>
             </w:tcMar>
             <w:vAlign w:val="center"/>
           </w:tcPr>
           <w:p>
             <w:pPr>
-              <w:spacing w:after="0"/>
+              <w:keepNext w:val="0"/>
+              <w:keepLines/>
+              <w:spacing w:after="0" w:before="0" w:line="240" w:lineRule="auto"/>
             </w:pPr>
             <w:r>
               <w:rPr>
@@ -4348,18 +4687,20 @@
         </w:tc>
         <w:tc>
           <w:tcPr>
-            <w:tcW w:type="dxa" w:w="4082"/>
+            <w:tcW w:type="dxa" w:w="3761"/>
             <w:tcMar>
-              <w:top w:w="60" w:type="dxa"/>
-              <w:start w:w="80" w:type="dxa"/>
-              <w:bottom w:w="60" w:type="dxa"/>
-              <w:end w:w="80" w:type="dxa"/>
+              <w:top w:w="55" w:type="dxa"/>
+              <w:start w:w="70" w:type="dxa"/>
+              <w:bottom w:w="55" w:type="dxa"/>
+              <w:end w:w="70" w:type="dxa"/>
             </w:tcMar>
             <w:vAlign w:val="center"/>
           </w:tcPr>
           <w:p>
             <w:pPr>
-              <w:spacing w:after="0"/>
+              <w:keepNext w:val="0"/>
+              <w:keepLines/>
+              <w:spacing w:after="0" w:before="0" w:line="240" w:lineRule="auto"/>
             </w:pPr>
             <w:r>
               <w:rPr>
@@ -4373,18 +4714,20 @@
         </w:tc>
         <w:tc>
           <w:tcPr>
-            <w:tcW w:type="dxa" w:w="3288"/>
+            <w:tcW w:type="dxa" w:w="3818"/>
             <w:tcMar>
-              <w:top w:w="60" w:type="dxa"/>
-              <w:start w:w="80" w:type="dxa"/>
-              <w:bottom w:w="60" w:type="dxa"/>
-              <w:end w:w="80" w:type="dxa"/>
+              <w:top w:w="55" w:type="dxa"/>
+              <w:start w:w="70" w:type="dxa"/>
+              <w:bottom w:w="55" w:type="dxa"/>
+              <w:end w:w="70" w:type="dxa"/>
             </w:tcMar>
             <w:vAlign w:val="center"/>
           </w:tcPr>
           <w:p>
             <w:pPr>
-              <w:spacing w:after="0"/>
+              <w:keepNext w:val="0"/>
+              <w:keepLines/>
+              <w:spacing w:after="0" w:before="0" w:line="240" w:lineRule="auto"/>
             </w:pPr>
             <w:r>
               <w:rPr>
@@ -4404,16 +4747,15 @@
       </w:pPr>
     </w:p>
     <w:p>
-      <w:r>
-        <w:br w:type="page"/>
-      </w:r>
+      <w:r/>
     </w:p>
     <w:p>
       <w:bookmarkStart w:id="154" w:name="boreprocess"/>
       <w:pPr>
         <w:pStyle w:val="Heading1"/>
-        <w:keepNext w:val="1"/>
+        <w:keepNext/>
         <w:keepLines/>
+        <w:spacing w:before="220" w:after="80"/>
       </w:pPr>
       <w:bookmarkEnd w:id="154"/>
       <w:r>
@@ -4428,9 +4770,9 @@
     </w:p>
     <w:p>
       <w:pPr>
-        <w:spacing w:after="120"/>
-        <w:keepNext w:val="1"/>
-        <w:keepLines/>
+        <w:spacing w:after="40"/>
+        <w:keepNext w:val="0"/>
+        <w:keepLines w:val="0"/>
       </w:pPr>
       <w:hyperlink w:anchor="TOC">
         <w:r>
@@ -4444,6 +4786,7 @@
     </w:p>
     <w:p>
       <w:pPr>
+        <w:keepNext w:val="0"/>
         <w:spacing w:after="100"/>
       </w:pPr>
       <w:r>
@@ -4457,14 +4800,14 @@
     </w:p>
     <w:tbl>
       <w:tblPr>
-        <w:tblW w:type="auto" w:w="0"/>
+        <w:tblW w:type="dxa" w:w="10601"/>
         <w:jc w:val="center"/>
         <w:tblLayout w:type="fixed"/>
         <w:tblLook w:firstColumn="1" w:firstRow="1" w:lastColumn="0" w:lastRow="0" w:noHBand="0" w:noVBand="1" w:val="04A0"/>
       </w:tblPr>
       <w:tblGrid>
-        <w:gridCol w:w="2268"/>
-        <w:gridCol w:w="7371"/>
+        <w:gridCol w:w="2621"/>
+        <w:gridCol w:w="7979"/>
       </w:tblGrid>
       <w:tr>
         <w:trPr>
@@ -4473,18 +4816,21 @@
         </w:trPr>
         <w:tc>
           <w:tcPr>
-            <w:tcW w:type="dxa" w:w="2268"/>
+            <w:tcW w:type="dxa" w:w="2621"/>
             <w:shd w:fill="18233D"/>
             <w:tcMar>
-              <w:top w:w="70" w:type="dxa"/>
-              <w:start w:w="90" w:type="dxa"/>
-              <w:bottom w:w="70" w:type="dxa"/>
-              <w:end w:w="90" w:type="dxa"/>
+              <w:top w:w="55" w:type="dxa"/>
+              <w:start w:w="70" w:type="dxa"/>
+              <w:bottom w:w="55" w:type="dxa"/>
+              <w:end w:w="70" w:type="dxa"/>
             </w:tcMar>
             <w:vAlign w:val="center"/>
           </w:tcPr>
           <w:p>
             <w:pPr>
+              <w:keepNext w:val="0"/>
+              <w:keepLines/>
+              <w:spacing w:before="0" w:after="0" w:line="240" w:lineRule="auto"/>
               <w:jc w:val="center"/>
             </w:pPr>
             <w:r>
@@ -4500,18 +4846,21 @@
         </w:tc>
         <w:tc>
           <w:tcPr>
-            <w:tcW w:type="dxa" w:w="7370"/>
+            <w:tcW w:type="dxa" w:w="7979"/>
             <w:shd w:fill="18233D"/>
             <w:tcMar>
-              <w:top w:w="70" w:type="dxa"/>
-              <w:start w:w="90" w:type="dxa"/>
-              <w:bottom w:w="70" w:type="dxa"/>
-              <w:end w:w="90" w:type="dxa"/>
+              <w:top w:w="55" w:type="dxa"/>
+              <w:start w:w="70" w:type="dxa"/>
+              <w:bottom w:w="55" w:type="dxa"/>
+              <w:end w:w="70" w:type="dxa"/>
             </w:tcMar>
             <w:vAlign w:val="center"/>
           </w:tcPr>
           <w:p>
             <w:pPr>
+              <w:keepNext w:val="0"/>
+              <w:keepLines/>
+              <w:spacing w:before="0" w:after="0" w:line="240" w:lineRule="auto"/>
               <w:jc w:val="center"/>
             </w:pPr>
             <w:r>
@@ -4532,18 +4881,20 @@
         </w:trPr>
         <w:tc>
           <w:tcPr>
-            <w:tcW w:type="dxa" w:w="2268"/>
+            <w:tcW w:type="dxa" w:w="2621"/>
             <w:tcMar>
-              <w:top w:w="60" w:type="dxa"/>
-              <w:start w:w="80" w:type="dxa"/>
-              <w:bottom w:w="60" w:type="dxa"/>
-              <w:end w:w="80" w:type="dxa"/>
+              <w:top w:w="55" w:type="dxa"/>
+              <w:start w:w="70" w:type="dxa"/>
+              <w:bottom w:w="55" w:type="dxa"/>
+              <w:end w:w="70" w:type="dxa"/>
             </w:tcMar>
             <w:vAlign w:val="center"/>
           </w:tcPr>
           <w:p>
             <w:pPr>
-              <w:spacing w:after="0"/>
+              <w:keepNext w:val="0"/>
+              <w:keepLines/>
+              <w:spacing w:after="0" w:before="0" w:line="240" w:lineRule="auto"/>
             </w:pPr>
             <w:r>
               <w:rPr>
@@ -4557,18 +4908,20 @@
         </w:tc>
         <w:tc>
           <w:tcPr>
-            <w:tcW w:type="dxa" w:w="7370"/>
+            <w:tcW w:type="dxa" w:w="7979"/>
             <w:tcMar>
-              <w:top w:w="60" w:type="dxa"/>
-              <w:start w:w="80" w:type="dxa"/>
-              <w:bottom w:w="60" w:type="dxa"/>
-              <w:end w:w="80" w:type="dxa"/>
+              <w:top w:w="55" w:type="dxa"/>
+              <w:start w:w="70" w:type="dxa"/>
+              <w:bottom w:w="55" w:type="dxa"/>
+              <w:end w:w="70" w:type="dxa"/>
             </w:tcMar>
             <w:vAlign w:val="center"/>
           </w:tcPr>
           <w:p>
             <w:pPr>
-              <w:spacing w:after="0"/>
+              <w:keepNext w:val="0"/>
+              <w:keepLines/>
+              <w:spacing w:after="0" w:before="0" w:line="240" w:lineRule="auto"/>
             </w:pPr>
             <w:r>
               <w:rPr>
@@ -4587,19 +4940,21 @@
         </w:trPr>
         <w:tc>
           <w:tcPr>
-            <w:tcW w:type="dxa" w:w="2268"/>
+            <w:tcW w:type="dxa" w:w="2621"/>
             <w:tcMar>
-              <w:top w:w="60" w:type="dxa"/>
-              <w:start w:w="80" w:type="dxa"/>
-              <w:bottom w:w="60" w:type="dxa"/>
-              <w:end w:w="80" w:type="dxa"/>
+              <w:top w:w="55" w:type="dxa"/>
+              <w:start w:w="70" w:type="dxa"/>
+              <w:bottom w:w="55" w:type="dxa"/>
+              <w:end w:w="70" w:type="dxa"/>
             </w:tcMar>
             <w:vAlign w:val="center"/>
             <w:shd w:fill="FBFCFE"/>
           </w:tcPr>
           <w:p>
             <w:pPr>
-              <w:spacing w:after="0"/>
+              <w:keepNext w:val="0"/>
+              <w:keepLines/>
+              <w:spacing w:after="0" w:before="0" w:line="240" w:lineRule="auto"/>
             </w:pPr>
             <w:r>
               <w:rPr>
@@ -4613,19 +4968,21 @@
         </w:tc>
         <w:tc>
           <w:tcPr>
-            <w:tcW w:type="dxa" w:w="7370"/>
+            <w:tcW w:type="dxa" w:w="7979"/>
             <w:tcMar>
-              <w:top w:w="60" w:type="dxa"/>
-              <w:start w:w="80" w:type="dxa"/>
-              <w:bottom w:w="60" w:type="dxa"/>
-              <w:end w:w="80" w:type="dxa"/>
+              <w:top w:w="55" w:type="dxa"/>
+              <w:start w:w="70" w:type="dxa"/>
+              <w:bottom w:w="55" w:type="dxa"/>
+              <w:end w:w="70" w:type="dxa"/>
             </w:tcMar>
             <w:vAlign w:val="center"/>
             <w:shd w:fill="FBFCFE"/>
           </w:tcPr>
           <w:p>
             <w:pPr>
-              <w:spacing w:after="0"/>
+              <w:keepNext w:val="0"/>
+              <w:keepLines/>
+              <w:spacing w:after="0" w:before="0" w:line="240" w:lineRule="auto"/>
             </w:pPr>
             <w:r>
               <w:rPr>
@@ -4644,18 +5001,20 @@
         </w:trPr>
         <w:tc>
           <w:tcPr>
-            <w:tcW w:type="dxa" w:w="2268"/>
+            <w:tcW w:type="dxa" w:w="2621"/>
             <w:tcMar>
-              <w:top w:w="60" w:type="dxa"/>
-              <w:start w:w="80" w:type="dxa"/>
-              <w:bottom w:w="60" w:type="dxa"/>
-              <w:end w:w="80" w:type="dxa"/>
+              <w:top w:w="55" w:type="dxa"/>
+              <w:start w:w="70" w:type="dxa"/>
+              <w:bottom w:w="55" w:type="dxa"/>
+              <w:end w:w="70" w:type="dxa"/>
             </w:tcMar>
             <w:vAlign w:val="center"/>
           </w:tcPr>
           <w:p>
             <w:pPr>
-              <w:spacing w:after="0"/>
+              <w:keepNext w:val="0"/>
+              <w:keepLines/>
+              <w:spacing w:after="0" w:before="0" w:line="240" w:lineRule="auto"/>
             </w:pPr>
             <w:r>
               <w:rPr>
@@ -4669,18 +5028,20 @@
         </w:tc>
         <w:tc>
           <w:tcPr>
-            <w:tcW w:type="dxa" w:w="7370"/>
+            <w:tcW w:type="dxa" w:w="7979"/>
             <w:tcMar>
-              <w:top w:w="60" w:type="dxa"/>
-              <w:start w:w="80" w:type="dxa"/>
-              <w:bottom w:w="60" w:type="dxa"/>
-              <w:end w:w="80" w:type="dxa"/>
+              <w:top w:w="55" w:type="dxa"/>
+              <w:start w:w="70" w:type="dxa"/>
+              <w:bottom w:w="55" w:type="dxa"/>
+              <w:end w:w="70" w:type="dxa"/>
             </w:tcMar>
             <w:vAlign w:val="center"/>
           </w:tcPr>
           <w:p>
             <w:pPr>
-              <w:spacing w:after="0"/>
+              <w:keepNext w:val="0"/>
+              <w:keepLines/>
+              <w:spacing w:after="0" w:before="0" w:line="240" w:lineRule="auto"/>
             </w:pPr>
             <w:r>
               <w:rPr>
@@ -4699,19 +5060,21 @@
         </w:trPr>
         <w:tc>
           <w:tcPr>
-            <w:tcW w:type="dxa" w:w="2268"/>
+            <w:tcW w:type="dxa" w:w="2621"/>
             <w:tcMar>
-              <w:top w:w="60" w:type="dxa"/>
-              <w:start w:w="80" w:type="dxa"/>
-              <w:bottom w:w="60" w:type="dxa"/>
-              <w:end w:w="80" w:type="dxa"/>
+              <w:top w:w="55" w:type="dxa"/>
+              <w:start w:w="70" w:type="dxa"/>
+              <w:bottom w:w="55" w:type="dxa"/>
+              <w:end w:w="70" w:type="dxa"/>
             </w:tcMar>
             <w:vAlign w:val="center"/>
             <w:shd w:fill="FBFCFE"/>
           </w:tcPr>
           <w:p>
             <w:pPr>
-              <w:spacing w:after="0"/>
+              <w:keepNext w:val="0"/>
+              <w:keepLines/>
+              <w:spacing w:after="0" w:before="0" w:line="240" w:lineRule="auto"/>
             </w:pPr>
             <w:r>
               <w:rPr>
@@ -4725,19 +5088,21 @@
         </w:tc>
         <w:tc>
           <w:tcPr>
-            <w:tcW w:type="dxa" w:w="7370"/>
+            <w:tcW w:type="dxa" w:w="7979"/>
             <w:tcMar>
-              <w:top w:w="60" w:type="dxa"/>
-              <w:start w:w="80" w:type="dxa"/>
-              <w:bottom w:w="60" w:type="dxa"/>
-              <w:end w:w="80" w:type="dxa"/>
+              <w:top w:w="55" w:type="dxa"/>
+              <w:start w:w="70" w:type="dxa"/>
+              <w:bottom w:w="55" w:type="dxa"/>
+              <w:end w:w="70" w:type="dxa"/>
             </w:tcMar>
             <w:vAlign w:val="center"/>
             <w:shd w:fill="FBFCFE"/>
           </w:tcPr>
           <w:p>
             <w:pPr>
-              <w:spacing w:after="0"/>
+              <w:keepNext w:val="0"/>
+              <w:keepLines/>
+              <w:spacing w:after="0" w:before="0" w:line="240" w:lineRule="auto"/>
             </w:pPr>
             <w:r>
               <w:rPr>
@@ -4756,18 +5121,20 @@
         </w:trPr>
         <w:tc>
           <w:tcPr>
-            <w:tcW w:type="dxa" w:w="2268"/>
+            <w:tcW w:type="dxa" w:w="2621"/>
             <w:tcMar>
-              <w:top w:w="60" w:type="dxa"/>
-              <w:start w:w="80" w:type="dxa"/>
-              <w:bottom w:w="60" w:type="dxa"/>
-              <w:end w:w="80" w:type="dxa"/>
+              <w:top w:w="55" w:type="dxa"/>
+              <w:start w:w="70" w:type="dxa"/>
+              <w:bottom w:w="55" w:type="dxa"/>
+              <w:end w:w="70" w:type="dxa"/>
             </w:tcMar>
             <w:vAlign w:val="center"/>
           </w:tcPr>
           <w:p>
             <w:pPr>
-              <w:spacing w:after="0"/>
+              <w:keepNext w:val="0"/>
+              <w:keepLines/>
+              <w:spacing w:after="0" w:before="0" w:line="240" w:lineRule="auto"/>
             </w:pPr>
             <w:r>
               <w:rPr>
@@ -4781,18 +5148,20 @@
         </w:tc>
         <w:tc>
           <w:tcPr>
-            <w:tcW w:type="dxa" w:w="7370"/>
+            <w:tcW w:type="dxa" w:w="7979"/>
             <w:tcMar>
-              <w:top w:w="60" w:type="dxa"/>
-              <w:start w:w="80" w:type="dxa"/>
-              <w:bottom w:w="60" w:type="dxa"/>
-              <w:end w:w="80" w:type="dxa"/>
+              <w:top w:w="55" w:type="dxa"/>
+              <w:start w:w="70" w:type="dxa"/>
+              <w:bottom w:w="55" w:type="dxa"/>
+              <w:end w:w="70" w:type="dxa"/>
             </w:tcMar>
             <w:vAlign w:val="center"/>
           </w:tcPr>
           <w:p>
             <w:pPr>
-              <w:spacing w:after="0"/>
+              <w:keepNext w:val="0"/>
+              <w:keepLines/>
+              <w:spacing w:after="0" w:before="0" w:line="240" w:lineRule="auto"/>
             </w:pPr>
             <w:r>
               <w:rPr>
@@ -4815,8 +5184,9 @@
       <w:bookmarkStart w:id="155" w:name="bounk"/>
       <w:pPr>
         <w:pStyle w:val="Heading1"/>
-        <w:keepNext w:val="1"/>
+        <w:keepNext/>
         <w:keepLines/>
+        <w:spacing w:before="220" w:after="80"/>
       </w:pPr>
       <w:bookmarkEnd w:id="155"/>
       <w:r>
@@ -4831,9 +5201,9 @@
     </w:p>
     <w:p>
       <w:pPr>
-        <w:spacing w:after="120"/>
-        <w:keepNext w:val="1"/>
-        <w:keepLines/>
+        <w:spacing w:after="40"/>
+        <w:keepNext w:val="0"/>
+        <w:keepLines w:val="0"/>
       </w:pPr>
       <w:hyperlink w:anchor="TOC">
         <w:r>
@@ -4847,15 +5217,15 @@
     </w:p>
     <w:tbl>
       <w:tblPr>
-        <w:tblW w:type="auto" w:w="0"/>
+        <w:tblW w:type="dxa" w:w="10601"/>
         <w:jc w:val="center"/>
         <w:tblLayout w:type="fixed"/>
         <w:tblLook w:firstColumn="1" w:firstRow="1" w:lastColumn="0" w:lastRow="0" w:noHBand="0" w:noVBand="1" w:val="04A0"/>
       </w:tblPr>
       <w:tblGrid>
-        <w:gridCol w:w="2551"/>
-        <w:gridCol w:w="3572"/>
-        <w:gridCol w:w="3515"/>
+        <w:gridCol w:w="3020"/>
+        <w:gridCol w:w="3761"/>
+        <w:gridCol w:w="3818"/>
       </w:tblGrid>
       <w:tr>
         <w:trPr>
@@ -4864,18 +5234,21 @@
         </w:trPr>
         <w:tc>
           <w:tcPr>
-            <w:tcW w:type="dxa" w:w="2551"/>
+            <w:tcW w:type="dxa" w:w="3020"/>
             <w:shd w:fill="18233D"/>
             <w:tcMar>
-              <w:top w:w="70" w:type="dxa"/>
-              <w:start w:w="90" w:type="dxa"/>
-              <w:bottom w:w="70" w:type="dxa"/>
-              <w:end w:w="90" w:type="dxa"/>
+              <w:top w:w="55" w:type="dxa"/>
+              <w:start w:w="70" w:type="dxa"/>
+              <w:bottom w:w="55" w:type="dxa"/>
+              <w:end w:w="70" w:type="dxa"/>
             </w:tcMar>
             <w:vAlign w:val="center"/>
           </w:tcPr>
           <w:p>
             <w:pPr>
+              <w:keepNext w:val="0"/>
+              <w:keepLines/>
+              <w:spacing w:before="0" w:after="0" w:line="240" w:lineRule="auto"/>
               <w:jc w:val="center"/>
             </w:pPr>
             <w:r>
@@ -4891,18 +5264,21 @@
         </w:tc>
         <w:tc>
           <w:tcPr>
-            <w:tcW w:type="dxa" w:w="3572"/>
+            <w:tcW w:type="dxa" w:w="3761"/>
             <w:shd w:fill="18233D"/>
             <w:tcMar>
-              <w:top w:w="70" w:type="dxa"/>
-              <w:start w:w="90" w:type="dxa"/>
-              <w:bottom w:w="70" w:type="dxa"/>
-              <w:end w:w="90" w:type="dxa"/>
+              <w:top w:w="55" w:type="dxa"/>
+              <w:start w:w="70" w:type="dxa"/>
+              <w:bottom w:w="55" w:type="dxa"/>
+              <w:end w:w="70" w:type="dxa"/>
             </w:tcMar>
             <w:vAlign w:val="center"/>
           </w:tcPr>
           <w:p>
             <w:pPr>
+              <w:keepNext w:val="0"/>
+              <w:keepLines/>
+              <w:spacing w:before="0" w:after="0" w:line="240" w:lineRule="auto"/>
               <w:jc w:val="center"/>
             </w:pPr>
             <w:r>
@@ -4918,18 +5294,21 @@
         </w:tc>
         <w:tc>
           <w:tcPr>
-            <w:tcW w:type="dxa" w:w="3515"/>
+            <w:tcW w:type="dxa" w:w="3818"/>
             <w:shd w:fill="18233D"/>
             <w:tcMar>
-              <w:top w:w="70" w:type="dxa"/>
-              <w:start w:w="90" w:type="dxa"/>
-              <w:bottom w:w="70" w:type="dxa"/>
-              <w:end w:w="90" w:type="dxa"/>
+              <w:top w:w="55" w:type="dxa"/>
+              <w:start w:w="70" w:type="dxa"/>
+              <w:bottom w:w="55" w:type="dxa"/>
+              <w:end w:w="70" w:type="dxa"/>
             </w:tcMar>
             <w:vAlign w:val="center"/>
           </w:tcPr>
           <w:p>
             <w:pPr>
+              <w:keepNext w:val="0"/>
+              <w:keepLines/>
+              <w:spacing w:before="0" w:after="0" w:line="240" w:lineRule="auto"/>
               <w:jc w:val="center"/>
             </w:pPr>
             <w:r>
@@ -4950,18 +5329,20 @@
         </w:trPr>
         <w:tc>
           <w:tcPr>
-            <w:tcW w:type="dxa" w:w="2551"/>
+            <w:tcW w:type="dxa" w:w="3020"/>
             <w:tcMar>
-              <w:top w:w="60" w:type="dxa"/>
-              <w:start w:w="80" w:type="dxa"/>
-              <w:bottom w:w="60" w:type="dxa"/>
-              <w:end w:w="80" w:type="dxa"/>
+              <w:top w:w="55" w:type="dxa"/>
+              <w:start w:w="70" w:type="dxa"/>
+              <w:bottom w:w="55" w:type="dxa"/>
+              <w:end w:w="70" w:type="dxa"/>
             </w:tcMar>
             <w:vAlign w:val="center"/>
           </w:tcPr>
           <w:p>
             <w:pPr>
-              <w:spacing w:after="0"/>
+              <w:keepNext w:val="0"/>
+              <w:keepLines/>
+              <w:spacing w:after="0" w:before="0" w:line="240" w:lineRule="auto"/>
             </w:pPr>
             <w:r>
               <w:rPr>
@@ -4975,18 +5356,20 @@
         </w:tc>
         <w:tc>
           <w:tcPr>
-            <w:tcW w:type="dxa" w:w="3572"/>
+            <w:tcW w:type="dxa" w:w="3761"/>
             <w:tcMar>
-              <w:top w:w="60" w:type="dxa"/>
-              <w:start w:w="80" w:type="dxa"/>
-              <w:bottom w:w="60" w:type="dxa"/>
-              <w:end w:w="80" w:type="dxa"/>
+              <w:top w:w="55" w:type="dxa"/>
+              <w:start w:w="70" w:type="dxa"/>
+              <w:bottom w:w="55" w:type="dxa"/>
+              <w:end w:w="70" w:type="dxa"/>
             </w:tcMar>
             <w:vAlign w:val="center"/>
           </w:tcPr>
           <w:p>
             <w:pPr>
-              <w:spacing w:after="0"/>
+              <w:keepNext w:val="0"/>
+              <w:keepLines/>
+              <w:spacing w:after="0" w:before="0" w:line="240" w:lineRule="auto"/>
             </w:pPr>
             <w:r>
               <w:rPr>
@@ -5000,18 +5383,20 @@
         </w:tc>
         <w:tc>
           <w:tcPr>
-            <w:tcW w:type="dxa" w:w="3515"/>
+            <w:tcW w:type="dxa" w:w="3818"/>
             <w:tcMar>
-              <w:top w:w="60" w:type="dxa"/>
-              <w:start w:w="80" w:type="dxa"/>
-              <w:bottom w:w="60" w:type="dxa"/>
-              <w:end w:w="80" w:type="dxa"/>
+              <w:top w:w="55" w:type="dxa"/>
+              <w:start w:w="70" w:type="dxa"/>
+              <w:bottom w:w="55" w:type="dxa"/>
+              <w:end w:w="70" w:type="dxa"/>
             </w:tcMar>
             <w:vAlign w:val="center"/>
           </w:tcPr>
           <w:p>
             <w:pPr>
-              <w:spacing w:after="0"/>
+              <w:keepNext w:val="0"/>
+              <w:keepLines/>
+              <w:spacing w:after="0" w:before="0" w:line="240" w:lineRule="auto"/>
             </w:pPr>
             <w:r>
               <w:rPr>
@@ -5030,19 +5415,21 @@
         </w:trPr>
         <w:tc>
           <w:tcPr>
-            <w:tcW w:type="dxa" w:w="2551"/>
+            <w:tcW w:type="dxa" w:w="3020"/>
             <w:tcMar>
-              <w:top w:w="60" w:type="dxa"/>
-              <w:start w:w="80" w:type="dxa"/>
-              <w:bottom w:w="60" w:type="dxa"/>
-              <w:end w:w="80" w:type="dxa"/>
+              <w:top w:w="55" w:type="dxa"/>
+              <w:start w:w="70" w:type="dxa"/>
+              <w:bottom w:w="55" w:type="dxa"/>
+              <w:end w:w="70" w:type="dxa"/>
             </w:tcMar>
             <w:vAlign w:val="center"/>
             <w:shd w:fill="FBFCFE"/>
           </w:tcPr>
           <w:p>
             <w:pPr>
-              <w:spacing w:after="0"/>
+              <w:keepNext w:val="0"/>
+              <w:keepLines/>
+              <w:spacing w:after="0" w:before="0" w:line="240" w:lineRule="auto"/>
             </w:pPr>
             <w:r>
               <w:rPr>
@@ -5056,19 +5443,21 @@
         </w:tc>
         <w:tc>
           <w:tcPr>
-            <w:tcW w:type="dxa" w:w="3572"/>
+            <w:tcW w:type="dxa" w:w="3761"/>
             <w:tcMar>
-              <w:top w:w="60" w:type="dxa"/>
-              <w:start w:w="80" w:type="dxa"/>
-              <w:bottom w:w="60" w:type="dxa"/>
-              <w:end w:w="80" w:type="dxa"/>
+              <w:top w:w="55" w:type="dxa"/>
+              <w:start w:w="70" w:type="dxa"/>
+              <w:bottom w:w="55" w:type="dxa"/>
+              <w:end w:w="70" w:type="dxa"/>
             </w:tcMar>
             <w:vAlign w:val="center"/>
             <w:shd w:fill="FBFCFE"/>
           </w:tcPr>
           <w:p>
             <w:pPr>
-              <w:spacing w:after="0"/>
+              <w:keepNext w:val="0"/>
+              <w:keepLines/>
+              <w:spacing w:after="0" w:before="0" w:line="240" w:lineRule="auto"/>
             </w:pPr>
             <w:r>
               <w:rPr>
@@ -5082,19 +5471,21 @@
         </w:tc>
         <w:tc>
           <w:tcPr>
-            <w:tcW w:type="dxa" w:w="3515"/>
+            <w:tcW w:type="dxa" w:w="3818"/>
             <w:tcMar>
-              <w:top w:w="60" w:type="dxa"/>
-              <w:start w:w="80" w:type="dxa"/>
-              <w:bottom w:w="60" w:type="dxa"/>
-              <w:end w:w="80" w:type="dxa"/>
+              <w:top w:w="55" w:type="dxa"/>
+              <w:start w:w="70" w:type="dxa"/>
+              <w:bottom w:w="55" w:type="dxa"/>
+              <w:end w:w="70" w:type="dxa"/>
             </w:tcMar>
             <w:vAlign w:val="center"/>
             <w:shd w:fill="FBFCFE"/>
           </w:tcPr>
           <w:p>
             <w:pPr>
-              <w:spacing w:after="0"/>
+              <w:keepNext w:val="0"/>
+              <w:keepLines/>
+              <w:spacing w:after="0" w:before="0" w:line="240" w:lineRule="auto"/>
             </w:pPr>
             <w:r>
               <w:rPr>
@@ -5113,18 +5504,20 @@
         </w:trPr>
         <w:tc>
           <w:tcPr>
-            <w:tcW w:type="dxa" w:w="2551"/>
+            <w:tcW w:type="dxa" w:w="3020"/>
             <w:tcMar>
-              <w:top w:w="60" w:type="dxa"/>
-              <w:start w:w="80" w:type="dxa"/>
-              <w:bottom w:w="60" w:type="dxa"/>
-              <w:end w:w="80" w:type="dxa"/>
+              <w:top w:w="55" w:type="dxa"/>
+              <w:start w:w="70" w:type="dxa"/>
+              <w:bottom w:w="55" w:type="dxa"/>
+              <w:end w:w="70" w:type="dxa"/>
             </w:tcMar>
             <w:vAlign w:val="center"/>
           </w:tcPr>
           <w:p>
             <w:pPr>
-              <w:spacing w:after="0"/>
+              <w:keepNext w:val="0"/>
+              <w:keepLines/>
+              <w:spacing w:after="0" w:before="0" w:line="240" w:lineRule="auto"/>
             </w:pPr>
             <w:r>
               <w:rPr>
@@ -5138,18 +5531,20 @@
         </w:tc>
         <w:tc>
           <w:tcPr>
-            <w:tcW w:type="dxa" w:w="3572"/>
+            <w:tcW w:type="dxa" w:w="3761"/>
             <w:tcMar>
-              <w:top w:w="60" w:type="dxa"/>
-              <w:start w:w="80" w:type="dxa"/>
-              <w:bottom w:w="60" w:type="dxa"/>
-              <w:end w:w="80" w:type="dxa"/>
+              <w:top w:w="55" w:type="dxa"/>
+              <w:start w:w="70" w:type="dxa"/>
+              <w:bottom w:w="55" w:type="dxa"/>
+              <w:end w:w="70" w:type="dxa"/>
             </w:tcMar>
             <w:vAlign w:val="center"/>
           </w:tcPr>
           <w:p>
             <w:pPr>
-              <w:spacing w:after="0"/>
+              <w:keepNext w:val="0"/>
+              <w:keepLines/>
+              <w:spacing w:after="0" w:before="0" w:line="240" w:lineRule="auto"/>
             </w:pPr>
             <w:r>
               <w:rPr>
@@ -5163,18 +5558,20 @@
         </w:tc>
         <w:tc>
           <w:tcPr>
-            <w:tcW w:type="dxa" w:w="3515"/>
+            <w:tcW w:type="dxa" w:w="3818"/>
             <w:tcMar>
-              <w:top w:w="60" w:type="dxa"/>
-              <w:start w:w="80" w:type="dxa"/>
-              <w:bottom w:w="60" w:type="dxa"/>
-              <w:end w:w="80" w:type="dxa"/>
+              <w:top w:w="55" w:type="dxa"/>
+              <w:start w:w="70" w:type="dxa"/>
+              <w:bottom w:w="55" w:type="dxa"/>
+              <w:end w:w="70" w:type="dxa"/>
             </w:tcMar>
             <w:vAlign w:val="center"/>
           </w:tcPr>
           <w:p>
             <w:pPr>
-              <w:spacing w:after="0"/>
+              <w:keepNext w:val="0"/>
+              <w:keepLines/>
+              <w:spacing w:after="0" w:before="0" w:line="240" w:lineRule="auto"/>
             </w:pPr>
             <w:r>
               <w:rPr>
@@ -5193,19 +5590,21 @@
         </w:trPr>
         <w:tc>
           <w:tcPr>
-            <w:tcW w:type="dxa" w:w="2551"/>
+            <w:tcW w:type="dxa" w:w="3020"/>
             <w:tcMar>
-              <w:top w:w="60" w:type="dxa"/>
-              <w:start w:w="80" w:type="dxa"/>
-              <w:bottom w:w="60" w:type="dxa"/>
-              <w:end w:w="80" w:type="dxa"/>
+              <w:top w:w="55" w:type="dxa"/>
+              <w:start w:w="70" w:type="dxa"/>
+              <w:bottom w:w="55" w:type="dxa"/>
+              <w:end w:w="70" w:type="dxa"/>
             </w:tcMar>
             <w:vAlign w:val="center"/>
             <w:shd w:fill="FBFCFE"/>
           </w:tcPr>
           <w:p>
             <w:pPr>
-              <w:spacing w:after="0"/>
+              <w:keepNext w:val="0"/>
+              <w:keepLines/>
+              <w:spacing w:after="0" w:before="0" w:line="240" w:lineRule="auto"/>
             </w:pPr>
             <w:r>
               <w:rPr>
@@ -5219,19 +5618,21 @@
         </w:tc>
         <w:tc>
           <w:tcPr>
-            <w:tcW w:type="dxa" w:w="3572"/>
+            <w:tcW w:type="dxa" w:w="3761"/>
             <w:tcMar>
-              <w:top w:w="60" w:type="dxa"/>
-              <w:start w:w="80" w:type="dxa"/>
-              <w:bottom w:w="60" w:type="dxa"/>
-              <w:end w:w="80" w:type="dxa"/>
+              <w:top w:w="55" w:type="dxa"/>
+              <w:start w:w="70" w:type="dxa"/>
+              <w:bottom w:w="55" w:type="dxa"/>
+              <w:end w:w="70" w:type="dxa"/>
             </w:tcMar>
             <w:vAlign w:val="center"/>
             <w:shd w:fill="FBFCFE"/>
           </w:tcPr>
           <w:p>
             <w:pPr>
-              <w:spacing w:after="0"/>
+              <w:keepNext w:val="0"/>
+              <w:keepLines/>
+              <w:spacing w:after="0" w:before="0" w:line="240" w:lineRule="auto"/>
             </w:pPr>
             <w:r>
               <w:rPr>
@@ -5245,19 +5646,21 @@
         </w:tc>
         <w:tc>
           <w:tcPr>
-            <w:tcW w:type="dxa" w:w="3515"/>
+            <w:tcW w:type="dxa" w:w="3818"/>
             <w:tcMar>
-              <w:top w:w="60" w:type="dxa"/>
-              <w:start w:w="80" w:type="dxa"/>
-              <w:bottom w:w="60" w:type="dxa"/>
-              <w:end w:w="80" w:type="dxa"/>
+              <w:top w:w="55" w:type="dxa"/>
+              <w:start w:w="70" w:type="dxa"/>
+              <w:bottom w:w="55" w:type="dxa"/>
+              <w:end w:w="70" w:type="dxa"/>
             </w:tcMar>
             <w:vAlign w:val="center"/>
             <w:shd w:fill="FBFCFE"/>
           </w:tcPr>
           <w:p>
             <w:pPr>
-              <w:spacing w:after="0"/>
+              <w:keepNext w:val="0"/>
+              <w:keepLines/>
+              <w:spacing w:after="0" w:before="0" w:line="240" w:lineRule="auto"/>
             </w:pPr>
             <w:r>
               <w:rPr>
@@ -5277,16 +5680,15 @@
       </w:pPr>
     </w:p>
     <w:p>
-      <w:r>
-        <w:br w:type="page"/>
-      </w:r>
+      <w:r/>
     </w:p>
     <w:p>
       <w:bookmarkStart w:id="156" w:name="bopart"/>
       <w:pPr>
         <w:pStyle w:val="Heading1"/>
-        <w:keepNext w:val="1"/>
+        <w:keepNext/>
         <w:keepLines/>
+        <w:spacing w:before="220" w:after="80"/>
       </w:pPr>
       <w:bookmarkEnd w:id="156"/>
       <w:r>
@@ -5301,9 +5703,9 @@
     </w:p>
     <w:p>
       <w:pPr>
-        <w:spacing w:after="120"/>
-        <w:keepNext w:val="1"/>
-        <w:keepLines/>
+        <w:spacing w:after="40"/>
+        <w:keepNext w:val="0"/>
+        <w:keepLines w:val="0"/>
       </w:pPr>
       <w:hyperlink w:anchor="TOC">
         <w:r>
@@ -5358,15 +5760,15 @@
     </w:p>
     <w:tbl>
       <w:tblPr>
-        <w:tblW w:type="auto" w:w="0"/>
+        <w:tblW w:type="dxa" w:w="10601"/>
         <w:jc w:val="center"/>
         <w:tblLayout w:type="fixed"/>
         <w:tblLook w:firstColumn="1" w:firstRow="1" w:lastColumn="0" w:lastRow="0" w:noHBand="0" w:noVBand="1" w:val="04A0"/>
       </w:tblPr>
       <w:tblGrid>
-        <w:gridCol w:w="2494"/>
-        <w:gridCol w:w="3628"/>
-        <w:gridCol w:w="3515"/>
+        <w:gridCol w:w="3020"/>
+        <w:gridCol w:w="3761"/>
+        <w:gridCol w:w="3818"/>
       </w:tblGrid>
       <w:tr>
         <w:trPr>
@@ -5375,18 +5777,21 @@
         </w:trPr>
         <w:tc>
           <w:tcPr>
-            <w:tcW w:type="dxa" w:w="2494"/>
+            <w:tcW w:type="dxa" w:w="3020"/>
             <w:shd w:fill="18233D"/>
             <w:tcMar>
-              <w:top w:w="70" w:type="dxa"/>
-              <w:start w:w="90" w:type="dxa"/>
-              <w:bottom w:w="70" w:type="dxa"/>
-              <w:end w:w="90" w:type="dxa"/>
+              <w:top w:w="55" w:type="dxa"/>
+              <w:start w:w="70" w:type="dxa"/>
+              <w:bottom w:w="55" w:type="dxa"/>
+              <w:end w:w="70" w:type="dxa"/>
             </w:tcMar>
             <w:vAlign w:val="center"/>
           </w:tcPr>
           <w:p>
             <w:pPr>
+              <w:keepNext w:val="0"/>
+              <w:keepLines/>
+              <w:spacing w:before="0" w:after="0" w:line="240" w:lineRule="auto"/>
               <w:jc w:val="center"/>
             </w:pPr>
             <w:r>
@@ -5402,18 +5807,21 @@
         </w:tc>
         <w:tc>
           <w:tcPr>
-            <w:tcW w:type="dxa" w:w="3628"/>
+            <w:tcW w:type="dxa" w:w="3761"/>
             <w:shd w:fill="18233D"/>
             <w:tcMar>
-              <w:top w:w="70" w:type="dxa"/>
-              <w:start w:w="90" w:type="dxa"/>
-              <w:bottom w:w="70" w:type="dxa"/>
-              <w:end w:w="90" w:type="dxa"/>
+              <w:top w:w="55" w:type="dxa"/>
+              <w:start w:w="70" w:type="dxa"/>
+              <w:bottom w:w="55" w:type="dxa"/>
+              <w:end w:w="70" w:type="dxa"/>
             </w:tcMar>
             <w:vAlign w:val="center"/>
           </w:tcPr>
           <w:p>
             <w:pPr>
+              <w:keepNext w:val="0"/>
+              <w:keepLines/>
+              <w:spacing w:before="0" w:after="0" w:line="240" w:lineRule="auto"/>
               <w:jc w:val="center"/>
             </w:pPr>
             <w:r>
@@ -5429,18 +5837,21 @@
         </w:tc>
         <w:tc>
           <w:tcPr>
-            <w:tcW w:type="dxa" w:w="3515"/>
+            <w:tcW w:type="dxa" w:w="3818"/>
             <w:shd w:fill="18233D"/>
             <w:tcMar>
-              <w:top w:w="70" w:type="dxa"/>
-              <w:start w:w="90" w:type="dxa"/>
-              <w:bottom w:w="70" w:type="dxa"/>
-              <w:end w:w="90" w:type="dxa"/>
+              <w:top w:w="55" w:type="dxa"/>
+              <w:start w:w="70" w:type="dxa"/>
+              <w:bottom w:w="55" w:type="dxa"/>
+              <w:end w:w="70" w:type="dxa"/>
             </w:tcMar>
             <w:vAlign w:val="center"/>
           </w:tcPr>
           <w:p>
             <w:pPr>
+              <w:keepNext w:val="0"/>
+              <w:keepLines/>
+              <w:spacing w:before="0" w:after="0" w:line="240" w:lineRule="auto"/>
               <w:jc w:val="center"/>
             </w:pPr>
             <w:r>
@@ -5461,18 +5872,20 @@
         </w:trPr>
         <w:tc>
           <w:tcPr>
-            <w:tcW w:type="dxa" w:w="2494"/>
+            <w:tcW w:type="dxa" w:w="3020"/>
             <w:tcMar>
-              <w:top w:w="60" w:type="dxa"/>
-              <w:start w:w="80" w:type="dxa"/>
-              <w:bottom w:w="60" w:type="dxa"/>
-              <w:end w:w="80" w:type="dxa"/>
+              <w:top w:w="55" w:type="dxa"/>
+              <w:start w:w="70" w:type="dxa"/>
+              <w:bottom w:w="55" w:type="dxa"/>
+              <w:end w:w="70" w:type="dxa"/>
             </w:tcMar>
             <w:vAlign w:val="center"/>
           </w:tcPr>
           <w:p>
             <w:pPr>
-              <w:spacing w:after="0"/>
+              <w:keepNext w:val="0"/>
+              <w:keepLines/>
+              <w:spacing w:after="0" w:before="0" w:line="240" w:lineRule="auto"/>
             </w:pPr>
             <w:r>
               <w:rPr>
@@ -5486,18 +5899,20 @@
         </w:tc>
         <w:tc>
           <w:tcPr>
-            <w:tcW w:type="dxa" w:w="3628"/>
+            <w:tcW w:type="dxa" w:w="3761"/>
             <w:tcMar>
-              <w:top w:w="60" w:type="dxa"/>
-              <w:start w:w="80" w:type="dxa"/>
-              <w:bottom w:w="60" w:type="dxa"/>
-              <w:end w:w="80" w:type="dxa"/>
+              <w:top w:w="55" w:type="dxa"/>
+              <w:start w:w="70" w:type="dxa"/>
+              <w:bottom w:w="55" w:type="dxa"/>
+              <w:end w:w="70" w:type="dxa"/>
             </w:tcMar>
             <w:vAlign w:val="center"/>
           </w:tcPr>
           <w:p>
             <w:pPr>
-              <w:spacing w:after="0"/>
+              <w:keepNext w:val="0"/>
+              <w:keepLines/>
+              <w:spacing w:after="0" w:before="0" w:line="240" w:lineRule="auto"/>
             </w:pPr>
             <w:r>
               <w:rPr>
@@ -5511,18 +5926,20 @@
         </w:tc>
         <w:tc>
           <w:tcPr>
-            <w:tcW w:type="dxa" w:w="3515"/>
+            <w:tcW w:type="dxa" w:w="3818"/>
             <w:tcMar>
-              <w:top w:w="60" w:type="dxa"/>
-              <w:start w:w="80" w:type="dxa"/>
-              <w:bottom w:w="60" w:type="dxa"/>
-              <w:end w:w="80" w:type="dxa"/>
+              <w:top w:w="55" w:type="dxa"/>
+              <w:start w:w="70" w:type="dxa"/>
+              <w:bottom w:w="55" w:type="dxa"/>
+              <w:end w:w="70" w:type="dxa"/>
             </w:tcMar>
             <w:vAlign w:val="center"/>
           </w:tcPr>
           <w:p>
             <w:pPr>
-              <w:spacing w:after="0"/>
+              <w:keepNext w:val="0"/>
+              <w:keepLines/>
+              <w:spacing w:after="0" w:before="0" w:line="240" w:lineRule="auto"/>
             </w:pPr>
             <w:r>
               <w:rPr>
@@ -5541,19 +5958,21 @@
         </w:trPr>
         <w:tc>
           <w:tcPr>
-            <w:tcW w:type="dxa" w:w="2494"/>
+            <w:tcW w:type="dxa" w:w="3020"/>
             <w:tcMar>
-              <w:top w:w="60" w:type="dxa"/>
-              <w:start w:w="80" w:type="dxa"/>
-              <w:bottom w:w="60" w:type="dxa"/>
-              <w:end w:w="80" w:type="dxa"/>
+              <w:top w:w="55" w:type="dxa"/>
+              <w:start w:w="70" w:type="dxa"/>
+              <w:bottom w:w="55" w:type="dxa"/>
+              <w:end w:w="70" w:type="dxa"/>
             </w:tcMar>
             <w:vAlign w:val="center"/>
             <w:shd w:fill="FBFCFE"/>
           </w:tcPr>
           <w:p>
             <w:pPr>
-              <w:spacing w:after="0"/>
+              <w:keepNext w:val="0"/>
+              <w:keepLines/>
+              <w:spacing w:after="0" w:before="0" w:line="240" w:lineRule="auto"/>
             </w:pPr>
             <w:r>
               <w:rPr>
@@ -5567,19 +5986,21 @@
         </w:tc>
         <w:tc>
           <w:tcPr>
-            <w:tcW w:type="dxa" w:w="3628"/>
+            <w:tcW w:type="dxa" w:w="3761"/>
             <w:tcMar>
-              <w:top w:w="60" w:type="dxa"/>
-              <w:start w:w="80" w:type="dxa"/>
-              <w:bottom w:w="60" w:type="dxa"/>
-              <w:end w:w="80" w:type="dxa"/>
+              <w:top w:w="55" w:type="dxa"/>
+              <w:start w:w="70" w:type="dxa"/>
+              <w:bottom w:w="55" w:type="dxa"/>
+              <w:end w:w="70" w:type="dxa"/>
             </w:tcMar>
             <w:vAlign w:val="center"/>
             <w:shd w:fill="FBFCFE"/>
           </w:tcPr>
           <w:p>
             <w:pPr>
-              <w:spacing w:after="0"/>
+              <w:keepNext w:val="0"/>
+              <w:keepLines/>
+              <w:spacing w:after="0" w:before="0" w:line="240" w:lineRule="auto"/>
             </w:pPr>
             <w:r>
               <w:rPr>
@@ -5593,19 +6014,21 @@
         </w:tc>
         <w:tc>
           <w:tcPr>
-            <w:tcW w:type="dxa" w:w="3515"/>
+            <w:tcW w:type="dxa" w:w="3818"/>
             <w:tcMar>
-              <w:top w:w="60" w:type="dxa"/>
-              <w:start w:w="80" w:type="dxa"/>
-              <w:bottom w:w="60" w:type="dxa"/>
-              <w:end w:w="80" w:type="dxa"/>
+              <w:top w:w="55" w:type="dxa"/>
+              <w:start w:w="70" w:type="dxa"/>
+              <w:bottom w:w="55" w:type="dxa"/>
+              <w:end w:w="70" w:type="dxa"/>
             </w:tcMar>
             <w:vAlign w:val="center"/>
             <w:shd w:fill="FBFCFE"/>
           </w:tcPr>
           <w:p>
             <w:pPr>
-              <w:spacing w:after="0"/>
+              <w:keepNext w:val="0"/>
+              <w:keepLines/>
+              <w:spacing w:after="0" w:before="0" w:line="240" w:lineRule="auto"/>
             </w:pPr>
             <w:r>
               <w:rPr>
@@ -5624,18 +6047,20 @@
         </w:trPr>
         <w:tc>
           <w:tcPr>
-            <w:tcW w:type="dxa" w:w="2494"/>
+            <w:tcW w:type="dxa" w:w="3020"/>
             <w:tcMar>
-              <w:top w:w="60" w:type="dxa"/>
-              <w:start w:w="80" w:type="dxa"/>
-              <w:bottom w:w="60" w:type="dxa"/>
-              <w:end w:w="80" w:type="dxa"/>
+              <w:top w:w="55" w:type="dxa"/>
+              <w:start w:w="70" w:type="dxa"/>
+              <w:bottom w:w="55" w:type="dxa"/>
+              <w:end w:w="70" w:type="dxa"/>
             </w:tcMar>
             <w:vAlign w:val="center"/>
           </w:tcPr>
           <w:p>
             <w:pPr>
-              <w:spacing w:after="0"/>
+              <w:keepNext w:val="0"/>
+              <w:keepLines/>
+              <w:spacing w:after="0" w:before="0" w:line="240" w:lineRule="auto"/>
             </w:pPr>
             <w:r>
               <w:rPr>
@@ -5649,18 +6074,20 @@
         </w:tc>
         <w:tc>
           <w:tcPr>
-            <w:tcW w:type="dxa" w:w="3628"/>
+            <w:tcW w:type="dxa" w:w="3761"/>
             <w:tcMar>
-              <w:top w:w="60" w:type="dxa"/>
-              <w:start w:w="80" w:type="dxa"/>
-              <w:bottom w:w="60" w:type="dxa"/>
-              <w:end w:w="80" w:type="dxa"/>
+              <w:top w:w="55" w:type="dxa"/>
+              <w:start w:w="70" w:type="dxa"/>
+              <w:bottom w:w="55" w:type="dxa"/>
+              <w:end w:w="70" w:type="dxa"/>
             </w:tcMar>
             <w:vAlign w:val="center"/>
           </w:tcPr>
           <w:p>
             <w:pPr>
-              <w:spacing w:after="0"/>
+              <w:keepNext w:val="0"/>
+              <w:keepLines/>
+              <w:spacing w:after="0" w:before="0" w:line="240" w:lineRule="auto"/>
             </w:pPr>
             <w:r>
               <w:rPr>
@@ -5674,18 +6101,20 @@
         </w:tc>
         <w:tc>
           <w:tcPr>
-            <w:tcW w:type="dxa" w:w="3515"/>
+            <w:tcW w:type="dxa" w:w="3818"/>
             <w:tcMar>
-              <w:top w:w="60" w:type="dxa"/>
-              <w:start w:w="80" w:type="dxa"/>
-              <w:bottom w:w="60" w:type="dxa"/>
-              <w:end w:w="80" w:type="dxa"/>
+              <w:top w:w="55" w:type="dxa"/>
+              <w:start w:w="70" w:type="dxa"/>
+              <w:bottom w:w="55" w:type="dxa"/>
+              <w:end w:w="70" w:type="dxa"/>
             </w:tcMar>
             <w:vAlign w:val="center"/>
           </w:tcPr>
           <w:p>
             <w:pPr>
-              <w:spacing w:after="0"/>
+              <w:keepNext w:val="0"/>
+              <w:keepLines/>
+              <w:spacing w:after="0" w:before="0" w:line="240" w:lineRule="auto"/>
             </w:pPr>
             <w:r>
               <w:rPr>
@@ -5704,19 +6133,21 @@
         </w:trPr>
         <w:tc>
           <w:tcPr>
-            <w:tcW w:type="dxa" w:w="2494"/>
+            <w:tcW w:type="dxa" w:w="3020"/>
             <w:tcMar>
-              <w:top w:w="60" w:type="dxa"/>
-              <w:start w:w="80" w:type="dxa"/>
-              <w:bottom w:w="60" w:type="dxa"/>
-              <w:end w:w="80" w:type="dxa"/>
+              <w:top w:w="55" w:type="dxa"/>
+              <w:start w:w="70" w:type="dxa"/>
+              <w:bottom w:w="55" w:type="dxa"/>
+              <w:end w:w="70" w:type="dxa"/>
             </w:tcMar>
             <w:vAlign w:val="center"/>
             <w:shd w:fill="FBFCFE"/>
           </w:tcPr>
           <w:p>
             <w:pPr>
-              <w:spacing w:after="0"/>
+              <w:keepNext w:val="0"/>
+              <w:keepLines/>
+              <w:spacing w:after="0" w:before="0" w:line="240" w:lineRule="auto"/>
             </w:pPr>
             <w:r>
               <w:rPr>
@@ -5730,19 +6161,21 @@
         </w:tc>
         <w:tc>
           <w:tcPr>
-            <w:tcW w:type="dxa" w:w="3628"/>
+            <w:tcW w:type="dxa" w:w="3761"/>
             <w:tcMar>
-              <w:top w:w="60" w:type="dxa"/>
-              <w:start w:w="80" w:type="dxa"/>
-              <w:bottom w:w="60" w:type="dxa"/>
-              <w:end w:w="80" w:type="dxa"/>
+              <w:top w:w="55" w:type="dxa"/>
+              <w:start w:w="70" w:type="dxa"/>
+              <w:bottom w:w="55" w:type="dxa"/>
+              <w:end w:w="70" w:type="dxa"/>
             </w:tcMar>
             <w:vAlign w:val="center"/>
             <w:shd w:fill="FBFCFE"/>
           </w:tcPr>
           <w:p>
             <w:pPr>
-              <w:spacing w:after="0"/>
+              <w:keepNext w:val="0"/>
+              <w:keepLines/>
+              <w:spacing w:after="0" w:before="0" w:line="240" w:lineRule="auto"/>
             </w:pPr>
             <w:r>
               <w:rPr>
@@ -5756,19 +6189,21 @@
         </w:tc>
         <w:tc>
           <w:tcPr>
-            <w:tcW w:type="dxa" w:w="3515"/>
+            <w:tcW w:type="dxa" w:w="3818"/>
             <w:tcMar>
-              <w:top w:w="60" w:type="dxa"/>
-              <w:start w:w="80" w:type="dxa"/>
-              <w:bottom w:w="60" w:type="dxa"/>
-              <w:end w:w="80" w:type="dxa"/>
+              <w:top w:w="55" w:type="dxa"/>
+              <w:start w:w="70" w:type="dxa"/>
+              <w:bottom w:w="55" w:type="dxa"/>
+              <w:end w:w="70" w:type="dxa"/>
             </w:tcMar>
             <w:vAlign w:val="center"/>
             <w:shd w:fill="FBFCFE"/>
           </w:tcPr>
           <w:p>
             <w:pPr>
-              <w:spacing w:after="0"/>
+              <w:keepNext w:val="0"/>
+              <w:keepLines/>
+              <w:spacing w:after="0" w:before="0" w:line="240" w:lineRule="auto"/>
             </w:pPr>
             <w:r>
               <w:rPr>
@@ -5791,8 +6226,9 @@
       <w:bookmarkStart w:id="157" w:name="bosched"/>
       <w:pPr>
         <w:pStyle w:val="Heading1"/>
-        <w:keepNext w:val="1"/>
+        <w:keepNext/>
         <w:keepLines/>
+        <w:spacing w:before="220" w:after="80"/>
       </w:pPr>
       <w:bookmarkEnd w:id="157"/>
       <w:r>
@@ -5807,9 +6243,9 @@
     </w:p>
     <w:p>
       <w:pPr>
-        <w:spacing w:after="120"/>
-        <w:keepNext w:val="1"/>
-        <w:keepLines/>
+        <w:spacing w:after="40"/>
+        <w:keepNext w:val="0"/>
+        <w:keepLines w:val="0"/>
       </w:pPr>
       <w:hyperlink w:anchor="TOC">
         <w:r>
@@ -5823,15 +6259,15 @@
     </w:p>
     <w:tbl>
       <w:tblPr>
-        <w:tblW w:type="auto" w:w="0"/>
+        <w:tblW w:type="dxa" w:w="10601"/>
         <w:jc w:val="center"/>
         <w:tblLayout w:type="fixed"/>
         <w:tblLook w:firstColumn="1" w:firstRow="1" w:lastColumn="0" w:lastRow="0" w:noHBand="0" w:noVBand="1" w:val="04A0"/>
       </w:tblPr>
       <w:tblGrid>
-        <w:gridCol w:w="2438"/>
-        <w:gridCol w:w="4195"/>
-        <w:gridCol w:w="3005"/>
+        <w:gridCol w:w="3020"/>
+        <w:gridCol w:w="3761"/>
+        <w:gridCol w:w="3818"/>
       </w:tblGrid>
       <w:tr>
         <w:trPr>
@@ -5840,18 +6276,21 @@
         </w:trPr>
         <w:tc>
           <w:tcPr>
-            <w:tcW w:type="dxa" w:w="2438"/>
+            <w:tcW w:type="dxa" w:w="3020"/>
             <w:shd w:fill="18233D"/>
             <w:tcMar>
-              <w:top w:w="70" w:type="dxa"/>
-              <w:start w:w="90" w:type="dxa"/>
-              <w:bottom w:w="70" w:type="dxa"/>
-              <w:end w:w="90" w:type="dxa"/>
+              <w:top w:w="55" w:type="dxa"/>
+              <w:start w:w="70" w:type="dxa"/>
+              <w:bottom w:w="55" w:type="dxa"/>
+              <w:end w:w="70" w:type="dxa"/>
             </w:tcMar>
             <w:vAlign w:val="center"/>
           </w:tcPr>
           <w:p>
             <w:pPr>
+              <w:keepNext w:val="0"/>
+              <w:keepLines/>
+              <w:spacing w:before="0" w:after="0" w:line="240" w:lineRule="auto"/>
               <w:jc w:val="center"/>
             </w:pPr>
             <w:r>
@@ -5867,18 +6306,21 @@
         </w:tc>
         <w:tc>
           <w:tcPr>
-            <w:tcW w:type="dxa" w:w="4195"/>
+            <w:tcW w:type="dxa" w:w="3761"/>
             <w:shd w:fill="18233D"/>
             <w:tcMar>
-              <w:top w:w="70" w:type="dxa"/>
-              <w:start w:w="90" w:type="dxa"/>
-              <w:bottom w:w="70" w:type="dxa"/>
-              <w:end w:w="90" w:type="dxa"/>
+              <w:top w:w="55" w:type="dxa"/>
+              <w:start w:w="70" w:type="dxa"/>
+              <w:bottom w:w="55" w:type="dxa"/>
+              <w:end w:w="70" w:type="dxa"/>
             </w:tcMar>
             <w:vAlign w:val="center"/>
           </w:tcPr>
           <w:p>
             <w:pPr>
+              <w:keepNext w:val="0"/>
+              <w:keepLines/>
+              <w:spacing w:before="0" w:after="0" w:line="240" w:lineRule="auto"/>
               <w:jc w:val="center"/>
             </w:pPr>
             <w:r>
@@ -5894,18 +6336,21 @@
         </w:tc>
         <w:tc>
           <w:tcPr>
-            <w:tcW w:type="dxa" w:w="3005"/>
+            <w:tcW w:type="dxa" w:w="3818"/>
             <w:shd w:fill="18233D"/>
             <w:tcMar>
-              <w:top w:w="70" w:type="dxa"/>
-              <w:start w:w="90" w:type="dxa"/>
-              <w:bottom w:w="70" w:type="dxa"/>
-              <w:end w:w="90" w:type="dxa"/>
+              <w:top w:w="55" w:type="dxa"/>
+              <w:start w:w="70" w:type="dxa"/>
+              <w:bottom w:w="55" w:type="dxa"/>
+              <w:end w:w="70" w:type="dxa"/>
             </w:tcMar>
             <w:vAlign w:val="center"/>
           </w:tcPr>
           <w:p>
             <w:pPr>
+              <w:keepNext w:val="0"/>
+              <w:keepLines/>
+              <w:spacing w:before="0" w:after="0" w:line="240" w:lineRule="auto"/>
               <w:jc w:val="center"/>
             </w:pPr>
             <w:r>
@@ -5926,18 +6371,20 @@
         </w:trPr>
         <w:tc>
           <w:tcPr>
-            <w:tcW w:type="dxa" w:w="2438"/>
+            <w:tcW w:type="dxa" w:w="3020"/>
             <w:tcMar>
-              <w:top w:w="60" w:type="dxa"/>
-              <w:start w:w="80" w:type="dxa"/>
-              <w:bottom w:w="60" w:type="dxa"/>
-              <w:end w:w="80" w:type="dxa"/>
+              <w:top w:w="55" w:type="dxa"/>
+              <w:start w:w="70" w:type="dxa"/>
+              <w:bottom w:w="55" w:type="dxa"/>
+              <w:end w:w="70" w:type="dxa"/>
             </w:tcMar>
             <w:vAlign w:val="center"/>
           </w:tcPr>
           <w:p>
             <w:pPr>
-              <w:spacing w:after="0"/>
+              <w:keepNext w:val="0"/>
+              <w:keepLines/>
+              <w:spacing w:after="0" w:before="0" w:line="240" w:lineRule="auto"/>
             </w:pPr>
             <w:r>
               <w:rPr>
@@ -5951,18 +6398,20 @@
         </w:tc>
         <w:tc>
           <w:tcPr>
-            <w:tcW w:type="dxa" w:w="4195"/>
+            <w:tcW w:type="dxa" w:w="3761"/>
             <w:tcMar>
-              <w:top w:w="60" w:type="dxa"/>
-              <w:start w:w="80" w:type="dxa"/>
-              <w:bottom w:w="60" w:type="dxa"/>
-              <w:end w:w="80" w:type="dxa"/>
+              <w:top w:w="55" w:type="dxa"/>
+              <w:start w:w="70" w:type="dxa"/>
+              <w:bottom w:w="55" w:type="dxa"/>
+              <w:end w:w="70" w:type="dxa"/>
             </w:tcMar>
             <w:vAlign w:val="center"/>
           </w:tcPr>
           <w:p>
             <w:pPr>
-              <w:spacing w:after="0"/>
+              <w:keepNext w:val="0"/>
+              <w:keepLines/>
+              <w:spacing w:after="0" w:before="0" w:line="240" w:lineRule="auto"/>
             </w:pPr>
             <w:r>
               <w:rPr>
@@ -5976,18 +6425,20 @@
         </w:tc>
         <w:tc>
           <w:tcPr>
-            <w:tcW w:type="dxa" w:w="3005"/>
+            <w:tcW w:type="dxa" w:w="3818"/>
             <w:tcMar>
-              <w:top w:w="60" w:type="dxa"/>
-              <w:start w:w="80" w:type="dxa"/>
-              <w:bottom w:w="60" w:type="dxa"/>
-              <w:end w:w="80" w:type="dxa"/>
+              <w:top w:w="55" w:type="dxa"/>
+              <w:start w:w="70" w:type="dxa"/>
+              <w:bottom w:w="55" w:type="dxa"/>
+              <w:end w:w="70" w:type="dxa"/>
             </w:tcMar>
             <w:vAlign w:val="center"/>
           </w:tcPr>
           <w:p>
             <w:pPr>
-              <w:spacing w:after="0"/>
+              <w:keepNext w:val="0"/>
+              <w:keepLines/>
+              <w:spacing w:after="0" w:before="0" w:line="240" w:lineRule="auto"/>
             </w:pPr>
             <w:r>
               <w:rPr>
@@ -6006,19 +6457,21 @@
         </w:trPr>
         <w:tc>
           <w:tcPr>
-            <w:tcW w:type="dxa" w:w="2438"/>
+            <w:tcW w:type="dxa" w:w="3020"/>
             <w:tcMar>
-              <w:top w:w="60" w:type="dxa"/>
-              <w:start w:w="80" w:type="dxa"/>
-              <w:bottom w:w="60" w:type="dxa"/>
-              <w:end w:w="80" w:type="dxa"/>
+              <w:top w:w="55" w:type="dxa"/>
+              <w:start w:w="70" w:type="dxa"/>
+              <w:bottom w:w="55" w:type="dxa"/>
+              <w:end w:w="70" w:type="dxa"/>
             </w:tcMar>
             <w:vAlign w:val="center"/>
             <w:shd w:fill="FBFCFE"/>
           </w:tcPr>
           <w:p>
             <w:pPr>
-              <w:spacing w:after="0"/>
+              <w:keepNext w:val="0"/>
+              <w:keepLines/>
+              <w:spacing w:after="0" w:before="0" w:line="240" w:lineRule="auto"/>
             </w:pPr>
             <w:r>
               <w:rPr>
@@ -6032,19 +6485,21 @@
         </w:tc>
         <w:tc>
           <w:tcPr>
-            <w:tcW w:type="dxa" w:w="4195"/>
+            <w:tcW w:type="dxa" w:w="3761"/>
             <w:tcMar>
-              <w:top w:w="60" w:type="dxa"/>
-              <w:start w:w="80" w:type="dxa"/>
-              <w:bottom w:w="60" w:type="dxa"/>
-              <w:end w:w="80" w:type="dxa"/>
+              <w:top w:w="55" w:type="dxa"/>
+              <w:start w:w="70" w:type="dxa"/>
+              <w:bottom w:w="55" w:type="dxa"/>
+              <w:end w:w="70" w:type="dxa"/>
             </w:tcMar>
             <w:vAlign w:val="center"/>
             <w:shd w:fill="FBFCFE"/>
           </w:tcPr>
           <w:p>
             <w:pPr>
-              <w:spacing w:after="0"/>
+              <w:keepNext w:val="0"/>
+              <w:keepLines/>
+              <w:spacing w:after="0" w:before="0" w:line="240" w:lineRule="auto"/>
             </w:pPr>
             <w:r>
               <w:rPr>
@@ -6058,19 +6513,21 @@
         </w:tc>
         <w:tc>
           <w:tcPr>
-            <w:tcW w:type="dxa" w:w="3005"/>
+            <w:tcW w:type="dxa" w:w="3818"/>
             <w:tcMar>
-              <w:top w:w="60" w:type="dxa"/>
-              <w:start w:w="80" w:type="dxa"/>
-              <w:bottom w:w="60" w:type="dxa"/>
-              <w:end w:w="80" w:type="dxa"/>
+              <w:top w:w="55" w:type="dxa"/>
+              <w:start w:w="70" w:type="dxa"/>
+              <w:bottom w:w="55" w:type="dxa"/>
+              <w:end w:w="70" w:type="dxa"/>
             </w:tcMar>
             <w:vAlign w:val="center"/>
             <w:shd w:fill="FBFCFE"/>
           </w:tcPr>
           <w:p>
             <w:pPr>
-              <w:spacing w:after="0"/>
+              <w:keepNext w:val="0"/>
+              <w:keepLines/>
+              <w:spacing w:after="0" w:before="0" w:line="240" w:lineRule="auto"/>
             </w:pPr>
             <w:r>
               <w:rPr>
@@ -6089,18 +6546,20 @@
         </w:trPr>
         <w:tc>
           <w:tcPr>
-            <w:tcW w:type="dxa" w:w="2438"/>
+            <w:tcW w:type="dxa" w:w="3020"/>
             <w:tcMar>
-              <w:top w:w="60" w:type="dxa"/>
-              <w:start w:w="80" w:type="dxa"/>
-              <w:bottom w:w="60" w:type="dxa"/>
-              <w:end w:w="80" w:type="dxa"/>
+              <w:top w:w="55" w:type="dxa"/>
+              <w:start w:w="70" w:type="dxa"/>
+              <w:bottom w:w="55" w:type="dxa"/>
+              <w:end w:w="70" w:type="dxa"/>
             </w:tcMar>
             <w:vAlign w:val="center"/>
           </w:tcPr>
           <w:p>
             <w:pPr>
-              <w:spacing w:after="0"/>
+              <w:keepNext w:val="0"/>
+              <w:keepLines/>
+              <w:spacing w:after="0" w:before="0" w:line="240" w:lineRule="auto"/>
             </w:pPr>
             <w:r>
               <w:rPr>
@@ -6114,18 +6573,20 @@
         </w:tc>
         <w:tc>
           <w:tcPr>
-            <w:tcW w:type="dxa" w:w="4195"/>
+            <w:tcW w:type="dxa" w:w="3761"/>
             <w:tcMar>
-              <w:top w:w="60" w:type="dxa"/>
-              <w:start w:w="80" w:type="dxa"/>
-              <w:bottom w:w="60" w:type="dxa"/>
-              <w:end w:w="80" w:type="dxa"/>
+              <w:top w:w="55" w:type="dxa"/>
+              <w:start w:w="70" w:type="dxa"/>
+              <w:bottom w:w="55" w:type="dxa"/>
+              <w:end w:w="70" w:type="dxa"/>
             </w:tcMar>
             <w:vAlign w:val="center"/>
           </w:tcPr>
           <w:p>
             <w:pPr>
-              <w:spacing w:after="0"/>
+              <w:keepNext w:val="0"/>
+              <w:keepLines/>
+              <w:spacing w:after="0" w:before="0" w:line="240" w:lineRule="auto"/>
             </w:pPr>
             <w:r>
               <w:rPr>
@@ -6139,18 +6600,20 @@
         </w:tc>
         <w:tc>
           <w:tcPr>
-            <w:tcW w:type="dxa" w:w="3005"/>
+            <w:tcW w:type="dxa" w:w="3818"/>
             <w:tcMar>
-              <w:top w:w="60" w:type="dxa"/>
-              <w:start w:w="80" w:type="dxa"/>
-              <w:bottom w:w="60" w:type="dxa"/>
-              <w:end w:w="80" w:type="dxa"/>
+              <w:top w:w="55" w:type="dxa"/>
+              <w:start w:w="70" w:type="dxa"/>
+              <w:bottom w:w="55" w:type="dxa"/>
+              <w:end w:w="70" w:type="dxa"/>
             </w:tcMar>
             <w:vAlign w:val="center"/>
           </w:tcPr>
           <w:p>
             <w:pPr>
-              <w:spacing w:after="0"/>
+              <w:keepNext w:val="0"/>
+              <w:keepLines/>
+              <w:spacing w:after="0" w:before="0" w:line="240" w:lineRule="auto"/>
             </w:pPr>
             <w:r>
               <w:rPr>
@@ -6173,8 +6636,9 @@
       <w:bookmarkStart w:id="158" w:name="bocenter"/>
       <w:pPr>
         <w:pStyle w:val="Heading1"/>
-        <w:keepNext w:val="1"/>
+        <w:keepNext/>
         <w:keepLines/>
+        <w:spacing w:before="220" w:after="80"/>
       </w:pPr>
       <w:bookmarkEnd w:id="158"/>
       <w:r>
@@ -6189,9 +6653,9 @@
     </w:p>
     <w:p>
       <w:pPr>
-        <w:spacing w:after="120"/>
-        <w:keepNext w:val="1"/>
-        <w:keepLines/>
+        <w:spacing w:after="40"/>
+        <w:keepNext w:val="0"/>
+        <w:keepLines w:val="0"/>
       </w:pPr>
       <w:hyperlink w:anchor="TOC">
         <w:r>
@@ -6205,15 +6669,15 @@
     </w:p>
     <w:tbl>
       <w:tblPr>
-        <w:tblW w:type="auto" w:w="0"/>
+        <w:tblW w:type="dxa" w:w="10601"/>
         <w:jc w:val="center"/>
         <w:tblLayout w:type="fixed"/>
         <w:tblLook w:firstColumn="1" w:firstRow="1" w:lastColumn="0" w:lastRow="0" w:noHBand="0" w:noVBand="1" w:val="04A0"/>
       </w:tblPr>
       <w:tblGrid>
-        <w:gridCol w:w="1871"/>
-        <w:gridCol w:w="4536"/>
-        <w:gridCol w:w="3231"/>
+        <w:gridCol w:w="3020"/>
+        <w:gridCol w:w="3761"/>
+        <w:gridCol w:w="3818"/>
       </w:tblGrid>
       <w:tr>
         <w:trPr>
@@ -6222,18 +6686,21 @@
         </w:trPr>
         <w:tc>
           <w:tcPr>
-            <w:tcW w:type="dxa" w:w="1871"/>
+            <w:tcW w:type="dxa" w:w="3020"/>
             <w:shd w:fill="18233D"/>
             <w:tcMar>
-              <w:top w:w="70" w:type="dxa"/>
-              <w:start w:w="90" w:type="dxa"/>
-              <w:bottom w:w="70" w:type="dxa"/>
-              <w:end w:w="90" w:type="dxa"/>
+              <w:top w:w="55" w:type="dxa"/>
+              <w:start w:w="70" w:type="dxa"/>
+              <w:bottom w:w="55" w:type="dxa"/>
+              <w:end w:w="70" w:type="dxa"/>
             </w:tcMar>
             <w:vAlign w:val="center"/>
           </w:tcPr>
           <w:p>
             <w:pPr>
+              <w:keepNext w:val="0"/>
+              <w:keepLines/>
+              <w:spacing w:before="0" w:after="0" w:line="240" w:lineRule="auto"/>
               <w:jc w:val="center"/>
             </w:pPr>
             <w:r>
@@ -6249,18 +6716,21 @@
         </w:tc>
         <w:tc>
           <w:tcPr>
-            <w:tcW w:type="dxa" w:w="4535"/>
+            <w:tcW w:type="dxa" w:w="3761"/>
             <w:shd w:fill="18233D"/>
             <w:tcMar>
-              <w:top w:w="70" w:type="dxa"/>
-              <w:start w:w="90" w:type="dxa"/>
-              <w:bottom w:w="70" w:type="dxa"/>
-              <w:end w:w="90" w:type="dxa"/>
+              <w:top w:w="55" w:type="dxa"/>
+              <w:start w:w="70" w:type="dxa"/>
+              <w:bottom w:w="55" w:type="dxa"/>
+              <w:end w:w="70" w:type="dxa"/>
             </w:tcMar>
             <w:vAlign w:val="center"/>
           </w:tcPr>
           <w:p>
             <w:pPr>
+              <w:keepNext w:val="0"/>
+              <w:keepLines/>
+              <w:spacing w:before="0" w:after="0" w:line="240" w:lineRule="auto"/>
               <w:jc w:val="center"/>
             </w:pPr>
             <w:r>
@@ -6276,18 +6746,21 @@
         </w:tc>
         <w:tc>
           <w:tcPr>
-            <w:tcW w:type="dxa" w:w="3231"/>
+            <w:tcW w:type="dxa" w:w="3818"/>
             <w:shd w:fill="18233D"/>
             <w:tcMar>
-              <w:top w:w="70" w:type="dxa"/>
-              <w:start w:w="90" w:type="dxa"/>
-              <w:bottom w:w="70" w:type="dxa"/>
-              <w:end w:w="90" w:type="dxa"/>
+              <w:top w:w="55" w:type="dxa"/>
+              <w:start w:w="70" w:type="dxa"/>
+              <w:bottom w:w="55" w:type="dxa"/>
+              <w:end w:w="70" w:type="dxa"/>
             </w:tcMar>
             <w:vAlign w:val="center"/>
           </w:tcPr>
           <w:p>
             <w:pPr>
+              <w:keepNext w:val="0"/>
+              <w:keepLines/>
+              <w:spacing w:before="0" w:after="0" w:line="240" w:lineRule="auto"/>
               <w:jc w:val="center"/>
             </w:pPr>
             <w:r>
@@ -6308,18 +6781,20 @@
         </w:trPr>
         <w:tc>
           <w:tcPr>
-            <w:tcW w:type="dxa" w:w="1871"/>
+            <w:tcW w:type="dxa" w:w="3020"/>
             <w:tcMar>
-              <w:top w:w="60" w:type="dxa"/>
-              <w:start w:w="80" w:type="dxa"/>
-              <w:bottom w:w="60" w:type="dxa"/>
-              <w:end w:w="80" w:type="dxa"/>
+              <w:top w:w="55" w:type="dxa"/>
+              <w:start w:w="70" w:type="dxa"/>
+              <w:bottom w:w="55" w:type="dxa"/>
+              <w:end w:w="70" w:type="dxa"/>
             </w:tcMar>
             <w:vAlign w:val="center"/>
           </w:tcPr>
           <w:p>
             <w:pPr>
-              <w:spacing w:after="0"/>
+              <w:keepNext w:val="0"/>
+              <w:keepLines/>
+              <w:spacing w:after="0" w:before="0" w:line="240" w:lineRule="auto"/>
             </w:pPr>
             <w:r>
               <w:rPr>
@@ -6333,18 +6808,20 @@
         </w:tc>
         <w:tc>
           <w:tcPr>
-            <w:tcW w:type="dxa" w:w="4535"/>
+            <w:tcW w:type="dxa" w:w="3761"/>
             <w:tcMar>
-              <w:top w:w="60" w:type="dxa"/>
-              <w:start w:w="80" w:type="dxa"/>
-              <w:bottom w:w="60" w:type="dxa"/>
-              <w:end w:w="80" w:type="dxa"/>
+              <w:top w:w="55" w:type="dxa"/>
+              <w:start w:w="70" w:type="dxa"/>
+              <w:bottom w:w="55" w:type="dxa"/>
+              <w:end w:w="70" w:type="dxa"/>
             </w:tcMar>
             <w:vAlign w:val="center"/>
           </w:tcPr>
           <w:p>
             <w:pPr>
-              <w:spacing w:after="0"/>
+              <w:keepNext w:val="0"/>
+              <w:keepLines/>
+              <w:spacing w:after="0" w:before="0" w:line="240" w:lineRule="auto"/>
             </w:pPr>
             <w:r>
               <w:rPr>
@@ -6358,18 +6835,20 @@
         </w:tc>
         <w:tc>
           <w:tcPr>
-            <w:tcW w:type="dxa" w:w="3231"/>
+            <w:tcW w:type="dxa" w:w="3818"/>
             <w:tcMar>
-              <w:top w:w="60" w:type="dxa"/>
-              <w:start w:w="80" w:type="dxa"/>
-              <w:bottom w:w="60" w:type="dxa"/>
-              <w:end w:w="80" w:type="dxa"/>
+              <w:top w:w="55" w:type="dxa"/>
+              <w:start w:w="70" w:type="dxa"/>
+              <w:bottom w:w="55" w:type="dxa"/>
+              <w:end w:w="70" w:type="dxa"/>
             </w:tcMar>
             <w:vAlign w:val="center"/>
           </w:tcPr>
           <w:p>
             <w:pPr>
-              <w:spacing w:after="0"/>
+              <w:keepNext w:val="0"/>
+              <w:keepLines/>
+              <w:spacing w:after="0" w:before="0" w:line="240" w:lineRule="auto"/>
             </w:pPr>
             <w:r>
               <w:rPr>
@@ -6388,19 +6867,21 @@
         </w:trPr>
         <w:tc>
           <w:tcPr>
-            <w:tcW w:type="dxa" w:w="1871"/>
+            <w:tcW w:type="dxa" w:w="3020"/>
             <w:tcMar>
-              <w:top w:w="60" w:type="dxa"/>
-              <w:start w:w="80" w:type="dxa"/>
-              <w:bottom w:w="60" w:type="dxa"/>
-              <w:end w:w="80" w:type="dxa"/>
+              <w:top w:w="55" w:type="dxa"/>
+              <w:start w:w="70" w:type="dxa"/>
+              <w:bottom w:w="55" w:type="dxa"/>
+              <w:end w:w="70" w:type="dxa"/>
             </w:tcMar>
             <w:vAlign w:val="center"/>
             <w:shd w:fill="FBFCFE"/>
           </w:tcPr>
           <w:p>
             <w:pPr>
-              <w:spacing w:after="0"/>
+              <w:keepNext w:val="0"/>
+              <w:keepLines/>
+              <w:spacing w:after="0" w:before="0" w:line="240" w:lineRule="auto"/>
             </w:pPr>
             <w:r>
               <w:rPr>
@@ -6414,19 +6895,21 @@
         </w:tc>
         <w:tc>
           <w:tcPr>
-            <w:tcW w:type="dxa" w:w="4535"/>
+            <w:tcW w:type="dxa" w:w="3761"/>
             <w:tcMar>
-              <w:top w:w="60" w:type="dxa"/>
-              <w:start w:w="80" w:type="dxa"/>
-              <w:bottom w:w="60" w:type="dxa"/>
-              <w:end w:w="80" w:type="dxa"/>
+              <w:top w:w="55" w:type="dxa"/>
+              <w:start w:w="70" w:type="dxa"/>
+              <w:bottom w:w="55" w:type="dxa"/>
+              <w:end w:w="70" w:type="dxa"/>
             </w:tcMar>
             <w:vAlign w:val="center"/>
             <w:shd w:fill="FBFCFE"/>
           </w:tcPr>
           <w:p>
             <w:pPr>
-              <w:spacing w:after="0"/>
+              <w:keepNext w:val="0"/>
+              <w:keepLines/>
+              <w:spacing w:after="0" w:before="0" w:line="240" w:lineRule="auto"/>
             </w:pPr>
             <w:r>
               <w:rPr>
@@ -6440,19 +6923,21 @@
         </w:tc>
         <w:tc>
           <w:tcPr>
-            <w:tcW w:type="dxa" w:w="3231"/>
+            <w:tcW w:type="dxa" w:w="3818"/>
             <w:tcMar>
-              <w:top w:w="60" w:type="dxa"/>
-              <w:start w:w="80" w:type="dxa"/>
-              <w:bottom w:w="60" w:type="dxa"/>
-              <w:end w:w="80" w:type="dxa"/>
+              <w:top w:w="55" w:type="dxa"/>
+              <w:start w:w="70" w:type="dxa"/>
+              <w:bottom w:w="55" w:type="dxa"/>
+              <w:end w:w="70" w:type="dxa"/>
             </w:tcMar>
             <w:vAlign w:val="center"/>
             <w:shd w:fill="FBFCFE"/>
           </w:tcPr>
           <w:p>
             <w:pPr>
-              <w:spacing w:after="0"/>
+              <w:keepNext w:val="0"/>
+              <w:keepLines/>
+              <w:spacing w:after="0" w:before="0" w:line="240" w:lineRule="auto"/>
             </w:pPr>
             <w:r>
               <w:rPr>
@@ -6471,18 +6956,20 @@
         </w:trPr>
         <w:tc>
           <w:tcPr>
-            <w:tcW w:type="dxa" w:w="1871"/>
+            <w:tcW w:type="dxa" w:w="3020"/>
             <w:tcMar>
-              <w:top w:w="60" w:type="dxa"/>
-              <w:start w:w="80" w:type="dxa"/>
-              <w:bottom w:w="60" w:type="dxa"/>
-              <w:end w:w="80" w:type="dxa"/>
+              <w:top w:w="55" w:type="dxa"/>
+              <w:start w:w="70" w:type="dxa"/>
+              <w:bottom w:w="55" w:type="dxa"/>
+              <w:end w:w="70" w:type="dxa"/>
             </w:tcMar>
             <w:vAlign w:val="center"/>
           </w:tcPr>
           <w:p>
             <w:pPr>
-              <w:spacing w:after="0"/>
+              <w:keepNext w:val="0"/>
+              <w:keepLines/>
+              <w:spacing w:after="0" w:before="0" w:line="240" w:lineRule="auto"/>
             </w:pPr>
             <w:r>
               <w:rPr>
@@ -6496,18 +6983,20 @@
         </w:tc>
         <w:tc>
           <w:tcPr>
-            <w:tcW w:type="dxa" w:w="4535"/>
+            <w:tcW w:type="dxa" w:w="3761"/>
             <w:tcMar>
-              <w:top w:w="60" w:type="dxa"/>
-              <w:start w:w="80" w:type="dxa"/>
-              <w:bottom w:w="60" w:type="dxa"/>
-              <w:end w:w="80" w:type="dxa"/>
+              <w:top w:w="55" w:type="dxa"/>
+              <w:start w:w="70" w:type="dxa"/>
+              <w:bottom w:w="55" w:type="dxa"/>
+              <w:end w:w="70" w:type="dxa"/>
             </w:tcMar>
             <w:vAlign w:val="center"/>
           </w:tcPr>
           <w:p>
             <w:pPr>
-              <w:spacing w:after="0"/>
+              <w:keepNext w:val="0"/>
+              <w:keepLines/>
+              <w:spacing w:after="0" w:before="0" w:line="240" w:lineRule="auto"/>
             </w:pPr>
             <w:r>
               <w:rPr>
@@ -6521,18 +7010,20 @@
         </w:tc>
         <w:tc>
           <w:tcPr>
-            <w:tcW w:type="dxa" w:w="3231"/>
+            <w:tcW w:type="dxa" w:w="3818"/>
             <w:tcMar>
-              <w:top w:w="60" w:type="dxa"/>
-              <w:start w:w="80" w:type="dxa"/>
-              <w:bottom w:w="60" w:type="dxa"/>
-              <w:end w:w="80" w:type="dxa"/>
+              <w:top w:w="55" w:type="dxa"/>
+              <w:start w:w="70" w:type="dxa"/>
+              <w:bottom w:w="55" w:type="dxa"/>
+              <w:end w:w="70" w:type="dxa"/>
             </w:tcMar>
             <w:vAlign w:val="center"/>
           </w:tcPr>
           <w:p>
             <w:pPr>
-              <w:spacing w:after="0"/>
+              <w:keepNext w:val="0"/>
+              <w:keepLines/>
+              <w:spacing w:after="0" w:before="0" w:line="240" w:lineRule="auto"/>
             </w:pPr>
             <w:r>
               <w:rPr>
@@ -6551,19 +7042,21 @@
         </w:trPr>
         <w:tc>
           <w:tcPr>
-            <w:tcW w:type="dxa" w:w="1871"/>
+            <w:tcW w:type="dxa" w:w="3020"/>
             <w:tcMar>
-              <w:top w:w="60" w:type="dxa"/>
-              <w:start w:w="80" w:type="dxa"/>
-              <w:bottom w:w="60" w:type="dxa"/>
-              <w:end w:w="80" w:type="dxa"/>
+              <w:top w:w="55" w:type="dxa"/>
+              <w:start w:w="70" w:type="dxa"/>
+              <w:bottom w:w="55" w:type="dxa"/>
+              <w:end w:w="70" w:type="dxa"/>
             </w:tcMar>
             <w:vAlign w:val="center"/>
             <w:shd w:fill="FBFCFE"/>
           </w:tcPr>
           <w:p>
             <w:pPr>
-              <w:spacing w:after="0"/>
+              <w:keepNext w:val="0"/>
+              <w:keepLines/>
+              <w:spacing w:after="0" w:before="0" w:line="240" w:lineRule="auto"/>
             </w:pPr>
             <w:r>
               <w:rPr>
@@ -6577,19 +7070,21 @@
         </w:tc>
         <w:tc>
           <w:tcPr>
-            <w:tcW w:type="dxa" w:w="4535"/>
+            <w:tcW w:type="dxa" w:w="3761"/>
             <w:tcMar>
-              <w:top w:w="60" w:type="dxa"/>
-              <w:start w:w="80" w:type="dxa"/>
-              <w:bottom w:w="60" w:type="dxa"/>
-              <w:end w:w="80" w:type="dxa"/>
+              <w:top w:w="55" w:type="dxa"/>
+              <w:start w:w="70" w:type="dxa"/>
+              <w:bottom w:w="55" w:type="dxa"/>
+              <w:end w:w="70" w:type="dxa"/>
             </w:tcMar>
             <w:vAlign w:val="center"/>
             <w:shd w:fill="FBFCFE"/>
           </w:tcPr>
           <w:p>
             <w:pPr>
-              <w:spacing w:after="0"/>
+              <w:keepNext w:val="0"/>
+              <w:keepLines/>
+              <w:spacing w:after="0" w:before="0" w:line="240" w:lineRule="auto"/>
             </w:pPr>
             <w:r>
               <w:rPr>
@@ -6603,19 +7098,21 @@
         </w:tc>
         <w:tc>
           <w:tcPr>
-            <w:tcW w:type="dxa" w:w="3231"/>
+            <w:tcW w:type="dxa" w:w="3818"/>
             <w:tcMar>
-              <w:top w:w="60" w:type="dxa"/>
-              <w:start w:w="80" w:type="dxa"/>
-              <w:bottom w:w="60" w:type="dxa"/>
-              <w:end w:w="80" w:type="dxa"/>
+              <w:top w:w="55" w:type="dxa"/>
+              <w:start w:w="70" w:type="dxa"/>
+              <w:bottom w:w="55" w:type="dxa"/>
+              <w:end w:w="70" w:type="dxa"/>
             </w:tcMar>
             <w:vAlign w:val="center"/>
             <w:shd w:fill="FBFCFE"/>
           </w:tcPr>
           <w:p>
             <w:pPr>
-              <w:spacing w:after="0"/>
+              <w:keepNext w:val="0"/>
+              <w:keepLines/>
+              <w:spacing w:after="0" w:before="0" w:line="240" w:lineRule="auto"/>
             </w:pPr>
             <w:r>
               <w:rPr>
@@ -6638,8 +7135,9 @@
       <w:bookmarkStart w:id="159" w:name="borun"/>
       <w:pPr>
         <w:pStyle w:val="Heading1"/>
-        <w:keepNext w:val="1"/>
+        <w:keepNext/>
         <w:keepLines/>
+        <w:spacing w:before="220" w:after="80"/>
       </w:pPr>
       <w:bookmarkEnd w:id="159"/>
       <w:r>
@@ -6654,9 +7152,9 @@
     </w:p>
     <w:p>
       <w:pPr>
-        <w:spacing w:after="120"/>
-        <w:keepNext w:val="1"/>
-        <w:keepLines/>
+        <w:spacing w:after="40"/>
+        <w:keepNext w:val="0"/>
+        <w:keepLines w:val="0"/>
       </w:pPr>
       <w:hyperlink w:anchor="TOC">
         <w:r>
@@ -6670,15 +7168,15 @@
     </w:p>
     <w:tbl>
       <w:tblPr>
-        <w:tblW w:type="auto" w:w="0"/>
+        <w:tblW w:type="dxa" w:w="10601"/>
         <w:jc w:val="center"/>
         <w:tblLayout w:type="fixed"/>
         <w:tblLook w:firstColumn="1" w:firstRow="1" w:lastColumn="0" w:lastRow="0" w:noHBand="0" w:noVBand="1" w:val="04A0"/>
       </w:tblPr>
       <w:tblGrid>
-        <w:gridCol w:w="2381"/>
-        <w:gridCol w:w="3628"/>
-        <w:gridCol w:w="3685"/>
+        <w:gridCol w:w="3020"/>
+        <w:gridCol w:w="3761"/>
+        <w:gridCol w:w="3818"/>
       </w:tblGrid>
       <w:tr>
         <w:trPr>
@@ -6687,18 +7185,21 @@
         </w:trPr>
         <w:tc>
           <w:tcPr>
-            <w:tcW w:type="dxa" w:w="2381"/>
+            <w:tcW w:type="dxa" w:w="3020"/>
             <w:shd w:fill="18233D"/>
             <w:tcMar>
-              <w:top w:w="70" w:type="dxa"/>
-              <w:start w:w="90" w:type="dxa"/>
-              <w:bottom w:w="70" w:type="dxa"/>
-              <w:end w:w="90" w:type="dxa"/>
+              <w:top w:w="55" w:type="dxa"/>
+              <w:start w:w="70" w:type="dxa"/>
+              <w:bottom w:w="55" w:type="dxa"/>
+              <w:end w:w="70" w:type="dxa"/>
             </w:tcMar>
             <w:vAlign w:val="center"/>
           </w:tcPr>
           <w:p>
             <w:pPr>
+              <w:keepNext w:val="0"/>
+              <w:keepLines/>
+              <w:spacing w:before="0" w:after="0" w:line="240" w:lineRule="auto"/>
               <w:jc w:val="center"/>
             </w:pPr>
             <w:r>
@@ -6714,18 +7215,21 @@
         </w:tc>
         <w:tc>
           <w:tcPr>
-            <w:tcW w:type="dxa" w:w="3628"/>
+            <w:tcW w:type="dxa" w:w="3761"/>
             <w:shd w:fill="18233D"/>
             <w:tcMar>
-              <w:top w:w="70" w:type="dxa"/>
-              <w:start w:w="90" w:type="dxa"/>
-              <w:bottom w:w="70" w:type="dxa"/>
-              <w:end w:w="90" w:type="dxa"/>
+              <w:top w:w="55" w:type="dxa"/>
+              <w:start w:w="70" w:type="dxa"/>
+              <w:bottom w:w="55" w:type="dxa"/>
+              <w:end w:w="70" w:type="dxa"/>
             </w:tcMar>
             <w:vAlign w:val="center"/>
           </w:tcPr>
           <w:p>
             <w:pPr>
+              <w:keepNext w:val="0"/>
+              <w:keepLines/>
+              <w:spacing w:before="0" w:after="0" w:line="240" w:lineRule="auto"/>
               <w:jc w:val="center"/>
             </w:pPr>
             <w:r>
@@ -6741,18 +7245,21 @@
         </w:tc>
         <w:tc>
           <w:tcPr>
-            <w:tcW w:type="dxa" w:w="3685"/>
+            <w:tcW w:type="dxa" w:w="3818"/>
             <w:shd w:fill="18233D"/>
             <w:tcMar>
-              <w:top w:w="70" w:type="dxa"/>
-              <w:start w:w="90" w:type="dxa"/>
-              <w:bottom w:w="70" w:type="dxa"/>
-              <w:end w:w="90" w:type="dxa"/>
+              <w:top w:w="55" w:type="dxa"/>
+              <w:start w:w="70" w:type="dxa"/>
+              <w:bottom w:w="55" w:type="dxa"/>
+              <w:end w:w="70" w:type="dxa"/>
             </w:tcMar>
             <w:vAlign w:val="center"/>
           </w:tcPr>
           <w:p>
             <w:pPr>
+              <w:keepNext w:val="0"/>
+              <w:keepLines/>
+              <w:spacing w:before="0" w:after="0" w:line="240" w:lineRule="auto"/>
               <w:jc w:val="center"/>
             </w:pPr>
             <w:r>
@@ -6773,18 +7280,20 @@
         </w:trPr>
         <w:tc>
           <w:tcPr>
-            <w:tcW w:type="dxa" w:w="2381"/>
+            <w:tcW w:type="dxa" w:w="3020"/>
             <w:tcMar>
-              <w:top w:w="60" w:type="dxa"/>
-              <w:start w:w="80" w:type="dxa"/>
-              <w:bottom w:w="60" w:type="dxa"/>
-              <w:end w:w="80" w:type="dxa"/>
+              <w:top w:w="55" w:type="dxa"/>
+              <w:start w:w="70" w:type="dxa"/>
+              <w:bottom w:w="55" w:type="dxa"/>
+              <w:end w:w="70" w:type="dxa"/>
             </w:tcMar>
             <w:vAlign w:val="center"/>
           </w:tcPr>
           <w:p>
             <w:pPr>
-              <w:spacing w:after="0"/>
+              <w:keepNext w:val="0"/>
+              <w:keepLines/>
+              <w:spacing w:after="0" w:before="0" w:line="240" w:lineRule="auto"/>
             </w:pPr>
             <w:r>
               <w:rPr>
@@ -6798,18 +7307,20 @@
         </w:tc>
         <w:tc>
           <w:tcPr>
-            <w:tcW w:type="dxa" w:w="3628"/>
+            <w:tcW w:type="dxa" w:w="3761"/>
             <w:tcMar>
-              <w:top w:w="60" w:type="dxa"/>
-              <w:start w:w="80" w:type="dxa"/>
-              <w:bottom w:w="60" w:type="dxa"/>
-              <w:end w:w="80" w:type="dxa"/>
+              <w:top w:w="55" w:type="dxa"/>
+              <w:start w:w="70" w:type="dxa"/>
+              <w:bottom w:w="55" w:type="dxa"/>
+              <w:end w:w="70" w:type="dxa"/>
             </w:tcMar>
             <w:vAlign w:val="center"/>
           </w:tcPr>
           <w:p>
             <w:pPr>
-              <w:spacing w:after="0"/>
+              <w:keepNext w:val="0"/>
+              <w:keepLines/>
+              <w:spacing w:after="0" w:before="0" w:line="240" w:lineRule="auto"/>
             </w:pPr>
             <w:r>
               <w:rPr>
@@ -6823,18 +7334,20 @@
         </w:tc>
         <w:tc>
           <w:tcPr>
-            <w:tcW w:type="dxa" w:w="3685"/>
+            <w:tcW w:type="dxa" w:w="3818"/>
             <w:tcMar>
-              <w:top w:w="60" w:type="dxa"/>
-              <w:start w:w="80" w:type="dxa"/>
-              <w:bottom w:w="60" w:type="dxa"/>
-              <w:end w:w="80" w:type="dxa"/>
+              <w:top w:w="55" w:type="dxa"/>
+              <w:start w:w="70" w:type="dxa"/>
+              <w:bottom w:w="55" w:type="dxa"/>
+              <w:end w:w="70" w:type="dxa"/>
             </w:tcMar>
             <w:vAlign w:val="center"/>
           </w:tcPr>
           <w:p>
             <w:pPr>
-              <w:spacing w:after="0"/>
+              <w:keepNext w:val="0"/>
+              <w:keepLines/>
+              <w:spacing w:after="0" w:before="0" w:line="240" w:lineRule="auto"/>
             </w:pPr>
             <w:r>
               <w:rPr>
@@ -6853,19 +7366,21 @@
         </w:trPr>
         <w:tc>
           <w:tcPr>
-            <w:tcW w:type="dxa" w:w="2381"/>
+            <w:tcW w:type="dxa" w:w="3020"/>
             <w:tcMar>
-              <w:top w:w="60" w:type="dxa"/>
-              <w:start w:w="80" w:type="dxa"/>
-              <w:bottom w:w="60" w:type="dxa"/>
-              <w:end w:w="80" w:type="dxa"/>
+              <w:top w:w="55" w:type="dxa"/>
+              <w:start w:w="70" w:type="dxa"/>
+              <w:bottom w:w="55" w:type="dxa"/>
+              <w:end w:w="70" w:type="dxa"/>
             </w:tcMar>
             <w:vAlign w:val="center"/>
             <w:shd w:fill="FBFCFE"/>
           </w:tcPr>
           <w:p>
             <w:pPr>
-              <w:spacing w:after="0"/>
+              <w:keepNext w:val="0"/>
+              <w:keepLines/>
+              <w:spacing w:after="0" w:before="0" w:line="240" w:lineRule="auto"/>
             </w:pPr>
             <w:r>
               <w:rPr>
@@ -6879,19 +7394,21 @@
         </w:tc>
         <w:tc>
           <w:tcPr>
-            <w:tcW w:type="dxa" w:w="3628"/>
+            <w:tcW w:type="dxa" w:w="3761"/>
             <w:tcMar>
-              <w:top w:w="60" w:type="dxa"/>
-              <w:start w:w="80" w:type="dxa"/>
-              <w:bottom w:w="60" w:type="dxa"/>
-              <w:end w:w="80" w:type="dxa"/>
+              <w:top w:w="55" w:type="dxa"/>
+              <w:start w:w="70" w:type="dxa"/>
+              <w:bottom w:w="55" w:type="dxa"/>
+              <w:end w:w="70" w:type="dxa"/>
             </w:tcMar>
             <w:vAlign w:val="center"/>
             <w:shd w:fill="FBFCFE"/>
           </w:tcPr>
           <w:p>
             <w:pPr>
-              <w:spacing w:after="0"/>
+              <w:keepNext w:val="0"/>
+              <w:keepLines/>
+              <w:spacing w:after="0" w:before="0" w:line="240" w:lineRule="auto"/>
             </w:pPr>
             <w:r>
               <w:rPr>
@@ -6905,19 +7422,21 @@
         </w:tc>
         <w:tc>
           <w:tcPr>
-            <w:tcW w:type="dxa" w:w="3685"/>
+            <w:tcW w:type="dxa" w:w="3818"/>
             <w:tcMar>
-              <w:top w:w="60" w:type="dxa"/>
-              <w:start w:w="80" w:type="dxa"/>
-              <w:bottom w:w="60" w:type="dxa"/>
-              <w:end w:w="80" w:type="dxa"/>
+              <w:top w:w="55" w:type="dxa"/>
+              <w:start w:w="70" w:type="dxa"/>
+              <w:bottom w:w="55" w:type="dxa"/>
+              <w:end w:w="70" w:type="dxa"/>
             </w:tcMar>
             <w:vAlign w:val="center"/>
             <w:shd w:fill="FBFCFE"/>
           </w:tcPr>
           <w:p>
             <w:pPr>
-              <w:spacing w:after="0"/>
+              <w:keepNext w:val="0"/>
+              <w:keepLines/>
+              <w:spacing w:after="0" w:before="0" w:line="240" w:lineRule="auto"/>
             </w:pPr>
             <w:r>
               <w:rPr>
@@ -6936,18 +7455,20 @@
         </w:trPr>
         <w:tc>
           <w:tcPr>
-            <w:tcW w:type="dxa" w:w="2381"/>
+            <w:tcW w:type="dxa" w:w="3020"/>
             <w:tcMar>
-              <w:top w:w="60" w:type="dxa"/>
-              <w:start w:w="80" w:type="dxa"/>
-              <w:bottom w:w="60" w:type="dxa"/>
-              <w:end w:w="80" w:type="dxa"/>
+              <w:top w:w="55" w:type="dxa"/>
+              <w:start w:w="70" w:type="dxa"/>
+              <w:bottom w:w="55" w:type="dxa"/>
+              <w:end w:w="70" w:type="dxa"/>
             </w:tcMar>
             <w:vAlign w:val="center"/>
           </w:tcPr>
           <w:p>
             <w:pPr>
-              <w:spacing w:after="0"/>
+              <w:keepNext w:val="0"/>
+              <w:keepLines/>
+              <w:spacing w:after="0" w:before="0" w:line="240" w:lineRule="auto"/>
             </w:pPr>
             <w:r>
               <w:rPr>
@@ -6961,18 +7482,20 @@
         </w:tc>
         <w:tc>
           <w:tcPr>
-            <w:tcW w:type="dxa" w:w="3628"/>
+            <w:tcW w:type="dxa" w:w="3761"/>
             <w:tcMar>
-              <w:top w:w="60" w:type="dxa"/>
-              <w:start w:w="80" w:type="dxa"/>
-              <w:bottom w:w="60" w:type="dxa"/>
-              <w:end w:w="80" w:type="dxa"/>
+              <w:top w:w="55" w:type="dxa"/>
+              <w:start w:w="70" w:type="dxa"/>
+              <w:bottom w:w="55" w:type="dxa"/>
+              <w:end w:w="70" w:type="dxa"/>
             </w:tcMar>
             <w:vAlign w:val="center"/>
           </w:tcPr>
           <w:p>
             <w:pPr>
-              <w:spacing w:after="0"/>
+              <w:keepNext w:val="0"/>
+              <w:keepLines/>
+              <w:spacing w:after="0" w:before="0" w:line="240" w:lineRule="auto"/>
             </w:pPr>
             <w:r>
               <w:rPr>
@@ -6986,18 +7509,20 @@
         </w:tc>
         <w:tc>
           <w:tcPr>
-            <w:tcW w:type="dxa" w:w="3685"/>
+            <w:tcW w:type="dxa" w:w="3818"/>
             <w:tcMar>
-              <w:top w:w="60" w:type="dxa"/>
-              <w:start w:w="80" w:type="dxa"/>
-              <w:bottom w:w="60" w:type="dxa"/>
-              <w:end w:w="80" w:type="dxa"/>
+              <w:top w:w="55" w:type="dxa"/>
+              <w:start w:w="70" w:type="dxa"/>
+              <w:bottom w:w="55" w:type="dxa"/>
+              <w:end w:w="70" w:type="dxa"/>
             </w:tcMar>
             <w:vAlign w:val="center"/>
           </w:tcPr>
           <w:p>
             <w:pPr>
-              <w:spacing w:after="0"/>
+              <w:keepNext w:val="0"/>
+              <w:keepLines/>
+              <w:spacing w:after="0" w:before="0" w:line="240" w:lineRule="auto"/>
             </w:pPr>
             <w:r>
               <w:rPr>
@@ -7016,19 +7541,21 @@
         </w:trPr>
         <w:tc>
           <w:tcPr>
-            <w:tcW w:type="dxa" w:w="2381"/>
+            <w:tcW w:type="dxa" w:w="3020"/>
             <w:tcMar>
-              <w:top w:w="60" w:type="dxa"/>
-              <w:start w:w="80" w:type="dxa"/>
-              <w:bottom w:w="60" w:type="dxa"/>
-              <w:end w:w="80" w:type="dxa"/>
+              <w:top w:w="55" w:type="dxa"/>
+              <w:start w:w="70" w:type="dxa"/>
+              <w:bottom w:w="55" w:type="dxa"/>
+              <w:end w:w="70" w:type="dxa"/>
             </w:tcMar>
             <w:vAlign w:val="center"/>
             <w:shd w:fill="FBFCFE"/>
           </w:tcPr>
           <w:p>
             <w:pPr>
-              <w:spacing w:after="0"/>
+              <w:keepNext w:val="0"/>
+              <w:keepLines/>
+              <w:spacing w:after="0" w:before="0" w:line="240" w:lineRule="auto"/>
             </w:pPr>
             <w:r>
               <w:rPr>
@@ -7042,19 +7569,21 @@
         </w:tc>
         <w:tc>
           <w:tcPr>
-            <w:tcW w:type="dxa" w:w="3628"/>
+            <w:tcW w:type="dxa" w:w="3761"/>
             <w:tcMar>
-              <w:top w:w="60" w:type="dxa"/>
-              <w:start w:w="80" w:type="dxa"/>
-              <w:bottom w:w="60" w:type="dxa"/>
-              <w:end w:w="80" w:type="dxa"/>
+              <w:top w:w="55" w:type="dxa"/>
+              <w:start w:w="70" w:type="dxa"/>
+              <w:bottom w:w="55" w:type="dxa"/>
+              <w:end w:w="70" w:type="dxa"/>
             </w:tcMar>
             <w:vAlign w:val="center"/>
             <w:shd w:fill="FBFCFE"/>
           </w:tcPr>
           <w:p>
             <w:pPr>
-              <w:spacing w:after="0"/>
+              <w:keepNext w:val="0"/>
+              <w:keepLines/>
+              <w:spacing w:after="0" w:before="0" w:line="240" w:lineRule="auto"/>
             </w:pPr>
             <w:r>
               <w:rPr>
@@ -7068,19 +7597,21 @@
         </w:tc>
         <w:tc>
           <w:tcPr>
-            <w:tcW w:type="dxa" w:w="3685"/>
+            <w:tcW w:type="dxa" w:w="3818"/>
             <w:tcMar>
-              <w:top w:w="60" w:type="dxa"/>
-              <w:start w:w="80" w:type="dxa"/>
-              <w:bottom w:w="60" w:type="dxa"/>
-              <w:end w:w="80" w:type="dxa"/>
+              <w:top w:w="55" w:type="dxa"/>
+              <w:start w:w="70" w:type="dxa"/>
+              <w:bottom w:w="55" w:type="dxa"/>
+              <w:end w:w="70" w:type="dxa"/>
             </w:tcMar>
             <w:vAlign w:val="center"/>
             <w:shd w:fill="FBFCFE"/>
           </w:tcPr>
           <w:p>
             <w:pPr>
-              <w:spacing w:after="0"/>
+              <w:keepNext w:val="0"/>
+              <w:keepLines/>
+              <w:spacing w:after="0" w:before="0" w:line="240" w:lineRule="auto"/>
             </w:pPr>
             <w:r>
               <w:rPr>
@@ -7099,18 +7630,20 @@
         </w:trPr>
         <w:tc>
           <w:tcPr>
-            <w:tcW w:type="dxa" w:w="2381"/>
+            <w:tcW w:type="dxa" w:w="3020"/>
             <w:tcMar>
-              <w:top w:w="60" w:type="dxa"/>
-              <w:start w:w="80" w:type="dxa"/>
-              <w:bottom w:w="60" w:type="dxa"/>
-              <w:end w:w="80" w:type="dxa"/>
+              <w:top w:w="55" w:type="dxa"/>
+              <w:start w:w="70" w:type="dxa"/>
+              <w:bottom w:w="55" w:type="dxa"/>
+              <w:end w:w="70" w:type="dxa"/>
             </w:tcMar>
             <w:vAlign w:val="center"/>
           </w:tcPr>
           <w:p>
             <w:pPr>
-              <w:spacing w:after="0"/>
+              <w:keepNext w:val="0"/>
+              <w:keepLines/>
+              <w:spacing w:after="0" w:before="0" w:line="240" w:lineRule="auto"/>
             </w:pPr>
             <w:r>
               <w:rPr>
@@ -7124,18 +7657,20 @@
         </w:tc>
         <w:tc>
           <w:tcPr>
-            <w:tcW w:type="dxa" w:w="3628"/>
+            <w:tcW w:type="dxa" w:w="3761"/>
             <w:tcMar>
-              <w:top w:w="60" w:type="dxa"/>
-              <w:start w:w="80" w:type="dxa"/>
-              <w:bottom w:w="60" w:type="dxa"/>
-              <w:end w:w="80" w:type="dxa"/>
+              <w:top w:w="55" w:type="dxa"/>
+              <w:start w:w="70" w:type="dxa"/>
+              <w:bottom w:w="55" w:type="dxa"/>
+              <w:end w:w="70" w:type="dxa"/>
             </w:tcMar>
             <w:vAlign w:val="center"/>
           </w:tcPr>
           <w:p>
             <w:pPr>
-              <w:spacing w:after="0"/>
+              <w:keepNext w:val="0"/>
+              <w:keepLines/>
+              <w:spacing w:after="0" w:before="0" w:line="240" w:lineRule="auto"/>
             </w:pPr>
             <w:r>
               <w:rPr>
@@ -7149,18 +7684,20 @@
         </w:tc>
         <w:tc>
           <w:tcPr>
-            <w:tcW w:type="dxa" w:w="3685"/>
+            <w:tcW w:type="dxa" w:w="3818"/>
             <w:tcMar>
-              <w:top w:w="60" w:type="dxa"/>
-              <w:start w:w="80" w:type="dxa"/>
-              <w:bottom w:w="60" w:type="dxa"/>
-              <w:end w:w="80" w:type="dxa"/>
+              <w:top w:w="55" w:type="dxa"/>
+              <w:start w:w="70" w:type="dxa"/>
+              <w:bottom w:w="55" w:type="dxa"/>
+              <w:end w:w="70" w:type="dxa"/>
             </w:tcMar>
             <w:vAlign w:val="center"/>
           </w:tcPr>
           <w:p>
             <w:pPr>
-              <w:spacing w:after="0"/>
+              <w:keepNext w:val="0"/>
+              <w:keepLines/>
+              <w:spacing w:after="0" w:before="0" w:line="240" w:lineRule="auto"/>
             </w:pPr>
             <w:r>
               <w:rPr>
@@ -7181,13 +7718,13 @@
     </w:p>
     <w:tbl>
       <w:tblPr>
-        <w:tblW w:type="auto" w:w="0"/>
+        <w:tblW w:type="dxa" w:w="10601"/>
         <w:jc w:val="center"/>
         <w:tblLayout w:type="fixed"/>
         <w:tblLook w:firstColumn="1" w:firstRow="1" w:lastColumn="0" w:lastRow="0" w:noHBand="0" w:noVBand="1" w:val="04A0"/>
       </w:tblPr>
       <w:tblGrid>
-        <w:gridCol w:w="10092"/>
+        <w:gridCol w:w="10601"/>
       </w:tblGrid>
       <w:tr>
         <w:trPr>
@@ -7196,16 +7733,22 @@
         </w:trPr>
         <w:tc>
           <w:tcPr>
-            <w:tcW w:type="dxa" w:w="9865"/>
+            <w:tcW w:type="dxa" w:w="10601"/>
             <w:shd w:fill="F7F9FD"/>
             <w:tcMar>
-              <w:top w:w="90" w:type="dxa"/>
-              <w:start w:w="120" w:type="dxa"/>
-              <w:bottom w:w="90" w:type="dxa"/>
-              <w:end w:w="120" w:type="dxa"/>
+              <w:top w:w="55" w:type="dxa"/>
+              <w:start w:w="70" w:type="dxa"/>
+              <w:bottom w:w="55" w:type="dxa"/>
+              <w:end w:w="70" w:type="dxa"/>
             </w:tcMar>
+            <w:vAlign w:val="center"/>
           </w:tcPr>
           <w:p>
+            <w:pPr>
+              <w:keepNext w:val="0"/>
+              <w:keepLines/>
+              <w:spacing w:before="0" w:after="0" w:line="240" w:lineRule="auto"/>
+            </w:pPr>
             <w:r>
               <w:rPr>
                 <w:rFonts w:ascii="맑은 고딕" w:hAnsi="맑은 고딕" w:eastAsia="맑은 고딕"/>
@@ -7230,7 +7773,7 @@
     <w:sectPr>
       <w:footerReference w:type="default" r:id="rId9"/>
       <w:pgSz w:w="11906" w:h="16838"/>
-      <w:pgMar w:top="850" w:right="907" w:bottom="794" w:left="907" w:header="720" w:footer="720" w:gutter="0"/>
+      <w:pgMar w:top="737" w:right="652" w:bottom="680" w:left="652" w:header="369" w:footer="369" w:gutter="0"/>
       <w:cols w:space="720"/>
       <w:docGrid w:linePitch="360"/>
     </w:sectPr>

--- a/cpf-docs/guides/05_배치_운영_가이드.docx
+++ b/cpf-docs/guides/05_배치_운영_가이드.docx
@@ -147,7 +147,7 @@
           <w:color w:val="5F6368"/>
           <w:sz w:val="19"/>
         </w:rPr>
-        <w:t xml:space="preserve">Harness v1.1.3 / </w:t>
+        <w:t xml:space="preserve">Harness v1.2.5 / </w:t>
       </w:r>
       <w:r>
         <w:rPr>
@@ -163,7 +163,7 @@
           <w:color w:val="5F6368"/>
           <w:sz w:val="19"/>
         </w:rPr>
-        <w:t>Rev. 1</w:t>
+        <w:t>Rev. 2</w:t>
       </w:r>
       <w:r>
         <w:rPr>
@@ -222,7 +222,7 @@
           <w:color w:val="5F6368"/>
           <w:sz w:val="19"/>
         </w:rPr>
-        <w:t>2026-08-25</w:t>
+        <w:t>2026-08-26</w:t>
       </w:r>
     </w:p>
     <w:p>
@@ -242,1036 +242,959 @@
         <w:t>목차</w:t>
       </w:r>
     </w:p>
-    <w:sdt>
-      <w:sdtPr>
-        <w:docPartObj>
-          <w:docPartGallery w:val="Table of Contents"/>
-          <w:docPartUnique w:val="true"/>
-        </w:docPartObj>
-      </w:sdtPr>
-      <w:sdtContent>
-        <w:p>
-          <w:pPr>
-            <w:pStyle w:val="TOC1"/>
-            <w:tabs>
-              <w:tab w:val="clear" w:pos="15818"/>
-              <w:tab w:val="right" w:pos="15817" w:leader="dot"/>
-            </w:tabs>
-            <w:rPr/>
-          </w:pPr>
-          <w:r>
-            <w:fldChar w:fldCharType="begin"/>
-          </w:r>
-          <w:r>
-            <w:rPr>
-              <w:webHidden/>
-              <w:rStyle w:val="IndexLink"/>
-            </w:rPr>
-            <w:instrText xml:space="preserve"> TOC \z \o "1-2" \u \h</w:instrText>
-          </w:r>
-          <w:r>
-            <w:rPr>
-              <w:webHidden/>
-              <w:rStyle w:val="IndexLink"/>
-            </w:rPr>
-            <w:fldChar w:fldCharType="separate"/>
-          </w:r>
-          <w:hyperlink w:anchor="__RefHeading___Toc4865_1069379125">
-            <w:r>
-              <w:rPr>
-                <w:webHidden/>
-                <w:rStyle w:val="IndexLink"/>
-              </w:rPr>
-              <w:t xml:space="preserve">1. Batch </w:t>
-            </w:r>
-            <w:r>
-              <w:rPr>
-                <w:rStyle w:val="IndexLink"/>
-              </w:rPr>
-              <w:t xml:space="preserve">운영 </w:t>
-            </w:r>
-            <w:r>
-              <w:rPr>
-                <w:rStyle w:val="IndexLink"/>
-              </w:rPr>
-              <w:t>Topology</w:t>
-            </w:r>
-            <w:r>
-              <w:rPr>
-                <w:rStyle w:val="IndexLink"/>
-              </w:rPr>
-              <w:t>와 상태</w:t>
-            </w:r>
-            <w:r>
-              <w:rPr>
-                <w:rStyle w:val="IndexLink"/>
-              </w:rPr>
-              <w:tab/>
-              <w:t>3</w:t>
-            </w:r>
-          </w:hyperlink>
-        </w:p>
-        <w:p>
-          <w:pPr>
-            <w:pStyle w:val="TOC2"/>
-            <w:tabs>
-              <w:tab w:val="clear" w:pos="15535"/>
-              <w:tab w:val="right" w:pos="15817" w:leader="dot"/>
-            </w:tabs>
-            <w:rPr/>
-          </w:pPr>
-          <w:hyperlink w:anchor="__RefHeading___Toc4867_1069379125">
-            <w:r>
-              <w:rPr>
-                <w:webHidden/>
-                <w:rStyle w:val="IndexLink"/>
-              </w:rPr>
-              <w:t>1.1 Control Plane·Scheduler·Worker·Center-Cut·Agent</w:t>
-              <w:tab/>
-              <w:t>3</w:t>
-            </w:r>
-          </w:hyperlink>
-        </w:p>
-        <w:p>
-          <w:pPr>
-            <w:pStyle w:val="TOC2"/>
-            <w:tabs>
-              <w:tab w:val="clear" w:pos="15535"/>
-              <w:tab w:val="right" w:pos="15817" w:leader="dot"/>
-            </w:tabs>
-            <w:rPr/>
-          </w:pPr>
-          <w:hyperlink w:anchor="__RefHeading___Toc4869_1069379125">
-            <w:r>
-              <w:rPr>
-                <w:webHidden/>
-                <w:rStyle w:val="IndexLink"/>
-              </w:rPr>
-              <w:t xml:space="preserve">1.2 Execution </w:t>
-            </w:r>
-            <w:r>
-              <w:rPr>
-                <w:rStyle w:val="IndexLink"/>
-              </w:rPr>
-              <w:t>상태</w:t>
-            </w:r>
-            <w:r>
-              <w:rPr>
-                <w:rStyle w:val="IndexLink"/>
-              </w:rPr>
-              <w:tab/>
-              <w:t>4</w:t>
-            </w:r>
-          </w:hyperlink>
-        </w:p>
-        <w:p>
-          <w:pPr>
-            <w:pStyle w:val="TOC2"/>
-            <w:tabs>
-              <w:tab w:val="clear" w:pos="15535"/>
-              <w:tab w:val="right" w:pos="15817" w:leader="dot"/>
-            </w:tabs>
-            <w:rPr/>
-          </w:pPr>
-          <w:hyperlink w:anchor="__RefHeading___Toc4871_1069379125">
-            <w:r>
-              <w:rPr>
-                <w:webHidden/>
-                <w:rStyle w:val="IndexLink"/>
-              </w:rPr>
-              <w:t>1.3 Lease·Fencing·Heartbeat</w:t>
-              <w:tab/>
-              <w:t>4</w:t>
-            </w:r>
-          </w:hyperlink>
-        </w:p>
-        <w:p>
-          <w:pPr>
-            <w:pStyle w:val="TOC1"/>
-            <w:tabs>
-              <w:tab w:val="clear" w:pos="15818"/>
-              <w:tab w:val="right" w:pos="15817" w:leader="dot"/>
-            </w:tabs>
-            <w:rPr/>
-          </w:pPr>
-          <w:hyperlink w:anchor="__RefHeading___Toc4873_1069379125">
-            <w:r>
-              <w:rPr>
-                <w:webHidden/>
-                <w:rStyle w:val="IndexLink"/>
-              </w:rPr>
-              <w:t xml:space="preserve">2. </w:t>
-            </w:r>
-            <w:r>
-              <w:rPr>
-                <w:rStyle w:val="IndexLink"/>
-              </w:rPr>
-              <w:t>복구 방법 선택</w:t>
-            </w:r>
-            <w:r>
-              <w:rPr>
-                <w:rStyle w:val="IndexLink"/>
-              </w:rPr>
-              <w:tab/>
-              <w:t>5</w:t>
-            </w:r>
-          </w:hyperlink>
-        </w:p>
-        <w:p>
-          <w:pPr>
-            <w:pStyle w:val="TOC2"/>
-            <w:tabs>
-              <w:tab w:val="clear" w:pos="15535"/>
-              <w:tab w:val="right" w:pos="15817" w:leader="dot"/>
-            </w:tabs>
-            <w:rPr/>
-          </w:pPr>
-          <w:hyperlink w:anchor="__RefHeading___Toc4875_1069379125">
-            <w:r>
-              <w:rPr>
-                <w:webHidden/>
-                <w:rStyle w:val="IndexLink"/>
-              </w:rPr>
-              <w:t>2.1 Restart·Rerun·Reprocess·Reconcile</w:t>
-              <w:tab/>
-              <w:t>5</w:t>
-            </w:r>
-          </w:hyperlink>
-        </w:p>
-        <w:p>
-          <w:pPr>
-            <w:pStyle w:val="TOC2"/>
-            <w:tabs>
-              <w:tab w:val="clear" w:pos="15535"/>
-              <w:tab w:val="right" w:pos="15817" w:leader="dot"/>
-            </w:tabs>
-            <w:rPr/>
-          </w:pPr>
-          <w:hyperlink w:anchor="__RefHeading___Toc4877_1069379125">
-            <w:r>
-              <w:rPr>
-                <w:webHidden/>
-                <w:rStyle w:val="IndexLink"/>
-              </w:rPr>
-              <w:t xml:space="preserve">2.2 </w:t>
-            </w:r>
-            <w:r>
-              <w:rPr>
-                <w:rStyle w:val="IndexLink"/>
-              </w:rPr>
-              <w:t>언제 선택하면 안 되는가</w:t>
-            </w:r>
-            <w:r>
-              <w:rPr>
-                <w:rStyle w:val="IndexLink"/>
-              </w:rPr>
-              <w:tab/>
-              <w:t>5</w:t>
-            </w:r>
-          </w:hyperlink>
-        </w:p>
-        <w:p>
-          <w:pPr>
-            <w:pStyle w:val="TOC2"/>
-            <w:tabs>
-              <w:tab w:val="clear" w:pos="15535"/>
-              <w:tab w:val="right" w:pos="15817" w:leader="dot"/>
-            </w:tabs>
-            <w:rPr/>
-          </w:pPr>
-          <w:hyperlink w:anchor="__RefHeading___Toc4879_1069379125">
-            <w:r>
-              <w:rPr>
-                <w:webHidden/>
-                <w:rStyle w:val="IndexLink"/>
-              </w:rPr>
-              <w:t xml:space="preserve">2.3 Side Effect </w:t>
-            </w:r>
-            <w:r>
-              <w:rPr>
-                <w:rStyle w:val="IndexLink"/>
-              </w:rPr>
-              <w:t>확인</w:t>
-            </w:r>
-            <w:r>
-              <w:rPr>
-                <w:rStyle w:val="IndexLink"/>
-              </w:rPr>
-              <w:tab/>
-              <w:t>5</w:t>
-            </w:r>
-          </w:hyperlink>
-        </w:p>
-        <w:p>
-          <w:pPr>
-            <w:pStyle w:val="TOC1"/>
-            <w:tabs>
-              <w:tab w:val="clear" w:pos="15818"/>
-              <w:tab w:val="right" w:pos="15817" w:leader="dot"/>
-            </w:tabs>
-            <w:rPr/>
-          </w:pPr>
-          <w:hyperlink w:anchor="__RefHeading___Toc4881_1069379125">
-            <w:r>
-              <w:rPr>
-                <w:webHidden/>
-                <w:rStyle w:val="IndexLink"/>
-              </w:rPr>
-              <w:t xml:space="preserve">3. Worker·Scheduler </w:t>
-            </w:r>
-            <w:r>
-              <w:rPr>
-                <w:rStyle w:val="IndexLink"/>
-              </w:rPr>
-              <w:t>장애</w:t>
-            </w:r>
-            <w:r>
-              <w:rPr>
-                <w:rStyle w:val="IndexLink"/>
-              </w:rPr>
-              <w:tab/>
-              <w:t>5</w:t>
-            </w:r>
-          </w:hyperlink>
-        </w:p>
-        <w:p>
-          <w:pPr>
-            <w:pStyle w:val="TOC2"/>
-            <w:tabs>
-              <w:tab w:val="clear" w:pos="15535"/>
-              <w:tab w:val="right" w:pos="15817" w:leader="dot"/>
-            </w:tabs>
-            <w:rPr/>
-          </w:pPr>
-          <w:hyperlink w:anchor="__RefHeading___Toc4883_1069379125">
-            <w:r>
-              <w:rPr>
-                <w:webHidden/>
-                <w:rStyle w:val="IndexLink"/>
-              </w:rPr>
-              <w:t xml:space="preserve">3.1 Worker </w:t>
-            </w:r>
-            <w:r>
-              <w:rPr>
-                <w:rStyle w:val="IndexLink"/>
-              </w:rPr>
-              <w:t>장애</w:t>
-            </w:r>
-            <w:r>
-              <w:rPr>
-                <w:rStyle w:val="IndexLink"/>
-              </w:rPr>
-              <w:tab/>
-              <w:t>6</w:t>
-            </w:r>
-          </w:hyperlink>
-        </w:p>
-        <w:p>
-          <w:pPr>
-            <w:pStyle w:val="TOC2"/>
-            <w:tabs>
-              <w:tab w:val="clear" w:pos="15535"/>
-              <w:tab w:val="right" w:pos="15817" w:leader="dot"/>
-            </w:tabs>
-            <w:rPr/>
-          </w:pPr>
-          <w:hyperlink w:anchor="__RefHeading___Toc4885_1069379125">
-            <w:r>
-              <w:rPr>
-                <w:webHidden/>
-                <w:rStyle w:val="IndexLink"/>
-              </w:rPr>
-              <w:t xml:space="preserve">3.2 Scheduler </w:t>
-            </w:r>
-            <w:r>
-              <w:rPr>
-                <w:rStyle w:val="IndexLink"/>
-              </w:rPr>
-              <w:t>장애</w:t>
-            </w:r>
-            <w:r>
-              <w:rPr>
-                <w:rStyle w:val="IndexLink"/>
-              </w:rPr>
-              <w:tab/>
-              <w:t>6</w:t>
-            </w:r>
-          </w:hyperlink>
-        </w:p>
-        <w:p>
-          <w:pPr>
-            <w:pStyle w:val="TOC2"/>
-            <w:tabs>
-              <w:tab w:val="clear" w:pos="15535"/>
-              <w:tab w:val="right" w:pos="15817" w:leader="dot"/>
-            </w:tabs>
-            <w:rPr/>
-          </w:pPr>
-          <w:hyperlink w:anchor="__RefHeading___Toc4887_1069379125">
-            <w:r>
-              <w:rPr>
-                <w:webHidden/>
-                <w:rStyle w:val="IndexLink"/>
-              </w:rPr>
-              <w:t xml:space="preserve">3.3 Lease </w:t>
-            </w:r>
-            <w:r>
-              <w:rPr>
-                <w:rStyle w:val="IndexLink"/>
-              </w:rPr>
-              <w:t>소유권</w:t>
-            </w:r>
-            <w:r>
-              <w:rPr>
-                <w:rStyle w:val="IndexLink"/>
-              </w:rPr>
-              <w:tab/>
-              <w:t>6</w:t>
-            </w:r>
-          </w:hyperlink>
-        </w:p>
-        <w:p>
-          <w:pPr>
-            <w:pStyle w:val="TOC2"/>
-            <w:tabs>
-              <w:tab w:val="clear" w:pos="15535"/>
-              <w:tab w:val="right" w:pos="15817" w:leader="dot"/>
-            </w:tabs>
-            <w:rPr/>
-          </w:pPr>
-          <w:hyperlink w:anchor="__RefHeading___Toc4889_1069379125">
-            <w:r>
-              <w:rPr>
-                <w:webHidden/>
-                <w:rStyle w:val="IndexLink"/>
-              </w:rPr>
-              <w:t>3.4 Process Kill</w:t>
-              <w:tab/>
-              <w:t>6</w:t>
-            </w:r>
-          </w:hyperlink>
-        </w:p>
-        <w:p>
-          <w:pPr>
-            <w:pStyle w:val="TOC1"/>
-            <w:tabs>
-              <w:tab w:val="clear" w:pos="15818"/>
-              <w:tab w:val="right" w:pos="15817" w:leader="dot"/>
-            </w:tabs>
-            <w:rPr/>
-          </w:pPr>
-          <w:hyperlink w:anchor="__RefHeading___Toc4891_1069379125">
-            <w:r>
-              <w:rPr>
-                <w:webHidden/>
-                <w:rStyle w:val="IndexLink"/>
-              </w:rPr>
-              <w:t xml:space="preserve">4. </w:t>
-            </w:r>
-            <w:r>
-              <w:rPr>
-                <w:rStyle w:val="IndexLink"/>
-              </w:rPr>
-              <w:t>부분</w:t>
-            </w:r>
-            <w:r>
-              <w:rPr>
-                <w:rStyle w:val="IndexLink"/>
-              </w:rPr>
-              <w:t>·</w:t>
-            </w:r>
-            <w:r>
-              <w:rPr>
-                <w:rStyle w:val="IndexLink"/>
-              </w:rPr>
-              <w:t>대량 처리 장애</w:t>
-            </w:r>
-            <w:r>
-              <w:rPr>
-                <w:rStyle w:val="IndexLink"/>
-              </w:rPr>
-              <w:tab/>
-              <w:t>7</w:t>
-            </w:r>
-          </w:hyperlink>
-        </w:p>
-        <w:p>
-          <w:pPr>
-            <w:pStyle w:val="TOC2"/>
-            <w:tabs>
-              <w:tab w:val="clear" w:pos="15535"/>
-              <w:tab w:val="right" w:pos="15817" w:leader="dot"/>
-            </w:tabs>
-            <w:rPr/>
-          </w:pPr>
-          <w:hyperlink w:anchor="__RefHeading___Toc4893_1069379125">
-            <w:r>
-              <w:rPr>
-                <w:webHidden/>
-                <w:rStyle w:val="IndexLink"/>
-              </w:rPr>
-              <w:t xml:space="preserve">4.1 Center-Cut </w:t>
-            </w:r>
-            <w:r>
-              <w:rPr>
-                <w:rStyle w:val="IndexLink"/>
-              </w:rPr>
-              <w:t>일부 실패</w:t>
-            </w:r>
-            <w:r>
-              <w:rPr>
-                <w:rStyle w:val="IndexLink"/>
-              </w:rPr>
-              <w:tab/>
-              <w:t>7</w:t>
-            </w:r>
-          </w:hyperlink>
-        </w:p>
-        <w:p>
-          <w:pPr>
-            <w:pStyle w:val="TOC2"/>
-            <w:tabs>
-              <w:tab w:val="clear" w:pos="15535"/>
-              <w:tab w:val="right" w:pos="15817" w:leader="dot"/>
-            </w:tabs>
-            <w:rPr/>
-          </w:pPr>
-          <w:hyperlink w:anchor="__RefHeading___Toc4895_1069379125">
-            <w:r>
-              <w:rPr>
-                <w:webHidden/>
-                <w:rStyle w:val="IndexLink"/>
-              </w:rPr>
-              <w:t xml:space="preserve">4.2 Partition/Chunk </w:t>
-            </w:r>
-            <w:r>
-              <w:rPr>
-                <w:rStyle w:val="IndexLink"/>
-              </w:rPr>
-              <w:t>일부 실패</w:t>
-            </w:r>
-            <w:r>
-              <w:rPr>
-                <w:rStyle w:val="IndexLink"/>
-              </w:rPr>
-              <w:tab/>
-              <w:t>7</w:t>
-            </w:r>
-          </w:hyperlink>
-        </w:p>
-        <w:p>
-          <w:pPr>
-            <w:pStyle w:val="TOC2"/>
-            <w:tabs>
-              <w:tab w:val="clear" w:pos="15535"/>
-              <w:tab w:val="right" w:pos="15817" w:leader="dot"/>
-            </w:tabs>
-            <w:rPr/>
-          </w:pPr>
-          <w:hyperlink w:anchor="__RefHeading___Toc4897_1069379125">
-            <w:r>
-              <w:rPr>
-                <w:webHidden/>
-                <w:rStyle w:val="IndexLink"/>
-              </w:rPr>
-              <w:t xml:space="preserve">4.3 </w:t>
-            </w:r>
-            <w:r>
-              <w:rPr>
-                <w:rStyle w:val="IndexLink"/>
-              </w:rPr>
-              <w:t>대량 대상 재처리</w:t>
-            </w:r>
-            <w:r>
-              <w:rPr>
-                <w:rStyle w:val="IndexLink"/>
-              </w:rPr>
-              <w:tab/>
-              <w:t>7</w:t>
-            </w:r>
-          </w:hyperlink>
-        </w:p>
-        <w:p>
-          <w:pPr>
-            <w:pStyle w:val="TOC2"/>
-            <w:tabs>
-              <w:tab w:val="clear" w:pos="15535"/>
-              <w:tab w:val="right" w:pos="15817" w:leader="dot"/>
-            </w:tabs>
-            <w:rPr/>
-          </w:pPr>
-          <w:hyperlink w:anchor="__RefHeading___Toc4899_1069379125">
-            <w:r>
-              <w:rPr>
-                <w:webHidden/>
-                <w:rStyle w:val="IndexLink"/>
-              </w:rPr>
-              <w:t xml:space="preserve">4.4 </w:t>
-            </w:r>
-            <w:r>
-              <w:rPr>
-                <w:rStyle w:val="IndexLink"/>
-              </w:rPr>
-              <w:t>성능</w:t>
-            </w:r>
-            <w:r>
-              <w:rPr>
-                <w:rStyle w:val="IndexLink"/>
-              </w:rPr>
-              <w:t xml:space="preserve">/DB </w:t>
-            </w:r>
-            <w:r>
-              <w:rPr>
-                <w:rStyle w:val="IndexLink"/>
-              </w:rPr>
-              <w:t>영향</w:t>
-            </w:r>
-            <w:r>
-              <w:rPr>
-                <w:rStyle w:val="IndexLink"/>
-              </w:rPr>
-              <w:tab/>
-              <w:t>7</w:t>
-            </w:r>
-          </w:hyperlink>
-        </w:p>
-        <w:p>
-          <w:pPr>
-            <w:pStyle w:val="TOC1"/>
-            <w:tabs>
-              <w:tab w:val="clear" w:pos="15818"/>
-              <w:tab w:val="right" w:pos="15817" w:leader="dot"/>
-            </w:tabs>
-            <w:rPr/>
-          </w:pPr>
-          <w:hyperlink w:anchor="__RefHeading___Toc4901_1069379125">
-            <w:r>
-              <w:rPr>
-                <w:webHidden/>
-                <w:rStyle w:val="IndexLink"/>
-              </w:rPr>
-              <w:t xml:space="preserve">5. </w:t>
-            </w:r>
-            <w:r>
-              <w:rPr>
-                <w:rStyle w:val="IndexLink"/>
-              </w:rPr>
-              <w:t xml:space="preserve">외부 </w:t>
-            </w:r>
-            <w:r>
-              <w:rPr>
-                <w:rStyle w:val="IndexLink"/>
-              </w:rPr>
-              <w:t>Side Effect·UNKNOWN</w:t>
-              <w:tab/>
-              <w:t>8</w:t>
-            </w:r>
-          </w:hyperlink>
-        </w:p>
-        <w:p>
-          <w:pPr>
-            <w:pStyle w:val="TOC2"/>
-            <w:tabs>
-              <w:tab w:val="clear" w:pos="15535"/>
-              <w:tab w:val="right" w:pos="15817" w:leader="dot"/>
-            </w:tabs>
-            <w:rPr/>
-          </w:pPr>
-          <w:hyperlink w:anchor="__RefHeading___Toc4903_1069379125">
-            <w:r>
-              <w:rPr>
-                <w:webHidden/>
-                <w:rStyle w:val="IndexLink"/>
-              </w:rPr>
-              <w:t xml:space="preserve">5.1 UNKNOWN </w:t>
-            </w:r>
-            <w:r>
-              <w:rPr>
-                <w:rStyle w:val="IndexLink"/>
-              </w:rPr>
-              <w:t>판단</w:t>
-            </w:r>
-            <w:r>
-              <w:rPr>
-                <w:rStyle w:val="IndexLink"/>
-              </w:rPr>
-              <w:tab/>
-              <w:t>8</w:t>
-            </w:r>
-          </w:hyperlink>
-        </w:p>
-        <w:p>
-          <w:pPr>
-            <w:pStyle w:val="TOC2"/>
-            <w:tabs>
-              <w:tab w:val="clear" w:pos="15535"/>
-              <w:tab w:val="right" w:pos="15817" w:leader="dot"/>
-            </w:tabs>
-            <w:rPr/>
-          </w:pPr>
-          <w:hyperlink w:anchor="__RefHeading___Toc4905_1069379125">
-            <w:r>
-              <w:rPr>
-                <w:webHidden/>
-                <w:rStyle w:val="IndexLink"/>
-              </w:rPr>
-              <w:t>5.2 Reconcile</w:t>
-              <w:tab/>
-              <w:t>8</w:t>
-            </w:r>
-          </w:hyperlink>
-        </w:p>
-        <w:p>
-          <w:pPr>
-            <w:pStyle w:val="TOC2"/>
-            <w:tabs>
-              <w:tab w:val="clear" w:pos="15535"/>
-              <w:tab w:val="right" w:pos="15817" w:leader="dot"/>
-            </w:tabs>
-            <w:rPr/>
-          </w:pPr>
-          <w:hyperlink w:anchor="__RefHeading___Toc4907_1069379125">
-            <w:r>
-              <w:rPr>
-                <w:webHidden/>
-                <w:rStyle w:val="IndexLink"/>
-              </w:rPr>
-              <w:t xml:space="preserve">5.3 </w:t>
-            </w:r>
-            <w:r>
-              <w:rPr>
-                <w:rStyle w:val="IndexLink"/>
-              </w:rPr>
-              <w:t xml:space="preserve">중복 </w:t>
-            </w:r>
-            <w:r>
-              <w:rPr>
-                <w:rStyle w:val="IndexLink"/>
-              </w:rPr>
-              <w:t xml:space="preserve">Side Effect </w:t>
-            </w:r>
-            <w:r>
-              <w:rPr>
-                <w:rStyle w:val="IndexLink"/>
-              </w:rPr>
-              <w:t>방지</w:t>
-            </w:r>
-            <w:r>
-              <w:rPr>
-                <w:rStyle w:val="IndexLink"/>
-              </w:rPr>
-              <w:tab/>
-              <w:t>8</w:t>
-            </w:r>
-          </w:hyperlink>
-        </w:p>
-        <w:p>
-          <w:pPr>
-            <w:pStyle w:val="TOC2"/>
-            <w:tabs>
-              <w:tab w:val="clear" w:pos="15535"/>
-              <w:tab w:val="right" w:pos="15817" w:leader="dot"/>
-            </w:tabs>
-            <w:rPr/>
-          </w:pPr>
-          <w:hyperlink w:anchor="__RefHeading___Toc4909_1069379125">
-            <w:r>
-              <w:rPr>
-                <w:webHidden/>
-                <w:rStyle w:val="IndexLink"/>
-              </w:rPr>
-              <w:t xml:space="preserve">5.4 </w:t>
-            </w:r>
-            <w:r>
-              <w:rPr>
-                <w:rStyle w:val="IndexLink"/>
-              </w:rPr>
-              <w:t>안전한 재처리</w:t>
-            </w:r>
-            <w:r>
-              <w:rPr>
-                <w:rStyle w:val="IndexLink"/>
-              </w:rPr>
-              <w:tab/>
-              <w:t>8</w:t>
-            </w:r>
-          </w:hyperlink>
-        </w:p>
-        <w:p>
-          <w:pPr>
-            <w:pStyle w:val="TOC1"/>
-            <w:tabs>
-              <w:tab w:val="clear" w:pos="15818"/>
-              <w:tab w:val="right" w:pos="15817" w:leader="dot"/>
-            </w:tabs>
-            <w:rPr/>
-          </w:pPr>
-          <w:hyperlink w:anchor="__RefHeading___Toc4911_1069379125">
-            <w:r>
-              <w:rPr>
-                <w:webHidden/>
-                <w:rStyle w:val="IndexLink"/>
-              </w:rPr>
-              <w:t>6. Drain·Resume·Rollback</w:t>
-              <w:tab/>
-              <w:t>9</w:t>
-            </w:r>
-          </w:hyperlink>
-        </w:p>
-        <w:p>
-          <w:pPr>
-            <w:pStyle w:val="TOC2"/>
-            <w:tabs>
-              <w:tab w:val="clear" w:pos="15535"/>
-              <w:tab w:val="right" w:pos="15817" w:leader="dot"/>
-            </w:tabs>
-            <w:rPr/>
-          </w:pPr>
-          <w:hyperlink w:anchor="__RefHeading___Toc4913_1069379125">
-            <w:r>
-              <w:rPr>
-                <w:webHidden/>
-                <w:rStyle w:val="IndexLink"/>
-              </w:rPr>
-              <w:t>6.1 Drain/Resume</w:t>
-              <w:tab/>
-              <w:t>9</w:t>
-            </w:r>
-          </w:hyperlink>
-        </w:p>
-        <w:p>
-          <w:pPr>
-            <w:pStyle w:val="TOC2"/>
-            <w:tabs>
-              <w:tab w:val="clear" w:pos="15535"/>
-              <w:tab w:val="right" w:pos="15817" w:leader="dot"/>
-            </w:tabs>
-            <w:rPr/>
-          </w:pPr>
-          <w:hyperlink w:anchor="__RefHeading___Toc4915_1069379125">
-            <w:r>
-              <w:rPr>
-                <w:webHidden/>
-                <w:rStyle w:val="IndexLink"/>
-              </w:rPr>
-              <w:t>6.2 Rollback</w:t>
-              <w:tab/>
-              <w:t>9</w:t>
-            </w:r>
-          </w:hyperlink>
-        </w:p>
-        <w:p>
-          <w:pPr>
-            <w:pStyle w:val="TOC2"/>
-            <w:tabs>
-              <w:tab w:val="clear" w:pos="15535"/>
-              <w:tab w:val="right" w:pos="15817" w:leader="dot"/>
-            </w:tabs>
-            <w:rPr/>
-          </w:pPr>
-          <w:hyperlink w:anchor="__RefHeading___Toc4917_1069379125">
-            <w:r>
-              <w:rPr>
-                <w:webHidden/>
-                <w:rStyle w:val="IndexLink"/>
-              </w:rPr>
-              <w:t xml:space="preserve">6.3 </w:t>
-            </w:r>
-            <w:r>
-              <w:rPr>
-                <w:rStyle w:val="IndexLink"/>
-              </w:rPr>
-              <w:t>재기동</w:t>
-            </w:r>
-            <w:r>
-              <w:rPr>
-                <w:rStyle w:val="IndexLink"/>
-              </w:rPr>
-              <w:tab/>
-              <w:t>9</w:t>
-            </w:r>
-          </w:hyperlink>
-        </w:p>
-        <w:p>
-          <w:pPr>
-            <w:pStyle w:val="TOC2"/>
-            <w:tabs>
-              <w:tab w:val="clear" w:pos="15535"/>
-              <w:tab w:val="right" w:pos="15817" w:leader="dot"/>
-            </w:tabs>
-            <w:rPr/>
-          </w:pPr>
-          <w:hyperlink w:anchor="__RefHeading___Toc4919_1069379125">
-            <w:r>
-              <w:rPr>
-                <w:webHidden/>
-                <w:rStyle w:val="IndexLink"/>
-              </w:rPr>
-              <w:t xml:space="preserve">6.4 </w:t>
-            </w:r>
-            <w:r>
-              <w:rPr>
-                <w:rStyle w:val="IndexLink"/>
-              </w:rPr>
-              <w:t>금지 조치</w:t>
-            </w:r>
-            <w:r>
-              <w:rPr>
-                <w:rStyle w:val="IndexLink"/>
-              </w:rPr>
-              <w:tab/>
-              <w:t>10</w:t>
-            </w:r>
-          </w:hyperlink>
-        </w:p>
-        <w:p>
-          <w:pPr>
-            <w:pStyle w:val="TOC1"/>
-            <w:tabs>
-              <w:tab w:val="clear" w:pos="15818"/>
-              <w:tab w:val="right" w:pos="15817" w:leader="dot"/>
-            </w:tabs>
-            <w:rPr/>
-          </w:pPr>
-          <w:hyperlink w:anchor="__RefHeading___Toc4921_1069379125">
-            <w:r>
-              <w:rPr>
-                <w:webHidden/>
-                <w:rStyle w:val="IndexLink"/>
-              </w:rPr>
-              <w:t xml:space="preserve">7. </w:t>
-            </w:r>
-            <w:r>
-              <w:rPr>
-                <w:rStyle w:val="IndexLink"/>
-              </w:rPr>
-              <w:t>정상화</w:t>
-            </w:r>
-            <w:r>
-              <w:rPr>
-                <w:rStyle w:val="IndexLink"/>
-              </w:rPr>
-              <w:t>·Audit·Decision Matrix</w:t>
-              <w:tab/>
-              <w:t>10</w:t>
-            </w:r>
-          </w:hyperlink>
-        </w:p>
-        <w:p>
-          <w:pPr>
-            <w:pStyle w:val="TOC2"/>
-            <w:tabs>
-              <w:tab w:val="clear" w:pos="15535"/>
-              <w:tab w:val="right" w:pos="15817" w:leader="dot"/>
-            </w:tabs>
-            <w:rPr/>
-          </w:pPr>
-          <w:hyperlink w:anchor="__RefHeading___Toc4923_1069379125">
-            <w:r>
-              <w:rPr>
-                <w:webHidden/>
-                <w:rStyle w:val="IndexLink"/>
-              </w:rPr>
-              <w:t xml:space="preserve">7.1 </w:t>
-            </w:r>
-            <w:r>
-              <w:rPr>
-                <w:rStyle w:val="IndexLink"/>
-              </w:rPr>
-              <w:t>정상화 기준</w:t>
-            </w:r>
-            <w:r>
-              <w:rPr>
-                <w:rStyle w:val="IndexLink"/>
-              </w:rPr>
-              <w:tab/>
-              <w:t>10</w:t>
-            </w:r>
-          </w:hyperlink>
-        </w:p>
-        <w:p>
-          <w:pPr>
-            <w:pStyle w:val="TOC2"/>
-            <w:tabs>
-              <w:tab w:val="clear" w:pos="15535"/>
-              <w:tab w:val="right" w:pos="15817" w:leader="dot"/>
-            </w:tabs>
-            <w:rPr/>
-          </w:pPr>
-          <w:hyperlink w:anchor="__RefHeading___Toc4925_1069379125">
-            <w:r>
-              <w:rPr>
-                <w:webHidden/>
-                <w:rStyle w:val="IndexLink"/>
-              </w:rPr>
-              <w:t>7.2 Approval/Audit</w:t>
-              <w:tab/>
-              <w:t>10</w:t>
-            </w:r>
-          </w:hyperlink>
-        </w:p>
-        <w:p>
-          <w:pPr>
-            <w:pStyle w:val="TOC2"/>
-            <w:tabs>
-              <w:tab w:val="clear" w:pos="15535"/>
-              <w:tab w:val="right" w:pos="15817" w:leader="dot"/>
-            </w:tabs>
-            <w:rPr/>
-          </w:pPr>
-          <w:hyperlink w:anchor="__RefHeading___Toc4927_1069379125">
-            <w:r>
-              <w:rPr>
-                <w:webHidden/>
-                <w:rStyle w:val="IndexLink"/>
-              </w:rPr>
-              <w:t>7.3 Escalation</w:t>
-              <w:tab/>
-              <w:t>11</w:t>
-            </w:r>
-          </w:hyperlink>
-        </w:p>
-        <w:p>
-          <w:pPr>
-            <w:pStyle w:val="TOC2"/>
-            <w:tabs>
-              <w:tab w:val="clear" w:pos="15535"/>
-              <w:tab w:val="right" w:pos="15817" w:leader="dot"/>
-            </w:tabs>
-            <w:rPr/>
-          </w:pPr>
-          <w:hyperlink w:anchor="__RefHeading___Toc4929_1069379125">
-            <w:r>
-              <w:rPr>
-                <w:webHidden/>
-                <w:rStyle w:val="IndexLink"/>
-              </w:rPr>
-              <w:t xml:space="preserve">7.4 </w:t>
-            </w:r>
-            <w:r>
-              <w:rPr>
-                <w:rStyle w:val="IndexLink"/>
-              </w:rPr>
-              <w:t xml:space="preserve">장애 </w:t>
-            </w:r>
-            <w:r>
-              <w:rPr>
-                <w:rStyle w:val="IndexLink"/>
-              </w:rPr>
-              <w:t>Decision Matrix</w:t>
-              <w:tab/>
-              <w:t>11</w:t>
-            </w:r>
-          </w:hyperlink>
-          <w:r>
-            <w:rPr>
-              <w:rStyle w:val="IndexLink"/>
-            </w:rPr>
-            <w:fldChar w:fldCharType="end"/>
-          </w:r>
-        </w:p>
-      </w:sdtContent>
-    </w:sdt>
+    <w:tbl>
+      <w:tblPr>
+        <w:tblW w:type="auto" w:w="0"/>
+        <w:tblLayout w:type="fixed"/>
+        <w:tblLook w:firstColumn="1" w:firstRow="1" w:lastColumn="0" w:lastRow="0" w:noHBand="0" w:noVBand="1" w:val="04A0"/>
+        <w:tblBorders>
+          <w:top w:val="nil"/>
+          <w:left w:val="nil"/>
+          <w:bottom w:val="nil"/>
+          <w:right w:val="nil"/>
+          <w:insideH w:val="nil"/>
+          <w:insideV w:val="nil"/>
+        </w:tblBorders>
+      </w:tblPr>
+      <w:tblGrid>
+        <w:gridCol w:w="4535"/>
+        <w:gridCol w:w="4535"/>
+      </w:tblGrid>
+      <w:tr>
+        <w:trPr>
+          <w:tblHeader w:val="true"/>
+        </w:trPr>
+        <w:tc>
+          <w:tcPr>
+            <w:tcW w:type="dxa" w:w="7909"/>
+            <w:vAlign w:val="top"/>
+            <w:tcMar>
+              <w:top w:w="60" w:type="dxa"/>
+              <w:start w:w="80" w:type="dxa"/>
+              <w:bottom w:w="60" w:type="dxa"/>
+              <w:end w:w="80" w:type="dxa"/>
+            </w:tcMar>
+          </w:tcPr>
+          <w:p>
+            <w:pPr>
+              <w:spacing w:before="0" w:after="20" w:line="240" w:lineRule="auto"/>
+              <w:jc w:val="left"/>
+            </w:pPr>
+            <w:r>
+              <w:rPr>
+                <w:rFonts w:ascii="Noto Sans CJK KR" w:hAnsi="Noto Sans CJK KR"/>
+                <w:b/>
+                <w:color w:val="17324D"/>
+                <w:sz w:val="16"/>
+              </w:rPr>
+              <w:t>1. Batch 운영 Topology와 상태  ·  p.2</w:t>
+            </w:r>
+          </w:p>
+        </w:tc>
+        <w:tc>
+          <w:tcPr>
+            <w:tcW w:type="dxa" w:w="7909"/>
+            <w:vAlign w:val="top"/>
+            <w:tcMar>
+              <w:top w:w="60" w:type="dxa"/>
+              <w:start w:w="80" w:type="dxa"/>
+              <w:bottom w:w="60" w:type="dxa"/>
+              <w:end w:w="80" w:type="dxa"/>
+            </w:tcMar>
+          </w:tcPr>
+          <w:p>
+            <w:pPr>
+              <w:spacing w:before="0" w:after="20" w:line="240" w:lineRule="auto"/>
+              <w:jc w:val="left"/>
+            </w:pPr>
+            <w:r>
+              <w:rPr>
+                <w:rFonts w:ascii="Noto Sans CJK KR" w:hAnsi="Noto Sans CJK KR"/>
+                <w:b w:val="0"/>
+                <w:color w:val="52667A"/>
+                <w:sz w:val="15"/>
+              </w:rPr>
+              <w:t xml:space="preserve">   4.4 성능/DB 영향  ·  p.6</w:t>
+            </w:r>
+          </w:p>
+        </w:tc>
+      </w:tr>
+      <w:tr>
+        <w:tc>
+          <w:tcPr>
+            <w:tcW w:type="dxa" w:w="7909"/>
+            <w:vAlign w:val="top"/>
+            <w:tcMar>
+              <w:top w:w="60" w:type="dxa"/>
+              <w:start w:w="80" w:type="dxa"/>
+              <w:bottom w:w="60" w:type="dxa"/>
+              <w:end w:w="80" w:type="dxa"/>
+            </w:tcMar>
+          </w:tcPr>
+          <w:p>
+            <w:pPr>
+              <w:spacing w:before="0" w:after="20" w:line="240" w:lineRule="auto"/>
+              <w:jc w:val="left"/>
+            </w:pPr>
+            <w:r>
+              <w:rPr>
+                <w:rFonts w:ascii="Noto Sans CJK KR" w:hAnsi="Noto Sans CJK KR"/>
+                <w:b w:val="0"/>
+                <w:color w:val="52667A"/>
+                <w:sz w:val="15"/>
+              </w:rPr>
+              <w:t xml:space="preserve">   1.1 Control Plane·Scheduler·Worker·Center-Cut·Agent  ·  p.2</w:t>
+            </w:r>
+          </w:p>
+        </w:tc>
+        <w:tc>
+          <w:tcPr>
+            <w:tcW w:type="dxa" w:w="7909"/>
+            <w:vAlign w:val="top"/>
+            <w:tcMar>
+              <w:top w:w="60" w:type="dxa"/>
+              <w:start w:w="80" w:type="dxa"/>
+              <w:bottom w:w="60" w:type="dxa"/>
+              <w:end w:w="80" w:type="dxa"/>
+            </w:tcMar>
+          </w:tcPr>
+          <w:p>
+            <w:pPr>
+              <w:spacing w:before="0" w:after="20" w:line="240" w:lineRule="auto"/>
+              <w:jc w:val="left"/>
+            </w:pPr>
+            <w:r>
+              <w:rPr>
+                <w:rFonts w:ascii="Noto Sans CJK KR" w:hAnsi="Noto Sans CJK KR"/>
+                <w:b/>
+                <w:color w:val="17324D"/>
+                <w:sz w:val="16"/>
+              </w:rPr>
+              <w:t>5. 외부 Side Effect·UNKNOWN  ·  p.7</w:t>
+            </w:r>
+          </w:p>
+        </w:tc>
+      </w:tr>
+      <w:tr>
+        <w:tc>
+          <w:tcPr>
+            <w:tcW w:type="dxa" w:w="7909"/>
+            <w:vAlign w:val="top"/>
+            <w:tcMar>
+              <w:top w:w="60" w:type="dxa"/>
+              <w:start w:w="80" w:type="dxa"/>
+              <w:bottom w:w="60" w:type="dxa"/>
+              <w:end w:w="80" w:type="dxa"/>
+            </w:tcMar>
+          </w:tcPr>
+          <w:p>
+            <w:pPr>
+              <w:spacing w:before="0" w:after="20" w:line="240" w:lineRule="auto"/>
+              <w:jc w:val="left"/>
+            </w:pPr>
+            <w:r>
+              <w:rPr>
+                <w:rFonts w:ascii="Noto Sans CJK KR" w:hAnsi="Noto Sans CJK KR"/>
+                <w:b w:val="0"/>
+                <w:color w:val="52667A"/>
+                <w:sz w:val="15"/>
+              </w:rPr>
+              <w:t xml:space="preserve">   1.2 Execution 상태  ·  p.3</w:t>
+            </w:r>
+          </w:p>
+        </w:tc>
+        <w:tc>
+          <w:tcPr>
+            <w:tcW w:type="dxa" w:w="7909"/>
+            <w:vAlign w:val="top"/>
+            <w:tcMar>
+              <w:top w:w="60" w:type="dxa"/>
+              <w:start w:w="80" w:type="dxa"/>
+              <w:bottom w:w="60" w:type="dxa"/>
+              <w:end w:w="80" w:type="dxa"/>
+            </w:tcMar>
+          </w:tcPr>
+          <w:p>
+            <w:pPr>
+              <w:spacing w:before="0" w:after="20" w:line="240" w:lineRule="auto"/>
+              <w:jc w:val="left"/>
+            </w:pPr>
+            <w:r>
+              <w:rPr>
+                <w:rFonts w:ascii="Noto Sans CJK KR" w:hAnsi="Noto Sans CJK KR"/>
+                <w:b w:val="0"/>
+                <w:color w:val="52667A"/>
+                <w:sz w:val="15"/>
+              </w:rPr>
+              <w:t xml:space="preserve">   5.1 UNKNOWN 판단  ·  p.7</w:t>
+            </w:r>
+          </w:p>
+        </w:tc>
+      </w:tr>
+      <w:tr>
+        <w:tc>
+          <w:tcPr>
+            <w:tcW w:type="dxa" w:w="7909"/>
+            <w:vAlign w:val="top"/>
+            <w:tcMar>
+              <w:top w:w="60" w:type="dxa"/>
+              <w:start w:w="80" w:type="dxa"/>
+              <w:bottom w:w="60" w:type="dxa"/>
+              <w:end w:w="80" w:type="dxa"/>
+            </w:tcMar>
+          </w:tcPr>
+          <w:p>
+            <w:pPr>
+              <w:spacing w:before="0" w:after="20" w:line="240" w:lineRule="auto"/>
+              <w:jc w:val="left"/>
+            </w:pPr>
+            <w:r>
+              <w:rPr>
+                <w:rFonts w:ascii="Noto Sans CJK KR" w:hAnsi="Noto Sans CJK KR"/>
+                <w:b w:val="0"/>
+                <w:color w:val="52667A"/>
+                <w:sz w:val="15"/>
+              </w:rPr>
+              <w:t xml:space="preserve">   1.3 Lease·Fencing·Heartbeat  ·  p.3</w:t>
+            </w:r>
+          </w:p>
+        </w:tc>
+        <w:tc>
+          <w:tcPr>
+            <w:tcW w:type="dxa" w:w="7909"/>
+            <w:vAlign w:val="top"/>
+            <w:tcMar>
+              <w:top w:w="60" w:type="dxa"/>
+              <w:start w:w="80" w:type="dxa"/>
+              <w:bottom w:w="60" w:type="dxa"/>
+              <w:end w:w="80" w:type="dxa"/>
+            </w:tcMar>
+          </w:tcPr>
+          <w:p>
+            <w:pPr>
+              <w:spacing w:before="0" w:after="20" w:line="240" w:lineRule="auto"/>
+              <w:jc w:val="left"/>
+            </w:pPr>
+            <w:r>
+              <w:rPr>
+                <w:rFonts w:ascii="Noto Sans CJK KR" w:hAnsi="Noto Sans CJK KR"/>
+                <w:b w:val="0"/>
+                <w:color w:val="52667A"/>
+                <w:sz w:val="15"/>
+              </w:rPr>
+              <w:t xml:space="preserve">   5.2 Reconcile  ·  p.7</w:t>
+            </w:r>
+          </w:p>
+        </w:tc>
+      </w:tr>
+      <w:tr>
+        <w:tc>
+          <w:tcPr>
+            <w:tcW w:type="dxa" w:w="7909"/>
+            <w:vAlign w:val="top"/>
+            <w:tcMar>
+              <w:top w:w="60" w:type="dxa"/>
+              <w:start w:w="80" w:type="dxa"/>
+              <w:bottom w:w="60" w:type="dxa"/>
+              <w:end w:w="80" w:type="dxa"/>
+            </w:tcMar>
+          </w:tcPr>
+          <w:p>
+            <w:pPr>
+              <w:spacing w:before="0" w:after="20" w:line="240" w:lineRule="auto"/>
+              <w:jc w:val="left"/>
+            </w:pPr>
+            <w:r>
+              <w:rPr>
+                <w:rFonts w:ascii="Noto Sans CJK KR" w:hAnsi="Noto Sans CJK KR"/>
+                <w:b/>
+                <w:color w:val="17324D"/>
+                <w:sz w:val="16"/>
+              </w:rPr>
+              <w:t>2. 복구 방법 선택  ·  p.4</w:t>
+            </w:r>
+          </w:p>
+        </w:tc>
+        <w:tc>
+          <w:tcPr>
+            <w:tcW w:type="dxa" w:w="7909"/>
+            <w:vAlign w:val="top"/>
+            <w:tcMar>
+              <w:top w:w="60" w:type="dxa"/>
+              <w:start w:w="80" w:type="dxa"/>
+              <w:bottom w:w="60" w:type="dxa"/>
+              <w:end w:w="80" w:type="dxa"/>
+            </w:tcMar>
+          </w:tcPr>
+          <w:p>
+            <w:pPr>
+              <w:spacing w:before="0" w:after="20" w:line="240" w:lineRule="auto"/>
+              <w:jc w:val="left"/>
+            </w:pPr>
+            <w:r>
+              <w:rPr>
+                <w:rFonts w:ascii="Noto Sans CJK KR" w:hAnsi="Noto Sans CJK KR"/>
+                <w:b w:val="0"/>
+                <w:color w:val="52667A"/>
+                <w:sz w:val="15"/>
+              </w:rPr>
+              <w:t xml:space="preserve">   5.3 중복 Side Effect 방지  ·  p.7</w:t>
+            </w:r>
+          </w:p>
+        </w:tc>
+      </w:tr>
+      <w:tr>
+        <w:tc>
+          <w:tcPr>
+            <w:tcW w:type="dxa" w:w="7909"/>
+            <w:vAlign w:val="top"/>
+            <w:tcMar>
+              <w:top w:w="60" w:type="dxa"/>
+              <w:start w:w="80" w:type="dxa"/>
+              <w:bottom w:w="60" w:type="dxa"/>
+              <w:end w:w="80" w:type="dxa"/>
+            </w:tcMar>
+          </w:tcPr>
+          <w:p>
+            <w:pPr>
+              <w:spacing w:before="0" w:after="20" w:line="240" w:lineRule="auto"/>
+              <w:jc w:val="left"/>
+            </w:pPr>
+            <w:r>
+              <w:rPr>
+                <w:rFonts w:ascii="Noto Sans CJK KR" w:hAnsi="Noto Sans CJK KR"/>
+                <w:b w:val="0"/>
+                <w:color w:val="52667A"/>
+                <w:sz w:val="15"/>
+              </w:rPr>
+              <w:t xml:space="preserve">   2.1 Restart·Rerun·Reprocess·Reconcile  ·  p.4</w:t>
+            </w:r>
+          </w:p>
+        </w:tc>
+        <w:tc>
+          <w:tcPr>
+            <w:tcW w:type="dxa" w:w="7909"/>
+            <w:vAlign w:val="top"/>
+            <w:tcMar>
+              <w:top w:w="60" w:type="dxa"/>
+              <w:start w:w="80" w:type="dxa"/>
+              <w:bottom w:w="60" w:type="dxa"/>
+              <w:end w:w="80" w:type="dxa"/>
+            </w:tcMar>
+          </w:tcPr>
+          <w:p>
+            <w:pPr>
+              <w:spacing w:before="0" w:after="20" w:line="240" w:lineRule="auto"/>
+              <w:jc w:val="left"/>
+            </w:pPr>
+            <w:r>
+              <w:rPr>
+                <w:rFonts w:ascii="Noto Sans CJK KR" w:hAnsi="Noto Sans CJK KR"/>
+                <w:b w:val="0"/>
+                <w:color w:val="52667A"/>
+                <w:sz w:val="15"/>
+              </w:rPr>
+              <w:t xml:space="preserve">   5.4 안전한 재처리  ·  p.7</w:t>
+            </w:r>
+          </w:p>
+        </w:tc>
+      </w:tr>
+      <w:tr>
+        <w:tc>
+          <w:tcPr>
+            <w:tcW w:type="dxa" w:w="7909"/>
+            <w:vAlign w:val="top"/>
+            <w:tcMar>
+              <w:top w:w="60" w:type="dxa"/>
+              <w:start w:w="80" w:type="dxa"/>
+              <w:bottom w:w="60" w:type="dxa"/>
+              <w:end w:w="80" w:type="dxa"/>
+            </w:tcMar>
+          </w:tcPr>
+          <w:p>
+            <w:pPr>
+              <w:spacing w:before="0" w:after="20" w:line="240" w:lineRule="auto"/>
+              <w:jc w:val="left"/>
+            </w:pPr>
+            <w:r>
+              <w:rPr>
+                <w:rFonts w:ascii="Noto Sans CJK KR" w:hAnsi="Noto Sans CJK KR"/>
+                <w:b w:val="0"/>
+                <w:color w:val="52667A"/>
+                <w:sz w:val="15"/>
+              </w:rPr>
+              <w:t xml:space="preserve">   2.2 언제 선택하면 안 되는가  ·  p.4</w:t>
+            </w:r>
+          </w:p>
+        </w:tc>
+        <w:tc>
+          <w:tcPr>
+            <w:tcW w:type="dxa" w:w="7909"/>
+            <w:vAlign w:val="top"/>
+            <w:tcMar>
+              <w:top w:w="60" w:type="dxa"/>
+              <w:start w:w="80" w:type="dxa"/>
+              <w:bottom w:w="60" w:type="dxa"/>
+              <w:end w:w="80" w:type="dxa"/>
+            </w:tcMar>
+          </w:tcPr>
+          <w:p>
+            <w:pPr>
+              <w:spacing w:before="0" w:after="20" w:line="240" w:lineRule="auto"/>
+              <w:jc w:val="left"/>
+            </w:pPr>
+            <w:r>
+              <w:rPr>
+                <w:rFonts w:ascii="Noto Sans CJK KR" w:hAnsi="Noto Sans CJK KR"/>
+                <w:b/>
+                <w:color w:val="17324D"/>
+                <w:sz w:val="16"/>
+              </w:rPr>
+              <w:t>6. Drain·Resume·Rollback  ·  p.8</w:t>
+            </w:r>
+          </w:p>
+        </w:tc>
+      </w:tr>
+      <w:tr>
+        <w:tc>
+          <w:tcPr>
+            <w:tcW w:type="dxa" w:w="7909"/>
+            <w:vAlign w:val="top"/>
+            <w:tcMar>
+              <w:top w:w="60" w:type="dxa"/>
+              <w:start w:w="80" w:type="dxa"/>
+              <w:bottom w:w="60" w:type="dxa"/>
+              <w:end w:w="80" w:type="dxa"/>
+            </w:tcMar>
+          </w:tcPr>
+          <w:p>
+            <w:pPr>
+              <w:spacing w:before="0" w:after="20" w:line="240" w:lineRule="auto"/>
+              <w:jc w:val="left"/>
+            </w:pPr>
+            <w:r>
+              <w:rPr>
+                <w:rFonts w:ascii="Noto Sans CJK KR" w:hAnsi="Noto Sans CJK KR"/>
+                <w:b w:val="0"/>
+                <w:color w:val="52667A"/>
+                <w:sz w:val="15"/>
+              </w:rPr>
+              <w:t xml:space="preserve">   2.3 Side Effect 확인  ·  p.4</w:t>
+            </w:r>
+          </w:p>
+        </w:tc>
+        <w:tc>
+          <w:tcPr>
+            <w:tcW w:type="dxa" w:w="7909"/>
+            <w:vAlign w:val="top"/>
+            <w:tcMar>
+              <w:top w:w="60" w:type="dxa"/>
+              <w:start w:w="80" w:type="dxa"/>
+              <w:bottom w:w="60" w:type="dxa"/>
+              <w:end w:w="80" w:type="dxa"/>
+            </w:tcMar>
+          </w:tcPr>
+          <w:p>
+            <w:pPr>
+              <w:spacing w:before="0" w:after="20" w:line="240" w:lineRule="auto"/>
+              <w:jc w:val="left"/>
+            </w:pPr>
+            <w:r>
+              <w:rPr>
+                <w:rFonts w:ascii="Noto Sans CJK KR" w:hAnsi="Noto Sans CJK KR"/>
+                <w:b w:val="0"/>
+                <w:color w:val="52667A"/>
+                <w:sz w:val="15"/>
+              </w:rPr>
+              <w:t xml:space="preserve">   6.1 Drain/Resume  ·  p.8</w:t>
+            </w:r>
+          </w:p>
+        </w:tc>
+      </w:tr>
+      <w:tr>
+        <w:tc>
+          <w:tcPr>
+            <w:tcW w:type="dxa" w:w="7909"/>
+            <w:vAlign w:val="top"/>
+            <w:tcMar>
+              <w:top w:w="60" w:type="dxa"/>
+              <w:start w:w="80" w:type="dxa"/>
+              <w:bottom w:w="60" w:type="dxa"/>
+              <w:end w:w="80" w:type="dxa"/>
+            </w:tcMar>
+          </w:tcPr>
+          <w:p>
+            <w:pPr>
+              <w:spacing w:before="0" w:after="20" w:line="240" w:lineRule="auto"/>
+              <w:jc w:val="left"/>
+            </w:pPr>
+            <w:r>
+              <w:rPr>
+                <w:rFonts w:ascii="Noto Sans CJK KR" w:hAnsi="Noto Sans CJK KR"/>
+                <w:b/>
+                <w:color w:val="17324D"/>
+                <w:sz w:val="16"/>
+              </w:rPr>
+              <w:t>3. Worker·Scheduler 장애  ·  p.4</w:t>
+            </w:r>
+          </w:p>
+        </w:tc>
+        <w:tc>
+          <w:tcPr>
+            <w:tcW w:type="dxa" w:w="7909"/>
+            <w:vAlign w:val="top"/>
+            <w:tcMar>
+              <w:top w:w="60" w:type="dxa"/>
+              <w:start w:w="80" w:type="dxa"/>
+              <w:bottom w:w="60" w:type="dxa"/>
+              <w:end w:w="80" w:type="dxa"/>
+            </w:tcMar>
+          </w:tcPr>
+          <w:p>
+            <w:pPr>
+              <w:spacing w:before="0" w:after="20" w:line="240" w:lineRule="auto"/>
+              <w:jc w:val="left"/>
+            </w:pPr>
+            <w:r>
+              <w:rPr>
+                <w:rFonts w:ascii="Noto Sans CJK KR" w:hAnsi="Noto Sans CJK KR"/>
+                <w:b w:val="0"/>
+                <w:color w:val="52667A"/>
+                <w:sz w:val="15"/>
+              </w:rPr>
+              <w:t xml:space="preserve">   6.2 Rollback  ·  p.8</w:t>
+            </w:r>
+          </w:p>
+        </w:tc>
+      </w:tr>
+      <w:tr>
+        <w:tc>
+          <w:tcPr>
+            <w:tcW w:type="dxa" w:w="7909"/>
+            <w:vAlign w:val="top"/>
+            <w:tcMar>
+              <w:top w:w="60" w:type="dxa"/>
+              <w:start w:w="80" w:type="dxa"/>
+              <w:bottom w:w="60" w:type="dxa"/>
+              <w:end w:w="80" w:type="dxa"/>
+            </w:tcMar>
+          </w:tcPr>
+          <w:p>
+            <w:pPr>
+              <w:spacing w:before="0" w:after="20" w:line="240" w:lineRule="auto"/>
+              <w:jc w:val="left"/>
+            </w:pPr>
+            <w:r>
+              <w:rPr>
+                <w:rFonts w:ascii="Noto Sans CJK KR" w:hAnsi="Noto Sans CJK KR"/>
+                <w:b w:val="0"/>
+                <w:color w:val="52667A"/>
+                <w:sz w:val="15"/>
+              </w:rPr>
+              <w:t xml:space="preserve">   3.1 Worker 장애  ·  p.5</w:t>
+            </w:r>
+          </w:p>
+        </w:tc>
+        <w:tc>
+          <w:tcPr>
+            <w:tcW w:type="dxa" w:w="7909"/>
+            <w:vAlign w:val="top"/>
+            <w:tcMar>
+              <w:top w:w="60" w:type="dxa"/>
+              <w:start w:w="80" w:type="dxa"/>
+              <w:bottom w:w="60" w:type="dxa"/>
+              <w:end w:w="80" w:type="dxa"/>
+            </w:tcMar>
+          </w:tcPr>
+          <w:p>
+            <w:pPr>
+              <w:spacing w:before="0" w:after="20" w:line="240" w:lineRule="auto"/>
+              <w:jc w:val="left"/>
+            </w:pPr>
+            <w:r>
+              <w:rPr>
+                <w:rFonts w:ascii="Noto Sans CJK KR" w:hAnsi="Noto Sans CJK KR"/>
+                <w:b w:val="0"/>
+                <w:color w:val="52667A"/>
+                <w:sz w:val="15"/>
+              </w:rPr>
+              <w:t xml:space="preserve">   6.3 재기동  ·  p.8</w:t>
+            </w:r>
+          </w:p>
+        </w:tc>
+      </w:tr>
+      <w:tr>
+        <w:tc>
+          <w:tcPr>
+            <w:tcW w:type="dxa" w:w="7909"/>
+            <w:vAlign w:val="top"/>
+            <w:tcMar>
+              <w:top w:w="60" w:type="dxa"/>
+              <w:start w:w="80" w:type="dxa"/>
+              <w:bottom w:w="60" w:type="dxa"/>
+              <w:end w:w="80" w:type="dxa"/>
+            </w:tcMar>
+          </w:tcPr>
+          <w:p>
+            <w:pPr>
+              <w:spacing w:before="0" w:after="20" w:line="240" w:lineRule="auto"/>
+              <w:jc w:val="left"/>
+            </w:pPr>
+            <w:r>
+              <w:rPr>
+                <w:rFonts w:ascii="Noto Sans CJK KR" w:hAnsi="Noto Sans CJK KR"/>
+                <w:b w:val="0"/>
+                <w:color w:val="52667A"/>
+                <w:sz w:val="15"/>
+              </w:rPr>
+              <w:t xml:space="preserve">   3.2 Scheduler 장애  ·  p.5</w:t>
+            </w:r>
+          </w:p>
+        </w:tc>
+        <w:tc>
+          <w:tcPr>
+            <w:tcW w:type="dxa" w:w="7909"/>
+            <w:vAlign w:val="top"/>
+            <w:tcMar>
+              <w:top w:w="60" w:type="dxa"/>
+              <w:start w:w="80" w:type="dxa"/>
+              <w:bottom w:w="60" w:type="dxa"/>
+              <w:end w:w="80" w:type="dxa"/>
+            </w:tcMar>
+          </w:tcPr>
+          <w:p>
+            <w:pPr>
+              <w:spacing w:before="0" w:after="20" w:line="240" w:lineRule="auto"/>
+              <w:jc w:val="left"/>
+            </w:pPr>
+            <w:r>
+              <w:rPr>
+                <w:rFonts w:ascii="Noto Sans CJK KR" w:hAnsi="Noto Sans CJK KR"/>
+                <w:b w:val="0"/>
+                <w:color w:val="52667A"/>
+                <w:sz w:val="15"/>
+              </w:rPr>
+              <w:t xml:space="preserve">   6.4 금지 조치  ·  p.9</w:t>
+            </w:r>
+          </w:p>
+        </w:tc>
+      </w:tr>
+      <w:tr>
+        <w:tc>
+          <w:tcPr>
+            <w:tcW w:type="dxa" w:w="7909"/>
+            <w:vAlign w:val="top"/>
+            <w:tcMar>
+              <w:top w:w="60" w:type="dxa"/>
+              <w:start w:w="80" w:type="dxa"/>
+              <w:bottom w:w="60" w:type="dxa"/>
+              <w:end w:w="80" w:type="dxa"/>
+            </w:tcMar>
+          </w:tcPr>
+          <w:p>
+            <w:pPr>
+              <w:spacing w:before="0" w:after="20" w:line="240" w:lineRule="auto"/>
+              <w:jc w:val="left"/>
+            </w:pPr>
+            <w:r>
+              <w:rPr>
+                <w:rFonts w:ascii="Noto Sans CJK KR" w:hAnsi="Noto Sans CJK KR"/>
+                <w:b w:val="0"/>
+                <w:color w:val="52667A"/>
+                <w:sz w:val="15"/>
+              </w:rPr>
+              <w:t xml:space="preserve">   3.3 Lease 소유권  ·  p.5</w:t>
+            </w:r>
+          </w:p>
+        </w:tc>
+        <w:tc>
+          <w:tcPr>
+            <w:tcW w:type="dxa" w:w="7909"/>
+            <w:vAlign w:val="top"/>
+            <w:tcMar>
+              <w:top w:w="60" w:type="dxa"/>
+              <w:start w:w="80" w:type="dxa"/>
+              <w:bottom w:w="60" w:type="dxa"/>
+              <w:end w:w="80" w:type="dxa"/>
+            </w:tcMar>
+          </w:tcPr>
+          <w:p>
+            <w:pPr>
+              <w:spacing w:before="0" w:after="20" w:line="240" w:lineRule="auto"/>
+              <w:jc w:val="left"/>
+            </w:pPr>
+            <w:r>
+              <w:rPr>
+                <w:rFonts w:ascii="Noto Sans CJK KR" w:hAnsi="Noto Sans CJK KR"/>
+                <w:b/>
+                <w:color w:val="17324D"/>
+                <w:sz w:val="16"/>
+              </w:rPr>
+              <w:t>7. 정상화·Audit·Decision Matrix  ·  p.9</w:t>
+            </w:r>
+          </w:p>
+        </w:tc>
+      </w:tr>
+      <w:tr>
+        <w:tc>
+          <w:tcPr>
+            <w:tcW w:type="dxa" w:w="7909"/>
+            <w:vAlign w:val="top"/>
+            <w:tcMar>
+              <w:top w:w="60" w:type="dxa"/>
+              <w:start w:w="80" w:type="dxa"/>
+              <w:bottom w:w="60" w:type="dxa"/>
+              <w:end w:w="80" w:type="dxa"/>
+            </w:tcMar>
+          </w:tcPr>
+          <w:p>
+            <w:pPr>
+              <w:spacing w:before="0" w:after="20" w:line="240" w:lineRule="auto"/>
+              <w:jc w:val="left"/>
+            </w:pPr>
+            <w:r>
+              <w:rPr>
+                <w:rFonts w:ascii="Noto Sans CJK KR" w:hAnsi="Noto Sans CJK KR"/>
+                <w:b w:val="0"/>
+                <w:color w:val="52667A"/>
+                <w:sz w:val="15"/>
+              </w:rPr>
+              <w:t xml:space="preserve">   3.4 Process Kill  ·  p.5</w:t>
+            </w:r>
+          </w:p>
+        </w:tc>
+        <w:tc>
+          <w:tcPr>
+            <w:tcW w:type="dxa" w:w="7909"/>
+            <w:vAlign w:val="top"/>
+            <w:tcMar>
+              <w:top w:w="60" w:type="dxa"/>
+              <w:start w:w="80" w:type="dxa"/>
+              <w:bottom w:w="60" w:type="dxa"/>
+              <w:end w:w="80" w:type="dxa"/>
+            </w:tcMar>
+          </w:tcPr>
+          <w:p>
+            <w:pPr>
+              <w:spacing w:before="0" w:after="20" w:line="240" w:lineRule="auto"/>
+              <w:jc w:val="left"/>
+            </w:pPr>
+            <w:r>
+              <w:rPr>
+                <w:rFonts w:ascii="Noto Sans CJK KR" w:hAnsi="Noto Sans CJK KR"/>
+                <w:b w:val="0"/>
+                <w:color w:val="52667A"/>
+                <w:sz w:val="15"/>
+              </w:rPr>
+              <w:t xml:space="preserve">   7.1 정상화 기준  ·  p.9</w:t>
+            </w:r>
+          </w:p>
+        </w:tc>
+      </w:tr>
+      <w:tr>
+        <w:tc>
+          <w:tcPr>
+            <w:tcW w:type="dxa" w:w="7909"/>
+            <w:vAlign w:val="top"/>
+            <w:tcMar>
+              <w:top w:w="60" w:type="dxa"/>
+              <w:start w:w="80" w:type="dxa"/>
+              <w:bottom w:w="60" w:type="dxa"/>
+              <w:end w:w="80" w:type="dxa"/>
+            </w:tcMar>
+          </w:tcPr>
+          <w:p>
+            <w:pPr>
+              <w:spacing w:before="0" w:after="20" w:line="240" w:lineRule="auto"/>
+              <w:jc w:val="left"/>
+            </w:pPr>
+            <w:r>
+              <w:rPr>
+                <w:rFonts w:ascii="Noto Sans CJK KR" w:hAnsi="Noto Sans CJK KR"/>
+                <w:b/>
+                <w:color w:val="17324D"/>
+                <w:sz w:val="16"/>
+              </w:rPr>
+              <w:t>4. 부분·대량 처리 장애  ·  p.6</w:t>
+            </w:r>
+          </w:p>
+        </w:tc>
+        <w:tc>
+          <w:tcPr>
+            <w:tcW w:type="dxa" w:w="7909"/>
+            <w:vAlign w:val="top"/>
+            <w:tcMar>
+              <w:top w:w="60" w:type="dxa"/>
+              <w:start w:w="80" w:type="dxa"/>
+              <w:bottom w:w="60" w:type="dxa"/>
+              <w:end w:w="80" w:type="dxa"/>
+            </w:tcMar>
+          </w:tcPr>
+          <w:p>
+            <w:pPr>
+              <w:spacing w:before="0" w:after="20" w:line="240" w:lineRule="auto"/>
+              <w:jc w:val="left"/>
+            </w:pPr>
+            <w:r>
+              <w:rPr>
+                <w:rFonts w:ascii="Noto Sans CJK KR" w:hAnsi="Noto Sans CJK KR"/>
+                <w:b w:val="0"/>
+                <w:color w:val="52667A"/>
+                <w:sz w:val="15"/>
+              </w:rPr>
+              <w:t xml:space="preserve">   7.2 Approval/Audit  ·  p.9</w:t>
+            </w:r>
+          </w:p>
+        </w:tc>
+      </w:tr>
+      <w:tr>
+        <w:tc>
+          <w:tcPr>
+            <w:tcW w:type="dxa" w:w="7909"/>
+            <w:vAlign w:val="top"/>
+            <w:tcMar>
+              <w:top w:w="60" w:type="dxa"/>
+              <w:start w:w="80" w:type="dxa"/>
+              <w:bottom w:w="60" w:type="dxa"/>
+              <w:end w:w="80" w:type="dxa"/>
+            </w:tcMar>
+          </w:tcPr>
+          <w:p>
+            <w:pPr>
+              <w:spacing w:before="0" w:after="20" w:line="240" w:lineRule="auto"/>
+              <w:jc w:val="left"/>
+            </w:pPr>
+            <w:r>
+              <w:rPr>
+                <w:rFonts w:ascii="Noto Sans CJK KR" w:hAnsi="Noto Sans CJK KR"/>
+                <w:b w:val="0"/>
+                <w:color w:val="52667A"/>
+                <w:sz w:val="15"/>
+              </w:rPr>
+              <w:t xml:space="preserve">   4.1 Center-Cut 일부 실패  ·  p.6</w:t>
+            </w:r>
+          </w:p>
+        </w:tc>
+        <w:tc>
+          <w:tcPr>
+            <w:tcW w:type="dxa" w:w="7909"/>
+            <w:vAlign w:val="top"/>
+            <w:tcMar>
+              <w:top w:w="60" w:type="dxa"/>
+              <w:start w:w="80" w:type="dxa"/>
+              <w:bottom w:w="60" w:type="dxa"/>
+              <w:end w:w="80" w:type="dxa"/>
+            </w:tcMar>
+          </w:tcPr>
+          <w:p>
+            <w:pPr>
+              <w:spacing w:before="0" w:after="20" w:line="240" w:lineRule="auto"/>
+              <w:jc w:val="left"/>
+            </w:pPr>
+            <w:r>
+              <w:rPr>
+                <w:rFonts w:ascii="Noto Sans CJK KR" w:hAnsi="Noto Sans CJK KR"/>
+                <w:b w:val="0"/>
+                <w:color w:val="52667A"/>
+                <w:sz w:val="15"/>
+              </w:rPr>
+              <w:t xml:space="preserve">   7.3 Escalation  ·  p.10</w:t>
+            </w:r>
+          </w:p>
+        </w:tc>
+      </w:tr>
+      <w:tr>
+        <w:tc>
+          <w:tcPr>
+            <w:tcW w:type="dxa" w:w="7909"/>
+            <w:vAlign w:val="top"/>
+            <w:tcMar>
+              <w:top w:w="60" w:type="dxa"/>
+              <w:start w:w="80" w:type="dxa"/>
+              <w:bottom w:w="60" w:type="dxa"/>
+              <w:end w:w="80" w:type="dxa"/>
+            </w:tcMar>
+          </w:tcPr>
+          <w:p>
+            <w:pPr>
+              <w:spacing w:before="0" w:after="20" w:line="240" w:lineRule="auto"/>
+              <w:jc w:val="left"/>
+            </w:pPr>
+            <w:r>
+              <w:rPr>
+                <w:rFonts w:ascii="Noto Sans CJK KR" w:hAnsi="Noto Sans CJK KR"/>
+                <w:b w:val="0"/>
+                <w:color w:val="52667A"/>
+                <w:sz w:val="15"/>
+              </w:rPr>
+              <w:t xml:space="preserve">   4.2 Partition/Chunk 일부 실패  ·  p.6</w:t>
+            </w:r>
+          </w:p>
+        </w:tc>
+        <w:tc>
+          <w:tcPr>
+            <w:tcW w:type="dxa" w:w="7909"/>
+            <w:vAlign w:val="top"/>
+            <w:tcMar>
+              <w:top w:w="60" w:type="dxa"/>
+              <w:start w:w="80" w:type="dxa"/>
+              <w:bottom w:w="60" w:type="dxa"/>
+              <w:end w:w="80" w:type="dxa"/>
+            </w:tcMar>
+          </w:tcPr>
+          <w:p>
+            <w:pPr>
+              <w:spacing w:before="0" w:after="20" w:line="240" w:lineRule="auto"/>
+              <w:jc w:val="left"/>
+            </w:pPr>
+            <w:r>
+              <w:rPr>
+                <w:rFonts w:ascii="Noto Sans CJK KR" w:hAnsi="Noto Sans CJK KR"/>
+                <w:b w:val="0"/>
+                <w:color w:val="52667A"/>
+                <w:sz w:val="15"/>
+              </w:rPr>
+              <w:t xml:space="preserve">   7.4 장애 Decision Matrix  ·  p.10</w:t>
+            </w:r>
+          </w:p>
+        </w:tc>
+      </w:tr>
+      <w:tr>
+        <w:tc>
+          <w:tcPr>
+            <w:tcW w:type="dxa" w:w="7909"/>
+            <w:vAlign w:val="top"/>
+            <w:tcMar>
+              <w:top w:w="60" w:type="dxa"/>
+              <w:start w:w="80" w:type="dxa"/>
+              <w:bottom w:w="60" w:type="dxa"/>
+              <w:end w:w="80" w:type="dxa"/>
+            </w:tcMar>
+          </w:tcPr>
+          <w:p>
+            <w:pPr>
+              <w:spacing w:before="0" w:after="20" w:line="240" w:lineRule="auto"/>
+              <w:jc w:val="left"/>
+            </w:pPr>
+            <w:r>
+              <w:rPr>
+                <w:rFonts w:ascii="Noto Sans CJK KR" w:hAnsi="Noto Sans CJK KR"/>
+                <w:b w:val="0"/>
+                <w:color w:val="52667A"/>
+                <w:sz w:val="15"/>
+              </w:rPr>
+              <w:t xml:space="preserve">   4.3 대량 대상 재처리  ·  p.6</w:t>
+            </w:r>
+          </w:p>
+        </w:tc>
+        <w:tc>
+          <w:tcPr>
+            <w:tcW w:type="dxa" w:w="7909"/>
+          </w:tcPr>
+          <w:p/>
+        </w:tc>
+      </w:tr>
+    </w:tbl>
     <w:p>
       <w:pPr>
         <w:pStyle w:val="Heading1"/>
@@ -1282,9 +1205,7 @@
         <w:spacing w:before="0" w:after="160"/>
         <w:rPr/>
       </w:pPr>
-      <w:r>
-        <w:br w:type="page"/>
-      </w:r>
+      <w:r/>
       <w:bookmarkStart w:id="0" w:name="__RefHeading___Toc4865_1069379125"/>
       <w:bookmarkEnd w:id="0"/>
       <w:r>
@@ -1347,44 +1268,6 @@
       </w:pPr>
       <w:r>
         <w:rPr/>
-        <w:drawing>
-          <wp:inline distT="0" distB="0" distL="0" distR="0">
-            <wp:extent cx="7487920" cy="4211955"/>
-            <wp:effectExtent l="0" t="0" r="0" b="0"/>
-            <wp:docPr id="1" name="Picture 1" descr="CPF BATCH_CONTROL_EXECUTION_MAP - 1장 구조와 흐름" title=""/>
-            <wp:cNvGraphicFramePr>
-              <a:graphicFrameLocks xmlns:a="http://schemas.openxmlformats.org/drawingml/2006/main" noChangeAspect="1"/>
-            </wp:cNvGraphicFramePr>
-            <a:graphic xmlns:a="http://schemas.openxmlformats.org/drawingml/2006/main">
-              <a:graphicData uri="http://schemas.openxmlformats.org/drawingml/2006/picture">
-                <pic:pic xmlns:pic="http://schemas.openxmlformats.org/drawingml/2006/picture">
-                  <pic:nvPicPr>
-                    <pic:cNvPr id="1" name="Picture 1" descr="CPF BATCH_CONTROL_EXECUTION_MAP - 1장 구조와 흐름" title=""/>
-                    <pic:cNvPicPr>
-                      <a:picLocks noChangeAspect="1" noChangeArrowheads="1"/>
-                    </pic:cNvPicPr>
-                  </pic:nvPicPr>
-                  <pic:blipFill>
-                    <a:blip r:embed="rId8"/>
-                    <a:stretch>
-                      <a:fillRect/>
-                    </a:stretch>
-                  </pic:blipFill>
-                  <pic:spPr bwMode="auto">
-                    <a:xfrm>
-                      <a:off x="0" y="0"/>
-                      <a:ext cx="7487920" cy="4211955"/>
-                    </a:xfrm>
-                    <a:prstGeom prst="rect">
-                      <a:avLst/>
-                    </a:prstGeom>
-                    <a:noFill/>
-                  </pic:spPr>
-                </pic:pic>
-              </a:graphicData>
-            </a:graphic>
-          </wp:inline>
-        </w:drawing>
       </w:r>
     </w:p>
     <w:p>
@@ -1393,28 +1276,7 @@
         <w:rPr/>
       </w:pPr>
       <w:r>
-        <w:rPr/>
-        <w:t xml:space="preserve">그림 </w:t>
-      </w:r>
-      <w:r>
-        <w:rPr/>
-        <w:t xml:space="preserve">1-1. Batch Control Execution Map - </w:t>
-      </w:r>
-      <w:r>
-        <w:rPr/>
-        <w:t xml:space="preserve">이 절의 </w:t>
-      </w:r>
-      <w:r>
-        <w:rPr/>
-        <w:t xml:space="preserve">Owner, </w:t>
-      </w:r>
-      <w:r>
-        <w:rPr/>
-        <w:t>흐름 또는 상태 전이를 한눈에 확인합니다</w:t>
-      </w:r>
-      <w:r>
-        <w:rPr/>
-        <w:t>.</w:t>
+        <w:t>그림 1-1. Batch Control Execution Map - Control Plane과 실행 Worker를 분리하고 Lease/Fencing으로 실행 소유권을 보호합니다.</w:t>
       </w:r>
     </w:p>
     <w:p>
@@ -11491,10 +11353,49 @@
   <w:p>
     <w:pPr>
       <w:pStyle w:val="Footer"/>
+      <w:tabs>
+        <w:tab w:pos="9354" w:val="right"/>
+      </w:tabs>
       <w:rPr/>
     </w:pPr>
     <w:r>
-      <w:rPr/>
+      <w:rPr>
+        <w:rFonts w:ascii="Noto Sans CJK KR" w:hAnsi="Noto Sans CJK KR"/>
+        <w:color w:val="5F6368"/>
+        <w:sz w:val="16"/>
+      </w:rPr>
+      <w:t>Core Platform Framework</w:t>
+    </w:r>
+    <w:r>
+      <w:tab/>
+    </w:r>
+    <w:r>
+      <w:rPr>
+        <w:rFonts w:ascii="Noto Sans CJK KR" w:hAnsi="Noto Sans CJK KR"/>
+        <w:color w:val="5F6368"/>
+        <w:sz w:val="16"/>
+      </w:rPr>
+      <w:t xml:space="preserve">p. </w:t>
+    </w:r>
+    <w:r>
+      <w:fldChar w:fldCharType="begin"/>
+    </w:r>
+    <w:r>
+      <w:instrText xml:space="preserve"> PAGE </w:instrText>
+    </w:r>
+    <w:r>
+      <w:fldChar w:fldCharType="separate"/>
+    </w:r>
+    <w:r>
+      <w:rPr>
+        <w:rFonts w:ascii="Noto Sans CJK KR" w:hAnsi="Noto Sans CJK KR"/>
+        <w:color w:val="5F6368"/>
+        <w:sz w:val="16"/>
+      </w:rPr>
+      <w:t>1</w:t>
+    </w:r>
+    <w:r>
+      <w:fldChar w:fldCharType="end"/>
     </w:r>
   </w:p>
 </w:ftr>
@@ -11533,46 +11434,48 @@
   <w:p>
     <w:pPr>
       <w:pStyle w:val="Footer"/>
+      <w:tabs>
+        <w:tab w:pos="9354" w:val="right"/>
+      </w:tabs>
       <w:rPr/>
     </w:pPr>
     <w:r>
       <w:rPr>
-        <w:rFonts w:eastAsia="Noto Sans CJK KR"/>
+        <w:rFonts w:ascii="Noto Sans CJK KR" w:hAnsi="Noto Sans CJK KR"/>
         <w:color w:val="5F6368"/>
         <w:sz w:val="16"/>
       </w:rPr>
       <w:t>Core Platform Framework</w:t>
     </w:r>
     <w:r>
-      <w:rPr/>
-      <w:t xml:space="preserve">            </w:t>
+      <w:tab/>
     </w:r>
     <w:r>
       <w:rPr>
-        <w:rFonts w:eastAsia="Noto Sans CJK KR"/>
+        <w:rFonts w:ascii="Noto Sans CJK KR" w:hAnsi="Noto Sans CJK KR"/>
         <w:color w:val="5F6368"/>
         <w:sz w:val="16"/>
       </w:rPr>
       <w:t xml:space="preserve">p. </w:t>
     </w:r>
     <w:r>
-      <w:rPr/>
       <w:fldChar w:fldCharType="begin"/>
     </w:r>
     <w:r>
-      <w:rPr/>
       <w:instrText xml:space="preserve"> PAGE </w:instrText>
     </w:r>
     <w:r>
-      <w:rPr/>
       <w:fldChar w:fldCharType="separate"/>
     </w:r>
     <w:r>
-      <w:rPr/>
-      <w:t>11</w:t>
+      <w:rPr>
+        <w:rFonts w:ascii="Noto Sans CJK KR" w:hAnsi="Noto Sans CJK KR"/>
+        <w:color w:val="5F6368"/>
+        <w:sz w:val="16"/>
+      </w:rPr>
+      <w:t>1</w:t>
     </w:r>
     <w:r>
-      <w:rPr/>
       <w:fldChar w:fldCharType="end"/>
     </w:r>
   </w:p>
@@ -11717,7 +11620,7 @@
         <w:color w:val="5F6368"/>
         <w:sz w:val="16"/>
       </w:rPr>
-      <w:t xml:space="preserve">Harness v1.1.3 / </w:t>
+      <w:t xml:space="preserve">Harness v1.2.5 / </w:t>
     </w:r>
     <w:r>
       <w:rPr>
@@ -11733,7 +11636,7 @@
         <w:color w:val="5F6368"/>
         <w:sz w:val="16"/>
       </w:rPr>
-      <w:t>Rev. 1</w:t>
+      <w:t>Rev. 2</w:t>
     </w:r>
   </w:p>
 </w:hdr>
@@ -11770,7 +11673,7 @@
         <w:color w:val="5F6368"/>
         <w:sz w:val="16"/>
       </w:rPr>
-      <w:t xml:space="preserve">Harness v1.1.3 / </w:t>
+      <w:t xml:space="preserve">Harness v1.2.5 / </w:t>
     </w:r>
     <w:r>
       <w:rPr>

--- a/cpf-docs/guides/05_배치_운영_가이드.docx
+++ b/cpf-docs/guides/05_배치_운영_가이드.docx
@@ -2,73 +2,239 @@
 <file path=word/document.xml><?xml version="1.0" encoding="utf-8"?>
 <w:document xmlns:wpc="http://schemas.microsoft.com/office/word/2010/wordprocessingCanvas" xmlns:mo="http://schemas.microsoft.com/office/mac/office/2008/main" xmlns:mc="http://schemas.openxmlformats.org/markup-compatibility/2006" xmlns:mv="urn:schemas-microsoft-com:mac:vml" xmlns:o="urn:schemas-microsoft-com:office:office" xmlns:r="http://schemas.openxmlformats.org/officeDocument/2006/relationships" xmlns:m="http://schemas.openxmlformats.org/officeDocument/2006/math" xmlns:v="urn:schemas-microsoft-com:vml" xmlns:wp14="http://schemas.microsoft.com/office/word/2010/wordprocessingDrawing" xmlns:wp="http://schemas.openxmlformats.org/drawingml/2006/wordprocessingDrawing" xmlns:w10="urn:schemas-microsoft-com:office:word" xmlns:w="http://schemas.openxmlformats.org/wordprocessingml/2006/main" xmlns:w14="http://schemas.microsoft.com/office/word/2010/wordml" xmlns:wpg="http://schemas.microsoft.com/office/word/2010/wordprocessingGroup" xmlns:wpi="http://schemas.microsoft.com/office/word/2010/wordprocessingInk" xmlns:wne="http://schemas.microsoft.com/office/word/2006/wordml" xmlns:wps="http://schemas.microsoft.com/office/word/2010/wordprocessingShape" mc:Ignorable="w14 wp14">
   <w:body>
+    <w:p>
+      <w:pPr>
+        <w:spacing w:before="280"/>
+      </w:pPr>
+      <w:r>
+        <w:rPr>
+          <w:rFonts w:ascii="Noto Sans KR" w:hAnsi="Noto Sans KR"/>
+          <w:b/>
+          <w:color w:val="00B882"/>
+          <w:sz w:val="22"/>
+        </w:rPr>
+        <w:t>CORE PLATFORM FRAMEWORK</w:t>
+      </w:r>
+    </w:p>
+    <w:p>
+      <w:pPr>
+        <w:pStyle w:val="Title"/>
+      </w:pPr>
+      <w:r>
+        <w:t>배치 운영 가이드</w:t>
+      </w:r>
+    </w:p>
+    <w:p>
+      <w:pPr>
+        <w:pStyle w:val="Subtitle"/>
+      </w:pPr>
+      <w:r>
+        <w:t>실행 상태·Lease·Checkpoint를 보고 Batch 복구 조치를 선택하는 운영 참조서</w:t>
+      </w:r>
+    </w:p>
+    <w:p>
+      <w:pPr>
+        <w:spacing w:before="240" w:after="160"/>
+      </w:pPr>
+    </w:p>
     <w:tbl>
       <w:tblPr>
         <w:tblW w:type="auto" w:w="0"/>
         <w:jc w:val="left"/>
+        <w:tblLayout w:type="fixed"/>
         <w:tblLook w:firstColumn="1" w:firstRow="1" w:lastColumn="0" w:lastRow="0" w:noHBand="0" w:noVBand="1" w:val="04A0"/>
       </w:tblPr>
       <w:tblGrid>
-        <w:gridCol w:w="10880"/>
+        <w:gridCol w:w="7625"/>
+        <w:gridCol w:w="7625"/>
       </w:tblGrid>
       <w:tr>
+        <w:trPr>
+          <w:tblHeader w:val="true"/>
+        </w:trPr>
         <w:tc>
           <w:tcPr>
-            <w:tcW w:type="dxa" w:w="10880"/>
-            <w:shd w:fill="0B2137"/>
+            <w:tcW w:type="dxa" w:w="7625"/>
             <w:tcMar>
-              <w:top w:w="220" w:type="dxa"/>
-              <w:start w:w="260" w:type="dxa"/>
-              <w:bottom w:w="220" w:type="dxa"/>
-              <w:end w:w="260" w:type="dxa"/>
+              <w:top w:w="100" w:type="dxa"/>
+              <w:start w:w="150" w:type="dxa"/>
+              <w:bottom w:w="100" w:type="dxa"/>
+              <w:end w:w="150" w:type="dxa"/>
+            </w:tcMar>
+            <w:shd w:fill="17324D"/>
+          </w:tcPr>
+          <w:p>
+            <w:r>
+              <w:rPr>
+                <w:b/>
+                <w:color w:val="FFFFFF"/>
+                <w:sz w:val="18"/>
+              </w:rPr>
+              <w:t>누가 보는가</w:t>
+            </w:r>
+          </w:p>
+        </w:tc>
+        <w:tc>
+          <w:tcPr>
+            <w:tcW w:type="dxa" w:w="7625"/>
+            <w:tcMar>
+              <w:top w:w="100" w:type="dxa"/>
+              <w:start w:w="150" w:type="dxa"/>
+              <w:bottom w:w="100" w:type="dxa"/>
+              <w:end w:w="150" w:type="dxa"/>
             </w:tcMar>
           </w:tcPr>
           <w:p>
             <w:r>
               <w:rPr>
-                <w:rFonts w:ascii="Noto Sans CJK KR" w:hAnsi="Noto Sans CJK KR"/>
-                <w:b/>
-                <w:color w:val="FFFFFF"/>
-                <w:sz w:val="28"/>
+                <w:sz w:val="18"/>
               </w:rPr>
-              <w:t>CPF  |  Core Platform Framework</w:t>
-            </w:r>
-          </w:p>
-          <w:p>
-            <w:pPr>
-              <w:spacing w:before="80" w:after="0"/>
-            </w:pPr>
-            <w:r>
-              <w:rPr>
-                <w:rFonts w:ascii="Noto Sans CJK KR" w:hAnsi="Noto Sans CJK KR"/>
-                <w:color w:val="CFE2F5"/>
-                <w:sz w:val="19"/>
-              </w:rPr>
-              <w:t>Business Platform Documentation</w:t>
+              <w:t>Batch 운영자·SRE</w:t>
             </w:r>
           </w:p>
         </w:tc>
-        <w:trPr>
-          <w:tblHeader/>
-        </w:trPr>
+      </w:tr>
+      <w:tr>
+        <w:tc>
+          <w:tcPr>
+            <w:tcW w:type="dxa" w:w="7625"/>
+            <w:tcMar>
+              <w:top w:w="100" w:type="dxa"/>
+              <w:start w:w="150" w:type="dxa"/>
+              <w:bottom w:w="100" w:type="dxa"/>
+              <w:end w:w="150" w:type="dxa"/>
+            </w:tcMar>
+            <w:shd w:fill="17324D"/>
+          </w:tcPr>
+          <w:p>
+            <w:r>
+              <w:rPr>
+                <w:b/>
+                <w:color w:val="FFFFFF"/>
+                <w:sz w:val="18"/>
+              </w:rPr>
+              <w:t>이 문서로 끝낼 일</w:t>
+            </w:r>
+          </w:p>
+        </w:tc>
+        <w:tc>
+          <w:tcPr>
+            <w:tcW w:type="dxa" w:w="7625"/>
+            <w:tcMar>
+              <w:top w:w="100" w:type="dxa"/>
+              <w:start w:w="150" w:type="dxa"/>
+              <w:bottom w:w="100" w:type="dxa"/>
+              <w:end w:w="150" w:type="dxa"/>
+            </w:tcMar>
+          </w:tcPr>
+          <w:p>
+            <w:r>
+              <w:rPr>
+                <w:sz w:val="18"/>
+              </w:rPr>
+              <w:t>stop/restart/rerun/reconcile을 안전하게 선택하고 상태를 확정한다</w:t>
+            </w:r>
+          </w:p>
+        </w:tc>
+      </w:tr>
+      <w:tr>
+        <w:tc>
+          <w:tcPr>
+            <w:tcW w:type="dxa" w:w="7625"/>
+            <w:tcMar>
+              <w:top w:w="100" w:type="dxa"/>
+              <w:start w:w="150" w:type="dxa"/>
+              <w:bottom w:w="100" w:type="dxa"/>
+              <w:end w:w="150" w:type="dxa"/>
+            </w:tcMar>
+            <w:shd w:fill="17324D"/>
+          </w:tcPr>
+          <w:p>
+            <w:r>
+              <w:rPr>
+                <w:b/>
+                <w:color w:val="FFFFFF"/>
+                <w:sz w:val="18"/>
+              </w:rPr>
+              <w:t>기준</w:t>
+            </w:r>
+          </w:p>
+        </w:tc>
+        <w:tc>
+          <w:tcPr>
+            <w:tcW w:type="dxa" w:w="7625"/>
+            <w:tcMar>
+              <w:top w:w="100" w:type="dxa"/>
+              <w:start w:w="150" w:type="dxa"/>
+              <w:bottom w:w="100" w:type="dxa"/>
+              <w:end w:w="150" w:type="dxa"/>
+            </w:tcMar>
+          </w:tcPr>
+          <w:p>
+            <w:r>
+              <w:rPr>
+                <w:sz w:val="18"/>
+              </w:rPr>
+              <w:t>Harness 2.2.0 · Source 054d894b47f4 · Oracle/PostgreSQL/MariaDB</w:t>
+            </w:r>
+          </w:p>
+        </w:tc>
       </w:tr>
     </w:tbl>
     <w:p>
       <w:pPr>
-        <w:pStyle w:val="Title"/>
-        <w:spacing w:before="680"/>
+        <w:spacing w:before="200"/>
+      </w:pPr>
+    </w:p>
+    <w:p>
+      <w:pPr>
+        <w:pStyle w:val="ListBullet"/>
+        <w:spacing w:after="60"/>
+        <w:ind w:left="283"/>
       </w:pPr>
       <w:r>
-        <w:t>CPF 배치 운영 가이드</w:t>
+        <w:t>상태를 추정하지 않고 ledger/lease/checkpoint를 확인합니다.</w:t>
       </w:r>
     </w:p>
     <w:p>
       <w:pPr>
-        <w:pStyle w:val="Subtitle"/>
-        <w:spacing w:after="440"/>
+        <w:pStyle w:val="ListBullet"/>
+        <w:spacing w:after="60"/>
+        <w:ind w:left="283"/>
       </w:pPr>
       <w:r>
-        <w:t>Batch 실행 상태, Process 장애, 재시작·재처리·Reconcile을 운영 관점에서 판단합니다.</w:t>
+        <w:t>Process Kill 후 stale worker 쓰기를 fencing으로 막습니다.</w:t>
+      </w:r>
+    </w:p>
+    <w:p>
+      <w:pPr>
+        <w:pStyle w:val="ListBullet"/>
+        <w:spacing w:after="60"/>
+        <w:ind w:left="283"/>
+      </w:pPr>
+      <w:r>
+        <w:t>UNKNOWN을 reconcile해 최종 상태로 닫습니다.</w:t>
+      </w:r>
+    </w:p>
+    <w:p>
+      <w:r>
+        <w:br w:type="page"/>
+      </w:r>
+    </w:p>
+    <w:p>
+      <w:pPr>
+        <w:pStyle w:val="Heading1"/>
+      </w:pPr>
+      <w:r>
+        <w:t>찾아보기</w:t>
+      </w:r>
+    </w:p>
+    <w:p>
+      <w:pPr>
+        <w:spacing w:after="100"/>
+      </w:pPr>
+      <w:r>
+        <w:t>필요한 작업을 먼저 찾고 해당 장으로 이동합니다. 페이지 번호는 최종 PDF 기준입니다.</w:t>
       </w:r>
     </w:p>
     <w:tbl>
@@ -79,153 +245,349 @@
         <w:tblLook w:firstColumn="1" w:firstRow="1" w:lastColumn="0" w:lastRow="0" w:noHBand="0" w:noVBand="1" w:val="04A0"/>
       </w:tblPr>
       <w:tblGrid>
-        <w:gridCol w:w="5440"/>
-        <w:gridCol w:w="5440"/>
+        <w:gridCol w:w="5083"/>
+        <w:gridCol w:w="5083"/>
+        <w:gridCol w:w="5083"/>
       </w:tblGrid>
       <w:tr>
+        <w:trPr>
+          <w:tblHeader w:val="true"/>
+        </w:trPr>
         <w:tc>
           <w:tcPr>
-            <w:tcW w:type="dxa" w:w="2154"/>
-            <w:shd w:fill="F4F7FA"/>
+            <w:tcW w:type="dxa" w:w="1247"/>
+            <w:shd w:fill="17324D"/>
+          </w:tcPr>
+          <w:p>
+            <w:r>
+              <w:rPr>
+                <w:b/>
+                <w:color w:val="FFFFFF"/>
+                <w:sz w:val="17"/>
+              </w:rPr>
+              <w:t>구분</w:t>
+            </w:r>
+          </w:p>
+        </w:tc>
+        <w:tc>
+          <w:tcPr>
+            <w:tcW w:type="dxa" w:w="12190"/>
+            <w:shd w:fill="17324D"/>
+          </w:tcPr>
+          <w:p>
+            <w:r>
+              <w:rPr>
+                <w:b/>
+                <w:color w:val="FFFFFF"/>
+                <w:sz w:val="17"/>
+              </w:rPr>
+              <w:t>내용</w:t>
+            </w:r>
+          </w:p>
+        </w:tc>
+        <w:tc>
+          <w:tcPr>
+            <w:tcW w:type="dxa" w:w="1020"/>
+            <w:shd w:fill="17324D"/>
+          </w:tcPr>
+          <w:p>
+            <w:r>
+              <w:rPr>
+                <w:b/>
+                <w:color w:val="FFFFFF"/>
+                <w:sz w:val="17"/>
+              </w:rPr>
+              <w:t>쪽</w:t>
+            </w:r>
+          </w:p>
+        </w:tc>
+      </w:tr>
+      <w:tr>
+        <w:trPr>
+          <w:cantSplit/>
+        </w:trPr>
+        <w:tc>
+          <w:tcPr>
+            <w:tcW w:type="dxa" w:w="1247"/>
+            <w:shd w:fill="E9F6F2"/>
             <w:tcMar>
-              <w:top w:w="80" w:type="dxa"/>
-              <w:start w:w="90" w:type="dxa"/>
-              <w:bottom w:w="80" w:type="dxa"/>
-              <w:end w:w="90" w:type="dxa"/>
+              <w:top w:w="70" w:type="dxa"/>
+              <w:start w:w="100" w:type="dxa"/>
+              <w:bottom w:w="70" w:type="dxa"/>
+              <w:end w:w="100" w:type="dxa"/>
+            </w:tcMar>
+          </w:tcPr>
+          <w:p>
+            <w:r>
+              <w:t>대메뉴</w:t>
+            </w:r>
+          </w:p>
+        </w:tc>
+        <w:tc>
+          <w:tcPr>
+            <w:tcW w:type="dxa" w:w="12190"/>
+            <w:tcMar>
+              <w:top w:w="70" w:type="dxa"/>
+              <w:start w:w="100" w:type="dxa"/>
+              <w:bottom w:w="70" w:type="dxa"/>
+              <w:end w:w="100" w:type="dxa"/>
             </w:tcMar>
           </w:tcPr>
           <w:p>
             <w:r>
               <w:rPr>
-                <w:rFonts w:ascii="Noto Sans CJK KR" w:hAnsi="Noto Sans CJK KR"/>
                 <w:b/>
-                <w:sz w:val="18"/>
               </w:rPr>
-              <w:t>문서 기준</w:t>
+              <w:t>1 Batch 상태를 보고 다음 행동 선택</w:t>
             </w:r>
           </w:p>
         </w:tc>
         <w:tc>
           <w:tcPr>
-            <w:tcW w:type="dxa" w:w="7370"/>
+            <w:tcW w:type="dxa" w:w="1020"/>
             <w:tcMar>
-              <w:top w:w="80" w:type="dxa"/>
-              <w:start w:w="90" w:type="dxa"/>
-              <w:bottom w:w="80" w:type="dxa"/>
-              <w:end w:w="90" w:type="dxa"/>
+              <w:top w:w="70" w:type="dxa"/>
+              <w:start w:w="100" w:type="dxa"/>
+              <w:bottom w:w="70" w:type="dxa"/>
+              <w:end w:w="100" w:type="dxa"/>
+            </w:tcMar>
+          </w:tcPr>
+          <w:p>
+            <w:r>
+              <w:t>3</w:t>
+            </w:r>
+          </w:p>
+        </w:tc>
+      </w:tr>
+      <w:tr>
+        <w:trPr>
+          <w:cantSplit/>
+        </w:trPr>
+        <w:tc>
+          <w:tcPr>
+            <w:tcW w:type="dxa" w:w="1247"/>
+            <w:shd w:fill="E9F6F2"/>
+            <w:tcMar>
+              <w:top w:w="70" w:type="dxa"/>
+              <w:start w:w="100" w:type="dxa"/>
+              <w:bottom w:w="70" w:type="dxa"/>
+              <w:end w:w="100" w:type="dxa"/>
+            </w:tcMar>
+          </w:tcPr>
+          <w:p>
+            <w:r>
+              <w:t>대메뉴</w:t>
+            </w:r>
+          </w:p>
+        </w:tc>
+        <w:tc>
+          <w:tcPr>
+            <w:tcW w:type="dxa" w:w="12190"/>
+            <w:tcMar>
+              <w:top w:w="70" w:type="dxa"/>
+              <w:start w:w="100" w:type="dxa"/>
+              <w:bottom w:w="70" w:type="dxa"/>
+              <w:end w:w="100" w:type="dxa"/>
             </w:tcMar>
           </w:tcPr>
           <w:p>
             <w:r>
               <w:rPr>
-                <w:rFonts w:ascii="Noto Sans CJK KR" w:hAnsi="Noto Sans CJK KR"/>
-                <w:sz w:val="18"/>
+                <w:b/>
               </w:rPr>
-              <w:t>Documentation Harness v2.1.0</w:t>
+              <w:t>2 Process Kill과 다중 Worker 복구</w:t>
             </w:r>
           </w:p>
         </w:tc>
-        <w:trPr>
-          <w:tblHeader/>
-        </w:trPr>
+        <w:tc>
+          <w:tcPr>
+            <w:tcW w:type="dxa" w:w="1020"/>
+            <w:tcMar>
+              <w:top w:w="70" w:type="dxa"/>
+              <w:start w:w="100" w:type="dxa"/>
+              <w:bottom w:w="70" w:type="dxa"/>
+              <w:end w:w="100" w:type="dxa"/>
+            </w:tcMar>
+          </w:tcPr>
+          <w:p>
+            <w:r>
+              <w:t>4</w:t>
+            </w:r>
+          </w:p>
+        </w:tc>
       </w:tr>
       <w:tr>
+        <w:trPr>
+          <w:cantSplit/>
+        </w:trPr>
         <w:tc>
           <w:tcPr>
-            <w:tcW w:type="dxa" w:w="2154"/>
-            <w:shd w:fill="F4F7FA"/>
+            <w:tcW w:type="dxa" w:w="1247"/>
+            <w:shd w:fill="E9F6F2"/>
             <w:tcMar>
-              <w:top w:w="80" w:type="dxa"/>
-              <w:start w:w="90" w:type="dxa"/>
-              <w:bottom w:w="80" w:type="dxa"/>
-              <w:end w:w="90" w:type="dxa"/>
+              <w:top w:w="70" w:type="dxa"/>
+              <w:start w:w="100" w:type="dxa"/>
+              <w:bottom w:w="70" w:type="dxa"/>
+              <w:end w:w="100" w:type="dxa"/>
+            </w:tcMar>
+          </w:tcPr>
+          <w:p>
+            <w:r>
+              <w:t>대메뉴</w:t>
+            </w:r>
+          </w:p>
+        </w:tc>
+        <w:tc>
+          <w:tcPr>
+            <w:tcW w:type="dxa" w:w="12190"/>
+            <w:tcMar>
+              <w:top w:w="70" w:type="dxa"/>
+              <w:start w:w="100" w:type="dxa"/>
+              <w:bottom w:w="70" w:type="dxa"/>
+              <w:end w:w="100" w:type="dxa"/>
             </w:tcMar>
           </w:tcPr>
           <w:p>
             <w:r>
               <w:rPr>
-                <w:rFonts w:ascii="Noto Sans CJK KR" w:hAnsi="Noto Sans CJK KR"/>
                 <w:b/>
-                <w:sz w:val="18"/>
               </w:rPr>
-              <w:t>기준 Source</w:t>
+              <w:t>3 재시작 · Rerun · Reconcile</w:t>
             </w:r>
           </w:p>
         </w:tc>
         <w:tc>
           <w:tcPr>
-            <w:tcW w:type="dxa" w:w="7370"/>
+            <w:tcW w:type="dxa" w:w="1020"/>
             <w:tcMar>
-              <w:top w:w="80" w:type="dxa"/>
-              <w:start w:w="90" w:type="dxa"/>
-              <w:bottom w:w="80" w:type="dxa"/>
-              <w:end w:w="90" w:type="dxa"/>
+              <w:top w:w="70" w:type="dxa"/>
+              <w:start w:w="100" w:type="dxa"/>
+              <w:bottom w:w="70" w:type="dxa"/>
+              <w:end w:w="100" w:type="dxa"/>
+            </w:tcMar>
+          </w:tcPr>
+          <w:p>
+            <w:r>
+              <w:t>5</w:t>
+            </w:r>
+          </w:p>
+        </w:tc>
+      </w:tr>
+      <w:tr>
+        <w:trPr>
+          <w:cantSplit/>
+        </w:trPr>
+        <w:tc>
+          <w:tcPr>
+            <w:tcW w:type="dxa" w:w="1247"/>
+            <w:shd w:fill="E9F6F2"/>
+            <w:tcMar>
+              <w:top w:w="70" w:type="dxa"/>
+              <w:start w:w="100" w:type="dxa"/>
+              <w:bottom w:w="70" w:type="dxa"/>
+              <w:end w:w="100" w:type="dxa"/>
+            </w:tcMar>
+          </w:tcPr>
+          <w:p>
+            <w:r>
+              <w:t>대메뉴</w:t>
+            </w:r>
+          </w:p>
+        </w:tc>
+        <w:tc>
+          <w:tcPr>
+            <w:tcW w:type="dxa" w:w="12190"/>
+            <w:tcMar>
+              <w:top w:w="70" w:type="dxa"/>
+              <w:start w:w="100" w:type="dxa"/>
+              <w:bottom w:w="70" w:type="dxa"/>
+              <w:end w:w="100" w:type="dxa"/>
             </w:tcMar>
           </w:tcPr>
           <w:p>
             <w:r>
               <w:rPr>
-                <w:rFonts w:ascii="Noto Sans CJK KR" w:hAnsi="Noto Sans CJK KR"/>
-                <w:sz w:val="18"/>
+                <w:b/>
               </w:rPr>
-              <w:t>master 054d894b47f4be8323439dc6f9e58b7d8b60fe54</w:t>
+              <w:t>4 Center-Cut과 위험 제어</w:t>
+            </w:r>
+          </w:p>
+        </w:tc>
+        <w:tc>
+          <w:tcPr>
+            <w:tcW w:type="dxa" w:w="1020"/>
+            <w:tcMar>
+              <w:top w:w="70" w:type="dxa"/>
+              <w:start w:w="100" w:type="dxa"/>
+              <w:bottom w:w="70" w:type="dxa"/>
+              <w:end w:w="100" w:type="dxa"/>
+            </w:tcMar>
+          </w:tcPr>
+          <w:p>
+            <w:r>
+              <w:t>5</w:t>
             </w:r>
           </w:p>
         </w:tc>
       </w:tr>
       <w:tr>
+        <w:trPr>
+          <w:cantSplit/>
+        </w:trPr>
         <w:tc>
           <w:tcPr>
-            <w:tcW w:type="dxa" w:w="2154"/>
-            <w:shd w:fill="F4F7FA"/>
+            <w:tcW w:type="dxa" w:w="1247"/>
+            <w:shd w:fill="E9F6F2"/>
             <w:tcMar>
-              <w:top w:w="80" w:type="dxa"/>
-              <w:start w:w="90" w:type="dxa"/>
-              <w:bottom w:w="80" w:type="dxa"/>
-              <w:end w:w="90" w:type="dxa"/>
+              <w:top w:w="70" w:type="dxa"/>
+              <w:start w:w="100" w:type="dxa"/>
+              <w:bottom w:w="70" w:type="dxa"/>
+              <w:end w:w="100" w:type="dxa"/>
+            </w:tcMar>
+          </w:tcPr>
+          <w:p>
+            <w:r>
+              <w:t>대메뉴</w:t>
+            </w:r>
+          </w:p>
+        </w:tc>
+        <w:tc>
+          <w:tcPr>
+            <w:tcW w:type="dxa" w:w="12190"/>
+            <w:tcMar>
+              <w:top w:w="70" w:type="dxa"/>
+              <w:start w:w="100" w:type="dxa"/>
+              <w:bottom w:w="70" w:type="dxa"/>
+              <w:end w:w="100" w:type="dxa"/>
             </w:tcMar>
           </w:tcPr>
           <w:p>
             <w:r>
               <w:rPr>
-                <w:rFonts w:ascii="Noto Sans CJK KR" w:hAnsi="Noto Sans CJK KR"/>
                 <w:b/>
-                <w:sz w:val="18"/>
               </w:rPr>
-              <w:t>기준일</w:t>
+              <w:t>5 Batch DB3 확인</w:t>
             </w:r>
           </w:p>
         </w:tc>
         <w:tc>
           <w:tcPr>
-            <w:tcW w:type="dxa" w:w="7370"/>
+            <w:tcW w:type="dxa" w:w="1020"/>
             <w:tcMar>
-              <w:top w:w="80" w:type="dxa"/>
-              <w:start w:w="90" w:type="dxa"/>
-              <w:bottom w:w="80" w:type="dxa"/>
-              <w:end w:w="90" w:type="dxa"/>
+              <w:top w:w="70" w:type="dxa"/>
+              <w:start w:w="100" w:type="dxa"/>
+              <w:bottom w:w="70" w:type="dxa"/>
+              <w:end w:w="100" w:type="dxa"/>
             </w:tcMar>
           </w:tcPr>
           <w:p>
             <w:r>
-              <w:rPr>
-                <w:rFonts w:ascii="Noto Sans CJK KR" w:hAnsi="Noto Sans CJK KR"/>
-                <w:sz w:val="18"/>
-              </w:rPr>
-              <w:t>2026-08-26</w:t>
+              <w:t>6</w:t>
             </w:r>
           </w:p>
         </w:tc>
       </w:tr>
     </w:tbl>
-    <w:p>
-      <w:pPr>
-        <w:pStyle w:val="Subtitle"/>
-      </w:pPr>
-      <w:r>
-        <w:t>이 문서는 최신 Source의 공개 계약과 운영 경계를 기준으로 작성하며, 실행하지 않은 검증을 성공으로 기록하지 않습니다.</w:t>
-      </w:r>
-    </w:p>
     <w:p>
       <w:r>
         <w:br w:type="page"/>
@@ -233,18 +595,10 @@
     </w:p>
     <w:p>
       <w:pPr>
-        <w:pStyle w:val="Title"/>
+        <w:pStyle w:val="Heading1"/>
       </w:pPr>
       <w:r>
-        <w:t>목차</w:t>
-      </w:r>
-    </w:p>
-    <w:p>
-      <w:pPr>
-        <w:pStyle w:val="Subtitle"/>
-      </w:pPr>
-      <w:r>
-        <w:t>역할과 질문을 기준으로 필요한 절을 빠르게 찾습니다.</w:t>
+        <w:t>1 Batch 상태를 보고 다음 행동 선택</w:t>
       </w:r>
     </w:p>
     <w:tbl>
@@ -255,393 +609,795 @@
         <w:tblLook w:firstColumn="1" w:firstRow="1" w:lastColumn="0" w:lastRow="0" w:noHBand="0" w:noVBand="1" w:val="04A0"/>
       </w:tblPr>
       <w:tblGrid>
-        <w:gridCol w:w="5440"/>
-        <w:gridCol w:w="5440"/>
+        <w:gridCol w:w="7625"/>
+        <w:gridCol w:w="7625"/>
       </w:tblGrid>
       <w:tr>
+        <w:trPr>
+          <w:tblHeader w:val="true"/>
+        </w:trPr>
         <w:tc>
           <w:tcPr>
-            <w:tcW w:type="dxa" w:w="5440"/>
+            <w:tcW w:type="dxa" w:w="1927"/>
+            <w:shd w:fill="17324D"/>
             <w:tcMar>
-              <w:top w:w="0" w:type="dxa"/>
-              <w:start w:w="0" w:type="dxa"/>
-              <w:bottom w:w="0" w:type="dxa"/>
-              <w:end w:w="130" w:type="dxa"/>
+              <w:top w:w="110" w:type="dxa"/>
+              <w:start w:w="140" w:type="dxa"/>
+              <w:bottom w:w="110" w:type="dxa"/>
+              <w:end w:w="140" w:type="dxa"/>
             </w:tcMar>
-            <w:tcBorders>
-              <w:top w:val="nil"/>
-              <w:left w:val="nil"/>
-              <w:bottom w:val="nil"/>
-              <w:right w:val="nil"/>
-              <w:insideH w:val="nil"/>
-              <w:insideV w:val="nil"/>
-            </w:tcBorders>
           </w:tcPr>
           <w:p>
-            <w:pPr>
-              <w:pStyle w:val="TOC1"/>
-              <w:spacing w:after="28"/>
-            </w:pPr>
-            <w:r/>
             <w:r>
-              <w:t>1. Batch 운영 Topology와 상태</w:t>
-            </w:r>
-          </w:p>
-          <w:p>
-            <w:pPr>
-              <w:pStyle w:val="TOC2"/>
-              <w:spacing w:after="12"/>
-            </w:pPr>
-            <w:r>
-              <w:t>1.1 Control Plane·Scheduler·Worker·Center-Cut·Agent</w:t>
-            </w:r>
-          </w:p>
-          <w:p>
-            <w:pPr>
-              <w:pStyle w:val="TOC2"/>
-              <w:spacing w:after="12"/>
-            </w:pPr>
-            <w:r>
-              <w:t>1.2 Execution 상태</w:t>
-            </w:r>
-          </w:p>
-          <w:p>
-            <w:pPr>
-              <w:pStyle w:val="TOC2"/>
-              <w:spacing w:after="12"/>
-            </w:pPr>
-            <w:r>
-              <w:t>1.3 Lease·Fencing·Heartbeat</w:t>
-            </w:r>
-          </w:p>
-          <w:p>
-            <w:pPr>
-              <w:pStyle w:val="TOC1"/>
-              <w:spacing w:after="28"/>
-            </w:pPr>
-            <w:r>
-              <w:t>2. 복구 방법 선택</w:t>
-            </w:r>
-          </w:p>
-          <w:p>
-            <w:pPr>
-              <w:pStyle w:val="TOC2"/>
-              <w:spacing w:after="12"/>
-            </w:pPr>
-            <w:r>
-              <w:t>2.1 Restart·Rerun·Reprocess·Reconcile</w:t>
-            </w:r>
-          </w:p>
-          <w:p>
-            <w:pPr>
-              <w:pStyle w:val="TOC2"/>
-              <w:spacing w:after="12"/>
-            </w:pPr>
-            <w:r>
-              <w:t>2.2 언제 선택하면 안 되는가</w:t>
-            </w:r>
-          </w:p>
-          <w:p>
-            <w:pPr>
-              <w:pStyle w:val="TOC2"/>
-              <w:spacing w:after="12"/>
-            </w:pPr>
-            <w:r>
-              <w:t>2.3 Side Effect 확인</w:t>
-            </w:r>
-          </w:p>
-          <w:p>
-            <w:pPr>
-              <w:pStyle w:val="TOC1"/>
-              <w:spacing w:after="28"/>
-            </w:pPr>
-            <w:r>
-              <w:t>3. Worker·Scheduler 장애</w:t>
-            </w:r>
-          </w:p>
-          <w:p>
-            <w:pPr>
-              <w:pStyle w:val="TOC2"/>
-              <w:spacing w:after="12"/>
-            </w:pPr>
-            <w:r>
-              <w:t>3.1 Worker 장애</w:t>
-            </w:r>
-          </w:p>
-          <w:p>
-            <w:pPr>
-              <w:pStyle w:val="TOC2"/>
-              <w:spacing w:after="12"/>
-            </w:pPr>
-            <w:r>
-              <w:t>3.2 Scheduler 장애</w:t>
-            </w:r>
-          </w:p>
-          <w:p>
-            <w:pPr>
-              <w:pStyle w:val="TOC2"/>
-              <w:spacing w:after="12"/>
-            </w:pPr>
-            <w:r>
-              <w:t>3.3 Lease 소유권</w:t>
-            </w:r>
-          </w:p>
-          <w:p>
-            <w:pPr>
-              <w:pStyle w:val="TOC2"/>
-              <w:spacing w:after="12"/>
-            </w:pPr>
-            <w:r>
-              <w:t>3.4 Process Kill</w:t>
-            </w:r>
-          </w:p>
-          <w:p>
-            <w:pPr>
-              <w:pStyle w:val="TOC1"/>
-              <w:spacing w:after="28"/>
-            </w:pPr>
-            <w:r>
-              <w:t>4. 부분·대량 처리 장애</w:t>
-            </w:r>
-          </w:p>
-          <w:p>
-            <w:pPr>
-              <w:pStyle w:val="TOC2"/>
-              <w:spacing w:after="12"/>
-            </w:pPr>
-            <w:r>
-              <w:t>4.1 Center-Cut 일부 실패</w:t>
-            </w:r>
-          </w:p>
-          <w:p>
-            <w:pPr>
-              <w:pStyle w:val="TOC2"/>
-              <w:spacing w:after="12"/>
-            </w:pPr>
-            <w:r>
-              <w:t>4.2 Partition/Chunk 일부 실패</w:t>
-            </w:r>
-          </w:p>
-          <w:p>
-            <w:pPr>
-              <w:pStyle w:val="TOC2"/>
-              <w:spacing w:after="12"/>
-            </w:pPr>
-            <w:r>
-              <w:t>4.3 대량 대상 재처리</w:t>
+              <w:rPr>
+                <w:b/>
+                <w:color w:val="FFFFFF"/>
+              </w:rPr>
+              <w:t>이 장을 보는 이유</w:t>
             </w:r>
           </w:p>
         </w:tc>
         <w:tc>
           <w:tcPr>
-            <w:tcW w:type="dxa" w:w="5440"/>
+            <w:tcW w:type="dxa" w:w="11623"/>
             <w:tcMar>
-              <w:top w:w="0" w:type="dxa"/>
-              <w:start w:w="0" w:type="dxa"/>
-              <w:bottom w:w="0" w:type="dxa"/>
-              <w:end w:w="130" w:type="dxa"/>
+              <w:top w:w="110" w:type="dxa"/>
+              <w:start w:w="140" w:type="dxa"/>
+              <w:bottom w:w="110" w:type="dxa"/>
+              <w:end w:w="140" w:type="dxa"/>
             </w:tcMar>
-            <w:tcBorders>
-              <w:top w:val="nil"/>
-              <w:left w:val="nil"/>
-              <w:bottom w:val="nil"/>
-              <w:right w:val="nil"/>
-              <w:insideH w:val="nil"/>
-              <w:insideV w:val="nil"/>
-            </w:tcBorders>
+          </w:tcPr>
+          <w:p>
+            <w:r>
+              <w:t>실행 상태와 lease/checkpoint/ledger를 같이 보고 stop/restart/rerun/reconcile 중 하나를 고릅니다.</w:t>
+            </w:r>
+          </w:p>
+        </w:tc>
+      </w:tr>
+    </w:tbl>
+    <w:p>
+      <w:pPr>
+        <w:pStyle w:val="CPFLabel"/>
+      </w:pPr>
+      <w:r>
+        <w:t>상태별 조치</w:t>
+      </w:r>
+    </w:p>
+    <w:tbl>
+      <w:tblPr>
+        <w:tblW w:type="auto" w:w="0"/>
+        <w:jc w:val="left"/>
+        <w:tblLayout w:type="fixed"/>
+        <w:tblLook w:firstColumn="1" w:firstRow="1" w:lastColumn="0" w:lastRow="0" w:noHBand="0" w:noVBand="1" w:val="04A0"/>
+      </w:tblPr>
+      <w:tblGrid>
+        <w:gridCol w:w="3812"/>
+        <w:gridCol w:w="3812"/>
+        <w:gridCol w:w="3812"/>
+        <w:gridCol w:w="3812"/>
+      </w:tblGrid>
+      <w:tr>
+        <w:trPr>
+          <w:tblHeader w:val="true"/>
+        </w:trPr>
+        <w:tc>
+          <w:tcPr>
+            <w:tcW w:type="dxa" w:w="3251"/>
+            <w:shd w:fill="17324D"/>
+            <w:tcMar>
+              <w:top w:w="90" w:type="dxa"/>
+              <w:start w:w="110" w:type="dxa"/>
+              <w:bottom w:w="90" w:type="dxa"/>
+              <w:end w:w="110" w:type="dxa"/>
+            </w:tcMar>
+          </w:tcPr>
+          <w:p>
+            <w:r>
+              <w:rPr>
+                <w:b/>
+                <w:color w:val="FFFFFF"/>
+                <w:sz w:val="16"/>
+              </w:rPr>
+              <w:t>관찰</w:t>
+            </w:r>
+          </w:p>
+        </w:tc>
+        <w:tc>
+          <w:tcPr>
+            <w:tcW w:type="dxa" w:w="3476"/>
+            <w:shd w:fill="17324D"/>
+            <w:tcMar>
+              <w:top w:w="90" w:type="dxa"/>
+              <w:start w:w="110" w:type="dxa"/>
+              <w:bottom w:w="90" w:type="dxa"/>
+              <w:end w:w="110" w:type="dxa"/>
+            </w:tcMar>
+          </w:tcPr>
+          <w:p>
+            <w:r>
+              <w:rPr>
+                <w:b/>
+                <w:color w:val="FFFFFF"/>
+                <w:sz w:val="16"/>
+              </w:rPr>
+              <w:t>의미</w:t>
+            </w:r>
+          </w:p>
+        </w:tc>
+        <w:tc>
+          <w:tcPr>
+            <w:tcW w:type="dxa" w:w="4485"/>
+            <w:shd w:fill="17324D"/>
+            <w:tcMar>
+              <w:top w:w="90" w:type="dxa"/>
+              <w:start w:w="110" w:type="dxa"/>
+              <w:bottom w:w="90" w:type="dxa"/>
+              <w:end w:w="110" w:type="dxa"/>
+            </w:tcMar>
+          </w:tcPr>
+          <w:p>
+            <w:r>
+              <w:rPr>
+                <w:b/>
+                <w:color w:val="FFFFFF"/>
+                <w:sz w:val="16"/>
+              </w:rPr>
+              <w:t>허용 조치</w:t>
+            </w:r>
+          </w:p>
+        </w:tc>
+        <w:tc>
+          <w:tcPr>
+            <w:tcW w:type="dxa" w:w="3812"/>
+            <w:shd w:fill="17324D"/>
+            <w:tcMar>
+              <w:top w:w="90" w:type="dxa"/>
+              <w:start w:w="110" w:type="dxa"/>
+              <w:bottom w:w="90" w:type="dxa"/>
+              <w:end w:w="110" w:type="dxa"/>
+            </w:tcMar>
+          </w:tcPr>
+          <w:p>
+            <w:r>
+              <w:rPr>
+                <w:b/>
+                <w:color w:val="FFFFFF"/>
+                <w:sz w:val="16"/>
+              </w:rPr>
+              <w:t>금지</w:t>
+            </w:r>
+          </w:p>
+        </w:tc>
+      </w:tr>
+      <w:tr>
+        <w:trPr>
+          <w:cantSplit/>
+        </w:trPr>
+        <w:tc>
+          <w:tcPr>
+            <w:tcW w:type="dxa" w:w="3251"/>
+            <w:tcMar>
+              <w:top w:w="80" w:type="dxa"/>
+              <w:start w:w="100" w:type="dxa"/>
+              <w:bottom w:w="80" w:type="dxa"/>
+              <w:end w:w="100" w:type="dxa"/>
+            </w:tcMar>
+            <w:vAlign w:val="center"/>
           </w:tcPr>
           <w:p>
             <w:pPr>
-              <w:pStyle w:val="TOC2"/>
-              <w:spacing w:after="12"/>
-            </w:pPr>
-            <w:r/>
-            <w:r>
-              <w:t>4.4 성능/DB 영향</w:t>
-            </w:r>
-          </w:p>
-          <w:p>
-            <w:pPr>
-              <w:pStyle w:val="TOC1"/>
-              <w:spacing w:after="28"/>
+              <w:spacing w:after="0" w:line="252" w:lineRule="auto"/>
             </w:pPr>
             <w:r>
-              <w:t>5. 외부 Side Effect·UNKNOWN</w:t>
-            </w:r>
-          </w:p>
-          <w:p>
-            <w:pPr>
-              <w:pStyle w:val="TOC2"/>
-              <w:spacing w:after="12"/>
-            </w:pPr>
-            <w:r>
-              <w:t>5.1 UNKNOWN 판단</w:t>
-            </w:r>
-          </w:p>
-          <w:p>
-            <w:pPr>
-              <w:pStyle w:val="TOC2"/>
-              <w:spacing w:after="12"/>
-            </w:pPr>
-            <w:r>
-              <w:t>5.2 Reconcile</w:t>
-            </w:r>
-          </w:p>
-          <w:p>
-            <w:pPr>
-              <w:pStyle w:val="TOC2"/>
-              <w:spacing w:after="12"/>
-            </w:pPr>
-            <w:r>
-              <w:t>5.3 중복 Side Effect 방지</w:t>
-            </w:r>
-          </w:p>
-          <w:p>
-            <w:pPr>
-              <w:pStyle w:val="TOC2"/>
-              <w:spacing w:after="12"/>
-            </w:pPr>
-            <w:r>
-              <w:t>5.4 안전한 재처리</w:t>
-            </w:r>
-          </w:p>
-          <w:p>
-            <w:pPr>
-              <w:pStyle w:val="TOC1"/>
-              <w:spacing w:after="28"/>
-            </w:pPr>
-            <w:r>
-              <w:t>6. Drain·Resume·Rollback</w:t>
-            </w:r>
-          </w:p>
-          <w:p>
-            <w:pPr>
-              <w:pStyle w:val="TOC2"/>
-              <w:spacing w:after="12"/>
-            </w:pPr>
-            <w:r>
-              <w:t>6.1 Drain/Resume</w:t>
-            </w:r>
-          </w:p>
-          <w:p>
-            <w:pPr>
-              <w:pStyle w:val="TOC2"/>
-              <w:spacing w:after="12"/>
-            </w:pPr>
-            <w:r>
-              <w:t>6.2 Rollback</w:t>
-            </w:r>
-          </w:p>
-          <w:p>
-            <w:pPr>
-              <w:pStyle w:val="TOC2"/>
-              <w:spacing w:after="12"/>
-            </w:pPr>
-            <w:r>
-              <w:t>6.3 재기동</w:t>
-            </w:r>
-          </w:p>
-          <w:p>
-            <w:pPr>
-              <w:pStyle w:val="TOC2"/>
-              <w:spacing w:after="12"/>
-            </w:pPr>
-            <w:r>
-              <w:t>6.4 금지 조치</w:t>
-            </w:r>
-          </w:p>
-          <w:p>
-            <w:pPr>
-              <w:pStyle w:val="TOC1"/>
-              <w:spacing w:after="28"/>
-            </w:pPr>
-            <w:r>
-              <w:t>7. 정상화·Audit·Decision Matrix</w:t>
-            </w:r>
-          </w:p>
-          <w:p>
-            <w:pPr>
-              <w:pStyle w:val="TOC2"/>
-              <w:spacing w:after="12"/>
-            </w:pPr>
-            <w:r>
-              <w:t>7.1 정상화 기준</w:t>
-            </w:r>
-          </w:p>
-          <w:p>
-            <w:pPr>
-              <w:pStyle w:val="TOC2"/>
-              <w:spacing w:after="12"/>
-            </w:pPr>
-            <w:r>
-              <w:t>7.2 Approval/Audit</w:t>
-            </w:r>
-          </w:p>
-          <w:p>
-            <w:pPr>
-              <w:pStyle w:val="TOC2"/>
-              <w:spacing w:after="12"/>
-            </w:pPr>
-            <w:r>
-              <w:t>7.3 Escalation</w:t>
-            </w:r>
-          </w:p>
-          <w:p>
-            <w:pPr>
-              <w:pStyle w:val="TOC2"/>
-              <w:spacing w:after="12"/>
-            </w:pPr>
-            <w:r>
-              <w:t>7.4 장애 Decision Matrix</w:t>
+              <w:rPr>
+                <w:rFonts w:ascii="Noto Sans KR" w:hAnsi="Noto Sans KR" w:eastAsia="Noto Sans KR"/>
+                <w:sz w:val="16"/>
+              </w:rPr>
+              <w:t>RUNNING + lease current</w:t>
             </w:r>
           </w:p>
         </w:tc>
+        <w:tc>
+          <w:tcPr>
+            <w:tcW w:type="dxa" w:w="3476"/>
+            <w:tcMar>
+              <w:top w:w="80" w:type="dxa"/>
+              <w:start w:w="100" w:type="dxa"/>
+              <w:bottom w:w="80" w:type="dxa"/>
+              <w:end w:w="100" w:type="dxa"/>
+            </w:tcMar>
+            <w:vAlign w:val="center"/>
+          </w:tcPr>
+          <w:p>
+            <w:pPr>
+              <w:spacing w:after="0" w:line="252" w:lineRule="auto"/>
+            </w:pPr>
+            <w:r>
+              <w:rPr>
+                <w:rFonts w:ascii="Noto Sans KR" w:hAnsi="Noto Sans KR" w:eastAsia="Noto Sans KR"/>
+                <w:sz w:val="16"/>
+              </w:rPr>
+              <w:t>정상 실행</w:t>
+            </w:r>
+          </w:p>
+        </w:tc>
+        <w:tc>
+          <w:tcPr>
+            <w:tcW w:type="dxa" w:w="4485"/>
+            <w:tcMar>
+              <w:top w:w="80" w:type="dxa"/>
+              <w:start w:w="100" w:type="dxa"/>
+              <w:bottom w:w="80" w:type="dxa"/>
+              <w:end w:w="100" w:type="dxa"/>
+            </w:tcMar>
+            <w:vAlign w:val="center"/>
+          </w:tcPr>
+          <w:p>
+            <w:pPr>
+              <w:spacing w:after="0" w:line="252" w:lineRule="auto"/>
+            </w:pPr>
+            <w:r>
+              <w:rPr>
+                <w:rFonts w:ascii="Noto Sans KR" w:hAnsi="Noto Sans KR" w:eastAsia="Noto Sans KR"/>
+                <w:sz w:val="16"/>
+              </w:rPr>
+              <w:t>관찰/stop 요청</w:t>
+            </w:r>
+          </w:p>
+        </w:tc>
+        <w:tc>
+          <w:tcPr>
+            <w:tcW w:type="dxa" w:w="3812"/>
+            <w:tcMar>
+              <w:top w:w="80" w:type="dxa"/>
+              <w:start w:w="100" w:type="dxa"/>
+              <w:bottom w:w="80" w:type="dxa"/>
+              <w:end w:w="100" w:type="dxa"/>
+            </w:tcMar>
+            <w:vAlign w:val="center"/>
+          </w:tcPr>
+          <w:p>
+            <w:pPr>
+              <w:spacing w:after="0" w:line="252" w:lineRule="auto"/>
+            </w:pPr>
+            <w:r>
+              <w:rPr>
+                <w:rFonts w:ascii="Noto Sans KR" w:hAnsi="Noto Sans KR" w:eastAsia="Noto Sans KR"/>
+                <w:sz w:val="16"/>
+              </w:rPr>
+              <w:t>중복 start</w:t>
+            </w:r>
+          </w:p>
+        </w:tc>
+      </w:tr>
+      <w:tr>
         <w:trPr>
-          <w:tblHeader/>
+          <w:cantSplit/>
         </w:trPr>
+        <w:tc>
+          <w:tcPr>
+            <w:tcW w:type="dxa" w:w="3251"/>
+            <w:tcMar>
+              <w:top w:w="80" w:type="dxa"/>
+              <w:start w:w="100" w:type="dxa"/>
+              <w:bottom w:w="80" w:type="dxa"/>
+              <w:end w:w="100" w:type="dxa"/>
+            </w:tcMar>
+            <w:vAlign w:val="center"/>
+            <w:shd w:fill="F7FAFC"/>
+          </w:tcPr>
+          <w:p>
+            <w:pPr>
+              <w:spacing w:after="0" w:line="252" w:lineRule="auto"/>
+            </w:pPr>
+            <w:r>
+              <w:rPr>
+                <w:rFonts w:ascii="Noto Sans KR" w:hAnsi="Noto Sans KR" w:eastAsia="Noto Sans KR"/>
+                <w:sz w:val="16"/>
+              </w:rPr>
+              <w:t>RUNNING + lease stale</w:t>
+            </w:r>
+          </w:p>
+        </w:tc>
+        <w:tc>
+          <w:tcPr>
+            <w:tcW w:type="dxa" w:w="3476"/>
+            <w:tcMar>
+              <w:top w:w="80" w:type="dxa"/>
+              <w:start w:w="100" w:type="dxa"/>
+              <w:bottom w:w="80" w:type="dxa"/>
+              <w:end w:w="100" w:type="dxa"/>
+            </w:tcMar>
+            <w:vAlign w:val="center"/>
+            <w:shd w:fill="F7FAFC"/>
+          </w:tcPr>
+          <w:p>
+            <w:pPr>
+              <w:spacing w:after="0" w:line="252" w:lineRule="auto"/>
+            </w:pPr>
+            <w:r>
+              <w:rPr>
+                <w:rFonts w:ascii="Noto Sans KR" w:hAnsi="Noto Sans KR" w:eastAsia="Noto Sans KR"/>
+                <w:sz w:val="16"/>
+              </w:rPr>
+              <w:t>Worker 불확정</w:t>
+            </w:r>
+          </w:p>
+        </w:tc>
+        <w:tc>
+          <w:tcPr>
+            <w:tcW w:type="dxa" w:w="4485"/>
+            <w:tcMar>
+              <w:top w:w="80" w:type="dxa"/>
+              <w:start w:w="100" w:type="dxa"/>
+              <w:bottom w:w="80" w:type="dxa"/>
+              <w:end w:w="100" w:type="dxa"/>
+            </w:tcMar>
+            <w:vAlign w:val="center"/>
+            <w:shd w:fill="F7FAFC"/>
+          </w:tcPr>
+          <w:p>
+            <w:pPr>
+              <w:spacing w:after="0" w:line="252" w:lineRule="auto"/>
+            </w:pPr>
+            <w:r>
+              <w:rPr>
+                <w:rFonts w:ascii="Noto Sans KR" w:hAnsi="Noto Sans KR" w:eastAsia="Noto Sans KR"/>
+                <w:sz w:val="16"/>
+              </w:rPr>
+              <w:t>fence 확인/reconcile</w:t>
+            </w:r>
+          </w:p>
+        </w:tc>
+        <w:tc>
+          <w:tcPr>
+            <w:tcW w:type="dxa" w:w="3812"/>
+            <w:tcMar>
+              <w:top w:w="80" w:type="dxa"/>
+              <w:start w:w="100" w:type="dxa"/>
+              <w:bottom w:w="80" w:type="dxa"/>
+              <w:end w:w="100" w:type="dxa"/>
+            </w:tcMar>
+            <w:vAlign w:val="center"/>
+            <w:shd w:fill="F7FAFC"/>
+          </w:tcPr>
+          <w:p>
+            <w:pPr>
+              <w:spacing w:after="0" w:line="252" w:lineRule="auto"/>
+            </w:pPr>
+            <w:r>
+              <w:rPr>
+                <w:rFonts w:ascii="Noto Sans KR" w:hAnsi="Noto Sans KR" w:eastAsia="Noto Sans KR"/>
+                <w:sz w:val="16"/>
+              </w:rPr>
+              <w:t>stale worker 신뢰</w:t>
+            </w:r>
+          </w:p>
+        </w:tc>
+      </w:tr>
+      <w:tr>
+        <w:trPr>
+          <w:cantSplit/>
+        </w:trPr>
+        <w:tc>
+          <w:tcPr>
+            <w:tcW w:type="dxa" w:w="3251"/>
+            <w:tcMar>
+              <w:top w:w="80" w:type="dxa"/>
+              <w:start w:w="100" w:type="dxa"/>
+              <w:bottom w:w="80" w:type="dxa"/>
+              <w:end w:w="100" w:type="dxa"/>
+            </w:tcMar>
+            <w:vAlign w:val="center"/>
+          </w:tcPr>
+          <w:p>
+            <w:pPr>
+              <w:spacing w:after="0" w:line="252" w:lineRule="auto"/>
+            </w:pPr>
+            <w:r>
+              <w:rPr>
+                <w:rFonts w:ascii="Noto Sans KR" w:hAnsi="Noto Sans KR" w:eastAsia="Noto Sans KR"/>
+                <w:sz w:val="16"/>
+              </w:rPr>
+              <w:t>FAILED</w:t>
+            </w:r>
+          </w:p>
+        </w:tc>
+        <w:tc>
+          <w:tcPr>
+            <w:tcW w:type="dxa" w:w="3476"/>
+            <w:tcMar>
+              <w:top w:w="80" w:type="dxa"/>
+              <w:start w:w="100" w:type="dxa"/>
+              <w:bottom w:w="80" w:type="dxa"/>
+              <w:end w:w="100" w:type="dxa"/>
+            </w:tcMar>
+            <w:vAlign w:val="center"/>
+          </w:tcPr>
+          <w:p>
+            <w:pPr>
+              <w:spacing w:after="0" w:line="252" w:lineRule="auto"/>
+            </w:pPr>
+            <w:r>
+              <w:rPr>
+                <w:rFonts w:ascii="Noto Sans KR" w:hAnsi="Noto Sans KR" w:eastAsia="Noto Sans KR"/>
+                <w:sz w:val="16"/>
+              </w:rPr>
+              <w:t>확정 실패</w:t>
+            </w:r>
+          </w:p>
+        </w:tc>
+        <w:tc>
+          <w:tcPr>
+            <w:tcW w:type="dxa" w:w="4485"/>
+            <w:tcMar>
+              <w:top w:w="80" w:type="dxa"/>
+              <w:start w:w="100" w:type="dxa"/>
+              <w:bottom w:w="80" w:type="dxa"/>
+              <w:end w:w="100" w:type="dxa"/>
+            </w:tcMar>
+            <w:vAlign w:val="center"/>
+          </w:tcPr>
+          <w:p>
+            <w:pPr>
+              <w:spacing w:after="0" w:line="252" w:lineRule="auto"/>
+            </w:pPr>
+            <w:r>
+              <w:rPr>
+                <w:rFonts w:ascii="Noto Sans KR" w:hAnsi="Noto Sans KR" w:eastAsia="Noto Sans KR"/>
+                <w:sz w:val="16"/>
+              </w:rPr>
+              <w:t>retry/restart 조건 검토</w:t>
+            </w:r>
+          </w:p>
+        </w:tc>
+        <w:tc>
+          <w:tcPr>
+            <w:tcW w:type="dxa" w:w="3812"/>
+            <w:tcMar>
+              <w:top w:w="80" w:type="dxa"/>
+              <w:start w:w="100" w:type="dxa"/>
+              <w:bottom w:w="80" w:type="dxa"/>
+              <w:end w:w="100" w:type="dxa"/>
+            </w:tcMar>
+            <w:vAlign w:val="center"/>
+          </w:tcPr>
+          <w:p>
+            <w:pPr>
+              <w:spacing w:after="0" w:line="252" w:lineRule="auto"/>
+            </w:pPr>
+            <w:r>
+              <w:rPr>
+                <w:rFonts w:ascii="Noto Sans KR" w:hAnsi="Noto Sans KR" w:eastAsia="Noto Sans KR"/>
+                <w:sz w:val="16"/>
+              </w:rPr>
+              <w:t>원인 미확인 rerun</w:t>
+            </w:r>
+          </w:p>
+        </w:tc>
+      </w:tr>
+      <w:tr>
+        <w:trPr>
+          <w:cantSplit/>
+        </w:trPr>
+        <w:tc>
+          <w:tcPr>
+            <w:tcW w:type="dxa" w:w="3251"/>
+            <w:tcMar>
+              <w:top w:w="80" w:type="dxa"/>
+              <w:start w:w="100" w:type="dxa"/>
+              <w:bottom w:w="80" w:type="dxa"/>
+              <w:end w:w="100" w:type="dxa"/>
+            </w:tcMar>
+            <w:vAlign w:val="center"/>
+            <w:shd w:fill="F7FAFC"/>
+          </w:tcPr>
+          <w:p>
+            <w:pPr>
+              <w:spacing w:after="0" w:line="252" w:lineRule="auto"/>
+            </w:pPr>
+            <w:r>
+              <w:rPr>
+                <w:rFonts w:ascii="Noto Sans KR" w:hAnsi="Noto Sans KR" w:eastAsia="Noto Sans KR"/>
+                <w:sz w:val="16"/>
+              </w:rPr>
+              <w:t>UNKNOWN</w:t>
+            </w:r>
+          </w:p>
+        </w:tc>
+        <w:tc>
+          <w:tcPr>
+            <w:tcW w:type="dxa" w:w="3476"/>
+            <w:tcMar>
+              <w:top w:w="80" w:type="dxa"/>
+              <w:start w:w="100" w:type="dxa"/>
+              <w:bottom w:w="80" w:type="dxa"/>
+              <w:end w:w="100" w:type="dxa"/>
+            </w:tcMar>
+            <w:vAlign w:val="center"/>
+            <w:shd w:fill="F7FAFC"/>
+          </w:tcPr>
+          <w:p>
+            <w:pPr>
+              <w:spacing w:after="0" w:line="252" w:lineRule="auto"/>
+            </w:pPr>
+            <w:r>
+              <w:rPr>
+                <w:rFonts w:ascii="Noto Sans KR" w:hAnsi="Noto Sans KR" w:eastAsia="Noto Sans KR"/>
+                <w:sz w:val="16"/>
+              </w:rPr>
+              <w:t>결과 미확정</w:t>
+            </w:r>
+          </w:p>
+        </w:tc>
+        <w:tc>
+          <w:tcPr>
+            <w:tcW w:type="dxa" w:w="4485"/>
+            <w:tcMar>
+              <w:top w:w="80" w:type="dxa"/>
+              <w:start w:w="100" w:type="dxa"/>
+              <w:bottom w:w="80" w:type="dxa"/>
+              <w:end w:w="100" w:type="dxa"/>
+            </w:tcMar>
+            <w:vAlign w:val="center"/>
+            <w:shd w:fill="F7FAFC"/>
+          </w:tcPr>
+          <w:p>
+            <w:pPr>
+              <w:spacing w:after="0" w:line="252" w:lineRule="auto"/>
+            </w:pPr>
+            <w:r>
+              <w:rPr>
+                <w:rFonts w:ascii="Noto Sans KR" w:hAnsi="Noto Sans KR" w:eastAsia="Noto Sans KR"/>
+                <w:sz w:val="16"/>
+              </w:rPr>
+              <w:t>ledger/probe/reconcile</w:t>
+            </w:r>
+          </w:p>
+        </w:tc>
+        <w:tc>
+          <w:tcPr>
+            <w:tcW w:type="dxa" w:w="3812"/>
+            <w:tcMar>
+              <w:top w:w="80" w:type="dxa"/>
+              <w:start w:w="100" w:type="dxa"/>
+              <w:bottom w:w="80" w:type="dxa"/>
+              <w:end w:w="100" w:type="dxa"/>
+            </w:tcMar>
+            <w:vAlign w:val="center"/>
+            <w:shd w:fill="F7FAFC"/>
+          </w:tcPr>
+          <w:p>
+            <w:pPr>
+              <w:spacing w:after="0" w:line="252" w:lineRule="auto"/>
+            </w:pPr>
+            <w:r>
+              <w:rPr>
+                <w:rFonts w:ascii="Noto Sans KR" w:hAnsi="Noto Sans KR" w:eastAsia="Noto Sans KR"/>
+                <w:sz w:val="16"/>
+              </w:rPr>
+              <w:t>blind retry</w:t>
+            </w:r>
+          </w:p>
+        </w:tc>
+      </w:tr>
+      <w:tr>
+        <w:trPr>
+          <w:cantSplit/>
+        </w:trPr>
+        <w:tc>
+          <w:tcPr>
+            <w:tcW w:type="dxa" w:w="3251"/>
+            <w:tcMar>
+              <w:top w:w="80" w:type="dxa"/>
+              <w:start w:w="100" w:type="dxa"/>
+              <w:bottom w:w="80" w:type="dxa"/>
+              <w:end w:w="100" w:type="dxa"/>
+            </w:tcMar>
+            <w:vAlign w:val="center"/>
+          </w:tcPr>
+          <w:p>
+            <w:pPr>
+              <w:spacing w:after="0" w:line="252" w:lineRule="auto"/>
+            </w:pPr>
+            <w:r>
+              <w:rPr>
+                <w:rFonts w:ascii="Noto Sans KR" w:hAnsi="Noto Sans KR" w:eastAsia="Noto Sans KR"/>
+                <w:sz w:val="16"/>
+              </w:rPr>
+              <w:t>COMPLETED</w:t>
+            </w:r>
+          </w:p>
+        </w:tc>
+        <w:tc>
+          <w:tcPr>
+            <w:tcW w:type="dxa" w:w="3476"/>
+            <w:tcMar>
+              <w:top w:w="80" w:type="dxa"/>
+              <w:start w:w="100" w:type="dxa"/>
+              <w:bottom w:w="80" w:type="dxa"/>
+              <w:end w:w="100" w:type="dxa"/>
+            </w:tcMar>
+            <w:vAlign w:val="center"/>
+          </w:tcPr>
+          <w:p>
+            <w:pPr>
+              <w:spacing w:after="0" w:line="252" w:lineRule="auto"/>
+            </w:pPr>
+            <w:r>
+              <w:rPr>
+                <w:rFonts w:ascii="Noto Sans KR" w:hAnsi="Noto Sans KR" w:eastAsia="Noto Sans KR"/>
+                <w:sz w:val="16"/>
+              </w:rPr>
+              <w:t>완료</w:t>
+            </w:r>
+          </w:p>
+        </w:tc>
+        <w:tc>
+          <w:tcPr>
+            <w:tcW w:type="dxa" w:w="4485"/>
+            <w:tcMar>
+              <w:top w:w="80" w:type="dxa"/>
+              <w:start w:w="100" w:type="dxa"/>
+              <w:bottom w:w="80" w:type="dxa"/>
+              <w:end w:w="100" w:type="dxa"/>
+            </w:tcMar>
+            <w:vAlign w:val="center"/>
+          </w:tcPr>
+          <w:p>
+            <w:pPr>
+              <w:spacing w:after="0" w:line="252" w:lineRule="auto"/>
+            </w:pPr>
+            <w:r>
+              <w:rPr>
+                <w:rFonts w:ascii="Noto Sans KR" w:hAnsi="Noto Sans KR" w:eastAsia="Noto Sans KR"/>
+                <w:sz w:val="16"/>
+              </w:rPr>
+              <w:t>결과 검증/필요시 새 rerun</w:t>
+            </w:r>
+          </w:p>
+        </w:tc>
+        <w:tc>
+          <w:tcPr>
+            <w:tcW w:type="dxa" w:w="3812"/>
+            <w:tcMar>
+              <w:top w:w="80" w:type="dxa"/>
+              <w:start w:w="100" w:type="dxa"/>
+              <w:bottom w:w="80" w:type="dxa"/>
+              <w:end w:w="100" w:type="dxa"/>
+            </w:tcMar>
+            <w:vAlign w:val="center"/>
+          </w:tcPr>
+          <w:p>
+            <w:pPr>
+              <w:spacing w:after="0" w:line="252" w:lineRule="auto"/>
+            </w:pPr>
+            <w:r>
+              <w:rPr>
+                <w:rFonts w:ascii="Noto Sans KR" w:hAnsi="Noto Sans KR" w:eastAsia="Noto Sans KR"/>
+                <w:sz w:val="16"/>
+              </w:rPr>
+              <w:t>동일 execution restart</w:t>
+            </w:r>
+          </w:p>
+        </w:tc>
+      </w:tr>
+      <w:tr>
+        <w:trPr>
+          <w:cantSplit/>
+        </w:trPr>
+        <w:tc>
+          <w:tcPr>
+            <w:tcW w:type="dxa" w:w="3251"/>
+            <w:tcMar>
+              <w:top w:w="80" w:type="dxa"/>
+              <w:start w:w="100" w:type="dxa"/>
+              <w:bottom w:w="80" w:type="dxa"/>
+              <w:end w:w="100" w:type="dxa"/>
+            </w:tcMar>
+            <w:vAlign w:val="center"/>
+            <w:shd w:fill="F7FAFC"/>
+          </w:tcPr>
+          <w:p>
+            <w:pPr>
+              <w:spacing w:after="0" w:line="252" w:lineRule="auto"/>
+            </w:pPr>
+            <w:r>
+              <w:rPr>
+                <w:rFonts w:ascii="Noto Sans KR" w:hAnsi="Noto Sans KR" w:eastAsia="Noto Sans KR"/>
+                <w:sz w:val="16"/>
+              </w:rPr>
+              <w:t>ABANDONED</w:t>
+            </w:r>
+          </w:p>
+        </w:tc>
+        <w:tc>
+          <w:tcPr>
+            <w:tcW w:type="dxa" w:w="3476"/>
+            <w:tcMar>
+              <w:top w:w="80" w:type="dxa"/>
+              <w:start w:w="100" w:type="dxa"/>
+              <w:bottom w:w="80" w:type="dxa"/>
+              <w:end w:w="100" w:type="dxa"/>
+            </w:tcMar>
+            <w:vAlign w:val="center"/>
+            <w:shd w:fill="F7FAFC"/>
+          </w:tcPr>
+          <w:p>
+            <w:pPr>
+              <w:spacing w:after="0" w:line="252" w:lineRule="auto"/>
+            </w:pPr>
+            <w:r>
+              <w:rPr>
+                <w:rFonts w:ascii="Noto Sans KR" w:hAnsi="Noto Sans KR" w:eastAsia="Noto Sans KR"/>
+                <w:sz w:val="16"/>
+              </w:rPr>
+              <w:t>운영 종료</w:t>
+            </w:r>
+          </w:p>
+        </w:tc>
+        <w:tc>
+          <w:tcPr>
+            <w:tcW w:type="dxa" w:w="4485"/>
+            <w:tcMar>
+              <w:top w:w="80" w:type="dxa"/>
+              <w:start w:w="100" w:type="dxa"/>
+              <w:bottom w:w="80" w:type="dxa"/>
+              <w:end w:w="100" w:type="dxa"/>
+            </w:tcMar>
+            <w:vAlign w:val="center"/>
+            <w:shd w:fill="F7FAFC"/>
+          </w:tcPr>
+          <w:p>
+            <w:pPr>
+              <w:spacing w:after="0" w:line="252" w:lineRule="auto"/>
+            </w:pPr>
+            <w:r>
+              <w:rPr>
+                <w:rFonts w:ascii="Noto Sans KR" w:hAnsi="Noto Sans KR" w:eastAsia="Noto Sans KR"/>
+                <w:sz w:val="16"/>
+              </w:rPr>
+              <w:t>새 실행 정책</w:t>
+            </w:r>
+          </w:p>
+        </w:tc>
+        <w:tc>
+          <w:tcPr>
+            <w:tcW w:type="dxa" w:w="3812"/>
+            <w:tcMar>
+              <w:top w:w="80" w:type="dxa"/>
+              <w:start w:w="100" w:type="dxa"/>
+              <w:bottom w:w="80" w:type="dxa"/>
+              <w:end w:w="100" w:type="dxa"/>
+            </w:tcMar>
+            <w:vAlign w:val="center"/>
+            <w:shd w:fill="F7FAFC"/>
+          </w:tcPr>
+          <w:p>
+            <w:pPr>
+              <w:spacing w:after="0" w:line="252" w:lineRule="auto"/>
+            </w:pPr>
+            <w:r>
+              <w:rPr>
+                <w:rFonts w:ascii="Noto Sans KR" w:hAnsi="Noto Sans KR" w:eastAsia="Noto Sans KR"/>
+                <w:sz w:val="16"/>
+              </w:rPr>
+              <w:t>기존 실행 재개</w:t>
+            </w:r>
+          </w:p>
+        </w:tc>
       </w:tr>
     </w:tbl>
     <w:p>
-      <w:r>
-        <w:br w:type="page"/>
-      </w:r>
-    </w:p>
-    <w:p>
       <w:pPr>
-        <w:pStyle w:val="Heading1"/>
-        <w:keepNext/>
-        <w:keepLines/>
-        <w:widowControl/>
-      </w:pPr>
-      <w:r>
-        <w:t>1. Batch 운영 Topology와 상태</w:t>
-      </w:r>
-    </w:p>
-    <w:p>
-      <w:pPr>
-        <w:pStyle w:val="FigureCaption"/>
-        <w:jc w:val="left"/>
-        <w:keepNext/>
-        <w:keepLines/>
-        <w:widowControl/>
-      </w:pPr>
-      <w:r>
-        <w:t>그림 1-1. Batch 운영 Topology</w:t>
-      </w:r>
-    </w:p>
-    <w:p>
-      <w:pPr>
-        <w:spacing w:after="40"/>
+        <w:spacing w:before="60" w:after="40"/>
         <w:jc w:val="center"/>
-        <w:keepNext/>
-        <w:keepLines/>
-        <w:widowControl/>
       </w:pPr>
       <w:r>
         <w:drawing>
           <wp:inline xmlns:a="http://schemas.openxmlformats.org/drawingml/2006/main" xmlns:pic="http://schemas.openxmlformats.org/drawingml/2006/picture">
-            <wp:extent cx="6408000" cy="3204000"/>
-            <wp:docPr id="1" name="Picture 1" descr="그림 1-1. Batch 운영 Topology - Scheduler·Worker·Center-Cut의 실행 책임과 제어 책임을 분리해 장애 범위를 판단합니다." title="그림 1-1. Batch 운영 Topology"/>
+            <wp:extent cx="8251545" cy="4584192"/>
+            <wp:docPr id="1" name="Picture 1" descr="Batch 운영 상태와 Control Plane 시각화" title="Batch 운영 상태와 Control Plane 시각화"/>
             <wp:cNvGraphicFramePr>
               <a:graphicFrameLocks noChangeAspect="1"/>
             </wp:cNvGraphicFramePr>
@@ -661,7 +1417,7 @@
                   <pic:spPr>
                     <a:xfrm>
                       <a:off x="0" y="0"/>
-                      <a:ext cx="6408000" cy="3204000"/>
+                      <a:ext cx="8251545" cy="4584192"/>
                     </a:xfrm>
                     <a:prstGeom prst="rect"/>
                   </pic:spPr>
@@ -674,244 +1430,287 @@
     </w:p>
     <w:p>
       <w:pPr>
-        <w:pStyle w:val="FigureExplain"/>
-        <w:keepLines/>
-        <w:widowControl/>
+        <w:pStyle w:val="CPFCaption"/>
+        <w:jc w:val="left"/>
       </w:pPr>
       <w:r>
-        <w:t>Scheduler·Worker·Center-Cut의 실행 책임과 제어 책임을 분리해 장애 범위를 판단합니다.</w:t>
+        <w:t>운영자는 Control Plane의 상태만 보지 않고 Lease/Fencing/Checkpoint와 실제 Execution 결과를 함께 확인해 다음 조치를 결정합니다.</w:t>
       </w:r>
     </w:p>
     <w:p>
       <w:pPr>
-        <w:pStyle w:val="Heading2"/>
-        <w:keepNext/>
-        <w:keepLines/>
-        <w:widowControl/>
+        <w:pStyle w:val="Heading1"/>
       </w:pPr>
       <w:r>
-        <w:t>1.1 Control Plane·Scheduler·Worker·Center-Cut·Agent</w:t>
-      </w:r>
-    </w:p>
-    <w:p>
-      <w:pPr>
-        <w:pStyle w:val="BodyRail"/>
-      </w:pPr>
-      <w:r>
-        <w:t>운영자는 제어 계층과 실행 계층을 분리해 봅니다. Scheduler 계획, Worker 실행, Center-Cut 분할, Agent Process 상태와 lease/fencing/heartbeat를 같은 화면의 한 상태로 뭉개지 않습니다.</w:t>
-      </w:r>
-    </w:p>
-    <w:p>
-      <w:pPr>
-        <w:pStyle w:val="BulletRail"/>
-      </w:pPr>
-      <w:r>
-        <w:t>•  Scheduler는 실행 계획/trigger를, Worker는 실제 Job 실행을 소유합니다.</w:t>
-      </w:r>
-    </w:p>
-    <w:p>
-      <w:pPr>
-        <w:pStyle w:val="BulletRail"/>
-      </w:pPr>
-      <w:r>
-        <w:t>•  Center-Cut/Agent는 대상 분할·Process 실행과 lease/fencing 상태를 추적합니다.</w:t>
-      </w:r>
-    </w:p>
-    <w:p>
-      <w:pPr>
-        <w:pStyle w:val="Heading2"/>
-        <w:keepNext/>
-        <w:keepLines/>
-        <w:widowControl/>
-      </w:pPr>
-      <w:r>
-        <w:t>1.2 Execution 상태</w:t>
-      </w:r>
-    </w:p>
-    <w:p>
-      <w:pPr>
-        <w:pStyle w:val="BodyRail"/>
-      </w:pPr>
-      <w:r>
-        <w:t>Execution ID를 기준으로 Job/Step 상태, 마지막 checkpoint, 담당 Worker와 lease를 확인합니다. 화면의 단일 상태 문자열보다 상태 전이와 실제 Side Effect를 함께 봅니다.</w:t>
-      </w:r>
-    </w:p>
-    <w:p>
-      <w:pPr>
-        <w:pStyle w:val="Heading2"/>
-        <w:keepNext/>
-        <w:keepLines/>
-        <w:widowControl/>
-      </w:pPr>
-      <w:r>
-        <w:t>1.3 Lease·Fencing·Heartbeat</w:t>
-      </w:r>
-    </w:p>
-    <w:p>
-      <w:pPr>
-        <w:pStyle w:val="BodyRail"/>
-      </w:pPr>
-      <w:r>
-        <w:t>Lease는 작업 소유권의 유효기간이고 Fencing은 stale Worker의 늦은 쓰기를 차단하는 토큰입니다. Heartbeat만 살아 있다고 소유권을 무기한 인정하지 않습니다.</w:t>
-      </w:r>
-    </w:p>
-    <w:p>
-      <w:pPr>
-        <w:pStyle w:val="BulletRail"/>
-      </w:pPr>
-      <w:r>
-        <w:t>•  lease 만료 후 재할당 시 fencing token이 증가해야 합니다.</w:t>
-      </w:r>
-    </w:p>
-    <w:p>
-      <w:pPr>
-        <w:pStyle w:val="BulletRail"/>
-      </w:pPr>
-      <w:r>
-        <w:t>•  clock/timeout 경계와 DB update 조건을 동시성 Test로 검증합니다.</w:t>
-      </w:r>
-    </w:p>
-    <w:p>
-      <w:pPr>
-        <w:pStyle w:val="BodyRail"/>
-      </w:pPr>
-      <w:r>
-        <w:t>각 역할의 책임과 장애 시 영향을 구분합니다.</w:t>
-      </w:r>
-    </w:p>
-    <w:p>
-      <w:pPr>
-        <w:pStyle w:val="TableTitle"/>
-        <w:keepNext/>
-        <w:keepLines/>
-        <w:widowControl/>
-      </w:pPr>
-      <w:r>
-        <w:t>표 1-1. 역할 / 책임 / 소유/경계 / 장애 영향</w:t>
-      </w:r>
-    </w:p>
-    <w:p>
-      <w:pPr>
-        <w:pStyle w:val="TablePurpose"/>
-        <w:keepNext/>
-        <w:keepLines/>
-        <w:widowControl/>
-      </w:pPr>
-      <w:r>
-        <w:t>비교·선택·확인에 필요한 항목만 압축해 정리합니다.</w:t>
+        <w:t>2 Process Kill과 다중 Worker 복구</w:t>
       </w:r>
     </w:p>
     <w:tbl>
       <w:tblPr>
         <w:tblW w:type="auto" w:w="0"/>
         <w:jc w:val="left"/>
-        <w:tblLayout w:type="autofit"/>
+        <w:tblLayout w:type="fixed"/>
         <w:tblLook w:firstColumn="1" w:firstRow="1" w:lastColumn="0" w:lastRow="0" w:noHBand="0" w:noVBand="1" w:val="04A0"/>
       </w:tblPr>
       <w:tblGrid>
-        <w:gridCol w:w="2720"/>
-        <w:gridCol w:w="2720"/>
-        <w:gridCol w:w="2720"/>
-        <w:gridCol w:w="2720"/>
+        <w:gridCol w:w="7625"/>
+        <w:gridCol w:w="7625"/>
       </w:tblGrid>
       <w:tr>
         <w:trPr>
-          <w:cantSplit/>
           <w:tblHeader w:val="true"/>
         </w:trPr>
         <w:tc>
           <w:tcPr>
-            <w:tcW w:type="dxa" w:w="2720"/>
+            <w:tcW w:type="dxa" w:w="1927"/>
+            <w:shd w:fill="17324D"/>
             <w:tcMar>
-              <w:top w:w="70" w:type="dxa"/>
-              <w:start w:w="80" w:type="dxa"/>
-              <w:bottom w:w="70" w:type="dxa"/>
-              <w:end w:w="80" w:type="dxa"/>
+              <w:top w:w="110" w:type="dxa"/>
+              <w:start w:w="140" w:type="dxa"/>
+              <w:bottom w:w="110" w:type="dxa"/>
+              <w:end w:w="140" w:type="dxa"/>
             </w:tcMar>
-            <w:vAlign w:val="top"/>
-            <w:shd w:fill="17324D"/>
           </w:tcPr>
           <w:p>
             <w:r>
               <w:rPr>
-                <w:rFonts w:ascii="Noto Sans CJK KR" w:hAnsi="Noto Sans CJK KR"/>
                 <w:b/>
                 <w:color w:val="FFFFFF"/>
-                <w:sz w:val="17"/>
               </w:rPr>
-              <w:t>역할</w:t>
+              <w:t>이 장을 보는 이유</w:t>
             </w:r>
           </w:p>
         </w:tc>
         <w:tc>
           <w:tcPr>
-            <w:tcW w:type="dxa" w:w="2720"/>
+            <w:tcW w:type="dxa" w:w="11623"/>
             <w:tcMar>
-              <w:top w:w="70" w:type="dxa"/>
-              <w:start w:w="80" w:type="dxa"/>
-              <w:bottom w:w="70" w:type="dxa"/>
-              <w:end w:w="80" w:type="dxa"/>
+              <w:top w:w="110" w:type="dxa"/>
+              <w:start w:w="140" w:type="dxa"/>
+              <w:bottom w:w="110" w:type="dxa"/>
+              <w:end w:w="140" w:type="dxa"/>
             </w:tcMar>
-            <w:vAlign w:val="top"/>
+          </w:tcPr>
+          <w:p>
+            <w:r>
+              <w:t>Worker가 죽어도 이전 Worker의 늦은 쓰기가 들어오지 않게 fencing을 확인한 뒤 새 실행권을 넘깁니다.</w:t>
+            </w:r>
+          </w:p>
+        </w:tc>
+      </w:tr>
+    </w:tbl>
+    <w:p>
+      <w:pPr>
+        <w:pStyle w:val="ListBullet"/>
+        <w:spacing w:after="40"/>
+        <w:ind w:left="454" w:hanging="198"/>
+      </w:pPr>
+      <w:r>
+        <w:t>Lease TTL 만료만 보고 즉시 재처리하지 않습니다.</w:t>
+      </w:r>
+    </w:p>
+    <w:p>
+      <w:pPr>
+        <w:pStyle w:val="ListBullet"/>
+        <w:spacing w:after="40"/>
+        <w:ind w:left="454" w:hanging="198"/>
+      </w:pPr>
+      <w:r>
+        <w:t>새 Worker가 현재 fencing token을 획득한 뒤 side effect를 수행합니다.</w:t>
+      </w:r>
+    </w:p>
+    <w:p>
+      <w:pPr>
+        <w:pStyle w:val="ListBullet"/>
+        <w:spacing w:after="40"/>
+        <w:ind w:left="454" w:hanging="198"/>
+      </w:pPr>
+      <w:r>
+        <w:t>Checkpoint와 ledger가 불일치하면 UNKNOWN으로 두고 reconcile합니다.</w:t>
+      </w:r>
+    </w:p>
+    <w:p>
+      <w:pPr>
+        <w:pStyle w:val="ListBullet"/>
+        <w:spacing w:after="40"/>
+        <w:ind w:left="454" w:hanging="198"/>
+      </w:pPr>
+      <w:r>
+        <w:t>같은 Host 다중 Process는 명시 instanceId가 필요합니다.</w:t>
+      </w:r>
+    </w:p>
+    <w:p>
+      <w:pPr>
+        <w:pStyle w:val="Heading1"/>
+      </w:pPr>
+      <w:r>
+        <w:t>3 재시작 · Rerun · Reconcile</w:t>
+      </w:r>
+    </w:p>
+    <w:tbl>
+      <w:tblPr>
+        <w:tblW w:type="auto" w:w="0"/>
+        <w:jc w:val="left"/>
+        <w:tblLayout w:type="fixed"/>
+        <w:tblLook w:firstColumn="1" w:firstRow="1" w:lastColumn="0" w:lastRow="0" w:noHBand="0" w:noVBand="1" w:val="04A0"/>
+      </w:tblPr>
+      <w:tblGrid>
+        <w:gridCol w:w="7625"/>
+        <w:gridCol w:w="7625"/>
+      </w:tblGrid>
+      <w:tr>
+        <w:trPr>
+          <w:tblHeader w:val="true"/>
+        </w:trPr>
+        <w:tc>
+          <w:tcPr>
+            <w:tcW w:type="dxa" w:w="1927"/>
             <w:shd w:fill="17324D"/>
+            <w:tcMar>
+              <w:top w:w="110" w:type="dxa"/>
+              <w:start w:w="140" w:type="dxa"/>
+              <w:bottom w:w="110" w:type="dxa"/>
+              <w:end w:w="140" w:type="dxa"/>
+            </w:tcMar>
           </w:tcPr>
           <w:p>
             <w:r>
               <w:rPr>
-                <w:rFonts w:ascii="Noto Sans CJK KR" w:hAnsi="Noto Sans CJK KR"/>
                 <w:b/>
                 <w:color w:val="FFFFFF"/>
-                <w:sz w:val="17"/>
               </w:rPr>
-              <w:t>책임</w:t>
+              <w:t>이 장을 보는 이유</w:t>
             </w:r>
           </w:p>
         </w:tc>
         <w:tc>
           <w:tcPr>
-            <w:tcW w:type="dxa" w:w="2720"/>
+            <w:tcW w:type="dxa" w:w="11623"/>
             <w:tcMar>
-              <w:top w:w="70" w:type="dxa"/>
-              <w:start w:w="80" w:type="dxa"/>
-              <w:bottom w:w="70" w:type="dxa"/>
-              <w:end w:w="80" w:type="dxa"/>
+              <w:top w:w="110" w:type="dxa"/>
+              <w:start w:w="140" w:type="dxa"/>
+              <w:bottom w:w="110" w:type="dxa"/>
+              <w:end w:w="140" w:type="dxa"/>
             </w:tcMar>
-            <w:vAlign w:val="top"/>
+          </w:tcPr>
+          <w:p>
+            <w:r>
+              <w:t>세 동작의 의미를 섞지 않습니다.</w:t>
+            </w:r>
+          </w:p>
+        </w:tc>
+      </w:tr>
+    </w:tbl>
+    <w:p>
+      <w:pPr>
+        <w:pStyle w:val="CPFLabel"/>
+      </w:pPr>
+      <w:r>
+        <w:t>복구 동작 비교</w:t>
+      </w:r>
+    </w:p>
+    <w:tbl>
+      <w:tblPr>
+        <w:tblW w:type="auto" w:w="0"/>
+        <w:jc w:val="left"/>
+        <w:tblLayout w:type="fixed"/>
+        <w:tblLook w:firstColumn="1" w:firstRow="1" w:lastColumn="0" w:lastRow="0" w:noHBand="0" w:noVBand="1" w:val="04A0"/>
+      </w:tblPr>
+      <w:tblGrid>
+        <w:gridCol w:w="3812"/>
+        <w:gridCol w:w="3812"/>
+        <w:gridCol w:w="3812"/>
+        <w:gridCol w:w="3812"/>
+      </w:tblGrid>
+      <w:tr>
+        <w:trPr>
+          <w:tblHeader w:val="true"/>
+        </w:trPr>
+        <w:tc>
+          <w:tcPr>
+            <w:tcW w:type="dxa" w:w="2423"/>
             <w:shd w:fill="17324D"/>
+            <w:tcMar>
+              <w:top w:w="90" w:type="dxa"/>
+              <w:start w:w="110" w:type="dxa"/>
+              <w:bottom w:w="90" w:type="dxa"/>
+              <w:end w:w="110" w:type="dxa"/>
+            </w:tcMar>
           </w:tcPr>
           <w:p>
             <w:r>
               <w:rPr>
-                <w:rFonts w:ascii="Noto Sans CJK KR" w:hAnsi="Noto Sans CJK KR"/>
                 <w:b/>
                 <w:color w:val="FFFFFF"/>
-                <w:sz w:val="17"/>
+                <w:sz w:val="16"/>
               </w:rPr>
-              <w:t>소유/경계</w:t>
+              <w:t>동작</w:t>
             </w:r>
           </w:p>
         </w:tc>
         <w:tc>
           <w:tcPr>
-            <w:tcW w:type="dxa" w:w="2720"/>
+            <w:tcW w:type="dxa" w:w="4119"/>
+            <w:shd w:fill="17324D"/>
             <w:tcMar>
-              <w:top w:w="70" w:type="dxa"/>
-              <w:start w:w="80" w:type="dxa"/>
-              <w:bottom w:w="70" w:type="dxa"/>
-              <w:end w:w="80" w:type="dxa"/>
+              <w:top w:w="90" w:type="dxa"/>
+              <w:start w:w="110" w:type="dxa"/>
+              <w:bottom w:w="90" w:type="dxa"/>
+              <w:end w:w="110" w:type="dxa"/>
             </w:tcMar>
-            <w:vAlign w:val="top"/>
-            <w:shd w:fill="17324D"/>
           </w:tcPr>
           <w:p>
             <w:r>
               <w:rPr>
-                <w:rFonts w:ascii="Noto Sans CJK KR" w:hAnsi="Noto Sans CJK KR"/>
                 <w:b/>
                 <w:color w:val="FFFFFF"/>
-                <w:sz w:val="17"/>
+                <w:sz w:val="16"/>
               </w:rPr>
-              <w:t>장애 영향</w:t>
+              <w:t>기준</w:t>
+            </w:r>
+          </w:p>
+        </w:tc>
+        <w:tc>
+          <w:tcPr>
+            <w:tcW w:type="dxa" w:w="3271"/>
+            <w:shd w:fill="17324D"/>
+            <w:tcMar>
+              <w:top w:w="90" w:type="dxa"/>
+              <w:start w:w="110" w:type="dxa"/>
+              <w:bottom w:w="90" w:type="dxa"/>
+              <w:end w:w="110" w:type="dxa"/>
+            </w:tcMar>
+          </w:tcPr>
+          <w:p>
+            <w:r>
+              <w:rPr>
+                <w:b/>
+                <w:color w:val="FFFFFF"/>
+                <w:sz w:val="16"/>
+              </w:rPr>
+              <w:t>같은 execution?</w:t>
+            </w:r>
+          </w:p>
+        </w:tc>
+        <w:tc>
+          <w:tcPr>
+            <w:tcW w:type="dxa" w:w="5210"/>
+            <w:shd w:fill="17324D"/>
+            <w:tcMar>
+              <w:top w:w="90" w:type="dxa"/>
+              <w:start w:w="110" w:type="dxa"/>
+              <w:bottom w:w="90" w:type="dxa"/>
+              <w:end w:w="110" w:type="dxa"/>
+            </w:tcMar>
+          </w:tcPr>
+          <w:p>
+            <w:r>
+              <w:rPr>
+                <w:b/>
+                <w:color w:val="FFFFFF"/>
+                <w:sz w:val="16"/>
+              </w:rPr>
+              <w:t>주요 위험</w:t>
             </w:r>
           </w:p>
         </w:tc>
@@ -922,15 +1721,14 @@
         </w:trPr>
         <w:tc>
           <w:tcPr>
-            <w:tcW w:type="dxa" w:w="2720"/>
+            <w:tcW w:type="dxa" w:w="2423"/>
             <w:tcMar>
-              <w:top w:w="70" w:type="dxa"/>
-              <w:start w:w="80" w:type="dxa"/>
-              <w:bottom w:w="70" w:type="dxa"/>
-              <w:end w:w="80" w:type="dxa"/>
+              <w:top w:w="80" w:type="dxa"/>
+              <w:start w:w="100" w:type="dxa"/>
+              <w:bottom w:w="80" w:type="dxa"/>
+              <w:end w:w="100" w:type="dxa"/>
             </w:tcMar>
-            <w:vAlign w:val="top"/>
-            <w:shd w:fill="F4F7FA"/>
+            <w:vAlign w:val="center"/>
           </w:tcPr>
           <w:p>
             <w:pPr>
@@ -938,24 +1736,23 @@
             </w:pPr>
             <w:r>
               <w:rPr>
-                <w:rFonts w:ascii="Noto Sans CJK KR" w:hAnsi="Noto Sans CJK KR"/>
-                <w:color w:val="202124"/>
-                <w:sz w:val="17"/>
+                <w:rFonts w:ascii="Noto Sans KR" w:hAnsi="Noto Sans KR" w:eastAsia="Noto Sans KR"/>
+                <w:sz w:val="16"/>
               </w:rPr>
-              <w:t>Control Plane</w:t>
+              <w:t>restart</w:t>
             </w:r>
           </w:p>
         </w:tc>
         <w:tc>
           <w:tcPr>
-            <w:tcW w:type="dxa" w:w="2720"/>
+            <w:tcW w:type="dxa" w:w="4119"/>
             <w:tcMar>
-              <w:top w:w="70" w:type="dxa"/>
-              <w:start w:w="80" w:type="dxa"/>
-              <w:bottom w:w="70" w:type="dxa"/>
-              <w:end w:w="80" w:type="dxa"/>
+              <w:top w:w="80" w:type="dxa"/>
+              <w:start w:w="100" w:type="dxa"/>
+              <w:bottom w:w="80" w:type="dxa"/>
+              <w:end w:w="100" w:type="dxa"/>
             </w:tcMar>
-            <w:vAlign w:val="top"/>
+            <w:vAlign w:val="center"/>
           </w:tcPr>
           <w:p>
             <w:pPr>
@@ -963,24 +1760,23 @@
             </w:pPr>
             <w:r>
               <w:rPr>
-                <w:rFonts w:ascii="Noto Sans CJK KR" w:hAnsi="Noto Sans CJK KR"/>
-                <w:color w:val="202124"/>
-                <w:sz w:val="17"/>
+                <w:rFonts w:ascii="Noto Sans KR" w:hAnsi="Noto Sans KR" w:eastAsia="Noto Sans KR"/>
+                <w:sz w:val="16"/>
               </w:rPr>
-              <w:t>정의·제어·상태</w:t>
+              <w:t>Checkpoint</w:t>
             </w:r>
           </w:p>
         </w:tc>
         <w:tc>
           <w:tcPr>
-            <w:tcW w:type="dxa" w:w="2720"/>
+            <w:tcW w:type="dxa" w:w="3271"/>
             <w:tcMar>
-              <w:top w:w="70" w:type="dxa"/>
-              <w:start w:w="80" w:type="dxa"/>
-              <w:bottom w:w="70" w:type="dxa"/>
-              <w:end w:w="80" w:type="dxa"/>
+              <w:top w:w="80" w:type="dxa"/>
+              <w:start w:w="100" w:type="dxa"/>
+              <w:bottom w:w="80" w:type="dxa"/>
+              <w:end w:w="100" w:type="dxa"/>
             </w:tcMar>
-            <w:vAlign w:val="top"/>
+            <w:vAlign w:val="center"/>
           </w:tcPr>
           <w:p>
             <w:pPr>
@@ -988,24 +1784,23 @@
             </w:pPr>
             <w:r>
               <w:rPr>
-                <w:rFonts w:ascii="Noto Sans CJK KR" w:hAnsi="Noto Sans CJK KR"/>
-                <w:color w:val="202124"/>
-                <w:sz w:val="17"/>
+                <w:rFonts w:ascii="Noto Sans KR" w:hAnsi="Noto Sans KR" w:eastAsia="Noto Sans KR"/>
+                <w:sz w:val="16"/>
               </w:rPr>
-              <w:t>제어 Owner</w:t>
+              <w:t>정책에 따름</w:t>
             </w:r>
           </w:p>
         </w:tc>
         <w:tc>
           <w:tcPr>
-            <w:tcW w:type="dxa" w:w="2720"/>
+            <w:tcW w:type="dxa" w:w="5210"/>
             <w:tcMar>
-              <w:top w:w="70" w:type="dxa"/>
-              <w:start w:w="80" w:type="dxa"/>
-              <w:bottom w:w="70" w:type="dxa"/>
-              <w:end w:w="80" w:type="dxa"/>
+              <w:top w:w="80" w:type="dxa"/>
+              <w:start w:w="100" w:type="dxa"/>
+              <w:bottom w:w="80" w:type="dxa"/>
+              <w:end w:w="100" w:type="dxa"/>
             </w:tcMar>
-            <w:vAlign w:val="top"/>
+            <w:vAlign w:val="center"/>
           </w:tcPr>
           <w:p>
             <w:pPr>
@@ -1013,11 +1808,10 @@
             </w:pPr>
             <w:r>
               <w:rPr>
-                <w:rFonts w:ascii="Noto Sans CJK KR" w:hAnsi="Noto Sans CJK KR"/>
-                <w:color w:val="202124"/>
-                <w:sz w:val="17"/>
+                <w:rFonts w:ascii="Noto Sans KR" w:hAnsi="Noto Sans KR" w:eastAsia="Noto Sans KR"/>
+                <w:sz w:val="16"/>
               </w:rPr>
-              <w:t>명령/상태 불일치</w:t>
+              <w:t>중복 step/side effect</w:t>
             </w:r>
           </w:p>
         </w:tc>
@@ -1028,15 +1822,15 @@
         </w:trPr>
         <w:tc>
           <w:tcPr>
-            <w:tcW w:type="dxa" w:w="2720"/>
+            <w:tcW w:type="dxa" w:w="2423"/>
             <w:tcMar>
-              <w:top w:w="70" w:type="dxa"/>
-              <w:start w:w="80" w:type="dxa"/>
-              <w:bottom w:w="70" w:type="dxa"/>
-              <w:end w:w="80" w:type="dxa"/>
+              <w:top w:w="80" w:type="dxa"/>
+              <w:start w:w="100" w:type="dxa"/>
+              <w:bottom w:w="80" w:type="dxa"/>
+              <w:end w:w="100" w:type="dxa"/>
             </w:tcMar>
-            <w:vAlign w:val="top"/>
-            <w:shd w:fill="F4F7FA"/>
+            <w:vAlign w:val="center"/>
+            <w:shd w:fill="F7FAFC"/>
           </w:tcPr>
           <w:p>
             <w:pPr>
@@ -1044,24 +1838,24 @@
             </w:pPr>
             <w:r>
               <w:rPr>
-                <w:rFonts w:ascii="Noto Sans CJK KR" w:hAnsi="Noto Sans CJK KR"/>
-                <w:color w:val="202124"/>
-                <w:sz w:val="17"/>
+                <w:rFonts w:ascii="Noto Sans KR" w:hAnsi="Noto Sans KR" w:eastAsia="Noto Sans KR"/>
+                <w:sz w:val="16"/>
               </w:rPr>
-              <w:t>Scheduler</w:t>
+              <w:t>rerun</w:t>
             </w:r>
           </w:p>
         </w:tc>
         <w:tc>
           <w:tcPr>
-            <w:tcW w:type="dxa" w:w="2720"/>
+            <w:tcW w:type="dxa" w:w="4119"/>
             <w:tcMar>
-              <w:top w:w="70" w:type="dxa"/>
-              <w:start w:w="80" w:type="dxa"/>
-              <w:bottom w:w="70" w:type="dxa"/>
-              <w:end w:w="80" w:type="dxa"/>
+              <w:top w:w="80" w:type="dxa"/>
+              <w:start w:w="100" w:type="dxa"/>
+              <w:bottom w:w="80" w:type="dxa"/>
+              <w:end w:w="100" w:type="dxa"/>
             </w:tcMar>
-            <w:vAlign w:val="top"/>
+            <w:vAlign w:val="center"/>
+            <w:shd w:fill="F7FAFC"/>
           </w:tcPr>
           <w:p>
             <w:pPr>
@@ -1069,24 +1863,24 @@
             </w:pPr>
             <w:r>
               <w:rPr>
-                <w:rFonts w:ascii="Noto Sans CJK KR" w:hAnsi="Noto Sans CJK KR"/>
-                <w:color w:val="202124"/>
-                <w:sz w:val="17"/>
+                <w:rFonts w:ascii="Noto Sans KR" w:hAnsi="Noto Sans KR" w:eastAsia="Noto Sans KR"/>
+                <w:sz w:val="16"/>
               </w:rPr>
-              <w:t>Trigger·할당</w:t>
+              <w:t>새 업무 실행</w:t>
             </w:r>
           </w:p>
         </w:tc>
         <w:tc>
           <w:tcPr>
-            <w:tcW w:type="dxa" w:w="2720"/>
+            <w:tcW w:type="dxa" w:w="3271"/>
             <w:tcMar>
-              <w:top w:w="70" w:type="dxa"/>
-              <w:start w:w="80" w:type="dxa"/>
-              <w:bottom w:w="70" w:type="dxa"/>
-              <w:end w:w="80" w:type="dxa"/>
+              <w:top w:w="80" w:type="dxa"/>
+              <w:start w:w="100" w:type="dxa"/>
+              <w:bottom w:w="80" w:type="dxa"/>
+              <w:end w:w="100" w:type="dxa"/>
             </w:tcMar>
-            <w:vAlign w:val="top"/>
+            <w:vAlign w:val="center"/>
+            <w:shd w:fill="F7FAFC"/>
           </w:tcPr>
           <w:p>
             <w:pPr>
@@ -1094,24 +1888,24 @@
             </w:pPr>
             <w:r>
               <w:rPr>
-                <w:rFonts w:ascii="Noto Sans CJK KR" w:hAnsi="Noto Sans CJK KR"/>
-                <w:color w:val="202124"/>
-                <w:sz w:val="17"/>
+                <w:rFonts w:ascii="Noto Sans KR" w:hAnsi="Noto Sans KR" w:eastAsia="Noto Sans KR"/>
+                <w:sz w:val="16"/>
               </w:rPr>
-              <w:t>실행 계획</w:t>
+              <w:t>아니오</w:t>
             </w:r>
           </w:p>
         </w:tc>
         <w:tc>
           <w:tcPr>
-            <w:tcW w:type="dxa" w:w="2720"/>
+            <w:tcW w:type="dxa" w:w="5210"/>
             <w:tcMar>
-              <w:top w:w="70" w:type="dxa"/>
-              <w:start w:w="80" w:type="dxa"/>
-              <w:bottom w:w="70" w:type="dxa"/>
-              <w:end w:w="80" w:type="dxa"/>
+              <w:top w:w="80" w:type="dxa"/>
+              <w:start w:w="100" w:type="dxa"/>
+              <w:bottom w:w="80" w:type="dxa"/>
+              <w:end w:w="100" w:type="dxa"/>
             </w:tcMar>
-            <w:vAlign w:val="top"/>
+            <w:vAlign w:val="center"/>
+            <w:shd w:fill="F7FAFC"/>
           </w:tcPr>
           <w:p>
             <w:pPr>
@@ -1119,11 +1913,10 @@
             </w:pPr>
             <w:r>
               <w:rPr>
-                <w:rFonts w:ascii="Noto Sans CJK KR" w:hAnsi="Noto Sans CJK KR"/>
-                <w:color w:val="202124"/>
-                <w:sz w:val="17"/>
+                <w:rFonts w:ascii="Noto Sans KR" w:hAnsi="Noto Sans KR" w:eastAsia="Noto Sans KR"/>
+                <w:sz w:val="16"/>
               </w:rPr>
-              <w:t>중복 scheduling</w:t>
+              <w:t>업무키 중복</w:t>
             </w:r>
           </w:p>
         </w:tc>
@@ -1134,15 +1927,14 @@
         </w:trPr>
         <w:tc>
           <w:tcPr>
-            <w:tcW w:type="dxa" w:w="2720"/>
+            <w:tcW w:type="dxa" w:w="2423"/>
             <w:tcMar>
-              <w:top w:w="70" w:type="dxa"/>
-              <w:start w:w="80" w:type="dxa"/>
-              <w:bottom w:w="70" w:type="dxa"/>
-              <w:end w:w="80" w:type="dxa"/>
+              <w:top w:w="80" w:type="dxa"/>
+              <w:start w:w="100" w:type="dxa"/>
+              <w:bottom w:w="80" w:type="dxa"/>
+              <w:end w:w="100" w:type="dxa"/>
             </w:tcMar>
-            <w:vAlign w:val="top"/>
-            <w:shd w:fill="F4F7FA"/>
+            <w:vAlign w:val="center"/>
           </w:tcPr>
           <w:p>
             <w:pPr>
@@ -1150,24 +1942,23 @@
             </w:pPr>
             <w:r>
               <w:rPr>
-                <w:rFonts w:ascii="Noto Sans CJK KR" w:hAnsi="Noto Sans CJK KR"/>
-                <w:color w:val="202124"/>
-                <w:sz w:val="17"/>
+                <w:rFonts w:ascii="Noto Sans KR" w:hAnsi="Noto Sans KR" w:eastAsia="Noto Sans KR"/>
+                <w:sz w:val="16"/>
               </w:rPr>
-              <w:t>Worker</w:t>
+              <w:t>retry</w:t>
             </w:r>
           </w:p>
         </w:tc>
         <w:tc>
           <w:tcPr>
-            <w:tcW w:type="dxa" w:w="2720"/>
+            <w:tcW w:type="dxa" w:w="4119"/>
             <w:tcMar>
-              <w:top w:w="70" w:type="dxa"/>
-              <w:start w:w="80" w:type="dxa"/>
-              <w:bottom w:w="70" w:type="dxa"/>
-              <w:end w:w="80" w:type="dxa"/>
+              <w:top w:w="80" w:type="dxa"/>
+              <w:start w:w="100" w:type="dxa"/>
+              <w:bottom w:w="80" w:type="dxa"/>
+              <w:end w:w="100" w:type="dxa"/>
             </w:tcMar>
-            <w:vAlign w:val="top"/>
+            <w:vAlign w:val="center"/>
           </w:tcPr>
           <w:p>
             <w:pPr>
@@ -1175,24 +1966,23 @@
             </w:pPr>
             <w:r>
               <w:rPr>
-                <w:rFonts w:ascii="Noto Sans CJK KR" w:hAnsi="Noto Sans CJK KR"/>
-                <w:color w:val="202124"/>
-                <w:sz w:val="17"/>
+                <w:rFonts w:ascii="Noto Sans KR" w:hAnsi="Noto Sans KR" w:eastAsia="Noto Sans KR"/>
+                <w:sz w:val="16"/>
               </w:rPr>
-              <w:t>Job 실행</w:t>
+              <w:t>실패 attempt</w:t>
             </w:r>
           </w:p>
         </w:tc>
         <w:tc>
           <w:tcPr>
-            <w:tcW w:type="dxa" w:w="2720"/>
+            <w:tcW w:type="dxa" w:w="3271"/>
             <w:tcMar>
-              <w:top w:w="70" w:type="dxa"/>
-              <w:start w:w="80" w:type="dxa"/>
-              <w:bottom w:w="70" w:type="dxa"/>
-              <w:end w:w="80" w:type="dxa"/>
+              <w:top w:w="80" w:type="dxa"/>
+              <w:start w:w="100" w:type="dxa"/>
+              <w:bottom w:w="80" w:type="dxa"/>
+              <w:end w:w="100" w:type="dxa"/>
             </w:tcMar>
-            <w:vAlign w:val="top"/>
+            <w:vAlign w:val="center"/>
           </w:tcPr>
           <w:p>
             <w:pPr>
@@ -1200,24 +1990,23 @@
             </w:pPr>
             <w:r>
               <w:rPr>
-                <w:rFonts w:ascii="Noto Sans CJK KR" w:hAnsi="Noto Sans CJK KR"/>
-                <w:color w:val="202124"/>
-                <w:sz w:val="17"/>
+                <w:rFonts w:ascii="Noto Sans KR" w:hAnsi="Noto Sans KR" w:eastAsia="Noto Sans KR"/>
+                <w:sz w:val="16"/>
               </w:rPr>
-              <w:t>execution</w:t>
+              <w:t>실행 의미 유지</w:t>
             </w:r>
           </w:p>
         </w:tc>
         <w:tc>
           <w:tcPr>
-            <w:tcW w:type="dxa" w:w="2720"/>
+            <w:tcW w:type="dxa" w:w="5210"/>
             <w:tcMar>
-              <w:top w:w="70" w:type="dxa"/>
-              <w:start w:w="80" w:type="dxa"/>
-              <w:bottom w:w="70" w:type="dxa"/>
-              <w:end w:w="80" w:type="dxa"/>
+              <w:top w:w="80" w:type="dxa"/>
+              <w:start w:w="100" w:type="dxa"/>
+              <w:bottom w:w="80" w:type="dxa"/>
+              <w:end w:w="100" w:type="dxa"/>
             </w:tcMar>
-            <w:vAlign w:val="top"/>
+            <w:vAlign w:val="center"/>
           </w:tcPr>
           <w:p>
             <w:pPr>
@@ -1225,11 +2014,10 @@
             </w:pPr>
             <w:r>
               <w:rPr>
-                <w:rFonts w:ascii="Noto Sans CJK KR" w:hAnsi="Noto Sans CJK KR"/>
-                <w:color w:val="202124"/>
-                <w:sz w:val="17"/>
+                <w:rFonts w:ascii="Noto Sans KR" w:hAnsi="Noto Sans KR" w:eastAsia="Noto Sans KR"/>
+                <w:sz w:val="16"/>
               </w:rPr>
-              <w:t>Process kill</w:t>
+              <w:t>retry unsafe</w:t>
             </w:r>
           </w:p>
         </w:tc>
@@ -1240,15 +2028,15 @@
         </w:trPr>
         <w:tc>
           <w:tcPr>
-            <w:tcW w:type="dxa" w:w="2720"/>
+            <w:tcW w:type="dxa" w:w="2423"/>
             <w:tcMar>
-              <w:top w:w="70" w:type="dxa"/>
-              <w:start w:w="80" w:type="dxa"/>
-              <w:bottom w:w="70" w:type="dxa"/>
-              <w:end w:w="80" w:type="dxa"/>
+              <w:top w:w="80" w:type="dxa"/>
+              <w:start w:w="100" w:type="dxa"/>
+              <w:bottom w:w="80" w:type="dxa"/>
+              <w:end w:w="100" w:type="dxa"/>
             </w:tcMar>
-            <w:vAlign w:val="top"/>
-            <w:shd w:fill="F4F7FA"/>
+            <w:vAlign w:val="center"/>
+            <w:shd w:fill="F7FAFC"/>
           </w:tcPr>
           <w:p>
             <w:pPr>
@@ -1256,24 +2044,24 @@
             </w:pPr>
             <w:r>
               <w:rPr>
-                <w:rFonts w:ascii="Noto Sans CJK KR" w:hAnsi="Noto Sans CJK KR"/>
-                <w:color w:val="202124"/>
-                <w:sz w:val="17"/>
+                <w:rFonts w:ascii="Noto Sans KR" w:hAnsi="Noto Sans KR" w:eastAsia="Noto Sans KR"/>
+                <w:sz w:val="16"/>
               </w:rPr>
-              <w:t>Center-Cut</w:t>
+              <w:t>reconcile</w:t>
             </w:r>
           </w:p>
         </w:tc>
         <w:tc>
           <w:tcPr>
-            <w:tcW w:type="dxa" w:w="2720"/>
+            <w:tcW w:type="dxa" w:w="4119"/>
             <w:tcMar>
-              <w:top w:w="70" w:type="dxa"/>
-              <w:start w:w="80" w:type="dxa"/>
-              <w:bottom w:w="70" w:type="dxa"/>
-              <w:end w:w="80" w:type="dxa"/>
+              <w:top w:w="80" w:type="dxa"/>
+              <w:start w:w="100" w:type="dxa"/>
+              <w:bottom w:w="80" w:type="dxa"/>
+              <w:end w:w="100" w:type="dxa"/>
             </w:tcMar>
-            <w:vAlign w:val="top"/>
+            <w:vAlign w:val="center"/>
+            <w:shd w:fill="F7FAFC"/>
           </w:tcPr>
           <w:p>
             <w:pPr>
@@ -1281,24 +2069,24 @@
             </w:pPr>
             <w:r>
               <w:rPr>
-                <w:rFonts w:ascii="Noto Sans CJK KR" w:hAnsi="Noto Sans CJK KR"/>
-                <w:color w:val="202124"/>
-                <w:sz w:val="17"/>
+                <w:rFonts w:ascii="Noto Sans KR" w:hAnsi="Noto Sans KR" w:eastAsia="Noto Sans KR"/>
+                <w:sz w:val="16"/>
               </w:rPr>
-              <w:t>대상 분할·조정</w:t>
+              <w:t>외부/ledger 실제 상태</w:t>
             </w:r>
           </w:p>
         </w:tc>
         <w:tc>
           <w:tcPr>
-            <w:tcW w:type="dxa" w:w="2720"/>
+            <w:tcW w:type="dxa" w:w="3271"/>
             <w:tcMar>
-              <w:top w:w="70" w:type="dxa"/>
-              <w:start w:w="80" w:type="dxa"/>
-              <w:bottom w:w="70" w:type="dxa"/>
-              <w:end w:w="80" w:type="dxa"/>
+              <w:top w:w="80" w:type="dxa"/>
+              <w:start w:w="100" w:type="dxa"/>
+              <w:bottom w:w="80" w:type="dxa"/>
+              <w:end w:w="100" w:type="dxa"/>
             </w:tcMar>
-            <w:vAlign w:val="top"/>
+            <w:vAlign w:val="center"/>
+            <w:shd w:fill="F7FAFC"/>
           </w:tcPr>
           <w:p>
             <w:pPr>
@@ -1306,24 +2094,24 @@
             </w:pPr>
             <w:r>
               <w:rPr>
-                <w:rFonts w:ascii="Noto Sans CJK KR" w:hAnsi="Noto Sans CJK KR"/>
-                <w:color w:val="202124"/>
-                <w:sz w:val="17"/>
+                <w:rFonts w:ascii="Noto Sans KR" w:hAnsi="Noto Sans KR" w:eastAsia="Noto Sans KR"/>
+                <w:sz w:val="16"/>
               </w:rPr>
-              <w:t>대량 실행</w:t>
+              <w:t>상태 확정</w:t>
             </w:r>
           </w:p>
         </w:tc>
         <w:tc>
           <w:tcPr>
-            <w:tcW w:type="dxa" w:w="2720"/>
+            <w:tcW w:type="dxa" w:w="5210"/>
             <w:tcMar>
-              <w:top w:w="70" w:type="dxa"/>
-              <w:start w:w="80" w:type="dxa"/>
-              <w:bottom w:w="70" w:type="dxa"/>
-              <w:end w:w="80" w:type="dxa"/>
+              <w:top w:w="80" w:type="dxa"/>
+              <w:start w:w="100" w:type="dxa"/>
+              <w:bottom w:w="80" w:type="dxa"/>
+              <w:end w:w="100" w:type="dxa"/>
             </w:tcMar>
-            <w:vAlign w:val="top"/>
+            <w:vAlign w:val="center"/>
+            <w:shd w:fill="F7FAFC"/>
           </w:tcPr>
           <w:p>
             <w:pPr>
@@ -1331,11 +2119,141 @@
             </w:pPr>
             <w:r>
               <w:rPr>
-                <w:rFonts w:ascii="Noto Sans CJK KR" w:hAnsi="Noto Sans CJK KR"/>
-                <w:color w:val="202124"/>
-                <w:sz w:val="17"/>
+                <w:rFonts w:ascii="Noto Sans KR" w:hAnsi="Noto Sans KR" w:eastAsia="Noto Sans KR"/>
+                <w:sz w:val="16"/>
               </w:rPr>
-              <w:t>부분 실패</w:t>
+              <w:t>성공/실패 추정</w:t>
+            </w:r>
+          </w:p>
+        </w:tc>
+      </w:tr>
+    </w:tbl>
+    <w:p>
+      <w:pPr>
+        <w:pStyle w:val="Heading1"/>
+      </w:pPr>
+      <w:r>
+        <w:t>4 Center-Cut과 위험 제어</w:t>
+      </w:r>
+    </w:p>
+    <w:tbl>
+      <w:tblPr>
+        <w:tblW w:type="auto" w:w="0"/>
+        <w:jc w:val="left"/>
+        <w:tblLayout w:type="fixed"/>
+        <w:tblLook w:firstColumn="1" w:firstRow="1" w:lastColumn="0" w:lastRow="0" w:noHBand="0" w:noVBand="1" w:val="04A0"/>
+      </w:tblPr>
+      <w:tblGrid>
+        <w:gridCol w:w="7625"/>
+        <w:gridCol w:w="7625"/>
+      </w:tblGrid>
+      <w:tr>
+        <w:trPr>
+          <w:tblHeader w:val="true"/>
+        </w:trPr>
+        <w:tc>
+          <w:tcPr>
+            <w:tcW w:type="dxa" w:w="1927"/>
+            <w:shd w:fill="17324D"/>
+            <w:tcMar>
+              <w:top w:w="110" w:type="dxa"/>
+              <w:start w:w="140" w:type="dxa"/>
+              <w:bottom w:w="110" w:type="dxa"/>
+              <w:end w:w="140" w:type="dxa"/>
+            </w:tcMar>
+          </w:tcPr>
+          <w:p>
+            <w:r>
+              <w:rPr>
+                <w:b/>
+                <w:color w:val="FFFFFF"/>
+              </w:rPr>
+              <w:t>이 장을 보는 이유</w:t>
+            </w:r>
+          </w:p>
+        </w:tc>
+        <w:tc>
+          <w:tcPr>
+            <w:tcW w:type="dxa" w:w="11623"/>
+            <w:tcMar>
+              <w:top w:w="110" w:type="dxa"/>
+              <w:start w:w="140" w:type="dxa"/>
+              <w:bottom w:w="110" w:type="dxa"/>
+              <w:end w:w="140" w:type="dxa"/>
+            </w:tcMar>
+          </w:tcPr>
+          <w:p>
+            <w:r>
+              <w:t>대량 실행/중지/재처리는 Permission·Reason·Approval·Audit를 기본으로 합니다.</w:t>
+            </w:r>
+          </w:p>
+        </w:tc>
+      </w:tr>
+    </w:tbl>
+    <w:p>
+      <w:pPr>
+        <w:pStyle w:val="CPFLabel"/>
+      </w:pPr>
+      <w:r>
+        <w:t>운영 승인 Check</w:t>
+      </w:r>
+    </w:p>
+    <w:tbl>
+      <w:tblPr>
+        <w:tblW w:type="auto" w:w="0"/>
+        <w:jc w:val="left"/>
+        <w:tblLayout w:type="fixed"/>
+        <w:tblLook w:firstColumn="1" w:firstRow="1" w:lastColumn="0" w:lastRow="0" w:noHBand="0" w:noVBand="1" w:val="04A0"/>
+      </w:tblPr>
+      <w:tblGrid>
+        <w:gridCol w:w="7625"/>
+        <w:gridCol w:w="7625"/>
+      </w:tblGrid>
+      <w:tr>
+        <w:trPr>
+          <w:tblHeader w:val="true"/>
+        </w:trPr>
+        <w:tc>
+          <w:tcPr>
+            <w:tcW w:type="dxa" w:w="3005"/>
+            <w:shd w:fill="17324D"/>
+            <w:tcMar>
+              <w:top w:w="90" w:type="dxa"/>
+              <w:start w:w="110" w:type="dxa"/>
+              <w:bottom w:w="90" w:type="dxa"/>
+              <w:end w:w="110" w:type="dxa"/>
+            </w:tcMar>
+          </w:tcPr>
+          <w:p>
+            <w:r>
+              <w:rPr>
+                <w:b/>
+                <w:color w:val="FFFFFF"/>
+                <w:sz w:val="16"/>
+              </w:rPr>
+              <w:t>항목</w:t>
+            </w:r>
+          </w:p>
+        </w:tc>
+        <w:tc>
+          <w:tcPr>
+            <w:tcW w:type="dxa" w:w="12020"/>
+            <w:shd w:fill="17324D"/>
+            <w:tcMar>
+              <w:top w:w="90" w:type="dxa"/>
+              <w:start w:w="110" w:type="dxa"/>
+              <w:bottom w:w="90" w:type="dxa"/>
+              <w:end w:w="110" w:type="dxa"/>
+            </w:tcMar>
+          </w:tcPr>
+          <w:p>
+            <w:r>
+              <w:rPr>
+                <w:b/>
+                <w:color w:val="FFFFFF"/>
+                <w:sz w:val="16"/>
+              </w:rPr>
+              <w:t>반드시 남길 값</w:t>
             </w:r>
           </w:p>
         </w:tc>
@@ -1346,15 +2264,14 @@
         </w:trPr>
         <w:tc>
           <w:tcPr>
-            <w:tcW w:type="dxa" w:w="2720"/>
+            <w:tcW w:type="dxa" w:w="3005"/>
             <w:tcMar>
-              <w:top w:w="70" w:type="dxa"/>
-              <w:start w:w="80" w:type="dxa"/>
-              <w:bottom w:w="70" w:type="dxa"/>
-              <w:end w:w="80" w:type="dxa"/>
+              <w:top w:w="80" w:type="dxa"/>
+              <w:start w:w="100" w:type="dxa"/>
+              <w:bottom w:w="80" w:type="dxa"/>
+              <w:end w:w="100" w:type="dxa"/>
             </w:tcMar>
-            <w:vAlign w:val="top"/>
-            <w:shd w:fill="F4F7FA"/>
+            <w:vAlign w:val="center"/>
           </w:tcPr>
           <w:p>
             <w:pPr>
@@ -1362,24 +2279,23 @@
             </w:pPr>
             <w:r>
               <w:rPr>
-                <w:rFonts w:ascii="Noto Sans CJK KR" w:hAnsi="Noto Sans CJK KR"/>
-                <w:color w:val="202124"/>
-                <w:sz w:val="17"/>
+                <w:rFonts w:ascii="Noto Sans KR" w:hAnsi="Noto Sans KR" w:eastAsia="Noto Sans KR"/>
+                <w:sz w:val="16"/>
               </w:rPr>
-              <w:t>Agent</w:t>
+              <w:t>대상</w:t>
             </w:r>
           </w:p>
         </w:tc>
         <w:tc>
           <w:tcPr>
-            <w:tcW w:type="dxa" w:w="2720"/>
+            <w:tcW w:type="dxa" w:w="12020"/>
             <w:tcMar>
-              <w:top w:w="70" w:type="dxa"/>
-              <w:start w:w="80" w:type="dxa"/>
-              <w:bottom w:w="70" w:type="dxa"/>
-              <w:end w:w="80" w:type="dxa"/>
+              <w:top w:w="80" w:type="dxa"/>
+              <w:start w:w="100" w:type="dxa"/>
+              <w:bottom w:w="80" w:type="dxa"/>
+              <w:end w:w="100" w:type="dxa"/>
             </w:tcMar>
-            <w:vAlign w:val="top"/>
+            <w:vAlign w:val="center"/>
           </w:tcPr>
           <w:p>
             <w:pPr>
@@ -1387,398 +2303,10 @@
             </w:pPr>
             <w:r>
               <w:rPr>
-                <w:rFonts w:ascii="Noto Sans CJK KR" w:hAnsi="Noto Sans CJK KR"/>
-                <w:color w:val="202124"/>
-                <w:sz w:val="17"/>
+                <w:rFonts w:ascii="Noto Sans KR" w:hAnsi="Noto Sans KR" w:eastAsia="Noto Sans KR"/>
+                <w:sz w:val="16"/>
               </w:rPr>
-              <w:t>Job Pack/Process 실행·heartbeat</w:t>
-            </w:r>
-          </w:p>
-        </w:tc>
-        <w:tc>
-          <w:tcPr>
-            <w:tcW w:type="dxa" w:w="2720"/>
-            <w:tcMar>
-              <w:top w:w="70" w:type="dxa"/>
-              <w:start w:w="80" w:type="dxa"/>
-              <w:bottom w:w="70" w:type="dxa"/>
-              <w:end w:w="80" w:type="dxa"/>
-            </w:tcMar>
-            <w:vAlign w:val="top"/>
-          </w:tcPr>
-          <w:p>
-            <w:pPr>
-              <w:spacing w:after="0" w:line="252" w:lineRule="auto"/>
-            </w:pPr>
-            <w:r>
-              <w:rPr>
-                <w:rFonts w:ascii="Noto Sans CJK KR" w:hAnsi="Noto Sans CJK KR"/>
-                <w:color w:val="202124"/>
-                <w:sz w:val="17"/>
-              </w:rPr>
-              <w:t>instance/lease</w:t>
-            </w:r>
-          </w:p>
-        </w:tc>
-        <w:tc>
-          <w:tcPr>
-            <w:tcW w:type="dxa" w:w="2720"/>
-            <w:tcMar>
-              <w:top w:w="70" w:type="dxa"/>
-              <w:start w:w="80" w:type="dxa"/>
-              <w:bottom w:w="70" w:type="dxa"/>
-              <w:end w:w="80" w:type="dxa"/>
-            </w:tcMar>
-            <w:vAlign w:val="top"/>
-          </w:tcPr>
-          <w:p>
-            <w:pPr>
-              <w:spacing w:after="0" w:line="252" w:lineRule="auto"/>
-            </w:pPr>
-            <w:r>
-              <w:rPr>
-                <w:rFonts w:ascii="Noto Sans CJK KR" w:hAnsi="Noto Sans CJK KR"/>
-                <w:color w:val="202124"/>
-                <w:sz w:val="17"/>
-              </w:rPr>
-              <w:t>stale agent</w:t>
-            </w:r>
-          </w:p>
-        </w:tc>
-      </w:tr>
-    </w:tbl>
-    <w:p/>
-    <w:p>
-      <w:pPr>
-        <w:pStyle w:val="BodyRail"/>
-      </w:pPr>
-      <w:r>
-        <w:t>현재 상태에서 허용되는 다음 처리와 금지를 확인합니다.</w:t>
-      </w:r>
-    </w:p>
-    <w:p>
-      <w:pPr>
-        <w:pStyle w:val="SourceRail"/>
-      </w:pPr>
-      <w:r>
-        <w:t>Source 길찾기 cpf-batch/api/src/main/java/com/cpf/batch/spi/BatchFencingPort.java</w:t>
-      </w:r>
-    </w:p>
-    <w:p>
-      <w:pPr>
-        <w:pStyle w:val="Heading1"/>
-        <w:keepNext/>
-        <w:keepLines/>
-        <w:widowControl/>
-      </w:pPr>
-      <w:r>
-        <w:t>2. 복구 방법 선택</w:t>
-      </w:r>
-    </w:p>
-    <w:p>
-      <w:pPr>
-        <w:pStyle w:val="FigureCaption"/>
-        <w:jc w:val="left"/>
-        <w:keepNext/>
-        <w:keepLines/>
-        <w:widowControl/>
-      </w:pPr>
-      <w:r>
-        <w:t>그림 2-1. Batch 복구 판단</w:t>
-      </w:r>
-    </w:p>
-    <w:p>
-      <w:pPr>
-        <w:spacing w:after="40"/>
-        <w:jc w:val="center"/>
-        <w:keepNext/>
-        <w:keepLines/>
-        <w:widowControl/>
-      </w:pPr>
-      <w:r>
-        <w:drawing>
-          <wp:inline xmlns:a="http://schemas.openxmlformats.org/drawingml/2006/main" xmlns:pic="http://schemas.openxmlformats.org/drawingml/2006/picture">
-            <wp:extent cx="6408000" cy="3204000"/>
-            <wp:docPr id="2" name="Picture 2" descr="그림 2-1. Batch 복구 판단 - Restart/Rerun/Reprocess 전에 Side Effect와 UNKNOWN 여부를 먼저 확인합니다." title="그림 2-1. Batch 복구 판단"/>
-            <wp:cNvGraphicFramePr>
-              <a:graphicFrameLocks noChangeAspect="1"/>
-            </wp:cNvGraphicFramePr>
-            <a:graphic>
-              <a:graphicData uri="http://schemas.openxmlformats.org/drawingml/2006/picture">
-                <pic:pic>
-                  <pic:nvPicPr>
-                    <pic:cNvPr id="0" name="tx.png"/>
-                    <pic:cNvPicPr/>
-                  </pic:nvPicPr>
-                  <pic:blipFill>
-                    <a:blip r:embed="rId12"/>
-                    <a:stretch>
-                      <a:fillRect/>
-                    </a:stretch>
-                  </pic:blipFill>
-                  <pic:spPr>
-                    <a:xfrm>
-                      <a:off x="0" y="0"/>
-                      <a:ext cx="6408000" cy="3204000"/>
-                    </a:xfrm>
-                    <a:prstGeom prst="rect"/>
-                  </pic:spPr>
-                </pic:pic>
-              </a:graphicData>
-            </a:graphic>
-          </wp:inline>
-        </w:drawing>
-      </w:r>
-    </w:p>
-    <w:p>
-      <w:pPr>
-        <w:pStyle w:val="FigureExplain"/>
-        <w:keepLines/>
-        <w:widowControl/>
-      </w:pPr>
-      <w:r>
-        <w:t>Restart/Rerun/Reprocess 전에 Side Effect와 UNKNOWN 여부를 먼저 확인합니다.</w:t>
-      </w:r>
-    </w:p>
-    <w:p>
-      <w:pPr>
-        <w:pStyle w:val="Heading2"/>
-        <w:keepNext/>
-        <w:keepLines/>
-        <w:widowControl/>
-      </w:pPr>
-      <w:r>
-        <w:t>2.1 Restart·Rerun·Reprocess·Reconcile</w:t>
-      </w:r>
-    </w:p>
-    <w:p>
-      <w:pPr>
-        <w:pStyle w:val="BodyRail"/>
-      </w:pPr>
-      <w:r>
-        <w:t>Restart·Rerun·Reprocess·Reconcile은 목적이 다릅니다. 먼저 checkpoint, 기존 Side Effect와 UNKNOWN 여부를 확인한 뒤 가장 좁은 복구 동작을 선택합니다.</w:t>
-      </w:r>
-    </w:p>
-    <w:p>
-      <w:pPr>
-        <w:pStyle w:val="BulletRail"/>
-      </w:pPr>
-      <w:r>
-        <w:t>•  UNKNOWN에서 무조건 재호출하면 중복 Side Effect가 생길 수 있습니다.</w:t>
-      </w:r>
-    </w:p>
-    <w:p>
-      <w:pPr>
-        <w:pStyle w:val="BulletRail"/>
-      </w:pPr>
-      <w:r>
-        <w:t>•  Reconcile 결과·actor·reason·시각을 추적 가능하게 남깁니다.</w:t>
-      </w:r>
-    </w:p>
-    <w:p>
-      <w:pPr>
-        <w:pStyle w:val="Heading2"/>
-        <w:keepNext/>
-        <w:keepLines/>
-        <w:widowControl/>
-      </w:pPr>
-      <w:r>
-        <w:t>2.2 언제 선택하면 안 되는가</w:t>
-      </w:r>
-    </w:p>
-    <w:p>
-      <w:pPr>
-        <w:pStyle w:val="BodyRail"/>
-      </w:pPr>
-      <w:r>
-        <w:t>원격 Side Effect가 UNKNOWN이거나 기존 업무 결과가 확정된 경우에는 무조건 Rerun/Reprocess하지 않습니다. 먼저 Reconcile과 영향 범위를 확인합니다.</w:t>
-      </w:r>
-    </w:p>
-    <w:p>
-      <w:pPr>
-        <w:pStyle w:val="Heading2"/>
-        <w:keepNext/>
-        <w:keepLines/>
-        <w:widowControl/>
-      </w:pPr>
-      <w:r>
-        <w:t>2.3 Side Effect 확인</w:t>
-      </w:r>
-    </w:p>
-    <w:p>
-      <w:pPr>
-        <w:pStyle w:val="BodyRail"/>
-      </w:pPr>
-      <w:r>
-        <w:t>재시작·재처리 전에 DB commit, 외부 호출, message publish와 파일 생성 등 이미 확정된 Side Effect를 execution 식별자로 확인합니다.</w:t>
-      </w:r>
-    </w:p>
-    <w:p>
-      <w:pPr>
-        <w:pStyle w:val="BodyRail"/>
-      </w:pPr>
-      <w:r>
-        <w:t>Restart·Rerun·Reprocess·Reconcile의 목적과 위험을 구분합니다.</w:t>
-      </w:r>
-    </w:p>
-    <w:p>
-      <w:pPr>
-        <w:pStyle w:val="TableTitle"/>
-        <w:keepNext/>
-        <w:keepLines/>
-        <w:widowControl/>
-      </w:pPr>
-      <w:r>
-        <w:t>표 2-1. 판단 기준 / Restart / Rerun / Reprocess / Reconcile</w:t>
-      </w:r>
-    </w:p>
-    <w:p>
-      <w:pPr>
-        <w:pStyle w:val="TablePurpose"/>
-        <w:keepNext/>
-        <w:keepLines/>
-        <w:widowControl/>
-      </w:pPr>
-      <w:r>
-        <w:t>비교·선택·확인에 필요한 항목만 압축해 정리합니다.</w:t>
-      </w:r>
-    </w:p>
-    <w:tbl>
-      <w:tblPr>
-        <w:tblW w:type="auto" w:w="0"/>
-        <w:jc w:val="left"/>
-        <w:tblLayout w:type="autofit"/>
-        <w:tblLook w:firstColumn="1" w:firstRow="1" w:lastColumn="0" w:lastRow="0" w:noHBand="0" w:noVBand="1" w:val="04A0"/>
-      </w:tblPr>
-      <w:tblGrid>
-        <w:gridCol w:w="2176"/>
-        <w:gridCol w:w="2176"/>
-        <w:gridCol w:w="2176"/>
-        <w:gridCol w:w="2176"/>
-        <w:gridCol w:w="2176"/>
-      </w:tblGrid>
-      <w:tr>
-        <w:trPr>
-          <w:cantSplit/>
-          <w:tblHeader w:val="true"/>
-        </w:trPr>
-        <w:tc>
-          <w:tcPr>
-            <w:tcW w:type="dxa" w:w="2176"/>
-            <w:tcMar>
-              <w:top w:w="70" w:type="dxa"/>
-              <w:start w:w="80" w:type="dxa"/>
-              <w:bottom w:w="70" w:type="dxa"/>
-              <w:end w:w="80" w:type="dxa"/>
-            </w:tcMar>
-            <w:vAlign w:val="top"/>
-            <w:shd w:fill="17324D"/>
-          </w:tcPr>
-          <w:p>
-            <w:r>
-              <w:rPr>
-                <w:rFonts w:ascii="Noto Sans CJK KR" w:hAnsi="Noto Sans CJK KR"/>
-                <w:b/>
-                <w:color w:val="FFFFFF"/>
-                <w:sz w:val="17"/>
-              </w:rPr>
-              <w:t>판단 기준</w:t>
-            </w:r>
-          </w:p>
-        </w:tc>
-        <w:tc>
-          <w:tcPr>
-            <w:tcW w:type="dxa" w:w="2176"/>
-            <w:tcMar>
-              <w:top w:w="70" w:type="dxa"/>
-              <w:start w:w="80" w:type="dxa"/>
-              <w:bottom w:w="70" w:type="dxa"/>
-              <w:end w:w="80" w:type="dxa"/>
-            </w:tcMar>
-            <w:vAlign w:val="top"/>
-            <w:shd w:fill="17324D"/>
-          </w:tcPr>
-          <w:p>
-            <w:r>
-              <w:rPr>
-                <w:rFonts w:ascii="Noto Sans CJK KR" w:hAnsi="Noto Sans CJK KR"/>
-                <w:b/>
-                <w:color w:val="FFFFFF"/>
-                <w:sz w:val="17"/>
-              </w:rPr>
-              <w:t>Restart</w:t>
-            </w:r>
-          </w:p>
-        </w:tc>
-        <w:tc>
-          <w:tcPr>
-            <w:tcW w:type="dxa" w:w="2176"/>
-            <w:tcMar>
-              <w:top w:w="70" w:type="dxa"/>
-              <w:start w:w="80" w:type="dxa"/>
-              <w:bottom w:w="70" w:type="dxa"/>
-              <w:end w:w="80" w:type="dxa"/>
-            </w:tcMar>
-            <w:vAlign w:val="top"/>
-            <w:shd w:fill="17324D"/>
-          </w:tcPr>
-          <w:p>
-            <w:r>
-              <w:rPr>
-                <w:rFonts w:ascii="Noto Sans CJK KR" w:hAnsi="Noto Sans CJK KR"/>
-                <w:b/>
-                <w:color w:val="FFFFFF"/>
-                <w:sz w:val="17"/>
-              </w:rPr>
-              <w:t>Rerun</w:t>
-            </w:r>
-          </w:p>
-        </w:tc>
-        <w:tc>
-          <w:tcPr>
-            <w:tcW w:type="dxa" w:w="2176"/>
-            <w:tcMar>
-              <w:top w:w="70" w:type="dxa"/>
-              <w:start w:w="80" w:type="dxa"/>
-              <w:bottom w:w="70" w:type="dxa"/>
-              <w:end w:w="80" w:type="dxa"/>
-            </w:tcMar>
-            <w:vAlign w:val="top"/>
-            <w:shd w:fill="17324D"/>
-          </w:tcPr>
-          <w:p>
-            <w:r>
-              <w:rPr>
-                <w:rFonts w:ascii="Noto Sans CJK KR" w:hAnsi="Noto Sans CJK KR"/>
-                <w:b/>
-                <w:color w:val="FFFFFF"/>
-                <w:sz w:val="17"/>
-              </w:rPr>
-              <w:t>Reprocess</w:t>
-            </w:r>
-          </w:p>
-        </w:tc>
-        <w:tc>
-          <w:tcPr>
-            <w:tcW w:type="dxa" w:w="2176"/>
-            <w:tcMar>
-              <w:top w:w="70" w:type="dxa"/>
-              <w:start w:w="80" w:type="dxa"/>
-              <w:bottom w:w="70" w:type="dxa"/>
-              <w:end w:w="80" w:type="dxa"/>
-            </w:tcMar>
-            <w:vAlign w:val="top"/>
-            <w:shd w:fill="17324D"/>
-          </w:tcPr>
-          <w:p>
-            <w:r>
-              <w:rPr>
-                <w:rFonts w:ascii="Noto Sans CJK KR" w:hAnsi="Noto Sans CJK KR"/>
-                <w:b/>
-                <w:color w:val="FFFFFF"/>
-                <w:sz w:val="17"/>
-              </w:rPr>
-              <w:t>Reconcile</w:t>
+              <w:t>job/operation/business key 범위</w:t>
             </w:r>
           </w:p>
         </w:tc>
@@ -1789,15 +2317,15 @@
         </w:trPr>
         <w:tc>
           <w:tcPr>
-            <w:tcW w:type="dxa" w:w="2176"/>
+            <w:tcW w:type="dxa" w:w="3005"/>
             <w:tcMar>
-              <w:top w:w="70" w:type="dxa"/>
-              <w:start w:w="80" w:type="dxa"/>
-              <w:bottom w:w="70" w:type="dxa"/>
-              <w:end w:w="80" w:type="dxa"/>
+              <w:top w:w="80" w:type="dxa"/>
+              <w:start w:w="100" w:type="dxa"/>
+              <w:bottom w:w="80" w:type="dxa"/>
+              <w:end w:w="100" w:type="dxa"/>
             </w:tcMar>
-            <w:vAlign w:val="top"/>
-            <w:shd w:fill="F4F7FA"/>
+            <w:vAlign w:val="center"/>
+            <w:shd w:fill="F7FAFC"/>
           </w:tcPr>
           <w:p>
             <w:pPr>
@@ -1805,24 +2333,24 @@
             </w:pPr>
             <w:r>
               <w:rPr>
-                <w:rFonts w:ascii="Noto Sans CJK KR" w:hAnsi="Noto Sans CJK KR"/>
-                <w:color w:val="202124"/>
-                <w:sz w:val="17"/>
+                <w:rFonts w:ascii="Noto Sans KR" w:hAnsi="Noto Sans KR" w:eastAsia="Noto Sans KR"/>
+                <w:sz w:val="16"/>
               </w:rPr>
-              <w:t>핵심 목적</w:t>
+              <w:t>실행자</w:t>
             </w:r>
           </w:p>
         </w:tc>
         <w:tc>
           <w:tcPr>
-            <w:tcW w:type="dxa" w:w="2176"/>
+            <w:tcW w:type="dxa" w:w="12020"/>
             <w:tcMar>
-              <w:top w:w="70" w:type="dxa"/>
-              <w:start w:w="80" w:type="dxa"/>
-              <w:bottom w:w="70" w:type="dxa"/>
-              <w:end w:w="80" w:type="dxa"/>
+              <w:top w:w="80" w:type="dxa"/>
+              <w:start w:w="100" w:type="dxa"/>
+              <w:bottom w:w="80" w:type="dxa"/>
+              <w:end w:w="100" w:type="dxa"/>
             </w:tcMar>
-            <w:vAlign w:val="top"/>
+            <w:vAlign w:val="center"/>
+            <w:shd w:fill="F7FAFC"/>
           </w:tcPr>
           <w:p>
             <w:pPr>
@@ -1830,86 +2358,10 @@
             </w:pPr>
             <w:r>
               <w:rPr>
-                <w:rFonts w:ascii="Noto Sans CJK KR" w:hAnsi="Noto Sans CJK KR"/>
-                <w:color w:val="202124"/>
-                <w:sz w:val="17"/>
+                <w:rFonts w:ascii="Noto Sans KR" w:hAnsi="Noto Sans KR" w:eastAsia="Noto Sans KR"/>
+                <w:sz w:val="16"/>
               </w:rPr>
-              <w:t>중단 지점 재개</w:t>
-            </w:r>
-          </w:p>
-        </w:tc>
-        <w:tc>
-          <w:tcPr>
-            <w:tcW w:type="dxa" w:w="2176"/>
-            <w:tcMar>
-              <w:top w:w="70" w:type="dxa"/>
-              <w:start w:w="80" w:type="dxa"/>
-              <w:bottom w:w="70" w:type="dxa"/>
-              <w:end w:w="80" w:type="dxa"/>
-            </w:tcMar>
-            <w:vAlign w:val="top"/>
-          </w:tcPr>
-          <w:p>
-            <w:pPr>
-              <w:spacing w:after="0" w:line="252" w:lineRule="auto"/>
-            </w:pPr>
-            <w:r>
-              <w:rPr>
-                <w:rFonts w:ascii="Noto Sans CJK KR" w:hAnsi="Noto Sans CJK KR"/>
-                <w:color w:val="202124"/>
-                <w:sz w:val="17"/>
-              </w:rPr>
-              <w:t>실행 정의 다시 수행</w:t>
-            </w:r>
-          </w:p>
-        </w:tc>
-        <w:tc>
-          <w:tcPr>
-            <w:tcW w:type="dxa" w:w="2176"/>
-            <w:tcMar>
-              <w:top w:w="70" w:type="dxa"/>
-              <w:start w:w="80" w:type="dxa"/>
-              <w:bottom w:w="70" w:type="dxa"/>
-              <w:end w:w="80" w:type="dxa"/>
-            </w:tcMar>
-            <w:vAlign w:val="top"/>
-          </w:tcPr>
-          <w:p>
-            <w:pPr>
-              <w:spacing w:after="0" w:line="252" w:lineRule="auto"/>
-            </w:pPr>
-            <w:r>
-              <w:rPr>
-                <w:rFonts w:ascii="Noto Sans CJK KR" w:hAnsi="Noto Sans CJK KR"/>
-                <w:color w:val="202124"/>
-                <w:sz w:val="17"/>
-              </w:rPr>
-              <w:t>업무 대상 다시 처리</w:t>
-            </w:r>
-          </w:p>
-        </w:tc>
-        <w:tc>
-          <w:tcPr>
-            <w:tcW w:type="dxa" w:w="2176"/>
-            <w:tcMar>
-              <w:top w:w="70" w:type="dxa"/>
-              <w:start w:w="80" w:type="dxa"/>
-              <w:bottom w:w="70" w:type="dxa"/>
-              <w:end w:w="80" w:type="dxa"/>
-            </w:tcMar>
-            <w:vAlign w:val="top"/>
-          </w:tcPr>
-          <w:p>
-            <w:pPr>
-              <w:spacing w:after="0" w:line="252" w:lineRule="auto"/>
-            </w:pPr>
-            <w:r>
-              <w:rPr>
-                <w:rFonts w:ascii="Noto Sans CJK KR" w:hAnsi="Noto Sans CJK KR"/>
-                <w:color w:val="202124"/>
-                <w:sz w:val="17"/>
-              </w:rPr>
-              <w:t>불명확 결과 확정</w:t>
+              <w:t>operator/user/instance</w:t>
             </w:r>
           </w:p>
         </w:tc>
@@ -1920,15 +2372,14 @@
         </w:trPr>
         <w:tc>
           <w:tcPr>
-            <w:tcW w:type="dxa" w:w="2176"/>
+            <w:tcW w:type="dxa" w:w="3005"/>
             <w:tcMar>
-              <w:top w:w="70" w:type="dxa"/>
-              <w:start w:w="80" w:type="dxa"/>
-              <w:bottom w:w="70" w:type="dxa"/>
-              <w:end w:w="80" w:type="dxa"/>
+              <w:top w:w="80" w:type="dxa"/>
+              <w:start w:w="100" w:type="dxa"/>
+              <w:bottom w:w="80" w:type="dxa"/>
+              <w:end w:w="100" w:type="dxa"/>
             </w:tcMar>
-            <w:vAlign w:val="top"/>
-            <w:shd w:fill="F4F7FA"/>
+            <w:vAlign w:val="center"/>
           </w:tcPr>
           <w:p>
             <w:pPr>
@@ -1936,24 +2387,23 @@
             </w:pPr>
             <w:r>
               <w:rPr>
-                <w:rFonts w:ascii="Noto Sans CJK KR" w:hAnsi="Noto Sans CJK KR"/>
-                <w:color w:val="202124"/>
-                <w:sz w:val="17"/>
+                <w:rFonts w:ascii="Noto Sans KR" w:hAnsi="Noto Sans KR" w:eastAsia="Noto Sans KR"/>
+                <w:sz w:val="16"/>
               </w:rPr>
-              <w:t>선행 확인</w:t>
+              <w:t>사유</w:t>
             </w:r>
           </w:p>
         </w:tc>
         <w:tc>
           <w:tcPr>
-            <w:tcW w:type="dxa" w:w="2176"/>
+            <w:tcW w:type="dxa" w:w="12020"/>
             <w:tcMar>
-              <w:top w:w="70" w:type="dxa"/>
-              <w:start w:w="80" w:type="dxa"/>
-              <w:bottom w:w="70" w:type="dxa"/>
-              <w:end w:w="80" w:type="dxa"/>
+              <w:top w:w="80" w:type="dxa"/>
+              <w:start w:w="100" w:type="dxa"/>
+              <w:bottom w:w="80" w:type="dxa"/>
+              <w:end w:w="100" w:type="dxa"/>
             </w:tcMar>
-            <w:vAlign w:val="top"/>
+            <w:vAlign w:val="center"/>
           </w:tcPr>
           <w:p>
             <w:pPr>
@@ -1961,86 +2411,10 @@
             </w:pPr>
             <w:r>
               <w:rPr>
-                <w:rFonts w:ascii="Noto Sans CJK KR" w:hAnsi="Noto Sans CJK KR"/>
-                <w:color w:val="202124"/>
-                <w:sz w:val="17"/>
+                <w:rFonts w:ascii="Noto Sans KR" w:hAnsi="Noto Sans KR" w:eastAsia="Noto Sans KR"/>
+                <w:sz w:val="16"/>
               </w:rPr>
-              <w:t>checkpoint</w:t>
-            </w:r>
-          </w:p>
-        </w:tc>
-        <w:tc>
-          <w:tcPr>
-            <w:tcW w:type="dxa" w:w="2176"/>
-            <w:tcMar>
-              <w:top w:w="70" w:type="dxa"/>
-              <w:start w:w="80" w:type="dxa"/>
-              <w:bottom w:w="70" w:type="dxa"/>
-              <w:end w:w="80" w:type="dxa"/>
-            </w:tcMar>
-            <w:vAlign w:val="top"/>
-          </w:tcPr>
-          <w:p>
-            <w:pPr>
-              <w:spacing w:after="0" w:line="252" w:lineRule="auto"/>
-            </w:pPr>
-            <w:r>
-              <w:rPr>
-                <w:rFonts w:ascii="Noto Sans CJK KR" w:hAnsi="Noto Sans CJK KR"/>
-                <w:color w:val="202124"/>
-                <w:sz w:val="17"/>
-              </w:rPr>
-              <w:t>중복 Side Effect</w:t>
-            </w:r>
-          </w:p>
-        </w:tc>
-        <w:tc>
-          <w:tcPr>
-            <w:tcW w:type="dxa" w:w="2176"/>
-            <w:tcMar>
-              <w:top w:w="70" w:type="dxa"/>
-              <w:start w:w="80" w:type="dxa"/>
-              <w:bottom w:w="70" w:type="dxa"/>
-              <w:end w:w="80" w:type="dxa"/>
-            </w:tcMar>
-            <w:vAlign w:val="top"/>
-          </w:tcPr>
-          <w:p>
-            <w:pPr>
-              <w:spacing w:after="0" w:line="252" w:lineRule="auto"/>
-            </w:pPr>
-            <w:r>
-              <w:rPr>
-                <w:rFonts w:ascii="Noto Sans CJK KR" w:hAnsi="Noto Sans CJK KR"/>
-                <w:color w:val="202124"/>
-                <w:sz w:val="17"/>
-              </w:rPr>
-              <w:t>대상 범위/idempotency</w:t>
-            </w:r>
-          </w:p>
-        </w:tc>
-        <w:tc>
-          <w:tcPr>
-            <w:tcW w:type="dxa" w:w="2176"/>
-            <w:tcMar>
-              <w:top w:w="70" w:type="dxa"/>
-              <w:start w:w="80" w:type="dxa"/>
-              <w:bottom w:w="70" w:type="dxa"/>
-              <w:end w:w="80" w:type="dxa"/>
-            </w:tcMar>
-            <w:vAlign w:val="top"/>
-          </w:tcPr>
-          <w:p>
-            <w:pPr>
-              <w:spacing w:after="0" w:line="252" w:lineRule="auto"/>
-            </w:pPr>
-            <w:r>
-              <w:rPr>
-                <w:rFonts w:ascii="Noto Sans CJK KR" w:hAnsi="Noto Sans CJK KR"/>
-                <w:color w:val="202124"/>
-                <w:sz w:val="17"/>
-              </w:rPr>
-              <w:t>외부 실제 상태</w:t>
+              <w:t>reason</w:t>
             </w:r>
           </w:p>
         </w:tc>
@@ -2051,15 +2425,15 @@
         </w:trPr>
         <w:tc>
           <w:tcPr>
-            <w:tcW w:type="dxa" w:w="2176"/>
+            <w:tcW w:type="dxa" w:w="3005"/>
             <w:tcMar>
-              <w:top w:w="70" w:type="dxa"/>
-              <w:start w:w="80" w:type="dxa"/>
-              <w:bottom w:w="70" w:type="dxa"/>
-              <w:end w:w="80" w:type="dxa"/>
+              <w:top w:w="80" w:type="dxa"/>
+              <w:start w:w="100" w:type="dxa"/>
+              <w:bottom w:w="80" w:type="dxa"/>
+              <w:end w:w="100" w:type="dxa"/>
             </w:tcMar>
-            <w:vAlign w:val="top"/>
-            <w:shd w:fill="F4F7FA"/>
+            <w:vAlign w:val="center"/>
+            <w:shd w:fill="F7FAFC"/>
           </w:tcPr>
           <w:p>
             <w:pPr>
@@ -2067,24 +2441,24 @@
             </w:pPr>
             <w:r>
               <w:rPr>
-                <w:rFonts w:ascii="Noto Sans CJK KR" w:hAnsi="Noto Sans CJK KR"/>
-                <w:color w:val="202124"/>
-                <w:sz w:val="17"/>
+                <w:rFonts w:ascii="Noto Sans KR" w:hAnsi="Noto Sans KR" w:eastAsia="Noto Sans KR"/>
+                <w:sz w:val="16"/>
               </w:rPr>
-              <w:t>주요 위험</w:t>
+              <w:t>승인</w:t>
             </w:r>
           </w:p>
         </w:tc>
         <w:tc>
           <w:tcPr>
-            <w:tcW w:type="dxa" w:w="2176"/>
+            <w:tcW w:type="dxa" w:w="12020"/>
             <w:tcMar>
-              <w:top w:w="70" w:type="dxa"/>
-              <w:start w:w="80" w:type="dxa"/>
-              <w:bottom w:w="70" w:type="dxa"/>
-              <w:end w:w="80" w:type="dxa"/>
+              <w:top w:w="80" w:type="dxa"/>
+              <w:start w:w="100" w:type="dxa"/>
+              <w:bottom w:w="80" w:type="dxa"/>
+              <w:end w:w="100" w:type="dxa"/>
             </w:tcMar>
-            <w:vAlign w:val="top"/>
+            <w:vAlign w:val="center"/>
+            <w:shd w:fill="F7FAFC"/>
           </w:tcPr>
           <w:p>
             <w:pPr>
@@ -2092,24 +2466,28 @@
             </w:pPr>
             <w:r>
               <w:rPr>
-                <w:rFonts w:ascii="Noto Sans CJK KR" w:hAnsi="Noto Sans CJK KR"/>
-                <w:color w:val="202124"/>
-                <w:sz w:val="17"/>
+                <w:rFonts w:ascii="Noto Sans KR" w:hAnsi="Noto Sans KR" w:eastAsia="Noto Sans KR"/>
+                <w:sz w:val="16"/>
               </w:rPr>
-              <w:t>stale lease</w:t>
+              <w:t>approval reference</w:t>
             </w:r>
           </w:p>
         </w:tc>
+      </w:tr>
+      <w:tr>
+        <w:trPr>
+          <w:cantSplit/>
+        </w:trPr>
         <w:tc>
           <w:tcPr>
-            <w:tcW w:type="dxa" w:w="2176"/>
+            <w:tcW w:type="dxa" w:w="3005"/>
             <w:tcMar>
-              <w:top w:w="70" w:type="dxa"/>
-              <w:start w:w="80" w:type="dxa"/>
-              <w:bottom w:w="70" w:type="dxa"/>
-              <w:end w:w="80" w:type="dxa"/>
+              <w:top w:w="80" w:type="dxa"/>
+              <w:start w:w="100" w:type="dxa"/>
+              <w:bottom w:w="80" w:type="dxa"/>
+              <w:end w:w="100" w:type="dxa"/>
             </w:tcMar>
-            <w:vAlign w:val="top"/>
+            <w:vAlign w:val="center"/>
           </w:tcPr>
           <w:p>
             <w:pPr>
@@ -2117,24 +2495,23 @@
             </w:pPr>
             <w:r>
               <w:rPr>
-                <w:rFonts w:ascii="Noto Sans CJK KR" w:hAnsi="Noto Sans CJK KR"/>
-                <w:color w:val="202124"/>
-                <w:sz w:val="17"/>
+                <w:rFonts w:ascii="Noto Sans KR" w:hAnsi="Noto Sans KR" w:eastAsia="Noto Sans KR"/>
+                <w:sz w:val="16"/>
               </w:rPr>
-              <w:t>중복 실행</w:t>
+              <w:t>결과</w:t>
             </w:r>
           </w:p>
         </w:tc>
         <w:tc>
           <w:tcPr>
-            <w:tcW w:type="dxa" w:w="2176"/>
+            <w:tcW w:type="dxa" w:w="12020"/>
             <w:tcMar>
-              <w:top w:w="70" w:type="dxa"/>
-              <w:start w:w="80" w:type="dxa"/>
-              <w:bottom w:w="70" w:type="dxa"/>
-              <w:end w:w="80" w:type="dxa"/>
+              <w:top w:w="80" w:type="dxa"/>
+              <w:start w:w="100" w:type="dxa"/>
+              <w:bottom w:w="80" w:type="dxa"/>
+              <w:end w:w="100" w:type="dxa"/>
             </w:tcMar>
-            <w:vAlign w:val="top"/>
+            <w:vAlign w:val="center"/>
           </w:tcPr>
           <w:p>
             <w:pPr>
@@ -2142,24 +2519,29 @@
             </w:pPr>
             <w:r>
               <w:rPr>
-                <w:rFonts w:ascii="Noto Sans CJK KR" w:hAnsi="Noto Sans CJK KR"/>
-                <w:color w:val="202124"/>
-                <w:sz w:val="17"/>
+                <w:rFonts w:ascii="Noto Sans KR" w:hAnsi="Noto Sans KR" w:eastAsia="Noto Sans KR"/>
+                <w:sz w:val="16"/>
               </w:rPr>
-              <w:t>중복 업무 반영</w:t>
+              <w:t>성공/실패/UNKNOWN/건수</w:t>
             </w:r>
           </w:p>
         </w:tc>
+      </w:tr>
+      <w:tr>
+        <w:trPr>
+          <w:cantSplit/>
+        </w:trPr>
         <w:tc>
           <w:tcPr>
-            <w:tcW w:type="dxa" w:w="2176"/>
+            <w:tcW w:type="dxa" w:w="3005"/>
             <w:tcMar>
-              <w:top w:w="70" w:type="dxa"/>
-              <w:start w:w="80" w:type="dxa"/>
-              <w:bottom w:w="70" w:type="dxa"/>
-              <w:end w:w="80" w:type="dxa"/>
+              <w:top w:w="80" w:type="dxa"/>
+              <w:start w:w="100" w:type="dxa"/>
+              <w:bottom w:w="80" w:type="dxa"/>
+              <w:end w:w="100" w:type="dxa"/>
             </w:tcMar>
-            <w:vAlign w:val="top"/>
+            <w:vAlign w:val="center"/>
+            <w:shd w:fill="F7FAFC"/>
           </w:tcPr>
           <w:p>
             <w:pPr>
@@ -2167,705 +2549,643 @@
             </w:pPr>
             <w:r>
               <w:rPr>
-                <w:rFonts w:ascii="Noto Sans CJK KR" w:hAnsi="Noto Sans CJK KR"/>
-                <w:color w:val="202124"/>
-                <w:sz w:val="17"/>
+                <w:rFonts w:ascii="Noto Sans KR" w:hAnsi="Noto Sans KR" w:eastAsia="Noto Sans KR"/>
+                <w:sz w:val="16"/>
               </w:rPr>
-              <w:t>근거 없는 상태 확정</w:t>
+              <w:t>후속</w:t>
+            </w:r>
+          </w:p>
+        </w:tc>
+        <w:tc>
+          <w:tcPr>
+            <w:tcW w:type="dxa" w:w="12020"/>
+            <w:tcMar>
+              <w:top w:w="80" w:type="dxa"/>
+              <w:start w:w="100" w:type="dxa"/>
+              <w:bottom w:w="80" w:type="dxa"/>
+              <w:end w:w="100" w:type="dxa"/>
+            </w:tcMar>
+            <w:vAlign w:val="center"/>
+            <w:shd w:fill="F7FAFC"/>
+          </w:tcPr>
+          <w:p>
+            <w:pPr>
+              <w:spacing w:after="0" w:line="252" w:lineRule="auto"/>
+            </w:pPr>
+            <w:r>
+              <w:rPr>
+                <w:rFonts w:ascii="Noto Sans KR" w:hAnsi="Noto Sans KR" w:eastAsia="Noto Sans KR"/>
+                <w:sz w:val="16"/>
+              </w:rPr>
+              <w:t>reconcile/retry/rollback</w:t>
             </w:r>
           </w:p>
         </w:tc>
       </w:tr>
     </w:tbl>
-    <w:p/>
-    <w:p>
-      <w:pPr>
-        <w:pStyle w:val="SourceRail"/>
-      </w:pPr>
-      <w:r>
-        <w:t>Source 길찾기 cpf-starters/notification/src/main/java/com/cpf/notification/spi/CpfNotificationReconciler.java</w:t>
-      </w:r>
-    </w:p>
     <w:p>
       <w:pPr>
         <w:pStyle w:val="Heading1"/>
-        <w:keepNext/>
-        <w:keepLines/>
-        <w:widowControl/>
       </w:pPr>
       <w:r>
-        <w:t>3. Worker·Scheduler 장애</w:t>
+        <w:t>5 Batch DB3 확인</w:t>
       </w:r>
     </w:p>
+    <w:tbl>
+      <w:tblPr>
+        <w:tblW w:type="auto" w:w="0"/>
+        <w:jc w:val="left"/>
+        <w:tblLayout w:type="fixed"/>
+        <w:tblLook w:firstColumn="1" w:firstRow="1" w:lastColumn="0" w:lastRow="0" w:noHBand="0" w:noVBand="1" w:val="04A0"/>
+      </w:tblPr>
+      <w:tblGrid>
+        <w:gridCol w:w="7625"/>
+        <w:gridCol w:w="7625"/>
+      </w:tblGrid>
+      <w:tr>
+        <w:trPr>
+          <w:tblHeader w:val="true"/>
+        </w:trPr>
+        <w:tc>
+          <w:tcPr>
+            <w:tcW w:type="dxa" w:w="1927"/>
+            <w:shd w:fill="17324D"/>
+            <w:tcMar>
+              <w:top w:w="110" w:type="dxa"/>
+              <w:start w:w="140" w:type="dxa"/>
+              <w:bottom w:w="110" w:type="dxa"/>
+              <w:end w:w="140" w:type="dxa"/>
+            </w:tcMar>
+          </w:tcPr>
+          <w:p>
+            <w:r>
+              <w:rPr>
+                <w:b/>
+                <w:color w:val="FFFFFF"/>
+              </w:rPr>
+              <w:t>이 장을 보는 이유</w:t>
+            </w:r>
+          </w:p>
+        </w:tc>
+        <w:tc>
+          <w:tcPr>
+            <w:tcW w:type="dxa" w:w="11623"/>
+            <w:tcMar>
+              <w:top w:w="110" w:type="dxa"/>
+              <w:start w:w="140" w:type="dxa"/>
+              <w:bottom w:w="110" w:type="dxa"/>
+              <w:end w:w="140" w:type="dxa"/>
+            </w:tcMar>
+          </w:tcPr>
+          <w:p>
+            <w:r>
+              <w:t>Batch 원장과 업무 데이터가 Oracle/PostgreSQL/MariaDB에서 동일한 lifecycle을 만족하는지 확인합니다.</w:t>
+            </w:r>
+          </w:p>
+        </w:tc>
+      </w:tr>
+    </w:tbl>
     <w:p>
       <w:pPr>
-        <w:pStyle w:val="Heading2"/>
-        <w:keepNext/>
-        <w:keepLines/>
-        <w:widowControl/>
+        <w:pStyle w:val="CPFLabel"/>
       </w:pPr>
       <w:r>
-        <w:t>3.1 Worker 장애</w:t>
+        <w:t>DB 확인</w:t>
       </w:r>
     </w:p>
+    <w:tbl>
+      <w:tblPr>
+        <w:tblW w:type="auto" w:w="0"/>
+        <w:jc w:val="left"/>
+        <w:tblLayout w:type="fixed"/>
+        <w:tblLook w:firstColumn="1" w:firstRow="1" w:lastColumn="0" w:lastRow="0" w:noHBand="0" w:noVBand="1" w:val="04A0"/>
+      </w:tblPr>
+      <w:tblGrid>
+        <w:gridCol w:w="3812"/>
+        <w:gridCol w:w="3812"/>
+        <w:gridCol w:w="3812"/>
+        <w:gridCol w:w="3812"/>
+      </w:tblGrid>
+      <w:tr>
+        <w:trPr>
+          <w:tblHeader w:val="true"/>
+        </w:trPr>
+        <w:tc>
+          <w:tcPr>
+            <w:tcW w:type="dxa" w:w="3577"/>
+            <w:shd w:fill="17324D"/>
+            <w:tcMar>
+              <w:top w:w="90" w:type="dxa"/>
+              <w:start w:w="110" w:type="dxa"/>
+              <w:bottom w:w="90" w:type="dxa"/>
+              <w:end w:w="110" w:type="dxa"/>
+            </w:tcMar>
+          </w:tcPr>
+          <w:p>
+            <w:r>
+              <w:rPr>
+                <w:b/>
+                <w:color w:val="FFFFFF"/>
+                <w:sz w:val="16"/>
+              </w:rPr>
+              <w:t>항목</w:t>
+            </w:r>
+          </w:p>
+        </w:tc>
+        <w:tc>
+          <w:tcPr>
+            <w:tcW w:type="dxa" w:w="3816"/>
+            <w:shd w:fill="17324D"/>
+            <w:tcMar>
+              <w:top w:w="90" w:type="dxa"/>
+              <w:start w:w="110" w:type="dxa"/>
+              <w:bottom w:w="90" w:type="dxa"/>
+              <w:end w:w="110" w:type="dxa"/>
+            </w:tcMar>
+          </w:tcPr>
+          <w:p>
+            <w:r>
+              <w:rPr>
+                <w:b/>
+                <w:color w:val="FFFFFF"/>
+                <w:sz w:val="16"/>
+              </w:rPr>
+              <w:t>Oracle</w:t>
+            </w:r>
+          </w:p>
+        </w:tc>
+        <w:tc>
+          <w:tcPr>
+            <w:tcW w:type="dxa" w:w="3816"/>
+            <w:shd w:fill="17324D"/>
+            <w:tcMar>
+              <w:top w:w="90" w:type="dxa"/>
+              <w:start w:w="110" w:type="dxa"/>
+              <w:bottom w:w="90" w:type="dxa"/>
+              <w:end w:w="110" w:type="dxa"/>
+            </w:tcMar>
+          </w:tcPr>
+          <w:p>
+            <w:r>
+              <w:rPr>
+                <w:b/>
+                <w:color w:val="FFFFFF"/>
+                <w:sz w:val="16"/>
+              </w:rPr>
+              <w:t>PostgreSQL</w:t>
+            </w:r>
+          </w:p>
+        </w:tc>
+        <w:tc>
+          <w:tcPr>
+            <w:tcW w:type="dxa" w:w="3816"/>
+            <w:shd w:fill="17324D"/>
+            <w:tcMar>
+              <w:top w:w="90" w:type="dxa"/>
+              <w:start w:w="110" w:type="dxa"/>
+              <w:bottom w:w="90" w:type="dxa"/>
+              <w:end w:w="110" w:type="dxa"/>
+            </w:tcMar>
+          </w:tcPr>
+          <w:p>
+            <w:r>
+              <w:rPr>
+                <w:b/>
+                <w:color w:val="FFFFFF"/>
+                <w:sz w:val="16"/>
+              </w:rPr>
+              <w:t>MariaDB</w:t>
+            </w:r>
+          </w:p>
+        </w:tc>
+      </w:tr>
+      <w:tr>
+        <w:trPr>
+          <w:cantSplit/>
+        </w:trPr>
+        <w:tc>
+          <w:tcPr>
+            <w:tcW w:type="dxa" w:w="3577"/>
+            <w:tcMar>
+              <w:top w:w="80" w:type="dxa"/>
+              <w:start w:w="100" w:type="dxa"/>
+              <w:bottom w:w="80" w:type="dxa"/>
+              <w:end w:w="100" w:type="dxa"/>
+            </w:tcMar>
+            <w:vAlign w:val="center"/>
+          </w:tcPr>
+          <w:p>
+            <w:pPr>
+              <w:spacing w:after="0" w:line="252" w:lineRule="auto"/>
+            </w:pPr>
+            <w:r>
+              <w:rPr>
+                <w:rFonts w:ascii="Noto Sans KR" w:hAnsi="Noto Sans KR" w:eastAsia="Noto Sans KR"/>
+                <w:sz w:val="16"/>
+              </w:rPr>
+              <w:t>Schema/Migration</w:t>
+            </w:r>
+          </w:p>
+        </w:tc>
+        <w:tc>
+          <w:tcPr>
+            <w:tcW w:type="dxa" w:w="3816"/>
+            <w:tcMar>
+              <w:top w:w="80" w:type="dxa"/>
+              <w:start w:w="100" w:type="dxa"/>
+              <w:bottom w:w="80" w:type="dxa"/>
+              <w:end w:w="100" w:type="dxa"/>
+            </w:tcMar>
+            <w:vAlign w:val="center"/>
+          </w:tcPr>
+          <w:p>
+            <w:pPr>
+              <w:spacing w:after="0" w:line="252" w:lineRule="auto"/>
+            </w:pPr>
+            <w:r>
+              <w:rPr>
+                <w:rFonts w:ascii="Noto Sans KR" w:hAnsi="Noto Sans KR" w:eastAsia="Noto Sans KR"/>
+                <w:sz w:val="16"/>
+              </w:rPr>
+              <w:t>검증</w:t>
+            </w:r>
+          </w:p>
+        </w:tc>
+        <w:tc>
+          <w:tcPr>
+            <w:tcW w:type="dxa" w:w="3816"/>
+            <w:tcMar>
+              <w:top w:w="80" w:type="dxa"/>
+              <w:start w:w="100" w:type="dxa"/>
+              <w:bottom w:w="80" w:type="dxa"/>
+              <w:end w:w="100" w:type="dxa"/>
+            </w:tcMar>
+            <w:vAlign w:val="center"/>
+          </w:tcPr>
+          <w:p>
+            <w:pPr>
+              <w:spacing w:after="0" w:line="252" w:lineRule="auto"/>
+            </w:pPr>
+            <w:r>
+              <w:rPr>
+                <w:rFonts w:ascii="Noto Sans KR" w:hAnsi="Noto Sans KR" w:eastAsia="Noto Sans KR"/>
+                <w:sz w:val="16"/>
+              </w:rPr>
+              <w:t>검증</w:t>
+            </w:r>
+          </w:p>
+        </w:tc>
+        <w:tc>
+          <w:tcPr>
+            <w:tcW w:type="dxa" w:w="3816"/>
+            <w:tcMar>
+              <w:top w:w="80" w:type="dxa"/>
+              <w:start w:w="100" w:type="dxa"/>
+              <w:bottom w:w="80" w:type="dxa"/>
+              <w:end w:w="100" w:type="dxa"/>
+            </w:tcMar>
+            <w:vAlign w:val="center"/>
+          </w:tcPr>
+          <w:p>
+            <w:pPr>
+              <w:spacing w:after="0" w:line="252" w:lineRule="auto"/>
+            </w:pPr>
+            <w:r>
+              <w:rPr>
+                <w:rFonts w:ascii="Noto Sans KR" w:hAnsi="Noto Sans KR" w:eastAsia="Noto Sans KR"/>
+                <w:sz w:val="16"/>
+              </w:rPr>
+              <w:t>검증</w:t>
+            </w:r>
+          </w:p>
+        </w:tc>
+      </w:tr>
+      <w:tr>
+        <w:trPr>
+          <w:cantSplit/>
+        </w:trPr>
+        <w:tc>
+          <w:tcPr>
+            <w:tcW w:type="dxa" w:w="3577"/>
+            <w:tcMar>
+              <w:top w:w="80" w:type="dxa"/>
+              <w:start w:w="100" w:type="dxa"/>
+              <w:bottom w:w="80" w:type="dxa"/>
+              <w:end w:w="100" w:type="dxa"/>
+            </w:tcMar>
+            <w:vAlign w:val="center"/>
+            <w:shd w:fill="F7FAFC"/>
+          </w:tcPr>
+          <w:p>
+            <w:pPr>
+              <w:spacing w:after="0" w:line="252" w:lineRule="auto"/>
+            </w:pPr>
+            <w:r>
+              <w:rPr>
+                <w:rFonts w:ascii="Noto Sans KR" w:hAnsi="Noto Sans KR" w:eastAsia="Noto Sans KR"/>
+                <w:sz w:val="16"/>
+              </w:rPr>
+              <w:t>Index/Lock</w:t>
+            </w:r>
+          </w:p>
+        </w:tc>
+        <w:tc>
+          <w:tcPr>
+            <w:tcW w:type="dxa" w:w="3816"/>
+            <w:tcMar>
+              <w:top w:w="80" w:type="dxa"/>
+              <w:start w:w="100" w:type="dxa"/>
+              <w:bottom w:w="80" w:type="dxa"/>
+              <w:end w:w="100" w:type="dxa"/>
+            </w:tcMar>
+            <w:vAlign w:val="center"/>
+            <w:shd w:fill="F7FAFC"/>
+          </w:tcPr>
+          <w:p>
+            <w:pPr>
+              <w:spacing w:after="0" w:line="252" w:lineRule="auto"/>
+            </w:pPr>
+            <w:r>
+              <w:rPr>
+                <w:rFonts w:ascii="Noto Sans KR" w:hAnsi="Noto Sans KR" w:eastAsia="Noto Sans KR"/>
+                <w:sz w:val="16"/>
+              </w:rPr>
+              <w:t>실제 plan/lock</w:t>
+            </w:r>
+          </w:p>
+        </w:tc>
+        <w:tc>
+          <w:tcPr>
+            <w:tcW w:type="dxa" w:w="3816"/>
+            <w:tcMar>
+              <w:top w:w="80" w:type="dxa"/>
+              <w:start w:w="100" w:type="dxa"/>
+              <w:bottom w:w="80" w:type="dxa"/>
+              <w:end w:w="100" w:type="dxa"/>
+            </w:tcMar>
+            <w:vAlign w:val="center"/>
+            <w:shd w:fill="F7FAFC"/>
+          </w:tcPr>
+          <w:p>
+            <w:pPr>
+              <w:spacing w:after="0" w:line="252" w:lineRule="auto"/>
+            </w:pPr>
+            <w:r>
+              <w:rPr>
+                <w:rFonts w:ascii="Noto Sans KR" w:hAnsi="Noto Sans KR" w:eastAsia="Noto Sans KR"/>
+                <w:sz w:val="16"/>
+              </w:rPr>
+              <w:t>실제 plan/lock</w:t>
+            </w:r>
+          </w:p>
+        </w:tc>
+        <w:tc>
+          <w:tcPr>
+            <w:tcW w:type="dxa" w:w="3816"/>
+            <w:tcMar>
+              <w:top w:w="80" w:type="dxa"/>
+              <w:start w:w="100" w:type="dxa"/>
+              <w:bottom w:w="80" w:type="dxa"/>
+              <w:end w:w="100" w:type="dxa"/>
+            </w:tcMar>
+            <w:vAlign w:val="center"/>
+            <w:shd w:fill="F7FAFC"/>
+          </w:tcPr>
+          <w:p>
+            <w:pPr>
+              <w:spacing w:after="0" w:line="252" w:lineRule="auto"/>
+            </w:pPr>
+            <w:r>
+              <w:rPr>
+                <w:rFonts w:ascii="Noto Sans KR" w:hAnsi="Noto Sans KR" w:eastAsia="Noto Sans KR"/>
+                <w:sz w:val="16"/>
+              </w:rPr>
+              <w:t>실제 plan/lock</w:t>
+            </w:r>
+          </w:p>
+        </w:tc>
+      </w:tr>
+      <w:tr>
+        <w:trPr>
+          <w:cantSplit/>
+        </w:trPr>
+        <w:tc>
+          <w:tcPr>
+            <w:tcW w:type="dxa" w:w="3577"/>
+            <w:tcMar>
+              <w:top w:w="80" w:type="dxa"/>
+              <w:start w:w="100" w:type="dxa"/>
+              <w:bottom w:w="80" w:type="dxa"/>
+              <w:end w:w="100" w:type="dxa"/>
+            </w:tcMar>
+            <w:vAlign w:val="center"/>
+          </w:tcPr>
+          <w:p>
+            <w:pPr>
+              <w:spacing w:after="0" w:line="252" w:lineRule="auto"/>
+            </w:pPr>
+            <w:r>
+              <w:rPr>
+                <w:rFonts w:ascii="Noto Sans KR" w:hAnsi="Noto Sans KR" w:eastAsia="Noto Sans KR"/>
+                <w:sz w:val="16"/>
+              </w:rPr>
+              <w:t>Restart/Checkpoint</w:t>
+            </w:r>
+          </w:p>
+        </w:tc>
+        <w:tc>
+          <w:tcPr>
+            <w:tcW w:type="dxa" w:w="3816"/>
+            <w:tcMar>
+              <w:top w:w="80" w:type="dxa"/>
+              <w:start w:w="100" w:type="dxa"/>
+              <w:bottom w:w="80" w:type="dxa"/>
+              <w:end w:w="100" w:type="dxa"/>
+            </w:tcMar>
+            <w:vAlign w:val="center"/>
+          </w:tcPr>
+          <w:p>
+            <w:pPr>
+              <w:spacing w:after="0" w:line="252" w:lineRule="auto"/>
+            </w:pPr>
+            <w:r>
+              <w:rPr>
+                <w:rFonts w:ascii="Noto Sans KR" w:hAnsi="Noto Sans KR" w:eastAsia="Noto Sans KR"/>
+                <w:sz w:val="16"/>
+              </w:rPr>
+              <w:t>재실행 검증</w:t>
+            </w:r>
+          </w:p>
+        </w:tc>
+        <w:tc>
+          <w:tcPr>
+            <w:tcW w:type="dxa" w:w="3816"/>
+            <w:tcMar>
+              <w:top w:w="80" w:type="dxa"/>
+              <w:start w:w="100" w:type="dxa"/>
+              <w:bottom w:w="80" w:type="dxa"/>
+              <w:end w:w="100" w:type="dxa"/>
+            </w:tcMar>
+            <w:vAlign w:val="center"/>
+          </w:tcPr>
+          <w:p>
+            <w:pPr>
+              <w:spacing w:after="0" w:line="252" w:lineRule="auto"/>
+            </w:pPr>
+            <w:r>
+              <w:rPr>
+                <w:rFonts w:ascii="Noto Sans KR" w:hAnsi="Noto Sans KR" w:eastAsia="Noto Sans KR"/>
+                <w:sz w:val="16"/>
+              </w:rPr>
+              <w:t>재실행 검증</w:t>
+            </w:r>
+          </w:p>
+        </w:tc>
+        <w:tc>
+          <w:tcPr>
+            <w:tcW w:type="dxa" w:w="3816"/>
+            <w:tcMar>
+              <w:top w:w="80" w:type="dxa"/>
+              <w:start w:w="100" w:type="dxa"/>
+              <w:bottom w:w="80" w:type="dxa"/>
+              <w:end w:w="100" w:type="dxa"/>
+            </w:tcMar>
+            <w:vAlign w:val="center"/>
+          </w:tcPr>
+          <w:p>
+            <w:pPr>
+              <w:spacing w:after="0" w:line="252" w:lineRule="auto"/>
+            </w:pPr>
+            <w:r>
+              <w:rPr>
+                <w:rFonts w:ascii="Noto Sans KR" w:hAnsi="Noto Sans KR" w:eastAsia="Noto Sans KR"/>
+                <w:sz w:val="16"/>
+              </w:rPr>
+              <w:t>재실행 검증</w:t>
+            </w:r>
+          </w:p>
+        </w:tc>
+      </w:tr>
+      <w:tr>
+        <w:trPr>
+          <w:cantSplit/>
+        </w:trPr>
+        <w:tc>
+          <w:tcPr>
+            <w:tcW w:type="dxa" w:w="3577"/>
+            <w:tcMar>
+              <w:top w:w="80" w:type="dxa"/>
+              <w:start w:w="100" w:type="dxa"/>
+              <w:bottom w:w="80" w:type="dxa"/>
+              <w:end w:w="100" w:type="dxa"/>
+            </w:tcMar>
+            <w:vAlign w:val="center"/>
+            <w:shd w:fill="F7FAFC"/>
+          </w:tcPr>
+          <w:p>
+            <w:pPr>
+              <w:spacing w:after="0" w:line="252" w:lineRule="auto"/>
+            </w:pPr>
+            <w:r>
+              <w:rPr>
+                <w:rFonts w:ascii="Noto Sans KR" w:hAnsi="Noto Sans KR" w:eastAsia="Noto Sans KR"/>
+                <w:sz w:val="16"/>
+              </w:rPr>
+              <w:t>Rollback/Recovery</w:t>
+            </w:r>
+          </w:p>
+        </w:tc>
+        <w:tc>
+          <w:tcPr>
+            <w:tcW w:type="dxa" w:w="3816"/>
+            <w:tcMar>
+              <w:top w:w="80" w:type="dxa"/>
+              <w:start w:w="100" w:type="dxa"/>
+              <w:bottom w:w="80" w:type="dxa"/>
+              <w:end w:w="100" w:type="dxa"/>
+            </w:tcMar>
+            <w:vAlign w:val="center"/>
+            <w:shd w:fill="F7FAFC"/>
+          </w:tcPr>
+          <w:p>
+            <w:pPr>
+              <w:spacing w:after="0" w:line="252" w:lineRule="auto"/>
+            </w:pPr>
+            <w:r>
+              <w:rPr>
+                <w:rFonts w:ascii="Noto Sans KR" w:hAnsi="Noto Sans KR" w:eastAsia="Noto Sans KR"/>
+                <w:sz w:val="16"/>
+              </w:rPr>
+              <w:t>절차 검증</w:t>
+            </w:r>
+          </w:p>
+        </w:tc>
+        <w:tc>
+          <w:tcPr>
+            <w:tcW w:type="dxa" w:w="3816"/>
+            <w:tcMar>
+              <w:top w:w="80" w:type="dxa"/>
+              <w:start w:w="100" w:type="dxa"/>
+              <w:bottom w:w="80" w:type="dxa"/>
+              <w:end w:w="100" w:type="dxa"/>
+            </w:tcMar>
+            <w:vAlign w:val="center"/>
+            <w:shd w:fill="F7FAFC"/>
+          </w:tcPr>
+          <w:p>
+            <w:pPr>
+              <w:spacing w:after="0" w:line="252" w:lineRule="auto"/>
+            </w:pPr>
+            <w:r>
+              <w:rPr>
+                <w:rFonts w:ascii="Noto Sans KR" w:hAnsi="Noto Sans KR" w:eastAsia="Noto Sans KR"/>
+                <w:sz w:val="16"/>
+              </w:rPr>
+              <w:t>절차 검증</w:t>
+            </w:r>
+          </w:p>
+        </w:tc>
+        <w:tc>
+          <w:tcPr>
+            <w:tcW w:type="dxa" w:w="3816"/>
+            <w:tcMar>
+              <w:top w:w="80" w:type="dxa"/>
+              <w:start w:w="100" w:type="dxa"/>
+              <w:bottom w:w="80" w:type="dxa"/>
+              <w:end w:w="100" w:type="dxa"/>
+            </w:tcMar>
+            <w:vAlign w:val="center"/>
+            <w:shd w:fill="F7FAFC"/>
+          </w:tcPr>
+          <w:p>
+            <w:pPr>
+              <w:spacing w:after="0" w:line="252" w:lineRule="auto"/>
+            </w:pPr>
+            <w:r>
+              <w:rPr>
+                <w:rFonts w:ascii="Noto Sans KR" w:hAnsi="Noto Sans KR" w:eastAsia="Noto Sans KR"/>
+                <w:sz w:val="16"/>
+              </w:rPr>
+              <w:t>절차 검증</w:t>
+            </w:r>
+          </w:p>
+        </w:tc>
+      </w:tr>
+    </w:tbl>
     <w:p>
       <w:pPr>
-        <w:pStyle w:val="BodyRail"/>
+        <w:pStyle w:val="CPFCaption"/>
+        <w:spacing w:before="160"/>
       </w:pPr>
       <w:r>
-        <w:t>Worker heartbeat가 끊기면 lease 만료와 in-flight checkpoint를 먼저 확인합니다. 다른 Worker 재할당 전에 기존 소유권이 fencing 되었는지 확인합니다.</w:t>
-      </w:r>
-    </w:p>
-    <w:p>
-      <w:pPr>
-        <w:pStyle w:val="Heading2"/>
-        <w:keepNext/>
-        <w:keepLines/>
-        <w:widowControl/>
-      </w:pPr>
-      <w:r>
-        <w:t>3.2 Scheduler 장애</w:t>
-      </w:r>
-    </w:p>
-    <w:p>
-      <w:pPr>
-        <w:pStyle w:val="BodyRail"/>
-      </w:pPr>
-      <w:r>
-        <w:t>Scheduler 장애에서는 신규 trigger 생성과 기존 Worker 실행 상태를 분리해 확인합니다. Scheduler 복구가 이미 실행 중인 Job을 중복 생성하지 않는지 검증합니다.</w:t>
-      </w:r>
-    </w:p>
-    <w:p>
-      <w:pPr>
-        <w:pStyle w:val="Heading2"/>
-        <w:keepNext/>
-        <w:keepLines/>
-        <w:widowControl/>
-      </w:pPr>
-      <w:r>
-        <w:t>3.3 Lease 소유권</w:t>
-      </w:r>
-    </w:p>
-    <w:p>
-      <w:pPr>
-        <w:pStyle w:val="BodyRail"/>
-      </w:pPr>
-      <w:r>
-        <w:t>Lease 소유권을 재할당할 때는 기존 lease 만료와 fencing token 증가를 원자적으로 확인합니다. Heartbeat 지연만으로 두 Worker에게 동시에 소유권을 주지 않습니다.</w:t>
-      </w:r>
-    </w:p>
-    <w:p>
-      <w:pPr>
-        <w:pStyle w:val="BulletRail"/>
-      </w:pPr>
-      <w:r>
-        <w:t>•  lease 만료 후 재할당 시 fencing token이 증가해야 합니다.</w:t>
-      </w:r>
-    </w:p>
-    <w:p>
-      <w:pPr>
-        <w:pStyle w:val="BulletRail"/>
-      </w:pPr>
-      <w:r>
-        <w:t>•  clock/timeout 경계와 DB update 조건을 동시성 Test로 검증합니다.</w:t>
-      </w:r>
-    </w:p>
-    <w:p>
-      <w:pPr>
-        <w:pStyle w:val="Heading2"/>
-        <w:keepNext/>
-        <w:keepLines/>
-        <w:widowControl/>
-      </w:pPr>
-      <w:r>
-        <w:t>3.4 Process Kill</w:t>
-      </w:r>
-    </w:p>
-    <w:p>
-      <w:pPr>
-        <w:pStyle w:val="BodyRail"/>
-      </w:pPr>
-      <w:r>
-        <w:t>Process Kill 뒤에는 마지막 checkpoint, lease/fencing과 이미 발생한 Side Effect를 확인해 Worker 재할당 또는 Reconcile 경로를 선택합니다.</w:t>
-      </w:r>
-    </w:p>
-    <w:p>
-      <w:pPr>
-        <w:pStyle w:val="BulletRail"/>
-      </w:pPr>
-      <w:r>
-        <w:t>•  Process Kill 뒤 checkpoint/lease/Side Effect를 먼저 확인합니다.</w:t>
-      </w:r>
-    </w:p>
-    <w:p>
-      <w:pPr>
-        <w:pStyle w:val="BulletRail"/>
-      </w:pPr>
-      <w:r>
-        <w:t>•  이전 Worker의 lease가 만료되기 전에는 새 Worker가 같은 실행을 중복 claim하지 않아야 합니다.</w:t>
-      </w:r>
-    </w:p>
-    <w:p>
-      <w:pPr>
-        <w:pStyle w:val="BodyRail"/>
-      </w:pPr>
-      <w:r>
-        <w:t>Process Kill 뒤 lease/fencing과 checkpoint를 확인해 다른 Worker가 안전하게 인계받는지 검증합니다.</w:t>
-      </w:r>
-    </w:p>
-    <w:p>
-      <w:pPr>
-        <w:pStyle w:val="SourceRail"/>
-      </w:pPr>
-      <w:r>
-        <w:t>Source 길찾기 cpf-batch/api/src/main/java/com/cpf/batch/api/RuntimeHeartbeat.java</w:t>
-      </w:r>
-    </w:p>
-    <w:p>
-      <w:pPr>
-        <w:pStyle w:val="Heading1"/>
-        <w:keepNext/>
-        <w:keepLines/>
-        <w:widowControl/>
-      </w:pPr>
-      <w:r>
-        <w:t>4. 부분·대량 처리 장애</w:t>
-      </w:r>
-    </w:p>
-    <w:p>
-      <w:pPr>
-        <w:pStyle w:val="Heading2"/>
-        <w:keepNext/>
-        <w:keepLines/>
-        <w:widowControl/>
-      </w:pPr>
-      <w:r>
-        <w:t>4.1 Center-Cut 일부 실패</w:t>
-      </w:r>
-    </w:p>
-    <w:p>
-      <w:pPr>
-        <w:pStyle w:val="BodyRail"/>
-      </w:pPr>
-      <w:r>
-        <w:t>Center-Cut 일부 실패는 성공/실패 대상 범위를 분리하고 실패 partition만 재처리 가능한지 확인합니다. 전체 대상을 다시 실행하기 전에 기존 Side Effect를 점검합니다.</w:t>
-      </w:r>
-    </w:p>
-    <w:p>
-      <w:pPr>
-        <w:pStyle w:val="Heading2"/>
-        <w:keepNext/>
-        <w:keepLines/>
-        <w:widowControl/>
-      </w:pPr>
-      <w:r>
-        <w:t>4.2 Partition/Chunk 일부 실패</w:t>
-      </w:r>
-    </w:p>
-    <w:p>
-      <w:pPr>
-        <w:pStyle w:val="BodyRail"/>
-      </w:pPr>
-      <w:r>
-        <w:t>Batch 개발은 Job/Step을 기본 실행 계약으로 두고 처리 특성에 따라 Tasklet, Chunk, Partition을 선택합니다. Chunk boundary와 transaction/checkpoint를 같은 단위로 설계합니다.</w:t>
-      </w:r>
-    </w:p>
-    <w:p>
-      <w:pPr>
-        <w:pStyle w:val="BulletRail"/>
-      </w:pPr>
-      <w:r>
-        <w:t>•  Partition key는 재시작 시 동일 대상을 재구성할 수 있어야 합니다.</w:t>
-      </w:r>
-    </w:p>
-    <w:p>
-      <w:pPr>
-        <w:pStyle w:val="BulletRail"/>
-      </w:pPr>
-      <w:r>
-        <w:t>•  대량 처리에서 chunk 크기와 DB lock/commit 비용을 함께 측정합니다.</w:t>
-      </w:r>
-    </w:p>
-    <w:p>
-      <w:pPr>
-        <w:pStyle w:val="Heading2"/>
-        <w:keepNext/>
-        <w:keepLines/>
-        <w:widowControl/>
-      </w:pPr>
-      <w:r>
-        <w:t>4.3 대량 대상 재처리</w:t>
-      </w:r>
-    </w:p>
-    <w:p>
-      <w:pPr>
-        <w:pStyle w:val="BodyRail"/>
-      </w:pPr>
-      <w:r>
-        <w:t>성능 판단은 TPS 하나가 아니라 latency, DB lock/query, 외부 연계 backlog, Worker 수, resource saturation을 함께 봅니다. 용량 변경은 장애 격리와 replay 폭증 가능성까지 확인합니다.</w:t>
-      </w:r>
-    </w:p>
-    <w:p>
-      <w:pPr>
-        <w:pStyle w:val="BulletRail"/>
-      </w:pPr>
-      <w:r>
-        <w:t>•  대량 작업은 샘플 성공이 아니라 최대/경계 규모에서 측정합니다.</w:t>
-      </w:r>
-    </w:p>
-    <w:p>
-      <w:pPr>
-        <w:pStyle w:val="BulletRail"/>
-      </w:pPr>
-      <w:r>
-        <w:t>•  Scale-out 시 shared state와 idempotency/lease가 다중 인스턴스를 견뎌야 합니다.</w:t>
-      </w:r>
-    </w:p>
-    <w:p>
-      <w:pPr>
-        <w:pStyle w:val="Heading2"/>
-        <w:keepNext/>
-        <w:keepLines/>
-        <w:widowControl/>
-      </w:pPr>
-      <w:r>
-        <w:t>4.4 성능/DB 영향</w:t>
-      </w:r>
-    </w:p>
-    <w:p>
-      <w:pPr>
-        <w:pStyle w:val="BodyRail"/>
-      </w:pPr>
-      <w:r>
-        <w:t>대량 처리 지연은 Worker 수만 늘리지 말고 DB lock/query, connection pool, partition skew, chunk commit 비용과 backlog를 함께 확인합니다.</w:t>
-      </w:r>
-    </w:p>
-    <w:p>
-      <w:pPr>
-        <w:pStyle w:val="BodyRail"/>
-      </w:pPr>
-      <w:r>
-        <w:t>처리량 저하 원인이 Worker, DB, partition, 외부 연계 중 어디에 있는지 지표와 실행 상태를 함께 비교합니다.</w:t>
-      </w:r>
-    </w:p>
-    <w:p>
-      <w:pPr>
-        <w:pStyle w:val="SourceRail"/>
-      </w:pPr>
-      <w:r>
-        <w:t>Source 길찾기 cpf-batch/runtime/src/main/java/com/cpf/batch/execution/JdbcBatchExecutionControlPlaneAdapter.java</w:t>
-      </w:r>
-    </w:p>
-    <w:p>
-      <w:pPr>
-        <w:pStyle w:val="Heading1"/>
-        <w:keepNext/>
-        <w:keepLines/>
-        <w:widowControl/>
-      </w:pPr>
-      <w:r>
-        <w:t>5. 외부 Side Effect·UNKNOWN</w:t>
-      </w:r>
-    </w:p>
-    <w:p>
-      <w:pPr>
-        <w:pStyle w:val="Heading2"/>
-        <w:keepNext/>
-        <w:keepLines/>
-        <w:widowControl/>
-      </w:pPr>
-      <w:r>
-        <w:t>5.1 UNKNOWN 판단</w:t>
-      </w:r>
-    </w:p>
-    <w:p>
-      <w:pPr>
-        <w:pStyle w:val="BodyRail"/>
-      </w:pPr>
-      <w:r>
-        <w:t>UNKNOWN은 성공·실패를 확정할 Evidence가 부족한 상태입니다. 외부기관·DB·Broker의 실제 결과를 조회하기 전 재호출하지 않습니다.</w:t>
-      </w:r>
-    </w:p>
-    <w:p>
-      <w:pPr>
-        <w:pStyle w:val="Heading2"/>
-        <w:keepNext/>
-        <w:keepLines/>
-        <w:widowControl/>
-      </w:pPr>
-      <w:r>
-        <w:t>5.2 Reconcile</w:t>
-      </w:r>
-    </w:p>
-    <w:p>
-      <w:pPr>
-        <w:pStyle w:val="BodyRail"/>
-      </w:pPr>
-      <w:r>
-        <w:t>Reconcile은 UNKNOWN 실행의 실제 결과를 조회해 상태를 확정하고 actor·reason·확정 근거를 남기는 운영 조치입니다.</w:t>
-      </w:r>
-    </w:p>
-    <w:p>
-      <w:pPr>
-        <w:pStyle w:val="Heading2"/>
-        <w:keepNext/>
-        <w:keepLines/>
-        <w:widowControl/>
-      </w:pPr>
-      <w:r>
-        <w:t>5.3 중복 Side Effect 방지</w:t>
-      </w:r>
-    </w:p>
-    <w:p>
-      <w:pPr>
-        <w:pStyle w:val="BodyRail"/>
-      </w:pPr>
-      <w:r>
-        <w:t>동일 업무 key의 기존 DB/외부/메시지 결과를 확인하고 idempotency·claim 상태가 유효한 범위에서만 재시도를 허용합니다.</w:t>
-      </w:r>
-    </w:p>
-    <w:p>
-      <w:pPr>
-        <w:pStyle w:val="Heading2"/>
-        <w:keepNext/>
-        <w:keepLines/>
-        <w:widowControl/>
-      </w:pPr>
-      <w:r>
-        <w:t>5.4 안전한 재처리</w:t>
-      </w:r>
-    </w:p>
-    <w:p>
-      <w:pPr>
-        <w:pStyle w:val="BodyRail"/>
-      </w:pPr>
-      <w:r>
-        <w:t>재처리는 실패 대상 범위를 명시적으로 좁히고 기존 성공 대상과 UNKNOWN 대상을 제외합니다. 실행 전 예상 Side Effect와 rollback/reconcile 경로를 확인합니다.</w:t>
-      </w:r>
-    </w:p>
-    <w:p>
-      <w:pPr>
-        <w:pStyle w:val="BodyRail"/>
-      </w:pPr>
-      <w:r>
-        <w:t>오류 상태에서 Retry·복구·확인 순서를 판단합니다.</w:t>
-      </w:r>
-    </w:p>
-    <w:p>
-      <w:pPr>
-        <w:pStyle w:val="BodyRail"/>
-      </w:pPr>
-      <w:r>
-        <w:t>현재 상태에서 허용되는 다음 처리와 금지를 확인합니다.</w:t>
-      </w:r>
-    </w:p>
-    <w:p>
-      <w:pPr>
-        <w:pStyle w:val="SourceRail"/>
-      </w:pPr>
-      <w:r>
-        <w:t>Source 길찾기 cpf-batch/api/src/main/java/com/cpf/batch/api/BatchExecutionControlPort.java</w:t>
-      </w:r>
-    </w:p>
-    <w:p>
-      <w:pPr>
-        <w:pStyle w:val="Heading1"/>
-        <w:keepNext/>
-        <w:keepLines/>
-        <w:widowControl/>
-      </w:pPr>
-      <w:r>
-        <w:t>6. Drain·Resume·Rollback</w:t>
-      </w:r>
-    </w:p>
-    <w:p>
-      <w:pPr>
-        <w:pStyle w:val="Heading2"/>
-        <w:keepNext/>
-        <w:keepLines/>
-        <w:widowControl/>
-      </w:pPr>
-      <w:r>
-        <w:t>6.1 Drain/Resume</w:t>
-      </w:r>
-    </w:p>
-    <w:p>
-      <w:pPr>
-        <w:pStyle w:val="BodyRail"/>
-      </w:pPr>
-      <w:r>
-        <w:t>Drain은 신규 할당을 차단하고 현재 실행이 checkpoint 또는 안전 종료 지점에 도달하도록 합니다. Resume 전 lease, scheduler 상태와 미완료 execution을 다시 확인합니다.</w:t>
-      </w:r>
-    </w:p>
-    <w:p>
-      <w:pPr>
-        <w:pStyle w:val="BulletRail"/>
-      </w:pPr>
-      <w:r>
-        <w:t>•  Drain 중에는 신규 claim을 차단하고 현재 실행의 checkpoint·lease 상태를 계속 추적합니다.</w:t>
-      </w:r>
-    </w:p>
-    <w:p>
-      <w:pPr>
-        <w:pStyle w:val="BulletRail"/>
-      </w:pPr>
-      <w:r>
-        <w:t>•  Resume은 scheduler·worker health와 미완료 execution을 확인한 뒤 명시적으로 재개합니다.</w:t>
-      </w:r>
-    </w:p>
-    <w:p>
-      <w:pPr>
-        <w:pStyle w:val="Heading2"/>
-        <w:keepNext/>
-        <w:keepLines/>
-        <w:widowControl/>
-      </w:pPr>
-      <w:r>
-        <w:t>6.2 Rollback</w:t>
-      </w:r>
-    </w:p>
-    <w:p>
-      <w:pPr>
-        <w:pStyle w:val="BodyRail"/>
-      </w:pPr>
-      <w:r>
-        <w:t>Batch Rollback은 배포된 Job Pack·설정·DB compatibility를 기준으로 이전 실행 버전으로 되돌리는 조치입니다. 이미 확정된 업무 Side Effect를 자동으로 되돌리는 의미와는 구분합니다.</w:t>
-      </w:r>
-    </w:p>
-    <w:p>
-      <w:pPr>
-        <w:pStyle w:val="BulletRail"/>
-      </w:pPr>
-      <w:r>
-        <w:t>•  Job Pack·설정·schema compatibility를 확인하고 이전 버전이 현재 실행 상태를 읽을 수 있어야 합니다.</w:t>
-      </w:r>
-    </w:p>
-    <w:p>
-      <w:pPr>
-        <w:pStyle w:val="BulletRail"/>
-      </w:pPr>
-      <w:r>
-        <w:t>•  이미 확정된 업무 Side Effect는 배포 Rollback만으로 되돌아가지 않으므로 별도 Reconcile/Compensation을 판단합니다.</w:t>
-      </w:r>
-    </w:p>
-    <w:p>
-      <w:pPr>
-        <w:pStyle w:val="Heading2"/>
-        <w:keepNext/>
-        <w:keepLines/>
-        <w:widowControl/>
-      </w:pPr>
-      <w:r>
-        <w:t>6.3 재기동</w:t>
-      </w:r>
-    </w:p>
-    <w:p>
-      <w:pPr>
-        <w:pStyle w:val="BodyRail"/>
-      </w:pPr>
-      <w:r>
-        <w:t>재기동 전 Scheduler trigger, Worker lease, 미완료 execution과 Job Pack version을 확인합니다. 기동 후 중복 claim과 stale Worker 쓰기가 없는지 확인합니다.</w:t>
-      </w:r>
-    </w:p>
-    <w:p>
-      <w:pPr>
-        <w:pStyle w:val="Heading2"/>
-        <w:keepNext/>
-        <w:keepLines/>
-        <w:widowControl/>
-      </w:pPr>
-      <w:r>
-        <w:t>6.4 금지 조치</w:t>
-      </w:r>
-    </w:p>
-    <w:p>
-      <w:pPr>
-        <w:pStyle w:val="BodyRail"/>
-      </w:pPr>
-      <w:r>
-        <w:t>강제 상태 덮어쓰기, lease/fencing 무시, 성공 대상을 포함한 무조건 재처리는 중복 Side Effect를 만들 수 있으므로 금지합니다.</w:t>
-      </w:r>
-    </w:p>
-    <w:p>
-      <w:pPr>
-        <w:pStyle w:val="BulletRail"/>
-      </w:pPr>
-      <w:r>
-        <w:t>•  실행 이력이나 checkpoint를 수동 삭제해 상태를 정상처럼 보이게 만들지 않습니다.</w:t>
-      </w:r>
-    </w:p>
-    <w:p>
-      <w:pPr>
-        <w:pStyle w:val="BulletRail"/>
-      </w:pPr>
-      <w:r>
-        <w:t>•  UNKNOWN 결과를 SUCCESS/FAILED로 임의 확정하지 않고 Reconcile 근거를 남깁니다.</w:t>
-      </w:r>
-    </w:p>
-    <w:p>
-      <w:pPr>
-        <w:pStyle w:val="BodyRail"/>
-      </w:pPr>
-      <w:r>
-        <w:t>강제 상태 변경·무조건 재처리·lease 무시처럼 중복 Side Effect를 만들 수 있는 운영 조치를 차단합니다.</w:t>
-      </w:r>
-    </w:p>
-    <w:p>
-      <w:pPr>
-        <w:pStyle w:val="SourceRail"/>
-      </w:pPr>
-      <w:r>
-        <w:t>Source 길찾기 cpf-starters/platform-operations/src/main/java/com/cpf/platform/operations/api/health/CpfDrainControl.java</w:t>
-      </w:r>
-    </w:p>
-    <w:p>
-      <w:pPr>
-        <w:pStyle w:val="Heading1"/>
-        <w:keepNext/>
-        <w:keepLines/>
-        <w:widowControl/>
-      </w:pPr>
-      <w:r>
-        <w:t>7. 정상화·Audit·Decision Matrix</w:t>
-      </w:r>
-    </w:p>
-    <w:p>
-      <w:pPr>
-        <w:pStyle w:val="Heading2"/>
-        <w:keepNext/>
-        <w:keepLines/>
-        <w:widowControl/>
-      </w:pPr>
-      <w:r>
-        <w:t>7.1 정상화 기준</w:t>
-      </w:r>
-    </w:p>
-    <w:p>
-      <w:pPr>
-        <w:pStyle w:val="BodyRail"/>
-      </w:pPr>
-      <w:r>
-        <w:t>정상화는 Scheduler/Worker health뿐 아니라 미완료·UNKNOWN execution, lease, backlog와 외부 Side Effect가 안정 상태인지 확인해 판정합니다.</w:t>
-      </w:r>
-    </w:p>
-    <w:p>
-      <w:pPr>
-        <w:pStyle w:val="Heading2"/>
-        <w:keepNext/>
-        <w:keepLines/>
-        <w:widowControl/>
-      </w:pPr>
-      <w:r>
-        <w:t>7.2 Approval/Audit</w:t>
-      </w:r>
-    </w:p>
-    <w:p>
-      <w:pPr>
-        <w:pStyle w:val="BodyRail"/>
-      </w:pPr>
-      <w:r>
-        <w:t>위험 운영 조치는 Permission만으로 끝내지 않고 reason, 필요 시 approval, 실행 결과와 audit를 연결합니다. Break-glass는 일반 권한 우회가 아니라 별도 통제된 비상 절차입니다.</w:t>
-      </w:r>
-    </w:p>
-    <w:p>
-      <w:pPr>
-        <w:pStyle w:val="BulletRail"/>
-      </w:pPr>
-      <w:r>
-        <w:t>•  승인자와 실행자의 SoD를 적용할 수 있어야 합니다.</w:t>
-      </w:r>
-    </w:p>
-    <w:p>
-      <w:pPr>
-        <w:pStyle w:val="BulletRail"/>
-      </w:pPr>
-      <w:r>
-        <w:t>•  실행 실패도 승인/요청/결과 trace에서 누락하지 않습니다.</w:t>
-      </w:r>
-    </w:p>
-    <w:p>
-      <w:pPr>
-        <w:pStyle w:val="Heading2"/>
-        <w:keepNext/>
-        <w:keepLines/>
-        <w:widowControl/>
-      </w:pPr>
-      <w:r>
-        <w:t>7.3 Escalation</w:t>
-      </w:r>
-    </w:p>
-    <w:p>
-      <w:pPr>
-        <w:pStyle w:val="BodyRail"/>
-      </w:pPr>
-      <w:r>
-        <w:t>Incident는 탐지, 분류, 조치, 복구, 종료와 Evidence를 하나의 lifecycle로 연결합니다. 단순 로그 메시지와 실제 운영 Incident 상태를 구분합니다.</w:t>
-      </w:r>
-    </w:p>
-    <w:p>
-      <w:pPr>
-        <w:pStyle w:val="BulletRail"/>
-      </w:pPr>
-      <w:r>
-        <w:t>•  영향 범위와 관련 transaction/instance를 연결합니다.</w:t>
-      </w:r>
-    </w:p>
-    <w:p>
-      <w:pPr>
-        <w:pStyle w:val="BulletRail"/>
-      </w:pPr>
-      <w:r>
-        <w:t>•  정상화 기준을 충족한 뒤 close하며 후속 Evidence를 보존합니다.</w:t>
-      </w:r>
-    </w:p>
-    <w:p>
-      <w:pPr>
-        <w:pStyle w:val="Heading2"/>
-        <w:keepNext/>
-        <w:keepLines/>
-        <w:widowControl/>
-      </w:pPr>
-      <w:r>
-        <w:t>7.4 장애 Decision Matrix</w:t>
-      </w:r>
-    </w:p>
-    <w:p>
-      <w:pPr>
-        <w:pStyle w:val="BodyRail"/>
-      </w:pPr>
-      <w:r>
-        <w:t>장애 유형, checkpoint 존재 여부, Side Effect 확정 여부와 lease 상태를 기준으로 Restart·Rerun·Reprocess·Reconcile·Drain 중 허용 조치를 선택합니다.</w:t>
-      </w:r>
-    </w:p>
-    <w:p>
-      <w:pPr>
-        <w:pStyle w:val="BodyRail"/>
-      </w:pPr>
-      <w:r>
-        <w:t>상황에 맞는 선택과 피해야 할 경로를 판단합니다.</w:t>
-      </w:r>
-    </w:p>
-    <w:p>
-      <w:pPr>
-        <w:pStyle w:val="BodyRail"/>
-      </w:pPr>
-      <w:r>
-        <w:t>장애 상태별 허용 조치와 조치 후 확인해야 할 완료 기준을 한 번에 비교합니다.</w:t>
-      </w:r>
-    </w:p>
-    <w:p>
-      <w:pPr>
-        <w:pStyle w:val="SourceRail"/>
-      </w:pPr>
-      <w:r>
-        <w:t>Source 길찾기 cpf-batch/api/src/main/java/com/cpf/batch/api/BatchExecutionControlPort.java</w:t>
+        <w:t>근거: Source snapshot ZIP-SHA256:B47BCE7700700BF4의 Public 계약과 CPF 정본 문서. Source에 없는 API·옵션은 작성하지 않음.</w:t>
       </w:r>
     </w:p>
     <w:sectPr>
       <w:headerReference w:type="default" r:id="rId9"/>
       <w:footerReference w:type="default" r:id="rId10"/>
-      <w:pgSz w:w="12240" w:h="15840"/>
-      <w:pgMar w:top="510" w:right="680" w:bottom="510" w:left="680" w:header="255" w:footer="312" w:gutter="0"/>
+      <w:pgSz w:w="16838" w:h="11906" w:orient="landscape"/>
+      <w:pgMar w:top="737" w:right="794" w:bottom="794" w:left="794" w:header="397" w:footer="454" w:gutter="0"/>
       <w:cols w:space="720"/>
       <w:docGrid w:linePitch="360"/>
     </w:sectPr>
@@ -2878,16 +3198,21 @@
   <w:p>
     <w:pPr>
       <w:pStyle w:val="Footer"/>
-      <w:jc w:val="right"/>
+      <w:jc w:val="center"/>
     </w:pPr>
     <w:r>
       <w:rPr>
-        <w:color w:val="5F738A"/>
-        <w:sz w:val="16"/>
-      </w:rPr>
-      <w:t xml:space="preserve">Harness v2.1.0  ·  Source 054d894b47f4  ·  </w:t>
+        <w:rFonts w:ascii="Noto Sans KR" w:hAnsi="Noto Sans KR"/>
+        <w:color w:val="5E7186"/>
+        <w:sz w:val="15"/>
+      </w:rPr>
+      <w:t xml:space="preserve">Core Platform Framework  |  </w:t>
     </w:r>
-    <w:fldSimple w:instr="PAGE"/>
+    <w:r>
+      <w:fldChar w:fldCharType="begin"/>
+      <w:instrText xml:space="preserve"> PAGE </w:instrText>
+      <w:fldChar w:fldCharType="end"/>
+    </w:r>
   </w:p>
 </w:ftr>
 </file>
@@ -2895,13 +3220,17 @@
 <file path=word/header1.xml><?xml version="1.0" encoding="utf-8"?>
 <w:hdr xmlns:m="http://schemas.openxmlformats.org/officeDocument/2006/math" xmlns:mc="http://schemas.openxmlformats.org/markup-compatibility/2006" xmlns:mo="http://schemas.microsoft.com/office/mac/office/2008/main" xmlns:mv="urn:schemas-microsoft-com:mac:vml" xmlns:o="urn:schemas-microsoft-com:office:office" xmlns:r="http://schemas.openxmlformats.org/officeDocument/2006/relationships" xmlns:v="urn:schemas-microsoft-com:vml" xmlns:w10="urn:schemas-microsoft-com:office:word" xmlns:w14="http://schemas.microsoft.com/office/word/2010/wordml" xmlns:w="http://schemas.openxmlformats.org/wordprocessingml/2006/main" xmlns:wne="http://schemas.microsoft.com/office/word/2006/wordml" xmlns:wp14="http://schemas.microsoft.com/office/word/2010/wordprocessingDrawing" xmlns:wp="http://schemas.openxmlformats.org/drawingml/2006/wordprocessingDrawing" xmlns:wpc="http://schemas.microsoft.com/office/word/2010/wordprocessingCanvas" xmlns:wpg="http://schemas.microsoft.com/office/word/2010/wordprocessingGroup" xmlns:wpi="http://schemas.microsoft.com/office/word/2010/wordprocessingInk" xmlns:wps="http://schemas.microsoft.com/office/word/2010/wordprocessingShape" mc:Ignorable="w14 wp14">
   <w:p>
-    <w:pPr/>
+    <w:pPr>
+      <w:pStyle w:val="Header"/>
+      <w:jc w:val="right"/>
+    </w:pPr>
     <w:r>
       <w:rPr>
-        <w:color w:val="5F738A"/>
-        <w:sz w:val="16"/>
-      </w:rPr>
-      <w:t>CPF  |  Core Platform Framework</w:t>
+        <w:rFonts w:ascii="Noto Sans KR" w:hAnsi="Noto Sans KR"/>
+        <w:color w:val="5E7186"/>
+        <w:sz w:val="15"/>
+      </w:rPr>
+      <w:t>CPF  ·  배치 운영 가이드</w:t>
     </w:r>
   </w:p>
 </w:hdr>
@@ -3271,12 +3600,12 @@
     <w:qFormat/>
     <w:rsid w:val="00FC693F"/>
     <w:pPr>
-      <w:spacing w:after="100" w:line="281" w:lineRule="auto"/>
+      <w:spacing w:after="86" w:line="283" w:lineRule="auto"/>
     </w:pPr>
     <w:rPr>
-      <w:rFonts w:ascii="Noto Sans CJK KR" w:hAnsi="Noto Sans CJK KR"/>
-      <w:color w:val="202124"/>
-      <w:sz w:val="20"/>
+      <w:rFonts w:ascii="Noto Sans KR" w:hAnsi="Noto Sans KR" w:eastAsia="Noto Sans KR"/>
+      <w:color w:val="243547"/>
+      <w:sz w:val="18"/>
     </w:rPr>
   </w:style>
   <w:style w:type="paragraph" w:styleId="Header">
@@ -3334,11 +3663,11 @@
     <w:pPr>
       <w:keepNext/>
       <w:keepLines/>
-      <w:spacing w:before="560" w:after="240"/>
+      <w:spacing w:before="300" w:after="100"/>
       <w:outlineLvl w:val="0"/>
     </w:pPr>
     <w:rPr>
-      <w:rFonts w:asciiTheme="majorHAnsi" w:eastAsiaTheme="majorEastAsia" w:hAnsiTheme="majorHAnsi" w:cstheme="majorBidi" w:ascii="Noto Sans CJK KR" w:hAnsi="Noto Sans CJK KR"/>
+      <w:rFonts w:asciiTheme="majorHAnsi" w:eastAsiaTheme="majorEastAsia" w:hAnsiTheme="majorHAnsi" w:cstheme="majorBidi" w:ascii="Noto Sans KR" w:hAnsi="Noto Sans KR" w:eastAsia="Noto Sans KR"/>
       <w:b/>
       <w:bCs/>
       <w:color w:val="17324D"/>
@@ -3358,15 +3687,16 @@
     <w:pPr>
       <w:keepNext/>
       <w:keepLines/>
-      <w:spacing w:before="320" w:after="70"/>
+      <w:spacing w:before="200" w:after="60"/>
+      <w:ind w:left="113"/>
       <w:outlineLvl w:val="1"/>
     </w:pPr>
     <w:rPr>
-      <w:rFonts w:asciiTheme="majorHAnsi" w:eastAsiaTheme="majorEastAsia" w:hAnsiTheme="majorHAnsi" w:cstheme="majorBidi" w:ascii="Noto Sans CJK KR" w:hAnsi="Noto Sans CJK KR"/>
+      <w:rFonts w:asciiTheme="majorHAnsi" w:eastAsiaTheme="majorEastAsia" w:hAnsiTheme="majorHAnsi" w:cstheme="majorBidi" w:ascii="Noto Sans KR" w:hAnsi="Noto Sans KR" w:eastAsia="Noto Sans KR"/>
       <w:b/>
       <w:bCs/>
       <w:color w:val="17324D"/>
-      <w:sz w:val="27"/>
+      <w:sz w:val="25"/>
       <w:szCs w:val="26"/>
     </w:rPr>
   </w:style>
@@ -3382,15 +3712,16 @@
     <w:pPr>
       <w:keepNext/>
       <w:keepLines/>
-      <w:spacing w:before="200" w:after="60"/>
+      <w:spacing w:before="140" w:after="40"/>
+      <w:ind w:left="255"/>
       <w:outlineLvl w:val="2"/>
     </w:pPr>
     <w:rPr>
-      <w:rFonts w:asciiTheme="majorHAnsi" w:eastAsiaTheme="majorEastAsia" w:hAnsiTheme="majorHAnsi" w:cstheme="majorBidi" w:ascii="Noto Sans CJK KR" w:hAnsi="Noto Sans CJK KR"/>
+      <w:rFonts w:asciiTheme="majorHAnsi" w:eastAsiaTheme="majorEastAsia" w:hAnsiTheme="majorHAnsi" w:cstheme="majorBidi" w:ascii="Noto Sans KR" w:hAnsi="Noto Sans KR" w:eastAsia="Noto Sans KR"/>
       <w:b/>
       <w:bCs/>
-      <w:color w:val="2563EB"/>
-      <w:sz w:val="23"/>
+      <w:color w:val="7154C7"/>
+      <w:sz w:val="21"/>
     </w:rPr>
   </w:style>
   <w:style w:type="paragraph" w:styleId="Heading4">
@@ -3624,16 +3955,16 @@
       <w:pBdr>
         <w:bottom w:val="single" w:sz="8" w:space="4" w:color="4F81BD" w:themeColor="accent1"/>
       </w:pBdr>
-      <w:spacing w:after="240" w:line="240" w:lineRule="auto" w:before="0"/>
+      <w:spacing w:after="300" w:line="240" w:lineRule="auto"/>
       <w:contextualSpacing/>
     </w:pPr>
     <w:rPr>
-      <w:rFonts w:asciiTheme="majorHAnsi" w:eastAsiaTheme="majorEastAsia" w:hAnsiTheme="majorHAnsi" w:cstheme="majorBidi" w:ascii="Noto Sans CJK KR" w:hAnsi="Noto Sans CJK KR"/>
+      <w:rFonts w:asciiTheme="majorHAnsi" w:eastAsiaTheme="majorEastAsia" w:hAnsiTheme="majorHAnsi" w:cstheme="majorBidi" w:ascii="Noto Sans KR" w:hAnsi="Noto Sans KR" w:eastAsia="Noto Sans KR"/>
       <w:b/>
-      <w:color w:val="17324D"/>
+      <w:color w:val="071A2B"/>
       <w:spacing w:val="5"/>
       <w:kern w:val="28"/>
-      <w:sz w:val="48"/>
+      <w:sz w:val="60"/>
       <w:szCs w:val="52"/>
     </w:rPr>
   </w:style>
@@ -3664,16 +3995,15 @@
       <w:numPr>
         <w:ilvl w:val="1"/>
       </w:numPr>
-      <w:spacing w:after="100"/>
     </w:pPr>
     <w:rPr>
-      <w:rFonts w:asciiTheme="majorHAnsi" w:eastAsiaTheme="majorEastAsia" w:hAnsiTheme="majorHAnsi" w:cstheme="majorBidi" w:ascii="Noto Sans CJK KR" w:hAnsi="Noto Sans CJK KR"/>
+      <w:rFonts w:asciiTheme="majorHAnsi" w:eastAsiaTheme="majorEastAsia" w:hAnsiTheme="majorHAnsi" w:cstheme="majorBidi" w:ascii="Noto Sans KR" w:hAnsi="Noto Sans KR" w:eastAsia="Noto Sans KR"/>
       <w:b w:val="0"/>
       <w:i/>
       <w:iCs/>
-      <w:color w:val="60738A"/>
+      <w:color w:val="5E7186"/>
       <w:spacing w:val="15"/>
-      <w:sz w:val="23"/>
+      <w:sz w:val="22"/>
       <w:szCs w:val="24"/>
     </w:rPr>
   </w:style>
@@ -14965,117 +15295,42 @@
       </w:tcPr>
     </w:tblStylePr>
   </w:style>
-  <w:style w:type="paragraph" w:customStyle="1" w:styleId="BodyRail">
-    <w:name w:val="Body Rail"/>
+  <w:style w:type="paragraph" w:customStyle="1" w:styleId="CPFCode">
+    <w:name w:val="CPF Code"/>
     <w:pPr>
-      <w:spacing w:after="100"/>
+      <w:spacing w:before="40" w:after="80"/>
+      <w:ind w:left="283" w:right="170"/>
+    </w:pPr>
+    <w:rPr>
+      <w:rFonts w:ascii="DejaVu Sans Mono" w:hAnsi="DejaVu Sans Mono" w:eastAsia="DejaVu Sans Mono"/>
+      <w:color w:val="071A2B"/>
+      <w:sz w:val="16"/>
+    </w:rPr>
+  </w:style>
+  <w:style w:type="paragraph" w:customStyle="1" w:styleId="CPFCaption">
+    <w:name w:val="CPF Caption"/>
+    <w:pPr>
+      <w:spacing w:before="40" w:after="100"/>
+      <w:ind w:left="255" w:right="255"/>
+    </w:pPr>
+    <w:rPr>
+      <w:rFonts w:ascii="Noto Sans KR" w:hAnsi="Noto Sans KR" w:eastAsia="Noto Sans KR"/>
+      <w:color w:val="5E7186"/>
+      <w:sz w:val="16"/>
+    </w:rPr>
+  </w:style>
+  <w:style w:type="paragraph" w:customStyle="1" w:styleId="CPFLabel">
+    <w:name w:val="CPF Label"/>
+    <w:pPr>
+      <w:keepNext/>
+      <w:spacing w:before="140" w:after="40"/>
       <w:ind w:left="255"/>
     </w:pPr>
     <w:rPr>
-      <w:rFonts w:ascii="Noto Sans CJK KR" w:hAnsi="Noto Sans CJK KR"/>
-      <w:b w:val="0"/>
-      <w:color w:val="202124"/>
-      <w:sz w:val="20"/>
-    </w:rPr>
-  </w:style>
-  <w:style w:type="paragraph" w:customStyle="1" w:styleId="BulletRail">
-    <w:name w:val="Bullet Rail"/>
-    <w:pPr>
-      <w:spacing w:after="60"/>
-      <w:ind w:left="425" w:hanging="170"/>
-    </w:pPr>
-    <w:rPr>
-      <w:rFonts w:ascii="Noto Sans CJK KR" w:hAnsi="Noto Sans CJK KR"/>
-      <w:b w:val="0"/>
-      <w:color w:val="202124"/>
-      <w:sz w:val="20"/>
-    </w:rPr>
-  </w:style>
-  <w:style w:type="paragraph" w:customStyle="1" w:styleId="FigureCaption">
-    <w:name w:val="Figure Caption"/>
-    <w:pPr>
-      <w:spacing w:after="60"/>
-    </w:pPr>
-    <w:rPr>
-      <w:rFonts w:ascii="Noto Sans CJK KR" w:hAnsi="Noto Sans CJK KR"/>
+      <w:rFonts w:ascii="Noto Sans KR" w:hAnsi="Noto Sans KR" w:eastAsia="Noto Sans KR"/>
       <w:b/>
-      <w:color w:val="17324D"/>
-      <w:sz w:val="18"/>
-    </w:rPr>
-  </w:style>
-  <w:style w:type="paragraph" w:customStyle="1" w:styleId="FigureExplain">
-    <w:name w:val="Figure Explain"/>
-    <w:pPr>
-      <w:spacing w:after="160"/>
-      <w:ind w:left="255"/>
-    </w:pPr>
-    <w:rPr>
-      <w:rFonts w:ascii="Noto Sans CJK KR" w:hAnsi="Noto Sans CJK KR"/>
-      <w:b w:val="0"/>
-      <w:color w:val="60738A"/>
-      <w:sz w:val="18"/>
-    </w:rPr>
-  </w:style>
-  <w:style w:type="paragraph" w:customStyle="1" w:styleId="SourceRail">
-    <w:name w:val="Source Rail"/>
-    <w:pPr>
-      <w:spacing w:after="120"/>
-      <w:ind w:left="255"/>
-    </w:pPr>
-    <w:rPr>
-      <w:rFonts w:ascii="Noto Sans CJK KR" w:hAnsi="Noto Sans CJK KR"/>
-      <w:b w:val="0"/>
-      <w:color w:val="2563EB"/>
-      <w:sz w:val="18"/>
-    </w:rPr>
-  </w:style>
-  <w:style w:type="paragraph" w:customStyle="1" w:styleId="TableTitle">
-    <w:name w:val="Table Title"/>
-    <w:pPr>
-      <w:spacing w:after="40"/>
-    </w:pPr>
-    <w:rPr>
-      <w:rFonts w:ascii="Noto Sans CJK KR" w:hAnsi="Noto Sans CJK KR"/>
-      <w:b/>
-      <w:color w:val="17324D"/>
-      <w:sz w:val="20"/>
-    </w:rPr>
-  </w:style>
-  <w:style w:type="paragraph" w:customStyle="1" w:styleId="TablePurpose">
-    <w:name w:val="Table Purpose"/>
-    <w:pPr>
-      <w:spacing w:after="100"/>
-    </w:pPr>
-    <w:rPr>
-      <w:rFonts w:ascii="Noto Sans CJK KR" w:hAnsi="Noto Sans CJK KR"/>
-      <w:b w:val="0"/>
-      <w:color w:val="60738A"/>
-      <w:sz w:val="18"/>
-    </w:rPr>
-  </w:style>
-  <w:style w:type="paragraph" w:customStyle="1" w:styleId="TOC1">
-    <w:name w:val="TOC 1"/>
-    <w:pPr>
-      <w:spacing w:after="40"/>
-    </w:pPr>
-    <w:rPr>
-      <w:rFonts w:ascii="Noto Sans CJK KR" w:hAnsi="Noto Sans CJK KR"/>
-      <w:b/>
-      <w:color w:val="17324D"/>
+      <w:color w:val="7154C7"/>
       <w:sz w:val="21"/>
-    </w:rPr>
-  </w:style>
-  <w:style w:type="paragraph" w:customStyle="1" w:styleId="TOC2">
-    <w:name w:val="TOC 2"/>
-    <w:pPr>
-      <w:spacing w:after="20"/>
-      <w:ind w:left="340"/>
-    </w:pPr>
-    <w:rPr>
-      <w:rFonts w:ascii="Noto Sans CJK KR" w:hAnsi="Noto Sans CJK KR"/>
-      <w:b w:val="0"/>
-      <w:color w:val="60738A"/>
-      <w:sz w:val="19"/>
     </w:rPr>
   </w:style>
 </w:styles>

--- a/cpf-docs/guides/05_배치_운영_가이드.docx
+++ b/cpf-docs/guides/05_배치_운영_가이드.docx
@@ -40,7 +40,7 @@
     <w:tbl>
       <w:tblPr>
         <w:tblW w:type="auto" w:w="0"/>
-        <w:jc w:val="left"/>
+        <w:jc w:val="center"/>
         <w:tblLayout w:type="fixed"/>
         <w:tblLook w:firstColumn="1" w:firstRow="1" w:lastColumn="0" w:lastRow="0" w:noHBand="0" w:noVBand="1" w:val="04A0"/>
       </w:tblPr>
@@ -54,21 +54,26 @@
         </w:trPr>
         <w:tc>
           <w:tcPr>
-            <w:tcW w:type="dxa" w:w="7625"/>
+            <w:tcW w:type="dxa" w:w="3660"/>
             <w:tcMar>
-              <w:top w:w="100" w:type="dxa"/>
-              <w:start w:w="150" w:type="dxa"/>
-              <w:bottom w:w="100" w:type="dxa"/>
-              <w:end w:w="150" w:type="dxa"/>
+              <w:top w:w="90" w:type="dxa"/>
+              <w:start w:w="100" w:type="dxa"/>
+              <w:bottom w:w="90" w:type="dxa"/>
+              <w:end w:w="100" w:type="dxa"/>
             </w:tcMar>
-            <w:shd w:fill="17324D"/>
+            <w:shd w:fill="223A57"/>
+            <w:vAlign w:val="center"/>
           </w:tcPr>
           <w:p>
+            <w:pPr>
+              <w:spacing w:before="0" w:after="0" w:line="252" w:lineRule="auto"/>
+              <w:jc w:val="left"/>
+            </w:pPr>
             <w:r>
               <w:rPr>
                 <w:b/>
                 <w:color w:val="FFFFFF"/>
-                <w:sz w:val="18"/>
+                <w:sz w:val="16"/>
               </w:rPr>
               <w:t>누가 보는가</w:t>
             </w:r>
@@ -76,18 +81,26 @@
         </w:tc>
         <w:tc>
           <w:tcPr>
-            <w:tcW w:type="dxa" w:w="7625"/>
+            <w:tcW w:type="dxa" w:w="11590"/>
             <w:tcMar>
-              <w:top w:w="100" w:type="dxa"/>
-              <w:start w:w="150" w:type="dxa"/>
-              <w:bottom w:w="100" w:type="dxa"/>
-              <w:end w:w="150" w:type="dxa"/>
+              <w:top w:w="90" w:type="dxa"/>
+              <w:start w:w="100" w:type="dxa"/>
+              <w:bottom w:w="90" w:type="dxa"/>
+              <w:end w:w="100" w:type="dxa"/>
             </w:tcMar>
+            <w:vAlign w:val="center"/>
+            <w:shd w:fill="223A57"/>
           </w:tcPr>
           <w:p>
+            <w:pPr>
+              <w:spacing w:before="0" w:after="0" w:line="252" w:lineRule="auto"/>
+              <w:jc w:val="left"/>
+            </w:pPr>
             <w:r>
               <w:rPr>
-                <w:sz w:val="18"/>
+                <w:b/>
+                <w:color w:val="FFFFFF"/>
+                <w:sz w:val="16"/>
               </w:rPr>
               <w:t>Batch 운영자·SRE</w:t>
             </w:r>
@@ -97,21 +110,25 @@
       <w:tr>
         <w:tc>
           <w:tcPr>
-            <w:tcW w:type="dxa" w:w="7625"/>
+            <w:tcW w:type="dxa" w:w="3660"/>
             <w:tcMar>
-              <w:top w:w="100" w:type="dxa"/>
-              <w:start w:w="150" w:type="dxa"/>
-              <w:bottom w:w="100" w:type="dxa"/>
-              <w:end w:w="150" w:type="dxa"/>
+              <w:top w:w="90" w:type="dxa"/>
+              <w:start w:w="100" w:type="dxa"/>
+              <w:bottom w:w="90" w:type="dxa"/>
+              <w:end w:w="100" w:type="dxa"/>
             </w:tcMar>
             <w:shd w:fill="17324D"/>
+            <w:vAlign w:val="center"/>
           </w:tcPr>
           <w:p>
+            <w:pPr>
+              <w:spacing w:before="0" w:after="0" w:line="252" w:lineRule="auto"/>
+            </w:pPr>
             <w:r>
               <w:rPr>
                 <w:b/>
                 <w:color w:val="FFFFFF"/>
-                <w:sz w:val="18"/>
+                <w:sz w:val="17"/>
               </w:rPr>
               <w:t>이 문서로 끝낼 일</w:t>
             </w:r>
@@ -119,18 +136,22 @@
         </w:tc>
         <w:tc>
           <w:tcPr>
-            <w:tcW w:type="dxa" w:w="7625"/>
+            <w:tcW w:type="dxa" w:w="11590"/>
             <w:tcMar>
-              <w:top w:w="100" w:type="dxa"/>
-              <w:start w:w="150" w:type="dxa"/>
-              <w:bottom w:w="100" w:type="dxa"/>
-              <w:end w:w="150" w:type="dxa"/>
+              <w:top w:w="90" w:type="dxa"/>
+              <w:start w:w="100" w:type="dxa"/>
+              <w:bottom w:w="90" w:type="dxa"/>
+              <w:end w:w="100" w:type="dxa"/>
             </w:tcMar>
+            <w:vAlign w:val="center"/>
           </w:tcPr>
           <w:p>
+            <w:pPr>
+              <w:spacing w:before="0" w:after="0" w:line="252" w:lineRule="auto"/>
+            </w:pPr>
             <w:r>
               <w:rPr>
-                <w:sz w:val="18"/>
+                <w:sz w:val="17"/>
               </w:rPr>
               <w:t>stop/restart/rerun/reconcile을 안전하게 선택하고 상태를 확정한다</w:t>
             </w:r>
@@ -140,21 +161,25 @@
       <w:tr>
         <w:tc>
           <w:tcPr>
-            <w:tcW w:type="dxa" w:w="7625"/>
+            <w:tcW w:type="dxa" w:w="3660"/>
             <w:tcMar>
-              <w:top w:w="100" w:type="dxa"/>
-              <w:start w:w="150" w:type="dxa"/>
-              <w:bottom w:w="100" w:type="dxa"/>
-              <w:end w:w="150" w:type="dxa"/>
+              <w:top w:w="90" w:type="dxa"/>
+              <w:start w:w="100" w:type="dxa"/>
+              <w:bottom w:w="90" w:type="dxa"/>
+              <w:end w:w="100" w:type="dxa"/>
             </w:tcMar>
-            <w:shd w:fill="17324D"/>
+            <w:shd w:fill="F5F8FB"/>
+            <w:vAlign w:val="center"/>
           </w:tcPr>
           <w:p>
+            <w:pPr>
+              <w:spacing w:before="0" w:after="0" w:line="252" w:lineRule="auto"/>
+            </w:pPr>
             <w:r>
               <w:rPr>
                 <w:b/>
                 <w:color w:val="FFFFFF"/>
-                <w:sz w:val="18"/>
+                <w:sz w:val="17"/>
               </w:rPr>
               <w:t>기준</w:t>
             </w:r>
@@ -162,20 +187,23 @@
         </w:tc>
         <w:tc>
           <w:tcPr>
-            <w:tcW w:type="dxa" w:w="7625"/>
+            <w:tcW w:type="dxa" w:w="11590"/>
             <w:tcMar>
-              <w:top w:w="100" w:type="dxa"/>
-              <w:start w:w="150" w:type="dxa"/>
-              <w:bottom w:w="100" w:type="dxa"/>
-              <w:end w:w="150" w:type="dxa"/>
+              <w:top w:w="90" w:type="dxa"/>
+              <w:start w:w="100" w:type="dxa"/>
+              <w:bottom w:w="90" w:type="dxa"/>
+              <w:end w:w="100" w:type="dxa"/>
             </w:tcMar>
+            <w:vAlign w:val="center"/>
+            <w:shd w:fill="F5F8FB"/>
           </w:tcPr>
           <w:p>
             <w:r>
               <w:rPr>
-                <w:sz w:val="18"/>
+                <w:color w:val="26374C"/>
+                <w:sz w:val="16"/>
               </w:rPr>
-              <w:t>Harness 2.2.0 · Source 054d894b47f4 · Oracle/PostgreSQL/MariaDB</w:t>
+              <w:t>Harness 2.3.0 · Source A5B7844665F4 · Oracle/PostgreSQL/MariaDB</w:t>
             </w:r>
           </w:p>
         </w:tc>
@@ -224,6 +252,7 @@
     <w:p>
       <w:pPr>
         <w:pStyle w:val="Heading1"/>
+        <w:keepNext/>
       </w:pPr>
       <w:r>
         <w:t>찾아보기</w:t>
@@ -237,357 +266,76 @@
         <w:t>필요한 작업을 먼저 찾고 해당 장으로 이동합니다. 페이지 번호는 최종 PDF 기준입니다.</w:t>
       </w:r>
     </w:p>
-    <w:tbl>
-      <w:tblPr>
-        <w:tblW w:type="auto" w:w="0"/>
-        <w:jc w:val="left"/>
-        <w:tblLayout w:type="fixed"/>
-        <w:tblLook w:firstColumn="1" w:firstRow="1" w:lastColumn="0" w:lastRow="0" w:noHBand="0" w:noVBand="1" w:val="04A0"/>
-      </w:tblPr>
-      <w:tblGrid>
-        <w:gridCol w:w="5083"/>
-        <w:gridCol w:w="5083"/>
-        <w:gridCol w:w="5083"/>
-      </w:tblGrid>
-      <w:tr>
-        <w:trPr>
-          <w:tblHeader w:val="true"/>
-        </w:trPr>
-        <w:tc>
-          <w:tcPr>
-            <w:tcW w:type="dxa" w:w="1247"/>
-            <w:shd w:fill="17324D"/>
-          </w:tcPr>
-          <w:p>
-            <w:r>
-              <w:rPr>
-                <w:b/>
-                <w:color w:val="FFFFFF"/>
-                <w:sz w:val="17"/>
-              </w:rPr>
-              <w:t>구분</w:t>
-            </w:r>
-          </w:p>
-        </w:tc>
-        <w:tc>
-          <w:tcPr>
-            <w:tcW w:type="dxa" w:w="12190"/>
-            <w:shd w:fill="17324D"/>
-          </w:tcPr>
-          <w:p>
-            <w:r>
-              <w:rPr>
-                <w:b/>
-                <w:color w:val="FFFFFF"/>
-                <w:sz w:val="17"/>
-              </w:rPr>
-              <w:t>내용</w:t>
-            </w:r>
-          </w:p>
-        </w:tc>
-        <w:tc>
-          <w:tcPr>
-            <w:tcW w:type="dxa" w:w="1020"/>
-            <w:shd w:fill="17324D"/>
-          </w:tcPr>
-          <w:p>
-            <w:r>
-              <w:rPr>
-                <w:b/>
-                <w:color w:val="FFFFFF"/>
-                <w:sz w:val="17"/>
-              </w:rPr>
-              <w:t>쪽</w:t>
-            </w:r>
-          </w:p>
-        </w:tc>
-      </w:tr>
-      <w:tr>
-        <w:trPr>
-          <w:cantSplit/>
-        </w:trPr>
-        <w:tc>
-          <w:tcPr>
-            <w:tcW w:type="dxa" w:w="1247"/>
-            <w:shd w:fill="E9F6F2"/>
-            <w:tcMar>
-              <w:top w:w="70" w:type="dxa"/>
-              <w:start w:w="100" w:type="dxa"/>
-              <w:bottom w:w="70" w:type="dxa"/>
-              <w:end w:w="100" w:type="dxa"/>
-            </w:tcMar>
-          </w:tcPr>
-          <w:p>
-            <w:r>
-              <w:t>대메뉴</w:t>
-            </w:r>
-          </w:p>
-        </w:tc>
-        <w:tc>
-          <w:tcPr>
-            <w:tcW w:type="dxa" w:w="12190"/>
-            <w:tcMar>
-              <w:top w:w="70" w:type="dxa"/>
-              <w:start w:w="100" w:type="dxa"/>
-              <w:bottom w:w="70" w:type="dxa"/>
-              <w:end w:w="100" w:type="dxa"/>
-            </w:tcMar>
-          </w:tcPr>
-          <w:p>
-            <w:r>
-              <w:rPr>
-                <w:b/>
-              </w:rPr>
-              <w:t>1 Batch 상태를 보고 다음 행동 선택</w:t>
-            </w:r>
-          </w:p>
-        </w:tc>
-        <w:tc>
-          <w:tcPr>
-            <w:tcW w:type="dxa" w:w="1020"/>
-            <w:tcMar>
-              <w:top w:w="70" w:type="dxa"/>
-              <w:start w:w="100" w:type="dxa"/>
-              <w:bottom w:w="70" w:type="dxa"/>
-              <w:end w:w="100" w:type="dxa"/>
-            </w:tcMar>
-          </w:tcPr>
-          <w:p>
-            <w:r>
-              <w:t>3</w:t>
-            </w:r>
-          </w:p>
-        </w:tc>
-      </w:tr>
-      <w:tr>
-        <w:trPr>
-          <w:cantSplit/>
-        </w:trPr>
-        <w:tc>
-          <w:tcPr>
-            <w:tcW w:type="dxa" w:w="1247"/>
-            <w:shd w:fill="E9F6F2"/>
-            <w:tcMar>
-              <w:top w:w="70" w:type="dxa"/>
-              <w:start w:w="100" w:type="dxa"/>
-              <w:bottom w:w="70" w:type="dxa"/>
-              <w:end w:w="100" w:type="dxa"/>
-            </w:tcMar>
-          </w:tcPr>
-          <w:p>
-            <w:r>
-              <w:t>대메뉴</w:t>
-            </w:r>
-          </w:p>
-        </w:tc>
-        <w:tc>
-          <w:tcPr>
-            <w:tcW w:type="dxa" w:w="12190"/>
-            <w:tcMar>
-              <w:top w:w="70" w:type="dxa"/>
-              <w:start w:w="100" w:type="dxa"/>
-              <w:bottom w:w="70" w:type="dxa"/>
-              <w:end w:w="100" w:type="dxa"/>
-            </w:tcMar>
-          </w:tcPr>
-          <w:p>
-            <w:r>
-              <w:rPr>
-                <w:b/>
-              </w:rPr>
-              <w:t>2 Process Kill과 다중 Worker 복구</w:t>
-            </w:r>
-          </w:p>
-        </w:tc>
-        <w:tc>
-          <w:tcPr>
-            <w:tcW w:type="dxa" w:w="1020"/>
-            <w:tcMar>
-              <w:top w:w="70" w:type="dxa"/>
-              <w:start w:w="100" w:type="dxa"/>
-              <w:bottom w:w="70" w:type="dxa"/>
-              <w:end w:w="100" w:type="dxa"/>
-            </w:tcMar>
-          </w:tcPr>
-          <w:p>
-            <w:r>
-              <w:t>4</w:t>
-            </w:r>
-          </w:p>
-        </w:tc>
-      </w:tr>
-      <w:tr>
-        <w:trPr>
-          <w:cantSplit/>
-        </w:trPr>
-        <w:tc>
-          <w:tcPr>
-            <w:tcW w:type="dxa" w:w="1247"/>
-            <w:shd w:fill="E9F6F2"/>
-            <w:tcMar>
-              <w:top w:w="70" w:type="dxa"/>
-              <w:start w:w="100" w:type="dxa"/>
-              <w:bottom w:w="70" w:type="dxa"/>
-              <w:end w:w="100" w:type="dxa"/>
-            </w:tcMar>
-          </w:tcPr>
-          <w:p>
-            <w:r>
-              <w:t>대메뉴</w:t>
-            </w:r>
-          </w:p>
-        </w:tc>
-        <w:tc>
-          <w:tcPr>
-            <w:tcW w:type="dxa" w:w="12190"/>
-            <w:tcMar>
-              <w:top w:w="70" w:type="dxa"/>
-              <w:start w:w="100" w:type="dxa"/>
-              <w:bottom w:w="70" w:type="dxa"/>
-              <w:end w:w="100" w:type="dxa"/>
-            </w:tcMar>
-          </w:tcPr>
-          <w:p>
-            <w:r>
-              <w:rPr>
-                <w:b/>
-              </w:rPr>
-              <w:t>3 재시작 · Rerun · Reconcile</w:t>
-            </w:r>
-          </w:p>
-        </w:tc>
-        <w:tc>
-          <w:tcPr>
-            <w:tcW w:type="dxa" w:w="1020"/>
-            <w:tcMar>
-              <w:top w:w="70" w:type="dxa"/>
-              <w:start w:w="100" w:type="dxa"/>
-              <w:bottom w:w="70" w:type="dxa"/>
-              <w:end w:w="100" w:type="dxa"/>
-            </w:tcMar>
-          </w:tcPr>
-          <w:p>
-            <w:r>
-              <w:t>5</w:t>
-            </w:r>
-          </w:p>
-        </w:tc>
-      </w:tr>
-      <w:tr>
-        <w:trPr>
-          <w:cantSplit/>
-        </w:trPr>
-        <w:tc>
-          <w:tcPr>
-            <w:tcW w:type="dxa" w:w="1247"/>
-            <w:shd w:fill="E9F6F2"/>
-            <w:tcMar>
-              <w:top w:w="70" w:type="dxa"/>
-              <w:start w:w="100" w:type="dxa"/>
-              <w:bottom w:w="70" w:type="dxa"/>
-              <w:end w:w="100" w:type="dxa"/>
-            </w:tcMar>
-          </w:tcPr>
-          <w:p>
-            <w:r>
-              <w:t>대메뉴</w:t>
-            </w:r>
-          </w:p>
-        </w:tc>
-        <w:tc>
-          <w:tcPr>
-            <w:tcW w:type="dxa" w:w="12190"/>
-            <w:tcMar>
-              <w:top w:w="70" w:type="dxa"/>
-              <w:start w:w="100" w:type="dxa"/>
-              <w:bottom w:w="70" w:type="dxa"/>
-              <w:end w:w="100" w:type="dxa"/>
-            </w:tcMar>
-          </w:tcPr>
-          <w:p>
-            <w:r>
-              <w:rPr>
-                <w:b/>
-              </w:rPr>
-              <w:t>4 Center-Cut과 위험 제어</w:t>
-            </w:r>
-          </w:p>
-        </w:tc>
-        <w:tc>
-          <w:tcPr>
-            <w:tcW w:type="dxa" w:w="1020"/>
-            <w:tcMar>
-              <w:top w:w="70" w:type="dxa"/>
-              <w:start w:w="100" w:type="dxa"/>
-              <w:bottom w:w="70" w:type="dxa"/>
-              <w:end w:w="100" w:type="dxa"/>
-            </w:tcMar>
-          </w:tcPr>
-          <w:p>
-            <w:r>
-              <w:t>5</w:t>
-            </w:r>
-          </w:p>
-        </w:tc>
-      </w:tr>
-      <w:tr>
-        <w:trPr>
-          <w:cantSplit/>
-        </w:trPr>
-        <w:tc>
-          <w:tcPr>
-            <w:tcW w:type="dxa" w:w="1247"/>
-            <w:shd w:fill="E9F6F2"/>
-            <w:tcMar>
-              <w:top w:w="70" w:type="dxa"/>
-              <w:start w:w="100" w:type="dxa"/>
-              <w:bottom w:w="70" w:type="dxa"/>
-              <w:end w:w="100" w:type="dxa"/>
-            </w:tcMar>
-          </w:tcPr>
-          <w:p>
-            <w:r>
-              <w:t>대메뉴</w:t>
-            </w:r>
-          </w:p>
-        </w:tc>
-        <w:tc>
-          <w:tcPr>
-            <w:tcW w:type="dxa" w:w="12190"/>
-            <w:tcMar>
-              <w:top w:w="70" w:type="dxa"/>
-              <w:start w:w="100" w:type="dxa"/>
-              <w:bottom w:w="70" w:type="dxa"/>
-              <w:end w:w="100" w:type="dxa"/>
-            </w:tcMar>
-          </w:tcPr>
-          <w:p>
-            <w:r>
-              <w:rPr>
-                <w:b/>
-              </w:rPr>
-              <w:t>5 Batch DB3 확인</w:t>
-            </w:r>
-          </w:p>
-        </w:tc>
-        <w:tc>
-          <w:tcPr>
-            <w:tcW w:type="dxa" w:w="1020"/>
-            <w:tcMar>
-              <w:top w:w="70" w:type="dxa"/>
-              <w:start w:w="100" w:type="dxa"/>
-              <w:bottom w:w="70" w:type="dxa"/>
-              <w:end w:w="100" w:type="dxa"/>
-            </w:tcMar>
-          </w:tcPr>
-          <w:p>
-            <w:r>
-              <w:t>6</w:t>
-            </w:r>
-          </w:p>
-        </w:tc>
-      </w:tr>
-    </w:tbl>
+    <w:p>
+      <w:pPr>
+        <w:spacing w:after="60"/>
+        <w:ind w:left="259"/>
+      </w:pPr>
+      <w:r>
+        <w:rPr>
+          <w:b/>
+          <w:color w:val="1F3349"/>
+          <w:sz w:val="21"/>
+        </w:rPr>
+        <w:t>1 Batch 상태를 보고 다음 행동 선택</w:t>
+      </w:r>
+    </w:p>
+    <w:p>
+      <w:pPr>
+        <w:spacing w:after="60"/>
+        <w:ind w:left="259"/>
+      </w:pPr>
+      <w:r>
+        <w:rPr>
+          <w:b/>
+          <w:color w:val="1F3349"/>
+          <w:sz w:val="21"/>
+        </w:rPr>
+        <w:t>2 Process Kill과 다중 Worker 복구</w:t>
+      </w:r>
+    </w:p>
+    <w:p>
+      <w:pPr>
+        <w:spacing w:after="60"/>
+        <w:ind w:left="259"/>
+      </w:pPr>
+      <w:r>
+        <w:rPr>
+          <w:b/>
+          <w:color w:val="1F3349"/>
+          <w:sz w:val="21"/>
+        </w:rPr>
+        <w:t>3 재시작 · Rerun · Reconcile</w:t>
+      </w:r>
+    </w:p>
+    <w:p>
+      <w:pPr>
+        <w:spacing w:after="60"/>
+        <w:ind w:left="259"/>
+      </w:pPr>
+      <w:r>
+        <w:rPr>
+          <w:b/>
+          <w:color w:val="1F3349"/>
+          <w:sz w:val="21"/>
+        </w:rPr>
+        <w:t>4 Center-Cut과 위험 제어</w:t>
+      </w:r>
+    </w:p>
+    <w:p>
+      <w:pPr>
+        <w:spacing w:after="60"/>
+        <w:ind w:left="259"/>
+      </w:pPr>
+      <w:r>
+        <w:rPr>
+          <w:b/>
+          <w:color w:val="1F3349"/>
+          <w:sz w:val="21"/>
+        </w:rPr>
+        <w:t>5 Batch DB3 확인</w:t>
+      </w:r>
+    </w:p>
     <w:p>
       <w:r>
         <w:br w:type="page"/>
@@ -596,65 +344,37 @@
     <w:p>
       <w:pPr>
         <w:pStyle w:val="Heading1"/>
+        <w:keepNext/>
       </w:pPr>
       <w:r>
         <w:t>1 Batch 상태를 보고 다음 행동 선택</w:t>
       </w:r>
     </w:p>
-    <w:tbl>
-      <w:tblPr>
-        <w:tblW w:type="auto" w:w="0"/>
-        <w:jc w:val="left"/>
-        <w:tblLayout w:type="fixed"/>
-        <w:tblLook w:firstColumn="1" w:firstRow="1" w:lastColumn="0" w:lastRow="0" w:noHBand="0" w:noVBand="1" w:val="04A0"/>
-      </w:tblPr>
-      <w:tblGrid>
-        <w:gridCol w:w="7625"/>
-        <w:gridCol w:w="7625"/>
-      </w:tblGrid>
-      <w:tr>
-        <w:trPr>
-          <w:tblHeader w:val="true"/>
-        </w:trPr>
-        <w:tc>
-          <w:tcPr>
-            <w:tcW w:type="dxa" w:w="1927"/>
-            <w:shd w:fill="17324D"/>
-            <w:tcMar>
-              <w:top w:w="110" w:type="dxa"/>
-              <w:start w:w="140" w:type="dxa"/>
-              <w:bottom w:w="110" w:type="dxa"/>
-              <w:end w:w="140" w:type="dxa"/>
-            </w:tcMar>
-          </w:tcPr>
-          <w:p>
-            <w:r>
-              <w:rPr>
-                <w:b/>
-                <w:color w:val="FFFFFF"/>
-              </w:rPr>
-              <w:t>이 장을 보는 이유</w:t>
-            </w:r>
-          </w:p>
-        </w:tc>
-        <w:tc>
-          <w:tcPr>
-            <w:tcW w:type="dxa" w:w="11623"/>
-            <w:tcMar>
-              <w:top w:w="110" w:type="dxa"/>
-              <w:start w:w="140" w:type="dxa"/>
-              <w:bottom w:w="110" w:type="dxa"/>
-              <w:end w:w="140" w:type="dxa"/>
-            </w:tcMar>
-          </w:tcPr>
-          <w:p>
-            <w:r>
-              <w:t>실행 상태와 lease/checkpoint/ledger를 같이 보고 stop/restart/rerun/reconcile 중 하나를 고릅니다.</w:t>
-            </w:r>
-          </w:p>
-        </w:tc>
-      </w:tr>
-    </w:tbl>
+    <w:p>
+      <w:pPr>
+        <w:spacing w:before="80" w:after="200"/>
+        <w:ind w:left="173" w:right="58"/>
+        <w:shd w:fill="F3F7FB"/>
+        <w:pBdr>
+          <w:left w:val="single" w:sz="18" w:space="8" w:color="4F46E5"/>
+        </w:pBdr>
+      </w:pPr>
+      <w:r>
+        <w:rPr>
+          <w:b/>
+          <w:color w:val="362D91"/>
+          <w:sz w:val="20"/>
+        </w:rPr>
+        <w:t xml:space="preserve">이 장을 보는 이유  </w:t>
+      </w:r>
+      <w:r>
+        <w:rPr>
+          <w:color w:val="26374C"/>
+          <w:sz w:val="20"/>
+        </w:rPr>
+        <w:t>실행 상태와 lease/checkpoint/ledger를 같이 보고 stop/restart/rerun/reconcile 중 하나를 고릅니다.</w:t>
+      </w:r>
+    </w:p>
     <w:p>
       <w:pPr>
         <w:pStyle w:val="CPFLabel"/>
@@ -666,7 +386,7 @@
     <w:tbl>
       <w:tblPr>
         <w:tblW w:type="auto" w:w="0"/>
-        <w:jc w:val="left"/>
+        <w:jc w:val="center"/>
         <w:tblLayout w:type="fixed"/>
         <w:tblLook w:firstColumn="1" w:firstRow="1" w:lastColumn="0" w:lastRow="0" w:noHBand="0" w:noVBand="1" w:val="04A0"/>
       </w:tblPr>
@@ -682,16 +402,21 @@
         </w:trPr>
         <w:tc>
           <w:tcPr>
-            <w:tcW w:type="dxa" w:w="3251"/>
-            <w:shd w:fill="17324D"/>
+            <w:tcW w:type="dxa" w:w="4084"/>
+            <w:shd w:fill="223A57"/>
             <w:tcMar>
               <w:top w:w="90" w:type="dxa"/>
-              <w:start w:w="110" w:type="dxa"/>
+              <w:start w:w="100" w:type="dxa"/>
               <w:bottom w:w="90" w:type="dxa"/>
-              <w:end w:w="110" w:type="dxa"/>
+              <w:end w:w="100" w:type="dxa"/>
             </w:tcMar>
+            <w:vAlign w:val="center"/>
           </w:tcPr>
           <w:p>
+            <w:pPr>
+              <w:spacing w:before="0" w:after="0" w:line="252" w:lineRule="auto"/>
+              <w:jc w:val="left"/>
+            </w:pPr>
             <w:r>
               <w:rPr>
                 <w:b/>
@@ -704,16 +429,21 @@
         </w:tc>
         <w:tc>
           <w:tcPr>
-            <w:tcW w:type="dxa" w:w="3476"/>
-            <w:shd w:fill="17324D"/>
+            <w:tcW w:type="dxa" w:w="2161"/>
+            <w:shd w:fill="223A57"/>
             <w:tcMar>
               <w:top w:w="90" w:type="dxa"/>
-              <w:start w:w="110" w:type="dxa"/>
+              <w:start w:w="100" w:type="dxa"/>
               <w:bottom w:w="90" w:type="dxa"/>
-              <w:end w:w="110" w:type="dxa"/>
+              <w:end w:w="100" w:type="dxa"/>
             </w:tcMar>
+            <w:vAlign w:val="center"/>
           </w:tcPr>
           <w:p>
+            <w:pPr>
+              <w:spacing w:before="0" w:after="0" w:line="252" w:lineRule="auto"/>
+              <w:jc w:val="left"/>
+            </w:pPr>
             <w:r>
               <w:rPr>
                 <w:b/>
@@ -726,16 +456,21 @@
         </w:tc>
         <w:tc>
           <w:tcPr>
-            <w:tcW w:type="dxa" w:w="4485"/>
-            <w:shd w:fill="17324D"/>
+            <w:tcW w:type="dxa" w:w="5242"/>
+            <w:shd w:fill="223A57"/>
             <w:tcMar>
               <w:top w:w="90" w:type="dxa"/>
-              <w:start w:w="110" w:type="dxa"/>
+              <w:start w:w="100" w:type="dxa"/>
               <w:bottom w:w="90" w:type="dxa"/>
-              <w:end w:w="110" w:type="dxa"/>
+              <w:end w:w="100" w:type="dxa"/>
             </w:tcMar>
+            <w:vAlign w:val="center"/>
           </w:tcPr>
           <w:p>
+            <w:pPr>
+              <w:spacing w:before="0" w:after="0" w:line="252" w:lineRule="auto"/>
+              <w:jc w:val="left"/>
+            </w:pPr>
             <w:r>
               <w:rPr>
                 <w:b/>
@@ -748,16 +483,21 @@
         </w:tc>
         <w:tc>
           <w:tcPr>
-            <w:tcW w:type="dxa" w:w="3812"/>
-            <w:shd w:fill="17324D"/>
+            <w:tcW w:type="dxa" w:w="3762"/>
+            <w:shd w:fill="223A57"/>
             <w:tcMar>
               <w:top w:w="90" w:type="dxa"/>
-              <w:start w:w="110" w:type="dxa"/>
+              <w:start w:w="100" w:type="dxa"/>
               <w:bottom w:w="90" w:type="dxa"/>
-              <w:end w:w="110" w:type="dxa"/>
+              <w:end w:w="100" w:type="dxa"/>
             </w:tcMar>
+            <w:vAlign w:val="center"/>
           </w:tcPr>
           <w:p>
+            <w:pPr>
+              <w:spacing w:before="0" w:after="0" w:line="252" w:lineRule="auto"/>
+              <w:jc w:val="left"/>
+            </w:pPr>
             <w:r>
               <w:rPr>
                 <w:b/>
@@ -775,23 +515,23 @@
         </w:trPr>
         <w:tc>
           <w:tcPr>
-            <w:tcW w:type="dxa" w:w="3251"/>
+            <w:tcW w:type="dxa" w:w="4084"/>
             <w:tcMar>
-              <w:top w:w="80" w:type="dxa"/>
+              <w:top w:w="90" w:type="dxa"/>
               <w:start w:w="100" w:type="dxa"/>
-              <w:bottom w:w="80" w:type="dxa"/>
+              <w:bottom w:w="90" w:type="dxa"/>
               <w:end w:w="100" w:type="dxa"/>
             </w:tcMar>
             <w:vAlign w:val="center"/>
           </w:tcPr>
           <w:p>
             <w:pPr>
-              <w:spacing w:after="0" w:line="252" w:lineRule="auto"/>
+              <w:spacing w:after="0" w:line="252" w:lineRule="auto" w:before="0"/>
             </w:pPr>
             <w:r>
               <w:rPr>
                 <w:rFonts w:ascii="Noto Sans KR" w:hAnsi="Noto Sans KR" w:eastAsia="Noto Sans KR"/>
-                <w:sz w:val="16"/>
+                <w:sz w:val="17"/>
               </w:rPr>
               <w:t>RUNNING + lease current</w:t>
             </w:r>
@@ -799,23 +539,23 @@
         </w:tc>
         <w:tc>
           <w:tcPr>
-            <w:tcW w:type="dxa" w:w="3476"/>
+            <w:tcW w:type="dxa" w:w="2161"/>
             <w:tcMar>
-              <w:top w:w="80" w:type="dxa"/>
+              <w:top w:w="90" w:type="dxa"/>
               <w:start w:w="100" w:type="dxa"/>
-              <w:bottom w:w="80" w:type="dxa"/>
+              <w:bottom w:w="90" w:type="dxa"/>
               <w:end w:w="100" w:type="dxa"/>
             </w:tcMar>
             <w:vAlign w:val="center"/>
           </w:tcPr>
           <w:p>
             <w:pPr>
-              <w:spacing w:after="0" w:line="252" w:lineRule="auto"/>
+              <w:spacing w:after="0" w:line="252" w:lineRule="auto" w:before="0"/>
             </w:pPr>
             <w:r>
               <w:rPr>
                 <w:rFonts w:ascii="Noto Sans KR" w:hAnsi="Noto Sans KR" w:eastAsia="Noto Sans KR"/>
-                <w:sz w:val="16"/>
+                <w:sz w:val="17"/>
               </w:rPr>
               <w:t>정상 실행</w:t>
             </w:r>
@@ -823,23 +563,23 @@
         </w:tc>
         <w:tc>
           <w:tcPr>
-            <w:tcW w:type="dxa" w:w="4485"/>
+            <w:tcW w:type="dxa" w:w="5242"/>
             <w:tcMar>
-              <w:top w:w="80" w:type="dxa"/>
+              <w:top w:w="90" w:type="dxa"/>
               <w:start w:w="100" w:type="dxa"/>
-              <w:bottom w:w="80" w:type="dxa"/>
+              <w:bottom w:w="90" w:type="dxa"/>
               <w:end w:w="100" w:type="dxa"/>
             </w:tcMar>
             <w:vAlign w:val="center"/>
           </w:tcPr>
           <w:p>
             <w:pPr>
-              <w:spacing w:after="0" w:line="252" w:lineRule="auto"/>
+              <w:spacing w:after="0" w:line="252" w:lineRule="auto" w:before="0"/>
             </w:pPr>
             <w:r>
               <w:rPr>
                 <w:rFonts w:ascii="Noto Sans KR" w:hAnsi="Noto Sans KR" w:eastAsia="Noto Sans KR"/>
-                <w:sz w:val="16"/>
+                <w:sz w:val="17"/>
               </w:rPr>
               <w:t>관찰/stop 요청</w:t>
             </w:r>
@@ -847,23 +587,23 @@
         </w:tc>
         <w:tc>
           <w:tcPr>
-            <w:tcW w:type="dxa" w:w="3812"/>
+            <w:tcW w:type="dxa" w:w="3762"/>
             <w:tcMar>
-              <w:top w:w="80" w:type="dxa"/>
+              <w:top w:w="90" w:type="dxa"/>
               <w:start w:w="100" w:type="dxa"/>
-              <w:bottom w:w="80" w:type="dxa"/>
+              <w:bottom w:w="90" w:type="dxa"/>
               <w:end w:w="100" w:type="dxa"/>
             </w:tcMar>
             <w:vAlign w:val="center"/>
           </w:tcPr>
           <w:p>
             <w:pPr>
-              <w:spacing w:after="0" w:line="252" w:lineRule="auto"/>
+              <w:spacing w:after="0" w:line="252" w:lineRule="auto" w:before="0"/>
             </w:pPr>
             <w:r>
               <w:rPr>
                 <w:rFonts w:ascii="Noto Sans KR" w:hAnsi="Noto Sans KR" w:eastAsia="Noto Sans KR"/>
-                <w:sz w:val="16"/>
+                <w:sz w:val="17"/>
               </w:rPr>
               <w:t>중복 start</w:t>
             </w:r>
@@ -876,24 +616,24 @@
         </w:trPr>
         <w:tc>
           <w:tcPr>
-            <w:tcW w:type="dxa" w:w="3251"/>
+            <w:tcW w:type="dxa" w:w="4084"/>
             <w:tcMar>
-              <w:top w:w="80" w:type="dxa"/>
+              <w:top w:w="90" w:type="dxa"/>
               <w:start w:w="100" w:type="dxa"/>
-              <w:bottom w:w="80" w:type="dxa"/>
+              <w:bottom w:w="90" w:type="dxa"/>
               <w:end w:w="100" w:type="dxa"/>
             </w:tcMar>
             <w:vAlign w:val="center"/>
-            <w:shd w:fill="F7FAFC"/>
+            <w:shd w:fill="F5F8FB"/>
           </w:tcPr>
           <w:p>
             <w:pPr>
-              <w:spacing w:after="0" w:line="252" w:lineRule="auto"/>
+              <w:spacing w:after="0" w:line="252" w:lineRule="auto" w:before="0"/>
             </w:pPr>
             <w:r>
               <w:rPr>
                 <w:rFonts w:ascii="Noto Sans KR" w:hAnsi="Noto Sans KR" w:eastAsia="Noto Sans KR"/>
-                <w:sz w:val="16"/>
+                <w:sz w:val="17"/>
               </w:rPr>
               <w:t>RUNNING + lease stale</w:t>
             </w:r>
@@ -901,24 +641,24 @@
         </w:tc>
         <w:tc>
           <w:tcPr>
-            <w:tcW w:type="dxa" w:w="3476"/>
+            <w:tcW w:type="dxa" w:w="2161"/>
             <w:tcMar>
-              <w:top w:w="80" w:type="dxa"/>
+              <w:top w:w="90" w:type="dxa"/>
               <w:start w:w="100" w:type="dxa"/>
-              <w:bottom w:w="80" w:type="dxa"/>
+              <w:bottom w:w="90" w:type="dxa"/>
               <w:end w:w="100" w:type="dxa"/>
             </w:tcMar>
             <w:vAlign w:val="center"/>
-            <w:shd w:fill="F7FAFC"/>
+            <w:shd w:fill="F5F8FB"/>
           </w:tcPr>
           <w:p>
             <w:pPr>
-              <w:spacing w:after="0" w:line="252" w:lineRule="auto"/>
+              <w:spacing w:after="0" w:line="252" w:lineRule="auto" w:before="0"/>
             </w:pPr>
             <w:r>
               <w:rPr>
                 <w:rFonts w:ascii="Noto Sans KR" w:hAnsi="Noto Sans KR" w:eastAsia="Noto Sans KR"/>
-                <w:sz w:val="16"/>
+                <w:sz w:val="17"/>
               </w:rPr>
               <w:t>Worker 불확정</w:t>
             </w:r>
@@ -926,24 +666,24 @@
         </w:tc>
         <w:tc>
           <w:tcPr>
-            <w:tcW w:type="dxa" w:w="4485"/>
+            <w:tcW w:type="dxa" w:w="5242"/>
             <w:tcMar>
-              <w:top w:w="80" w:type="dxa"/>
+              <w:top w:w="90" w:type="dxa"/>
               <w:start w:w="100" w:type="dxa"/>
-              <w:bottom w:w="80" w:type="dxa"/>
+              <w:bottom w:w="90" w:type="dxa"/>
               <w:end w:w="100" w:type="dxa"/>
             </w:tcMar>
             <w:vAlign w:val="center"/>
-            <w:shd w:fill="F7FAFC"/>
+            <w:shd w:fill="F5F8FB"/>
           </w:tcPr>
           <w:p>
             <w:pPr>
-              <w:spacing w:after="0" w:line="252" w:lineRule="auto"/>
+              <w:spacing w:after="0" w:line="252" w:lineRule="auto" w:before="0"/>
             </w:pPr>
             <w:r>
               <w:rPr>
                 <w:rFonts w:ascii="Noto Sans KR" w:hAnsi="Noto Sans KR" w:eastAsia="Noto Sans KR"/>
-                <w:sz w:val="16"/>
+                <w:sz w:val="17"/>
               </w:rPr>
               <w:t>fence 확인/reconcile</w:t>
             </w:r>
@@ -951,24 +691,24 @@
         </w:tc>
         <w:tc>
           <w:tcPr>
-            <w:tcW w:type="dxa" w:w="3812"/>
+            <w:tcW w:type="dxa" w:w="3762"/>
             <w:tcMar>
-              <w:top w:w="80" w:type="dxa"/>
+              <w:top w:w="90" w:type="dxa"/>
               <w:start w:w="100" w:type="dxa"/>
-              <w:bottom w:w="80" w:type="dxa"/>
+              <w:bottom w:w="90" w:type="dxa"/>
               <w:end w:w="100" w:type="dxa"/>
             </w:tcMar>
             <w:vAlign w:val="center"/>
-            <w:shd w:fill="F7FAFC"/>
+            <w:shd w:fill="F5F8FB"/>
           </w:tcPr>
           <w:p>
             <w:pPr>
-              <w:spacing w:after="0" w:line="252" w:lineRule="auto"/>
+              <w:spacing w:after="0" w:line="252" w:lineRule="auto" w:before="0"/>
             </w:pPr>
             <w:r>
               <w:rPr>
                 <w:rFonts w:ascii="Noto Sans KR" w:hAnsi="Noto Sans KR" w:eastAsia="Noto Sans KR"/>
-                <w:sz w:val="16"/>
+                <w:sz w:val="17"/>
               </w:rPr>
               <w:t>stale worker 신뢰</w:t>
             </w:r>
@@ -981,23 +721,23 @@
         </w:trPr>
         <w:tc>
           <w:tcPr>
-            <w:tcW w:type="dxa" w:w="3251"/>
+            <w:tcW w:type="dxa" w:w="4084"/>
             <w:tcMar>
-              <w:top w:w="80" w:type="dxa"/>
+              <w:top w:w="90" w:type="dxa"/>
               <w:start w:w="100" w:type="dxa"/>
-              <w:bottom w:w="80" w:type="dxa"/>
+              <w:bottom w:w="90" w:type="dxa"/>
               <w:end w:w="100" w:type="dxa"/>
             </w:tcMar>
             <w:vAlign w:val="center"/>
           </w:tcPr>
           <w:p>
             <w:pPr>
-              <w:spacing w:after="0" w:line="252" w:lineRule="auto"/>
+              <w:spacing w:after="0" w:line="252" w:lineRule="auto" w:before="0"/>
             </w:pPr>
             <w:r>
               <w:rPr>
                 <w:rFonts w:ascii="Noto Sans KR" w:hAnsi="Noto Sans KR" w:eastAsia="Noto Sans KR"/>
-                <w:sz w:val="16"/>
+                <w:sz w:val="17"/>
               </w:rPr>
               <w:t>FAILED</w:t>
             </w:r>
@@ -1005,23 +745,23 @@
         </w:tc>
         <w:tc>
           <w:tcPr>
-            <w:tcW w:type="dxa" w:w="3476"/>
+            <w:tcW w:type="dxa" w:w="2161"/>
             <w:tcMar>
-              <w:top w:w="80" w:type="dxa"/>
+              <w:top w:w="90" w:type="dxa"/>
               <w:start w:w="100" w:type="dxa"/>
-              <w:bottom w:w="80" w:type="dxa"/>
+              <w:bottom w:w="90" w:type="dxa"/>
               <w:end w:w="100" w:type="dxa"/>
             </w:tcMar>
             <w:vAlign w:val="center"/>
           </w:tcPr>
           <w:p>
             <w:pPr>
-              <w:spacing w:after="0" w:line="252" w:lineRule="auto"/>
+              <w:spacing w:after="0" w:line="252" w:lineRule="auto" w:before="0"/>
             </w:pPr>
             <w:r>
               <w:rPr>
                 <w:rFonts w:ascii="Noto Sans KR" w:hAnsi="Noto Sans KR" w:eastAsia="Noto Sans KR"/>
-                <w:sz w:val="16"/>
+                <w:sz w:val="17"/>
               </w:rPr>
               <w:t>확정 실패</w:t>
             </w:r>
@@ -1029,23 +769,23 @@
         </w:tc>
         <w:tc>
           <w:tcPr>
-            <w:tcW w:type="dxa" w:w="4485"/>
+            <w:tcW w:type="dxa" w:w="5242"/>
             <w:tcMar>
-              <w:top w:w="80" w:type="dxa"/>
+              <w:top w:w="90" w:type="dxa"/>
               <w:start w:w="100" w:type="dxa"/>
-              <w:bottom w:w="80" w:type="dxa"/>
+              <w:bottom w:w="90" w:type="dxa"/>
               <w:end w:w="100" w:type="dxa"/>
             </w:tcMar>
             <w:vAlign w:val="center"/>
           </w:tcPr>
           <w:p>
             <w:pPr>
-              <w:spacing w:after="0" w:line="252" w:lineRule="auto"/>
+              <w:spacing w:after="0" w:line="252" w:lineRule="auto" w:before="0"/>
             </w:pPr>
             <w:r>
               <w:rPr>
                 <w:rFonts w:ascii="Noto Sans KR" w:hAnsi="Noto Sans KR" w:eastAsia="Noto Sans KR"/>
-                <w:sz w:val="16"/>
+                <w:sz w:val="17"/>
               </w:rPr>
               <w:t>retry/restart 조건 검토</w:t>
             </w:r>
@@ -1053,23 +793,23 @@
         </w:tc>
         <w:tc>
           <w:tcPr>
-            <w:tcW w:type="dxa" w:w="3812"/>
+            <w:tcW w:type="dxa" w:w="3762"/>
             <w:tcMar>
-              <w:top w:w="80" w:type="dxa"/>
+              <w:top w:w="90" w:type="dxa"/>
               <w:start w:w="100" w:type="dxa"/>
-              <w:bottom w:w="80" w:type="dxa"/>
+              <w:bottom w:w="90" w:type="dxa"/>
               <w:end w:w="100" w:type="dxa"/>
             </w:tcMar>
             <w:vAlign w:val="center"/>
           </w:tcPr>
           <w:p>
             <w:pPr>
-              <w:spacing w:after="0" w:line="252" w:lineRule="auto"/>
+              <w:spacing w:after="0" w:line="252" w:lineRule="auto" w:before="0"/>
             </w:pPr>
             <w:r>
               <w:rPr>
                 <w:rFonts w:ascii="Noto Sans KR" w:hAnsi="Noto Sans KR" w:eastAsia="Noto Sans KR"/>
-                <w:sz w:val="16"/>
+                <w:sz w:val="17"/>
               </w:rPr>
               <w:t>원인 미확인 rerun</w:t>
             </w:r>
@@ -1082,24 +822,24 @@
         </w:trPr>
         <w:tc>
           <w:tcPr>
-            <w:tcW w:type="dxa" w:w="3251"/>
+            <w:tcW w:type="dxa" w:w="4084"/>
             <w:tcMar>
-              <w:top w:w="80" w:type="dxa"/>
+              <w:top w:w="90" w:type="dxa"/>
               <w:start w:w="100" w:type="dxa"/>
-              <w:bottom w:w="80" w:type="dxa"/>
+              <w:bottom w:w="90" w:type="dxa"/>
               <w:end w:w="100" w:type="dxa"/>
             </w:tcMar>
             <w:vAlign w:val="center"/>
-            <w:shd w:fill="F7FAFC"/>
+            <w:shd w:fill="F5F8FB"/>
           </w:tcPr>
           <w:p>
             <w:pPr>
-              <w:spacing w:after="0" w:line="252" w:lineRule="auto"/>
+              <w:spacing w:after="0" w:line="252" w:lineRule="auto" w:before="0"/>
             </w:pPr>
             <w:r>
               <w:rPr>
                 <w:rFonts w:ascii="Noto Sans KR" w:hAnsi="Noto Sans KR" w:eastAsia="Noto Sans KR"/>
-                <w:sz w:val="16"/>
+                <w:sz w:val="17"/>
               </w:rPr>
               <w:t>UNKNOWN</w:t>
             </w:r>
@@ -1107,24 +847,24 @@
         </w:tc>
         <w:tc>
           <w:tcPr>
-            <w:tcW w:type="dxa" w:w="3476"/>
+            <w:tcW w:type="dxa" w:w="2161"/>
             <w:tcMar>
-              <w:top w:w="80" w:type="dxa"/>
+              <w:top w:w="90" w:type="dxa"/>
               <w:start w:w="100" w:type="dxa"/>
-              <w:bottom w:w="80" w:type="dxa"/>
+              <w:bottom w:w="90" w:type="dxa"/>
               <w:end w:w="100" w:type="dxa"/>
             </w:tcMar>
             <w:vAlign w:val="center"/>
-            <w:shd w:fill="F7FAFC"/>
+            <w:shd w:fill="F5F8FB"/>
           </w:tcPr>
           <w:p>
             <w:pPr>
-              <w:spacing w:after="0" w:line="252" w:lineRule="auto"/>
+              <w:spacing w:after="0" w:line="252" w:lineRule="auto" w:before="0"/>
             </w:pPr>
             <w:r>
               <w:rPr>
                 <w:rFonts w:ascii="Noto Sans KR" w:hAnsi="Noto Sans KR" w:eastAsia="Noto Sans KR"/>
-                <w:sz w:val="16"/>
+                <w:sz w:val="17"/>
               </w:rPr>
               <w:t>결과 미확정</w:t>
             </w:r>
@@ -1132,24 +872,24 @@
         </w:tc>
         <w:tc>
           <w:tcPr>
-            <w:tcW w:type="dxa" w:w="4485"/>
+            <w:tcW w:type="dxa" w:w="5242"/>
             <w:tcMar>
-              <w:top w:w="80" w:type="dxa"/>
+              <w:top w:w="90" w:type="dxa"/>
               <w:start w:w="100" w:type="dxa"/>
-              <w:bottom w:w="80" w:type="dxa"/>
+              <w:bottom w:w="90" w:type="dxa"/>
               <w:end w:w="100" w:type="dxa"/>
             </w:tcMar>
             <w:vAlign w:val="center"/>
-            <w:shd w:fill="F7FAFC"/>
+            <w:shd w:fill="F5F8FB"/>
           </w:tcPr>
           <w:p>
             <w:pPr>
-              <w:spacing w:after="0" w:line="252" w:lineRule="auto"/>
+              <w:spacing w:after="0" w:line="252" w:lineRule="auto" w:before="0"/>
             </w:pPr>
             <w:r>
               <w:rPr>
                 <w:rFonts w:ascii="Noto Sans KR" w:hAnsi="Noto Sans KR" w:eastAsia="Noto Sans KR"/>
-                <w:sz w:val="16"/>
+                <w:sz w:val="17"/>
               </w:rPr>
               <w:t>ledger/probe/reconcile</w:t>
             </w:r>
@@ -1157,24 +897,24 @@
         </w:tc>
         <w:tc>
           <w:tcPr>
-            <w:tcW w:type="dxa" w:w="3812"/>
+            <w:tcW w:type="dxa" w:w="3762"/>
             <w:tcMar>
-              <w:top w:w="80" w:type="dxa"/>
+              <w:top w:w="90" w:type="dxa"/>
               <w:start w:w="100" w:type="dxa"/>
-              <w:bottom w:w="80" w:type="dxa"/>
+              <w:bottom w:w="90" w:type="dxa"/>
               <w:end w:w="100" w:type="dxa"/>
             </w:tcMar>
             <w:vAlign w:val="center"/>
-            <w:shd w:fill="F7FAFC"/>
+            <w:shd w:fill="F5F8FB"/>
           </w:tcPr>
           <w:p>
             <w:pPr>
-              <w:spacing w:after="0" w:line="252" w:lineRule="auto"/>
+              <w:spacing w:after="0" w:line="252" w:lineRule="auto" w:before="0"/>
             </w:pPr>
             <w:r>
               <w:rPr>
                 <w:rFonts w:ascii="Noto Sans KR" w:hAnsi="Noto Sans KR" w:eastAsia="Noto Sans KR"/>
-                <w:sz w:val="16"/>
+                <w:sz w:val="17"/>
               </w:rPr>
               <w:t>blind retry</w:t>
             </w:r>
@@ -1187,23 +927,23 @@
         </w:trPr>
         <w:tc>
           <w:tcPr>
-            <w:tcW w:type="dxa" w:w="3251"/>
+            <w:tcW w:type="dxa" w:w="4084"/>
             <w:tcMar>
-              <w:top w:w="80" w:type="dxa"/>
+              <w:top w:w="90" w:type="dxa"/>
               <w:start w:w="100" w:type="dxa"/>
-              <w:bottom w:w="80" w:type="dxa"/>
+              <w:bottom w:w="90" w:type="dxa"/>
               <w:end w:w="100" w:type="dxa"/>
             </w:tcMar>
             <w:vAlign w:val="center"/>
           </w:tcPr>
           <w:p>
             <w:pPr>
-              <w:spacing w:after="0" w:line="252" w:lineRule="auto"/>
+              <w:spacing w:after="0" w:line="252" w:lineRule="auto" w:before="0"/>
             </w:pPr>
             <w:r>
               <w:rPr>
                 <w:rFonts w:ascii="Noto Sans KR" w:hAnsi="Noto Sans KR" w:eastAsia="Noto Sans KR"/>
-                <w:sz w:val="16"/>
+                <w:sz w:val="17"/>
               </w:rPr>
               <w:t>COMPLETED</w:t>
             </w:r>
@@ -1211,23 +951,23 @@
         </w:tc>
         <w:tc>
           <w:tcPr>
-            <w:tcW w:type="dxa" w:w="3476"/>
+            <w:tcW w:type="dxa" w:w="2161"/>
             <w:tcMar>
-              <w:top w:w="80" w:type="dxa"/>
+              <w:top w:w="90" w:type="dxa"/>
               <w:start w:w="100" w:type="dxa"/>
-              <w:bottom w:w="80" w:type="dxa"/>
+              <w:bottom w:w="90" w:type="dxa"/>
               <w:end w:w="100" w:type="dxa"/>
             </w:tcMar>
             <w:vAlign w:val="center"/>
           </w:tcPr>
           <w:p>
             <w:pPr>
-              <w:spacing w:after="0" w:line="252" w:lineRule="auto"/>
+              <w:spacing w:after="0" w:line="252" w:lineRule="auto" w:before="0"/>
             </w:pPr>
             <w:r>
               <w:rPr>
                 <w:rFonts w:ascii="Noto Sans KR" w:hAnsi="Noto Sans KR" w:eastAsia="Noto Sans KR"/>
-                <w:sz w:val="16"/>
+                <w:sz w:val="17"/>
               </w:rPr>
               <w:t>완료</w:t>
             </w:r>
@@ -1235,23 +975,23 @@
         </w:tc>
         <w:tc>
           <w:tcPr>
-            <w:tcW w:type="dxa" w:w="4485"/>
+            <w:tcW w:type="dxa" w:w="5242"/>
             <w:tcMar>
-              <w:top w:w="80" w:type="dxa"/>
+              <w:top w:w="90" w:type="dxa"/>
               <w:start w:w="100" w:type="dxa"/>
-              <w:bottom w:w="80" w:type="dxa"/>
+              <w:bottom w:w="90" w:type="dxa"/>
               <w:end w:w="100" w:type="dxa"/>
             </w:tcMar>
             <w:vAlign w:val="center"/>
           </w:tcPr>
           <w:p>
             <w:pPr>
-              <w:spacing w:after="0" w:line="252" w:lineRule="auto"/>
+              <w:spacing w:after="0" w:line="252" w:lineRule="auto" w:before="0"/>
             </w:pPr>
             <w:r>
               <w:rPr>
                 <w:rFonts w:ascii="Noto Sans KR" w:hAnsi="Noto Sans KR" w:eastAsia="Noto Sans KR"/>
-                <w:sz w:val="16"/>
+                <w:sz w:val="17"/>
               </w:rPr>
               <w:t>결과 검증/필요시 새 rerun</w:t>
             </w:r>
@@ -1259,23 +999,23 @@
         </w:tc>
         <w:tc>
           <w:tcPr>
-            <w:tcW w:type="dxa" w:w="3812"/>
+            <w:tcW w:type="dxa" w:w="3762"/>
             <w:tcMar>
-              <w:top w:w="80" w:type="dxa"/>
+              <w:top w:w="90" w:type="dxa"/>
               <w:start w:w="100" w:type="dxa"/>
-              <w:bottom w:w="80" w:type="dxa"/>
+              <w:bottom w:w="90" w:type="dxa"/>
               <w:end w:w="100" w:type="dxa"/>
             </w:tcMar>
             <w:vAlign w:val="center"/>
           </w:tcPr>
           <w:p>
             <w:pPr>
-              <w:spacing w:after="0" w:line="252" w:lineRule="auto"/>
+              <w:spacing w:after="0" w:line="252" w:lineRule="auto" w:before="0"/>
             </w:pPr>
             <w:r>
               <w:rPr>
                 <w:rFonts w:ascii="Noto Sans KR" w:hAnsi="Noto Sans KR" w:eastAsia="Noto Sans KR"/>
-                <w:sz w:val="16"/>
+                <w:sz w:val="17"/>
               </w:rPr>
               <w:t>동일 execution restart</w:t>
             </w:r>
@@ -1288,24 +1028,24 @@
         </w:trPr>
         <w:tc>
           <w:tcPr>
-            <w:tcW w:type="dxa" w:w="3251"/>
+            <w:tcW w:type="dxa" w:w="4084"/>
             <w:tcMar>
-              <w:top w:w="80" w:type="dxa"/>
+              <w:top w:w="90" w:type="dxa"/>
               <w:start w:w="100" w:type="dxa"/>
-              <w:bottom w:w="80" w:type="dxa"/>
+              <w:bottom w:w="90" w:type="dxa"/>
               <w:end w:w="100" w:type="dxa"/>
             </w:tcMar>
             <w:vAlign w:val="center"/>
-            <w:shd w:fill="F7FAFC"/>
+            <w:shd w:fill="F5F8FB"/>
           </w:tcPr>
           <w:p>
             <w:pPr>
-              <w:spacing w:after="0" w:line="252" w:lineRule="auto"/>
+              <w:spacing w:after="0" w:line="252" w:lineRule="auto" w:before="0"/>
             </w:pPr>
             <w:r>
               <w:rPr>
                 <w:rFonts w:ascii="Noto Sans KR" w:hAnsi="Noto Sans KR" w:eastAsia="Noto Sans KR"/>
-                <w:sz w:val="16"/>
+                <w:sz w:val="17"/>
               </w:rPr>
               <w:t>ABANDONED</w:t>
             </w:r>
@@ -1313,24 +1053,24 @@
         </w:tc>
         <w:tc>
           <w:tcPr>
-            <w:tcW w:type="dxa" w:w="3476"/>
+            <w:tcW w:type="dxa" w:w="2161"/>
             <w:tcMar>
-              <w:top w:w="80" w:type="dxa"/>
+              <w:top w:w="90" w:type="dxa"/>
               <w:start w:w="100" w:type="dxa"/>
-              <w:bottom w:w="80" w:type="dxa"/>
+              <w:bottom w:w="90" w:type="dxa"/>
               <w:end w:w="100" w:type="dxa"/>
             </w:tcMar>
             <w:vAlign w:val="center"/>
-            <w:shd w:fill="F7FAFC"/>
+            <w:shd w:fill="F5F8FB"/>
           </w:tcPr>
           <w:p>
             <w:pPr>
-              <w:spacing w:after="0" w:line="252" w:lineRule="auto"/>
+              <w:spacing w:after="0" w:line="252" w:lineRule="auto" w:before="0"/>
             </w:pPr>
             <w:r>
               <w:rPr>
                 <w:rFonts w:ascii="Noto Sans KR" w:hAnsi="Noto Sans KR" w:eastAsia="Noto Sans KR"/>
-                <w:sz w:val="16"/>
+                <w:sz w:val="17"/>
               </w:rPr>
               <w:t>운영 종료</w:t>
             </w:r>
@@ -1338,24 +1078,24 @@
         </w:tc>
         <w:tc>
           <w:tcPr>
-            <w:tcW w:type="dxa" w:w="4485"/>
+            <w:tcW w:type="dxa" w:w="5242"/>
             <w:tcMar>
-              <w:top w:w="80" w:type="dxa"/>
+              <w:top w:w="90" w:type="dxa"/>
               <w:start w:w="100" w:type="dxa"/>
-              <w:bottom w:w="80" w:type="dxa"/>
+              <w:bottom w:w="90" w:type="dxa"/>
               <w:end w:w="100" w:type="dxa"/>
             </w:tcMar>
             <w:vAlign w:val="center"/>
-            <w:shd w:fill="F7FAFC"/>
+            <w:shd w:fill="F5F8FB"/>
           </w:tcPr>
           <w:p>
             <w:pPr>
-              <w:spacing w:after="0" w:line="252" w:lineRule="auto"/>
+              <w:spacing w:after="0" w:line="252" w:lineRule="auto" w:before="0"/>
             </w:pPr>
             <w:r>
               <w:rPr>
                 <w:rFonts w:ascii="Noto Sans KR" w:hAnsi="Noto Sans KR" w:eastAsia="Noto Sans KR"/>
-                <w:sz w:val="16"/>
+                <w:sz w:val="17"/>
               </w:rPr>
               <w:t>새 실행 정책</w:t>
             </w:r>
@@ -1363,24 +1103,24 @@
         </w:tc>
         <w:tc>
           <w:tcPr>
-            <w:tcW w:type="dxa" w:w="3812"/>
+            <w:tcW w:type="dxa" w:w="3762"/>
             <w:tcMar>
-              <w:top w:w="80" w:type="dxa"/>
+              <w:top w:w="90" w:type="dxa"/>
               <w:start w:w="100" w:type="dxa"/>
-              <w:bottom w:w="80" w:type="dxa"/>
+              <w:bottom w:w="90" w:type="dxa"/>
               <w:end w:w="100" w:type="dxa"/>
             </w:tcMar>
             <w:vAlign w:val="center"/>
-            <w:shd w:fill="F7FAFC"/>
+            <w:shd w:fill="F5F8FB"/>
           </w:tcPr>
           <w:p>
             <w:pPr>
-              <w:spacing w:after="0" w:line="252" w:lineRule="auto"/>
+              <w:spacing w:after="0" w:line="252" w:lineRule="auto" w:before="0"/>
             </w:pPr>
             <w:r>
               <w:rPr>
                 <w:rFonts w:ascii="Noto Sans KR" w:hAnsi="Noto Sans KR" w:eastAsia="Noto Sans KR"/>
-                <w:sz w:val="16"/>
+                <w:sz w:val="17"/>
               </w:rPr>
               <w:t>기존 실행 재개</w:t>
             </w:r>
@@ -1440,65 +1180,37 @@
     <w:p>
       <w:pPr>
         <w:pStyle w:val="Heading1"/>
+        <w:keepNext/>
       </w:pPr>
       <w:r>
         <w:t>2 Process Kill과 다중 Worker 복구</w:t>
       </w:r>
     </w:p>
-    <w:tbl>
-      <w:tblPr>
-        <w:tblW w:type="auto" w:w="0"/>
-        <w:jc w:val="left"/>
-        <w:tblLayout w:type="fixed"/>
-        <w:tblLook w:firstColumn="1" w:firstRow="1" w:lastColumn="0" w:lastRow="0" w:noHBand="0" w:noVBand="1" w:val="04A0"/>
-      </w:tblPr>
-      <w:tblGrid>
-        <w:gridCol w:w="7625"/>
-        <w:gridCol w:w="7625"/>
-      </w:tblGrid>
-      <w:tr>
-        <w:trPr>
-          <w:tblHeader w:val="true"/>
-        </w:trPr>
-        <w:tc>
-          <w:tcPr>
-            <w:tcW w:type="dxa" w:w="1927"/>
-            <w:shd w:fill="17324D"/>
-            <w:tcMar>
-              <w:top w:w="110" w:type="dxa"/>
-              <w:start w:w="140" w:type="dxa"/>
-              <w:bottom w:w="110" w:type="dxa"/>
-              <w:end w:w="140" w:type="dxa"/>
-            </w:tcMar>
-          </w:tcPr>
-          <w:p>
-            <w:r>
-              <w:rPr>
-                <w:b/>
-                <w:color w:val="FFFFFF"/>
-              </w:rPr>
-              <w:t>이 장을 보는 이유</w:t>
-            </w:r>
-          </w:p>
-        </w:tc>
-        <w:tc>
-          <w:tcPr>
-            <w:tcW w:type="dxa" w:w="11623"/>
-            <w:tcMar>
-              <w:top w:w="110" w:type="dxa"/>
-              <w:start w:w="140" w:type="dxa"/>
-              <w:bottom w:w="110" w:type="dxa"/>
-              <w:end w:w="140" w:type="dxa"/>
-            </w:tcMar>
-          </w:tcPr>
-          <w:p>
-            <w:r>
-              <w:t>Worker가 죽어도 이전 Worker의 늦은 쓰기가 들어오지 않게 fencing을 확인한 뒤 새 실행권을 넘깁니다.</w:t>
-            </w:r>
-          </w:p>
-        </w:tc>
-      </w:tr>
-    </w:tbl>
+    <w:p>
+      <w:pPr>
+        <w:spacing w:before="80" w:after="200"/>
+        <w:ind w:left="173" w:right="58"/>
+        <w:shd w:fill="F3F7FB"/>
+        <w:pBdr>
+          <w:left w:val="single" w:sz="18" w:space="8" w:color="4F46E5"/>
+        </w:pBdr>
+      </w:pPr>
+      <w:r>
+        <w:rPr>
+          <w:b/>
+          <w:color w:val="362D91"/>
+          <w:sz w:val="20"/>
+        </w:rPr>
+        <w:t xml:space="preserve">이 장을 보는 이유  </w:t>
+      </w:r>
+      <w:r>
+        <w:rPr>
+          <w:color w:val="26374C"/>
+          <w:sz w:val="20"/>
+        </w:rPr>
+        <w:t>Worker가 죽어도 이전 Worker의 늦은 쓰기가 들어오지 않게 fencing을 확인한 뒤 새 실행권을 넘깁니다.</w:t>
+      </w:r>
+    </w:p>
     <w:p>
       <w:pPr>
         <w:pStyle w:val="ListBullet"/>
@@ -1542,65 +1254,37 @@
     <w:p>
       <w:pPr>
         <w:pStyle w:val="Heading1"/>
+        <w:keepNext/>
       </w:pPr>
       <w:r>
         <w:t>3 재시작 · Rerun · Reconcile</w:t>
       </w:r>
     </w:p>
-    <w:tbl>
-      <w:tblPr>
-        <w:tblW w:type="auto" w:w="0"/>
-        <w:jc w:val="left"/>
-        <w:tblLayout w:type="fixed"/>
-        <w:tblLook w:firstColumn="1" w:firstRow="1" w:lastColumn="0" w:lastRow="0" w:noHBand="0" w:noVBand="1" w:val="04A0"/>
-      </w:tblPr>
-      <w:tblGrid>
-        <w:gridCol w:w="7625"/>
-        <w:gridCol w:w="7625"/>
-      </w:tblGrid>
-      <w:tr>
-        <w:trPr>
-          <w:tblHeader w:val="true"/>
-        </w:trPr>
-        <w:tc>
-          <w:tcPr>
-            <w:tcW w:type="dxa" w:w="1927"/>
-            <w:shd w:fill="17324D"/>
-            <w:tcMar>
-              <w:top w:w="110" w:type="dxa"/>
-              <w:start w:w="140" w:type="dxa"/>
-              <w:bottom w:w="110" w:type="dxa"/>
-              <w:end w:w="140" w:type="dxa"/>
-            </w:tcMar>
-          </w:tcPr>
-          <w:p>
-            <w:r>
-              <w:rPr>
-                <w:b/>
-                <w:color w:val="FFFFFF"/>
-              </w:rPr>
-              <w:t>이 장을 보는 이유</w:t>
-            </w:r>
-          </w:p>
-        </w:tc>
-        <w:tc>
-          <w:tcPr>
-            <w:tcW w:type="dxa" w:w="11623"/>
-            <w:tcMar>
-              <w:top w:w="110" w:type="dxa"/>
-              <w:start w:w="140" w:type="dxa"/>
-              <w:bottom w:w="110" w:type="dxa"/>
-              <w:end w:w="140" w:type="dxa"/>
-            </w:tcMar>
-          </w:tcPr>
-          <w:p>
-            <w:r>
-              <w:t>세 동작의 의미를 섞지 않습니다.</w:t>
-            </w:r>
-          </w:p>
-        </w:tc>
-      </w:tr>
-    </w:tbl>
+    <w:p>
+      <w:pPr>
+        <w:spacing w:before="80" w:after="200"/>
+        <w:ind w:left="173" w:right="58"/>
+        <w:shd w:fill="F3F7FB"/>
+        <w:pBdr>
+          <w:left w:val="single" w:sz="18" w:space="8" w:color="4F46E5"/>
+        </w:pBdr>
+      </w:pPr>
+      <w:r>
+        <w:rPr>
+          <w:b/>
+          <w:color w:val="362D91"/>
+          <w:sz w:val="20"/>
+        </w:rPr>
+        <w:t xml:space="preserve">이 장을 보는 이유  </w:t>
+      </w:r>
+      <w:r>
+        <w:rPr>
+          <w:color w:val="26374C"/>
+          <w:sz w:val="20"/>
+        </w:rPr>
+        <w:t>세 동작의 의미를 섞지 않습니다.</w:t>
+      </w:r>
+    </w:p>
     <w:p>
       <w:pPr>
         <w:pStyle w:val="CPFLabel"/>
@@ -1612,7 +1296,7 @@
     <w:tbl>
       <w:tblPr>
         <w:tblW w:type="auto" w:w="0"/>
-        <w:jc w:val="left"/>
+        <w:jc w:val="center"/>
         <w:tblLayout w:type="fixed"/>
         <w:tblLook w:firstColumn="1" w:firstRow="1" w:lastColumn="0" w:lastRow="0" w:noHBand="0" w:noVBand="1" w:val="04A0"/>
       </w:tblPr>
@@ -1628,16 +1312,21 @@
         </w:trPr>
         <w:tc>
           <w:tcPr>
-            <w:tcW w:type="dxa" w:w="2423"/>
-            <w:shd w:fill="17324D"/>
+            <w:tcW w:type="dxa" w:w="2112"/>
+            <w:shd w:fill="223A57"/>
             <w:tcMar>
               <w:top w:w="90" w:type="dxa"/>
-              <w:start w:w="110" w:type="dxa"/>
+              <w:start w:w="100" w:type="dxa"/>
               <w:bottom w:w="90" w:type="dxa"/>
-              <w:end w:w="110" w:type="dxa"/>
+              <w:end w:w="100" w:type="dxa"/>
             </w:tcMar>
+            <w:vAlign w:val="center"/>
           </w:tcPr>
           <w:p>
+            <w:pPr>
+              <w:spacing w:before="0" w:after="0" w:line="252" w:lineRule="auto"/>
+              <w:jc w:val="left"/>
+            </w:pPr>
             <w:r>
               <w:rPr>
                 <w:b/>
@@ -1650,16 +1339,21 @@
         </w:tc>
         <w:tc>
           <w:tcPr>
-            <w:tcW w:type="dxa" w:w="4119"/>
-            <w:shd w:fill="17324D"/>
+            <w:tcW w:type="dxa" w:w="3051"/>
+            <w:shd w:fill="223A57"/>
             <w:tcMar>
               <w:top w:w="90" w:type="dxa"/>
-              <w:start w:w="110" w:type="dxa"/>
+              <w:start w:w="100" w:type="dxa"/>
               <w:bottom w:w="90" w:type="dxa"/>
-              <w:end w:w="110" w:type="dxa"/>
+              <w:end w:w="100" w:type="dxa"/>
             </w:tcMar>
+            <w:vAlign w:val="center"/>
           </w:tcPr>
           <w:p>
+            <w:pPr>
+              <w:spacing w:before="0" w:after="0" w:line="252" w:lineRule="auto"/>
+              <w:jc w:val="left"/>
+            </w:pPr>
             <w:r>
               <w:rPr>
                 <w:b/>
@@ -1672,16 +1366,21 @@
         </w:tc>
         <w:tc>
           <w:tcPr>
-            <w:tcW w:type="dxa" w:w="3271"/>
-            <w:shd w:fill="17324D"/>
+            <w:tcW w:type="dxa" w:w="5573"/>
+            <w:shd w:fill="223A57"/>
             <w:tcMar>
               <w:top w:w="90" w:type="dxa"/>
-              <w:start w:w="110" w:type="dxa"/>
+              <w:start w:w="100" w:type="dxa"/>
               <w:bottom w:w="90" w:type="dxa"/>
-              <w:end w:w="110" w:type="dxa"/>
+              <w:end w:w="100" w:type="dxa"/>
             </w:tcMar>
+            <w:vAlign w:val="center"/>
           </w:tcPr>
           <w:p>
+            <w:pPr>
+              <w:spacing w:before="0" w:after="0" w:line="252" w:lineRule="auto"/>
+              <w:jc w:val="left"/>
+            </w:pPr>
             <w:r>
               <w:rPr>
                 <w:b/>
@@ -1694,16 +1393,21 @@
         </w:tc>
         <w:tc>
           <w:tcPr>
-            <w:tcW w:type="dxa" w:w="5210"/>
-            <w:shd w:fill="17324D"/>
+            <w:tcW w:type="dxa" w:w="4512"/>
+            <w:shd w:fill="223A57"/>
             <w:tcMar>
               <w:top w:w="90" w:type="dxa"/>
-              <w:start w:w="110" w:type="dxa"/>
+              <w:start w:w="100" w:type="dxa"/>
               <w:bottom w:w="90" w:type="dxa"/>
-              <w:end w:w="110" w:type="dxa"/>
+              <w:end w:w="100" w:type="dxa"/>
             </w:tcMar>
+            <w:vAlign w:val="center"/>
           </w:tcPr>
           <w:p>
+            <w:pPr>
+              <w:spacing w:before="0" w:after="0" w:line="252" w:lineRule="auto"/>
+              <w:jc w:val="left"/>
+            </w:pPr>
             <w:r>
               <w:rPr>
                 <w:b/>
@@ -1721,23 +1425,23 @@
         </w:trPr>
         <w:tc>
           <w:tcPr>
-            <w:tcW w:type="dxa" w:w="2423"/>
+            <w:tcW w:type="dxa" w:w="2112"/>
             <w:tcMar>
-              <w:top w:w="80" w:type="dxa"/>
+              <w:top w:w="90" w:type="dxa"/>
               <w:start w:w="100" w:type="dxa"/>
-              <w:bottom w:w="80" w:type="dxa"/>
+              <w:bottom w:w="90" w:type="dxa"/>
               <w:end w:w="100" w:type="dxa"/>
             </w:tcMar>
             <w:vAlign w:val="center"/>
           </w:tcPr>
           <w:p>
             <w:pPr>
-              <w:spacing w:after="0" w:line="252" w:lineRule="auto"/>
+              <w:spacing w:after="0" w:line="252" w:lineRule="auto" w:before="0"/>
             </w:pPr>
             <w:r>
               <w:rPr>
                 <w:rFonts w:ascii="Noto Sans KR" w:hAnsi="Noto Sans KR" w:eastAsia="Noto Sans KR"/>
-                <w:sz w:val="16"/>
+                <w:sz w:val="17"/>
               </w:rPr>
               <w:t>restart</w:t>
             </w:r>
@@ -1745,23 +1449,23 @@
         </w:tc>
         <w:tc>
           <w:tcPr>
-            <w:tcW w:type="dxa" w:w="4119"/>
+            <w:tcW w:type="dxa" w:w="3051"/>
             <w:tcMar>
-              <w:top w:w="80" w:type="dxa"/>
+              <w:top w:w="90" w:type="dxa"/>
               <w:start w:w="100" w:type="dxa"/>
-              <w:bottom w:w="80" w:type="dxa"/>
+              <w:bottom w:w="90" w:type="dxa"/>
               <w:end w:w="100" w:type="dxa"/>
             </w:tcMar>
             <w:vAlign w:val="center"/>
           </w:tcPr>
           <w:p>
             <w:pPr>
-              <w:spacing w:after="0" w:line="252" w:lineRule="auto"/>
+              <w:spacing w:after="0" w:line="252" w:lineRule="auto" w:before="0"/>
             </w:pPr>
             <w:r>
               <w:rPr>
                 <w:rFonts w:ascii="Noto Sans KR" w:hAnsi="Noto Sans KR" w:eastAsia="Noto Sans KR"/>
-                <w:sz w:val="16"/>
+                <w:sz w:val="17"/>
               </w:rPr>
               <w:t>Checkpoint</w:t>
             </w:r>
@@ -1769,23 +1473,23 @@
         </w:tc>
         <w:tc>
           <w:tcPr>
-            <w:tcW w:type="dxa" w:w="3271"/>
+            <w:tcW w:type="dxa" w:w="5573"/>
             <w:tcMar>
-              <w:top w:w="80" w:type="dxa"/>
+              <w:top w:w="90" w:type="dxa"/>
               <w:start w:w="100" w:type="dxa"/>
-              <w:bottom w:w="80" w:type="dxa"/>
+              <w:bottom w:w="90" w:type="dxa"/>
               <w:end w:w="100" w:type="dxa"/>
             </w:tcMar>
             <w:vAlign w:val="center"/>
           </w:tcPr>
           <w:p>
             <w:pPr>
-              <w:spacing w:after="0" w:line="252" w:lineRule="auto"/>
+              <w:spacing w:after="0" w:line="252" w:lineRule="auto" w:before="0"/>
             </w:pPr>
             <w:r>
               <w:rPr>
                 <w:rFonts w:ascii="Noto Sans KR" w:hAnsi="Noto Sans KR" w:eastAsia="Noto Sans KR"/>
-                <w:sz w:val="16"/>
+                <w:sz w:val="17"/>
               </w:rPr>
               <w:t>정책에 따름</w:t>
             </w:r>
@@ -1793,23 +1497,23 @@
         </w:tc>
         <w:tc>
           <w:tcPr>
-            <w:tcW w:type="dxa" w:w="5210"/>
+            <w:tcW w:type="dxa" w:w="4512"/>
             <w:tcMar>
-              <w:top w:w="80" w:type="dxa"/>
+              <w:top w:w="90" w:type="dxa"/>
               <w:start w:w="100" w:type="dxa"/>
-              <w:bottom w:w="80" w:type="dxa"/>
+              <w:bottom w:w="90" w:type="dxa"/>
               <w:end w:w="100" w:type="dxa"/>
             </w:tcMar>
             <w:vAlign w:val="center"/>
           </w:tcPr>
           <w:p>
             <w:pPr>
-              <w:spacing w:after="0" w:line="252" w:lineRule="auto"/>
+              <w:spacing w:after="0" w:line="252" w:lineRule="auto" w:before="0"/>
             </w:pPr>
             <w:r>
               <w:rPr>
                 <w:rFonts w:ascii="Noto Sans KR" w:hAnsi="Noto Sans KR" w:eastAsia="Noto Sans KR"/>
-                <w:sz w:val="16"/>
+                <w:sz w:val="17"/>
               </w:rPr>
               <w:t>중복 step/side effect</w:t>
             </w:r>
@@ -1822,24 +1526,24 @@
         </w:trPr>
         <w:tc>
           <w:tcPr>
-            <w:tcW w:type="dxa" w:w="2423"/>
+            <w:tcW w:type="dxa" w:w="2112"/>
             <w:tcMar>
-              <w:top w:w="80" w:type="dxa"/>
+              <w:top w:w="90" w:type="dxa"/>
               <w:start w:w="100" w:type="dxa"/>
-              <w:bottom w:w="80" w:type="dxa"/>
+              <w:bottom w:w="90" w:type="dxa"/>
               <w:end w:w="100" w:type="dxa"/>
             </w:tcMar>
             <w:vAlign w:val="center"/>
-            <w:shd w:fill="F7FAFC"/>
+            <w:shd w:fill="F5F8FB"/>
           </w:tcPr>
           <w:p>
             <w:pPr>
-              <w:spacing w:after="0" w:line="252" w:lineRule="auto"/>
+              <w:spacing w:after="0" w:line="252" w:lineRule="auto" w:before="0"/>
             </w:pPr>
             <w:r>
               <w:rPr>
                 <w:rFonts w:ascii="Noto Sans KR" w:hAnsi="Noto Sans KR" w:eastAsia="Noto Sans KR"/>
-                <w:sz w:val="16"/>
+                <w:sz w:val="17"/>
               </w:rPr>
               <w:t>rerun</w:t>
             </w:r>
@@ -1847,24 +1551,24 @@
         </w:tc>
         <w:tc>
           <w:tcPr>
-            <w:tcW w:type="dxa" w:w="4119"/>
+            <w:tcW w:type="dxa" w:w="3051"/>
             <w:tcMar>
-              <w:top w:w="80" w:type="dxa"/>
+              <w:top w:w="90" w:type="dxa"/>
               <w:start w:w="100" w:type="dxa"/>
-              <w:bottom w:w="80" w:type="dxa"/>
+              <w:bottom w:w="90" w:type="dxa"/>
               <w:end w:w="100" w:type="dxa"/>
             </w:tcMar>
             <w:vAlign w:val="center"/>
-            <w:shd w:fill="F7FAFC"/>
+            <w:shd w:fill="F5F8FB"/>
           </w:tcPr>
           <w:p>
             <w:pPr>
-              <w:spacing w:after="0" w:line="252" w:lineRule="auto"/>
+              <w:spacing w:after="0" w:line="252" w:lineRule="auto" w:before="0"/>
             </w:pPr>
             <w:r>
               <w:rPr>
                 <w:rFonts w:ascii="Noto Sans KR" w:hAnsi="Noto Sans KR" w:eastAsia="Noto Sans KR"/>
-                <w:sz w:val="16"/>
+                <w:sz w:val="17"/>
               </w:rPr>
               <w:t>새 업무 실행</w:t>
             </w:r>
@@ -1872,24 +1576,24 @@
         </w:tc>
         <w:tc>
           <w:tcPr>
-            <w:tcW w:type="dxa" w:w="3271"/>
+            <w:tcW w:type="dxa" w:w="5573"/>
             <w:tcMar>
-              <w:top w:w="80" w:type="dxa"/>
+              <w:top w:w="90" w:type="dxa"/>
               <w:start w:w="100" w:type="dxa"/>
-              <w:bottom w:w="80" w:type="dxa"/>
+              <w:bottom w:w="90" w:type="dxa"/>
               <w:end w:w="100" w:type="dxa"/>
             </w:tcMar>
             <w:vAlign w:val="center"/>
-            <w:shd w:fill="F7FAFC"/>
+            <w:shd w:fill="F5F8FB"/>
           </w:tcPr>
           <w:p>
             <w:pPr>
-              <w:spacing w:after="0" w:line="252" w:lineRule="auto"/>
+              <w:spacing w:after="0" w:line="252" w:lineRule="auto" w:before="0"/>
             </w:pPr>
             <w:r>
               <w:rPr>
                 <w:rFonts w:ascii="Noto Sans KR" w:hAnsi="Noto Sans KR" w:eastAsia="Noto Sans KR"/>
-                <w:sz w:val="16"/>
+                <w:sz w:val="17"/>
               </w:rPr>
               <w:t>아니오</w:t>
             </w:r>
@@ -1897,24 +1601,24 @@
         </w:tc>
         <w:tc>
           <w:tcPr>
-            <w:tcW w:type="dxa" w:w="5210"/>
+            <w:tcW w:type="dxa" w:w="4512"/>
             <w:tcMar>
-              <w:top w:w="80" w:type="dxa"/>
+              <w:top w:w="90" w:type="dxa"/>
               <w:start w:w="100" w:type="dxa"/>
-              <w:bottom w:w="80" w:type="dxa"/>
+              <w:bottom w:w="90" w:type="dxa"/>
               <w:end w:w="100" w:type="dxa"/>
             </w:tcMar>
             <w:vAlign w:val="center"/>
-            <w:shd w:fill="F7FAFC"/>
+            <w:shd w:fill="F5F8FB"/>
           </w:tcPr>
           <w:p>
             <w:pPr>
-              <w:spacing w:after="0" w:line="252" w:lineRule="auto"/>
+              <w:spacing w:after="0" w:line="252" w:lineRule="auto" w:before="0"/>
             </w:pPr>
             <w:r>
               <w:rPr>
                 <w:rFonts w:ascii="Noto Sans KR" w:hAnsi="Noto Sans KR" w:eastAsia="Noto Sans KR"/>
-                <w:sz w:val="16"/>
+                <w:sz w:val="17"/>
               </w:rPr>
               <w:t>업무키 중복</w:t>
             </w:r>
@@ -1927,23 +1631,23 @@
         </w:trPr>
         <w:tc>
           <w:tcPr>
-            <w:tcW w:type="dxa" w:w="2423"/>
+            <w:tcW w:type="dxa" w:w="2112"/>
             <w:tcMar>
-              <w:top w:w="80" w:type="dxa"/>
+              <w:top w:w="90" w:type="dxa"/>
               <w:start w:w="100" w:type="dxa"/>
-              <w:bottom w:w="80" w:type="dxa"/>
+              <w:bottom w:w="90" w:type="dxa"/>
               <w:end w:w="100" w:type="dxa"/>
             </w:tcMar>
             <w:vAlign w:val="center"/>
           </w:tcPr>
           <w:p>
             <w:pPr>
-              <w:spacing w:after="0" w:line="252" w:lineRule="auto"/>
+              <w:spacing w:after="0" w:line="252" w:lineRule="auto" w:before="0"/>
             </w:pPr>
             <w:r>
               <w:rPr>
                 <w:rFonts w:ascii="Noto Sans KR" w:hAnsi="Noto Sans KR" w:eastAsia="Noto Sans KR"/>
-                <w:sz w:val="16"/>
+                <w:sz w:val="17"/>
               </w:rPr>
               <w:t>retry</w:t>
             </w:r>
@@ -1951,23 +1655,23 @@
         </w:tc>
         <w:tc>
           <w:tcPr>
-            <w:tcW w:type="dxa" w:w="4119"/>
+            <w:tcW w:type="dxa" w:w="3051"/>
             <w:tcMar>
-              <w:top w:w="80" w:type="dxa"/>
+              <w:top w:w="90" w:type="dxa"/>
               <w:start w:w="100" w:type="dxa"/>
-              <w:bottom w:w="80" w:type="dxa"/>
+              <w:bottom w:w="90" w:type="dxa"/>
               <w:end w:w="100" w:type="dxa"/>
             </w:tcMar>
             <w:vAlign w:val="center"/>
           </w:tcPr>
           <w:p>
             <w:pPr>
-              <w:spacing w:after="0" w:line="252" w:lineRule="auto"/>
+              <w:spacing w:after="0" w:line="252" w:lineRule="auto" w:before="0"/>
             </w:pPr>
             <w:r>
               <w:rPr>
                 <w:rFonts w:ascii="Noto Sans KR" w:hAnsi="Noto Sans KR" w:eastAsia="Noto Sans KR"/>
-                <w:sz w:val="16"/>
+                <w:sz w:val="17"/>
               </w:rPr>
               <w:t>실패 attempt</w:t>
             </w:r>
@@ -1975,23 +1679,23 @@
         </w:tc>
         <w:tc>
           <w:tcPr>
-            <w:tcW w:type="dxa" w:w="3271"/>
+            <w:tcW w:type="dxa" w:w="5573"/>
             <w:tcMar>
-              <w:top w:w="80" w:type="dxa"/>
+              <w:top w:w="90" w:type="dxa"/>
               <w:start w:w="100" w:type="dxa"/>
-              <w:bottom w:w="80" w:type="dxa"/>
+              <w:bottom w:w="90" w:type="dxa"/>
               <w:end w:w="100" w:type="dxa"/>
             </w:tcMar>
             <w:vAlign w:val="center"/>
           </w:tcPr>
           <w:p>
             <w:pPr>
-              <w:spacing w:after="0" w:line="252" w:lineRule="auto"/>
+              <w:spacing w:after="0" w:line="252" w:lineRule="auto" w:before="0"/>
             </w:pPr>
             <w:r>
               <w:rPr>
                 <w:rFonts w:ascii="Noto Sans KR" w:hAnsi="Noto Sans KR" w:eastAsia="Noto Sans KR"/>
-                <w:sz w:val="16"/>
+                <w:sz w:val="17"/>
               </w:rPr>
               <w:t>실행 의미 유지</w:t>
             </w:r>
@@ -1999,23 +1703,23 @@
         </w:tc>
         <w:tc>
           <w:tcPr>
-            <w:tcW w:type="dxa" w:w="5210"/>
+            <w:tcW w:type="dxa" w:w="4512"/>
             <w:tcMar>
-              <w:top w:w="80" w:type="dxa"/>
+              <w:top w:w="90" w:type="dxa"/>
               <w:start w:w="100" w:type="dxa"/>
-              <w:bottom w:w="80" w:type="dxa"/>
+              <w:bottom w:w="90" w:type="dxa"/>
               <w:end w:w="100" w:type="dxa"/>
             </w:tcMar>
             <w:vAlign w:val="center"/>
           </w:tcPr>
           <w:p>
             <w:pPr>
-              <w:spacing w:after="0" w:line="252" w:lineRule="auto"/>
+              <w:spacing w:after="0" w:line="252" w:lineRule="auto" w:before="0"/>
             </w:pPr>
             <w:r>
               <w:rPr>
                 <w:rFonts w:ascii="Noto Sans KR" w:hAnsi="Noto Sans KR" w:eastAsia="Noto Sans KR"/>
-                <w:sz w:val="16"/>
+                <w:sz w:val="17"/>
               </w:rPr>
               <w:t>retry unsafe</w:t>
             </w:r>
@@ -2028,24 +1732,24 @@
         </w:trPr>
         <w:tc>
           <w:tcPr>
-            <w:tcW w:type="dxa" w:w="2423"/>
+            <w:tcW w:type="dxa" w:w="2112"/>
             <w:tcMar>
-              <w:top w:w="80" w:type="dxa"/>
+              <w:top w:w="90" w:type="dxa"/>
               <w:start w:w="100" w:type="dxa"/>
-              <w:bottom w:w="80" w:type="dxa"/>
+              <w:bottom w:w="90" w:type="dxa"/>
               <w:end w:w="100" w:type="dxa"/>
             </w:tcMar>
             <w:vAlign w:val="center"/>
-            <w:shd w:fill="F7FAFC"/>
+            <w:shd w:fill="F5F8FB"/>
           </w:tcPr>
           <w:p>
             <w:pPr>
-              <w:spacing w:after="0" w:line="252" w:lineRule="auto"/>
+              <w:spacing w:after="0" w:line="252" w:lineRule="auto" w:before="0"/>
             </w:pPr>
             <w:r>
               <w:rPr>
                 <w:rFonts w:ascii="Noto Sans KR" w:hAnsi="Noto Sans KR" w:eastAsia="Noto Sans KR"/>
-                <w:sz w:val="16"/>
+                <w:sz w:val="17"/>
               </w:rPr>
               <w:t>reconcile</w:t>
             </w:r>
@@ -2053,24 +1757,24 @@
         </w:tc>
         <w:tc>
           <w:tcPr>
-            <w:tcW w:type="dxa" w:w="4119"/>
+            <w:tcW w:type="dxa" w:w="3051"/>
             <w:tcMar>
-              <w:top w:w="80" w:type="dxa"/>
+              <w:top w:w="90" w:type="dxa"/>
               <w:start w:w="100" w:type="dxa"/>
-              <w:bottom w:w="80" w:type="dxa"/>
+              <w:bottom w:w="90" w:type="dxa"/>
               <w:end w:w="100" w:type="dxa"/>
             </w:tcMar>
             <w:vAlign w:val="center"/>
-            <w:shd w:fill="F7FAFC"/>
+            <w:shd w:fill="F5F8FB"/>
           </w:tcPr>
           <w:p>
             <w:pPr>
-              <w:spacing w:after="0" w:line="252" w:lineRule="auto"/>
+              <w:spacing w:after="0" w:line="252" w:lineRule="auto" w:before="0"/>
             </w:pPr>
             <w:r>
               <w:rPr>
                 <w:rFonts w:ascii="Noto Sans KR" w:hAnsi="Noto Sans KR" w:eastAsia="Noto Sans KR"/>
-                <w:sz w:val="16"/>
+                <w:sz w:val="17"/>
               </w:rPr>
               <w:t>외부/ledger 실제 상태</w:t>
             </w:r>
@@ -2078,24 +1782,24 @@
         </w:tc>
         <w:tc>
           <w:tcPr>
-            <w:tcW w:type="dxa" w:w="3271"/>
+            <w:tcW w:type="dxa" w:w="5573"/>
             <w:tcMar>
-              <w:top w:w="80" w:type="dxa"/>
+              <w:top w:w="90" w:type="dxa"/>
               <w:start w:w="100" w:type="dxa"/>
-              <w:bottom w:w="80" w:type="dxa"/>
+              <w:bottom w:w="90" w:type="dxa"/>
               <w:end w:w="100" w:type="dxa"/>
             </w:tcMar>
             <w:vAlign w:val="center"/>
-            <w:shd w:fill="F7FAFC"/>
+            <w:shd w:fill="F5F8FB"/>
           </w:tcPr>
           <w:p>
             <w:pPr>
-              <w:spacing w:after="0" w:line="252" w:lineRule="auto"/>
+              <w:spacing w:after="0" w:line="252" w:lineRule="auto" w:before="0"/>
             </w:pPr>
             <w:r>
               <w:rPr>
                 <w:rFonts w:ascii="Noto Sans KR" w:hAnsi="Noto Sans KR" w:eastAsia="Noto Sans KR"/>
-                <w:sz w:val="16"/>
+                <w:sz w:val="17"/>
               </w:rPr>
               <w:t>상태 확정</w:t>
             </w:r>
@@ -2103,24 +1807,24 @@
         </w:tc>
         <w:tc>
           <w:tcPr>
-            <w:tcW w:type="dxa" w:w="5210"/>
+            <w:tcW w:type="dxa" w:w="4512"/>
             <w:tcMar>
-              <w:top w:w="80" w:type="dxa"/>
+              <w:top w:w="90" w:type="dxa"/>
               <w:start w:w="100" w:type="dxa"/>
-              <w:bottom w:w="80" w:type="dxa"/>
+              <w:bottom w:w="90" w:type="dxa"/>
               <w:end w:w="100" w:type="dxa"/>
             </w:tcMar>
             <w:vAlign w:val="center"/>
-            <w:shd w:fill="F7FAFC"/>
+            <w:shd w:fill="F5F8FB"/>
           </w:tcPr>
           <w:p>
             <w:pPr>
-              <w:spacing w:after="0" w:line="252" w:lineRule="auto"/>
+              <w:spacing w:after="0" w:line="252" w:lineRule="auto" w:before="0"/>
             </w:pPr>
             <w:r>
               <w:rPr>
                 <w:rFonts w:ascii="Noto Sans KR" w:hAnsi="Noto Sans KR" w:eastAsia="Noto Sans KR"/>
-                <w:sz w:val="16"/>
+                <w:sz w:val="17"/>
               </w:rPr>
               <w:t>성공/실패 추정</w:t>
             </w:r>
@@ -2131,15 +1835,49 @@
     <w:p>
       <w:pPr>
         <w:pStyle w:val="Heading1"/>
+        <w:keepNext/>
       </w:pPr>
       <w:r>
         <w:t>4 Center-Cut과 위험 제어</w:t>
       </w:r>
     </w:p>
+    <w:p>
+      <w:pPr>
+        <w:spacing w:before="80" w:after="200"/>
+        <w:ind w:left="173" w:right="58"/>
+        <w:shd w:fill="F3F7FB"/>
+        <w:pBdr>
+          <w:left w:val="single" w:sz="18" w:space="8" w:color="4F46E5"/>
+        </w:pBdr>
+      </w:pPr>
+      <w:r>
+        <w:rPr>
+          <w:b/>
+          <w:color w:val="362D91"/>
+          <w:sz w:val="20"/>
+        </w:rPr>
+        <w:t xml:space="preserve">이 장을 보는 이유  </w:t>
+      </w:r>
+      <w:r>
+        <w:rPr>
+          <w:color w:val="26374C"/>
+          <w:sz w:val="20"/>
+        </w:rPr>
+        <w:t>대량 실행/중지/재처리는 Permission·Reason·Approval·Audit를 기본으로 합니다.</w:t>
+      </w:r>
+    </w:p>
+    <w:p>
+      <w:pPr>
+        <w:pStyle w:val="CPFLabel"/>
+      </w:pPr>
+      <w:r>
+        <w:t>운영 승인 Check</w:t>
+      </w:r>
+    </w:p>
     <w:tbl>
       <w:tblPr>
         <w:tblW w:type="auto" w:w="0"/>
-        <w:jc w:val="left"/>
+        <w:jc w:val="center"/>
         <w:tblLayout w:type="fixed"/>
         <w:tblLook w:firstColumn="1" w:firstRow="1" w:lastColumn="0" w:lastRow="0" w:noHBand="0" w:noVBand="1" w:val="04A0"/>
       </w:tblPr>
@@ -2153,78 +1891,21 @@
         </w:trPr>
         <w:tc>
           <w:tcPr>
-            <w:tcW w:type="dxa" w:w="1927"/>
-            <w:shd w:fill="17324D"/>
+            <w:tcW w:type="dxa" w:w="3812"/>
+            <w:shd w:fill="223A57"/>
             <w:tcMar>
-              <w:top w:w="110" w:type="dxa"/>
-              <w:start w:w="140" w:type="dxa"/>
-              <w:bottom w:w="110" w:type="dxa"/>
-              <w:end w:w="140" w:type="dxa"/>
+              <w:top w:w="90" w:type="dxa"/>
+              <w:start w:w="100" w:type="dxa"/>
+              <w:bottom w:w="90" w:type="dxa"/>
+              <w:end w:w="100" w:type="dxa"/>
             </w:tcMar>
+            <w:vAlign w:val="center"/>
           </w:tcPr>
           <w:p>
-            <w:r>
-              <w:rPr>
-                <w:b/>
-                <w:color w:val="FFFFFF"/>
-              </w:rPr>
-              <w:t>이 장을 보는 이유</w:t>
-            </w:r>
-          </w:p>
-        </w:tc>
-        <w:tc>
-          <w:tcPr>
-            <w:tcW w:type="dxa" w:w="11623"/>
-            <w:tcMar>
-              <w:top w:w="110" w:type="dxa"/>
-              <w:start w:w="140" w:type="dxa"/>
-              <w:bottom w:w="110" w:type="dxa"/>
-              <w:end w:w="140" w:type="dxa"/>
-            </w:tcMar>
-          </w:tcPr>
-          <w:p>
-            <w:r>
-              <w:t>대량 실행/중지/재처리는 Permission·Reason·Approval·Audit를 기본으로 합니다.</w:t>
-            </w:r>
-          </w:p>
-        </w:tc>
-      </w:tr>
-    </w:tbl>
-    <w:p>
-      <w:pPr>
-        <w:pStyle w:val="CPFLabel"/>
-      </w:pPr>
-      <w:r>
-        <w:t>운영 승인 Check</w:t>
-      </w:r>
-    </w:p>
-    <w:tbl>
-      <w:tblPr>
-        <w:tblW w:type="auto" w:w="0"/>
-        <w:jc w:val="left"/>
-        <w:tblLayout w:type="fixed"/>
-        <w:tblLook w:firstColumn="1" w:firstRow="1" w:lastColumn="0" w:lastRow="0" w:noHBand="0" w:noVBand="1" w:val="04A0"/>
-      </w:tblPr>
-      <w:tblGrid>
-        <w:gridCol w:w="7625"/>
-        <w:gridCol w:w="7625"/>
-      </w:tblGrid>
-      <w:tr>
-        <w:trPr>
-          <w:tblHeader w:val="true"/>
-        </w:trPr>
-        <w:tc>
-          <w:tcPr>
-            <w:tcW w:type="dxa" w:w="3005"/>
-            <w:shd w:fill="17324D"/>
-            <w:tcMar>
-              <w:top w:w="90" w:type="dxa"/>
-              <w:start w:w="110" w:type="dxa"/>
-              <w:bottom w:w="90" w:type="dxa"/>
-              <w:end w:w="110" w:type="dxa"/>
-            </w:tcMar>
-          </w:tcPr>
-          <w:p>
+            <w:pPr>
+              <w:spacing w:before="0" w:after="0" w:line="252" w:lineRule="auto"/>
+              <w:jc w:val="left"/>
+            </w:pPr>
             <w:r>
               <w:rPr>
                 <w:b/>
@@ -2237,16 +1918,21 @@
         </w:tc>
         <w:tc>
           <w:tcPr>
-            <w:tcW w:type="dxa" w:w="12020"/>
-            <w:shd w:fill="17324D"/>
+            <w:tcW w:type="dxa" w:w="11437"/>
+            <w:shd w:fill="223A57"/>
             <w:tcMar>
               <w:top w:w="90" w:type="dxa"/>
-              <w:start w:w="110" w:type="dxa"/>
+              <w:start w:w="100" w:type="dxa"/>
               <w:bottom w:w="90" w:type="dxa"/>
-              <w:end w:w="110" w:type="dxa"/>
+              <w:end w:w="100" w:type="dxa"/>
             </w:tcMar>
+            <w:vAlign w:val="center"/>
           </w:tcPr>
           <w:p>
+            <w:pPr>
+              <w:spacing w:before="0" w:after="0" w:line="252" w:lineRule="auto"/>
+              <w:jc w:val="left"/>
+            </w:pPr>
             <w:r>
               <w:rPr>
                 <w:b/>
@@ -2264,23 +1950,23 @@
         </w:trPr>
         <w:tc>
           <w:tcPr>
-            <w:tcW w:type="dxa" w:w="3005"/>
+            <w:tcW w:type="dxa" w:w="3812"/>
             <w:tcMar>
-              <w:top w:w="80" w:type="dxa"/>
+              <w:top w:w="90" w:type="dxa"/>
               <w:start w:w="100" w:type="dxa"/>
-              <w:bottom w:w="80" w:type="dxa"/>
+              <w:bottom w:w="90" w:type="dxa"/>
               <w:end w:w="100" w:type="dxa"/>
             </w:tcMar>
             <w:vAlign w:val="center"/>
           </w:tcPr>
           <w:p>
             <w:pPr>
-              <w:spacing w:after="0" w:line="252" w:lineRule="auto"/>
+              <w:spacing w:after="0" w:line="252" w:lineRule="auto" w:before="0"/>
             </w:pPr>
             <w:r>
               <w:rPr>
                 <w:rFonts w:ascii="Noto Sans KR" w:hAnsi="Noto Sans KR" w:eastAsia="Noto Sans KR"/>
-                <w:sz w:val="16"/>
+                <w:sz w:val="17"/>
               </w:rPr>
               <w:t>대상</w:t>
             </w:r>
@@ -2288,23 +1974,23 @@
         </w:tc>
         <w:tc>
           <w:tcPr>
-            <w:tcW w:type="dxa" w:w="12020"/>
+            <w:tcW w:type="dxa" w:w="11437"/>
             <w:tcMar>
-              <w:top w:w="80" w:type="dxa"/>
+              <w:top w:w="90" w:type="dxa"/>
               <w:start w:w="100" w:type="dxa"/>
-              <w:bottom w:w="80" w:type="dxa"/>
+              <w:bottom w:w="90" w:type="dxa"/>
               <w:end w:w="100" w:type="dxa"/>
             </w:tcMar>
             <w:vAlign w:val="center"/>
           </w:tcPr>
           <w:p>
             <w:pPr>
-              <w:spacing w:after="0" w:line="252" w:lineRule="auto"/>
+              <w:spacing w:after="0" w:line="252" w:lineRule="auto" w:before="0"/>
             </w:pPr>
             <w:r>
               <w:rPr>
                 <w:rFonts w:ascii="Noto Sans KR" w:hAnsi="Noto Sans KR" w:eastAsia="Noto Sans KR"/>
-                <w:sz w:val="16"/>
+                <w:sz w:val="17"/>
               </w:rPr>
               <w:t>job/operation/business key 범위</w:t>
             </w:r>
@@ -2317,24 +2003,24 @@
         </w:trPr>
         <w:tc>
           <w:tcPr>
-            <w:tcW w:type="dxa" w:w="3005"/>
+            <w:tcW w:type="dxa" w:w="3812"/>
             <w:tcMar>
-              <w:top w:w="80" w:type="dxa"/>
+              <w:top w:w="90" w:type="dxa"/>
               <w:start w:w="100" w:type="dxa"/>
-              <w:bottom w:w="80" w:type="dxa"/>
+              <w:bottom w:w="90" w:type="dxa"/>
               <w:end w:w="100" w:type="dxa"/>
             </w:tcMar>
             <w:vAlign w:val="center"/>
-            <w:shd w:fill="F7FAFC"/>
+            <w:shd w:fill="F5F8FB"/>
           </w:tcPr>
           <w:p>
             <w:pPr>
-              <w:spacing w:after="0" w:line="252" w:lineRule="auto"/>
+              <w:spacing w:after="0" w:line="252" w:lineRule="auto" w:before="0"/>
             </w:pPr>
             <w:r>
               <w:rPr>
                 <w:rFonts w:ascii="Noto Sans KR" w:hAnsi="Noto Sans KR" w:eastAsia="Noto Sans KR"/>
-                <w:sz w:val="16"/>
+                <w:sz w:val="17"/>
               </w:rPr>
               <w:t>실행자</w:t>
             </w:r>
@@ -2342,24 +2028,24 @@
         </w:tc>
         <w:tc>
           <w:tcPr>
-            <w:tcW w:type="dxa" w:w="12020"/>
+            <w:tcW w:type="dxa" w:w="11437"/>
             <w:tcMar>
-              <w:top w:w="80" w:type="dxa"/>
+              <w:top w:w="90" w:type="dxa"/>
               <w:start w:w="100" w:type="dxa"/>
-              <w:bottom w:w="80" w:type="dxa"/>
+              <w:bottom w:w="90" w:type="dxa"/>
               <w:end w:w="100" w:type="dxa"/>
             </w:tcMar>
             <w:vAlign w:val="center"/>
-            <w:shd w:fill="F7FAFC"/>
+            <w:shd w:fill="F5F8FB"/>
           </w:tcPr>
           <w:p>
             <w:pPr>
-              <w:spacing w:after="0" w:line="252" w:lineRule="auto"/>
+              <w:spacing w:after="0" w:line="252" w:lineRule="auto" w:before="0"/>
             </w:pPr>
             <w:r>
               <w:rPr>
                 <w:rFonts w:ascii="Noto Sans KR" w:hAnsi="Noto Sans KR" w:eastAsia="Noto Sans KR"/>
-                <w:sz w:val="16"/>
+                <w:sz w:val="17"/>
               </w:rPr>
               <w:t>operator/user/instance</w:t>
             </w:r>
@@ -2372,23 +2058,23 @@
         </w:trPr>
         <w:tc>
           <w:tcPr>
-            <w:tcW w:type="dxa" w:w="3005"/>
+            <w:tcW w:type="dxa" w:w="3812"/>
             <w:tcMar>
-              <w:top w:w="80" w:type="dxa"/>
+              <w:top w:w="90" w:type="dxa"/>
               <w:start w:w="100" w:type="dxa"/>
-              <w:bottom w:w="80" w:type="dxa"/>
+              <w:bottom w:w="90" w:type="dxa"/>
               <w:end w:w="100" w:type="dxa"/>
             </w:tcMar>
             <w:vAlign w:val="center"/>
           </w:tcPr>
           <w:p>
             <w:pPr>
-              <w:spacing w:after="0" w:line="252" w:lineRule="auto"/>
+              <w:spacing w:after="0" w:line="252" w:lineRule="auto" w:before="0"/>
             </w:pPr>
             <w:r>
               <w:rPr>
                 <w:rFonts w:ascii="Noto Sans KR" w:hAnsi="Noto Sans KR" w:eastAsia="Noto Sans KR"/>
-                <w:sz w:val="16"/>
+                <w:sz w:val="17"/>
               </w:rPr>
               <w:t>사유</w:t>
             </w:r>
@@ -2396,23 +2082,23 @@
         </w:tc>
         <w:tc>
           <w:tcPr>
-            <w:tcW w:type="dxa" w:w="12020"/>
+            <w:tcW w:type="dxa" w:w="11437"/>
             <w:tcMar>
-              <w:top w:w="80" w:type="dxa"/>
+              <w:top w:w="90" w:type="dxa"/>
               <w:start w:w="100" w:type="dxa"/>
-              <w:bottom w:w="80" w:type="dxa"/>
+              <w:bottom w:w="90" w:type="dxa"/>
               <w:end w:w="100" w:type="dxa"/>
             </w:tcMar>
             <w:vAlign w:val="center"/>
           </w:tcPr>
           <w:p>
             <w:pPr>
-              <w:spacing w:after="0" w:line="252" w:lineRule="auto"/>
+              <w:spacing w:after="0" w:line="252" w:lineRule="auto" w:before="0"/>
             </w:pPr>
             <w:r>
               <w:rPr>
                 <w:rFonts w:ascii="Noto Sans KR" w:hAnsi="Noto Sans KR" w:eastAsia="Noto Sans KR"/>
-                <w:sz w:val="16"/>
+                <w:sz w:val="17"/>
               </w:rPr>
               <w:t>reason</w:t>
             </w:r>
@@ -2425,24 +2111,24 @@
         </w:trPr>
         <w:tc>
           <w:tcPr>
-            <w:tcW w:type="dxa" w:w="3005"/>
+            <w:tcW w:type="dxa" w:w="3812"/>
             <w:tcMar>
-              <w:top w:w="80" w:type="dxa"/>
+              <w:top w:w="90" w:type="dxa"/>
               <w:start w:w="100" w:type="dxa"/>
-              <w:bottom w:w="80" w:type="dxa"/>
+              <w:bottom w:w="90" w:type="dxa"/>
               <w:end w:w="100" w:type="dxa"/>
             </w:tcMar>
             <w:vAlign w:val="center"/>
-            <w:shd w:fill="F7FAFC"/>
+            <w:shd w:fill="F5F8FB"/>
           </w:tcPr>
           <w:p>
             <w:pPr>
-              <w:spacing w:after="0" w:line="252" w:lineRule="auto"/>
+              <w:spacing w:after="0" w:line="252" w:lineRule="auto" w:before="0"/>
             </w:pPr>
             <w:r>
               <w:rPr>
                 <w:rFonts w:ascii="Noto Sans KR" w:hAnsi="Noto Sans KR" w:eastAsia="Noto Sans KR"/>
-                <w:sz w:val="16"/>
+                <w:sz w:val="17"/>
               </w:rPr>
               <w:t>승인</w:t>
             </w:r>
@@ -2450,24 +2136,24 @@
         </w:tc>
         <w:tc>
           <w:tcPr>
-            <w:tcW w:type="dxa" w:w="12020"/>
+            <w:tcW w:type="dxa" w:w="11437"/>
             <w:tcMar>
-              <w:top w:w="80" w:type="dxa"/>
+              <w:top w:w="90" w:type="dxa"/>
               <w:start w:w="100" w:type="dxa"/>
-              <w:bottom w:w="80" w:type="dxa"/>
+              <w:bottom w:w="90" w:type="dxa"/>
               <w:end w:w="100" w:type="dxa"/>
             </w:tcMar>
             <w:vAlign w:val="center"/>
-            <w:shd w:fill="F7FAFC"/>
+            <w:shd w:fill="F5F8FB"/>
           </w:tcPr>
           <w:p>
             <w:pPr>
-              <w:spacing w:after="0" w:line="252" w:lineRule="auto"/>
+              <w:spacing w:after="0" w:line="252" w:lineRule="auto" w:before="0"/>
             </w:pPr>
             <w:r>
               <w:rPr>
                 <w:rFonts w:ascii="Noto Sans KR" w:hAnsi="Noto Sans KR" w:eastAsia="Noto Sans KR"/>
-                <w:sz w:val="16"/>
+                <w:sz w:val="17"/>
               </w:rPr>
               <w:t>approval reference</w:t>
             </w:r>
@@ -2480,23 +2166,23 @@
         </w:trPr>
         <w:tc>
           <w:tcPr>
-            <w:tcW w:type="dxa" w:w="3005"/>
+            <w:tcW w:type="dxa" w:w="3812"/>
             <w:tcMar>
-              <w:top w:w="80" w:type="dxa"/>
+              <w:top w:w="90" w:type="dxa"/>
               <w:start w:w="100" w:type="dxa"/>
-              <w:bottom w:w="80" w:type="dxa"/>
+              <w:bottom w:w="90" w:type="dxa"/>
               <w:end w:w="100" w:type="dxa"/>
             </w:tcMar>
             <w:vAlign w:val="center"/>
           </w:tcPr>
           <w:p>
             <w:pPr>
-              <w:spacing w:after="0" w:line="252" w:lineRule="auto"/>
+              <w:spacing w:after="0" w:line="252" w:lineRule="auto" w:before="0"/>
             </w:pPr>
             <w:r>
               <w:rPr>
                 <w:rFonts w:ascii="Noto Sans KR" w:hAnsi="Noto Sans KR" w:eastAsia="Noto Sans KR"/>
-                <w:sz w:val="16"/>
+                <w:sz w:val="17"/>
               </w:rPr>
               <w:t>결과</w:t>
             </w:r>
@@ -2504,23 +2190,23 @@
         </w:tc>
         <w:tc>
           <w:tcPr>
-            <w:tcW w:type="dxa" w:w="12020"/>
+            <w:tcW w:type="dxa" w:w="11437"/>
             <w:tcMar>
-              <w:top w:w="80" w:type="dxa"/>
+              <w:top w:w="90" w:type="dxa"/>
               <w:start w:w="100" w:type="dxa"/>
-              <w:bottom w:w="80" w:type="dxa"/>
+              <w:bottom w:w="90" w:type="dxa"/>
               <w:end w:w="100" w:type="dxa"/>
             </w:tcMar>
             <w:vAlign w:val="center"/>
           </w:tcPr>
           <w:p>
             <w:pPr>
-              <w:spacing w:after="0" w:line="252" w:lineRule="auto"/>
+              <w:spacing w:after="0" w:line="252" w:lineRule="auto" w:before="0"/>
             </w:pPr>
             <w:r>
               <w:rPr>
                 <w:rFonts w:ascii="Noto Sans KR" w:hAnsi="Noto Sans KR" w:eastAsia="Noto Sans KR"/>
-                <w:sz w:val="16"/>
+                <w:sz w:val="17"/>
               </w:rPr>
               <w:t>성공/실패/UNKNOWN/건수</w:t>
             </w:r>
@@ -2533,24 +2219,24 @@
         </w:trPr>
         <w:tc>
           <w:tcPr>
-            <w:tcW w:type="dxa" w:w="3005"/>
+            <w:tcW w:type="dxa" w:w="3812"/>
             <w:tcMar>
-              <w:top w:w="80" w:type="dxa"/>
+              <w:top w:w="90" w:type="dxa"/>
               <w:start w:w="100" w:type="dxa"/>
-              <w:bottom w:w="80" w:type="dxa"/>
+              <w:bottom w:w="90" w:type="dxa"/>
               <w:end w:w="100" w:type="dxa"/>
             </w:tcMar>
             <w:vAlign w:val="center"/>
-            <w:shd w:fill="F7FAFC"/>
+            <w:shd w:fill="F5F8FB"/>
           </w:tcPr>
           <w:p>
             <w:pPr>
-              <w:spacing w:after="0" w:line="252" w:lineRule="auto"/>
+              <w:spacing w:after="0" w:line="252" w:lineRule="auto" w:before="0"/>
             </w:pPr>
             <w:r>
               <w:rPr>
                 <w:rFonts w:ascii="Noto Sans KR" w:hAnsi="Noto Sans KR" w:eastAsia="Noto Sans KR"/>
-                <w:sz w:val="16"/>
+                <w:sz w:val="17"/>
               </w:rPr>
               <w:t>후속</w:t>
             </w:r>
@@ -2558,24 +2244,24 @@
         </w:tc>
         <w:tc>
           <w:tcPr>
-            <w:tcW w:type="dxa" w:w="12020"/>
+            <w:tcW w:type="dxa" w:w="11437"/>
             <w:tcMar>
-              <w:top w:w="80" w:type="dxa"/>
+              <w:top w:w="90" w:type="dxa"/>
               <w:start w:w="100" w:type="dxa"/>
-              <w:bottom w:w="80" w:type="dxa"/>
+              <w:bottom w:w="90" w:type="dxa"/>
               <w:end w:w="100" w:type="dxa"/>
             </w:tcMar>
             <w:vAlign w:val="center"/>
-            <w:shd w:fill="F7FAFC"/>
+            <w:shd w:fill="F5F8FB"/>
           </w:tcPr>
           <w:p>
             <w:pPr>
-              <w:spacing w:after="0" w:line="252" w:lineRule="auto"/>
+              <w:spacing w:after="0" w:line="252" w:lineRule="auto" w:before="0"/>
             </w:pPr>
             <w:r>
               <w:rPr>
                 <w:rFonts w:ascii="Noto Sans KR" w:hAnsi="Noto Sans KR" w:eastAsia="Noto Sans KR"/>
-                <w:sz w:val="16"/>
+                <w:sz w:val="17"/>
               </w:rPr>
               <w:t>reconcile/retry/rollback</w:t>
             </w:r>
@@ -2586,65 +2272,37 @@
     <w:p>
       <w:pPr>
         <w:pStyle w:val="Heading1"/>
+        <w:keepNext/>
       </w:pPr>
       <w:r>
         <w:t>5 Batch DB3 확인</w:t>
       </w:r>
     </w:p>
-    <w:tbl>
-      <w:tblPr>
-        <w:tblW w:type="auto" w:w="0"/>
-        <w:jc w:val="left"/>
-        <w:tblLayout w:type="fixed"/>
-        <w:tblLook w:firstColumn="1" w:firstRow="1" w:lastColumn="0" w:lastRow="0" w:noHBand="0" w:noVBand="1" w:val="04A0"/>
-      </w:tblPr>
-      <w:tblGrid>
-        <w:gridCol w:w="7625"/>
-        <w:gridCol w:w="7625"/>
-      </w:tblGrid>
-      <w:tr>
-        <w:trPr>
-          <w:tblHeader w:val="true"/>
-        </w:trPr>
-        <w:tc>
-          <w:tcPr>
-            <w:tcW w:type="dxa" w:w="1927"/>
-            <w:shd w:fill="17324D"/>
-            <w:tcMar>
-              <w:top w:w="110" w:type="dxa"/>
-              <w:start w:w="140" w:type="dxa"/>
-              <w:bottom w:w="110" w:type="dxa"/>
-              <w:end w:w="140" w:type="dxa"/>
-            </w:tcMar>
-          </w:tcPr>
-          <w:p>
-            <w:r>
-              <w:rPr>
-                <w:b/>
-                <w:color w:val="FFFFFF"/>
-              </w:rPr>
-              <w:t>이 장을 보는 이유</w:t>
-            </w:r>
-          </w:p>
-        </w:tc>
-        <w:tc>
-          <w:tcPr>
-            <w:tcW w:type="dxa" w:w="11623"/>
-            <w:tcMar>
-              <w:top w:w="110" w:type="dxa"/>
-              <w:start w:w="140" w:type="dxa"/>
-              <w:bottom w:w="110" w:type="dxa"/>
-              <w:end w:w="140" w:type="dxa"/>
-            </w:tcMar>
-          </w:tcPr>
-          <w:p>
-            <w:r>
-              <w:t>Batch 원장과 업무 데이터가 Oracle/PostgreSQL/MariaDB에서 동일한 lifecycle을 만족하는지 확인합니다.</w:t>
-            </w:r>
-          </w:p>
-        </w:tc>
-      </w:tr>
-    </w:tbl>
+    <w:p>
+      <w:pPr>
+        <w:spacing w:before="80" w:after="200"/>
+        <w:ind w:left="173" w:right="58"/>
+        <w:shd w:fill="F3F7FB"/>
+        <w:pBdr>
+          <w:left w:val="single" w:sz="18" w:space="8" w:color="4F46E5"/>
+        </w:pBdr>
+      </w:pPr>
+      <w:r>
+        <w:rPr>
+          <w:b/>
+          <w:color w:val="362D91"/>
+          <w:sz w:val="20"/>
+        </w:rPr>
+        <w:t xml:space="preserve">이 장을 보는 이유  </w:t>
+      </w:r>
+      <w:r>
+        <w:rPr>
+          <w:color w:val="26374C"/>
+          <w:sz w:val="20"/>
+        </w:rPr>
+        <w:t>Batch 원장과 업무 데이터가 Oracle/PostgreSQL/MariaDB에서 동일한 lifecycle을 만족하는지 확인합니다.</w:t>
+      </w:r>
+    </w:p>
     <w:p>
       <w:pPr>
         <w:pStyle w:val="CPFLabel"/>
@@ -2656,7 +2314,7 @@
     <w:tbl>
       <w:tblPr>
         <w:tblW w:type="auto" w:w="0"/>
-        <w:jc w:val="left"/>
+        <w:jc w:val="center"/>
         <w:tblLayout w:type="fixed"/>
         <w:tblLook w:firstColumn="1" w:firstRow="1" w:lastColumn="0" w:lastRow="0" w:noHBand="0" w:noVBand="1" w:val="04A0"/>
       </w:tblPr>
@@ -2672,16 +2330,21 @@
         </w:trPr>
         <w:tc>
           <w:tcPr>
-            <w:tcW w:type="dxa" w:w="3577"/>
-            <w:shd w:fill="17324D"/>
+            <w:tcW w:type="dxa" w:w="3450"/>
+            <w:shd w:fill="223A57"/>
             <w:tcMar>
               <w:top w:w="90" w:type="dxa"/>
-              <w:start w:w="110" w:type="dxa"/>
+              <w:start w:w="100" w:type="dxa"/>
               <w:bottom w:w="90" w:type="dxa"/>
-              <w:end w:w="110" w:type="dxa"/>
+              <w:end w:w="100" w:type="dxa"/>
             </w:tcMar>
+            <w:vAlign w:val="center"/>
           </w:tcPr>
           <w:p>
+            <w:pPr>
+              <w:spacing w:before="0" w:after="0" w:line="252" w:lineRule="auto"/>
+              <w:jc w:val="left"/>
+            </w:pPr>
             <w:r>
               <w:rPr>
                 <w:b/>
@@ -2694,16 +2357,21 @@
         </w:tc>
         <w:tc>
           <w:tcPr>
-            <w:tcW w:type="dxa" w:w="3816"/>
-            <w:shd w:fill="17324D"/>
+            <w:tcW w:type="dxa" w:w="3424"/>
+            <w:shd w:fill="223A57"/>
             <w:tcMar>
               <w:top w:w="90" w:type="dxa"/>
-              <w:start w:w="110" w:type="dxa"/>
+              <w:start w:w="100" w:type="dxa"/>
               <w:bottom w:w="90" w:type="dxa"/>
-              <w:end w:w="110" w:type="dxa"/>
+              <w:end w:w="100" w:type="dxa"/>
             </w:tcMar>
+            <w:vAlign w:val="center"/>
           </w:tcPr>
           <w:p>
+            <w:pPr>
+              <w:spacing w:before="0" w:after="0" w:line="252" w:lineRule="auto"/>
+              <w:jc w:val="left"/>
+            </w:pPr>
             <w:r>
               <w:rPr>
                 <w:b/>
@@ -2716,16 +2384,21 @@
         </w:tc>
         <w:tc>
           <w:tcPr>
-            <w:tcW w:type="dxa" w:w="3816"/>
-            <w:shd w:fill="17324D"/>
+            <w:tcW w:type="dxa" w:w="4644"/>
+            <w:shd w:fill="223A57"/>
             <w:tcMar>
               <w:top w:w="90" w:type="dxa"/>
-              <w:start w:w="110" w:type="dxa"/>
+              <w:start w:w="100" w:type="dxa"/>
               <w:bottom w:w="90" w:type="dxa"/>
-              <w:end w:w="110" w:type="dxa"/>
+              <w:end w:w="100" w:type="dxa"/>
             </w:tcMar>
+            <w:vAlign w:val="center"/>
           </w:tcPr>
           <w:p>
+            <w:pPr>
+              <w:spacing w:before="0" w:after="0" w:line="252" w:lineRule="auto"/>
+              <w:jc w:val="left"/>
+            </w:pPr>
             <w:r>
               <w:rPr>
                 <w:b/>
@@ -2738,16 +2411,21 @@
         </w:tc>
         <w:tc>
           <w:tcPr>
-            <w:tcW w:type="dxa" w:w="3816"/>
-            <w:shd w:fill="17324D"/>
+            <w:tcW w:type="dxa" w:w="3729"/>
+            <w:shd w:fill="223A57"/>
             <w:tcMar>
               <w:top w:w="90" w:type="dxa"/>
-              <w:start w:w="110" w:type="dxa"/>
+              <w:start w:w="100" w:type="dxa"/>
               <w:bottom w:w="90" w:type="dxa"/>
-              <w:end w:w="110" w:type="dxa"/>
+              <w:end w:w="100" w:type="dxa"/>
             </w:tcMar>
+            <w:vAlign w:val="center"/>
           </w:tcPr>
           <w:p>
+            <w:pPr>
+              <w:spacing w:before="0" w:after="0" w:line="252" w:lineRule="auto"/>
+              <w:jc w:val="left"/>
+            </w:pPr>
             <w:r>
               <w:rPr>
                 <w:b/>
@@ -2765,23 +2443,23 @@
         </w:trPr>
         <w:tc>
           <w:tcPr>
-            <w:tcW w:type="dxa" w:w="3577"/>
+            <w:tcW w:type="dxa" w:w="3450"/>
             <w:tcMar>
-              <w:top w:w="80" w:type="dxa"/>
+              <w:top w:w="90" w:type="dxa"/>
               <w:start w:w="100" w:type="dxa"/>
-              <w:bottom w:w="80" w:type="dxa"/>
+              <w:bottom w:w="90" w:type="dxa"/>
               <w:end w:w="100" w:type="dxa"/>
             </w:tcMar>
             <w:vAlign w:val="center"/>
           </w:tcPr>
           <w:p>
             <w:pPr>
-              <w:spacing w:after="0" w:line="252" w:lineRule="auto"/>
+              <w:spacing w:after="0" w:line="252" w:lineRule="auto" w:before="0"/>
             </w:pPr>
             <w:r>
               <w:rPr>
                 <w:rFonts w:ascii="Noto Sans KR" w:hAnsi="Noto Sans KR" w:eastAsia="Noto Sans KR"/>
-                <w:sz w:val="16"/>
+                <w:sz w:val="17"/>
               </w:rPr>
               <w:t>Schema/Migration</w:t>
             </w:r>
@@ -2789,23 +2467,23 @@
         </w:tc>
         <w:tc>
           <w:tcPr>
-            <w:tcW w:type="dxa" w:w="3816"/>
+            <w:tcW w:type="dxa" w:w="3424"/>
             <w:tcMar>
-              <w:top w:w="80" w:type="dxa"/>
+              <w:top w:w="90" w:type="dxa"/>
               <w:start w:w="100" w:type="dxa"/>
-              <w:bottom w:w="80" w:type="dxa"/>
+              <w:bottom w:w="90" w:type="dxa"/>
               <w:end w:w="100" w:type="dxa"/>
             </w:tcMar>
             <w:vAlign w:val="center"/>
           </w:tcPr>
           <w:p>
             <w:pPr>
-              <w:spacing w:after="0" w:line="252" w:lineRule="auto"/>
+              <w:spacing w:after="0" w:line="252" w:lineRule="auto" w:before="0"/>
             </w:pPr>
             <w:r>
               <w:rPr>
                 <w:rFonts w:ascii="Noto Sans KR" w:hAnsi="Noto Sans KR" w:eastAsia="Noto Sans KR"/>
-                <w:sz w:val="16"/>
+                <w:sz w:val="17"/>
               </w:rPr>
               <w:t>검증</w:t>
             </w:r>
@@ -2813,23 +2491,23 @@
         </w:tc>
         <w:tc>
           <w:tcPr>
-            <w:tcW w:type="dxa" w:w="3816"/>
+            <w:tcW w:type="dxa" w:w="4644"/>
             <w:tcMar>
-              <w:top w:w="80" w:type="dxa"/>
+              <w:top w:w="90" w:type="dxa"/>
               <w:start w:w="100" w:type="dxa"/>
-              <w:bottom w:w="80" w:type="dxa"/>
+              <w:bottom w:w="90" w:type="dxa"/>
               <w:end w:w="100" w:type="dxa"/>
             </w:tcMar>
             <w:vAlign w:val="center"/>
           </w:tcPr>
           <w:p>
             <w:pPr>
-              <w:spacing w:after="0" w:line="252" w:lineRule="auto"/>
+              <w:spacing w:after="0" w:line="252" w:lineRule="auto" w:before="0"/>
             </w:pPr>
             <w:r>
               <w:rPr>
                 <w:rFonts w:ascii="Noto Sans KR" w:hAnsi="Noto Sans KR" w:eastAsia="Noto Sans KR"/>
-                <w:sz w:val="16"/>
+                <w:sz w:val="17"/>
               </w:rPr>
               <w:t>검증</w:t>
             </w:r>
@@ -2837,23 +2515,23 @@
         </w:tc>
         <w:tc>
           <w:tcPr>
-            <w:tcW w:type="dxa" w:w="3816"/>
+            <w:tcW w:type="dxa" w:w="3729"/>
             <w:tcMar>
-              <w:top w:w="80" w:type="dxa"/>
+              <w:top w:w="90" w:type="dxa"/>
               <w:start w:w="100" w:type="dxa"/>
-              <w:bottom w:w="80" w:type="dxa"/>
+              <w:bottom w:w="90" w:type="dxa"/>
               <w:end w:w="100" w:type="dxa"/>
             </w:tcMar>
             <w:vAlign w:val="center"/>
           </w:tcPr>
           <w:p>
             <w:pPr>
-              <w:spacing w:after="0" w:line="252" w:lineRule="auto"/>
+              <w:spacing w:after="0" w:line="252" w:lineRule="auto" w:before="0"/>
             </w:pPr>
             <w:r>
               <w:rPr>
                 <w:rFonts w:ascii="Noto Sans KR" w:hAnsi="Noto Sans KR" w:eastAsia="Noto Sans KR"/>
-                <w:sz w:val="16"/>
+                <w:sz w:val="17"/>
               </w:rPr>
               <w:t>검증</w:t>
             </w:r>
@@ -2866,24 +2544,24 @@
         </w:trPr>
         <w:tc>
           <w:tcPr>
-            <w:tcW w:type="dxa" w:w="3577"/>
+            <w:tcW w:type="dxa" w:w="3450"/>
             <w:tcMar>
-              <w:top w:w="80" w:type="dxa"/>
+              <w:top w:w="90" w:type="dxa"/>
               <w:start w:w="100" w:type="dxa"/>
-              <w:bottom w:w="80" w:type="dxa"/>
+              <w:bottom w:w="90" w:type="dxa"/>
               <w:end w:w="100" w:type="dxa"/>
             </w:tcMar>
             <w:vAlign w:val="center"/>
-            <w:shd w:fill="F7FAFC"/>
+            <w:shd w:fill="F5F8FB"/>
           </w:tcPr>
           <w:p>
             <w:pPr>
-              <w:spacing w:after="0" w:line="252" w:lineRule="auto"/>
+              <w:spacing w:after="0" w:line="252" w:lineRule="auto" w:before="0"/>
             </w:pPr>
             <w:r>
               <w:rPr>
                 <w:rFonts w:ascii="Noto Sans KR" w:hAnsi="Noto Sans KR" w:eastAsia="Noto Sans KR"/>
-                <w:sz w:val="16"/>
+                <w:sz w:val="17"/>
               </w:rPr>
               <w:t>Index/Lock</w:t>
             </w:r>
@@ -2891,24 +2569,24 @@
         </w:tc>
         <w:tc>
           <w:tcPr>
-            <w:tcW w:type="dxa" w:w="3816"/>
+            <w:tcW w:type="dxa" w:w="3424"/>
             <w:tcMar>
-              <w:top w:w="80" w:type="dxa"/>
+              <w:top w:w="90" w:type="dxa"/>
               <w:start w:w="100" w:type="dxa"/>
-              <w:bottom w:w="80" w:type="dxa"/>
+              <w:bottom w:w="90" w:type="dxa"/>
               <w:end w:w="100" w:type="dxa"/>
             </w:tcMar>
             <w:vAlign w:val="center"/>
-            <w:shd w:fill="F7FAFC"/>
+            <w:shd w:fill="F5F8FB"/>
           </w:tcPr>
           <w:p>
             <w:pPr>
-              <w:spacing w:after="0" w:line="252" w:lineRule="auto"/>
+              <w:spacing w:after="0" w:line="252" w:lineRule="auto" w:before="0"/>
             </w:pPr>
             <w:r>
               <w:rPr>
                 <w:rFonts w:ascii="Noto Sans KR" w:hAnsi="Noto Sans KR" w:eastAsia="Noto Sans KR"/>
-                <w:sz w:val="16"/>
+                <w:sz w:val="17"/>
               </w:rPr>
               <w:t>실제 plan/lock</w:t>
             </w:r>
@@ -2916,24 +2594,24 @@
         </w:tc>
         <w:tc>
           <w:tcPr>
-            <w:tcW w:type="dxa" w:w="3816"/>
+            <w:tcW w:type="dxa" w:w="4644"/>
             <w:tcMar>
-              <w:top w:w="80" w:type="dxa"/>
+              <w:top w:w="90" w:type="dxa"/>
               <w:start w:w="100" w:type="dxa"/>
-              <w:bottom w:w="80" w:type="dxa"/>
+              <w:bottom w:w="90" w:type="dxa"/>
               <w:end w:w="100" w:type="dxa"/>
             </w:tcMar>
             <w:vAlign w:val="center"/>
-            <w:shd w:fill="F7FAFC"/>
+            <w:shd w:fill="F5F8FB"/>
           </w:tcPr>
           <w:p>
             <w:pPr>
-              <w:spacing w:after="0" w:line="252" w:lineRule="auto"/>
+              <w:spacing w:after="0" w:line="252" w:lineRule="auto" w:before="0"/>
             </w:pPr>
             <w:r>
               <w:rPr>
                 <w:rFonts w:ascii="Noto Sans KR" w:hAnsi="Noto Sans KR" w:eastAsia="Noto Sans KR"/>
-                <w:sz w:val="16"/>
+                <w:sz w:val="17"/>
               </w:rPr>
               <w:t>실제 plan/lock</w:t>
             </w:r>
@@ -2941,24 +2619,24 @@
         </w:tc>
         <w:tc>
           <w:tcPr>
-            <w:tcW w:type="dxa" w:w="3816"/>
+            <w:tcW w:type="dxa" w:w="3729"/>
             <w:tcMar>
-              <w:top w:w="80" w:type="dxa"/>
+              <w:top w:w="90" w:type="dxa"/>
               <w:start w:w="100" w:type="dxa"/>
-              <w:bottom w:w="80" w:type="dxa"/>
+              <w:bottom w:w="90" w:type="dxa"/>
               <w:end w:w="100" w:type="dxa"/>
             </w:tcMar>
             <w:vAlign w:val="center"/>
-            <w:shd w:fill="F7FAFC"/>
+            <w:shd w:fill="F5F8FB"/>
           </w:tcPr>
           <w:p>
             <w:pPr>
-              <w:spacing w:after="0" w:line="252" w:lineRule="auto"/>
+              <w:spacing w:after="0" w:line="252" w:lineRule="auto" w:before="0"/>
             </w:pPr>
             <w:r>
               <w:rPr>
                 <w:rFonts w:ascii="Noto Sans KR" w:hAnsi="Noto Sans KR" w:eastAsia="Noto Sans KR"/>
-                <w:sz w:val="16"/>
+                <w:sz w:val="17"/>
               </w:rPr>
               <w:t>실제 plan/lock</w:t>
             </w:r>
@@ -2971,23 +2649,23 @@
         </w:trPr>
         <w:tc>
           <w:tcPr>
-            <w:tcW w:type="dxa" w:w="3577"/>
+            <w:tcW w:type="dxa" w:w="3450"/>
             <w:tcMar>
-              <w:top w:w="80" w:type="dxa"/>
+              <w:top w:w="90" w:type="dxa"/>
               <w:start w:w="100" w:type="dxa"/>
-              <w:bottom w:w="80" w:type="dxa"/>
+              <w:bottom w:w="90" w:type="dxa"/>
               <w:end w:w="100" w:type="dxa"/>
             </w:tcMar>
             <w:vAlign w:val="center"/>
           </w:tcPr>
           <w:p>
             <w:pPr>
-              <w:spacing w:after="0" w:line="252" w:lineRule="auto"/>
+              <w:spacing w:after="0" w:line="252" w:lineRule="auto" w:before="0"/>
             </w:pPr>
             <w:r>
               <w:rPr>
                 <w:rFonts w:ascii="Noto Sans KR" w:hAnsi="Noto Sans KR" w:eastAsia="Noto Sans KR"/>
-                <w:sz w:val="16"/>
+                <w:sz w:val="17"/>
               </w:rPr>
               <w:t>Restart/Checkpoint</w:t>
             </w:r>
@@ -2995,23 +2673,23 @@
         </w:tc>
         <w:tc>
           <w:tcPr>
-            <w:tcW w:type="dxa" w:w="3816"/>
+            <w:tcW w:type="dxa" w:w="3424"/>
             <w:tcMar>
-              <w:top w:w="80" w:type="dxa"/>
+              <w:top w:w="90" w:type="dxa"/>
               <w:start w:w="100" w:type="dxa"/>
-              <w:bottom w:w="80" w:type="dxa"/>
+              <w:bottom w:w="90" w:type="dxa"/>
               <w:end w:w="100" w:type="dxa"/>
             </w:tcMar>
             <w:vAlign w:val="center"/>
           </w:tcPr>
           <w:p>
             <w:pPr>
-              <w:spacing w:after="0" w:line="252" w:lineRule="auto"/>
+              <w:spacing w:after="0" w:line="252" w:lineRule="auto" w:before="0"/>
             </w:pPr>
             <w:r>
               <w:rPr>
                 <w:rFonts w:ascii="Noto Sans KR" w:hAnsi="Noto Sans KR" w:eastAsia="Noto Sans KR"/>
-                <w:sz w:val="16"/>
+                <w:sz w:val="17"/>
               </w:rPr>
               <w:t>재실행 검증</w:t>
             </w:r>
@@ -3019,23 +2697,23 @@
         </w:tc>
         <w:tc>
           <w:tcPr>
-            <w:tcW w:type="dxa" w:w="3816"/>
+            <w:tcW w:type="dxa" w:w="4644"/>
             <w:tcMar>
-              <w:top w:w="80" w:type="dxa"/>
+              <w:top w:w="90" w:type="dxa"/>
               <w:start w:w="100" w:type="dxa"/>
-              <w:bottom w:w="80" w:type="dxa"/>
+              <w:bottom w:w="90" w:type="dxa"/>
               <w:end w:w="100" w:type="dxa"/>
             </w:tcMar>
             <w:vAlign w:val="center"/>
           </w:tcPr>
           <w:p>
             <w:pPr>
-              <w:spacing w:after="0" w:line="252" w:lineRule="auto"/>
+              <w:spacing w:after="0" w:line="252" w:lineRule="auto" w:before="0"/>
             </w:pPr>
             <w:r>
               <w:rPr>
                 <w:rFonts w:ascii="Noto Sans KR" w:hAnsi="Noto Sans KR" w:eastAsia="Noto Sans KR"/>
-                <w:sz w:val="16"/>
+                <w:sz w:val="17"/>
               </w:rPr>
               <w:t>재실행 검증</w:t>
             </w:r>
@@ -3043,23 +2721,23 @@
         </w:tc>
         <w:tc>
           <w:tcPr>
-            <w:tcW w:type="dxa" w:w="3816"/>
+            <w:tcW w:type="dxa" w:w="3729"/>
             <w:tcMar>
-              <w:top w:w="80" w:type="dxa"/>
+              <w:top w:w="90" w:type="dxa"/>
               <w:start w:w="100" w:type="dxa"/>
-              <w:bottom w:w="80" w:type="dxa"/>
+              <w:bottom w:w="90" w:type="dxa"/>
               <w:end w:w="100" w:type="dxa"/>
             </w:tcMar>
             <w:vAlign w:val="center"/>
           </w:tcPr>
           <w:p>
             <w:pPr>
-              <w:spacing w:after="0" w:line="252" w:lineRule="auto"/>
+              <w:spacing w:after="0" w:line="252" w:lineRule="auto" w:before="0"/>
             </w:pPr>
             <w:r>
               <w:rPr>
                 <w:rFonts w:ascii="Noto Sans KR" w:hAnsi="Noto Sans KR" w:eastAsia="Noto Sans KR"/>
-                <w:sz w:val="16"/>
+                <w:sz w:val="17"/>
               </w:rPr>
               <w:t>재실행 검증</w:t>
             </w:r>
@@ -3072,24 +2750,24 @@
         </w:trPr>
         <w:tc>
           <w:tcPr>
-            <w:tcW w:type="dxa" w:w="3577"/>
+            <w:tcW w:type="dxa" w:w="3450"/>
             <w:tcMar>
-              <w:top w:w="80" w:type="dxa"/>
+              <w:top w:w="90" w:type="dxa"/>
               <w:start w:w="100" w:type="dxa"/>
-              <w:bottom w:w="80" w:type="dxa"/>
+              <w:bottom w:w="90" w:type="dxa"/>
               <w:end w:w="100" w:type="dxa"/>
             </w:tcMar>
             <w:vAlign w:val="center"/>
-            <w:shd w:fill="F7FAFC"/>
+            <w:shd w:fill="F5F8FB"/>
           </w:tcPr>
           <w:p>
             <w:pPr>
-              <w:spacing w:after="0" w:line="252" w:lineRule="auto"/>
+              <w:spacing w:after="0" w:line="252" w:lineRule="auto" w:before="0"/>
             </w:pPr>
             <w:r>
               <w:rPr>
                 <w:rFonts w:ascii="Noto Sans KR" w:hAnsi="Noto Sans KR" w:eastAsia="Noto Sans KR"/>
-                <w:sz w:val="16"/>
+                <w:sz w:val="17"/>
               </w:rPr>
               <w:t>Rollback/Recovery</w:t>
             </w:r>
@@ -3097,24 +2775,24 @@
         </w:tc>
         <w:tc>
           <w:tcPr>
-            <w:tcW w:type="dxa" w:w="3816"/>
+            <w:tcW w:type="dxa" w:w="3424"/>
             <w:tcMar>
-              <w:top w:w="80" w:type="dxa"/>
+              <w:top w:w="90" w:type="dxa"/>
               <w:start w:w="100" w:type="dxa"/>
-              <w:bottom w:w="80" w:type="dxa"/>
+              <w:bottom w:w="90" w:type="dxa"/>
               <w:end w:w="100" w:type="dxa"/>
             </w:tcMar>
             <w:vAlign w:val="center"/>
-            <w:shd w:fill="F7FAFC"/>
+            <w:shd w:fill="F5F8FB"/>
           </w:tcPr>
           <w:p>
             <w:pPr>
-              <w:spacing w:after="0" w:line="252" w:lineRule="auto"/>
+              <w:spacing w:after="0" w:line="252" w:lineRule="auto" w:before="0"/>
             </w:pPr>
             <w:r>
               <w:rPr>
                 <w:rFonts w:ascii="Noto Sans KR" w:hAnsi="Noto Sans KR" w:eastAsia="Noto Sans KR"/>
-                <w:sz w:val="16"/>
+                <w:sz w:val="17"/>
               </w:rPr>
               <w:t>절차 검증</w:t>
             </w:r>
@@ -3122,24 +2800,24 @@
         </w:tc>
         <w:tc>
           <w:tcPr>
-            <w:tcW w:type="dxa" w:w="3816"/>
+            <w:tcW w:type="dxa" w:w="4644"/>
             <w:tcMar>
-              <w:top w:w="80" w:type="dxa"/>
+              <w:top w:w="90" w:type="dxa"/>
               <w:start w:w="100" w:type="dxa"/>
-              <w:bottom w:w="80" w:type="dxa"/>
+              <w:bottom w:w="90" w:type="dxa"/>
               <w:end w:w="100" w:type="dxa"/>
             </w:tcMar>
             <w:vAlign w:val="center"/>
-            <w:shd w:fill="F7FAFC"/>
+            <w:shd w:fill="F5F8FB"/>
           </w:tcPr>
           <w:p>
             <w:pPr>
-              <w:spacing w:after="0" w:line="252" w:lineRule="auto"/>
+              <w:spacing w:after="0" w:line="252" w:lineRule="auto" w:before="0"/>
             </w:pPr>
             <w:r>
               <w:rPr>
                 <w:rFonts w:ascii="Noto Sans KR" w:hAnsi="Noto Sans KR" w:eastAsia="Noto Sans KR"/>
-                <w:sz w:val="16"/>
+                <w:sz w:val="17"/>
               </w:rPr>
               <w:t>절차 검증</w:t>
             </w:r>
@@ -3147,24 +2825,24 @@
         </w:tc>
         <w:tc>
           <w:tcPr>
-            <w:tcW w:type="dxa" w:w="3816"/>
+            <w:tcW w:type="dxa" w:w="3729"/>
             <w:tcMar>
-              <w:top w:w="80" w:type="dxa"/>
+              <w:top w:w="90" w:type="dxa"/>
               <w:start w:w="100" w:type="dxa"/>
-              <w:bottom w:w="80" w:type="dxa"/>
+              <w:bottom w:w="90" w:type="dxa"/>
               <w:end w:w="100" w:type="dxa"/>
             </w:tcMar>
             <w:vAlign w:val="center"/>
-            <w:shd w:fill="F7FAFC"/>
+            <w:shd w:fill="F5F8FB"/>
           </w:tcPr>
           <w:p>
             <w:pPr>
-              <w:spacing w:after="0" w:line="252" w:lineRule="auto"/>
+              <w:spacing w:after="0" w:line="252" w:lineRule="auto" w:before="0"/>
             </w:pPr>
             <w:r>
               <w:rPr>
                 <w:rFonts w:ascii="Noto Sans KR" w:hAnsi="Noto Sans KR" w:eastAsia="Noto Sans KR"/>
-                <w:sz w:val="16"/>
+                <w:sz w:val="17"/>
               </w:rPr>
               <w:t>절차 검증</w:t>
             </w:r>
@@ -3172,15 +2850,6 @@
         </w:tc>
       </w:tr>
     </w:tbl>
-    <w:p>
-      <w:pPr>
-        <w:pStyle w:val="CPFCaption"/>
-        <w:spacing w:before="160"/>
-      </w:pPr>
-      <w:r>
-        <w:t>근거: Source snapshot ZIP-SHA256:B47BCE7700700BF4의 Public 계약과 CPF 정본 문서. Source에 없는 API·옵션은 작성하지 않음.</w:t>
-      </w:r>
-    </w:p>
     <w:sectPr>
       <w:headerReference w:type="default" r:id="rId9"/>
       <w:footerReference w:type="default" r:id="rId10"/>
@@ -3600,12 +3269,12 @@
     <w:qFormat/>
     <w:rsid w:val="00FC693F"/>
     <w:pPr>
-      <w:spacing w:after="86" w:line="283" w:lineRule="auto"/>
+      <w:spacing w:after="100" w:line="281" w:lineRule="auto"/>
     </w:pPr>
     <w:rPr>
       <w:rFonts w:ascii="Noto Sans KR" w:hAnsi="Noto Sans KR" w:eastAsia="Noto Sans KR"/>
       <w:color w:val="243547"/>
-      <w:sz w:val="18"/>
+      <w:sz w:val="19"/>
     </w:rPr>
   </w:style>
   <w:style w:type="paragraph" w:styleId="Header">
@@ -3663,7 +3332,7 @@
     <w:pPr>
       <w:keepNext/>
       <w:keepLines/>
-      <w:spacing w:before="300" w:after="100"/>
+      <w:spacing w:before="480" w:after="180"/>
       <w:outlineLvl w:val="0"/>
     </w:pPr>
     <w:rPr>
@@ -3671,7 +3340,7 @@
       <w:b/>
       <w:bCs/>
       <w:color w:val="17324D"/>
-      <w:sz w:val="34"/>
+      <w:sz w:val="38"/>
       <w:szCs w:val="28"/>
     </w:rPr>
   </w:style>
@@ -3687,7 +3356,7 @@
     <w:pPr>
       <w:keepNext/>
       <w:keepLines/>
-      <w:spacing w:before="200" w:after="60"/>
+      <w:spacing w:before="340" w:after="120"/>
       <w:ind w:left="113"/>
       <w:outlineLvl w:val="1"/>
     </w:pPr>
@@ -3695,8 +3364,8 @@
       <w:rFonts w:asciiTheme="majorHAnsi" w:eastAsiaTheme="majorEastAsia" w:hAnsiTheme="majorHAnsi" w:cstheme="majorBidi" w:ascii="Noto Sans KR" w:hAnsi="Noto Sans KR" w:eastAsia="Noto Sans KR"/>
       <w:b/>
       <w:bCs/>
-      <w:color w:val="17324D"/>
-      <w:sz w:val="25"/>
+      <w:color w:val="4F46E5"/>
+      <w:sz w:val="28"/>
       <w:szCs w:val="26"/>
     </w:rPr>
   </w:style>
@@ -3712,7 +3381,7 @@
     <w:pPr>
       <w:keepNext/>
       <w:keepLines/>
-      <w:spacing w:before="140" w:after="40"/>
+      <w:spacing w:before="240" w:after="80"/>
       <w:ind w:left="255"/>
       <w:outlineLvl w:val="2"/>
     </w:pPr>
@@ -3720,8 +3389,8 @@
       <w:rFonts w:asciiTheme="majorHAnsi" w:eastAsiaTheme="majorEastAsia" w:hAnsiTheme="majorHAnsi" w:cstheme="majorBidi" w:ascii="Noto Sans KR" w:hAnsi="Noto Sans KR" w:eastAsia="Noto Sans KR"/>
       <w:b/>
       <w:bCs/>
-      <w:color w:val="7154C7"/>
-      <w:sz w:val="21"/>
+      <w:color w:val="17324D"/>
+      <w:sz w:val="22"/>
     </w:rPr>
   </w:style>
   <w:style w:type="paragraph" w:styleId="Heading4">
@@ -3955,7 +3624,7 @@
       <w:pBdr>
         <w:bottom w:val="single" w:sz="8" w:space="4" w:color="4F81BD" w:themeColor="accent1"/>
       </w:pBdr>
-      <w:spacing w:after="300" w:line="240" w:lineRule="auto"/>
+      <w:spacing w:after="200" w:line="240" w:lineRule="auto"/>
       <w:contextualSpacing/>
     </w:pPr>
     <w:rPr>
@@ -3964,7 +3633,7 @@
       <w:color w:val="071A2B"/>
       <w:spacing w:val="5"/>
       <w:kern w:val="28"/>
-      <w:sz w:val="60"/>
+      <w:sz w:val="50"/>
       <w:szCs w:val="52"/>
     </w:rPr>
   </w:style>

--- a/cpf-docs/guides/05_배치_운영_가이드.docx
+++ b/cpf-docs/guides/05_배치_운영_가이드.docx
@@ -4,14 +4,14 @@
   <w:body>
     <w:p>
       <w:pPr>
-        <w:spacing w:before="280"/>
+        <w:spacing w:before="280" w:after="60"/>
       </w:pPr>
       <w:r>
         <w:rPr>
-          <w:rFonts w:ascii="Noto Sans KR" w:hAnsi="Noto Sans KR"/>
+          <w:rFonts w:ascii="Noto Sans KR" w:hAnsi="Noto Sans KR" w:eastAsia="Noto Sans KR" w:cs="Noto Sans KR"/>
           <w:b/>
-          <w:color w:val="00B882"/>
-          <w:sz w:val="22"/>
+          <w:color w:val="0F9D7A"/>
+          <w:sz w:val="16"/>
         </w:rPr>
         <w:t>CORE PLATFORM FRAMEWORK</w:t>
       </w:r>
@@ -21,6 +21,9 @@
         <w:pStyle w:val="Title"/>
       </w:pPr>
       <w:r>
+        <w:rPr>
+          <w:rFonts w:ascii="Noto Sans KR" w:hAnsi="Noto Sans KR" w:eastAsia="Noto Sans KR" w:cs="Noto Sans KR"/>
+        </w:rPr>
         <w:t>배치 운영 가이드</w:t>
       </w:r>
     </w:p>
@@ -29,218 +32,68 @@
         <w:pStyle w:val="Subtitle"/>
       </w:pPr>
       <w:r>
+        <w:rPr>
+          <w:rFonts w:ascii="Noto Sans KR" w:hAnsi="Noto Sans KR" w:eastAsia="Noto Sans KR" w:cs="Noto Sans KR"/>
+        </w:rPr>
         <w:t>실행 상태·Lease·Checkpoint를 보고 Batch 복구 조치를 선택하는 운영 참조서</w:t>
       </w:r>
     </w:p>
     <w:p>
       <w:pPr>
-        <w:spacing w:before="240" w:after="160"/>
+        <w:pStyle w:val="CPFLead"/>
+        <w:shd w:fill="EEF5FB"/>
+        <w:pBdr>
+          <w:left w:val="single" w:sz="20" w:space="8" w:color="0F9D7A"/>
+        </w:pBdr>
+        <w:spacing w:before="80" w:after="180"/>
+        <w:ind w:left="170" w:right="113"/>
       </w:pPr>
-    </w:p>
-    <w:tbl>
-      <w:tblPr>
-        <w:tblW w:type="auto" w:w="0"/>
-        <w:jc w:val="center"/>
-        <w:tblLayout w:type="fixed"/>
-        <w:tblLook w:firstColumn="1" w:firstRow="1" w:lastColumn="0" w:lastRow="0" w:noHBand="0" w:noVBand="1" w:val="04A0"/>
-      </w:tblPr>
-      <w:tblGrid>
-        <w:gridCol w:w="7625"/>
-        <w:gridCol w:w="7625"/>
-      </w:tblGrid>
-      <w:tr>
-        <w:trPr>
-          <w:tblHeader w:val="true"/>
-        </w:trPr>
-        <w:tc>
-          <w:tcPr>
-            <w:tcW w:type="dxa" w:w="3660"/>
-            <w:tcMar>
-              <w:top w:w="90" w:type="dxa"/>
-              <w:start w:w="100" w:type="dxa"/>
-              <w:bottom w:w="90" w:type="dxa"/>
-              <w:end w:w="100" w:type="dxa"/>
-            </w:tcMar>
-            <w:shd w:fill="223A57"/>
-            <w:vAlign w:val="center"/>
-          </w:tcPr>
-          <w:p>
-            <w:pPr>
-              <w:spacing w:before="0" w:after="0" w:line="252" w:lineRule="auto"/>
-              <w:jc w:val="left"/>
-            </w:pPr>
-            <w:r>
-              <w:rPr>
-                <w:b/>
-                <w:color w:val="FFFFFF"/>
-                <w:sz w:val="16"/>
-              </w:rPr>
-              <w:t>누가 보는가</w:t>
-            </w:r>
-          </w:p>
-        </w:tc>
-        <w:tc>
-          <w:tcPr>
-            <w:tcW w:type="dxa" w:w="11590"/>
-            <w:tcMar>
-              <w:top w:w="90" w:type="dxa"/>
-              <w:start w:w="100" w:type="dxa"/>
-              <w:bottom w:w="90" w:type="dxa"/>
-              <w:end w:w="100" w:type="dxa"/>
-            </w:tcMar>
-            <w:vAlign w:val="center"/>
-            <w:shd w:fill="223A57"/>
-          </w:tcPr>
-          <w:p>
-            <w:pPr>
-              <w:spacing w:before="0" w:after="0" w:line="252" w:lineRule="auto"/>
-              <w:jc w:val="left"/>
-            </w:pPr>
-            <w:r>
-              <w:rPr>
-                <w:b/>
-                <w:color w:val="FFFFFF"/>
-                <w:sz w:val="16"/>
-              </w:rPr>
-              <w:t>Batch 운영자·SRE</w:t>
-            </w:r>
-          </w:p>
-        </w:tc>
-      </w:tr>
-      <w:tr>
-        <w:tc>
-          <w:tcPr>
-            <w:tcW w:type="dxa" w:w="3660"/>
-            <w:tcMar>
-              <w:top w:w="90" w:type="dxa"/>
-              <w:start w:w="100" w:type="dxa"/>
-              <w:bottom w:w="90" w:type="dxa"/>
-              <w:end w:w="100" w:type="dxa"/>
-            </w:tcMar>
-            <w:shd w:fill="17324D"/>
-            <w:vAlign w:val="center"/>
-          </w:tcPr>
-          <w:p>
-            <w:pPr>
-              <w:spacing w:before="0" w:after="0" w:line="252" w:lineRule="auto"/>
-            </w:pPr>
-            <w:r>
-              <w:rPr>
-                <w:b/>
-                <w:color w:val="FFFFFF"/>
-                <w:sz w:val="17"/>
-              </w:rPr>
-              <w:t>이 문서로 끝낼 일</w:t>
-            </w:r>
-          </w:p>
-        </w:tc>
-        <w:tc>
-          <w:tcPr>
-            <w:tcW w:type="dxa" w:w="11590"/>
-            <w:tcMar>
-              <w:top w:w="90" w:type="dxa"/>
-              <w:start w:w="100" w:type="dxa"/>
-              <w:bottom w:w="90" w:type="dxa"/>
-              <w:end w:w="100" w:type="dxa"/>
-            </w:tcMar>
-            <w:vAlign w:val="center"/>
-          </w:tcPr>
-          <w:p>
-            <w:pPr>
-              <w:spacing w:before="0" w:after="0" w:line="252" w:lineRule="auto"/>
-            </w:pPr>
-            <w:r>
-              <w:rPr>
-                <w:sz w:val="17"/>
-              </w:rPr>
-              <w:t>stop/restart/rerun/reconcile을 안전하게 선택하고 상태를 확정한다</w:t>
-            </w:r>
-          </w:p>
-        </w:tc>
-      </w:tr>
-      <w:tr>
-        <w:tc>
-          <w:tcPr>
-            <w:tcW w:type="dxa" w:w="3660"/>
-            <w:tcMar>
-              <w:top w:w="90" w:type="dxa"/>
-              <w:start w:w="100" w:type="dxa"/>
-              <w:bottom w:w="90" w:type="dxa"/>
-              <w:end w:w="100" w:type="dxa"/>
-            </w:tcMar>
-            <w:shd w:fill="F5F8FB"/>
-            <w:vAlign w:val="center"/>
-          </w:tcPr>
-          <w:p>
-            <w:pPr>
-              <w:spacing w:before="0" w:after="0" w:line="252" w:lineRule="auto"/>
-            </w:pPr>
-            <w:r>
-              <w:rPr>
-                <w:b/>
-                <w:color w:val="FFFFFF"/>
-                <w:sz w:val="17"/>
-              </w:rPr>
-              <w:t>기준</w:t>
-            </w:r>
-          </w:p>
-        </w:tc>
-        <w:tc>
-          <w:tcPr>
-            <w:tcW w:type="dxa" w:w="11590"/>
-            <w:tcMar>
-              <w:top w:w="90" w:type="dxa"/>
-              <w:start w:w="100" w:type="dxa"/>
-              <w:bottom w:w="90" w:type="dxa"/>
-              <w:end w:w="100" w:type="dxa"/>
-            </w:tcMar>
-            <w:vAlign w:val="center"/>
-            <w:shd w:fill="F5F8FB"/>
-          </w:tcPr>
-          <w:p>
-            <w:r>
-              <w:rPr>
-                <w:color w:val="26374C"/>
-                <w:sz w:val="16"/>
-              </w:rPr>
-              <w:t>Harness 2.3.0 · Source A5B7844665F4 · Oracle/PostgreSQL/MariaDB</w:t>
-            </w:r>
-          </w:p>
-        </w:tc>
-      </w:tr>
-    </w:tbl>
-    <w:p>
-      <w:pPr>
-        <w:spacing w:before="200"/>
-      </w:pPr>
+      <w:r>
+        <w:t>Batch 운영자·SRE를 위한 운영 참조서입니다. stop/restart/rerun/reconcile을 안전하게 선택하고 실행 상태를 확정합니다.</w:t>
+      </w:r>
     </w:p>
     <w:p>
       <w:pPr>
         <w:pStyle w:val="ListBullet"/>
-        <w:spacing w:after="60"/>
+        <w:spacing w:after="64" w:line="269" w:lineRule="auto"/>
         <w:ind w:left="283"/>
       </w:pPr>
       <w:r>
+        <w:rPr>
+          <w:rFonts w:ascii="Noto Sans KR" w:hAnsi="Noto Sans KR" w:eastAsia="Noto Sans KR" w:cs="Noto Sans KR"/>
+          <w:color w:val="243547"/>
+          <w:sz w:val="20"/>
+        </w:rPr>
         <w:t>상태를 추정하지 않고 ledger/lease/checkpoint를 확인합니다.</w:t>
       </w:r>
     </w:p>
     <w:p>
       <w:pPr>
         <w:pStyle w:val="ListBullet"/>
-        <w:spacing w:after="60"/>
+        <w:spacing w:after="64" w:line="269" w:lineRule="auto"/>
         <w:ind w:left="283"/>
       </w:pPr>
       <w:r>
+        <w:rPr>
+          <w:rFonts w:ascii="Noto Sans KR" w:hAnsi="Noto Sans KR" w:eastAsia="Noto Sans KR" w:cs="Noto Sans KR"/>
+          <w:color w:val="243547"/>
+          <w:sz w:val="20"/>
+        </w:rPr>
         <w:t>Process Kill 후 stale worker 쓰기를 fencing으로 막습니다.</w:t>
       </w:r>
     </w:p>
     <w:p>
       <w:pPr>
         <w:pStyle w:val="ListBullet"/>
-        <w:spacing w:after="60"/>
+        <w:spacing w:after="64" w:line="269" w:lineRule="auto"/>
         <w:ind w:left="283"/>
       </w:pPr>
       <w:r>
+        <w:rPr>
+          <w:rFonts w:ascii="Noto Sans KR" w:hAnsi="Noto Sans KR" w:eastAsia="Noto Sans KR" w:cs="Noto Sans KR"/>
+          <w:color w:val="243547"/>
+          <w:sz w:val="20"/>
+        </w:rPr>
         <w:t>UNKNOWN을 reconcile해 최종 상태로 닫습니다.</w:t>
       </w:r>
     </w:p>
@@ -255,6 +108,9 @@
         <w:keepNext/>
       </w:pPr>
       <w:r>
+        <w:rPr>
+          <w:rFonts w:ascii="Noto Sans KR" w:hAnsi="Noto Sans KR" w:eastAsia="Noto Sans KR" w:cs="Noto Sans KR"/>
+        </w:rPr>
         <w:t>찾아보기</w:t>
       </w:r>
     </w:p>
@@ -268,77 +124,152 @@
     </w:p>
     <w:p>
       <w:pPr>
-        <w:spacing w:after="60"/>
+        <w:pStyle w:val="CPFTOCEntry"/>
+        <w:tabs>
+          <w:tab w:pos="15357" w:val="right" w:leader="dot"/>
+        </w:tabs>
+        <w:spacing w:after="56"/>
         <w:ind w:left="259"/>
       </w:pPr>
       <w:r>
         <w:rPr>
-          <w:b/>
-          <w:color w:val="1F3349"/>
-          <w:sz w:val="21"/>
+          <w:rFonts w:ascii="Noto Sans KR" w:hAnsi="Noto Sans KR"/>
+          <w:color w:val="243547"/>
+          <w:sz w:val="20"/>
         </w:rPr>
         <w:t>1 Batch 상태를 보고 다음 행동 선택</w:t>
+      </w:r>
+      <w:r>
+        <w:tab/>
+      </w:r>
+      <w:r>
+        <w:rPr>
+          <w:rFonts w:ascii="Noto Sans KR" w:hAnsi="Noto Sans KR"/>
+          <w:b/>
+          <w:color w:val="17324D"/>
+          <w:sz w:val="20"/>
+        </w:rPr>
+        <w:t>2</w:t>
       </w:r>
     </w:p>
     <w:p>
       <w:pPr>
-        <w:spacing w:after="60"/>
+        <w:pStyle w:val="CPFTOCEntry"/>
+        <w:tabs>
+          <w:tab w:pos="15357" w:val="right" w:leader="dot"/>
+        </w:tabs>
+        <w:spacing w:after="56"/>
         <w:ind w:left="259"/>
       </w:pPr>
       <w:r>
         <w:rPr>
-          <w:b/>
-          <w:color w:val="1F3349"/>
-          <w:sz w:val="21"/>
+          <w:rFonts w:ascii="Noto Sans KR" w:hAnsi="Noto Sans KR"/>
+          <w:color w:val="243547"/>
+          <w:sz w:val="20"/>
         </w:rPr>
         <w:t>2 Process Kill과 다중 Worker 복구</w:t>
+      </w:r>
+      <w:r>
+        <w:tab/>
+      </w:r>
+      <w:r>
+        <w:rPr>
+          <w:rFonts w:ascii="Noto Sans KR" w:hAnsi="Noto Sans KR"/>
+          <w:b/>
+          <w:color w:val="17324D"/>
+          <w:sz w:val="20"/>
+        </w:rPr>
+        <w:t>2</w:t>
       </w:r>
     </w:p>
     <w:p>
       <w:pPr>
-        <w:spacing w:after="60"/>
+        <w:pStyle w:val="CPFTOCEntry"/>
+        <w:tabs>
+          <w:tab w:pos="15357" w:val="right" w:leader="dot"/>
+        </w:tabs>
+        <w:spacing w:after="56"/>
         <w:ind w:left="259"/>
       </w:pPr>
       <w:r>
         <w:rPr>
-          <w:b/>
-          <w:color w:val="1F3349"/>
-          <w:sz w:val="21"/>
+          <w:rFonts w:ascii="Noto Sans KR" w:hAnsi="Noto Sans KR"/>
+          <w:color w:val="243547"/>
+          <w:sz w:val="20"/>
         </w:rPr>
         <w:t>3 재시작 · Rerun · Reconcile</w:t>
+      </w:r>
+      <w:r>
+        <w:tab/>
+      </w:r>
+      <w:r>
+        <w:rPr>
+          <w:rFonts w:ascii="Noto Sans KR" w:hAnsi="Noto Sans KR"/>
+          <w:b/>
+          <w:color w:val="17324D"/>
+          <w:sz w:val="20"/>
+        </w:rPr>
+        <w:t>3</w:t>
       </w:r>
     </w:p>
     <w:p>
       <w:pPr>
-        <w:spacing w:after="60"/>
+        <w:pStyle w:val="CPFTOCEntry"/>
+        <w:tabs>
+          <w:tab w:pos="15357" w:val="right" w:leader="dot"/>
+        </w:tabs>
+        <w:spacing w:after="56"/>
         <w:ind w:left="259"/>
       </w:pPr>
       <w:r>
         <w:rPr>
-          <w:b/>
-          <w:color w:val="1F3349"/>
-          <w:sz w:val="21"/>
+          <w:rFonts w:ascii="Noto Sans KR" w:hAnsi="Noto Sans KR"/>
+          <w:color w:val="243547"/>
+          <w:sz w:val="20"/>
         </w:rPr>
         <w:t>4 Center-Cut과 위험 제어</w:t>
+      </w:r>
+      <w:r>
+        <w:tab/>
+      </w:r>
+      <w:r>
+        <w:rPr>
+          <w:rFonts w:ascii="Noto Sans KR" w:hAnsi="Noto Sans KR"/>
+          <w:b/>
+          <w:color w:val="17324D"/>
+          <w:sz w:val="20"/>
+        </w:rPr>
+        <w:t>3</w:t>
       </w:r>
     </w:p>
     <w:p>
       <w:pPr>
-        <w:spacing w:after="60"/>
+        <w:pStyle w:val="CPFTOCEntry"/>
+        <w:tabs>
+          <w:tab w:pos="15357" w:val="right" w:leader="dot"/>
+        </w:tabs>
+        <w:spacing w:after="56"/>
         <w:ind w:left="259"/>
       </w:pPr>
       <w:r>
         <w:rPr>
-          <w:b/>
-          <w:color w:val="1F3349"/>
-          <w:sz w:val="21"/>
+          <w:rFonts w:ascii="Noto Sans KR" w:hAnsi="Noto Sans KR"/>
+          <w:color w:val="243547"/>
+          <w:sz w:val="20"/>
         </w:rPr>
         <w:t>5 Batch DB3 확인</w:t>
       </w:r>
-    </w:p>
-    <w:p>
       <w:r>
-        <w:br w:type="page"/>
+        <w:tab/>
+      </w:r>
+      <w:r>
+        <w:rPr>
+          <w:rFonts w:ascii="Noto Sans KR" w:hAnsi="Noto Sans KR"/>
+          <w:b/>
+          <w:color w:val="17324D"/>
+          <w:sz w:val="20"/>
+        </w:rPr>
+        <w:t>4</w:t>
       </w:r>
     </w:p>
     <w:p>
@@ -347,30 +278,25 @@
         <w:keepNext/>
       </w:pPr>
       <w:r>
+        <w:rPr>
+          <w:rFonts w:ascii="Noto Sans KR" w:hAnsi="Noto Sans KR" w:eastAsia="Noto Sans KR" w:cs="Noto Sans KR"/>
+        </w:rPr>
         <w:t>1 Batch 상태를 보고 다음 행동 선택</w:t>
       </w:r>
     </w:p>
     <w:p>
       <w:pPr>
         <w:spacing w:before="80" w:after="200"/>
-        <w:ind w:left="173" w:right="58"/>
-        <w:shd w:fill="F3F7FB"/>
+        <w:ind w:left="170" w:right="113"/>
+        <w:shd w:fill="F3F7FA"/>
+        <w:pStyle w:val="CPFSectionLead"/>
         <w:pBdr>
-          <w:left w:val="single" w:sz="18" w:space="8" w:color="4F46E5"/>
+          <w:left w:val="single" w:sz="16" w:space="7" w:color="8AA4BE"/>
         </w:pBdr>
       </w:pPr>
       <w:r>
         <w:rPr>
-          <w:b/>
-          <w:color w:val="362D91"/>
-          <w:sz w:val="20"/>
-        </w:rPr>
-        <w:t xml:space="preserve">이 장을 보는 이유  </w:t>
-      </w:r>
-      <w:r>
-        <w:rPr>
-          <w:color w:val="26374C"/>
-          <w:sz w:val="20"/>
+          <w:rFonts w:ascii="Noto Sans KR" w:hAnsi="Noto Sans KR" w:eastAsia="Noto Sans KR" w:cs="Noto Sans KR"/>
         </w:rPr>
         <w:t>실행 상태와 lease/checkpoint/ledger를 같이 보고 stop/restart/rerun/reconcile 중 하나를 고릅니다.</w:t>
       </w:r>
@@ -380,6 +306,9 @@
         <w:pStyle w:val="CPFLabel"/>
       </w:pPr>
       <w:r>
+        <w:rPr>
+          <w:rFonts w:ascii="Noto Sans KR" w:hAnsi="Noto Sans KR" w:eastAsia="Noto Sans KR" w:cs="Noto Sans KR"/>
+        </w:rPr>
         <w:t>상태별 조치</w:t>
       </w:r>
     </w:p>
@@ -398,16 +327,17 @@
       </w:tblGrid>
       <w:tr>
         <w:trPr>
+          <w:trHeight w:hRule="atLeast" w:val="397"/>
           <w:tblHeader w:val="true"/>
         </w:trPr>
         <w:tc>
           <w:tcPr>
-            <w:tcW w:type="dxa" w:w="4084"/>
-            <w:shd w:fill="223A57"/>
+            <w:tcW w:type="dxa" w:w="4029"/>
+            <w:shd w:fill="0D2B45"/>
             <w:tcMar>
-              <w:top w:w="90" w:type="dxa"/>
+              <w:top w:w="70" w:type="dxa"/>
               <w:start w:w="100" w:type="dxa"/>
-              <w:bottom w:w="90" w:type="dxa"/>
+              <w:bottom w:w="70" w:type="dxa"/>
               <w:end w:w="100" w:type="dxa"/>
             </w:tcMar>
             <w:vAlign w:val="center"/>
@@ -415,13 +345,14 @@
           <w:p>
             <w:pPr>
               <w:spacing w:before="0" w:after="0" w:line="252" w:lineRule="auto"/>
-              <w:jc w:val="left"/>
+              <w:jc w:val="center"/>
             </w:pPr>
             <w:r>
               <w:rPr>
+                <w:rFonts w:ascii="Noto Sans KR" w:hAnsi="Noto Sans KR" w:eastAsia="Noto Sans KR" w:cs="Noto Sans KR"/>
                 <w:b/>
                 <w:color w:val="FFFFFF"/>
-                <w:sz w:val="16"/>
+                <w:sz w:val="18"/>
               </w:rPr>
               <w:t>관찰</w:t>
             </w:r>
@@ -429,12 +360,12 @@
         </w:tc>
         <w:tc>
           <w:tcPr>
-            <w:tcW w:type="dxa" w:w="2161"/>
-            <w:shd w:fill="223A57"/>
+            <w:tcW w:type="dxa" w:w="3333"/>
+            <w:shd w:fill="0D2B45"/>
             <w:tcMar>
-              <w:top w:w="90" w:type="dxa"/>
+              <w:top w:w="70" w:type="dxa"/>
               <w:start w:w="100" w:type="dxa"/>
-              <w:bottom w:w="90" w:type="dxa"/>
+              <w:bottom w:w="70" w:type="dxa"/>
               <w:end w:w="100" w:type="dxa"/>
             </w:tcMar>
             <w:vAlign w:val="center"/>
@@ -442,13 +373,14 @@
           <w:p>
             <w:pPr>
               <w:spacing w:before="0" w:after="0" w:line="252" w:lineRule="auto"/>
-              <w:jc w:val="left"/>
+              <w:jc w:val="center"/>
             </w:pPr>
             <w:r>
               <w:rPr>
+                <w:rFonts w:ascii="Noto Sans KR" w:hAnsi="Noto Sans KR" w:eastAsia="Noto Sans KR" w:cs="Noto Sans KR"/>
                 <w:b/>
                 <w:color w:val="FFFFFF"/>
-                <w:sz w:val="16"/>
+                <w:sz w:val="18"/>
               </w:rPr>
               <w:t>의미</w:t>
             </w:r>
@@ -456,12 +388,12 @@
         </w:tc>
         <w:tc>
           <w:tcPr>
-            <w:tcW w:type="dxa" w:w="5242"/>
-            <w:shd w:fill="223A57"/>
+            <w:tcW w:type="dxa" w:w="5143"/>
+            <w:shd w:fill="0D2B45"/>
             <w:tcMar>
-              <w:top w:w="90" w:type="dxa"/>
+              <w:top w:w="70" w:type="dxa"/>
               <w:start w:w="100" w:type="dxa"/>
-              <w:bottom w:w="90" w:type="dxa"/>
+              <w:bottom w:w="70" w:type="dxa"/>
               <w:end w:w="100" w:type="dxa"/>
             </w:tcMar>
             <w:vAlign w:val="center"/>
@@ -469,13 +401,14 @@
           <w:p>
             <w:pPr>
               <w:spacing w:before="0" w:after="0" w:line="252" w:lineRule="auto"/>
-              <w:jc w:val="left"/>
+              <w:jc w:val="center"/>
             </w:pPr>
             <w:r>
               <w:rPr>
+                <w:rFonts w:ascii="Noto Sans KR" w:hAnsi="Noto Sans KR" w:eastAsia="Noto Sans KR" w:cs="Noto Sans KR"/>
                 <w:b/>
                 <w:color w:val="FFFFFF"/>
-                <w:sz w:val="16"/>
+                <w:sz w:val="18"/>
               </w:rPr>
               <w:t>허용 조치</w:t>
             </w:r>
@@ -483,12 +416,12 @@
         </w:tc>
         <w:tc>
           <w:tcPr>
-            <w:tcW w:type="dxa" w:w="3762"/>
-            <w:shd w:fill="223A57"/>
+            <w:tcW w:type="dxa" w:w="3311"/>
+            <w:shd w:fill="0D2B45"/>
             <w:tcMar>
-              <w:top w:w="90" w:type="dxa"/>
+              <w:top w:w="70" w:type="dxa"/>
               <w:start w:w="100" w:type="dxa"/>
-              <w:bottom w:w="90" w:type="dxa"/>
+              <w:bottom w:w="70" w:type="dxa"/>
               <w:end w:w="100" w:type="dxa"/>
             </w:tcMar>
             <w:vAlign w:val="center"/>
@@ -496,13 +429,14 @@
           <w:p>
             <w:pPr>
               <w:spacing w:before="0" w:after="0" w:line="252" w:lineRule="auto"/>
-              <w:jc w:val="left"/>
+              <w:jc w:val="center"/>
             </w:pPr>
             <w:r>
               <w:rPr>
+                <w:rFonts w:ascii="Noto Sans KR" w:hAnsi="Noto Sans KR" w:eastAsia="Noto Sans KR" w:cs="Noto Sans KR"/>
                 <w:b/>
                 <w:color w:val="FFFFFF"/>
-                <w:sz w:val="16"/>
+                <w:sz w:val="18"/>
               </w:rPr>
               <w:t>금지</w:t>
             </w:r>
@@ -512,26 +446,31 @@
       <w:tr>
         <w:trPr>
           <w:cantSplit/>
+          <w:trHeight w:hRule="atLeast" w:val="351"/>
         </w:trPr>
         <w:tc>
           <w:tcPr>
-            <w:tcW w:type="dxa" w:w="4084"/>
+            <w:tcW w:type="dxa" w:w="4029"/>
             <w:tcMar>
-              <w:top w:w="90" w:type="dxa"/>
+              <w:top w:w="70" w:type="dxa"/>
               <w:start w:w="100" w:type="dxa"/>
-              <w:bottom w:w="90" w:type="dxa"/>
+              <w:bottom w:w="70" w:type="dxa"/>
               <w:end w:w="100" w:type="dxa"/>
             </w:tcMar>
             <w:vAlign w:val="center"/>
+            <w:shd w:fill="FFFFFF"/>
           </w:tcPr>
           <w:p>
             <w:pPr>
               <w:spacing w:after="0" w:line="252" w:lineRule="auto" w:before="0"/>
+              <w:jc w:val="left"/>
             </w:pPr>
             <w:r>
               <w:rPr>
-                <w:rFonts w:ascii="Noto Sans KR" w:hAnsi="Noto Sans KR" w:eastAsia="Noto Sans KR"/>
-                <w:sz w:val="17"/>
+                <w:rFonts w:ascii="Noto Sans KR" w:hAnsi="Noto Sans KR" w:eastAsia="Noto Sans KR" w:cs="Noto Sans KR"/>
+                <w:b w:val="0"/>
+                <w:color w:val="243547"/>
+                <w:sz w:val="18"/>
               </w:rPr>
               <w:t>RUNNING + lease current</w:t>
             </w:r>
@@ -539,23 +478,27 @@
         </w:tc>
         <w:tc>
           <w:tcPr>
-            <w:tcW w:type="dxa" w:w="2161"/>
+            <w:tcW w:type="dxa" w:w="3333"/>
             <w:tcMar>
-              <w:top w:w="90" w:type="dxa"/>
+              <w:top w:w="70" w:type="dxa"/>
               <w:start w:w="100" w:type="dxa"/>
-              <w:bottom w:w="90" w:type="dxa"/>
+              <w:bottom w:w="70" w:type="dxa"/>
               <w:end w:w="100" w:type="dxa"/>
             </w:tcMar>
             <w:vAlign w:val="center"/>
+            <w:shd w:fill="FFFFFF"/>
           </w:tcPr>
           <w:p>
             <w:pPr>
               <w:spacing w:after="0" w:line="252" w:lineRule="auto" w:before="0"/>
+              <w:jc w:val="left"/>
             </w:pPr>
             <w:r>
               <w:rPr>
-                <w:rFonts w:ascii="Noto Sans KR" w:hAnsi="Noto Sans KR" w:eastAsia="Noto Sans KR"/>
-                <w:sz w:val="17"/>
+                <w:rFonts w:ascii="Noto Sans KR" w:hAnsi="Noto Sans KR" w:eastAsia="Noto Sans KR" w:cs="Noto Sans KR"/>
+                <w:b w:val="0"/>
+                <w:color w:val="243547"/>
+                <w:sz w:val="18"/>
               </w:rPr>
               <w:t>정상 실행</w:t>
             </w:r>
@@ -563,23 +506,27 @@
         </w:tc>
         <w:tc>
           <w:tcPr>
-            <w:tcW w:type="dxa" w:w="5242"/>
+            <w:tcW w:type="dxa" w:w="5143"/>
             <w:tcMar>
-              <w:top w:w="90" w:type="dxa"/>
+              <w:top w:w="70" w:type="dxa"/>
               <w:start w:w="100" w:type="dxa"/>
-              <w:bottom w:w="90" w:type="dxa"/>
+              <w:bottom w:w="70" w:type="dxa"/>
               <w:end w:w="100" w:type="dxa"/>
             </w:tcMar>
             <w:vAlign w:val="center"/>
+            <w:shd w:fill="FFFFFF"/>
           </w:tcPr>
           <w:p>
             <w:pPr>
               <w:spacing w:after="0" w:line="252" w:lineRule="auto" w:before="0"/>
+              <w:jc w:val="left"/>
             </w:pPr>
             <w:r>
               <w:rPr>
-                <w:rFonts w:ascii="Noto Sans KR" w:hAnsi="Noto Sans KR" w:eastAsia="Noto Sans KR"/>
-                <w:sz w:val="17"/>
+                <w:rFonts w:ascii="Noto Sans KR" w:hAnsi="Noto Sans KR" w:eastAsia="Noto Sans KR" w:cs="Noto Sans KR"/>
+                <w:b w:val="0"/>
+                <w:color w:val="243547"/>
+                <w:sz w:val="18"/>
               </w:rPr>
               <w:t>관찰/stop 요청</w:t>
             </w:r>
@@ -587,23 +534,27 @@
         </w:tc>
         <w:tc>
           <w:tcPr>
-            <w:tcW w:type="dxa" w:w="3762"/>
+            <w:tcW w:type="dxa" w:w="3311"/>
             <w:tcMar>
-              <w:top w:w="90" w:type="dxa"/>
+              <w:top w:w="70" w:type="dxa"/>
               <w:start w:w="100" w:type="dxa"/>
-              <w:bottom w:w="90" w:type="dxa"/>
+              <w:bottom w:w="70" w:type="dxa"/>
               <w:end w:w="100" w:type="dxa"/>
             </w:tcMar>
             <w:vAlign w:val="center"/>
+            <w:shd w:fill="FFFFFF"/>
           </w:tcPr>
           <w:p>
             <w:pPr>
               <w:spacing w:after="0" w:line="252" w:lineRule="auto" w:before="0"/>
+              <w:jc w:val="left"/>
             </w:pPr>
             <w:r>
               <w:rPr>
-                <w:rFonts w:ascii="Noto Sans KR" w:hAnsi="Noto Sans KR" w:eastAsia="Noto Sans KR"/>
-                <w:sz w:val="17"/>
+                <w:rFonts w:ascii="Noto Sans KR" w:hAnsi="Noto Sans KR" w:eastAsia="Noto Sans KR" w:cs="Noto Sans KR"/>
+                <w:b w:val="0"/>
+                <w:color w:val="243547"/>
+                <w:sz w:val="18"/>
               </w:rPr>
               <w:t>중복 start</w:t>
             </w:r>
@@ -613,27 +564,31 @@
       <w:tr>
         <w:trPr>
           <w:cantSplit/>
+          <w:trHeight w:hRule="atLeast" w:val="351"/>
         </w:trPr>
         <w:tc>
           <w:tcPr>
-            <w:tcW w:type="dxa" w:w="4084"/>
+            <w:tcW w:type="dxa" w:w="4029"/>
             <w:tcMar>
-              <w:top w:w="90" w:type="dxa"/>
+              <w:top w:w="70" w:type="dxa"/>
               <w:start w:w="100" w:type="dxa"/>
-              <w:bottom w:w="90" w:type="dxa"/>
+              <w:bottom w:w="70" w:type="dxa"/>
               <w:end w:w="100" w:type="dxa"/>
             </w:tcMar>
             <w:vAlign w:val="center"/>
-            <w:shd w:fill="F5F8FB"/>
+            <w:shd w:fill="F7FAFC"/>
           </w:tcPr>
           <w:p>
             <w:pPr>
               <w:spacing w:after="0" w:line="252" w:lineRule="auto" w:before="0"/>
+              <w:jc w:val="left"/>
             </w:pPr>
             <w:r>
               <w:rPr>
-                <w:rFonts w:ascii="Noto Sans KR" w:hAnsi="Noto Sans KR" w:eastAsia="Noto Sans KR"/>
-                <w:sz w:val="17"/>
+                <w:rFonts w:ascii="Noto Sans KR" w:hAnsi="Noto Sans KR" w:eastAsia="Noto Sans KR" w:cs="Noto Sans KR"/>
+                <w:b w:val="0"/>
+                <w:color w:val="243547"/>
+                <w:sz w:val="18"/>
               </w:rPr>
               <w:t>RUNNING + lease stale</w:t>
             </w:r>
@@ -641,24 +596,27 @@
         </w:tc>
         <w:tc>
           <w:tcPr>
-            <w:tcW w:type="dxa" w:w="2161"/>
+            <w:tcW w:type="dxa" w:w="3333"/>
             <w:tcMar>
-              <w:top w:w="90" w:type="dxa"/>
+              <w:top w:w="70" w:type="dxa"/>
               <w:start w:w="100" w:type="dxa"/>
-              <w:bottom w:w="90" w:type="dxa"/>
+              <w:bottom w:w="70" w:type="dxa"/>
               <w:end w:w="100" w:type="dxa"/>
             </w:tcMar>
             <w:vAlign w:val="center"/>
-            <w:shd w:fill="F5F8FB"/>
+            <w:shd w:fill="F7FAFC"/>
           </w:tcPr>
           <w:p>
             <w:pPr>
               <w:spacing w:after="0" w:line="252" w:lineRule="auto" w:before="0"/>
+              <w:jc w:val="left"/>
             </w:pPr>
             <w:r>
               <w:rPr>
-                <w:rFonts w:ascii="Noto Sans KR" w:hAnsi="Noto Sans KR" w:eastAsia="Noto Sans KR"/>
-                <w:sz w:val="17"/>
+                <w:rFonts w:ascii="Noto Sans KR" w:hAnsi="Noto Sans KR" w:eastAsia="Noto Sans KR" w:cs="Noto Sans KR"/>
+                <w:b w:val="0"/>
+                <w:color w:val="243547"/>
+                <w:sz w:val="18"/>
               </w:rPr>
               <w:t>Worker 불확정</w:t>
             </w:r>
@@ -666,24 +624,27 @@
         </w:tc>
         <w:tc>
           <w:tcPr>
-            <w:tcW w:type="dxa" w:w="5242"/>
+            <w:tcW w:type="dxa" w:w="5143"/>
             <w:tcMar>
-              <w:top w:w="90" w:type="dxa"/>
+              <w:top w:w="70" w:type="dxa"/>
               <w:start w:w="100" w:type="dxa"/>
-              <w:bottom w:w="90" w:type="dxa"/>
+              <w:bottom w:w="70" w:type="dxa"/>
               <w:end w:w="100" w:type="dxa"/>
             </w:tcMar>
             <w:vAlign w:val="center"/>
-            <w:shd w:fill="F5F8FB"/>
+            <w:shd w:fill="F7FAFC"/>
           </w:tcPr>
           <w:p>
             <w:pPr>
               <w:spacing w:after="0" w:line="252" w:lineRule="auto" w:before="0"/>
+              <w:jc w:val="left"/>
             </w:pPr>
             <w:r>
               <w:rPr>
-                <w:rFonts w:ascii="Noto Sans KR" w:hAnsi="Noto Sans KR" w:eastAsia="Noto Sans KR"/>
-                <w:sz w:val="17"/>
+                <w:rFonts w:ascii="Noto Sans KR" w:hAnsi="Noto Sans KR" w:eastAsia="Noto Sans KR" w:cs="Noto Sans KR"/>
+                <w:b w:val="0"/>
+                <w:color w:val="243547"/>
+                <w:sz w:val="18"/>
               </w:rPr>
               <w:t>fence 확인/reconcile</w:t>
             </w:r>
@@ -691,24 +652,27 @@
         </w:tc>
         <w:tc>
           <w:tcPr>
-            <w:tcW w:type="dxa" w:w="3762"/>
+            <w:tcW w:type="dxa" w:w="3311"/>
             <w:tcMar>
-              <w:top w:w="90" w:type="dxa"/>
+              <w:top w:w="70" w:type="dxa"/>
               <w:start w:w="100" w:type="dxa"/>
-              <w:bottom w:w="90" w:type="dxa"/>
+              <w:bottom w:w="70" w:type="dxa"/>
               <w:end w:w="100" w:type="dxa"/>
             </w:tcMar>
             <w:vAlign w:val="center"/>
-            <w:shd w:fill="F5F8FB"/>
+            <w:shd w:fill="F7FAFC"/>
           </w:tcPr>
           <w:p>
             <w:pPr>
               <w:spacing w:after="0" w:line="252" w:lineRule="auto" w:before="0"/>
+              <w:jc w:val="left"/>
             </w:pPr>
             <w:r>
               <w:rPr>
-                <w:rFonts w:ascii="Noto Sans KR" w:hAnsi="Noto Sans KR" w:eastAsia="Noto Sans KR"/>
-                <w:sz w:val="17"/>
+                <w:rFonts w:ascii="Noto Sans KR" w:hAnsi="Noto Sans KR" w:eastAsia="Noto Sans KR" w:cs="Noto Sans KR"/>
+                <w:b w:val="0"/>
+                <w:color w:val="243547"/>
+                <w:sz w:val="18"/>
               </w:rPr>
               <w:t>stale worker 신뢰</w:t>
             </w:r>
@@ -718,26 +682,31 @@
       <w:tr>
         <w:trPr>
           <w:cantSplit/>
+          <w:trHeight w:hRule="atLeast" w:val="351"/>
         </w:trPr>
         <w:tc>
           <w:tcPr>
-            <w:tcW w:type="dxa" w:w="4084"/>
+            <w:tcW w:type="dxa" w:w="4029"/>
             <w:tcMar>
-              <w:top w:w="90" w:type="dxa"/>
+              <w:top w:w="70" w:type="dxa"/>
               <w:start w:w="100" w:type="dxa"/>
-              <w:bottom w:w="90" w:type="dxa"/>
+              <w:bottom w:w="70" w:type="dxa"/>
               <w:end w:w="100" w:type="dxa"/>
             </w:tcMar>
             <w:vAlign w:val="center"/>
+            <w:shd w:fill="FFFFFF"/>
           </w:tcPr>
           <w:p>
             <w:pPr>
               <w:spacing w:after="0" w:line="252" w:lineRule="auto" w:before="0"/>
+              <w:jc w:val="left"/>
             </w:pPr>
             <w:r>
               <w:rPr>
-                <w:rFonts w:ascii="Noto Sans KR" w:hAnsi="Noto Sans KR" w:eastAsia="Noto Sans KR"/>
-                <w:sz w:val="17"/>
+                <w:rFonts w:ascii="Noto Sans KR" w:hAnsi="Noto Sans KR" w:eastAsia="Noto Sans KR" w:cs="Noto Sans KR"/>
+                <w:b w:val="0"/>
+                <w:color w:val="243547"/>
+                <w:sz w:val="18"/>
               </w:rPr>
               <w:t>FAILED</w:t>
             </w:r>
@@ -745,23 +714,27 @@
         </w:tc>
         <w:tc>
           <w:tcPr>
-            <w:tcW w:type="dxa" w:w="2161"/>
+            <w:tcW w:type="dxa" w:w="3333"/>
             <w:tcMar>
-              <w:top w:w="90" w:type="dxa"/>
+              <w:top w:w="70" w:type="dxa"/>
               <w:start w:w="100" w:type="dxa"/>
-              <w:bottom w:w="90" w:type="dxa"/>
+              <w:bottom w:w="70" w:type="dxa"/>
               <w:end w:w="100" w:type="dxa"/>
             </w:tcMar>
             <w:vAlign w:val="center"/>
+            <w:shd w:fill="FFFFFF"/>
           </w:tcPr>
           <w:p>
             <w:pPr>
               <w:spacing w:after="0" w:line="252" w:lineRule="auto" w:before="0"/>
+              <w:jc w:val="left"/>
             </w:pPr>
             <w:r>
               <w:rPr>
-                <w:rFonts w:ascii="Noto Sans KR" w:hAnsi="Noto Sans KR" w:eastAsia="Noto Sans KR"/>
-                <w:sz w:val="17"/>
+                <w:rFonts w:ascii="Noto Sans KR" w:hAnsi="Noto Sans KR" w:eastAsia="Noto Sans KR" w:cs="Noto Sans KR"/>
+                <w:b w:val="0"/>
+                <w:color w:val="243547"/>
+                <w:sz w:val="18"/>
               </w:rPr>
               <w:t>확정 실패</w:t>
             </w:r>
@@ -769,23 +742,27 @@
         </w:tc>
         <w:tc>
           <w:tcPr>
-            <w:tcW w:type="dxa" w:w="5242"/>
+            <w:tcW w:type="dxa" w:w="5143"/>
             <w:tcMar>
-              <w:top w:w="90" w:type="dxa"/>
+              <w:top w:w="70" w:type="dxa"/>
               <w:start w:w="100" w:type="dxa"/>
-              <w:bottom w:w="90" w:type="dxa"/>
+              <w:bottom w:w="70" w:type="dxa"/>
               <w:end w:w="100" w:type="dxa"/>
             </w:tcMar>
             <w:vAlign w:val="center"/>
+            <w:shd w:fill="FFFFFF"/>
           </w:tcPr>
           <w:p>
             <w:pPr>
               <w:spacing w:after="0" w:line="252" w:lineRule="auto" w:before="0"/>
+              <w:jc w:val="left"/>
             </w:pPr>
             <w:r>
               <w:rPr>
-                <w:rFonts w:ascii="Noto Sans KR" w:hAnsi="Noto Sans KR" w:eastAsia="Noto Sans KR"/>
-                <w:sz w:val="17"/>
+                <w:rFonts w:ascii="Noto Sans KR" w:hAnsi="Noto Sans KR" w:eastAsia="Noto Sans KR" w:cs="Noto Sans KR"/>
+                <w:b w:val="0"/>
+                <w:color w:val="243547"/>
+                <w:sz w:val="18"/>
               </w:rPr>
               <w:t>retry/restart 조건 검토</w:t>
             </w:r>
@@ -793,23 +770,27 @@
         </w:tc>
         <w:tc>
           <w:tcPr>
-            <w:tcW w:type="dxa" w:w="3762"/>
+            <w:tcW w:type="dxa" w:w="3311"/>
             <w:tcMar>
-              <w:top w:w="90" w:type="dxa"/>
+              <w:top w:w="70" w:type="dxa"/>
               <w:start w:w="100" w:type="dxa"/>
-              <w:bottom w:w="90" w:type="dxa"/>
+              <w:bottom w:w="70" w:type="dxa"/>
               <w:end w:w="100" w:type="dxa"/>
             </w:tcMar>
             <w:vAlign w:val="center"/>
+            <w:shd w:fill="FFFFFF"/>
           </w:tcPr>
           <w:p>
             <w:pPr>
               <w:spacing w:after="0" w:line="252" w:lineRule="auto" w:before="0"/>
+              <w:jc w:val="left"/>
             </w:pPr>
             <w:r>
               <w:rPr>
-                <w:rFonts w:ascii="Noto Sans KR" w:hAnsi="Noto Sans KR" w:eastAsia="Noto Sans KR"/>
-                <w:sz w:val="17"/>
+                <w:rFonts w:ascii="Noto Sans KR" w:hAnsi="Noto Sans KR" w:eastAsia="Noto Sans KR" w:cs="Noto Sans KR"/>
+                <w:b w:val="0"/>
+                <w:color w:val="243547"/>
+                <w:sz w:val="18"/>
               </w:rPr>
               <w:t>원인 미확인 rerun</w:t>
             </w:r>
@@ -819,27 +800,31 @@
       <w:tr>
         <w:trPr>
           <w:cantSplit/>
+          <w:trHeight w:hRule="atLeast" w:val="351"/>
         </w:trPr>
         <w:tc>
           <w:tcPr>
-            <w:tcW w:type="dxa" w:w="4084"/>
+            <w:tcW w:type="dxa" w:w="4029"/>
             <w:tcMar>
-              <w:top w:w="90" w:type="dxa"/>
+              <w:top w:w="70" w:type="dxa"/>
               <w:start w:w="100" w:type="dxa"/>
-              <w:bottom w:w="90" w:type="dxa"/>
+              <w:bottom w:w="70" w:type="dxa"/>
               <w:end w:w="100" w:type="dxa"/>
             </w:tcMar>
             <w:vAlign w:val="center"/>
-            <w:shd w:fill="F5F8FB"/>
+            <w:shd w:fill="F7FAFC"/>
           </w:tcPr>
           <w:p>
             <w:pPr>
               <w:spacing w:after="0" w:line="252" w:lineRule="auto" w:before="0"/>
+              <w:jc w:val="left"/>
             </w:pPr>
             <w:r>
               <w:rPr>
-                <w:rFonts w:ascii="Noto Sans KR" w:hAnsi="Noto Sans KR" w:eastAsia="Noto Sans KR"/>
-                <w:sz w:val="17"/>
+                <w:rFonts w:ascii="Noto Sans KR" w:hAnsi="Noto Sans KR" w:eastAsia="Noto Sans KR" w:cs="Noto Sans KR"/>
+                <w:b w:val="0"/>
+                <w:color w:val="243547"/>
+                <w:sz w:val="18"/>
               </w:rPr>
               <w:t>UNKNOWN</w:t>
             </w:r>
@@ -847,24 +832,27 @@
         </w:tc>
         <w:tc>
           <w:tcPr>
-            <w:tcW w:type="dxa" w:w="2161"/>
+            <w:tcW w:type="dxa" w:w="3333"/>
             <w:tcMar>
-              <w:top w:w="90" w:type="dxa"/>
+              <w:top w:w="70" w:type="dxa"/>
               <w:start w:w="100" w:type="dxa"/>
-              <w:bottom w:w="90" w:type="dxa"/>
+              <w:bottom w:w="70" w:type="dxa"/>
               <w:end w:w="100" w:type="dxa"/>
             </w:tcMar>
             <w:vAlign w:val="center"/>
-            <w:shd w:fill="F5F8FB"/>
+            <w:shd w:fill="F7FAFC"/>
           </w:tcPr>
           <w:p>
             <w:pPr>
               <w:spacing w:after="0" w:line="252" w:lineRule="auto" w:before="0"/>
+              <w:jc w:val="left"/>
             </w:pPr>
             <w:r>
               <w:rPr>
-                <w:rFonts w:ascii="Noto Sans KR" w:hAnsi="Noto Sans KR" w:eastAsia="Noto Sans KR"/>
-                <w:sz w:val="17"/>
+                <w:rFonts w:ascii="Noto Sans KR" w:hAnsi="Noto Sans KR" w:eastAsia="Noto Sans KR" w:cs="Noto Sans KR"/>
+                <w:b w:val="0"/>
+                <w:color w:val="243547"/>
+                <w:sz w:val="18"/>
               </w:rPr>
               <w:t>결과 미확정</w:t>
             </w:r>
@@ -872,24 +860,27 @@
         </w:tc>
         <w:tc>
           <w:tcPr>
-            <w:tcW w:type="dxa" w:w="5242"/>
+            <w:tcW w:type="dxa" w:w="5143"/>
             <w:tcMar>
-              <w:top w:w="90" w:type="dxa"/>
+              <w:top w:w="70" w:type="dxa"/>
               <w:start w:w="100" w:type="dxa"/>
-              <w:bottom w:w="90" w:type="dxa"/>
+              <w:bottom w:w="70" w:type="dxa"/>
               <w:end w:w="100" w:type="dxa"/>
             </w:tcMar>
             <w:vAlign w:val="center"/>
-            <w:shd w:fill="F5F8FB"/>
+            <w:shd w:fill="F7FAFC"/>
           </w:tcPr>
           <w:p>
             <w:pPr>
               <w:spacing w:after="0" w:line="252" w:lineRule="auto" w:before="0"/>
+              <w:jc w:val="left"/>
             </w:pPr>
             <w:r>
               <w:rPr>
-                <w:rFonts w:ascii="Noto Sans KR" w:hAnsi="Noto Sans KR" w:eastAsia="Noto Sans KR"/>
-                <w:sz w:val="17"/>
+                <w:rFonts w:ascii="Noto Sans KR" w:hAnsi="Noto Sans KR" w:eastAsia="Noto Sans KR" w:cs="Noto Sans KR"/>
+                <w:b w:val="0"/>
+                <w:color w:val="243547"/>
+                <w:sz w:val="18"/>
               </w:rPr>
               <w:t>ledger/probe/reconcile</w:t>
             </w:r>
@@ -897,24 +888,27 @@
         </w:tc>
         <w:tc>
           <w:tcPr>
-            <w:tcW w:type="dxa" w:w="3762"/>
+            <w:tcW w:type="dxa" w:w="3311"/>
             <w:tcMar>
-              <w:top w:w="90" w:type="dxa"/>
+              <w:top w:w="70" w:type="dxa"/>
               <w:start w:w="100" w:type="dxa"/>
-              <w:bottom w:w="90" w:type="dxa"/>
+              <w:bottom w:w="70" w:type="dxa"/>
               <w:end w:w="100" w:type="dxa"/>
             </w:tcMar>
             <w:vAlign w:val="center"/>
-            <w:shd w:fill="F5F8FB"/>
+            <w:shd w:fill="F7FAFC"/>
           </w:tcPr>
           <w:p>
             <w:pPr>
               <w:spacing w:after="0" w:line="252" w:lineRule="auto" w:before="0"/>
+              <w:jc w:val="left"/>
             </w:pPr>
             <w:r>
               <w:rPr>
-                <w:rFonts w:ascii="Noto Sans KR" w:hAnsi="Noto Sans KR" w:eastAsia="Noto Sans KR"/>
-                <w:sz w:val="17"/>
+                <w:rFonts w:ascii="Noto Sans KR" w:hAnsi="Noto Sans KR" w:eastAsia="Noto Sans KR" w:cs="Noto Sans KR"/>
+                <w:b w:val="0"/>
+                <w:color w:val="243547"/>
+                <w:sz w:val="18"/>
               </w:rPr>
               <w:t>blind retry</w:t>
             </w:r>
@@ -924,26 +918,31 @@
       <w:tr>
         <w:trPr>
           <w:cantSplit/>
+          <w:trHeight w:hRule="atLeast" w:val="351"/>
         </w:trPr>
         <w:tc>
           <w:tcPr>
-            <w:tcW w:type="dxa" w:w="4084"/>
+            <w:tcW w:type="dxa" w:w="4029"/>
             <w:tcMar>
-              <w:top w:w="90" w:type="dxa"/>
+              <w:top w:w="70" w:type="dxa"/>
               <w:start w:w="100" w:type="dxa"/>
-              <w:bottom w:w="90" w:type="dxa"/>
+              <w:bottom w:w="70" w:type="dxa"/>
               <w:end w:w="100" w:type="dxa"/>
             </w:tcMar>
             <w:vAlign w:val="center"/>
+            <w:shd w:fill="FFFFFF"/>
           </w:tcPr>
           <w:p>
             <w:pPr>
               <w:spacing w:after="0" w:line="252" w:lineRule="auto" w:before="0"/>
+              <w:jc w:val="left"/>
             </w:pPr>
             <w:r>
               <w:rPr>
-                <w:rFonts w:ascii="Noto Sans KR" w:hAnsi="Noto Sans KR" w:eastAsia="Noto Sans KR"/>
-                <w:sz w:val="17"/>
+                <w:rFonts w:ascii="Noto Sans KR" w:hAnsi="Noto Sans KR" w:eastAsia="Noto Sans KR" w:cs="Noto Sans KR"/>
+                <w:b w:val="0"/>
+                <w:color w:val="243547"/>
+                <w:sz w:val="18"/>
               </w:rPr>
               <w:t>COMPLETED</w:t>
             </w:r>
@@ -951,23 +950,27 @@
         </w:tc>
         <w:tc>
           <w:tcPr>
-            <w:tcW w:type="dxa" w:w="2161"/>
+            <w:tcW w:type="dxa" w:w="3333"/>
             <w:tcMar>
-              <w:top w:w="90" w:type="dxa"/>
+              <w:top w:w="70" w:type="dxa"/>
               <w:start w:w="100" w:type="dxa"/>
-              <w:bottom w:w="90" w:type="dxa"/>
+              <w:bottom w:w="70" w:type="dxa"/>
               <w:end w:w="100" w:type="dxa"/>
             </w:tcMar>
             <w:vAlign w:val="center"/>
+            <w:shd w:fill="FFFFFF"/>
           </w:tcPr>
           <w:p>
             <w:pPr>
               <w:spacing w:after="0" w:line="252" w:lineRule="auto" w:before="0"/>
+              <w:jc w:val="left"/>
             </w:pPr>
             <w:r>
               <w:rPr>
-                <w:rFonts w:ascii="Noto Sans KR" w:hAnsi="Noto Sans KR" w:eastAsia="Noto Sans KR"/>
-                <w:sz w:val="17"/>
+                <w:rFonts w:ascii="Noto Sans KR" w:hAnsi="Noto Sans KR" w:eastAsia="Noto Sans KR" w:cs="Noto Sans KR"/>
+                <w:b w:val="0"/>
+                <w:color w:val="243547"/>
+                <w:sz w:val="18"/>
               </w:rPr>
               <w:t>완료</w:t>
             </w:r>
@@ -975,23 +978,27 @@
         </w:tc>
         <w:tc>
           <w:tcPr>
-            <w:tcW w:type="dxa" w:w="5242"/>
+            <w:tcW w:type="dxa" w:w="5143"/>
             <w:tcMar>
-              <w:top w:w="90" w:type="dxa"/>
+              <w:top w:w="70" w:type="dxa"/>
               <w:start w:w="100" w:type="dxa"/>
-              <w:bottom w:w="90" w:type="dxa"/>
+              <w:bottom w:w="70" w:type="dxa"/>
               <w:end w:w="100" w:type="dxa"/>
             </w:tcMar>
             <w:vAlign w:val="center"/>
+            <w:shd w:fill="FFFFFF"/>
           </w:tcPr>
           <w:p>
             <w:pPr>
               <w:spacing w:after="0" w:line="252" w:lineRule="auto" w:before="0"/>
+              <w:jc w:val="left"/>
             </w:pPr>
             <w:r>
               <w:rPr>
-                <w:rFonts w:ascii="Noto Sans KR" w:hAnsi="Noto Sans KR" w:eastAsia="Noto Sans KR"/>
-                <w:sz w:val="17"/>
+                <w:rFonts w:ascii="Noto Sans KR" w:hAnsi="Noto Sans KR" w:eastAsia="Noto Sans KR" w:cs="Noto Sans KR"/>
+                <w:b w:val="0"/>
+                <w:color w:val="243547"/>
+                <w:sz w:val="18"/>
               </w:rPr>
               <w:t>결과 검증/필요시 새 rerun</w:t>
             </w:r>
@@ -999,23 +1006,27 @@
         </w:tc>
         <w:tc>
           <w:tcPr>
-            <w:tcW w:type="dxa" w:w="3762"/>
+            <w:tcW w:type="dxa" w:w="3311"/>
             <w:tcMar>
-              <w:top w:w="90" w:type="dxa"/>
+              <w:top w:w="70" w:type="dxa"/>
               <w:start w:w="100" w:type="dxa"/>
-              <w:bottom w:w="90" w:type="dxa"/>
+              <w:bottom w:w="70" w:type="dxa"/>
               <w:end w:w="100" w:type="dxa"/>
             </w:tcMar>
             <w:vAlign w:val="center"/>
+            <w:shd w:fill="FFFFFF"/>
           </w:tcPr>
           <w:p>
             <w:pPr>
               <w:spacing w:after="0" w:line="252" w:lineRule="auto" w:before="0"/>
+              <w:jc w:val="left"/>
             </w:pPr>
             <w:r>
               <w:rPr>
-                <w:rFonts w:ascii="Noto Sans KR" w:hAnsi="Noto Sans KR" w:eastAsia="Noto Sans KR"/>
-                <w:sz w:val="17"/>
+                <w:rFonts w:ascii="Noto Sans KR" w:hAnsi="Noto Sans KR" w:eastAsia="Noto Sans KR" w:cs="Noto Sans KR"/>
+                <w:b w:val="0"/>
+                <w:color w:val="243547"/>
+                <w:sz w:val="18"/>
               </w:rPr>
               <w:t>동일 execution restart</w:t>
             </w:r>
@@ -1025,27 +1036,31 @@
       <w:tr>
         <w:trPr>
           <w:cantSplit/>
+          <w:trHeight w:hRule="atLeast" w:val="351"/>
         </w:trPr>
         <w:tc>
           <w:tcPr>
-            <w:tcW w:type="dxa" w:w="4084"/>
+            <w:tcW w:type="dxa" w:w="4029"/>
             <w:tcMar>
-              <w:top w:w="90" w:type="dxa"/>
+              <w:top w:w="70" w:type="dxa"/>
               <w:start w:w="100" w:type="dxa"/>
-              <w:bottom w:w="90" w:type="dxa"/>
+              <w:bottom w:w="70" w:type="dxa"/>
               <w:end w:w="100" w:type="dxa"/>
             </w:tcMar>
             <w:vAlign w:val="center"/>
-            <w:shd w:fill="F5F8FB"/>
+            <w:shd w:fill="F7FAFC"/>
           </w:tcPr>
           <w:p>
             <w:pPr>
               <w:spacing w:after="0" w:line="252" w:lineRule="auto" w:before="0"/>
+              <w:jc w:val="left"/>
             </w:pPr>
             <w:r>
               <w:rPr>
-                <w:rFonts w:ascii="Noto Sans KR" w:hAnsi="Noto Sans KR" w:eastAsia="Noto Sans KR"/>
-                <w:sz w:val="17"/>
+                <w:rFonts w:ascii="Noto Sans KR" w:hAnsi="Noto Sans KR" w:eastAsia="Noto Sans KR" w:cs="Noto Sans KR"/>
+                <w:b w:val="0"/>
+                <w:color w:val="243547"/>
+                <w:sz w:val="18"/>
               </w:rPr>
               <w:t>ABANDONED</w:t>
             </w:r>
@@ -1053,24 +1068,27 @@
         </w:tc>
         <w:tc>
           <w:tcPr>
-            <w:tcW w:type="dxa" w:w="2161"/>
+            <w:tcW w:type="dxa" w:w="3333"/>
             <w:tcMar>
-              <w:top w:w="90" w:type="dxa"/>
+              <w:top w:w="70" w:type="dxa"/>
               <w:start w:w="100" w:type="dxa"/>
-              <w:bottom w:w="90" w:type="dxa"/>
+              <w:bottom w:w="70" w:type="dxa"/>
               <w:end w:w="100" w:type="dxa"/>
             </w:tcMar>
             <w:vAlign w:val="center"/>
-            <w:shd w:fill="F5F8FB"/>
+            <w:shd w:fill="F7FAFC"/>
           </w:tcPr>
           <w:p>
             <w:pPr>
               <w:spacing w:after="0" w:line="252" w:lineRule="auto" w:before="0"/>
+              <w:jc w:val="left"/>
             </w:pPr>
             <w:r>
               <w:rPr>
-                <w:rFonts w:ascii="Noto Sans KR" w:hAnsi="Noto Sans KR" w:eastAsia="Noto Sans KR"/>
-                <w:sz w:val="17"/>
+                <w:rFonts w:ascii="Noto Sans KR" w:hAnsi="Noto Sans KR" w:eastAsia="Noto Sans KR" w:cs="Noto Sans KR"/>
+                <w:b w:val="0"/>
+                <w:color w:val="243547"/>
+                <w:sz w:val="18"/>
               </w:rPr>
               <w:t>운영 종료</w:t>
             </w:r>
@@ -1078,24 +1096,27 @@
         </w:tc>
         <w:tc>
           <w:tcPr>
-            <w:tcW w:type="dxa" w:w="5242"/>
+            <w:tcW w:type="dxa" w:w="5143"/>
             <w:tcMar>
-              <w:top w:w="90" w:type="dxa"/>
+              <w:top w:w="70" w:type="dxa"/>
               <w:start w:w="100" w:type="dxa"/>
-              <w:bottom w:w="90" w:type="dxa"/>
+              <w:bottom w:w="70" w:type="dxa"/>
               <w:end w:w="100" w:type="dxa"/>
             </w:tcMar>
             <w:vAlign w:val="center"/>
-            <w:shd w:fill="F5F8FB"/>
+            <w:shd w:fill="F7FAFC"/>
           </w:tcPr>
           <w:p>
             <w:pPr>
               <w:spacing w:after="0" w:line="252" w:lineRule="auto" w:before="0"/>
+              <w:jc w:val="left"/>
             </w:pPr>
             <w:r>
               <w:rPr>
-                <w:rFonts w:ascii="Noto Sans KR" w:hAnsi="Noto Sans KR" w:eastAsia="Noto Sans KR"/>
-                <w:sz w:val="17"/>
+                <w:rFonts w:ascii="Noto Sans KR" w:hAnsi="Noto Sans KR" w:eastAsia="Noto Sans KR" w:cs="Noto Sans KR"/>
+                <w:b w:val="0"/>
+                <w:color w:val="243547"/>
+                <w:sz w:val="18"/>
               </w:rPr>
               <w:t>새 실행 정책</w:t>
             </w:r>
@@ -1103,24 +1124,27 @@
         </w:tc>
         <w:tc>
           <w:tcPr>
-            <w:tcW w:type="dxa" w:w="3762"/>
+            <w:tcW w:type="dxa" w:w="3311"/>
             <w:tcMar>
-              <w:top w:w="90" w:type="dxa"/>
+              <w:top w:w="70" w:type="dxa"/>
               <w:start w:w="100" w:type="dxa"/>
-              <w:bottom w:w="90" w:type="dxa"/>
+              <w:bottom w:w="70" w:type="dxa"/>
               <w:end w:w="100" w:type="dxa"/>
             </w:tcMar>
             <w:vAlign w:val="center"/>
-            <w:shd w:fill="F5F8FB"/>
+            <w:shd w:fill="F7FAFC"/>
           </w:tcPr>
           <w:p>
             <w:pPr>
               <w:spacing w:after="0" w:line="252" w:lineRule="auto" w:before="0"/>
+              <w:jc w:val="left"/>
             </w:pPr>
             <w:r>
               <w:rPr>
-                <w:rFonts w:ascii="Noto Sans KR" w:hAnsi="Noto Sans KR" w:eastAsia="Noto Sans KR"/>
-                <w:sz w:val="17"/>
+                <w:rFonts w:ascii="Noto Sans KR" w:hAnsi="Noto Sans KR" w:eastAsia="Noto Sans KR" w:cs="Noto Sans KR"/>
+                <w:b w:val="0"/>
+                <w:color w:val="243547"/>
+                <w:sz w:val="18"/>
               </w:rPr>
               <w:t>기존 실행 재개</w:t>
             </w:r>
@@ -1130,50 +1154,13 @@
     </w:tbl>
     <w:p>
       <w:pPr>
-        <w:spacing w:before="60" w:after="40"/>
-        <w:jc w:val="center"/>
-      </w:pPr>
-      <w:r>
-        <w:drawing>
-          <wp:inline xmlns:a="http://schemas.openxmlformats.org/drawingml/2006/main" xmlns:pic="http://schemas.openxmlformats.org/drawingml/2006/picture">
-            <wp:extent cx="8251545" cy="4584192"/>
-            <wp:docPr id="1" name="Picture 1" descr="Batch 운영 상태와 Control Plane 시각화" title="Batch 운영 상태와 Control Plane 시각화"/>
-            <wp:cNvGraphicFramePr>
-              <a:graphicFrameLocks noChangeAspect="1"/>
-            </wp:cNvGraphicFramePr>
-            <a:graphic>
-              <a:graphicData uri="http://schemas.openxmlformats.org/drawingml/2006/picture">
-                <pic:pic>
-                  <pic:nvPicPr>
-                    <pic:cNvPr id="0" name="batch.png"/>
-                    <pic:cNvPicPr/>
-                  </pic:nvPicPr>
-                  <pic:blipFill>
-                    <a:blip r:embed="rId11"/>
-                    <a:stretch>
-                      <a:fillRect/>
-                    </a:stretch>
-                  </pic:blipFill>
-                  <pic:spPr>
-                    <a:xfrm>
-                      <a:off x="0" y="0"/>
-                      <a:ext cx="8251545" cy="4584192"/>
-                    </a:xfrm>
-                    <a:prstGeom prst="rect"/>
-                  </pic:spPr>
-                </pic:pic>
-              </a:graphicData>
-            </a:graphic>
-          </wp:inline>
-        </w:drawing>
-      </w:r>
-    </w:p>
-    <w:p>
-      <w:pPr>
         <w:pStyle w:val="CPFCaption"/>
         <w:jc w:val="left"/>
       </w:pPr>
       <w:r>
+        <w:rPr>
+          <w:rFonts w:ascii="Noto Sans KR" w:hAnsi="Noto Sans KR" w:eastAsia="Noto Sans KR" w:cs="Noto Sans KR"/>
+        </w:rPr>
         <w:t>운영자는 Control Plane의 상태만 보지 않고 Lease/Fencing/Checkpoint와 실제 Execution 결과를 함께 확인해 다음 조치를 결정합니다.</w:t>
       </w:r>
     </w:p>
@@ -1183,30 +1170,25 @@
         <w:keepNext/>
       </w:pPr>
       <w:r>
+        <w:rPr>
+          <w:rFonts w:ascii="Noto Sans KR" w:hAnsi="Noto Sans KR" w:eastAsia="Noto Sans KR" w:cs="Noto Sans KR"/>
+        </w:rPr>
         <w:t>2 Process Kill과 다중 Worker 복구</w:t>
       </w:r>
     </w:p>
     <w:p>
       <w:pPr>
         <w:spacing w:before="80" w:after="200"/>
-        <w:ind w:left="173" w:right="58"/>
-        <w:shd w:fill="F3F7FB"/>
+        <w:ind w:left="170" w:right="113"/>
+        <w:shd w:fill="F3F7FA"/>
+        <w:pStyle w:val="CPFSectionLead"/>
         <w:pBdr>
-          <w:left w:val="single" w:sz="18" w:space="8" w:color="4F46E5"/>
+          <w:left w:val="single" w:sz="16" w:space="7" w:color="8AA4BE"/>
         </w:pBdr>
       </w:pPr>
       <w:r>
         <w:rPr>
-          <w:b/>
-          <w:color w:val="362D91"/>
-          <w:sz w:val="20"/>
-        </w:rPr>
-        <w:t xml:space="preserve">이 장을 보는 이유  </w:t>
-      </w:r>
-      <w:r>
-        <w:rPr>
-          <w:color w:val="26374C"/>
-          <w:sz w:val="20"/>
+          <w:rFonts w:ascii="Noto Sans KR" w:hAnsi="Noto Sans KR" w:eastAsia="Noto Sans KR" w:cs="Noto Sans KR"/>
         </w:rPr>
         <w:t>Worker가 죽어도 이전 Worker의 늦은 쓰기가 들어오지 않게 fencing을 확인한 뒤 새 실행권을 넘깁니다.</w:t>
       </w:r>
@@ -1214,40 +1196,60 @@
     <w:p>
       <w:pPr>
         <w:pStyle w:val="ListBullet"/>
-        <w:spacing w:after="40"/>
+        <w:spacing w:after="64" w:line="269" w:lineRule="auto"/>
         <w:ind w:left="454" w:hanging="198"/>
       </w:pPr>
       <w:r>
+        <w:rPr>
+          <w:rFonts w:ascii="Noto Sans KR" w:hAnsi="Noto Sans KR" w:eastAsia="Noto Sans KR" w:cs="Noto Sans KR"/>
+          <w:color w:val="243547"/>
+          <w:sz w:val="20"/>
+        </w:rPr>
         <w:t>Lease TTL 만료만 보고 즉시 재처리하지 않습니다.</w:t>
       </w:r>
     </w:p>
     <w:p>
       <w:pPr>
         <w:pStyle w:val="ListBullet"/>
-        <w:spacing w:after="40"/>
+        <w:spacing w:after="64" w:line="269" w:lineRule="auto"/>
         <w:ind w:left="454" w:hanging="198"/>
       </w:pPr>
       <w:r>
+        <w:rPr>
+          <w:rFonts w:ascii="Noto Sans KR" w:hAnsi="Noto Sans KR" w:eastAsia="Noto Sans KR" w:cs="Noto Sans KR"/>
+          <w:color w:val="243547"/>
+          <w:sz w:val="20"/>
+        </w:rPr>
         <w:t>새 Worker가 현재 fencing token을 획득한 뒤 side effect를 수행합니다.</w:t>
       </w:r>
     </w:p>
     <w:p>
       <w:pPr>
         <w:pStyle w:val="ListBullet"/>
-        <w:spacing w:after="40"/>
+        <w:spacing w:after="64" w:line="269" w:lineRule="auto"/>
         <w:ind w:left="454" w:hanging="198"/>
       </w:pPr>
       <w:r>
+        <w:rPr>
+          <w:rFonts w:ascii="Noto Sans KR" w:hAnsi="Noto Sans KR" w:eastAsia="Noto Sans KR" w:cs="Noto Sans KR"/>
+          <w:color w:val="243547"/>
+          <w:sz w:val="20"/>
+        </w:rPr>
         <w:t>Checkpoint와 ledger가 불일치하면 UNKNOWN으로 두고 reconcile합니다.</w:t>
       </w:r>
     </w:p>
     <w:p>
       <w:pPr>
         <w:pStyle w:val="ListBullet"/>
-        <w:spacing w:after="40"/>
+        <w:spacing w:after="64" w:line="269" w:lineRule="auto"/>
         <w:ind w:left="454" w:hanging="198"/>
       </w:pPr>
       <w:r>
+        <w:rPr>
+          <w:rFonts w:ascii="Noto Sans KR" w:hAnsi="Noto Sans KR" w:eastAsia="Noto Sans KR" w:cs="Noto Sans KR"/>
+          <w:color w:val="243547"/>
+          <w:sz w:val="20"/>
+        </w:rPr>
         <w:t>같은 Host 다중 Process는 명시 instanceId가 필요합니다.</w:t>
       </w:r>
     </w:p>
@@ -1257,30 +1259,25 @@
         <w:keepNext/>
       </w:pPr>
       <w:r>
+        <w:rPr>
+          <w:rFonts w:ascii="Noto Sans KR" w:hAnsi="Noto Sans KR" w:eastAsia="Noto Sans KR" w:cs="Noto Sans KR"/>
+        </w:rPr>
         <w:t>3 재시작 · Rerun · Reconcile</w:t>
       </w:r>
     </w:p>
     <w:p>
       <w:pPr>
         <w:spacing w:before="80" w:after="200"/>
-        <w:ind w:left="173" w:right="58"/>
-        <w:shd w:fill="F3F7FB"/>
+        <w:ind w:left="170" w:right="113"/>
+        <w:shd w:fill="F3F7FA"/>
+        <w:pStyle w:val="CPFSectionLead"/>
         <w:pBdr>
-          <w:left w:val="single" w:sz="18" w:space="8" w:color="4F46E5"/>
+          <w:left w:val="single" w:sz="16" w:space="7" w:color="8AA4BE"/>
         </w:pBdr>
       </w:pPr>
       <w:r>
         <w:rPr>
-          <w:b/>
-          <w:color w:val="362D91"/>
-          <w:sz w:val="20"/>
-        </w:rPr>
-        <w:t xml:space="preserve">이 장을 보는 이유  </w:t>
-      </w:r>
-      <w:r>
-        <w:rPr>
-          <w:color w:val="26374C"/>
-          <w:sz w:val="20"/>
+          <w:rFonts w:ascii="Noto Sans KR" w:hAnsi="Noto Sans KR" w:eastAsia="Noto Sans KR" w:cs="Noto Sans KR"/>
         </w:rPr>
         <w:t>세 동작의 의미를 섞지 않습니다.</w:t>
       </w:r>
@@ -1290,6 +1287,9 @@
         <w:pStyle w:val="CPFLabel"/>
       </w:pPr>
       <w:r>
+        <w:rPr>
+          <w:rFonts w:ascii="Noto Sans KR" w:hAnsi="Noto Sans KR" w:eastAsia="Noto Sans KR" w:cs="Noto Sans KR"/>
+        </w:rPr>
         <w:t>복구 동작 비교</w:t>
       </w:r>
     </w:p>
@@ -1308,16 +1308,17 @@
       </w:tblGrid>
       <w:tr>
         <w:trPr>
+          <w:trHeight w:hRule="atLeast" w:val="397"/>
           <w:tblHeader w:val="true"/>
         </w:trPr>
         <w:tc>
           <w:tcPr>
-            <w:tcW w:type="dxa" w:w="2112"/>
-            <w:shd w:fill="223A57"/>
+            <w:tcW w:type="dxa" w:w="2927"/>
+            <w:shd w:fill="0D2B45"/>
             <w:tcMar>
-              <w:top w:w="90" w:type="dxa"/>
+              <w:top w:w="70" w:type="dxa"/>
               <w:start w:w="100" w:type="dxa"/>
-              <w:bottom w:w="90" w:type="dxa"/>
+              <w:bottom w:w="70" w:type="dxa"/>
               <w:end w:w="100" w:type="dxa"/>
             </w:tcMar>
             <w:vAlign w:val="center"/>
@@ -1325,13 +1326,14 @@
           <w:p>
             <w:pPr>
               <w:spacing w:before="0" w:after="0" w:line="252" w:lineRule="auto"/>
-              <w:jc w:val="left"/>
+              <w:jc w:val="center"/>
             </w:pPr>
             <w:r>
               <w:rPr>
+                <w:rFonts w:ascii="Noto Sans KR" w:hAnsi="Noto Sans KR" w:eastAsia="Noto Sans KR" w:cs="Noto Sans KR"/>
                 <w:b/>
                 <w:color w:val="FFFFFF"/>
-                <w:sz w:val="16"/>
+                <w:sz w:val="18"/>
               </w:rPr>
               <w:t>동작</w:t>
             </w:r>
@@ -1339,12 +1341,12 @@
         </w:tc>
         <w:tc>
           <w:tcPr>
-            <w:tcW w:type="dxa" w:w="3051"/>
-            <w:shd w:fill="223A57"/>
+            <w:tcW w:type="dxa" w:w="3735"/>
+            <w:shd w:fill="0D2B45"/>
             <w:tcMar>
-              <w:top w:w="90" w:type="dxa"/>
+              <w:top w:w="70" w:type="dxa"/>
               <w:start w:w="100" w:type="dxa"/>
-              <w:bottom w:w="90" w:type="dxa"/>
+              <w:bottom w:w="70" w:type="dxa"/>
               <w:end w:w="100" w:type="dxa"/>
             </w:tcMar>
             <w:vAlign w:val="center"/>
@@ -1352,13 +1354,14 @@
           <w:p>
             <w:pPr>
               <w:spacing w:before="0" w:after="0" w:line="252" w:lineRule="auto"/>
-              <w:jc w:val="left"/>
+              <w:jc w:val="center"/>
             </w:pPr>
             <w:r>
               <w:rPr>
+                <w:rFonts w:ascii="Noto Sans KR" w:hAnsi="Noto Sans KR" w:eastAsia="Noto Sans KR" w:cs="Noto Sans KR"/>
                 <w:b/>
                 <w:color w:val="FFFFFF"/>
-                <w:sz w:val="16"/>
+                <w:sz w:val="18"/>
               </w:rPr>
               <w:t>기준</w:t>
             </w:r>
@@ -1366,12 +1369,12 @@
         </w:tc>
         <w:tc>
           <w:tcPr>
-            <w:tcW w:type="dxa" w:w="5573"/>
-            <w:shd w:fill="223A57"/>
+            <w:tcW w:type="dxa" w:w="5096"/>
+            <w:shd w:fill="0D2B45"/>
             <w:tcMar>
-              <w:top w:w="90" w:type="dxa"/>
+              <w:top w:w="70" w:type="dxa"/>
               <w:start w:w="100" w:type="dxa"/>
-              <w:bottom w:w="90" w:type="dxa"/>
+              <w:bottom w:w="70" w:type="dxa"/>
               <w:end w:w="100" w:type="dxa"/>
             </w:tcMar>
             <w:vAlign w:val="center"/>
@@ -1379,13 +1382,14 @@
           <w:p>
             <w:pPr>
               <w:spacing w:before="0" w:after="0" w:line="252" w:lineRule="auto"/>
-              <w:jc w:val="left"/>
+              <w:jc w:val="center"/>
             </w:pPr>
             <w:r>
               <w:rPr>
+                <w:rFonts w:ascii="Noto Sans KR" w:hAnsi="Noto Sans KR" w:eastAsia="Noto Sans KR" w:cs="Noto Sans KR"/>
                 <w:b/>
                 <w:color w:val="FFFFFF"/>
-                <w:sz w:val="16"/>
+                <w:sz w:val="18"/>
               </w:rPr>
               <w:t>같은 execution?</w:t>
             </w:r>
@@ -1393,12 +1397,12 @@
         </w:tc>
         <w:tc>
           <w:tcPr>
-            <w:tcW w:type="dxa" w:w="4512"/>
-            <w:shd w:fill="223A57"/>
+            <w:tcW w:type="dxa" w:w="4058"/>
+            <w:shd w:fill="0D2B45"/>
             <w:tcMar>
-              <w:top w:w="90" w:type="dxa"/>
+              <w:top w:w="70" w:type="dxa"/>
               <w:start w:w="100" w:type="dxa"/>
-              <w:bottom w:w="90" w:type="dxa"/>
+              <w:bottom w:w="70" w:type="dxa"/>
               <w:end w:w="100" w:type="dxa"/>
             </w:tcMar>
             <w:vAlign w:val="center"/>
@@ -1406,13 +1410,14 @@
           <w:p>
             <w:pPr>
               <w:spacing w:before="0" w:after="0" w:line="252" w:lineRule="auto"/>
-              <w:jc w:val="left"/>
+              <w:jc w:val="center"/>
             </w:pPr>
             <w:r>
               <w:rPr>
+                <w:rFonts w:ascii="Noto Sans KR" w:hAnsi="Noto Sans KR" w:eastAsia="Noto Sans KR" w:cs="Noto Sans KR"/>
                 <w:b/>
                 <w:color w:val="FFFFFF"/>
-                <w:sz w:val="16"/>
+                <w:sz w:val="18"/>
               </w:rPr>
               <w:t>주요 위험</w:t>
             </w:r>
@@ -1422,26 +1427,31 @@
       <w:tr>
         <w:trPr>
           <w:cantSplit/>
+          <w:trHeight w:hRule="atLeast" w:val="351"/>
         </w:trPr>
         <w:tc>
           <w:tcPr>
-            <w:tcW w:type="dxa" w:w="2112"/>
+            <w:tcW w:type="dxa" w:w="2927"/>
             <w:tcMar>
-              <w:top w:w="90" w:type="dxa"/>
+              <w:top w:w="70" w:type="dxa"/>
               <w:start w:w="100" w:type="dxa"/>
-              <w:bottom w:w="90" w:type="dxa"/>
+              <w:bottom w:w="70" w:type="dxa"/>
               <w:end w:w="100" w:type="dxa"/>
             </w:tcMar>
             <w:vAlign w:val="center"/>
+            <w:shd w:fill="FFFFFF"/>
           </w:tcPr>
           <w:p>
             <w:pPr>
               <w:spacing w:after="0" w:line="252" w:lineRule="auto" w:before="0"/>
+              <w:jc w:val="left"/>
             </w:pPr>
             <w:r>
               <w:rPr>
-                <w:rFonts w:ascii="Noto Sans KR" w:hAnsi="Noto Sans KR" w:eastAsia="Noto Sans KR"/>
-                <w:sz w:val="17"/>
+                <w:rFonts w:ascii="Noto Sans KR" w:hAnsi="Noto Sans KR" w:eastAsia="Noto Sans KR" w:cs="Noto Sans KR"/>
+                <w:b w:val="0"/>
+                <w:color w:val="243547"/>
+                <w:sz w:val="18"/>
               </w:rPr>
               <w:t>restart</w:t>
             </w:r>
@@ -1449,23 +1459,27 @@
         </w:tc>
         <w:tc>
           <w:tcPr>
-            <w:tcW w:type="dxa" w:w="3051"/>
+            <w:tcW w:type="dxa" w:w="3735"/>
             <w:tcMar>
-              <w:top w:w="90" w:type="dxa"/>
+              <w:top w:w="70" w:type="dxa"/>
               <w:start w:w="100" w:type="dxa"/>
-              <w:bottom w:w="90" w:type="dxa"/>
+              <w:bottom w:w="70" w:type="dxa"/>
               <w:end w:w="100" w:type="dxa"/>
             </w:tcMar>
             <w:vAlign w:val="center"/>
+            <w:shd w:fill="FFFFFF"/>
           </w:tcPr>
           <w:p>
             <w:pPr>
               <w:spacing w:after="0" w:line="252" w:lineRule="auto" w:before="0"/>
+              <w:jc w:val="left"/>
             </w:pPr>
             <w:r>
               <w:rPr>
-                <w:rFonts w:ascii="Noto Sans KR" w:hAnsi="Noto Sans KR" w:eastAsia="Noto Sans KR"/>
-                <w:sz w:val="17"/>
+                <w:rFonts w:ascii="Noto Sans KR" w:hAnsi="Noto Sans KR" w:eastAsia="Noto Sans KR" w:cs="Noto Sans KR"/>
+                <w:b w:val="0"/>
+                <w:color w:val="243547"/>
+                <w:sz w:val="18"/>
               </w:rPr>
               <w:t>Checkpoint</w:t>
             </w:r>
@@ -1473,23 +1487,27 @@
         </w:tc>
         <w:tc>
           <w:tcPr>
-            <w:tcW w:type="dxa" w:w="5573"/>
+            <w:tcW w:type="dxa" w:w="5096"/>
             <w:tcMar>
-              <w:top w:w="90" w:type="dxa"/>
+              <w:top w:w="70" w:type="dxa"/>
               <w:start w:w="100" w:type="dxa"/>
-              <w:bottom w:w="90" w:type="dxa"/>
+              <w:bottom w:w="70" w:type="dxa"/>
               <w:end w:w="100" w:type="dxa"/>
             </w:tcMar>
             <w:vAlign w:val="center"/>
+            <w:shd w:fill="FFFFFF"/>
           </w:tcPr>
           <w:p>
             <w:pPr>
               <w:spacing w:after="0" w:line="252" w:lineRule="auto" w:before="0"/>
+              <w:jc w:val="left"/>
             </w:pPr>
             <w:r>
               <w:rPr>
-                <w:rFonts w:ascii="Noto Sans KR" w:hAnsi="Noto Sans KR" w:eastAsia="Noto Sans KR"/>
-                <w:sz w:val="17"/>
+                <w:rFonts w:ascii="Noto Sans KR" w:hAnsi="Noto Sans KR" w:eastAsia="Noto Sans KR" w:cs="Noto Sans KR"/>
+                <w:b w:val="0"/>
+                <w:color w:val="243547"/>
+                <w:sz w:val="18"/>
               </w:rPr>
               <w:t>정책에 따름</w:t>
             </w:r>
@@ -1497,23 +1515,27 @@
         </w:tc>
         <w:tc>
           <w:tcPr>
-            <w:tcW w:type="dxa" w:w="4512"/>
+            <w:tcW w:type="dxa" w:w="4058"/>
             <w:tcMar>
-              <w:top w:w="90" w:type="dxa"/>
+              <w:top w:w="70" w:type="dxa"/>
               <w:start w:w="100" w:type="dxa"/>
-              <w:bottom w:w="90" w:type="dxa"/>
+              <w:bottom w:w="70" w:type="dxa"/>
               <w:end w:w="100" w:type="dxa"/>
             </w:tcMar>
             <w:vAlign w:val="center"/>
+            <w:shd w:fill="FFFFFF"/>
           </w:tcPr>
           <w:p>
             <w:pPr>
               <w:spacing w:after="0" w:line="252" w:lineRule="auto" w:before="0"/>
+              <w:jc w:val="left"/>
             </w:pPr>
             <w:r>
               <w:rPr>
-                <w:rFonts w:ascii="Noto Sans KR" w:hAnsi="Noto Sans KR" w:eastAsia="Noto Sans KR"/>
-                <w:sz w:val="17"/>
+                <w:rFonts w:ascii="Noto Sans KR" w:hAnsi="Noto Sans KR" w:eastAsia="Noto Sans KR" w:cs="Noto Sans KR"/>
+                <w:b w:val="0"/>
+                <w:color w:val="243547"/>
+                <w:sz w:val="18"/>
               </w:rPr>
               <w:t>중복 step/side effect</w:t>
             </w:r>
@@ -1523,27 +1545,31 @@
       <w:tr>
         <w:trPr>
           <w:cantSplit/>
+          <w:trHeight w:hRule="atLeast" w:val="351"/>
         </w:trPr>
         <w:tc>
           <w:tcPr>
-            <w:tcW w:type="dxa" w:w="2112"/>
+            <w:tcW w:type="dxa" w:w="2927"/>
             <w:tcMar>
-              <w:top w:w="90" w:type="dxa"/>
+              <w:top w:w="70" w:type="dxa"/>
               <w:start w:w="100" w:type="dxa"/>
-              <w:bottom w:w="90" w:type="dxa"/>
+              <w:bottom w:w="70" w:type="dxa"/>
               <w:end w:w="100" w:type="dxa"/>
             </w:tcMar>
             <w:vAlign w:val="center"/>
-            <w:shd w:fill="F5F8FB"/>
+            <w:shd w:fill="F7FAFC"/>
           </w:tcPr>
           <w:p>
             <w:pPr>
               <w:spacing w:after="0" w:line="252" w:lineRule="auto" w:before="0"/>
+              <w:jc w:val="left"/>
             </w:pPr>
             <w:r>
               <w:rPr>
-                <w:rFonts w:ascii="Noto Sans KR" w:hAnsi="Noto Sans KR" w:eastAsia="Noto Sans KR"/>
-                <w:sz w:val="17"/>
+                <w:rFonts w:ascii="Noto Sans KR" w:hAnsi="Noto Sans KR" w:eastAsia="Noto Sans KR" w:cs="Noto Sans KR"/>
+                <w:b w:val="0"/>
+                <w:color w:val="243547"/>
+                <w:sz w:val="18"/>
               </w:rPr>
               <w:t>rerun</w:t>
             </w:r>
@@ -1551,24 +1577,27 @@
         </w:tc>
         <w:tc>
           <w:tcPr>
-            <w:tcW w:type="dxa" w:w="3051"/>
+            <w:tcW w:type="dxa" w:w="3735"/>
             <w:tcMar>
-              <w:top w:w="90" w:type="dxa"/>
+              <w:top w:w="70" w:type="dxa"/>
               <w:start w:w="100" w:type="dxa"/>
-              <w:bottom w:w="90" w:type="dxa"/>
+              <w:bottom w:w="70" w:type="dxa"/>
               <w:end w:w="100" w:type="dxa"/>
             </w:tcMar>
             <w:vAlign w:val="center"/>
-            <w:shd w:fill="F5F8FB"/>
+            <w:shd w:fill="F7FAFC"/>
           </w:tcPr>
           <w:p>
             <w:pPr>
               <w:spacing w:after="0" w:line="252" w:lineRule="auto" w:before="0"/>
+              <w:jc w:val="left"/>
             </w:pPr>
             <w:r>
               <w:rPr>
-                <w:rFonts w:ascii="Noto Sans KR" w:hAnsi="Noto Sans KR" w:eastAsia="Noto Sans KR"/>
-                <w:sz w:val="17"/>
+                <w:rFonts w:ascii="Noto Sans KR" w:hAnsi="Noto Sans KR" w:eastAsia="Noto Sans KR" w:cs="Noto Sans KR"/>
+                <w:b w:val="0"/>
+                <w:color w:val="243547"/>
+                <w:sz w:val="18"/>
               </w:rPr>
               <w:t>새 업무 실행</w:t>
             </w:r>
@@ -1576,24 +1605,27 @@
         </w:tc>
         <w:tc>
           <w:tcPr>
-            <w:tcW w:type="dxa" w:w="5573"/>
+            <w:tcW w:type="dxa" w:w="5096"/>
             <w:tcMar>
-              <w:top w:w="90" w:type="dxa"/>
+              <w:top w:w="70" w:type="dxa"/>
               <w:start w:w="100" w:type="dxa"/>
-              <w:bottom w:w="90" w:type="dxa"/>
+              <w:bottom w:w="70" w:type="dxa"/>
               <w:end w:w="100" w:type="dxa"/>
             </w:tcMar>
             <w:vAlign w:val="center"/>
-            <w:shd w:fill="F5F8FB"/>
+            <w:shd w:fill="F7FAFC"/>
           </w:tcPr>
           <w:p>
             <w:pPr>
               <w:spacing w:after="0" w:line="252" w:lineRule="auto" w:before="0"/>
+              <w:jc w:val="left"/>
             </w:pPr>
             <w:r>
               <w:rPr>
-                <w:rFonts w:ascii="Noto Sans KR" w:hAnsi="Noto Sans KR" w:eastAsia="Noto Sans KR"/>
-                <w:sz w:val="17"/>
+                <w:rFonts w:ascii="Noto Sans KR" w:hAnsi="Noto Sans KR" w:eastAsia="Noto Sans KR" w:cs="Noto Sans KR"/>
+                <w:b w:val="0"/>
+                <w:color w:val="243547"/>
+                <w:sz w:val="18"/>
               </w:rPr>
               <w:t>아니오</w:t>
             </w:r>
@@ -1601,24 +1633,27 @@
         </w:tc>
         <w:tc>
           <w:tcPr>
-            <w:tcW w:type="dxa" w:w="4512"/>
+            <w:tcW w:type="dxa" w:w="4058"/>
             <w:tcMar>
-              <w:top w:w="90" w:type="dxa"/>
+              <w:top w:w="70" w:type="dxa"/>
               <w:start w:w="100" w:type="dxa"/>
-              <w:bottom w:w="90" w:type="dxa"/>
+              <w:bottom w:w="70" w:type="dxa"/>
               <w:end w:w="100" w:type="dxa"/>
             </w:tcMar>
             <w:vAlign w:val="center"/>
-            <w:shd w:fill="F5F8FB"/>
+            <w:shd w:fill="F7FAFC"/>
           </w:tcPr>
           <w:p>
             <w:pPr>
               <w:spacing w:after="0" w:line="252" w:lineRule="auto" w:before="0"/>
+              <w:jc w:val="left"/>
             </w:pPr>
             <w:r>
               <w:rPr>
-                <w:rFonts w:ascii="Noto Sans KR" w:hAnsi="Noto Sans KR" w:eastAsia="Noto Sans KR"/>
-                <w:sz w:val="17"/>
+                <w:rFonts w:ascii="Noto Sans KR" w:hAnsi="Noto Sans KR" w:eastAsia="Noto Sans KR" w:cs="Noto Sans KR"/>
+                <w:b w:val="0"/>
+                <w:color w:val="243547"/>
+                <w:sz w:val="18"/>
               </w:rPr>
               <w:t>업무키 중복</w:t>
             </w:r>
@@ -1628,26 +1663,31 @@
       <w:tr>
         <w:trPr>
           <w:cantSplit/>
+          <w:trHeight w:hRule="atLeast" w:val="351"/>
         </w:trPr>
         <w:tc>
           <w:tcPr>
-            <w:tcW w:type="dxa" w:w="2112"/>
+            <w:tcW w:type="dxa" w:w="2927"/>
             <w:tcMar>
-              <w:top w:w="90" w:type="dxa"/>
+              <w:top w:w="70" w:type="dxa"/>
               <w:start w:w="100" w:type="dxa"/>
-              <w:bottom w:w="90" w:type="dxa"/>
+              <w:bottom w:w="70" w:type="dxa"/>
               <w:end w:w="100" w:type="dxa"/>
             </w:tcMar>
             <w:vAlign w:val="center"/>
+            <w:shd w:fill="FFFFFF"/>
           </w:tcPr>
           <w:p>
             <w:pPr>
               <w:spacing w:after="0" w:line="252" w:lineRule="auto" w:before="0"/>
+              <w:jc w:val="left"/>
             </w:pPr>
             <w:r>
               <w:rPr>
-                <w:rFonts w:ascii="Noto Sans KR" w:hAnsi="Noto Sans KR" w:eastAsia="Noto Sans KR"/>
-                <w:sz w:val="17"/>
+                <w:rFonts w:ascii="Noto Sans KR" w:hAnsi="Noto Sans KR" w:eastAsia="Noto Sans KR" w:cs="Noto Sans KR"/>
+                <w:b w:val="0"/>
+                <w:color w:val="243547"/>
+                <w:sz w:val="18"/>
               </w:rPr>
               <w:t>retry</w:t>
             </w:r>
@@ -1655,23 +1695,27 @@
         </w:tc>
         <w:tc>
           <w:tcPr>
-            <w:tcW w:type="dxa" w:w="3051"/>
+            <w:tcW w:type="dxa" w:w="3735"/>
             <w:tcMar>
-              <w:top w:w="90" w:type="dxa"/>
+              <w:top w:w="70" w:type="dxa"/>
               <w:start w:w="100" w:type="dxa"/>
-              <w:bottom w:w="90" w:type="dxa"/>
+              <w:bottom w:w="70" w:type="dxa"/>
               <w:end w:w="100" w:type="dxa"/>
             </w:tcMar>
             <w:vAlign w:val="center"/>
+            <w:shd w:fill="FFFFFF"/>
           </w:tcPr>
           <w:p>
             <w:pPr>
               <w:spacing w:after="0" w:line="252" w:lineRule="auto" w:before="0"/>
+              <w:jc w:val="left"/>
             </w:pPr>
             <w:r>
               <w:rPr>
-                <w:rFonts w:ascii="Noto Sans KR" w:hAnsi="Noto Sans KR" w:eastAsia="Noto Sans KR"/>
-                <w:sz w:val="17"/>
+                <w:rFonts w:ascii="Noto Sans KR" w:hAnsi="Noto Sans KR" w:eastAsia="Noto Sans KR" w:cs="Noto Sans KR"/>
+                <w:b w:val="0"/>
+                <w:color w:val="243547"/>
+                <w:sz w:val="18"/>
               </w:rPr>
               <w:t>실패 attempt</w:t>
             </w:r>
@@ -1679,23 +1723,27 @@
         </w:tc>
         <w:tc>
           <w:tcPr>
-            <w:tcW w:type="dxa" w:w="5573"/>
+            <w:tcW w:type="dxa" w:w="5096"/>
             <w:tcMar>
-              <w:top w:w="90" w:type="dxa"/>
+              <w:top w:w="70" w:type="dxa"/>
               <w:start w:w="100" w:type="dxa"/>
-              <w:bottom w:w="90" w:type="dxa"/>
+              <w:bottom w:w="70" w:type="dxa"/>
               <w:end w:w="100" w:type="dxa"/>
             </w:tcMar>
             <w:vAlign w:val="center"/>
+            <w:shd w:fill="FFFFFF"/>
           </w:tcPr>
           <w:p>
             <w:pPr>
               <w:spacing w:after="0" w:line="252" w:lineRule="auto" w:before="0"/>
+              <w:jc w:val="left"/>
             </w:pPr>
             <w:r>
               <w:rPr>
-                <w:rFonts w:ascii="Noto Sans KR" w:hAnsi="Noto Sans KR" w:eastAsia="Noto Sans KR"/>
-                <w:sz w:val="17"/>
+                <w:rFonts w:ascii="Noto Sans KR" w:hAnsi="Noto Sans KR" w:eastAsia="Noto Sans KR" w:cs="Noto Sans KR"/>
+                <w:b w:val="0"/>
+                <w:color w:val="243547"/>
+                <w:sz w:val="18"/>
               </w:rPr>
               <w:t>실행 의미 유지</w:t>
             </w:r>
@@ -1703,23 +1751,27 @@
         </w:tc>
         <w:tc>
           <w:tcPr>
-            <w:tcW w:type="dxa" w:w="4512"/>
+            <w:tcW w:type="dxa" w:w="4058"/>
             <w:tcMar>
-              <w:top w:w="90" w:type="dxa"/>
+              <w:top w:w="70" w:type="dxa"/>
               <w:start w:w="100" w:type="dxa"/>
-              <w:bottom w:w="90" w:type="dxa"/>
+              <w:bottom w:w="70" w:type="dxa"/>
               <w:end w:w="100" w:type="dxa"/>
             </w:tcMar>
             <w:vAlign w:val="center"/>
+            <w:shd w:fill="FFFFFF"/>
           </w:tcPr>
           <w:p>
             <w:pPr>
               <w:spacing w:after="0" w:line="252" w:lineRule="auto" w:before="0"/>
+              <w:jc w:val="left"/>
             </w:pPr>
             <w:r>
               <w:rPr>
-                <w:rFonts w:ascii="Noto Sans KR" w:hAnsi="Noto Sans KR" w:eastAsia="Noto Sans KR"/>
-                <w:sz w:val="17"/>
+                <w:rFonts w:ascii="Noto Sans KR" w:hAnsi="Noto Sans KR" w:eastAsia="Noto Sans KR" w:cs="Noto Sans KR"/>
+                <w:b w:val="0"/>
+                <w:color w:val="243547"/>
+                <w:sz w:val="18"/>
               </w:rPr>
               <w:t>retry unsafe</w:t>
             </w:r>
@@ -1729,27 +1781,31 @@
       <w:tr>
         <w:trPr>
           <w:cantSplit/>
+          <w:trHeight w:hRule="atLeast" w:val="351"/>
         </w:trPr>
         <w:tc>
           <w:tcPr>
-            <w:tcW w:type="dxa" w:w="2112"/>
+            <w:tcW w:type="dxa" w:w="2927"/>
             <w:tcMar>
-              <w:top w:w="90" w:type="dxa"/>
+              <w:top w:w="70" w:type="dxa"/>
               <w:start w:w="100" w:type="dxa"/>
-              <w:bottom w:w="90" w:type="dxa"/>
+              <w:bottom w:w="70" w:type="dxa"/>
               <w:end w:w="100" w:type="dxa"/>
             </w:tcMar>
             <w:vAlign w:val="center"/>
-            <w:shd w:fill="F5F8FB"/>
+            <w:shd w:fill="F7FAFC"/>
           </w:tcPr>
           <w:p>
             <w:pPr>
               <w:spacing w:after="0" w:line="252" w:lineRule="auto" w:before="0"/>
+              <w:jc w:val="left"/>
             </w:pPr>
             <w:r>
               <w:rPr>
-                <w:rFonts w:ascii="Noto Sans KR" w:hAnsi="Noto Sans KR" w:eastAsia="Noto Sans KR"/>
-                <w:sz w:val="17"/>
+                <w:rFonts w:ascii="Noto Sans KR" w:hAnsi="Noto Sans KR" w:eastAsia="Noto Sans KR" w:cs="Noto Sans KR"/>
+                <w:b w:val="0"/>
+                <w:color w:val="243547"/>
+                <w:sz w:val="18"/>
               </w:rPr>
               <w:t>reconcile</w:t>
             </w:r>
@@ -1757,24 +1813,27 @@
         </w:tc>
         <w:tc>
           <w:tcPr>
-            <w:tcW w:type="dxa" w:w="3051"/>
+            <w:tcW w:type="dxa" w:w="3735"/>
             <w:tcMar>
-              <w:top w:w="90" w:type="dxa"/>
+              <w:top w:w="70" w:type="dxa"/>
               <w:start w:w="100" w:type="dxa"/>
-              <w:bottom w:w="90" w:type="dxa"/>
+              <w:bottom w:w="70" w:type="dxa"/>
               <w:end w:w="100" w:type="dxa"/>
             </w:tcMar>
             <w:vAlign w:val="center"/>
-            <w:shd w:fill="F5F8FB"/>
+            <w:shd w:fill="F7FAFC"/>
           </w:tcPr>
           <w:p>
             <w:pPr>
               <w:spacing w:after="0" w:line="252" w:lineRule="auto" w:before="0"/>
+              <w:jc w:val="left"/>
             </w:pPr>
             <w:r>
               <w:rPr>
-                <w:rFonts w:ascii="Noto Sans KR" w:hAnsi="Noto Sans KR" w:eastAsia="Noto Sans KR"/>
-                <w:sz w:val="17"/>
+                <w:rFonts w:ascii="Noto Sans KR" w:hAnsi="Noto Sans KR" w:eastAsia="Noto Sans KR" w:cs="Noto Sans KR"/>
+                <w:b w:val="0"/>
+                <w:color w:val="243547"/>
+                <w:sz w:val="18"/>
               </w:rPr>
               <w:t>외부/ledger 실제 상태</w:t>
             </w:r>
@@ -1782,24 +1841,27 @@
         </w:tc>
         <w:tc>
           <w:tcPr>
-            <w:tcW w:type="dxa" w:w="5573"/>
+            <w:tcW w:type="dxa" w:w="5096"/>
             <w:tcMar>
-              <w:top w:w="90" w:type="dxa"/>
+              <w:top w:w="70" w:type="dxa"/>
               <w:start w:w="100" w:type="dxa"/>
-              <w:bottom w:w="90" w:type="dxa"/>
+              <w:bottom w:w="70" w:type="dxa"/>
               <w:end w:w="100" w:type="dxa"/>
             </w:tcMar>
             <w:vAlign w:val="center"/>
-            <w:shd w:fill="F5F8FB"/>
+            <w:shd w:fill="F7FAFC"/>
           </w:tcPr>
           <w:p>
             <w:pPr>
               <w:spacing w:after="0" w:line="252" w:lineRule="auto" w:before="0"/>
+              <w:jc w:val="left"/>
             </w:pPr>
             <w:r>
               <w:rPr>
-                <w:rFonts w:ascii="Noto Sans KR" w:hAnsi="Noto Sans KR" w:eastAsia="Noto Sans KR"/>
-                <w:sz w:val="17"/>
+                <w:rFonts w:ascii="Noto Sans KR" w:hAnsi="Noto Sans KR" w:eastAsia="Noto Sans KR" w:cs="Noto Sans KR"/>
+                <w:b w:val="0"/>
+                <w:color w:val="243547"/>
+                <w:sz w:val="18"/>
               </w:rPr>
               <w:t>상태 확정</w:t>
             </w:r>
@@ -1807,24 +1869,27 @@
         </w:tc>
         <w:tc>
           <w:tcPr>
-            <w:tcW w:type="dxa" w:w="4512"/>
+            <w:tcW w:type="dxa" w:w="4058"/>
             <w:tcMar>
-              <w:top w:w="90" w:type="dxa"/>
+              <w:top w:w="70" w:type="dxa"/>
               <w:start w:w="100" w:type="dxa"/>
-              <w:bottom w:w="90" w:type="dxa"/>
+              <w:bottom w:w="70" w:type="dxa"/>
               <w:end w:w="100" w:type="dxa"/>
             </w:tcMar>
             <w:vAlign w:val="center"/>
-            <w:shd w:fill="F5F8FB"/>
+            <w:shd w:fill="F7FAFC"/>
           </w:tcPr>
           <w:p>
             <w:pPr>
               <w:spacing w:after="0" w:line="252" w:lineRule="auto" w:before="0"/>
+              <w:jc w:val="left"/>
             </w:pPr>
             <w:r>
               <w:rPr>
-                <w:rFonts w:ascii="Noto Sans KR" w:hAnsi="Noto Sans KR" w:eastAsia="Noto Sans KR"/>
-                <w:sz w:val="17"/>
+                <w:rFonts w:ascii="Noto Sans KR" w:hAnsi="Noto Sans KR" w:eastAsia="Noto Sans KR" w:cs="Noto Sans KR"/>
+                <w:b w:val="0"/>
+                <w:color w:val="243547"/>
+                <w:sz w:val="18"/>
               </w:rPr>
               <w:t>성공/실패 추정</w:t>
             </w:r>
@@ -1838,30 +1903,25 @@
         <w:keepNext/>
       </w:pPr>
       <w:r>
+        <w:rPr>
+          <w:rFonts w:ascii="Noto Sans KR" w:hAnsi="Noto Sans KR" w:eastAsia="Noto Sans KR" w:cs="Noto Sans KR"/>
+        </w:rPr>
         <w:t>4 Center-Cut과 위험 제어</w:t>
       </w:r>
     </w:p>
     <w:p>
       <w:pPr>
         <w:spacing w:before="80" w:after="200"/>
-        <w:ind w:left="173" w:right="58"/>
-        <w:shd w:fill="F3F7FB"/>
+        <w:ind w:left="170" w:right="113"/>
+        <w:shd w:fill="F3F7FA"/>
+        <w:pStyle w:val="CPFSectionLead"/>
         <w:pBdr>
-          <w:left w:val="single" w:sz="18" w:space="8" w:color="4F46E5"/>
+          <w:left w:val="single" w:sz="16" w:space="7" w:color="8AA4BE"/>
         </w:pBdr>
       </w:pPr>
       <w:r>
         <w:rPr>
-          <w:b/>
-          <w:color w:val="362D91"/>
-          <w:sz w:val="20"/>
-        </w:rPr>
-        <w:t xml:space="preserve">이 장을 보는 이유  </w:t>
-      </w:r>
-      <w:r>
-        <w:rPr>
-          <w:color w:val="26374C"/>
-          <w:sz w:val="20"/>
+          <w:rFonts w:ascii="Noto Sans KR" w:hAnsi="Noto Sans KR" w:eastAsia="Noto Sans KR" w:cs="Noto Sans KR"/>
         </w:rPr>
         <w:t>대량 실행/중지/재처리는 Permission·Reason·Approval·Audit를 기본으로 합니다.</w:t>
       </w:r>
@@ -1871,6 +1931,9 @@
         <w:pStyle w:val="CPFLabel"/>
       </w:pPr>
       <w:r>
+        <w:rPr>
+          <w:rFonts w:ascii="Noto Sans KR" w:hAnsi="Noto Sans KR" w:eastAsia="Noto Sans KR" w:cs="Noto Sans KR"/>
+        </w:rPr>
         <w:t>운영 승인 Check</w:t>
       </w:r>
     </w:p>
@@ -1887,16 +1950,17 @@
       </w:tblGrid>
       <w:tr>
         <w:trPr>
+          <w:trHeight w:hRule="atLeast" w:val="397"/>
           <w:tblHeader w:val="true"/>
         </w:trPr>
         <w:tc>
           <w:tcPr>
-            <w:tcW w:type="dxa" w:w="3812"/>
-            <w:shd w:fill="223A57"/>
+            <w:tcW w:type="dxa" w:w="6085"/>
+            <w:shd w:fill="0D2B45"/>
             <w:tcMar>
-              <w:top w:w="90" w:type="dxa"/>
+              <w:top w:w="70" w:type="dxa"/>
               <w:start w:w="100" w:type="dxa"/>
-              <w:bottom w:w="90" w:type="dxa"/>
+              <w:bottom w:w="70" w:type="dxa"/>
               <w:end w:w="100" w:type="dxa"/>
             </w:tcMar>
             <w:vAlign w:val="center"/>
@@ -1904,13 +1968,14 @@
           <w:p>
             <w:pPr>
               <w:spacing w:before="0" w:after="0" w:line="252" w:lineRule="auto"/>
-              <w:jc w:val="left"/>
+              <w:jc w:val="center"/>
             </w:pPr>
             <w:r>
               <w:rPr>
+                <w:rFonts w:ascii="Noto Sans KR" w:hAnsi="Noto Sans KR" w:eastAsia="Noto Sans KR" w:cs="Noto Sans KR"/>
                 <w:b/>
                 <w:color w:val="FFFFFF"/>
-                <w:sz w:val="16"/>
+                <w:sz w:val="18"/>
               </w:rPr>
               <w:t>항목</w:t>
             </w:r>
@@ -1918,12 +1983,12 @@
         </w:tc>
         <w:tc>
           <w:tcPr>
-            <w:tcW w:type="dxa" w:w="11437"/>
-            <w:shd w:fill="223A57"/>
+            <w:tcW w:type="dxa" w:w="9732"/>
+            <w:shd w:fill="0D2B45"/>
             <w:tcMar>
-              <w:top w:w="90" w:type="dxa"/>
+              <w:top w:w="70" w:type="dxa"/>
               <w:start w:w="100" w:type="dxa"/>
-              <w:bottom w:w="90" w:type="dxa"/>
+              <w:bottom w:w="70" w:type="dxa"/>
               <w:end w:w="100" w:type="dxa"/>
             </w:tcMar>
             <w:vAlign w:val="center"/>
@@ -1931,13 +1996,14 @@
           <w:p>
             <w:pPr>
               <w:spacing w:before="0" w:after="0" w:line="252" w:lineRule="auto"/>
-              <w:jc w:val="left"/>
+              <w:jc w:val="center"/>
             </w:pPr>
             <w:r>
               <w:rPr>
+                <w:rFonts w:ascii="Noto Sans KR" w:hAnsi="Noto Sans KR" w:eastAsia="Noto Sans KR" w:cs="Noto Sans KR"/>
                 <w:b/>
                 <w:color w:val="FFFFFF"/>
-                <w:sz w:val="16"/>
+                <w:sz w:val="18"/>
               </w:rPr>
               <w:t>반드시 남길 값</w:t>
             </w:r>
@@ -1947,26 +2013,31 @@
       <w:tr>
         <w:trPr>
           <w:cantSplit/>
+          <w:trHeight w:hRule="atLeast" w:val="351"/>
         </w:trPr>
         <w:tc>
           <w:tcPr>
-            <w:tcW w:type="dxa" w:w="3812"/>
+            <w:tcW w:type="dxa" w:w="6085"/>
             <w:tcMar>
-              <w:top w:w="90" w:type="dxa"/>
+              <w:top w:w="70" w:type="dxa"/>
               <w:start w:w="100" w:type="dxa"/>
-              <w:bottom w:w="90" w:type="dxa"/>
+              <w:bottom w:w="70" w:type="dxa"/>
               <w:end w:w="100" w:type="dxa"/>
             </w:tcMar>
             <w:vAlign w:val="center"/>
+            <w:shd w:fill="FFFFFF"/>
           </w:tcPr>
           <w:p>
             <w:pPr>
               <w:spacing w:after="0" w:line="252" w:lineRule="auto" w:before="0"/>
+              <w:jc w:val="left"/>
             </w:pPr>
             <w:r>
               <w:rPr>
-                <w:rFonts w:ascii="Noto Sans KR" w:hAnsi="Noto Sans KR" w:eastAsia="Noto Sans KR"/>
-                <w:sz w:val="17"/>
+                <w:rFonts w:ascii="Noto Sans KR" w:hAnsi="Noto Sans KR" w:eastAsia="Noto Sans KR" w:cs="Noto Sans KR"/>
+                <w:b w:val="0"/>
+                <w:color w:val="243547"/>
+                <w:sz w:val="18"/>
               </w:rPr>
               <w:t>대상</w:t>
             </w:r>
@@ -1974,23 +2045,27 @@
         </w:tc>
         <w:tc>
           <w:tcPr>
-            <w:tcW w:type="dxa" w:w="11437"/>
+            <w:tcW w:type="dxa" w:w="9732"/>
             <w:tcMar>
-              <w:top w:w="90" w:type="dxa"/>
+              <w:top w:w="70" w:type="dxa"/>
               <w:start w:w="100" w:type="dxa"/>
-              <w:bottom w:w="90" w:type="dxa"/>
+              <w:bottom w:w="70" w:type="dxa"/>
               <w:end w:w="100" w:type="dxa"/>
             </w:tcMar>
             <w:vAlign w:val="center"/>
+            <w:shd w:fill="FFFFFF"/>
           </w:tcPr>
           <w:p>
             <w:pPr>
               <w:spacing w:after="0" w:line="252" w:lineRule="auto" w:before="0"/>
+              <w:jc w:val="left"/>
             </w:pPr>
             <w:r>
               <w:rPr>
-                <w:rFonts w:ascii="Noto Sans KR" w:hAnsi="Noto Sans KR" w:eastAsia="Noto Sans KR"/>
-                <w:sz w:val="17"/>
+                <w:rFonts w:ascii="Noto Sans KR" w:hAnsi="Noto Sans KR" w:eastAsia="Noto Sans KR" w:cs="Noto Sans KR"/>
+                <w:b w:val="0"/>
+                <w:color w:val="243547"/>
+                <w:sz w:val="18"/>
               </w:rPr>
               <w:t>job/operation/business key 범위</w:t>
             </w:r>
@@ -2000,27 +2075,31 @@
       <w:tr>
         <w:trPr>
           <w:cantSplit/>
+          <w:trHeight w:hRule="atLeast" w:val="351"/>
         </w:trPr>
         <w:tc>
           <w:tcPr>
-            <w:tcW w:type="dxa" w:w="3812"/>
+            <w:tcW w:type="dxa" w:w="6085"/>
             <w:tcMar>
-              <w:top w:w="90" w:type="dxa"/>
+              <w:top w:w="70" w:type="dxa"/>
               <w:start w:w="100" w:type="dxa"/>
-              <w:bottom w:w="90" w:type="dxa"/>
+              <w:bottom w:w="70" w:type="dxa"/>
               <w:end w:w="100" w:type="dxa"/>
             </w:tcMar>
             <w:vAlign w:val="center"/>
-            <w:shd w:fill="F5F8FB"/>
+            <w:shd w:fill="F7FAFC"/>
           </w:tcPr>
           <w:p>
             <w:pPr>
               <w:spacing w:after="0" w:line="252" w:lineRule="auto" w:before="0"/>
+              <w:jc w:val="left"/>
             </w:pPr>
             <w:r>
               <w:rPr>
-                <w:rFonts w:ascii="Noto Sans KR" w:hAnsi="Noto Sans KR" w:eastAsia="Noto Sans KR"/>
-                <w:sz w:val="17"/>
+                <w:rFonts w:ascii="Noto Sans KR" w:hAnsi="Noto Sans KR" w:eastAsia="Noto Sans KR" w:cs="Noto Sans KR"/>
+                <w:b w:val="0"/>
+                <w:color w:val="243547"/>
+                <w:sz w:val="18"/>
               </w:rPr>
               <w:t>실행자</w:t>
             </w:r>
@@ -2028,24 +2107,27 @@
         </w:tc>
         <w:tc>
           <w:tcPr>
-            <w:tcW w:type="dxa" w:w="11437"/>
+            <w:tcW w:type="dxa" w:w="9732"/>
             <w:tcMar>
-              <w:top w:w="90" w:type="dxa"/>
+              <w:top w:w="70" w:type="dxa"/>
               <w:start w:w="100" w:type="dxa"/>
-              <w:bottom w:w="90" w:type="dxa"/>
+              <w:bottom w:w="70" w:type="dxa"/>
               <w:end w:w="100" w:type="dxa"/>
             </w:tcMar>
             <w:vAlign w:val="center"/>
-            <w:shd w:fill="F5F8FB"/>
+            <w:shd w:fill="F7FAFC"/>
           </w:tcPr>
           <w:p>
             <w:pPr>
               <w:spacing w:after="0" w:line="252" w:lineRule="auto" w:before="0"/>
+              <w:jc w:val="left"/>
             </w:pPr>
             <w:r>
               <w:rPr>
-                <w:rFonts w:ascii="Noto Sans KR" w:hAnsi="Noto Sans KR" w:eastAsia="Noto Sans KR"/>
-                <w:sz w:val="17"/>
+                <w:rFonts w:ascii="Noto Sans KR" w:hAnsi="Noto Sans KR" w:eastAsia="Noto Sans KR" w:cs="Noto Sans KR"/>
+                <w:b w:val="0"/>
+                <w:color w:val="243547"/>
+                <w:sz w:val="18"/>
               </w:rPr>
               <w:t>operator/user/instance</w:t>
             </w:r>
@@ -2055,26 +2137,31 @@
       <w:tr>
         <w:trPr>
           <w:cantSplit/>
+          <w:trHeight w:hRule="atLeast" w:val="351"/>
         </w:trPr>
         <w:tc>
           <w:tcPr>
-            <w:tcW w:type="dxa" w:w="3812"/>
+            <w:tcW w:type="dxa" w:w="6085"/>
             <w:tcMar>
-              <w:top w:w="90" w:type="dxa"/>
+              <w:top w:w="70" w:type="dxa"/>
               <w:start w:w="100" w:type="dxa"/>
-              <w:bottom w:w="90" w:type="dxa"/>
+              <w:bottom w:w="70" w:type="dxa"/>
               <w:end w:w="100" w:type="dxa"/>
             </w:tcMar>
             <w:vAlign w:val="center"/>
+            <w:shd w:fill="FFFFFF"/>
           </w:tcPr>
           <w:p>
             <w:pPr>
               <w:spacing w:after="0" w:line="252" w:lineRule="auto" w:before="0"/>
+              <w:jc w:val="left"/>
             </w:pPr>
             <w:r>
               <w:rPr>
-                <w:rFonts w:ascii="Noto Sans KR" w:hAnsi="Noto Sans KR" w:eastAsia="Noto Sans KR"/>
-                <w:sz w:val="17"/>
+                <w:rFonts w:ascii="Noto Sans KR" w:hAnsi="Noto Sans KR" w:eastAsia="Noto Sans KR" w:cs="Noto Sans KR"/>
+                <w:b w:val="0"/>
+                <w:color w:val="243547"/>
+                <w:sz w:val="18"/>
               </w:rPr>
               <w:t>사유</w:t>
             </w:r>
@@ -2082,23 +2169,27 @@
         </w:tc>
         <w:tc>
           <w:tcPr>
-            <w:tcW w:type="dxa" w:w="11437"/>
+            <w:tcW w:type="dxa" w:w="9732"/>
             <w:tcMar>
-              <w:top w:w="90" w:type="dxa"/>
+              <w:top w:w="70" w:type="dxa"/>
               <w:start w:w="100" w:type="dxa"/>
-              <w:bottom w:w="90" w:type="dxa"/>
+              <w:bottom w:w="70" w:type="dxa"/>
               <w:end w:w="100" w:type="dxa"/>
             </w:tcMar>
             <w:vAlign w:val="center"/>
+            <w:shd w:fill="FFFFFF"/>
           </w:tcPr>
           <w:p>
             <w:pPr>
               <w:spacing w:after="0" w:line="252" w:lineRule="auto" w:before="0"/>
+              <w:jc w:val="left"/>
             </w:pPr>
             <w:r>
               <w:rPr>
-                <w:rFonts w:ascii="Noto Sans KR" w:hAnsi="Noto Sans KR" w:eastAsia="Noto Sans KR"/>
-                <w:sz w:val="17"/>
+                <w:rFonts w:ascii="Noto Sans KR" w:hAnsi="Noto Sans KR" w:eastAsia="Noto Sans KR" w:cs="Noto Sans KR"/>
+                <w:b w:val="0"/>
+                <w:color w:val="243547"/>
+                <w:sz w:val="18"/>
               </w:rPr>
               <w:t>reason</w:t>
             </w:r>
@@ -2108,27 +2199,31 @@
       <w:tr>
         <w:trPr>
           <w:cantSplit/>
+          <w:trHeight w:hRule="atLeast" w:val="351"/>
         </w:trPr>
         <w:tc>
           <w:tcPr>
-            <w:tcW w:type="dxa" w:w="3812"/>
+            <w:tcW w:type="dxa" w:w="6085"/>
             <w:tcMar>
-              <w:top w:w="90" w:type="dxa"/>
+              <w:top w:w="70" w:type="dxa"/>
               <w:start w:w="100" w:type="dxa"/>
-              <w:bottom w:w="90" w:type="dxa"/>
+              <w:bottom w:w="70" w:type="dxa"/>
               <w:end w:w="100" w:type="dxa"/>
             </w:tcMar>
             <w:vAlign w:val="center"/>
-            <w:shd w:fill="F5F8FB"/>
+            <w:shd w:fill="F7FAFC"/>
           </w:tcPr>
           <w:p>
             <w:pPr>
               <w:spacing w:after="0" w:line="252" w:lineRule="auto" w:before="0"/>
+              <w:jc w:val="left"/>
             </w:pPr>
             <w:r>
               <w:rPr>
-                <w:rFonts w:ascii="Noto Sans KR" w:hAnsi="Noto Sans KR" w:eastAsia="Noto Sans KR"/>
-                <w:sz w:val="17"/>
+                <w:rFonts w:ascii="Noto Sans KR" w:hAnsi="Noto Sans KR" w:eastAsia="Noto Sans KR" w:cs="Noto Sans KR"/>
+                <w:b w:val="0"/>
+                <w:color w:val="243547"/>
+                <w:sz w:val="18"/>
               </w:rPr>
               <w:t>승인</w:t>
             </w:r>
@@ -2136,24 +2231,27 @@
         </w:tc>
         <w:tc>
           <w:tcPr>
-            <w:tcW w:type="dxa" w:w="11437"/>
+            <w:tcW w:type="dxa" w:w="9732"/>
             <w:tcMar>
-              <w:top w:w="90" w:type="dxa"/>
+              <w:top w:w="70" w:type="dxa"/>
               <w:start w:w="100" w:type="dxa"/>
-              <w:bottom w:w="90" w:type="dxa"/>
+              <w:bottom w:w="70" w:type="dxa"/>
               <w:end w:w="100" w:type="dxa"/>
             </w:tcMar>
             <w:vAlign w:val="center"/>
-            <w:shd w:fill="F5F8FB"/>
+            <w:shd w:fill="F7FAFC"/>
           </w:tcPr>
           <w:p>
             <w:pPr>
               <w:spacing w:after="0" w:line="252" w:lineRule="auto" w:before="0"/>
+              <w:jc w:val="left"/>
             </w:pPr>
             <w:r>
               <w:rPr>
-                <w:rFonts w:ascii="Noto Sans KR" w:hAnsi="Noto Sans KR" w:eastAsia="Noto Sans KR"/>
-                <w:sz w:val="17"/>
+                <w:rFonts w:ascii="Noto Sans KR" w:hAnsi="Noto Sans KR" w:eastAsia="Noto Sans KR" w:cs="Noto Sans KR"/>
+                <w:b w:val="0"/>
+                <w:color w:val="243547"/>
+                <w:sz w:val="18"/>
               </w:rPr>
               <w:t>approval reference</w:t>
             </w:r>
@@ -2163,26 +2261,31 @@
       <w:tr>
         <w:trPr>
           <w:cantSplit/>
+          <w:trHeight w:hRule="atLeast" w:val="351"/>
         </w:trPr>
         <w:tc>
           <w:tcPr>
-            <w:tcW w:type="dxa" w:w="3812"/>
+            <w:tcW w:type="dxa" w:w="6085"/>
             <w:tcMar>
-              <w:top w:w="90" w:type="dxa"/>
+              <w:top w:w="70" w:type="dxa"/>
               <w:start w:w="100" w:type="dxa"/>
-              <w:bottom w:w="90" w:type="dxa"/>
+              <w:bottom w:w="70" w:type="dxa"/>
               <w:end w:w="100" w:type="dxa"/>
             </w:tcMar>
             <w:vAlign w:val="center"/>
+            <w:shd w:fill="FFFFFF"/>
           </w:tcPr>
           <w:p>
             <w:pPr>
               <w:spacing w:after="0" w:line="252" w:lineRule="auto" w:before="0"/>
+              <w:jc w:val="left"/>
             </w:pPr>
             <w:r>
               <w:rPr>
-                <w:rFonts w:ascii="Noto Sans KR" w:hAnsi="Noto Sans KR" w:eastAsia="Noto Sans KR"/>
-                <w:sz w:val="17"/>
+                <w:rFonts w:ascii="Noto Sans KR" w:hAnsi="Noto Sans KR" w:eastAsia="Noto Sans KR" w:cs="Noto Sans KR"/>
+                <w:b w:val="0"/>
+                <w:color w:val="243547"/>
+                <w:sz w:val="18"/>
               </w:rPr>
               <w:t>결과</w:t>
             </w:r>
@@ -2190,23 +2293,27 @@
         </w:tc>
         <w:tc>
           <w:tcPr>
-            <w:tcW w:type="dxa" w:w="11437"/>
+            <w:tcW w:type="dxa" w:w="9732"/>
             <w:tcMar>
-              <w:top w:w="90" w:type="dxa"/>
+              <w:top w:w="70" w:type="dxa"/>
               <w:start w:w="100" w:type="dxa"/>
-              <w:bottom w:w="90" w:type="dxa"/>
+              <w:bottom w:w="70" w:type="dxa"/>
               <w:end w:w="100" w:type="dxa"/>
             </w:tcMar>
             <w:vAlign w:val="center"/>
+            <w:shd w:fill="FFFFFF"/>
           </w:tcPr>
           <w:p>
             <w:pPr>
               <w:spacing w:after="0" w:line="252" w:lineRule="auto" w:before="0"/>
+              <w:jc w:val="left"/>
             </w:pPr>
             <w:r>
               <w:rPr>
-                <w:rFonts w:ascii="Noto Sans KR" w:hAnsi="Noto Sans KR" w:eastAsia="Noto Sans KR"/>
-                <w:sz w:val="17"/>
+                <w:rFonts w:ascii="Noto Sans KR" w:hAnsi="Noto Sans KR" w:eastAsia="Noto Sans KR" w:cs="Noto Sans KR"/>
+                <w:b w:val="0"/>
+                <w:color w:val="243547"/>
+                <w:sz w:val="18"/>
               </w:rPr>
               <w:t>성공/실패/UNKNOWN/건수</w:t>
             </w:r>
@@ -2216,27 +2323,31 @@
       <w:tr>
         <w:trPr>
           <w:cantSplit/>
+          <w:trHeight w:hRule="atLeast" w:val="351"/>
         </w:trPr>
         <w:tc>
           <w:tcPr>
-            <w:tcW w:type="dxa" w:w="3812"/>
+            <w:tcW w:type="dxa" w:w="6085"/>
             <w:tcMar>
-              <w:top w:w="90" w:type="dxa"/>
+              <w:top w:w="70" w:type="dxa"/>
               <w:start w:w="100" w:type="dxa"/>
-              <w:bottom w:w="90" w:type="dxa"/>
+              <w:bottom w:w="70" w:type="dxa"/>
               <w:end w:w="100" w:type="dxa"/>
             </w:tcMar>
             <w:vAlign w:val="center"/>
-            <w:shd w:fill="F5F8FB"/>
+            <w:shd w:fill="F7FAFC"/>
           </w:tcPr>
           <w:p>
             <w:pPr>
               <w:spacing w:after="0" w:line="252" w:lineRule="auto" w:before="0"/>
+              <w:jc w:val="left"/>
             </w:pPr>
             <w:r>
               <w:rPr>
-                <w:rFonts w:ascii="Noto Sans KR" w:hAnsi="Noto Sans KR" w:eastAsia="Noto Sans KR"/>
-                <w:sz w:val="17"/>
+                <w:rFonts w:ascii="Noto Sans KR" w:hAnsi="Noto Sans KR" w:eastAsia="Noto Sans KR" w:cs="Noto Sans KR"/>
+                <w:b w:val="0"/>
+                <w:color w:val="243547"/>
+                <w:sz w:val="18"/>
               </w:rPr>
               <w:t>후속</w:t>
             </w:r>
@@ -2244,24 +2355,27 @@
         </w:tc>
         <w:tc>
           <w:tcPr>
-            <w:tcW w:type="dxa" w:w="11437"/>
+            <w:tcW w:type="dxa" w:w="9732"/>
             <w:tcMar>
-              <w:top w:w="90" w:type="dxa"/>
+              <w:top w:w="70" w:type="dxa"/>
               <w:start w:w="100" w:type="dxa"/>
-              <w:bottom w:w="90" w:type="dxa"/>
+              <w:bottom w:w="70" w:type="dxa"/>
               <w:end w:w="100" w:type="dxa"/>
             </w:tcMar>
             <w:vAlign w:val="center"/>
-            <w:shd w:fill="F5F8FB"/>
+            <w:shd w:fill="F7FAFC"/>
           </w:tcPr>
           <w:p>
             <w:pPr>
               <w:spacing w:after="0" w:line="252" w:lineRule="auto" w:before="0"/>
+              <w:jc w:val="left"/>
             </w:pPr>
             <w:r>
               <w:rPr>
-                <w:rFonts w:ascii="Noto Sans KR" w:hAnsi="Noto Sans KR" w:eastAsia="Noto Sans KR"/>
-                <w:sz w:val="17"/>
+                <w:rFonts w:ascii="Noto Sans KR" w:hAnsi="Noto Sans KR" w:eastAsia="Noto Sans KR" w:cs="Noto Sans KR"/>
+                <w:b w:val="0"/>
+                <w:color w:val="243547"/>
+                <w:sz w:val="18"/>
               </w:rPr>
               <w:t>reconcile/retry/rollback</w:t>
             </w:r>
@@ -2275,30 +2389,25 @@
         <w:keepNext/>
       </w:pPr>
       <w:r>
+        <w:rPr>
+          <w:rFonts w:ascii="Noto Sans KR" w:hAnsi="Noto Sans KR" w:eastAsia="Noto Sans KR" w:cs="Noto Sans KR"/>
+        </w:rPr>
         <w:t>5 Batch DB3 확인</w:t>
       </w:r>
     </w:p>
     <w:p>
       <w:pPr>
         <w:spacing w:before="80" w:after="200"/>
-        <w:ind w:left="173" w:right="58"/>
-        <w:shd w:fill="F3F7FB"/>
+        <w:ind w:left="170" w:right="113"/>
+        <w:shd w:fill="F3F7FA"/>
+        <w:pStyle w:val="CPFSectionLead"/>
         <w:pBdr>
-          <w:left w:val="single" w:sz="18" w:space="8" w:color="4F46E5"/>
+          <w:left w:val="single" w:sz="16" w:space="7" w:color="8AA4BE"/>
         </w:pBdr>
       </w:pPr>
       <w:r>
         <w:rPr>
-          <w:b/>
-          <w:color w:val="362D91"/>
-          <w:sz w:val="20"/>
-        </w:rPr>
-        <w:t xml:space="preserve">이 장을 보는 이유  </w:t>
-      </w:r>
-      <w:r>
-        <w:rPr>
-          <w:color w:val="26374C"/>
-          <w:sz w:val="20"/>
+          <w:rFonts w:ascii="Noto Sans KR" w:hAnsi="Noto Sans KR" w:eastAsia="Noto Sans KR" w:cs="Noto Sans KR"/>
         </w:rPr>
         <w:t>Batch 원장과 업무 데이터가 Oracle/PostgreSQL/MariaDB에서 동일한 lifecycle을 만족하는지 확인합니다.</w:t>
       </w:r>
@@ -2308,6 +2417,9 @@
         <w:pStyle w:val="CPFLabel"/>
       </w:pPr>
       <w:r>
+        <w:rPr>
+          <w:rFonts w:ascii="Noto Sans KR" w:hAnsi="Noto Sans KR" w:eastAsia="Noto Sans KR" w:cs="Noto Sans KR"/>
+        </w:rPr>
         <w:t>DB 확인</w:t>
       </w:r>
     </w:p>
@@ -2326,16 +2438,17 @@
       </w:tblGrid>
       <w:tr>
         <w:trPr>
+          <w:trHeight w:hRule="atLeast" w:val="397"/>
           <w:tblHeader w:val="true"/>
         </w:trPr>
         <w:tc>
           <w:tcPr>
-            <w:tcW w:type="dxa" w:w="3450"/>
-            <w:shd w:fill="223A57"/>
+            <w:tcW w:type="dxa" w:w="4623"/>
+            <w:shd w:fill="0D2B45"/>
             <w:tcMar>
-              <w:top w:w="90" w:type="dxa"/>
+              <w:top w:w="70" w:type="dxa"/>
               <w:start w:w="100" w:type="dxa"/>
-              <w:bottom w:w="90" w:type="dxa"/>
+              <w:bottom w:w="70" w:type="dxa"/>
               <w:end w:w="100" w:type="dxa"/>
             </w:tcMar>
             <w:vAlign w:val="center"/>
@@ -2343,13 +2456,14 @@
           <w:p>
             <w:pPr>
               <w:spacing w:before="0" w:after="0" w:line="252" w:lineRule="auto"/>
-              <w:jc w:val="left"/>
+              <w:jc w:val="center"/>
             </w:pPr>
             <w:r>
               <w:rPr>
+                <w:rFonts w:ascii="Noto Sans KR" w:hAnsi="Noto Sans KR" w:eastAsia="Noto Sans KR" w:cs="Noto Sans KR"/>
                 <w:b/>
                 <w:color w:val="FFFFFF"/>
-                <w:sz w:val="16"/>
+                <w:sz w:val="18"/>
               </w:rPr>
               <w:t>항목</w:t>
             </w:r>
@@ -2357,12 +2471,12 @@
         </w:tc>
         <w:tc>
           <w:tcPr>
-            <w:tcW w:type="dxa" w:w="3424"/>
-            <w:shd w:fill="223A57"/>
+            <w:tcW w:type="dxa" w:w="3560"/>
+            <w:shd w:fill="0D2B45"/>
             <w:tcMar>
-              <w:top w:w="90" w:type="dxa"/>
+              <w:top w:w="70" w:type="dxa"/>
               <w:start w:w="100" w:type="dxa"/>
-              <w:bottom w:w="90" w:type="dxa"/>
+              <w:bottom w:w="70" w:type="dxa"/>
               <w:end w:w="100" w:type="dxa"/>
             </w:tcMar>
             <w:vAlign w:val="center"/>
@@ -2370,13 +2484,14 @@
           <w:p>
             <w:pPr>
               <w:spacing w:before="0" w:after="0" w:line="252" w:lineRule="auto"/>
-              <w:jc w:val="left"/>
+              <w:jc w:val="center"/>
             </w:pPr>
             <w:r>
               <w:rPr>
+                <w:rFonts w:ascii="Noto Sans KR" w:hAnsi="Noto Sans KR" w:eastAsia="Noto Sans KR" w:cs="Noto Sans KR"/>
                 <w:b/>
                 <w:color w:val="FFFFFF"/>
-                <w:sz w:val="16"/>
+                <w:sz w:val="18"/>
               </w:rPr>
               <w:t>Oracle</w:t>
             </w:r>
@@ -2384,12 +2499,12 @@
         </w:tc>
         <w:tc>
           <w:tcPr>
-            <w:tcW w:type="dxa" w:w="4644"/>
-            <w:shd w:fill="223A57"/>
+            <w:tcW w:type="dxa" w:w="4073"/>
+            <w:shd w:fill="0D2B45"/>
             <w:tcMar>
-              <w:top w:w="90" w:type="dxa"/>
+              <w:top w:w="70" w:type="dxa"/>
               <w:start w:w="100" w:type="dxa"/>
-              <w:bottom w:w="90" w:type="dxa"/>
+              <w:bottom w:w="70" w:type="dxa"/>
               <w:end w:w="100" w:type="dxa"/>
             </w:tcMar>
             <w:vAlign w:val="center"/>
@@ -2397,13 +2512,14 @@
           <w:p>
             <w:pPr>
               <w:spacing w:before="0" w:after="0" w:line="252" w:lineRule="auto"/>
-              <w:jc w:val="left"/>
+              <w:jc w:val="center"/>
             </w:pPr>
             <w:r>
               <w:rPr>
+                <w:rFonts w:ascii="Noto Sans KR" w:hAnsi="Noto Sans KR" w:eastAsia="Noto Sans KR" w:cs="Noto Sans KR"/>
                 <w:b/>
                 <w:color w:val="FFFFFF"/>
-                <w:sz w:val="16"/>
+                <w:sz w:val="18"/>
               </w:rPr>
               <w:t>PostgreSQL</w:t>
             </w:r>
@@ -2411,12 +2527,12 @@
         </w:tc>
         <w:tc>
           <w:tcPr>
-            <w:tcW w:type="dxa" w:w="3729"/>
-            <w:shd w:fill="223A57"/>
+            <w:tcW w:type="dxa" w:w="3560"/>
+            <w:shd w:fill="0D2B45"/>
             <w:tcMar>
-              <w:top w:w="90" w:type="dxa"/>
+              <w:top w:w="70" w:type="dxa"/>
               <w:start w:w="100" w:type="dxa"/>
-              <w:bottom w:w="90" w:type="dxa"/>
+              <w:bottom w:w="70" w:type="dxa"/>
               <w:end w:w="100" w:type="dxa"/>
             </w:tcMar>
             <w:vAlign w:val="center"/>
@@ -2424,13 +2540,14 @@
           <w:p>
             <w:pPr>
               <w:spacing w:before="0" w:after="0" w:line="252" w:lineRule="auto"/>
-              <w:jc w:val="left"/>
+              <w:jc w:val="center"/>
             </w:pPr>
             <w:r>
               <w:rPr>
+                <w:rFonts w:ascii="Noto Sans KR" w:hAnsi="Noto Sans KR" w:eastAsia="Noto Sans KR" w:cs="Noto Sans KR"/>
                 <w:b/>
                 <w:color w:val="FFFFFF"/>
-                <w:sz w:val="16"/>
+                <w:sz w:val="18"/>
               </w:rPr>
               <w:t>MariaDB</w:t>
             </w:r>
@@ -2440,26 +2557,31 @@
       <w:tr>
         <w:trPr>
           <w:cantSplit/>
+          <w:trHeight w:hRule="atLeast" w:val="351"/>
         </w:trPr>
         <w:tc>
           <w:tcPr>
-            <w:tcW w:type="dxa" w:w="3450"/>
+            <w:tcW w:type="dxa" w:w="4623"/>
             <w:tcMar>
-              <w:top w:w="90" w:type="dxa"/>
+              <w:top w:w="70" w:type="dxa"/>
               <w:start w:w="100" w:type="dxa"/>
-              <w:bottom w:w="90" w:type="dxa"/>
+              <w:bottom w:w="70" w:type="dxa"/>
               <w:end w:w="100" w:type="dxa"/>
             </w:tcMar>
             <w:vAlign w:val="center"/>
+            <w:shd w:fill="FFFFFF"/>
           </w:tcPr>
           <w:p>
             <w:pPr>
               <w:spacing w:after="0" w:line="252" w:lineRule="auto" w:before="0"/>
+              <w:jc w:val="left"/>
             </w:pPr>
             <w:r>
               <w:rPr>
-                <w:rFonts w:ascii="Noto Sans KR" w:hAnsi="Noto Sans KR" w:eastAsia="Noto Sans KR"/>
-                <w:sz w:val="17"/>
+                <w:rFonts w:ascii="Noto Sans KR" w:hAnsi="Noto Sans KR" w:eastAsia="Noto Sans KR" w:cs="Noto Sans KR"/>
+                <w:b w:val="0"/>
+                <w:color w:val="243547"/>
+                <w:sz w:val="18"/>
               </w:rPr>
               <w:t>Schema/Migration</w:t>
             </w:r>
@@ -2467,23 +2589,27 @@
         </w:tc>
         <w:tc>
           <w:tcPr>
-            <w:tcW w:type="dxa" w:w="3424"/>
+            <w:tcW w:type="dxa" w:w="3560"/>
             <w:tcMar>
-              <w:top w:w="90" w:type="dxa"/>
+              <w:top w:w="70" w:type="dxa"/>
               <w:start w:w="100" w:type="dxa"/>
-              <w:bottom w:w="90" w:type="dxa"/>
+              <w:bottom w:w="70" w:type="dxa"/>
               <w:end w:w="100" w:type="dxa"/>
             </w:tcMar>
             <w:vAlign w:val="center"/>
+            <w:shd w:fill="FFFFFF"/>
           </w:tcPr>
           <w:p>
             <w:pPr>
               <w:spacing w:after="0" w:line="252" w:lineRule="auto" w:before="0"/>
+              <w:jc w:val="left"/>
             </w:pPr>
             <w:r>
               <w:rPr>
-                <w:rFonts w:ascii="Noto Sans KR" w:hAnsi="Noto Sans KR" w:eastAsia="Noto Sans KR"/>
-                <w:sz w:val="17"/>
+                <w:rFonts w:ascii="Noto Sans KR" w:hAnsi="Noto Sans KR" w:eastAsia="Noto Sans KR" w:cs="Noto Sans KR"/>
+                <w:b w:val="0"/>
+                <w:color w:val="243547"/>
+                <w:sz w:val="18"/>
               </w:rPr>
               <w:t>검증</w:t>
             </w:r>
@@ -2491,23 +2617,27 @@
         </w:tc>
         <w:tc>
           <w:tcPr>
-            <w:tcW w:type="dxa" w:w="4644"/>
+            <w:tcW w:type="dxa" w:w="4073"/>
             <w:tcMar>
-              <w:top w:w="90" w:type="dxa"/>
+              <w:top w:w="70" w:type="dxa"/>
               <w:start w:w="100" w:type="dxa"/>
-              <w:bottom w:w="90" w:type="dxa"/>
+              <w:bottom w:w="70" w:type="dxa"/>
               <w:end w:w="100" w:type="dxa"/>
             </w:tcMar>
             <w:vAlign w:val="center"/>
+            <w:shd w:fill="FFFFFF"/>
           </w:tcPr>
           <w:p>
             <w:pPr>
               <w:spacing w:after="0" w:line="252" w:lineRule="auto" w:before="0"/>
+              <w:jc w:val="left"/>
             </w:pPr>
             <w:r>
               <w:rPr>
-                <w:rFonts w:ascii="Noto Sans KR" w:hAnsi="Noto Sans KR" w:eastAsia="Noto Sans KR"/>
-                <w:sz w:val="17"/>
+                <w:rFonts w:ascii="Noto Sans KR" w:hAnsi="Noto Sans KR" w:eastAsia="Noto Sans KR" w:cs="Noto Sans KR"/>
+                <w:b w:val="0"/>
+                <w:color w:val="243547"/>
+                <w:sz w:val="18"/>
               </w:rPr>
               <w:t>검증</w:t>
             </w:r>
@@ -2515,23 +2645,27 @@
         </w:tc>
         <w:tc>
           <w:tcPr>
-            <w:tcW w:type="dxa" w:w="3729"/>
+            <w:tcW w:type="dxa" w:w="3560"/>
             <w:tcMar>
-              <w:top w:w="90" w:type="dxa"/>
+              <w:top w:w="70" w:type="dxa"/>
               <w:start w:w="100" w:type="dxa"/>
-              <w:bottom w:w="90" w:type="dxa"/>
+              <w:bottom w:w="70" w:type="dxa"/>
               <w:end w:w="100" w:type="dxa"/>
             </w:tcMar>
             <w:vAlign w:val="center"/>
+            <w:shd w:fill="FFFFFF"/>
           </w:tcPr>
           <w:p>
             <w:pPr>
               <w:spacing w:after="0" w:line="252" w:lineRule="auto" w:before="0"/>
+              <w:jc w:val="left"/>
             </w:pPr>
             <w:r>
               <w:rPr>
-                <w:rFonts w:ascii="Noto Sans KR" w:hAnsi="Noto Sans KR" w:eastAsia="Noto Sans KR"/>
-                <w:sz w:val="17"/>
+                <w:rFonts w:ascii="Noto Sans KR" w:hAnsi="Noto Sans KR" w:eastAsia="Noto Sans KR" w:cs="Noto Sans KR"/>
+                <w:b w:val="0"/>
+                <w:color w:val="243547"/>
+                <w:sz w:val="18"/>
               </w:rPr>
               <w:t>검증</w:t>
             </w:r>
@@ -2541,27 +2675,31 @@
       <w:tr>
         <w:trPr>
           <w:cantSplit/>
+          <w:trHeight w:hRule="atLeast" w:val="351"/>
         </w:trPr>
         <w:tc>
           <w:tcPr>
-            <w:tcW w:type="dxa" w:w="3450"/>
+            <w:tcW w:type="dxa" w:w="4623"/>
             <w:tcMar>
-              <w:top w:w="90" w:type="dxa"/>
+              <w:top w:w="70" w:type="dxa"/>
               <w:start w:w="100" w:type="dxa"/>
-              <w:bottom w:w="90" w:type="dxa"/>
+              <w:bottom w:w="70" w:type="dxa"/>
               <w:end w:w="100" w:type="dxa"/>
             </w:tcMar>
             <w:vAlign w:val="center"/>
-            <w:shd w:fill="F5F8FB"/>
+            <w:shd w:fill="F7FAFC"/>
           </w:tcPr>
           <w:p>
             <w:pPr>
               <w:spacing w:after="0" w:line="252" w:lineRule="auto" w:before="0"/>
+              <w:jc w:val="left"/>
             </w:pPr>
             <w:r>
               <w:rPr>
-                <w:rFonts w:ascii="Noto Sans KR" w:hAnsi="Noto Sans KR" w:eastAsia="Noto Sans KR"/>
-                <w:sz w:val="17"/>
+                <w:rFonts w:ascii="Noto Sans KR" w:hAnsi="Noto Sans KR" w:eastAsia="Noto Sans KR" w:cs="Noto Sans KR"/>
+                <w:b w:val="0"/>
+                <w:color w:val="243547"/>
+                <w:sz w:val="18"/>
               </w:rPr>
               <w:t>Index/Lock</w:t>
             </w:r>
@@ -2569,24 +2707,27 @@
         </w:tc>
         <w:tc>
           <w:tcPr>
-            <w:tcW w:type="dxa" w:w="3424"/>
+            <w:tcW w:type="dxa" w:w="3560"/>
             <w:tcMar>
-              <w:top w:w="90" w:type="dxa"/>
+              <w:top w:w="70" w:type="dxa"/>
               <w:start w:w="100" w:type="dxa"/>
-              <w:bottom w:w="90" w:type="dxa"/>
+              <w:bottom w:w="70" w:type="dxa"/>
               <w:end w:w="100" w:type="dxa"/>
             </w:tcMar>
             <w:vAlign w:val="center"/>
-            <w:shd w:fill="F5F8FB"/>
+            <w:shd w:fill="F7FAFC"/>
           </w:tcPr>
           <w:p>
             <w:pPr>
               <w:spacing w:after="0" w:line="252" w:lineRule="auto" w:before="0"/>
+              <w:jc w:val="left"/>
             </w:pPr>
             <w:r>
               <w:rPr>
-                <w:rFonts w:ascii="Noto Sans KR" w:hAnsi="Noto Sans KR" w:eastAsia="Noto Sans KR"/>
-                <w:sz w:val="17"/>
+                <w:rFonts w:ascii="Noto Sans KR" w:hAnsi="Noto Sans KR" w:eastAsia="Noto Sans KR" w:cs="Noto Sans KR"/>
+                <w:b w:val="0"/>
+                <w:color w:val="243547"/>
+                <w:sz w:val="18"/>
               </w:rPr>
               <w:t>실제 plan/lock</w:t>
             </w:r>
@@ -2594,24 +2735,27 @@
         </w:tc>
         <w:tc>
           <w:tcPr>
-            <w:tcW w:type="dxa" w:w="4644"/>
+            <w:tcW w:type="dxa" w:w="4073"/>
             <w:tcMar>
-              <w:top w:w="90" w:type="dxa"/>
+              <w:top w:w="70" w:type="dxa"/>
               <w:start w:w="100" w:type="dxa"/>
-              <w:bottom w:w="90" w:type="dxa"/>
+              <w:bottom w:w="70" w:type="dxa"/>
               <w:end w:w="100" w:type="dxa"/>
             </w:tcMar>
             <w:vAlign w:val="center"/>
-            <w:shd w:fill="F5F8FB"/>
+            <w:shd w:fill="F7FAFC"/>
           </w:tcPr>
           <w:p>
             <w:pPr>
               <w:spacing w:after="0" w:line="252" w:lineRule="auto" w:before="0"/>
+              <w:jc w:val="left"/>
             </w:pPr>
             <w:r>
               <w:rPr>
-                <w:rFonts w:ascii="Noto Sans KR" w:hAnsi="Noto Sans KR" w:eastAsia="Noto Sans KR"/>
-                <w:sz w:val="17"/>
+                <w:rFonts w:ascii="Noto Sans KR" w:hAnsi="Noto Sans KR" w:eastAsia="Noto Sans KR" w:cs="Noto Sans KR"/>
+                <w:b w:val="0"/>
+                <w:color w:val="243547"/>
+                <w:sz w:val="18"/>
               </w:rPr>
               <w:t>실제 plan/lock</w:t>
             </w:r>
@@ -2619,24 +2763,27 @@
         </w:tc>
         <w:tc>
           <w:tcPr>
-            <w:tcW w:type="dxa" w:w="3729"/>
+            <w:tcW w:type="dxa" w:w="3560"/>
             <w:tcMar>
-              <w:top w:w="90" w:type="dxa"/>
+              <w:top w:w="70" w:type="dxa"/>
               <w:start w:w="100" w:type="dxa"/>
-              <w:bottom w:w="90" w:type="dxa"/>
+              <w:bottom w:w="70" w:type="dxa"/>
               <w:end w:w="100" w:type="dxa"/>
             </w:tcMar>
             <w:vAlign w:val="center"/>
-            <w:shd w:fill="F5F8FB"/>
+            <w:shd w:fill="F7FAFC"/>
           </w:tcPr>
           <w:p>
             <w:pPr>
               <w:spacing w:after="0" w:line="252" w:lineRule="auto" w:before="0"/>
+              <w:jc w:val="left"/>
             </w:pPr>
             <w:r>
               <w:rPr>
-                <w:rFonts w:ascii="Noto Sans KR" w:hAnsi="Noto Sans KR" w:eastAsia="Noto Sans KR"/>
-                <w:sz w:val="17"/>
+                <w:rFonts w:ascii="Noto Sans KR" w:hAnsi="Noto Sans KR" w:eastAsia="Noto Sans KR" w:cs="Noto Sans KR"/>
+                <w:b w:val="0"/>
+                <w:color w:val="243547"/>
+                <w:sz w:val="18"/>
               </w:rPr>
               <w:t>실제 plan/lock</w:t>
             </w:r>
@@ -2646,26 +2793,31 @@
       <w:tr>
         <w:trPr>
           <w:cantSplit/>
+          <w:trHeight w:hRule="atLeast" w:val="351"/>
         </w:trPr>
         <w:tc>
           <w:tcPr>
-            <w:tcW w:type="dxa" w:w="3450"/>
+            <w:tcW w:type="dxa" w:w="4623"/>
             <w:tcMar>
-              <w:top w:w="90" w:type="dxa"/>
+              <w:top w:w="70" w:type="dxa"/>
               <w:start w:w="100" w:type="dxa"/>
-              <w:bottom w:w="90" w:type="dxa"/>
+              <w:bottom w:w="70" w:type="dxa"/>
               <w:end w:w="100" w:type="dxa"/>
             </w:tcMar>
             <w:vAlign w:val="center"/>
+            <w:shd w:fill="FFFFFF"/>
           </w:tcPr>
           <w:p>
             <w:pPr>
               <w:spacing w:after="0" w:line="252" w:lineRule="auto" w:before="0"/>
+              <w:jc w:val="left"/>
             </w:pPr>
             <w:r>
               <w:rPr>
-                <w:rFonts w:ascii="Noto Sans KR" w:hAnsi="Noto Sans KR" w:eastAsia="Noto Sans KR"/>
-                <w:sz w:val="17"/>
+                <w:rFonts w:ascii="Noto Sans KR" w:hAnsi="Noto Sans KR" w:eastAsia="Noto Sans KR" w:cs="Noto Sans KR"/>
+                <w:b w:val="0"/>
+                <w:color w:val="243547"/>
+                <w:sz w:val="18"/>
               </w:rPr>
               <w:t>Restart/Checkpoint</w:t>
             </w:r>
@@ -2673,23 +2825,27 @@
         </w:tc>
         <w:tc>
           <w:tcPr>
-            <w:tcW w:type="dxa" w:w="3424"/>
+            <w:tcW w:type="dxa" w:w="3560"/>
             <w:tcMar>
-              <w:top w:w="90" w:type="dxa"/>
+              <w:top w:w="70" w:type="dxa"/>
               <w:start w:w="100" w:type="dxa"/>
-              <w:bottom w:w="90" w:type="dxa"/>
+              <w:bottom w:w="70" w:type="dxa"/>
               <w:end w:w="100" w:type="dxa"/>
             </w:tcMar>
             <w:vAlign w:val="center"/>
+            <w:shd w:fill="FFFFFF"/>
           </w:tcPr>
           <w:p>
             <w:pPr>
               <w:spacing w:after="0" w:line="252" w:lineRule="auto" w:before="0"/>
+              <w:jc w:val="left"/>
             </w:pPr>
             <w:r>
               <w:rPr>
-                <w:rFonts w:ascii="Noto Sans KR" w:hAnsi="Noto Sans KR" w:eastAsia="Noto Sans KR"/>
-                <w:sz w:val="17"/>
+                <w:rFonts w:ascii="Noto Sans KR" w:hAnsi="Noto Sans KR" w:eastAsia="Noto Sans KR" w:cs="Noto Sans KR"/>
+                <w:b w:val="0"/>
+                <w:color w:val="243547"/>
+                <w:sz w:val="18"/>
               </w:rPr>
               <w:t>재실행 검증</w:t>
             </w:r>
@@ -2697,23 +2853,27 @@
         </w:tc>
         <w:tc>
           <w:tcPr>
-            <w:tcW w:type="dxa" w:w="4644"/>
+            <w:tcW w:type="dxa" w:w="4073"/>
             <w:tcMar>
-              <w:top w:w="90" w:type="dxa"/>
+              <w:top w:w="70" w:type="dxa"/>
               <w:start w:w="100" w:type="dxa"/>
-              <w:bottom w:w="90" w:type="dxa"/>
+              <w:bottom w:w="70" w:type="dxa"/>
               <w:end w:w="100" w:type="dxa"/>
             </w:tcMar>
             <w:vAlign w:val="center"/>
+            <w:shd w:fill="FFFFFF"/>
           </w:tcPr>
           <w:p>
             <w:pPr>
               <w:spacing w:after="0" w:line="252" w:lineRule="auto" w:before="0"/>
+              <w:jc w:val="left"/>
             </w:pPr>
             <w:r>
               <w:rPr>
-                <w:rFonts w:ascii="Noto Sans KR" w:hAnsi="Noto Sans KR" w:eastAsia="Noto Sans KR"/>
-                <w:sz w:val="17"/>
+                <w:rFonts w:ascii="Noto Sans KR" w:hAnsi="Noto Sans KR" w:eastAsia="Noto Sans KR" w:cs="Noto Sans KR"/>
+                <w:b w:val="0"/>
+                <w:color w:val="243547"/>
+                <w:sz w:val="18"/>
               </w:rPr>
               <w:t>재실행 검증</w:t>
             </w:r>
@@ -2721,23 +2881,27 @@
         </w:tc>
         <w:tc>
           <w:tcPr>
-            <w:tcW w:type="dxa" w:w="3729"/>
+            <w:tcW w:type="dxa" w:w="3560"/>
             <w:tcMar>
-              <w:top w:w="90" w:type="dxa"/>
+              <w:top w:w="70" w:type="dxa"/>
               <w:start w:w="100" w:type="dxa"/>
-              <w:bottom w:w="90" w:type="dxa"/>
+              <w:bottom w:w="70" w:type="dxa"/>
               <w:end w:w="100" w:type="dxa"/>
             </w:tcMar>
             <w:vAlign w:val="center"/>
+            <w:shd w:fill="FFFFFF"/>
           </w:tcPr>
           <w:p>
             <w:pPr>
               <w:spacing w:after="0" w:line="252" w:lineRule="auto" w:before="0"/>
+              <w:jc w:val="left"/>
             </w:pPr>
             <w:r>
               <w:rPr>
-                <w:rFonts w:ascii="Noto Sans KR" w:hAnsi="Noto Sans KR" w:eastAsia="Noto Sans KR"/>
-                <w:sz w:val="17"/>
+                <w:rFonts w:ascii="Noto Sans KR" w:hAnsi="Noto Sans KR" w:eastAsia="Noto Sans KR" w:cs="Noto Sans KR"/>
+                <w:b w:val="0"/>
+                <w:color w:val="243547"/>
+                <w:sz w:val="18"/>
               </w:rPr>
               <w:t>재실행 검증</w:t>
             </w:r>
@@ -2747,27 +2911,31 @@
       <w:tr>
         <w:trPr>
           <w:cantSplit/>
+          <w:trHeight w:hRule="atLeast" w:val="351"/>
         </w:trPr>
         <w:tc>
           <w:tcPr>
-            <w:tcW w:type="dxa" w:w="3450"/>
+            <w:tcW w:type="dxa" w:w="4623"/>
             <w:tcMar>
-              <w:top w:w="90" w:type="dxa"/>
+              <w:top w:w="70" w:type="dxa"/>
               <w:start w:w="100" w:type="dxa"/>
-              <w:bottom w:w="90" w:type="dxa"/>
+              <w:bottom w:w="70" w:type="dxa"/>
               <w:end w:w="100" w:type="dxa"/>
             </w:tcMar>
             <w:vAlign w:val="center"/>
-            <w:shd w:fill="F5F8FB"/>
+            <w:shd w:fill="F7FAFC"/>
           </w:tcPr>
           <w:p>
             <w:pPr>
               <w:spacing w:after="0" w:line="252" w:lineRule="auto" w:before="0"/>
+              <w:jc w:val="left"/>
             </w:pPr>
             <w:r>
               <w:rPr>
-                <w:rFonts w:ascii="Noto Sans KR" w:hAnsi="Noto Sans KR" w:eastAsia="Noto Sans KR"/>
-                <w:sz w:val="17"/>
+                <w:rFonts w:ascii="Noto Sans KR" w:hAnsi="Noto Sans KR" w:eastAsia="Noto Sans KR" w:cs="Noto Sans KR"/>
+                <w:b w:val="0"/>
+                <w:color w:val="243547"/>
+                <w:sz w:val="18"/>
               </w:rPr>
               <w:t>Rollback/Recovery</w:t>
             </w:r>
@@ -2775,24 +2943,27 @@
         </w:tc>
         <w:tc>
           <w:tcPr>
-            <w:tcW w:type="dxa" w:w="3424"/>
+            <w:tcW w:type="dxa" w:w="3560"/>
             <w:tcMar>
-              <w:top w:w="90" w:type="dxa"/>
+              <w:top w:w="70" w:type="dxa"/>
               <w:start w:w="100" w:type="dxa"/>
-              <w:bottom w:w="90" w:type="dxa"/>
+              <w:bottom w:w="70" w:type="dxa"/>
               <w:end w:w="100" w:type="dxa"/>
             </w:tcMar>
             <w:vAlign w:val="center"/>
-            <w:shd w:fill="F5F8FB"/>
+            <w:shd w:fill="F7FAFC"/>
           </w:tcPr>
           <w:p>
             <w:pPr>
               <w:spacing w:after="0" w:line="252" w:lineRule="auto" w:before="0"/>
+              <w:jc w:val="left"/>
             </w:pPr>
             <w:r>
               <w:rPr>
-                <w:rFonts w:ascii="Noto Sans KR" w:hAnsi="Noto Sans KR" w:eastAsia="Noto Sans KR"/>
-                <w:sz w:val="17"/>
+                <w:rFonts w:ascii="Noto Sans KR" w:hAnsi="Noto Sans KR" w:eastAsia="Noto Sans KR" w:cs="Noto Sans KR"/>
+                <w:b w:val="0"/>
+                <w:color w:val="243547"/>
+                <w:sz w:val="18"/>
               </w:rPr>
               <w:t>절차 검증</w:t>
             </w:r>
@@ -2800,24 +2971,27 @@
         </w:tc>
         <w:tc>
           <w:tcPr>
-            <w:tcW w:type="dxa" w:w="4644"/>
+            <w:tcW w:type="dxa" w:w="4073"/>
             <w:tcMar>
-              <w:top w:w="90" w:type="dxa"/>
+              <w:top w:w="70" w:type="dxa"/>
               <w:start w:w="100" w:type="dxa"/>
-              <w:bottom w:w="90" w:type="dxa"/>
+              <w:bottom w:w="70" w:type="dxa"/>
               <w:end w:w="100" w:type="dxa"/>
             </w:tcMar>
             <w:vAlign w:val="center"/>
-            <w:shd w:fill="F5F8FB"/>
+            <w:shd w:fill="F7FAFC"/>
           </w:tcPr>
           <w:p>
             <w:pPr>
               <w:spacing w:after="0" w:line="252" w:lineRule="auto" w:before="0"/>
+              <w:jc w:val="left"/>
             </w:pPr>
             <w:r>
               <w:rPr>
-                <w:rFonts w:ascii="Noto Sans KR" w:hAnsi="Noto Sans KR" w:eastAsia="Noto Sans KR"/>
-                <w:sz w:val="17"/>
+                <w:rFonts w:ascii="Noto Sans KR" w:hAnsi="Noto Sans KR" w:eastAsia="Noto Sans KR" w:cs="Noto Sans KR"/>
+                <w:b w:val="0"/>
+                <w:color w:val="243547"/>
+                <w:sz w:val="18"/>
               </w:rPr>
               <w:t>절차 검증</w:t>
             </w:r>
@@ -2825,24 +2999,27 @@
         </w:tc>
         <w:tc>
           <w:tcPr>
-            <w:tcW w:type="dxa" w:w="3729"/>
+            <w:tcW w:type="dxa" w:w="3560"/>
             <w:tcMar>
-              <w:top w:w="90" w:type="dxa"/>
+              <w:top w:w="70" w:type="dxa"/>
               <w:start w:w="100" w:type="dxa"/>
-              <w:bottom w:w="90" w:type="dxa"/>
+              <w:bottom w:w="70" w:type="dxa"/>
               <w:end w:w="100" w:type="dxa"/>
             </w:tcMar>
             <w:vAlign w:val="center"/>
-            <w:shd w:fill="F5F8FB"/>
+            <w:shd w:fill="F7FAFC"/>
           </w:tcPr>
           <w:p>
             <w:pPr>
               <w:spacing w:after="0" w:line="252" w:lineRule="auto" w:before="0"/>
+              <w:jc w:val="left"/>
             </w:pPr>
             <w:r>
               <w:rPr>
-                <w:rFonts w:ascii="Noto Sans KR" w:hAnsi="Noto Sans KR" w:eastAsia="Noto Sans KR"/>
-                <w:sz w:val="17"/>
+                <w:rFonts w:ascii="Noto Sans KR" w:hAnsi="Noto Sans KR" w:eastAsia="Noto Sans KR" w:cs="Noto Sans KR"/>
+                <w:b w:val="0"/>
+                <w:color w:val="243547"/>
+                <w:sz w:val="18"/>
               </w:rPr>
               <w:t>절차 검증</w:t>
             </w:r>
@@ -2850,11 +3027,55 @@
         </w:tc>
       </w:tr>
     </w:tbl>
+    <w:p>
+      <w:pPr>
+        <w:pStyle w:val="CPFLabel"/>
+      </w:pPr>
+      <w:r>
+        <w:t>DB3 검증 진입점</w:t>
+      </w:r>
+    </w:p>
+    <w:p>
+      <w:pPr>
+        <w:pStyle w:val="CPFCode"/>
+        <w:shd w:fill="17324D"/>
+        <w:pBdr>
+          <w:left w:val="single" w:sz="18" w:space="8" w:color="4F8DF7"/>
+        </w:pBdr>
+        <w:spacing w:before="100" w:after="140"/>
+        <w:ind w:left="170" w:right="113"/>
+      </w:pPr>
+      <w:r>
+        <w:rPr>
+          <w:rFonts w:ascii="Consolas" w:hAnsi="Consolas"/>
+          <w:color w:val="F4F8FC"/>
+          <w:sz w:val="18"/>
+        </w:rPr>
+        <w:t>pwsh -NoProfile -File cpf-tools/db/verification/check-official-db-vendor-readiness.ps1</w:t>
+        <w:br/>
+      </w:r>
+      <w:r>
+        <w:rPr>
+          <w:rFonts w:ascii="Consolas" w:hAnsi="Consolas"/>
+          <w:color w:val="F4F8FC"/>
+          <w:sz w:val="18"/>
+        </w:rPr>
+        <w:t>pwsh -NoProfile -File cpf-tools/db/verification/invoke-cpf-db-runtime-matrix.ps1 -Vendor all</w:t>
+      </w:r>
+    </w:p>
+    <w:p>
+      <w:pPr>
+        <w:pStyle w:val="CPFCallout"/>
+      </w:pPr>
+      <w:r>
+        <w:t>실행하지 않은 Vendor/Runtime 검증은 PASS로 기록하지 않습니다.</w:t>
+      </w:r>
+    </w:p>
     <w:sectPr>
       <w:headerReference w:type="default" r:id="rId9"/>
       <w:footerReference w:type="default" r:id="rId10"/>
       <w:pgSz w:w="16838" w:h="11906" w:orient="landscape"/>
-      <w:pgMar w:top="737" w:right="794" w:bottom="794" w:left="794" w:header="397" w:footer="454" w:gutter="0"/>
+      <w:pgMar w:top="510" w:right="510" w:bottom="510" w:left="510" w:header="255" w:footer="312" w:gutter="0"/>
       <w:cols w:space="720"/>
       <w:docGrid w:linePitch="360"/>
     </w:sectPr>
@@ -3274,7 +3495,7 @@
     <w:rPr>
       <w:rFonts w:ascii="Noto Sans KR" w:hAnsi="Noto Sans KR" w:eastAsia="Noto Sans KR"/>
       <w:color w:val="243547"/>
-      <w:sz w:val="19"/>
+      <w:sz w:val="20"/>
     </w:rPr>
   </w:style>
   <w:style w:type="paragraph" w:styleId="Header">
@@ -3332,7 +3553,7 @@
     <w:pPr>
       <w:keepNext/>
       <w:keepLines/>
-      <w:spacing w:before="480" w:after="180"/>
+      <w:spacing w:before="800" w:after="160"/>
       <w:outlineLvl w:val="0"/>
     </w:pPr>
     <w:rPr>
@@ -3340,7 +3561,7 @@
       <w:b/>
       <w:bCs/>
       <w:color w:val="17324D"/>
-      <w:sz w:val="38"/>
+      <w:sz w:val="34"/>
       <w:szCs w:val="28"/>
     </w:rPr>
   </w:style>
@@ -3356,7 +3577,7 @@
     <w:pPr>
       <w:keepNext/>
       <w:keepLines/>
-      <w:spacing w:before="340" w:after="120"/>
+      <w:spacing w:before="360" w:after="80"/>
       <w:ind w:left="113"/>
       <w:outlineLvl w:val="1"/>
     </w:pPr>
@@ -3365,7 +3586,7 @@
       <w:b/>
       <w:bCs/>
       <w:color w:val="4F46E5"/>
-      <w:sz w:val="28"/>
+      <w:sz w:val="27"/>
       <w:szCs w:val="26"/>
     </w:rPr>
   </w:style>
@@ -3381,7 +3602,7 @@
     <w:pPr>
       <w:keepNext/>
       <w:keepLines/>
-      <w:spacing w:before="240" w:after="80"/>
+      <w:spacing w:before="240" w:after="60"/>
       <w:ind w:left="255"/>
       <w:outlineLvl w:val="2"/>
     </w:pPr>
@@ -3390,7 +3611,7 @@
       <w:b/>
       <w:bCs/>
       <w:color w:val="17324D"/>
-      <w:sz w:val="22"/>
+      <w:sz w:val="23"/>
     </w:rPr>
   </w:style>
   <w:style w:type="paragraph" w:styleId="Heading4">
@@ -3621,10 +3842,12 @@
     <w:qFormat/>
     <w:rsid w:val="00FC693F"/>
     <w:pPr>
+      <w:keepNext/>
+      <w:keepLines/>
       <w:pBdr>
         <w:bottom w:val="single" w:sz="8" w:space="4" w:color="4F81BD" w:themeColor="accent1"/>
       </w:pBdr>
-      <w:spacing w:after="200" w:line="240" w:lineRule="auto"/>
+      <w:spacing w:after="140" w:line="240" w:lineRule="auto" w:before="0"/>
       <w:contextualSpacing/>
     </w:pPr>
     <w:rPr>
@@ -3633,7 +3856,7 @@
       <w:color w:val="071A2B"/>
       <w:spacing w:val="5"/>
       <w:kern w:val="28"/>
-      <w:sz w:val="50"/>
+      <w:sz w:val="48"/>
       <w:szCs w:val="52"/>
     </w:rPr>
   </w:style>
@@ -3661,9 +3884,12 @@
     <w:qFormat/>
     <w:rsid w:val="00FC693F"/>
     <w:pPr>
+      <w:keepNext/>
+      <w:keepLines/>
       <w:numPr>
         <w:ilvl w:val="1"/>
       </w:numPr>
+      <w:spacing w:before="0" w:after="180"/>
     </w:pPr>
     <w:rPr>
       <w:rFonts w:asciiTheme="majorHAnsi" w:eastAsiaTheme="majorEastAsia" w:hAnsiTheme="majorHAnsi" w:cstheme="majorBidi" w:ascii="Noto Sans KR" w:hAnsi="Noto Sans KR" w:eastAsia="Noto Sans KR"/>
@@ -3672,7 +3898,7 @@
       <w:iCs/>
       <w:color w:val="5E7186"/>
       <w:spacing w:val="15"/>
-      <w:sz w:val="22"/>
+      <w:sz w:val="23"/>
       <w:szCs w:val="24"/>
     </w:rPr>
   </w:style>
@@ -14967,39 +15193,119 @@
   <w:style w:type="paragraph" w:customStyle="1" w:styleId="CPFCode">
     <w:name w:val="CPF Code"/>
     <w:pPr>
-      <w:spacing w:before="40" w:after="80"/>
+      <w:spacing w:before="100" w:after="140" w:line="240" w:lineRule="auto"/>
       <w:ind w:left="283" w:right="170"/>
     </w:pPr>
     <w:rPr>
-      <w:rFonts w:ascii="DejaVu Sans Mono" w:hAnsi="DejaVu Sans Mono" w:eastAsia="DejaVu Sans Mono"/>
-      <w:color w:val="071A2B"/>
-      <w:sz w:val="16"/>
+      <w:rFonts w:ascii="Noto Sans KR" w:hAnsi="Noto Sans KR" w:eastAsia="DejaVu Sans Mono"/>
+      <w:b w:val="0"/>
+      <w:color w:val="F4F8FC"/>
+      <w:sz w:val="18"/>
     </w:rPr>
   </w:style>
   <w:style w:type="paragraph" w:customStyle="1" w:styleId="CPFCaption">
     <w:name w:val="CPF Caption"/>
     <w:pPr>
-      <w:spacing w:before="40" w:after="100"/>
+      <w:spacing w:before="60" w:after="160"/>
       <w:ind w:left="255" w:right="255"/>
     </w:pPr>
     <w:rPr>
       <w:rFonts w:ascii="Noto Sans KR" w:hAnsi="Noto Sans KR" w:eastAsia="Noto Sans KR"/>
       <w:color w:val="5E7186"/>
-      <w:sz w:val="16"/>
+      <w:sz w:val="18"/>
     </w:rPr>
   </w:style>
   <w:style w:type="paragraph" w:customStyle="1" w:styleId="CPFLabel">
     <w:name w:val="CPF Label"/>
     <w:pPr>
       <w:keepNext/>
-      <w:spacing w:before="140" w:after="40"/>
+      <w:spacing w:before="200" w:after="80"/>
       <w:ind w:left="255"/>
     </w:pPr>
     <w:rPr>
       <w:rFonts w:ascii="Noto Sans KR" w:hAnsi="Noto Sans KR" w:eastAsia="Noto Sans KR"/>
       <w:b/>
-      <w:color w:val="7154C7"/>
-      <w:sz w:val="21"/>
+      <w:color w:val="4F46E5"/>
+      <w:sz w:val="20"/>
+    </w:rPr>
+  </w:style>
+  <w:style w:type="paragraph" w:customStyle="1" w:styleId="CPFLead">
+    <w:name w:val="CPF Lead"/>
+    <w:basedOn w:val="Normal"/>
+    <w:pPr>
+      <w:spacing w:before="60" w:after="180" w:line="283" w:lineRule="auto"/>
+    </w:pPr>
+    <w:rPr>
+      <w:rFonts w:ascii="Noto Sans KR" w:hAnsi="Noto Sans KR"/>
+      <w:b w:val="0"/>
+      <w:color w:val="243547"/>
+      <w:sz w:val="20"/>
+    </w:rPr>
+  </w:style>
+  <w:style w:type="paragraph" w:customStyle="1" w:styleId="CPFSectionLead">
+    <w:name w:val="CPF Section Lead"/>
+    <w:basedOn w:val="Normal"/>
+    <w:pPr>
+      <w:spacing w:before="40" w:after="160" w:line="276" w:lineRule="auto"/>
+    </w:pPr>
+    <w:rPr>
+      <w:rFonts w:ascii="Noto Sans KR" w:hAnsi="Noto Sans KR"/>
+      <w:b w:val="0"/>
+      <w:color w:val="243547"/>
+      <w:sz w:val="19"/>
+    </w:rPr>
+  </w:style>
+  <w:style w:type="paragraph" w:customStyle="1" w:styleId="CPFCallout">
+    <w:name w:val="CPF Callout"/>
+    <w:basedOn w:val="Normal"/>
+    <w:pPr>
+      <w:spacing w:before="80" w:after="140" w:line="269" w:lineRule="auto"/>
+    </w:pPr>
+    <w:rPr>
+      <w:rFonts w:ascii="Noto Sans KR" w:hAnsi="Noto Sans KR"/>
+      <w:b w:val="0"/>
+      <w:color w:val="243547"/>
+      <w:sz w:val="19"/>
+    </w:rPr>
+  </w:style>
+  <w:style w:type="paragraph" w:customStyle="1" w:styleId="CPFWarning">
+    <w:name w:val="CPF Warning"/>
+    <w:basedOn w:val="Normal"/>
+    <w:pPr>
+      <w:spacing w:before="80" w:after="140" w:line="269" w:lineRule="auto"/>
+    </w:pPr>
+    <w:rPr>
+      <w:rFonts w:ascii="Noto Sans KR" w:hAnsi="Noto Sans KR"/>
+      <w:b w:val="0"/>
+      <w:color w:val="A85600"/>
+      <w:sz w:val="19"/>
+    </w:rPr>
+  </w:style>
+  <w:style w:type="paragraph" w:customStyle="1" w:styleId="CPFSource">
+    <w:name w:val="CPF Source"/>
+    <w:basedOn w:val="Normal"/>
+    <w:pPr>
+      <w:spacing w:before="60" w:after="120" w:line="252" w:lineRule="auto"/>
+    </w:pPr>
+    <w:rPr>
+      <w:rFonts w:ascii="Noto Sans KR" w:hAnsi="Noto Sans KR"/>
+      <w:b w:val="0"/>
+      <w:color w:val="5E7186"/>
+      <w:sz w:val="18"/>
+    </w:rPr>
+  </w:style>
+  <w:style w:type="paragraph" w:customStyle="1" w:styleId="CPFTOCEntry">
+    <w:name w:val="CPF TOC Entry"/>
+    <w:basedOn w:val="Normal"/>
+    <w:pPr>
+      <w:spacing w:before="0" w:after="50" w:line="252" w:lineRule="auto"/>
+      <w:ind w:left="113"/>
+    </w:pPr>
+    <w:rPr>
+      <w:rFonts w:ascii="Noto Sans KR" w:hAnsi="Noto Sans KR"/>
+      <w:b w:val="0"/>
+      <w:color w:val="243547"/>
+      <w:sz w:val="20"/>
     </w:rPr>
   </w:style>
 </w:styles>

--- a/cpf-docs/guides/05_배치_운영_가이드.docx
+++ b/cpf-docs/guides/05_배치_운영_가이드.docx
@@ -303,7 +303,6 @@
         <w:rPr>
           <w:rFonts w:ascii="Noto Sans KR" w:hAnsi="Noto Sans KR" w:eastAsia="Noto Sans KR" w:cs="Noto Sans KR"/>
         </w:rPr>
-        <w:br w:type="page"/>
       </w:r>
     </w:p>
     <w:p>
@@ -1040,6 +1039,7 @@
       <w:pPr>
         <w:pStyle w:val="Heading1"/>
         <w:keepNext w:val="true"/>
+        <w:pageBreakBefore w:val="0"/>
         <w:rPr/>
       </w:pPr>
       <w:bookmarkStart w:id="0" w:name="__RefHeading___Toc3740_1421710836"/>
@@ -1222,16 +1222,16 @@
             <w:shd w:fill="183B63" w:val="clear"/>
             <w:vAlign w:val="center"/>
             <w:tcMar>
-              <w:top w:w="70" w:type="dxa"/>
-              <w:start w:w="90" w:type="dxa"/>
-              <w:bottom w:w="70" w:type="dxa"/>
-              <w:end w:w="90" w:type="dxa"/>
+              <w:top w:w="80" w:type="dxa"/>
+              <w:start w:w="100" w:type="dxa"/>
+              <w:bottom w:w="80" w:type="dxa"/>
+              <w:end w:w="100" w:type="dxa"/>
             </w:tcMar>
           </w:tcPr>
           <w:p>
             <w:pPr>
               <w:pStyle w:val="Normal"/>
-              <w:spacing w:lineRule="auto" w:line="274" w:before="0" w:after="46"/>
+              <w:spacing w:lineRule="auto" w:line="269" w:before="0" w:after="70"/>
               <w:ind w:start="0" w:end="0"/>
               <w:jc w:val="center"/>
               <w:rPr/>
@@ -1240,8 +1240,8 @@
               <w:rPr>
                 <w:rFonts w:ascii="Noto Sans KR" w:hAnsi="Noto Sans KR" w:cs="Noto Sans KR" w:eastAsia="Noto Sans KR"/>
                 <w:b/>
+                <w:sz w:val="19"/>
                 <w:color w:val="FFFFFF"/>
-                <w:sz w:val="18"/>
               </w:rPr>
               <w:t>관찰</w:t>
             </w:r>
@@ -1259,16 +1259,16 @@
             <w:shd w:fill="183B63" w:val="clear"/>
             <w:vAlign w:val="center"/>
             <w:tcMar>
-              <w:top w:w="70" w:type="dxa"/>
-              <w:start w:w="90" w:type="dxa"/>
-              <w:bottom w:w="70" w:type="dxa"/>
-              <w:end w:w="90" w:type="dxa"/>
+              <w:top w:w="80" w:type="dxa"/>
+              <w:start w:w="100" w:type="dxa"/>
+              <w:bottom w:w="80" w:type="dxa"/>
+              <w:end w:w="100" w:type="dxa"/>
             </w:tcMar>
           </w:tcPr>
           <w:p>
             <w:pPr>
               <w:pStyle w:val="Normal"/>
-              <w:spacing w:lineRule="auto" w:line="274" w:before="0" w:after="46"/>
+              <w:spacing w:lineRule="auto" w:line="269" w:before="0" w:after="70"/>
               <w:ind w:start="0" w:end="0"/>
               <w:jc w:val="center"/>
               <w:rPr/>
@@ -1277,8 +1277,8 @@
               <w:rPr>
                 <w:rFonts w:ascii="Noto Sans KR" w:hAnsi="Noto Sans KR" w:cs="Noto Sans KR" w:eastAsia="Noto Sans KR"/>
                 <w:b/>
+                <w:sz w:val="19"/>
                 <w:color w:val="FFFFFF"/>
-                <w:sz w:val="18"/>
               </w:rPr>
               <w:t>의미</w:t>
             </w:r>
@@ -1296,16 +1296,16 @@
             <w:shd w:fill="183B63" w:val="clear"/>
             <w:vAlign w:val="center"/>
             <w:tcMar>
-              <w:top w:w="70" w:type="dxa"/>
-              <w:start w:w="90" w:type="dxa"/>
-              <w:bottom w:w="70" w:type="dxa"/>
-              <w:end w:w="90" w:type="dxa"/>
+              <w:top w:w="80" w:type="dxa"/>
+              <w:start w:w="100" w:type="dxa"/>
+              <w:bottom w:w="80" w:type="dxa"/>
+              <w:end w:w="100" w:type="dxa"/>
             </w:tcMar>
           </w:tcPr>
           <w:p>
             <w:pPr>
               <w:pStyle w:val="Normal"/>
-              <w:spacing w:lineRule="auto" w:line="274" w:before="0" w:after="46"/>
+              <w:spacing w:lineRule="auto" w:line="269" w:before="0" w:after="70"/>
               <w:ind w:start="0" w:end="0"/>
               <w:jc w:val="center"/>
               <w:rPr/>
@@ -1314,8 +1314,8 @@
               <w:rPr>
                 <w:rFonts w:ascii="Noto Sans KR" w:hAnsi="Noto Sans KR" w:cs="Noto Sans KR" w:eastAsia="Noto Sans KR"/>
                 <w:b/>
+                <w:sz w:val="19"/>
                 <w:color w:val="FFFFFF"/>
-                <w:sz w:val="18"/>
               </w:rPr>
               <w:t>허용 조치</w:t>
             </w:r>
@@ -1333,16 +1333,16 @@
             <w:shd w:fill="183B63" w:val="clear"/>
             <w:vAlign w:val="center"/>
             <w:tcMar>
-              <w:top w:w="70" w:type="dxa"/>
-              <w:start w:w="90" w:type="dxa"/>
-              <w:bottom w:w="70" w:type="dxa"/>
-              <w:end w:w="90" w:type="dxa"/>
+              <w:top w:w="80" w:type="dxa"/>
+              <w:start w:w="100" w:type="dxa"/>
+              <w:bottom w:w="80" w:type="dxa"/>
+              <w:end w:w="100" w:type="dxa"/>
             </w:tcMar>
           </w:tcPr>
           <w:p>
             <w:pPr>
               <w:pStyle w:val="Normal"/>
-              <w:spacing w:lineRule="auto" w:line="274" w:before="0" w:after="46"/>
+              <w:spacing w:lineRule="auto" w:line="269" w:before="0" w:after="70"/>
               <w:ind w:start="0" w:end="0"/>
               <w:jc w:val="center"/>
               <w:rPr/>
@@ -1351,8 +1351,8 @@
               <w:rPr>
                 <w:rFonts w:ascii="Noto Sans KR" w:hAnsi="Noto Sans KR" w:cs="Noto Sans KR" w:eastAsia="Noto Sans KR"/>
                 <w:b/>
+                <w:sz w:val="19"/>
                 <w:color w:val="FFFFFF"/>
-                <w:sz w:val="18"/>
               </w:rPr>
               <w:t>금지</w:t>
             </w:r>
@@ -1376,16 +1376,16 @@
             <w:shd w:fill="FFFFFF" w:val="clear"/>
             <w:vAlign w:val="center"/>
             <w:tcMar>
-              <w:top w:w="58" w:type="dxa"/>
-              <w:start w:w="90" w:type="dxa"/>
-              <w:bottom w:w="58" w:type="dxa"/>
-              <w:end w:w="90" w:type="dxa"/>
+              <w:top w:w="80" w:type="dxa"/>
+              <w:start w:w="100" w:type="dxa"/>
+              <w:bottom w:w="80" w:type="dxa"/>
+              <w:end w:w="100" w:type="dxa"/>
             </w:tcMar>
           </w:tcPr>
           <w:p>
             <w:pPr>
               <w:pStyle w:val="Normal"/>
-              <w:spacing w:lineRule="auto" w:line="274" w:before="0" w:after="46"/>
+              <w:spacing w:lineRule="auto" w:line="269" w:before="0" w:after="70"/>
               <w:ind w:start="0" w:end="0"/>
               <w:jc w:val="left"/>
               <w:rPr/>
@@ -1413,16 +1413,16 @@
             <w:shd w:fill="FFFFFF" w:val="clear"/>
             <w:vAlign w:val="center"/>
             <w:tcMar>
-              <w:top w:w="58" w:type="dxa"/>
-              <w:start w:w="90" w:type="dxa"/>
-              <w:bottom w:w="58" w:type="dxa"/>
-              <w:end w:w="90" w:type="dxa"/>
+              <w:top w:w="80" w:type="dxa"/>
+              <w:start w:w="100" w:type="dxa"/>
+              <w:bottom w:w="80" w:type="dxa"/>
+              <w:end w:w="100" w:type="dxa"/>
             </w:tcMar>
           </w:tcPr>
           <w:p>
             <w:pPr>
               <w:pStyle w:val="Normal"/>
-              <w:spacing w:lineRule="auto" w:line="274" w:before="0" w:after="46"/>
+              <w:spacing w:lineRule="auto" w:line="269" w:before="0" w:after="70"/>
               <w:ind w:start="0" w:end="0"/>
               <w:jc w:val="left"/>
               <w:rPr/>
@@ -1450,16 +1450,16 @@
             <w:shd w:fill="FFFFFF" w:val="clear"/>
             <w:vAlign w:val="center"/>
             <w:tcMar>
-              <w:top w:w="58" w:type="dxa"/>
-              <w:start w:w="90" w:type="dxa"/>
-              <w:bottom w:w="58" w:type="dxa"/>
-              <w:end w:w="90" w:type="dxa"/>
+              <w:top w:w="80" w:type="dxa"/>
+              <w:start w:w="100" w:type="dxa"/>
+              <w:bottom w:w="80" w:type="dxa"/>
+              <w:end w:w="100" w:type="dxa"/>
             </w:tcMar>
           </w:tcPr>
           <w:p>
             <w:pPr>
               <w:pStyle w:val="Normal"/>
-              <w:spacing w:lineRule="auto" w:line="274" w:before="0" w:after="46"/>
+              <w:spacing w:lineRule="auto" w:line="269" w:before="0" w:after="70"/>
               <w:ind w:start="0" w:end="0"/>
               <w:jc w:val="left"/>
               <w:rPr/>
@@ -1505,16 +1505,16 @@
             <w:shd w:fill="FFFFFF" w:val="clear"/>
             <w:vAlign w:val="center"/>
             <w:tcMar>
-              <w:top w:w="58" w:type="dxa"/>
-              <w:start w:w="90" w:type="dxa"/>
-              <w:bottom w:w="58" w:type="dxa"/>
-              <w:end w:w="90" w:type="dxa"/>
+              <w:top w:w="80" w:type="dxa"/>
+              <w:start w:w="100" w:type="dxa"/>
+              <w:bottom w:w="80" w:type="dxa"/>
+              <w:end w:w="100" w:type="dxa"/>
             </w:tcMar>
           </w:tcPr>
           <w:p>
             <w:pPr>
               <w:pStyle w:val="Normal"/>
-              <w:spacing w:lineRule="auto" w:line="274" w:before="0" w:after="46"/>
+              <w:spacing w:lineRule="auto" w:line="269" w:before="0" w:after="70"/>
               <w:ind w:start="0" w:end="0"/>
               <w:jc w:val="left"/>
               <w:rPr/>
@@ -1557,16 +1557,16 @@
             <w:shd w:fill="F4F7FB" w:val="clear"/>
             <w:vAlign w:val="center"/>
             <w:tcMar>
-              <w:top w:w="58" w:type="dxa"/>
-              <w:start w:w="90" w:type="dxa"/>
-              <w:bottom w:w="58" w:type="dxa"/>
-              <w:end w:w="90" w:type="dxa"/>
+              <w:top w:w="80" w:type="dxa"/>
+              <w:start w:w="100" w:type="dxa"/>
+              <w:bottom w:w="80" w:type="dxa"/>
+              <w:end w:w="100" w:type="dxa"/>
             </w:tcMar>
           </w:tcPr>
           <w:p>
             <w:pPr>
               <w:pStyle w:val="Normal"/>
-              <w:spacing w:lineRule="auto" w:line="274" w:before="0" w:after="46"/>
+              <w:spacing w:lineRule="auto" w:line="269" w:before="0" w:after="70"/>
               <w:ind w:start="0" w:end="0"/>
               <w:jc w:val="left"/>
               <w:rPr/>
@@ -1594,16 +1594,16 @@
             <w:shd w:fill="F4F7FB" w:val="clear"/>
             <w:vAlign w:val="center"/>
             <w:tcMar>
-              <w:top w:w="58" w:type="dxa"/>
-              <w:start w:w="90" w:type="dxa"/>
-              <w:bottom w:w="58" w:type="dxa"/>
-              <w:end w:w="90" w:type="dxa"/>
+              <w:top w:w="80" w:type="dxa"/>
+              <w:start w:w="100" w:type="dxa"/>
+              <w:bottom w:w="80" w:type="dxa"/>
+              <w:end w:w="100" w:type="dxa"/>
             </w:tcMar>
           </w:tcPr>
           <w:p>
             <w:pPr>
               <w:pStyle w:val="Normal"/>
-              <w:spacing w:lineRule="auto" w:line="274" w:before="0" w:after="46"/>
+              <w:spacing w:lineRule="auto" w:line="269" w:before="0" w:after="70"/>
               <w:ind w:start="0" w:end="0"/>
               <w:jc w:val="left"/>
               <w:rPr/>
@@ -1640,16 +1640,16 @@
             <w:shd w:fill="F4F7FB" w:val="clear"/>
             <w:vAlign w:val="center"/>
             <w:tcMar>
-              <w:top w:w="58" w:type="dxa"/>
-              <w:start w:w="90" w:type="dxa"/>
-              <w:bottom w:w="58" w:type="dxa"/>
-              <w:end w:w="90" w:type="dxa"/>
+              <w:top w:w="80" w:type="dxa"/>
+              <w:start w:w="100" w:type="dxa"/>
+              <w:bottom w:w="80" w:type="dxa"/>
+              <w:end w:w="100" w:type="dxa"/>
             </w:tcMar>
           </w:tcPr>
           <w:p>
             <w:pPr>
               <w:pStyle w:val="Normal"/>
-              <w:spacing w:lineRule="auto" w:line="274" w:before="0" w:after="46"/>
+              <w:spacing w:lineRule="auto" w:line="269" w:before="0" w:after="70"/>
               <w:ind w:start="0" w:end="0"/>
               <w:jc w:val="left"/>
               <w:rPr/>
@@ -1695,16 +1695,16 @@
             <w:shd w:fill="F4F7FB" w:val="clear"/>
             <w:vAlign w:val="center"/>
             <w:tcMar>
-              <w:top w:w="58" w:type="dxa"/>
-              <w:start w:w="90" w:type="dxa"/>
-              <w:bottom w:w="58" w:type="dxa"/>
-              <w:end w:w="90" w:type="dxa"/>
+              <w:top w:w="80" w:type="dxa"/>
+              <w:start w:w="100" w:type="dxa"/>
+              <w:bottom w:w="80" w:type="dxa"/>
+              <w:end w:w="100" w:type="dxa"/>
             </w:tcMar>
           </w:tcPr>
           <w:p>
             <w:pPr>
               <w:pStyle w:val="Normal"/>
-              <w:spacing w:lineRule="auto" w:line="274" w:before="0" w:after="46"/>
+              <w:spacing w:lineRule="auto" w:line="269" w:before="0" w:after="70"/>
               <w:ind w:start="0" w:end="0"/>
               <w:jc w:val="left"/>
               <w:rPr/>
@@ -1747,16 +1747,16 @@
             <w:shd w:fill="FFFFFF" w:val="clear"/>
             <w:vAlign w:val="center"/>
             <w:tcMar>
-              <w:top w:w="58" w:type="dxa"/>
-              <w:start w:w="90" w:type="dxa"/>
-              <w:bottom w:w="58" w:type="dxa"/>
-              <w:end w:w="90" w:type="dxa"/>
+              <w:top w:w="80" w:type="dxa"/>
+              <w:start w:w="100" w:type="dxa"/>
+              <w:bottom w:w="80" w:type="dxa"/>
+              <w:end w:w="100" w:type="dxa"/>
             </w:tcMar>
           </w:tcPr>
           <w:p>
             <w:pPr>
               <w:pStyle w:val="Normal"/>
-              <w:spacing w:lineRule="auto" w:line="274" w:before="0" w:after="46"/>
+              <w:spacing w:lineRule="auto" w:line="269" w:before="0" w:after="70"/>
               <w:ind w:start="0" w:end="0"/>
               <w:jc w:val="left"/>
               <w:rPr/>
@@ -1784,16 +1784,16 @@
             <w:shd w:fill="FFFFFF" w:val="clear"/>
             <w:vAlign w:val="center"/>
             <w:tcMar>
-              <w:top w:w="58" w:type="dxa"/>
-              <w:start w:w="90" w:type="dxa"/>
-              <w:bottom w:w="58" w:type="dxa"/>
-              <w:end w:w="90" w:type="dxa"/>
+              <w:top w:w="80" w:type="dxa"/>
+              <w:start w:w="100" w:type="dxa"/>
+              <w:bottom w:w="80" w:type="dxa"/>
+              <w:end w:w="100" w:type="dxa"/>
             </w:tcMar>
           </w:tcPr>
           <w:p>
             <w:pPr>
               <w:pStyle w:val="Normal"/>
-              <w:spacing w:lineRule="auto" w:line="274" w:before="0" w:after="46"/>
+              <w:spacing w:lineRule="auto" w:line="269" w:before="0" w:after="70"/>
               <w:ind w:start="0" w:end="0"/>
               <w:jc w:val="left"/>
               <w:rPr/>
@@ -1821,16 +1821,16 @@
             <w:shd w:fill="FFFFFF" w:val="clear"/>
             <w:vAlign w:val="center"/>
             <w:tcMar>
-              <w:top w:w="58" w:type="dxa"/>
-              <w:start w:w="90" w:type="dxa"/>
-              <w:bottom w:w="58" w:type="dxa"/>
-              <w:end w:w="90" w:type="dxa"/>
+              <w:top w:w="80" w:type="dxa"/>
+              <w:start w:w="100" w:type="dxa"/>
+              <w:bottom w:w="80" w:type="dxa"/>
+              <w:end w:w="100" w:type="dxa"/>
             </w:tcMar>
           </w:tcPr>
           <w:p>
             <w:pPr>
               <w:pStyle w:val="Normal"/>
-              <w:spacing w:lineRule="auto" w:line="274" w:before="0" w:after="46"/>
+              <w:spacing w:lineRule="auto" w:line="269" w:before="0" w:after="70"/>
               <w:ind w:start="0" w:end="0"/>
               <w:jc w:val="left"/>
               <w:rPr/>
@@ -1867,16 +1867,16 @@
             <w:shd w:fill="FFFFFF" w:val="clear"/>
             <w:vAlign w:val="center"/>
             <w:tcMar>
-              <w:top w:w="58" w:type="dxa"/>
-              <w:start w:w="90" w:type="dxa"/>
-              <w:bottom w:w="58" w:type="dxa"/>
-              <w:end w:w="90" w:type="dxa"/>
+              <w:top w:w="80" w:type="dxa"/>
+              <w:start w:w="100" w:type="dxa"/>
+              <w:bottom w:w="80" w:type="dxa"/>
+              <w:end w:w="100" w:type="dxa"/>
             </w:tcMar>
           </w:tcPr>
           <w:p>
             <w:pPr>
               <w:pStyle w:val="Normal"/>
-              <w:spacing w:lineRule="auto" w:line="274" w:before="0" w:after="46"/>
+              <w:spacing w:lineRule="auto" w:line="269" w:before="0" w:after="70"/>
               <w:ind w:start="0" w:end="0"/>
               <w:jc w:val="left"/>
               <w:rPr/>
@@ -1919,16 +1919,16 @@
             <w:shd w:fill="F4F7FB" w:val="clear"/>
             <w:vAlign w:val="center"/>
             <w:tcMar>
-              <w:top w:w="58" w:type="dxa"/>
-              <w:start w:w="90" w:type="dxa"/>
-              <w:bottom w:w="58" w:type="dxa"/>
-              <w:end w:w="90" w:type="dxa"/>
+              <w:top w:w="80" w:type="dxa"/>
+              <w:start w:w="100" w:type="dxa"/>
+              <w:bottom w:w="80" w:type="dxa"/>
+              <w:end w:w="100" w:type="dxa"/>
             </w:tcMar>
           </w:tcPr>
           <w:p>
             <w:pPr>
               <w:pStyle w:val="Normal"/>
-              <w:spacing w:lineRule="auto" w:line="274" w:before="0" w:after="46"/>
+              <w:spacing w:lineRule="auto" w:line="269" w:before="0" w:after="70"/>
               <w:ind w:start="0" w:end="0"/>
               <w:jc w:val="left"/>
               <w:rPr/>
@@ -1956,16 +1956,16 @@
             <w:shd w:fill="F4F7FB" w:val="clear"/>
             <w:vAlign w:val="center"/>
             <w:tcMar>
-              <w:top w:w="58" w:type="dxa"/>
-              <w:start w:w="90" w:type="dxa"/>
-              <w:bottom w:w="58" w:type="dxa"/>
-              <w:end w:w="90" w:type="dxa"/>
+              <w:top w:w="80" w:type="dxa"/>
+              <w:start w:w="100" w:type="dxa"/>
+              <w:bottom w:w="80" w:type="dxa"/>
+              <w:end w:w="100" w:type="dxa"/>
             </w:tcMar>
           </w:tcPr>
           <w:p>
             <w:pPr>
               <w:pStyle w:val="Normal"/>
-              <w:spacing w:lineRule="auto" w:line="274" w:before="0" w:after="46"/>
+              <w:spacing w:lineRule="auto" w:line="269" w:before="0" w:after="70"/>
               <w:ind w:start="0" w:end="0"/>
               <w:jc w:val="left"/>
               <w:rPr/>
@@ -1993,16 +1993,16 @@
             <w:shd w:fill="F4F7FB" w:val="clear"/>
             <w:vAlign w:val="center"/>
             <w:tcMar>
-              <w:top w:w="58" w:type="dxa"/>
-              <w:start w:w="90" w:type="dxa"/>
-              <w:bottom w:w="58" w:type="dxa"/>
-              <w:end w:w="90" w:type="dxa"/>
+              <w:top w:w="80" w:type="dxa"/>
+              <w:start w:w="100" w:type="dxa"/>
+              <w:bottom w:w="80" w:type="dxa"/>
+              <w:end w:w="100" w:type="dxa"/>
             </w:tcMar>
           </w:tcPr>
           <w:p>
             <w:pPr>
               <w:pStyle w:val="Normal"/>
-              <w:spacing w:lineRule="auto" w:line="274" w:before="0" w:after="46"/>
+              <w:spacing w:lineRule="auto" w:line="269" w:before="0" w:after="70"/>
               <w:ind w:start="0" w:end="0"/>
               <w:jc w:val="left"/>
               <w:rPr/>
@@ -2030,16 +2030,16 @@
             <w:shd w:fill="F4F7FB" w:val="clear"/>
             <w:vAlign w:val="center"/>
             <w:tcMar>
-              <w:top w:w="58" w:type="dxa"/>
-              <w:start w:w="90" w:type="dxa"/>
-              <w:bottom w:w="58" w:type="dxa"/>
-              <w:end w:w="90" w:type="dxa"/>
+              <w:top w:w="80" w:type="dxa"/>
+              <w:start w:w="100" w:type="dxa"/>
+              <w:bottom w:w="80" w:type="dxa"/>
+              <w:end w:w="100" w:type="dxa"/>
             </w:tcMar>
           </w:tcPr>
           <w:p>
             <w:pPr>
               <w:pStyle w:val="Normal"/>
-              <w:spacing w:lineRule="auto" w:line="274" w:before="0" w:after="46"/>
+              <w:spacing w:lineRule="auto" w:line="269" w:before="0" w:after="70"/>
               <w:ind w:start="0" w:end="0"/>
               <w:jc w:val="left"/>
               <w:rPr/>
@@ -2073,16 +2073,16 @@
             <w:shd w:fill="FFFFFF" w:val="clear"/>
             <w:vAlign w:val="center"/>
             <w:tcMar>
-              <w:top w:w="58" w:type="dxa"/>
-              <w:start w:w="90" w:type="dxa"/>
-              <w:bottom w:w="58" w:type="dxa"/>
-              <w:end w:w="90" w:type="dxa"/>
+              <w:top w:w="80" w:type="dxa"/>
+              <w:start w:w="100" w:type="dxa"/>
+              <w:bottom w:w="80" w:type="dxa"/>
+              <w:end w:w="100" w:type="dxa"/>
             </w:tcMar>
           </w:tcPr>
           <w:p>
             <w:pPr>
               <w:pStyle w:val="Normal"/>
-              <w:spacing w:lineRule="auto" w:line="274" w:before="0" w:after="46"/>
+              <w:spacing w:lineRule="auto" w:line="269" w:before="0" w:after="70"/>
               <w:ind w:start="0" w:end="0"/>
               <w:jc w:val="left"/>
               <w:rPr/>
@@ -2110,16 +2110,16 @@
             <w:shd w:fill="FFFFFF" w:val="clear"/>
             <w:vAlign w:val="center"/>
             <w:tcMar>
-              <w:top w:w="58" w:type="dxa"/>
-              <w:start w:w="90" w:type="dxa"/>
-              <w:bottom w:w="58" w:type="dxa"/>
-              <w:end w:w="90" w:type="dxa"/>
+              <w:top w:w="80" w:type="dxa"/>
+              <w:start w:w="100" w:type="dxa"/>
+              <w:bottom w:w="80" w:type="dxa"/>
+              <w:end w:w="100" w:type="dxa"/>
             </w:tcMar>
           </w:tcPr>
           <w:p>
             <w:pPr>
               <w:pStyle w:val="Normal"/>
-              <w:spacing w:lineRule="auto" w:line="274" w:before="0" w:after="46"/>
+              <w:spacing w:lineRule="auto" w:line="269" w:before="0" w:after="70"/>
               <w:ind w:start="0" w:end="0"/>
               <w:jc w:val="left"/>
               <w:rPr/>
@@ -2147,16 +2147,16 @@
             <w:shd w:fill="FFFFFF" w:val="clear"/>
             <w:vAlign w:val="center"/>
             <w:tcMar>
-              <w:top w:w="58" w:type="dxa"/>
-              <w:start w:w="90" w:type="dxa"/>
-              <w:bottom w:w="58" w:type="dxa"/>
-              <w:end w:w="90" w:type="dxa"/>
+              <w:top w:w="80" w:type="dxa"/>
+              <w:start w:w="100" w:type="dxa"/>
+              <w:bottom w:w="80" w:type="dxa"/>
+              <w:end w:w="100" w:type="dxa"/>
             </w:tcMar>
           </w:tcPr>
           <w:p>
             <w:pPr>
               <w:pStyle w:val="Normal"/>
-              <w:spacing w:lineRule="auto" w:line="274" w:before="0" w:after="46"/>
+              <w:spacing w:lineRule="auto" w:line="269" w:before="0" w:after="70"/>
               <w:ind w:start="0" w:end="0"/>
               <w:jc w:val="left"/>
               <w:rPr/>
@@ -2211,16 +2211,16 @@
             <w:shd w:fill="FFFFFF" w:val="clear"/>
             <w:vAlign w:val="center"/>
             <w:tcMar>
-              <w:top w:w="58" w:type="dxa"/>
-              <w:start w:w="90" w:type="dxa"/>
-              <w:bottom w:w="58" w:type="dxa"/>
-              <w:end w:w="90" w:type="dxa"/>
+              <w:top w:w="80" w:type="dxa"/>
+              <w:start w:w="100" w:type="dxa"/>
+              <w:bottom w:w="80" w:type="dxa"/>
+              <w:end w:w="100" w:type="dxa"/>
             </w:tcMar>
           </w:tcPr>
           <w:p>
             <w:pPr>
               <w:pStyle w:val="Normal"/>
-              <w:spacing w:lineRule="auto" w:line="274" w:before="0" w:after="46"/>
+              <w:spacing w:lineRule="auto" w:line="269" w:before="0" w:after="70"/>
               <w:ind w:start="0" w:end="0"/>
               <w:jc w:val="left"/>
               <w:rPr/>
@@ -2263,16 +2263,16 @@
             <w:shd w:fill="F4F7FB" w:val="clear"/>
             <w:vAlign w:val="center"/>
             <w:tcMar>
-              <w:top w:w="58" w:type="dxa"/>
-              <w:start w:w="90" w:type="dxa"/>
-              <w:bottom w:w="58" w:type="dxa"/>
-              <w:end w:w="90" w:type="dxa"/>
+              <w:top w:w="80" w:type="dxa"/>
+              <w:start w:w="100" w:type="dxa"/>
+              <w:bottom w:w="80" w:type="dxa"/>
+              <w:end w:w="100" w:type="dxa"/>
             </w:tcMar>
           </w:tcPr>
           <w:p>
             <w:pPr>
               <w:pStyle w:val="Normal"/>
-              <w:spacing w:lineRule="auto" w:line="274" w:before="0" w:after="46"/>
+              <w:spacing w:lineRule="auto" w:line="269" w:before="0" w:after="70"/>
               <w:ind w:start="0" w:end="0"/>
               <w:jc w:val="left"/>
               <w:rPr/>
@@ -2300,16 +2300,16 @@
             <w:shd w:fill="F4F7FB" w:val="clear"/>
             <w:vAlign w:val="center"/>
             <w:tcMar>
-              <w:top w:w="58" w:type="dxa"/>
-              <w:start w:w="90" w:type="dxa"/>
-              <w:bottom w:w="58" w:type="dxa"/>
-              <w:end w:w="90" w:type="dxa"/>
+              <w:top w:w="80" w:type="dxa"/>
+              <w:start w:w="100" w:type="dxa"/>
+              <w:bottom w:w="80" w:type="dxa"/>
+              <w:end w:w="100" w:type="dxa"/>
             </w:tcMar>
           </w:tcPr>
           <w:p>
             <w:pPr>
               <w:pStyle w:val="Normal"/>
-              <w:spacing w:lineRule="auto" w:line="274" w:before="0" w:after="46"/>
+              <w:spacing w:lineRule="auto" w:line="269" w:before="0" w:after="70"/>
               <w:ind w:start="0" w:end="0"/>
               <w:jc w:val="left"/>
               <w:rPr/>
@@ -2337,16 +2337,16 @@
             <w:shd w:fill="F4F7FB" w:val="clear"/>
             <w:vAlign w:val="center"/>
             <w:tcMar>
-              <w:top w:w="58" w:type="dxa"/>
-              <w:start w:w="90" w:type="dxa"/>
-              <w:bottom w:w="58" w:type="dxa"/>
-              <w:end w:w="90" w:type="dxa"/>
+              <w:top w:w="80" w:type="dxa"/>
+              <w:start w:w="100" w:type="dxa"/>
+              <w:bottom w:w="80" w:type="dxa"/>
+              <w:end w:w="100" w:type="dxa"/>
             </w:tcMar>
           </w:tcPr>
           <w:p>
             <w:pPr>
               <w:pStyle w:val="Normal"/>
-              <w:spacing w:lineRule="auto" w:line="274" w:before="0" w:after="46"/>
+              <w:spacing w:lineRule="auto" w:line="269" w:before="0" w:after="70"/>
               <w:ind w:start="0" w:end="0"/>
               <w:jc w:val="left"/>
               <w:rPr/>
@@ -2374,16 +2374,16 @@
             <w:shd w:fill="F4F7FB" w:val="clear"/>
             <w:vAlign w:val="center"/>
             <w:tcMar>
-              <w:top w:w="58" w:type="dxa"/>
-              <w:start w:w="90" w:type="dxa"/>
-              <w:bottom w:w="58" w:type="dxa"/>
-              <w:end w:w="90" w:type="dxa"/>
+              <w:top w:w="80" w:type="dxa"/>
+              <w:start w:w="100" w:type="dxa"/>
+              <w:bottom w:w="80" w:type="dxa"/>
+              <w:end w:w="100" w:type="dxa"/>
             </w:tcMar>
           </w:tcPr>
           <w:p>
             <w:pPr>
               <w:pStyle w:val="Normal"/>
-              <w:spacing w:lineRule="auto" w:line="274" w:before="0" w:after="46"/>
+              <w:spacing w:lineRule="auto" w:line="269" w:before="0" w:after="70"/>
               <w:ind w:start="0" w:end="0"/>
               <w:jc w:val="left"/>
               <w:rPr/>
@@ -2461,6 +2461,7 @@
       <w:pPr>
         <w:pStyle w:val="Heading1"/>
         <w:keepNext w:val="true"/>
+        <w:pageBreakBefore w:val="0"/>
         <w:rPr/>
       </w:pPr>
       <w:bookmarkStart w:id="2" w:name="__RefHeading___Toc3744_1421710836"/>
@@ -2824,6 +2825,7 @@
       <w:pPr>
         <w:pStyle w:val="Heading1"/>
         <w:keepNext w:val="true"/>
+        <w:pageBreakBefore w:val="0"/>
         <w:rPr/>
       </w:pPr>
       <w:bookmarkStart w:id="3" w:name="__RefHeading___Toc3746_1421710836"/>
@@ -2988,16 +2990,16 @@
             <w:shd w:fill="183B63" w:val="clear"/>
             <w:vAlign w:val="center"/>
             <w:tcMar>
-              <w:top w:w="70" w:type="dxa"/>
-              <w:start w:w="90" w:type="dxa"/>
-              <w:bottom w:w="70" w:type="dxa"/>
-              <w:end w:w="90" w:type="dxa"/>
+              <w:top w:w="80" w:type="dxa"/>
+              <w:start w:w="100" w:type="dxa"/>
+              <w:bottom w:w="80" w:type="dxa"/>
+              <w:end w:w="100" w:type="dxa"/>
             </w:tcMar>
           </w:tcPr>
           <w:p>
             <w:pPr>
               <w:pStyle w:val="Normal"/>
-              <w:spacing w:lineRule="auto" w:line="274" w:before="0" w:after="46"/>
+              <w:spacing w:lineRule="auto" w:line="269" w:before="0" w:after="70"/>
               <w:ind w:start="0" w:end="0"/>
               <w:jc w:val="center"/>
               <w:rPr/>
@@ -3006,8 +3008,8 @@
               <w:rPr>
                 <w:rFonts w:ascii="Noto Sans KR" w:hAnsi="Noto Sans KR" w:cs="Noto Sans KR" w:eastAsia="Noto Sans KR"/>
                 <w:b/>
+                <w:sz w:val="19"/>
                 <w:color w:val="FFFFFF"/>
-                <w:sz w:val="18"/>
               </w:rPr>
               <w:t>동작</w:t>
             </w:r>
@@ -3025,16 +3027,16 @@
             <w:shd w:fill="183B63" w:val="clear"/>
             <w:vAlign w:val="center"/>
             <w:tcMar>
-              <w:top w:w="70" w:type="dxa"/>
-              <w:start w:w="90" w:type="dxa"/>
-              <w:bottom w:w="70" w:type="dxa"/>
-              <w:end w:w="90" w:type="dxa"/>
+              <w:top w:w="80" w:type="dxa"/>
+              <w:start w:w="100" w:type="dxa"/>
+              <w:bottom w:w="80" w:type="dxa"/>
+              <w:end w:w="100" w:type="dxa"/>
             </w:tcMar>
           </w:tcPr>
           <w:p>
             <w:pPr>
               <w:pStyle w:val="Normal"/>
-              <w:spacing w:lineRule="auto" w:line="274" w:before="0" w:after="46"/>
+              <w:spacing w:lineRule="auto" w:line="269" w:before="0" w:after="70"/>
               <w:ind w:start="0" w:end="0"/>
               <w:jc w:val="center"/>
               <w:rPr/>
@@ -3043,8 +3045,8 @@
               <w:rPr>
                 <w:rFonts w:ascii="Noto Sans KR" w:hAnsi="Noto Sans KR" w:cs="Noto Sans KR" w:eastAsia="Noto Sans KR"/>
                 <w:b/>
+                <w:sz w:val="19"/>
                 <w:color w:val="FFFFFF"/>
-                <w:sz w:val="18"/>
               </w:rPr>
               <w:t>기준</w:t>
             </w:r>
@@ -3062,16 +3064,16 @@
             <w:shd w:fill="183B63" w:val="clear"/>
             <w:vAlign w:val="center"/>
             <w:tcMar>
-              <w:top w:w="70" w:type="dxa"/>
-              <w:start w:w="90" w:type="dxa"/>
-              <w:bottom w:w="70" w:type="dxa"/>
-              <w:end w:w="90" w:type="dxa"/>
+              <w:top w:w="80" w:type="dxa"/>
+              <w:start w:w="100" w:type="dxa"/>
+              <w:bottom w:w="80" w:type="dxa"/>
+              <w:end w:w="100" w:type="dxa"/>
             </w:tcMar>
           </w:tcPr>
           <w:p>
             <w:pPr>
               <w:pStyle w:val="Normal"/>
-              <w:spacing w:lineRule="auto" w:line="274" w:before="0" w:after="46"/>
+              <w:spacing w:lineRule="auto" w:line="269" w:before="0" w:after="70"/>
               <w:ind w:start="0" w:end="0"/>
               <w:jc w:val="center"/>
               <w:rPr/>
@@ -3080,8 +3082,8 @@
               <w:rPr>
                 <w:rFonts w:ascii="Noto Sans KR" w:hAnsi="Noto Sans KR" w:cs="Noto Sans KR" w:eastAsia="Noto Sans KR"/>
                 <w:b/>
+                <w:sz w:val="19"/>
                 <w:color w:val="FFFFFF"/>
-                <w:sz w:val="18"/>
               </w:rPr>
               <w:t xml:space="preserve">같은 </w:t>
             </w:r>
@@ -3089,8 +3091,8 @@
               <w:rPr>
                 <w:rFonts w:eastAsia="Noto Sans KR" w:cs="Noto Sans KR" w:ascii="Noto Sans KR" w:hAnsi="Noto Sans KR"/>
                 <w:b/>
+                <w:sz w:val="19"/>
                 <w:color w:val="FFFFFF"/>
-                <w:sz w:val="18"/>
               </w:rPr>
               <w:t>execution?</w:t>
             </w:r>
@@ -3108,16 +3110,16 @@
             <w:shd w:fill="183B63" w:val="clear"/>
             <w:vAlign w:val="center"/>
             <w:tcMar>
-              <w:top w:w="70" w:type="dxa"/>
-              <w:start w:w="90" w:type="dxa"/>
-              <w:bottom w:w="70" w:type="dxa"/>
-              <w:end w:w="90" w:type="dxa"/>
+              <w:top w:w="80" w:type="dxa"/>
+              <w:start w:w="100" w:type="dxa"/>
+              <w:bottom w:w="80" w:type="dxa"/>
+              <w:end w:w="100" w:type="dxa"/>
             </w:tcMar>
           </w:tcPr>
           <w:p>
             <w:pPr>
               <w:pStyle w:val="Normal"/>
-              <w:spacing w:lineRule="auto" w:line="274" w:before="0" w:after="46"/>
+              <w:spacing w:lineRule="auto" w:line="269" w:before="0" w:after="70"/>
               <w:ind w:start="0" w:end="0"/>
               <w:jc w:val="center"/>
               <w:rPr/>
@@ -3126,8 +3128,8 @@
               <w:rPr>
                 <w:rFonts w:ascii="Noto Sans KR" w:hAnsi="Noto Sans KR" w:cs="Noto Sans KR" w:eastAsia="Noto Sans KR"/>
                 <w:b/>
+                <w:sz w:val="19"/>
                 <w:color w:val="FFFFFF"/>
-                <w:sz w:val="18"/>
               </w:rPr>
               <w:t>주요 위험</w:t>
             </w:r>
@@ -3151,16 +3153,16 @@
             <w:shd w:fill="FFFFFF" w:val="clear"/>
             <w:vAlign w:val="center"/>
             <w:tcMar>
-              <w:top w:w="58" w:type="dxa"/>
-              <w:start w:w="90" w:type="dxa"/>
-              <w:bottom w:w="58" w:type="dxa"/>
-              <w:end w:w="90" w:type="dxa"/>
+              <w:top w:w="80" w:type="dxa"/>
+              <w:start w:w="100" w:type="dxa"/>
+              <w:bottom w:w="80" w:type="dxa"/>
+              <w:end w:w="100" w:type="dxa"/>
             </w:tcMar>
           </w:tcPr>
           <w:p>
             <w:pPr>
               <w:pStyle w:val="Normal"/>
-              <w:spacing w:lineRule="auto" w:line="274" w:before="0" w:after="46"/>
+              <w:spacing w:lineRule="auto" w:line="269" w:before="0" w:after="70"/>
               <w:ind w:start="0" w:end="0"/>
               <w:jc w:val="left"/>
               <w:rPr/>
@@ -3188,16 +3190,16 @@
             <w:shd w:fill="FFFFFF" w:val="clear"/>
             <w:vAlign w:val="center"/>
             <w:tcMar>
-              <w:top w:w="58" w:type="dxa"/>
-              <w:start w:w="90" w:type="dxa"/>
-              <w:bottom w:w="58" w:type="dxa"/>
-              <w:end w:w="90" w:type="dxa"/>
+              <w:top w:w="80" w:type="dxa"/>
+              <w:start w:w="100" w:type="dxa"/>
+              <w:bottom w:w="80" w:type="dxa"/>
+              <w:end w:w="100" w:type="dxa"/>
             </w:tcMar>
           </w:tcPr>
           <w:p>
             <w:pPr>
               <w:pStyle w:val="Normal"/>
-              <w:spacing w:lineRule="auto" w:line="274" w:before="0" w:after="46"/>
+              <w:spacing w:lineRule="auto" w:line="269" w:before="0" w:after="70"/>
               <w:ind w:start="0" w:end="0"/>
               <w:jc w:val="left"/>
               <w:rPr/>
@@ -3225,16 +3227,16 @@
             <w:shd w:fill="FFFFFF" w:val="clear"/>
             <w:vAlign w:val="center"/>
             <w:tcMar>
-              <w:top w:w="58" w:type="dxa"/>
-              <w:start w:w="90" w:type="dxa"/>
-              <w:bottom w:w="58" w:type="dxa"/>
-              <w:end w:w="90" w:type="dxa"/>
+              <w:top w:w="80" w:type="dxa"/>
+              <w:start w:w="100" w:type="dxa"/>
+              <w:bottom w:w="80" w:type="dxa"/>
+              <w:end w:w="100" w:type="dxa"/>
             </w:tcMar>
           </w:tcPr>
           <w:p>
             <w:pPr>
               <w:pStyle w:val="Normal"/>
-              <w:spacing w:lineRule="auto" w:line="274" w:before="0" w:after="46"/>
+              <w:spacing w:lineRule="auto" w:line="269" w:before="0" w:after="70"/>
               <w:ind w:start="0" w:end="0"/>
               <w:jc w:val="left"/>
               <w:rPr/>
@@ -3262,16 +3264,16 @@
             <w:shd w:fill="FFFFFF" w:val="clear"/>
             <w:vAlign w:val="center"/>
             <w:tcMar>
-              <w:top w:w="58" w:type="dxa"/>
-              <w:start w:w="90" w:type="dxa"/>
-              <w:bottom w:w="58" w:type="dxa"/>
-              <w:end w:w="90" w:type="dxa"/>
+              <w:top w:w="80" w:type="dxa"/>
+              <w:start w:w="100" w:type="dxa"/>
+              <w:bottom w:w="80" w:type="dxa"/>
+              <w:end w:w="100" w:type="dxa"/>
             </w:tcMar>
           </w:tcPr>
           <w:p>
             <w:pPr>
               <w:pStyle w:val="Normal"/>
-              <w:spacing w:lineRule="auto" w:line="274" w:before="0" w:after="46"/>
+              <w:spacing w:lineRule="auto" w:line="269" w:before="0" w:after="70"/>
               <w:ind w:start="0" w:end="0"/>
               <w:jc w:val="left"/>
               <w:rPr/>
@@ -3314,16 +3316,16 @@
             <w:shd w:fill="F4F7FB" w:val="clear"/>
             <w:vAlign w:val="center"/>
             <w:tcMar>
-              <w:top w:w="58" w:type="dxa"/>
-              <w:start w:w="90" w:type="dxa"/>
-              <w:bottom w:w="58" w:type="dxa"/>
-              <w:end w:w="90" w:type="dxa"/>
+              <w:top w:w="80" w:type="dxa"/>
+              <w:start w:w="100" w:type="dxa"/>
+              <w:bottom w:w="80" w:type="dxa"/>
+              <w:end w:w="100" w:type="dxa"/>
             </w:tcMar>
           </w:tcPr>
           <w:p>
             <w:pPr>
               <w:pStyle w:val="Normal"/>
-              <w:spacing w:lineRule="auto" w:line="274" w:before="0" w:after="46"/>
+              <w:spacing w:lineRule="auto" w:line="269" w:before="0" w:after="70"/>
               <w:ind w:start="0" w:end="0"/>
               <w:jc w:val="left"/>
               <w:rPr/>
@@ -3351,16 +3353,16 @@
             <w:shd w:fill="F4F7FB" w:val="clear"/>
             <w:vAlign w:val="center"/>
             <w:tcMar>
-              <w:top w:w="58" w:type="dxa"/>
-              <w:start w:w="90" w:type="dxa"/>
-              <w:bottom w:w="58" w:type="dxa"/>
-              <w:end w:w="90" w:type="dxa"/>
+              <w:top w:w="80" w:type="dxa"/>
+              <w:start w:w="100" w:type="dxa"/>
+              <w:bottom w:w="80" w:type="dxa"/>
+              <w:end w:w="100" w:type="dxa"/>
             </w:tcMar>
           </w:tcPr>
           <w:p>
             <w:pPr>
               <w:pStyle w:val="Normal"/>
-              <w:spacing w:lineRule="auto" w:line="274" w:before="0" w:after="46"/>
+              <w:spacing w:lineRule="auto" w:line="269" w:before="0" w:after="70"/>
               <w:ind w:start="0" w:end="0"/>
               <w:jc w:val="left"/>
               <w:rPr/>
@@ -3388,16 +3390,16 @@
             <w:shd w:fill="F4F7FB" w:val="clear"/>
             <w:vAlign w:val="center"/>
             <w:tcMar>
-              <w:top w:w="58" w:type="dxa"/>
-              <w:start w:w="90" w:type="dxa"/>
-              <w:bottom w:w="58" w:type="dxa"/>
-              <w:end w:w="90" w:type="dxa"/>
+              <w:top w:w="80" w:type="dxa"/>
+              <w:start w:w="100" w:type="dxa"/>
+              <w:bottom w:w="80" w:type="dxa"/>
+              <w:end w:w="100" w:type="dxa"/>
             </w:tcMar>
           </w:tcPr>
           <w:p>
             <w:pPr>
               <w:pStyle w:val="Normal"/>
-              <w:spacing w:lineRule="auto" w:line="274" w:before="0" w:after="46"/>
+              <w:spacing w:lineRule="auto" w:line="269" w:before="0" w:after="70"/>
               <w:ind w:start="0" w:end="0"/>
               <w:jc w:val="left"/>
               <w:rPr/>
@@ -3425,16 +3427,16 @@
             <w:shd w:fill="F4F7FB" w:val="clear"/>
             <w:vAlign w:val="center"/>
             <w:tcMar>
-              <w:top w:w="58" w:type="dxa"/>
-              <w:start w:w="90" w:type="dxa"/>
-              <w:bottom w:w="58" w:type="dxa"/>
-              <w:end w:w="90" w:type="dxa"/>
+              <w:top w:w="80" w:type="dxa"/>
+              <w:start w:w="100" w:type="dxa"/>
+              <w:bottom w:w="80" w:type="dxa"/>
+              <w:end w:w="100" w:type="dxa"/>
             </w:tcMar>
           </w:tcPr>
           <w:p>
             <w:pPr>
               <w:pStyle w:val="Normal"/>
-              <w:spacing w:lineRule="auto" w:line="274" w:before="0" w:after="46"/>
+              <w:spacing w:lineRule="auto" w:line="269" w:before="0" w:after="70"/>
               <w:ind w:start="0" w:end="0"/>
               <w:jc w:val="left"/>
               <w:rPr/>
@@ -3468,16 +3470,16 @@
             <w:shd w:fill="FFFFFF" w:val="clear"/>
             <w:vAlign w:val="center"/>
             <w:tcMar>
-              <w:top w:w="58" w:type="dxa"/>
-              <w:start w:w="90" w:type="dxa"/>
-              <w:bottom w:w="58" w:type="dxa"/>
-              <w:end w:w="90" w:type="dxa"/>
+              <w:top w:w="80" w:type="dxa"/>
+              <w:start w:w="100" w:type="dxa"/>
+              <w:bottom w:w="80" w:type="dxa"/>
+              <w:end w:w="100" w:type="dxa"/>
             </w:tcMar>
           </w:tcPr>
           <w:p>
             <w:pPr>
               <w:pStyle w:val="Normal"/>
-              <w:spacing w:lineRule="auto" w:line="274" w:before="0" w:after="46"/>
+              <w:spacing w:lineRule="auto" w:line="269" w:before="0" w:after="70"/>
               <w:ind w:start="0" w:end="0"/>
               <w:jc w:val="left"/>
               <w:rPr/>
@@ -3505,16 +3507,16 @@
             <w:shd w:fill="FFFFFF" w:val="clear"/>
             <w:vAlign w:val="center"/>
             <w:tcMar>
-              <w:top w:w="58" w:type="dxa"/>
-              <w:start w:w="90" w:type="dxa"/>
-              <w:bottom w:w="58" w:type="dxa"/>
-              <w:end w:w="90" w:type="dxa"/>
+              <w:top w:w="80" w:type="dxa"/>
+              <w:start w:w="100" w:type="dxa"/>
+              <w:bottom w:w="80" w:type="dxa"/>
+              <w:end w:w="100" w:type="dxa"/>
             </w:tcMar>
           </w:tcPr>
           <w:p>
             <w:pPr>
               <w:pStyle w:val="Normal"/>
-              <w:spacing w:lineRule="auto" w:line="274" w:before="0" w:after="46"/>
+              <w:spacing w:lineRule="auto" w:line="269" w:before="0" w:after="70"/>
               <w:ind w:start="0" w:end="0"/>
               <w:jc w:val="left"/>
               <w:rPr/>
@@ -3551,16 +3553,16 @@
             <w:shd w:fill="FFFFFF" w:val="clear"/>
             <w:vAlign w:val="center"/>
             <w:tcMar>
-              <w:top w:w="58" w:type="dxa"/>
-              <w:start w:w="90" w:type="dxa"/>
-              <w:bottom w:w="58" w:type="dxa"/>
-              <w:end w:w="90" w:type="dxa"/>
+              <w:top w:w="80" w:type="dxa"/>
+              <w:start w:w="100" w:type="dxa"/>
+              <w:bottom w:w="80" w:type="dxa"/>
+              <w:end w:w="100" w:type="dxa"/>
             </w:tcMar>
           </w:tcPr>
           <w:p>
             <w:pPr>
               <w:pStyle w:val="Normal"/>
-              <w:spacing w:lineRule="auto" w:line="274" w:before="0" w:after="46"/>
+              <w:spacing w:lineRule="auto" w:line="269" w:before="0" w:after="70"/>
               <w:ind w:start="0" w:end="0"/>
               <w:jc w:val="left"/>
               <w:rPr/>
@@ -3588,16 +3590,16 @@
             <w:shd w:fill="FFFFFF" w:val="clear"/>
             <w:vAlign w:val="center"/>
             <w:tcMar>
-              <w:top w:w="58" w:type="dxa"/>
-              <w:start w:w="90" w:type="dxa"/>
-              <w:bottom w:w="58" w:type="dxa"/>
-              <w:end w:w="90" w:type="dxa"/>
+              <w:top w:w="80" w:type="dxa"/>
+              <w:start w:w="100" w:type="dxa"/>
+              <w:bottom w:w="80" w:type="dxa"/>
+              <w:end w:w="100" w:type="dxa"/>
             </w:tcMar>
           </w:tcPr>
           <w:p>
             <w:pPr>
               <w:pStyle w:val="Normal"/>
-              <w:spacing w:lineRule="auto" w:line="274" w:before="0" w:after="46"/>
+              <w:spacing w:lineRule="auto" w:line="269" w:before="0" w:after="70"/>
               <w:ind w:start="0" w:end="0"/>
               <w:jc w:val="left"/>
               <w:rPr/>
@@ -3631,16 +3633,16 @@
             <w:shd w:fill="F4F7FB" w:val="clear"/>
             <w:vAlign w:val="center"/>
             <w:tcMar>
-              <w:top w:w="58" w:type="dxa"/>
-              <w:start w:w="90" w:type="dxa"/>
-              <w:bottom w:w="58" w:type="dxa"/>
-              <w:end w:w="90" w:type="dxa"/>
+              <w:top w:w="80" w:type="dxa"/>
+              <w:start w:w="100" w:type="dxa"/>
+              <w:bottom w:w="80" w:type="dxa"/>
+              <w:end w:w="100" w:type="dxa"/>
             </w:tcMar>
           </w:tcPr>
           <w:p>
             <w:pPr>
               <w:pStyle w:val="Normal"/>
-              <w:spacing w:lineRule="auto" w:line="274" w:before="0" w:after="46"/>
+              <w:spacing w:lineRule="auto" w:line="269" w:before="0" w:after="70"/>
               <w:ind w:start="0" w:end="0"/>
               <w:jc w:val="left"/>
               <w:rPr/>
@@ -3668,16 +3670,16 @@
             <w:shd w:fill="F4F7FB" w:val="clear"/>
             <w:vAlign w:val="center"/>
             <w:tcMar>
-              <w:top w:w="58" w:type="dxa"/>
-              <w:start w:w="90" w:type="dxa"/>
-              <w:bottom w:w="58" w:type="dxa"/>
-              <w:end w:w="90" w:type="dxa"/>
+              <w:top w:w="80" w:type="dxa"/>
+              <w:start w:w="100" w:type="dxa"/>
+              <w:bottom w:w="80" w:type="dxa"/>
+              <w:end w:w="100" w:type="dxa"/>
             </w:tcMar>
           </w:tcPr>
           <w:p>
             <w:pPr>
               <w:pStyle w:val="Normal"/>
-              <w:spacing w:lineRule="auto" w:line="274" w:before="0" w:after="46"/>
+              <w:spacing w:lineRule="auto" w:line="269" w:before="0" w:after="70"/>
               <w:ind w:start="0" w:end="0"/>
               <w:jc w:val="left"/>
               <w:rPr/>
@@ -3723,16 +3725,16 @@
             <w:shd w:fill="F4F7FB" w:val="clear"/>
             <w:vAlign w:val="center"/>
             <w:tcMar>
-              <w:top w:w="58" w:type="dxa"/>
-              <w:start w:w="90" w:type="dxa"/>
-              <w:bottom w:w="58" w:type="dxa"/>
-              <w:end w:w="90" w:type="dxa"/>
+              <w:top w:w="80" w:type="dxa"/>
+              <w:start w:w="100" w:type="dxa"/>
+              <w:bottom w:w="80" w:type="dxa"/>
+              <w:end w:w="100" w:type="dxa"/>
             </w:tcMar>
           </w:tcPr>
           <w:p>
             <w:pPr>
               <w:pStyle w:val="Normal"/>
-              <w:spacing w:lineRule="auto" w:line="274" w:before="0" w:after="46"/>
+              <w:spacing w:lineRule="auto" w:line="269" w:before="0" w:after="70"/>
               <w:ind w:start="0" w:end="0"/>
               <w:jc w:val="left"/>
               <w:rPr/>
@@ -3760,16 +3762,16 @@
             <w:shd w:fill="F4F7FB" w:val="clear"/>
             <w:vAlign w:val="center"/>
             <w:tcMar>
-              <w:top w:w="58" w:type="dxa"/>
-              <w:start w:w="90" w:type="dxa"/>
-              <w:bottom w:w="58" w:type="dxa"/>
-              <w:end w:w="90" w:type="dxa"/>
+              <w:top w:w="80" w:type="dxa"/>
+              <w:start w:w="100" w:type="dxa"/>
+              <w:bottom w:w="80" w:type="dxa"/>
+              <w:end w:w="100" w:type="dxa"/>
             </w:tcMar>
           </w:tcPr>
           <w:p>
             <w:pPr>
               <w:pStyle w:val="Normal"/>
-              <w:spacing w:lineRule="auto" w:line="274" w:before="0" w:after="46"/>
+              <w:spacing w:lineRule="auto" w:line="269" w:before="0" w:after="70"/>
               <w:ind w:start="0" w:end="0"/>
               <w:jc w:val="left"/>
               <w:rPr/>
@@ -3809,6 +3811,7 @@
       <w:pPr>
         <w:pStyle w:val="Heading1"/>
         <w:keepNext w:val="true"/>
+        <w:pageBreakBefore w:val="0"/>
         <w:rPr/>
       </w:pPr>
       <w:bookmarkStart w:id="5" w:name="__RefHeading___Toc3750_1421710836"/>
@@ -4034,16 +4037,16 @@
             <w:shd w:fill="183B63" w:val="clear"/>
             <w:vAlign w:val="center"/>
             <w:tcMar>
-              <w:top w:w="70" w:type="dxa"/>
-              <w:start w:w="90" w:type="dxa"/>
-              <w:bottom w:w="70" w:type="dxa"/>
-              <w:end w:w="90" w:type="dxa"/>
+              <w:top w:w="80" w:type="dxa"/>
+              <w:start w:w="100" w:type="dxa"/>
+              <w:bottom w:w="80" w:type="dxa"/>
+              <w:end w:w="100" w:type="dxa"/>
             </w:tcMar>
           </w:tcPr>
           <w:p>
             <w:pPr>
               <w:pStyle w:val="Normal"/>
-              <w:spacing w:lineRule="auto" w:line="274" w:before="0" w:after="46"/>
+              <w:spacing w:lineRule="auto" w:line="269" w:before="0" w:after="70"/>
               <w:ind w:start="0" w:end="0"/>
               <w:jc w:val="center"/>
               <w:rPr/>
@@ -4052,8 +4055,8 @@
               <w:rPr>
                 <w:rFonts w:ascii="Noto Sans KR" w:hAnsi="Noto Sans KR" w:cs="Noto Sans KR" w:eastAsia="Noto Sans KR"/>
                 <w:b/>
+                <w:sz w:val="19"/>
                 <w:color w:val="FFFFFF"/>
-                <w:sz w:val="18"/>
               </w:rPr>
               <w:t>항목</w:t>
             </w:r>
@@ -4071,16 +4074,16 @@
             <w:shd w:fill="183B63" w:val="clear"/>
             <w:vAlign w:val="center"/>
             <w:tcMar>
-              <w:top w:w="70" w:type="dxa"/>
-              <w:start w:w="90" w:type="dxa"/>
-              <w:bottom w:w="70" w:type="dxa"/>
-              <w:end w:w="90" w:type="dxa"/>
+              <w:top w:w="80" w:type="dxa"/>
+              <w:start w:w="100" w:type="dxa"/>
+              <w:bottom w:w="80" w:type="dxa"/>
+              <w:end w:w="100" w:type="dxa"/>
             </w:tcMar>
           </w:tcPr>
           <w:p>
             <w:pPr>
               <w:pStyle w:val="Normal"/>
-              <w:spacing w:lineRule="auto" w:line="274" w:before="0" w:after="46"/>
+              <w:spacing w:lineRule="auto" w:line="269" w:before="0" w:after="70"/>
               <w:ind w:start="0" w:end="0"/>
               <w:jc w:val="center"/>
               <w:rPr/>
@@ -4089,8 +4092,8 @@
               <w:rPr>
                 <w:rFonts w:ascii="Noto Sans KR" w:hAnsi="Noto Sans KR" w:cs="Noto Sans KR" w:eastAsia="Noto Sans KR"/>
                 <w:b/>
+                <w:sz w:val="19"/>
                 <w:color w:val="FFFFFF"/>
-                <w:sz w:val="18"/>
               </w:rPr>
               <w:t>반드시 남길 값</w:t>
             </w:r>
@@ -4114,16 +4117,16 @@
             <w:shd w:fill="FFFFFF" w:val="clear"/>
             <w:vAlign w:val="center"/>
             <w:tcMar>
-              <w:top w:w="58" w:type="dxa"/>
-              <w:start w:w="90" w:type="dxa"/>
-              <w:bottom w:w="58" w:type="dxa"/>
-              <w:end w:w="90" w:type="dxa"/>
+              <w:top w:w="80" w:type="dxa"/>
+              <w:start w:w="100" w:type="dxa"/>
+              <w:bottom w:w="80" w:type="dxa"/>
+              <w:end w:w="100" w:type="dxa"/>
             </w:tcMar>
           </w:tcPr>
           <w:p>
             <w:pPr>
               <w:pStyle w:val="Normal"/>
-              <w:spacing w:lineRule="auto" w:line="274" w:before="0" w:after="46"/>
+              <w:spacing w:lineRule="auto" w:line="269" w:before="0" w:after="70"/>
               <w:ind w:start="0" w:end="0"/>
               <w:jc w:val="left"/>
               <w:rPr/>
@@ -4151,16 +4154,16 @@
             <w:shd w:fill="FFFFFF" w:val="clear"/>
             <w:vAlign w:val="center"/>
             <w:tcMar>
-              <w:top w:w="58" w:type="dxa"/>
-              <w:start w:w="90" w:type="dxa"/>
-              <w:bottom w:w="58" w:type="dxa"/>
-              <w:end w:w="90" w:type="dxa"/>
+              <w:top w:w="80" w:type="dxa"/>
+              <w:start w:w="100" w:type="dxa"/>
+              <w:bottom w:w="80" w:type="dxa"/>
+              <w:end w:w="100" w:type="dxa"/>
             </w:tcMar>
           </w:tcPr>
           <w:p>
             <w:pPr>
               <w:pStyle w:val="Normal"/>
-              <w:spacing w:lineRule="auto" w:line="274" w:before="0" w:after="46"/>
+              <w:spacing w:lineRule="auto" w:line="269" w:before="0" w:after="70"/>
               <w:ind w:start="0" w:end="0"/>
               <w:jc w:val="left"/>
               <w:rPr/>
@@ -4203,16 +4206,16 @@
             <w:shd w:fill="F4F7FB" w:val="clear"/>
             <w:vAlign w:val="center"/>
             <w:tcMar>
-              <w:top w:w="58" w:type="dxa"/>
-              <w:start w:w="90" w:type="dxa"/>
-              <w:bottom w:w="58" w:type="dxa"/>
-              <w:end w:w="90" w:type="dxa"/>
+              <w:top w:w="80" w:type="dxa"/>
+              <w:start w:w="100" w:type="dxa"/>
+              <w:bottom w:w="80" w:type="dxa"/>
+              <w:end w:w="100" w:type="dxa"/>
             </w:tcMar>
           </w:tcPr>
           <w:p>
             <w:pPr>
               <w:pStyle w:val="Normal"/>
-              <w:spacing w:lineRule="auto" w:line="274" w:before="0" w:after="46"/>
+              <w:spacing w:lineRule="auto" w:line="269" w:before="0" w:after="70"/>
               <w:ind w:start="0" w:end="0"/>
               <w:jc w:val="left"/>
               <w:rPr/>
@@ -4240,16 +4243,16 @@
             <w:shd w:fill="F4F7FB" w:val="clear"/>
             <w:vAlign w:val="center"/>
             <w:tcMar>
-              <w:top w:w="58" w:type="dxa"/>
-              <w:start w:w="90" w:type="dxa"/>
-              <w:bottom w:w="58" w:type="dxa"/>
-              <w:end w:w="90" w:type="dxa"/>
+              <w:top w:w="80" w:type="dxa"/>
+              <w:start w:w="100" w:type="dxa"/>
+              <w:bottom w:w="80" w:type="dxa"/>
+              <w:end w:w="100" w:type="dxa"/>
             </w:tcMar>
           </w:tcPr>
           <w:p>
             <w:pPr>
               <w:pStyle w:val="Normal"/>
-              <w:spacing w:lineRule="auto" w:line="274" w:before="0" w:after="46"/>
+              <w:spacing w:lineRule="auto" w:line="269" w:before="0" w:after="70"/>
               <w:ind w:start="0" w:end="0"/>
               <w:jc w:val="left"/>
               <w:rPr/>
@@ -4283,16 +4286,16 @@
             <w:shd w:fill="FFFFFF" w:val="clear"/>
             <w:vAlign w:val="center"/>
             <w:tcMar>
-              <w:top w:w="58" w:type="dxa"/>
-              <w:start w:w="90" w:type="dxa"/>
-              <w:bottom w:w="58" w:type="dxa"/>
-              <w:end w:w="90" w:type="dxa"/>
+              <w:top w:w="80" w:type="dxa"/>
+              <w:start w:w="100" w:type="dxa"/>
+              <w:bottom w:w="80" w:type="dxa"/>
+              <w:end w:w="100" w:type="dxa"/>
             </w:tcMar>
           </w:tcPr>
           <w:p>
             <w:pPr>
               <w:pStyle w:val="Normal"/>
-              <w:spacing w:lineRule="auto" w:line="274" w:before="0" w:after="46"/>
+              <w:spacing w:lineRule="auto" w:line="269" w:before="0" w:after="70"/>
               <w:ind w:start="0" w:end="0"/>
               <w:jc w:val="left"/>
               <w:rPr/>
@@ -4320,16 +4323,16 @@
             <w:shd w:fill="FFFFFF" w:val="clear"/>
             <w:vAlign w:val="center"/>
             <w:tcMar>
-              <w:top w:w="58" w:type="dxa"/>
-              <w:start w:w="90" w:type="dxa"/>
-              <w:bottom w:w="58" w:type="dxa"/>
-              <w:end w:w="90" w:type="dxa"/>
+              <w:top w:w="80" w:type="dxa"/>
+              <w:start w:w="100" w:type="dxa"/>
+              <w:bottom w:w="80" w:type="dxa"/>
+              <w:end w:w="100" w:type="dxa"/>
             </w:tcMar>
           </w:tcPr>
           <w:p>
             <w:pPr>
               <w:pStyle w:val="Normal"/>
-              <w:spacing w:lineRule="auto" w:line="274" w:before="0" w:after="46"/>
+              <w:spacing w:lineRule="auto" w:line="269" w:before="0" w:after="70"/>
               <w:ind w:start="0" w:end="0"/>
               <w:jc w:val="left"/>
               <w:rPr/>
@@ -4363,16 +4366,16 @@
             <w:shd w:fill="F4F7FB" w:val="clear"/>
             <w:vAlign w:val="center"/>
             <w:tcMar>
-              <w:top w:w="58" w:type="dxa"/>
-              <w:start w:w="90" w:type="dxa"/>
-              <w:bottom w:w="58" w:type="dxa"/>
-              <w:end w:w="90" w:type="dxa"/>
+              <w:top w:w="80" w:type="dxa"/>
+              <w:start w:w="100" w:type="dxa"/>
+              <w:bottom w:w="80" w:type="dxa"/>
+              <w:end w:w="100" w:type="dxa"/>
             </w:tcMar>
           </w:tcPr>
           <w:p>
             <w:pPr>
               <w:pStyle w:val="Normal"/>
-              <w:spacing w:lineRule="auto" w:line="274" w:before="0" w:after="46"/>
+              <w:spacing w:lineRule="auto" w:line="269" w:before="0" w:after="70"/>
               <w:ind w:start="0" w:end="0"/>
               <w:jc w:val="left"/>
               <w:rPr/>
@@ -4400,16 +4403,16 @@
             <w:shd w:fill="F4F7FB" w:val="clear"/>
             <w:vAlign w:val="center"/>
             <w:tcMar>
-              <w:top w:w="58" w:type="dxa"/>
-              <w:start w:w="90" w:type="dxa"/>
-              <w:bottom w:w="58" w:type="dxa"/>
-              <w:end w:w="90" w:type="dxa"/>
+              <w:top w:w="80" w:type="dxa"/>
+              <w:start w:w="100" w:type="dxa"/>
+              <w:bottom w:w="80" w:type="dxa"/>
+              <w:end w:w="100" w:type="dxa"/>
             </w:tcMar>
           </w:tcPr>
           <w:p>
             <w:pPr>
               <w:pStyle w:val="Normal"/>
-              <w:spacing w:lineRule="auto" w:line="274" w:before="0" w:after="46"/>
+              <w:spacing w:lineRule="auto" w:line="269" w:before="0" w:after="70"/>
               <w:ind w:start="0" w:end="0"/>
               <w:jc w:val="left"/>
               <w:rPr/>
@@ -4443,16 +4446,16 @@
             <w:shd w:fill="FFFFFF" w:val="clear"/>
             <w:vAlign w:val="center"/>
             <w:tcMar>
-              <w:top w:w="58" w:type="dxa"/>
-              <w:start w:w="90" w:type="dxa"/>
-              <w:bottom w:w="58" w:type="dxa"/>
-              <w:end w:w="90" w:type="dxa"/>
+              <w:top w:w="80" w:type="dxa"/>
+              <w:start w:w="100" w:type="dxa"/>
+              <w:bottom w:w="80" w:type="dxa"/>
+              <w:end w:w="100" w:type="dxa"/>
             </w:tcMar>
           </w:tcPr>
           <w:p>
             <w:pPr>
               <w:pStyle w:val="Normal"/>
-              <w:spacing w:lineRule="auto" w:line="274" w:before="0" w:after="46"/>
+              <w:spacing w:lineRule="auto" w:line="269" w:before="0" w:after="70"/>
               <w:ind w:start="0" w:end="0"/>
               <w:jc w:val="left"/>
               <w:rPr/>
@@ -4480,16 +4483,16 @@
             <w:shd w:fill="FFFFFF" w:val="clear"/>
             <w:vAlign w:val="center"/>
             <w:tcMar>
-              <w:top w:w="58" w:type="dxa"/>
-              <w:start w:w="90" w:type="dxa"/>
-              <w:bottom w:w="58" w:type="dxa"/>
-              <w:end w:w="90" w:type="dxa"/>
+              <w:top w:w="80" w:type="dxa"/>
+              <w:start w:w="100" w:type="dxa"/>
+              <w:bottom w:w="80" w:type="dxa"/>
+              <w:end w:w="100" w:type="dxa"/>
             </w:tcMar>
           </w:tcPr>
           <w:p>
             <w:pPr>
               <w:pStyle w:val="Normal"/>
-              <w:spacing w:lineRule="auto" w:line="274" w:before="0" w:after="46"/>
+              <w:spacing w:lineRule="auto" w:line="269" w:before="0" w:after="70"/>
               <w:ind w:start="0" w:end="0"/>
               <w:jc w:val="left"/>
               <w:rPr/>
@@ -4559,16 +4562,16 @@
             <w:shd w:fill="F4F7FB" w:val="clear"/>
             <w:vAlign w:val="center"/>
             <w:tcMar>
-              <w:top w:w="58" w:type="dxa"/>
-              <w:start w:w="90" w:type="dxa"/>
-              <w:bottom w:w="58" w:type="dxa"/>
-              <w:end w:w="90" w:type="dxa"/>
+              <w:top w:w="80" w:type="dxa"/>
+              <w:start w:w="100" w:type="dxa"/>
+              <w:bottom w:w="80" w:type="dxa"/>
+              <w:end w:w="100" w:type="dxa"/>
             </w:tcMar>
           </w:tcPr>
           <w:p>
             <w:pPr>
               <w:pStyle w:val="Normal"/>
-              <w:spacing w:lineRule="auto" w:line="274" w:before="0" w:after="46"/>
+              <w:spacing w:lineRule="auto" w:line="269" w:before="0" w:after="70"/>
               <w:ind w:start="0" w:end="0"/>
               <w:jc w:val="left"/>
               <w:rPr/>
@@ -4596,16 +4599,16 @@
             <w:shd w:fill="F4F7FB" w:val="clear"/>
             <w:vAlign w:val="center"/>
             <w:tcMar>
-              <w:top w:w="58" w:type="dxa"/>
-              <w:start w:w="90" w:type="dxa"/>
-              <w:bottom w:w="58" w:type="dxa"/>
-              <w:end w:w="90" w:type="dxa"/>
+              <w:top w:w="80" w:type="dxa"/>
+              <w:start w:w="100" w:type="dxa"/>
+              <w:bottom w:w="80" w:type="dxa"/>
+              <w:end w:w="100" w:type="dxa"/>
             </w:tcMar>
           </w:tcPr>
           <w:p>
             <w:pPr>
               <w:pStyle w:val="Normal"/>
-              <w:spacing w:lineRule="auto" w:line="274" w:before="0" w:after="46"/>
+              <w:spacing w:lineRule="auto" w:line="269" w:before="0" w:after="70"/>
               <w:ind w:start="0" w:end="0"/>
               <w:jc w:val="left"/>
               <w:rPr/>
@@ -4627,6 +4630,7 @@
       <w:pPr>
         <w:pStyle w:val="Heading1"/>
         <w:keepNext w:val="true"/>
+        <w:pageBreakBefore w:val="0"/>
         <w:rPr/>
       </w:pPr>
       <w:bookmarkStart w:id="7" w:name="__RefHeading___Toc3754_1421710836"/>
@@ -4830,16 +4834,16 @@
             <w:shd w:fill="183B63" w:val="clear"/>
             <w:vAlign w:val="center"/>
             <w:tcMar>
-              <w:top w:w="70" w:type="dxa"/>
-              <w:start w:w="90" w:type="dxa"/>
-              <w:bottom w:w="70" w:type="dxa"/>
-              <w:end w:w="90" w:type="dxa"/>
+              <w:top w:w="80" w:type="dxa"/>
+              <w:start w:w="100" w:type="dxa"/>
+              <w:bottom w:w="80" w:type="dxa"/>
+              <w:end w:w="100" w:type="dxa"/>
             </w:tcMar>
           </w:tcPr>
           <w:p>
             <w:pPr>
               <w:pStyle w:val="Normal"/>
-              <w:spacing w:lineRule="auto" w:line="274" w:before="0" w:after="46"/>
+              <w:spacing w:lineRule="auto" w:line="269" w:before="0" w:after="70"/>
               <w:ind w:start="0" w:end="0"/>
               <w:jc w:val="center"/>
               <w:rPr/>
@@ -4848,8 +4852,8 @@
               <w:rPr>
                 <w:rFonts w:ascii="Noto Sans KR" w:hAnsi="Noto Sans KR" w:cs="Noto Sans KR" w:eastAsia="Noto Sans KR"/>
                 <w:b/>
+                <w:sz w:val="19"/>
                 <w:color w:val="FFFFFF"/>
-                <w:sz w:val="18"/>
               </w:rPr>
               <w:t>항목</w:t>
             </w:r>
@@ -4867,16 +4871,16 @@
             <w:shd w:fill="183B63" w:val="clear"/>
             <w:vAlign w:val="center"/>
             <w:tcMar>
-              <w:top w:w="70" w:type="dxa"/>
-              <w:start w:w="90" w:type="dxa"/>
-              <w:bottom w:w="70" w:type="dxa"/>
-              <w:end w:w="90" w:type="dxa"/>
+              <w:top w:w="80" w:type="dxa"/>
+              <w:start w:w="100" w:type="dxa"/>
+              <w:bottom w:w="80" w:type="dxa"/>
+              <w:end w:w="100" w:type="dxa"/>
             </w:tcMar>
           </w:tcPr>
           <w:p>
             <w:pPr>
               <w:pStyle w:val="Normal"/>
-              <w:spacing w:lineRule="auto" w:line="274" w:before="0" w:after="46"/>
+              <w:spacing w:lineRule="auto" w:line="269" w:before="0" w:after="70"/>
               <w:ind w:start="0" w:end="0"/>
               <w:jc w:val="center"/>
               <w:rPr/>
@@ -4885,8 +4889,8 @@
               <w:rPr>
                 <w:rFonts w:eastAsia="Noto Sans KR" w:cs="Noto Sans KR" w:ascii="Noto Sans KR" w:hAnsi="Noto Sans KR"/>
                 <w:b/>
+                <w:sz w:val="19"/>
                 <w:color w:val="FFFFFF"/>
-                <w:sz w:val="18"/>
               </w:rPr>
               <w:t>Oracle</w:t>
             </w:r>
@@ -4904,16 +4908,16 @@
             <w:shd w:fill="183B63" w:val="clear"/>
             <w:vAlign w:val="center"/>
             <w:tcMar>
-              <w:top w:w="70" w:type="dxa"/>
-              <w:start w:w="90" w:type="dxa"/>
-              <w:bottom w:w="70" w:type="dxa"/>
-              <w:end w:w="90" w:type="dxa"/>
+              <w:top w:w="80" w:type="dxa"/>
+              <w:start w:w="100" w:type="dxa"/>
+              <w:bottom w:w="80" w:type="dxa"/>
+              <w:end w:w="100" w:type="dxa"/>
             </w:tcMar>
           </w:tcPr>
           <w:p>
             <w:pPr>
               <w:pStyle w:val="Normal"/>
-              <w:spacing w:lineRule="auto" w:line="274" w:before="0" w:after="46"/>
+              <w:spacing w:lineRule="auto" w:line="269" w:before="0" w:after="70"/>
               <w:ind w:start="0" w:end="0"/>
               <w:jc w:val="center"/>
               <w:rPr/>
@@ -4922,8 +4926,8 @@
               <w:rPr>
                 <w:rFonts w:eastAsia="Noto Sans KR" w:cs="Noto Sans KR" w:ascii="Noto Sans KR" w:hAnsi="Noto Sans KR"/>
                 <w:b/>
+                <w:sz w:val="19"/>
                 <w:color w:val="FFFFFF"/>
-                <w:sz w:val="18"/>
               </w:rPr>
               <w:t>PostgreSQL</w:t>
             </w:r>
@@ -4941,16 +4945,16 @@
             <w:shd w:fill="183B63" w:val="clear"/>
             <w:vAlign w:val="center"/>
             <w:tcMar>
-              <w:top w:w="70" w:type="dxa"/>
-              <w:start w:w="90" w:type="dxa"/>
-              <w:bottom w:w="70" w:type="dxa"/>
-              <w:end w:w="90" w:type="dxa"/>
+              <w:top w:w="80" w:type="dxa"/>
+              <w:start w:w="100" w:type="dxa"/>
+              <w:bottom w:w="80" w:type="dxa"/>
+              <w:end w:w="100" w:type="dxa"/>
             </w:tcMar>
           </w:tcPr>
           <w:p>
             <w:pPr>
               <w:pStyle w:val="Normal"/>
-              <w:spacing w:lineRule="auto" w:line="274" w:before="0" w:after="46"/>
+              <w:spacing w:lineRule="auto" w:line="269" w:before="0" w:after="70"/>
               <w:ind w:start="0" w:end="0"/>
               <w:jc w:val="center"/>
               <w:rPr/>
@@ -4959,8 +4963,8 @@
               <w:rPr>
                 <w:rFonts w:eastAsia="Noto Sans KR" w:cs="Noto Sans KR" w:ascii="Noto Sans KR" w:hAnsi="Noto Sans KR"/>
                 <w:b/>
+                <w:sz w:val="19"/>
                 <w:color w:val="FFFFFF"/>
-                <w:sz w:val="18"/>
               </w:rPr>
               <w:t>MariaDB</w:t>
             </w:r>
@@ -4984,16 +4988,16 @@
             <w:shd w:fill="FFFFFF" w:val="clear"/>
             <w:vAlign w:val="center"/>
             <w:tcMar>
-              <w:top w:w="58" w:type="dxa"/>
-              <w:start w:w="90" w:type="dxa"/>
-              <w:bottom w:w="58" w:type="dxa"/>
-              <w:end w:w="90" w:type="dxa"/>
+              <w:top w:w="80" w:type="dxa"/>
+              <w:start w:w="100" w:type="dxa"/>
+              <w:bottom w:w="80" w:type="dxa"/>
+              <w:end w:w="100" w:type="dxa"/>
             </w:tcMar>
           </w:tcPr>
           <w:p>
             <w:pPr>
               <w:pStyle w:val="Normal"/>
-              <w:spacing w:lineRule="auto" w:line="274" w:before="0" w:after="46"/>
+              <w:spacing w:lineRule="auto" w:line="269" w:before="0" w:after="70"/>
               <w:ind w:start="0" w:end="0"/>
               <w:jc w:val="left"/>
               <w:rPr/>
@@ -5021,16 +5025,16 @@
             <w:shd w:fill="FFFFFF" w:val="clear"/>
             <w:vAlign w:val="center"/>
             <w:tcMar>
-              <w:top w:w="58" w:type="dxa"/>
-              <w:start w:w="90" w:type="dxa"/>
-              <w:bottom w:w="58" w:type="dxa"/>
-              <w:end w:w="90" w:type="dxa"/>
+              <w:top w:w="80" w:type="dxa"/>
+              <w:start w:w="100" w:type="dxa"/>
+              <w:bottom w:w="80" w:type="dxa"/>
+              <w:end w:w="100" w:type="dxa"/>
             </w:tcMar>
           </w:tcPr>
           <w:p>
             <w:pPr>
               <w:pStyle w:val="Normal"/>
-              <w:spacing w:lineRule="auto" w:line="274" w:before="0" w:after="46"/>
+              <w:spacing w:lineRule="auto" w:line="269" w:before="0" w:after="70"/>
               <w:ind w:start="0" w:end="0"/>
               <w:jc w:val="left"/>
               <w:rPr/>
@@ -5058,16 +5062,16 @@
             <w:shd w:fill="FFFFFF" w:val="clear"/>
             <w:vAlign w:val="center"/>
             <w:tcMar>
-              <w:top w:w="58" w:type="dxa"/>
-              <w:start w:w="90" w:type="dxa"/>
-              <w:bottom w:w="58" w:type="dxa"/>
-              <w:end w:w="90" w:type="dxa"/>
+              <w:top w:w="80" w:type="dxa"/>
+              <w:start w:w="100" w:type="dxa"/>
+              <w:bottom w:w="80" w:type="dxa"/>
+              <w:end w:w="100" w:type="dxa"/>
             </w:tcMar>
           </w:tcPr>
           <w:p>
             <w:pPr>
               <w:pStyle w:val="Normal"/>
-              <w:spacing w:lineRule="auto" w:line="274" w:before="0" w:after="46"/>
+              <w:spacing w:lineRule="auto" w:line="269" w:before="0" w:after="70"/>
               <w:ind w:start="0" w:end="0"/>
               <w:jc w:val="left"/>
               <w:rPr/>
@@ -5095,16 +5099,16 @@
             <w:shd w:fill="FFFFFF" w:val="clear"/>
             <w:vAlign w:val="center"/>
             <w:tcMar>
-              <w:top w:w="58" w:type="dxa"/>
-              <w:start w:w="90" w:type="dxa"/>
-              <w:bottom w:w="58" w:type="dxa"/>
-              <w:end w:w="90" w:type="dxa"/>
+              <w:top w:w="80" w:type="dxa"/>
+              <w:start w:w="100" w:type="dxa"/>
+              <w:bottom w:w="80" w:type="dxa"/>
+              <w:end w:w="100" w:type="dxa"/>
             </w:tcMar>
           </w:tcPr>
           <w:p>
             <w:pPr>
               <w:pStyle w:val="Normal"/>
-              <w:spacing w:lineRule="auto" w:line="274" w:before="0" w:after="46"/>
+              <w:spacing w:lineRule="auto" w:line="269" w:before="0" w:after="70"/>
               <w:ind w:start="0" w:end="0"/>
               <w:jc w:val="left"/>
               <w:rPr/>
@@ -5138,16 +5142,16 @@
             <w:shd w:fill="F4F7FB" w:val="clear"/>
             <w:vAlign w:val="center"/>
             <w:tcMar>
-              <w:top w:w="58" w:type="dxa"/>
-              <w:start w:w="90" w:type="dxa"/>
-              <w:bottom w:w="58" w:type="dxa"/>
-              <w:end w:w="90" w:type="dxa"/>
+              <w:top w:w="80" w:type="dxa"/>
+              <w:start w:w="100" w:type="dxa"/>
+              <w:bottom w:w="80" w:type="dxa"/>
+              <w:end w:w="100" w:type="dxa"/>
             </w:tcMar>
           </w:tcPr>
           <w:p>
             <w:pPr>
               <w:pStyle w:val="Normal"/>
-              <w:spacing w:lineRule="auto" w:line="274" w:before="0" w:after="46"/>
+              <w:spacing w:lineRule="auto" w:line="269" w:before="0" w:after="70"/>
               <w:ind w:start="0" w:end="0"/>
               <w:jc w:val="left"/>
               <w:rPr/>
@@ -5175,16 +5179,16 @@
             <w:shd w:fill="F4F7FB" w:val="clear"/>
             <w:vAlign w:val="center"/>
             <w:tcMar>
-              <w:top w:w="58" w:type="dxa"/>
-              <w:start w:w="90" w:type="dxa"/>
-              <w:bottom w:w="58" w:type="dxa"/>
-              <w:end w:w="90" w:type="dxa"/>
+              <w:top w:w="80" w:type="dxa"/>
+              <w:start w:w="100" w:type="dxa"/>
+              <w:bottom w:w="80" w:type="dxa"/>
+              <w:end w:w="100" w:type="dxa"/>
             </w:tcMar>
           </w:tcPr>
           <w:p>
             <w:pPr>
               <w:pStyle w:val="Normal"/>
-              <w:spacing w:lineRule="auto" w:line="274" w:before="0" w:after="46"/>
+              <w:spacing w:lineRule="auto" w:line="269" w:before="0" w:after="70"/>
               <w:ind w:start="0" w:end="0"/>
               <w:jc w:val="left"/>
               <w:rPr/>
@@ -5221,16 +5225,16 @@
             <w:shd w:fill="F4F7FB" w:val="clear"/>
             <w:vAlign w:val="center"/>
             <w:tcMar>
-              <w:top w:w="58" w:type="dxa"/>
-              <w:start w:w="90" w:type="dxa"/>
-              <w:bottom w:w="58" w:type="dxa"/>
-              <w:end w:w="90" w:type="dxa"/>
+              <w:top w:w="80" w:type="dxa"/>
+              <w:start w:w="100" w:type="dxa"/>
+              <w:bottom w:w="80" w:type="dxa"/>
+              <w:end w:w="100" w:type="dxa"/>
             </w:tcMar>
           </w:tcPr>
           <w:p>
             <w:pPr>
               <w:pStyle w:val="Normal"/>
-              <w:spacing w:lineRule="auto" w:line="274" w:before="0" w:after="46"/>
+              <w:spacing w:lineRule="auto" w:line="269" w:before="0" w:after="70"/>
               <w:ind w:start="0" w:end="0"/>
               <w:jc w:val="left"/>
               <w:rPr/>
@@ -5267,16 +5271,16 @@
             <w:shd w:fill="F4F7FB" w:val="clear"/>
             <w:vAlign w:val="center"/>
             <w:tcMar>
-              <w:top w:w="58" w:type="dxa"/>
-              <w:start w:w="90" w:type="dxa"/>
-              <w:bottom w:w="58" w:type="dxa"/>
-              <w:end w:w="90" w:type="dxa"/>
+              <w:top w:w="80" w:type="dxa"/>
+              <w:start w:w="100" w:type="dxa"/>
+              <w:bottom w:w="80" w:type="dxa"/>
+              <w:end w:w="100" w:type="dxa"/>
             </w:tcMar>
           </w:tcPr>
           <w:p>
             <w:pPr>
               <w:pStyle w:val="Normal"/>
-              <w:spacing w:lineRule="auto" w:line="274" w:before="0" w:after="46"/>
+              <w:spacing w:lineRule="auto" w:line="269" w:before="0" w:after="70"/>
               <w:ind w:start="0" w:end="0"/>
               <w:jc w:val="left"/>
               <w:rPr/>
@@ -5319,16 +5323,16 @@
             <w:shd w:fill="FFFFFF" w:val="clear"/>
             <w:vAlign w:val="center"/>
             <w:tcMar>
-              <w:top w:w="58" w:type="dxa"/>
-              <w:start w:w="90" w:type="dxa"/>
-              <w:bottom w:w="58" w:type="dxa"/>
-              <w:end w:w="90" w:type="dxa"/>
+              <w:top w:w="80" w:type="dxa"/>
+              <w:start w:w="100" w:type="dxa"/>
+              <w:bottom w:w="80" w:type="dxa"/>
+              <w:end w:w="100" w:type="dxa"/>
             </w:tcMar>
           </w:tcPr>
           <w:p>
             <w:pPr>
               <w:pStyle w:val="Normal"/>
-              <w:spacing w:lineRule="auto" w:line="274" w:before="0" w:after="46"/>
+              <w:spacing w:lineRule="auto" w:line="269" w:before="0" w:after="70"/>
               <w:ind w:start="0" w:end="0"/>
               <w:jc w:val="left"/>
               <w:rPr/>
@@ -5356,16 +5360,16 @@
             <w:shd w:fill="FFFFFF" w:val="clear"/>
             <w:vAlign w:val="center"/>
             <w:tcMar>
-              <w:top w:w="58" w:type="dxa"/>
-              <w:start w:w="90" w:type="dxa"/>
-              <w:bottom w:w="58" w:type="dxa"/>
-              <w:end w:w="90" w:type="dxa"/>
+              <w:top w:w="80" w:type="dxa"/>
+              <w:start w:w="100" w:type="dxa"/>
+              <w:bottom w:w="80" w:type="dxa"/>
+              <w:end w:w="100" w:type="dxa"/>
             </w:tcMar>
           </w:tcPr>
           <w:p>
             <w:pPr>
               <w:pStyle w:val="Normal"/>
-              <w:spacing w:lineRule="auto" w:line="274" w:before="0" w:after="46"/>
+              <w:spacing w:lineRule="auto" w:line="269" w:before="0" w:after="70"/>
               <w:ind w:start="0" w:end="0"/>
               <w:jc w:val="left"/>
               <w:rPr/>
@@ -5393,16 +5397,16 @@
             <w:shd w:fill="FFFFFF" w:val="clear"/>
             <w:vAlign w:val="center"/>
             <w:tcMar>
-              <w:top w:w="58" w:type="dxa"/>
-              <w:start w:w="90" w:type="dxa"/>
-              <w:bottom w:w="58" w:type="dxa"/>
-              <w:end w:w="90" w:type="dxa"/>
+              <w:top w:w="80" w:type="dxa"/>
+              <w:start w:w="100" w:type="dxa"/>
+              <w:bottom w:w="80" w:type="dxa"/>
+              <w:end w:w="100" w:type="dxa"/>
             </w:tcMar>
           </w:tcPr>
           <w:p>
             <w:pPr>
               <w:pStyle w:val="Normal"/>
-              <w:spacing w:lineRule="auto" w:line="274" w:before="0" w:after="46"/>
+              <w:spacing w:lineRule="auto" w:line="269" w:before="0" w:after="70"/>
               <w:ind w:start="0" w:end="0"/>
               <w:jc w:val="left"/>
               <w:rPr/>
@@ -5430,16 +5434,16 @@
             <w:shd w:fill="FFFFFF" w:val="clear"/>
             <w:vAlign w:val="center"/>
             <w:tcMar>
-              <w:top w:w="58" w:type="dxa"/>
-              <w:start w:w="90" w:type="dxa"/>
-              <w:bottom w:w="58" w:type="dxa"/>
-              <w:end w:w="90" w:type="dxa"/>
+              <w:top w:w="80" w:type="dxa"/>
+              <w:start w:w="100" w:type="dxa"/>
+              <w:bottom w:w="80" w:type="dxa"/>
+              <w:end w:w="100" w:type="dxa"/>
             </w:tcMar>
           </w:tcPr>
           <w:p>
             <w:pPr>
               <w:pStyle w:val="Normal"/>
-              <w:spacing w:lineRule="auto" w:line="274" w:before="0" w:after="46"/>
+              <w:spacing w:lineRule="auto" w:line="269" w:before="0" w:after="70"/>
               <w:ind w:start="0" w:end="0"/>
               <w:jc w:val="left"/>
               <w:rPr/>
@@ -5473,16 +5477,16 @@
             <w:shd w:fill="F4F7FB" w:val="clear"/>
             <w:vAlign w:val="center"/>
             <w:tcMar>
-              <w:top w:w="58" w:type="dxa"/>
-              <w:start w:w="90" w:type="dxa"/>
-              <w:bottom w:w="58" w:type="dxa"/>
-              <w:end w:w="90" w:type="dxa"/>
+              <w:top w:w="80" w:type="dxa"/>
+              <w:start w:w="100" w:type="dxa"/>
+              <w:bottom w:w="80" w:type="dxa"/>
+              <w:end w:w="100" w:type="dxa"/>
             </w:tcMar>
           </w:tcPr>
           <w:p>
             <w:pPr>
               <w:pStyle w:val="Normal"/>
-              <w:spacing w:lineRule="auto" w:line="274" w:before="0" w:after="46"/>
+              <w:spacing w:lineRule="auto" w:line="269" w:before="0" w:after="70"/>
               <w:ind w:start="0" w:end="0"/>
               <w:jc w:val="left"/>
               <w:rPr/>
@@ -5510,16 +5514,16 @@
             <w:shd w:fill="F4F7FB" w:val="clear"/>
             <w:vAlign w:val="center"/>
             <w:tcMar>
-              <w:top w:w="58" w:type="dxa"/>
-              <w:start w:w="90" w:type="dxa"/>
-              <w:bottom w:w="58" w:type="dxa"/>
-              <w:end w:w="90" w:type="dxa"/>
+              <w:top w:w="80" w:type="dxa"/>
+              <w:start w:w="100" w:type="dxa"/>
+              <w:bottom w:w="80" w:type="dxa"/>
+              <w:end w:w="100" w:type="dxa"/>
             </w:tcMar>
           </w:tcPr>
           <w:p>
             <w:pPr>
               <w:pStyle w:val="Normal"/>
-              <w:spacing w:lineRule="auto" w:line="274" w:before="0" w:after="46"/>
+              <w:spacing w:lineRule="auto" w:line="269" w:before="0" w:after="70"/>
               <w:ind w:start="0" w:end="0"/>
               <w:jc w:val="left"/>
               <w:rPr/>
@@ -5547,16 +5551,16 @@
             <w:shd w:fill="F4F7FB" w:val="clear"/>
             <w:vAlign w:val="center"/>
             <w:tcMar>
-              <w:top w:w="58" w:type="dxa"/>
-              <w:start w:w="90" w:type="dxa"/>
-              <w:bottom w:w="58" w:type="dxa"/>
-              <w:end w:w="90" w:type="dxa"/>
+              <w:top w:w="80" w:type="dxa"/>
+              <w:start w:w="100" w:type="dxa"/>
+              <w:bottom w:w="80" w:type="dxa"/>
+              <w:end w:w="100" w:type="dxa"/>
             </w:tcMar>
           </w:tcPr>
           <w:p>
             <w:pPr>
               <w:pStyle w:val="Normal"/>
-              <w:spacing w:lineRule="auto" w:line="274" w:before="0" w:after="46"/>
+              <w:spacing w:lineRule="auto" w:line="269" w:before="0" w:after="70"/>
               <w:ind w:start="0" w:end="0"/>
               <w:jc w:val="left"/>
               <w:rPr/>
@@ -5584,16 +5588,16 @@
             <w:shd w:fill="F4F7FB" w:val="clear"/>
             <w:vAlign w:val="center"/>
             <w:tcMar>
-              <w:top w:w="58" w:type="dxa"/>
-              <w:start w:w="90" w:type="dxa"/>
-              <w:bottom w:w="58" w:type="dxa"/>
-              <w:end w:w="90" w:type="dxa"/>
+              <w:top w:w="80" w:type="dxa"/>
+              <w:start w:w="100" w:type="dxa"/>
+              <w:bottom w:w="80" w:type="dxa"/>
+              <w:end w:w="100" w:type="dxa"/>
             </w:tcMar>
           </w:tcPr>
           <w:p>
             <w:pPr>
               <w:pStyle w:val="Normal"/>
-              <w:spacing w:lineRule="auto" w:line="274" w:before="0" w:after="46"/>
+              <w:spacing w:lineRule="auto" w:line="269" w:before="0" w:after="70"/>
               <w:ind w:start="0" w:end="0"/>
               <w:jc w:val="left"/>
               <w:rPr/>
@@ -5701,6 +5705,7 @@
     <w:p>
       <w:pPr>
         <w:pStyle w:val="Heading1"/>
+        <w:pageBreakBefore w:val="0"/>
         <w:rPr/>
       </w:pPr>
       <w:bookmarkStart w:id="10" w:name="__RefHeading___Toc3760_1421710836"/>
@@ -5956,6 +5961,7 @@
     <w:p>
       <w:pPr>
         <w:pStyle w:val="Heading1"/>
+        <w:pageBreakBefore w:val="0"/>
         <w:rPr/>
       </w:pPr>
       <w:bookmarkStart w:id="13" w:name="__RefHeading___Toc3766_1421710836"/>
@@ -6142,6 +6148,7 @@
     <w:p>
       <w:pPr>
         <w:pStyle w:val="Heading1"/>
+        <w:pageBreakBefore w:val="0"/>
         <w:rPr/>
       </w:pPr>
       <w:bookmarkStart w:id="15" w:name="__RefHeading___Toc3770_1421710836"/>
@@ -6310,6 +6317,7 @@
     <w:p>
       <w:pPr>
         <w:pStyle w:val="Heading1"/>
+        <w:pageBreakBefore w:val="0"/>
         <w:spacing w:before="680" w:after="200"/>
         <w:rPr/>
       </w:pPr>
@@ -6661,21 +6669,24 @@
             <w:vAlign w:val="center"/>
             <w:shd w:fill="183B63" w:val="clear"/>
             <w:tcMar>
-              <w:top w:w="22" w:type="dxa"/>
-              <w:bottom w:w="22" w:type="dxa"/>
+              <w:top w:w="80" w:type="dxa"/>
+              <w:bottom w:w="80" w:type="dxa"/>
               <w:left w:w="70" w:type="dxa"/>
               <w:right w:w="70" w:type="dxa"/>
+              <w:start w:w="100" w:type="dxa"/>
+              <w:end w:w="100" w:type="dxa"/>
             </w:tcMar>
           </w:tcPr>
           <w:p>
             <w:pPr>
-              <w:spacing w:before="0" w:after="0" w:line="228" w:lineRule="auto"/>
+              <w:spacing w:before="0" w:after="70" w:line="269" w:lineRule="auto"/>
+              <w:jc w:val="center"/>
             </w:pPr>
             <w:r>
               <w:rPr>
                 <w:b/>
+                <w:sz w:val="19"/>
                 <w:color w:val="FFFFFF"/>
-                <w:sz w:val="16"/>
               </w:rPr>
               <w:t>인계 항목</w:t>
             </w:r>
@@ -6687,21 +6698,24 @@
             <w:vAlign w:val="center"/>
             <w:shd w:fill="183B63" w:val="clear"/>
             <w:tcMar>
-              <w:top w:w="22" w:type="dxa"/>
-              <w:bottom w:w="22" w:type="dxa"/>
+              <w:top w:w="80" w:type="dxa"/>
+              <w:bottom w:w="80" w:type="dxa"/>
               <w:left w:w="70" w:type="dxa"/>
               <w:right w:w="70" w:type="dxa"/>
+              <w:start w:w="100" w:type="dxa"/>
+              <w:end w:w="100" w:type="dxa"/>
             </w:tcMar>
           </w:tcPr>
           <w:p>
             <w:pPr>
-              <w:spacing w:before="0" w:after="0" w:line="228" w:lineRule="auto"/>
+              <w:spacing w:before="0" w:after="70" w:line="269" w:lineRule="auto"/>
+              <w:jc w:val="center"/>
             </w:pPr>
             <w:r>
               <w:rPr>
                 <w:b/>
+                <w:sz w:val="19"/>
                 <w:color w:val="FFFFFF"/>
-                <w:sz w:val="16"/>
               </w:rPr>
               <w:t>반드시 남길 값</w:t>
             </w:r>
@@ -6713,21 +6727,24 @@
             <w:vAlign w:val="center"/>
             <w:shd w:fill="183B63" w:val="clear"/>
             <w:tcMar>
-              <w:top w:w="22" w:type="dxa"/>
-              <w:bottom w:w="22" w:type="dxa"/>
+              <w:top w:w="80" w:type="dxa"/>
+              <w:bottom w:w="80" w:type="dxa"/>
               <w:left w:w="70" w:type="dxa"/>
               <w:right w:w="70" w:type="dxa"/>
+              <w:start w:w="100" w:type="dxa"/>
+              <w:end w:w="100" w:type="dxa"/>
             </w:tcMar>
           </w:tcPr>
           <w:p>
             <w:pPr>
-              <w:spacing w:before="0" w:after="0" w:line="228" w:lineRule="auto"/>
+              <w:spacing w:before="0" w:after="70" w:line="269" w:lineRule="auto"/>
+              <w:jc w:val="center"/>
             </w:pPr>
             <w:r>
               <w:rPr>
                 <w:b/>
+                <w:sz w:val="19"/>
                 <w:color w:val="FFFFFF"/>
-                <w:sz w:val="16"/>
               </w:rPr>
               <w:t>종료/다음 행동</w:t>
             </w:r>
@@ -6744,19 +6761,21 @@
             <w:vAlign w:val="center"/>
             <w:shd w:fill="FFFFFF" w:val="clear"/>
             <w:tcMar>
-              <w:top w:w="22" w:type="dxa"/>
-              <w:bottom w:w="22" w:type="dxa"/>
+              <w:top w:w="80" w:type="dxa"/>
+              <w:bottom w:w="80" w:type="dxa"/>
               <w:left w:w="70" w:type="dxa"/>
               <w:right w:w="70" w:type="dxa"/>
+              <w:start w:w="100" w:type="dxa"/>
+              <w:end w:w="100" w:type="dxa"/>
             </w:tcMar>
           </w:tcPr>
           <w:p>
             <w:pPr>
-              <w:spacing w:before="0" w:after="0" w:line="228" w:lineRule="auto"/>
+              <w:spacing w:before="0" w:after="70" w:line="269" w:lineRule="auto"/>
             </w:pPr>
             <w:r>
               <w:rPr>
-                <w:sz w:val="16"/>
+                <w:sz w:val="18"/>
               </w:rPr>
               <w:t>실행 식별</w:t>
             </w:r>
@@ -6768,19 +6787,21 @@
             <w:vAlign w:val="center"/>
             <w:shd w:fill="FFFFFF" w:val="clear"/>
             <w:tcMar>
-              <w:top w:w="22" w:type="dxa"/>
-              <w:bottom w:w="22" w:type="dxa"/>
+              <w:top w:w="80" w:type="dxa"/>
+              <w:bottom w:w="80" w:type="dxa"/>
               <w:left w:w="70" w:type="dxa"/>
               <w:right w:w="70" w:type="dxa"/>
+              <w:start w:w="100" w:type="dxa"/>
+              <w:end w:w="100" w:type="dxa"/>
             </w:tcMar>
           </w:tcPr>
           <w:p>
             <w:pPr>
-              <w:spacing w:before="0" w:after="0" w:line="228" w:lineRule="auto"/>
+              <w:spacing w:before="0" w:after="70" w:line="269" w:lineRule="auto"/>
             </w:pPr>
             <w:r>
               <w:rPr>
-                <w:sz w:val="16"/>
+                <w:sz w:val="18"/>
               </w:rPr>
               <w:t>jobName / executionId / business key</w:t>
             </w:r>
@@ -6792,19 +6813,21 @@
             <w:vAlign w:val="center"/>
             <w:shd w:fill="FFFFFF" w:val="clear"/>
             <w:tcMar>
-              <w:top w:w="22" w:type="dxa"/>
-              <w:bottom w:w="22" w:type="dxa"/>
+              <w:top w:w="80" w:type="dxa"/>
+              <w:bottom w:w="80" w:type="dxa"/>
               <w:left w:w="70" w:type="dxa"/>
               <w:right w:w="70" w:type="dxa"/>
+              <w:start w:w="100" w:type="dxa"/>
+              <w:end w:w="100" w:type="dxa"/>
             </w:tcMar>
           </w:tcPr>
           <w:p>
             <w:pPr>
-              <w:spacing w:before="0" w:after="0" w:line="228" w:lineRule="auto"/>
+              <w:spacing w:before="0" w:after="70" w:line="269" w:lineRule="auto"/>
             </w:pPr>
             <w:r>
               <w:rPr>
-                <w:sz w:val="16"/>
+                <w:sz w:val="18"/>
               </w:rPr>
               <w:t>동일 실행과 새 실행 구분</w:t>
             </w:r>
@@ -6821,19 +6844,21 @@
             <w:vAlign w:val="center"/>
             <w:shd w:fill="F4F7FB" w:val="clear"/>
             <w:tcMar>
-              <w:top w:w="22" w:type="dxa"/>
-              <w:bottom w:w="22" w:type="dxa"/>
+              <w:top w:w="80" w:type="dxa"/>
+              <w:bottom w:w="80" w:type="dxa"/>
               <w:left w:w="70" w:type="dxa"/>
               <w:right w:w="70" w:type="dxa"/>
+              <w:start w:w="100" w:type="dxa"/>
+              <w:end w:w="100" w:type="dxa"/>
             </w:tcMar>
           </w:tcPr>
           <w:p>
             <w:pPr>
-              <w:spacing w:before="0" w:after="0" w:line="228" w:lineRule="auto"/>
+              <w:spacing w:before="0" w:after="70" w:line="269" w:lineRule="auto"/>
             </w:pPr>
             <w:r>
               <w:rPr>
-                <w:sz w:val="16"/>
+                <w:sz w:val="18"/>
               </w:rPr>
               <w:t>소유권</w:t>
             </w:r>
@@ -6845,19 +6870,21 @@
             <w:vAlign w:val="center"/>
             <w:shd w:fill="F4F7FB" w:val="clear"/>
             <w:tcMar>
-              <w:top w:w="22" w:type="dxa"/>
-              <w:bottom w:w="22" w:type="dxa"/>
+              <w:top w:w="80" w:type="dxa"/>
+              <w:bottom w:w="80" w:type="dxa"/>
               <w:left w:w="70" w:type="dxa"/>
               <w:right w:w="70" w:type="dxa"/>
+              <w:start w:w="100" w:type="dxa"/>
+              <w:end w:w="100" w:type="dxa"/>
             </w:tcMar>
           </w:tcPr>
           <w:p>
             <w:pPr>
-              <w:spacing w:before="0" w:after="0" w:line="228" w:lineRule="auto"/>
+              <w:spacing w:before="0" w:after="70" w:line="269" w:lineRule="auto"/>
             </w:pPr>
             <w:r>
               <w:rPr>
-                <w:sz w:val="16"/>
+                <w:sz w:val="18"/>
               </w:rPr>
               <w:t>lease owner / fence token / expiry</w:t>
             </w:r>
@@ -6869,19 +6896,21 @@
             <w:vAlign w:val="center"/>
             <w:shd w:fill="F4F7FB" w:val="clear"/>
             <w:tcMar>
-              <w:top w:w="22" w:type="dxa"/>
-              <w:bottom w:w="22" w:type="dxa"/>
+              <w:top w:w="80" w:type="dxa"/>
+              <w:bottom w:w="80" w:type="dxa"/>
               <w:left w:w="70" w:type="dxa"/>
               <w:right w:w="70" w:type="dxa"/>
+              <w:start w:w="100" w:type="dxa"/>
+              <w:end w:w="100" w:type="dxa"/>
             </w:tcMar>
           </w:tcPr>
           <w:p>
             <w:pPr>
-              <w:spacing w:before="0" w:after="0" w:line="228" w:lineRule="auto"/>
+              <w:spacing w:before="0" w:after="70" w:line="269" w:lineRule="auto"/>
             </w:pPr>
             <w:r>
               <w:rPr>
-                <w:sz w:val="16"/>
+                <w:sz w:val="18"/>
               </w:rPr>
               <w:t>stale write 0 확인</w:t>
             </w:r>
@@ -6898,19 +6927,21 @@
             <w:vAlign w:val="center"/>
             <w:shd w:fill="FFFFFF" w:val="clear"/>
             <w:tcMar>
-              <w:top w:w="22" w:type="dxa"/>
-              <w:bottom w:w="22" w:type="dxa"/>
+              <w:top w:w="80" w:type="dxa"/>
+              <w:bottom w:w="80" w:type="dxa"/>
               <w:left w:w="70" w:type="dxa"/>
               <w:right w:w="70" w:type="dxa"/>
+              <w:start w:w="100" w:type="dxa"/>
+              <w:end w:w="100" w:type="dxa"/>
             </w:tcMar>
           </w:tcPr>
           <w:p>
             <w:pPr>
-              <w:spacing w:before="0" w:after="0" w:line="228" w:lineRule="auto"/>
+              <w:spacing w:before="0" w:after="70" w:line="269" w:lineRule="auto"/>
             </w:pPr>
             <w:r>
               <w:rPr>
-                <w:sz w:val="16"/>
+                <w:sz w:val="18"/>
               </w:rPr>
               <w:t>진행 지점</w:t>
             </w:r>
@@ -6922,19 +6953,21 @@
             <w:vAlign w:val="center"/>
             <w:shd w:fill="FFFFFF" w:val="clear"/>
             <w:tcMar>
-              <w:top w:w="22" w:type="dxa"/>
-              <w:bottom w:w="22" w:type="dxa"/>
+              <w:top w:w="80" w:type="dxa"/>
+              <w:bottom w:w="80" w:type="dxa"/>
               <w:left w:w="70" w:type="dxa"/>
               <w:right w:w="70" w:type="dxa"/>
+              <w:start w:w="100" w:type="dxa"/>
+              <w:end w:w="100" w:type="dxa"/>
             </w:tcMar>
           </w:tcPr>
           <w:p>
             <w:pPr>
-              <w:spacing w:before="0" w:after="0" w:line="228" w:lineRule="auto"/>
+              <w:spacing w:before="0" w:after="70" w:line="269" w:lineRule="auto"/>
             </w:pPr>
             <w:r>
               <w:rPr>
-                <w:sz w:val="16"/>
+                <w:sz w:val="18"/>
               </w:rPr>
               <w:t>checkpoint / processed / failed</w:t>
             </w:r>
@@ -6946,19 +6979,21 @@
             <w:vAlign w:val="center"/>
             <w:shd w:fill="FFFFFF" w:val="clear"/>
             <w:tcMar>
-              <w:top w:w="22" w:type="dxa"/>
-              <w:bottom w:w="22" w:type="dxa"/>
+              <w:top w:w="80" w:type="dxa"/>
+              <w:bottom w:w="80" w:type="dxa"/>
               <w:left w:w="70" w:type="dxa"/>
               <w:right w:w="70" w:type="dxa"/>
+              <w:start w:w="100" w:type="dxa"/>
+              <w:end w:w="100" w:type="dxa"/>
             </w:tcMar>
           </w:tcPr>
           <w:p>
             <w:pPr>
-              <w:spacing w:before="0" w:after="0" w:line="228" w:lineRule="auto"/>
+              <w:spacing w:before="0" w:after="70" w:line="269" w:lineRule="auto"/>
             </w:pPr>
             <w:r>
               <w:rPr>
-                <w:sz w:val="16"/>
+                <w:sz w:val="18"/>
               </w:rPr>
               <w:t>restart 범위 확정</w:t>
             </w:r>
@@ -6975,19 +7010,21 @@
             <w:vAlign w:val="center"/>
             <w:shd w:fill="F4F7FB" w:val="clear"/>
             <w:tcMar>
-              <w:top w:w="22" w:type="dxa"/>
-              <w:bottom w:w="22" w:type="dxa"/>
+              <w:top w:w="80" w:type="dxa"/>
+              <w:bottom w:w="80" w:type="dxa"/>
               <w:left w:w="70" w:type="dxa"/>
               <w:right w:w="70" w:type="dxa"/>
+              <w:start w:w="100" w:type="dxa"/>
+              <w:end w:w="100" w:type="dxa"/>
             </w:tcMar>
           </w:tcPr>
           <w:p>
             <w:pPr>
-              <w:spacing w:before="0" w:after="0" w:line="228" w:lineRule="auto"/>
+              <w:spacing w:before="0" w:after="70" w:line="269" w:lineRule="auto"/>
             </w:pPr>
             <w:r>
               <w:rPr>
-                <w:sz w:val="16"/>
+                <w:sz w:val="18"/>
               </w:rPr>
               <w:t>Side Effect</w:t>
             </w:r>
@@ -6999,19 +7036,21 @@
             <w:vAlign w:val="center"/>
             <w:shd w:fill="F4F7FB" w:val="clear"/>
             <w:tcMar>
-              <w:top w:w="22" w:type="dxa"/>
-              <w:bottom w:w="22" w:type="dxa"/>
+              <w:top w:w="80" w:type="dxa"/>
+              <w:bottom w:w="80" w:type="dxa"/>
               <w:left w:w="70" w:type="dxa"/>
               <w:right w:w="70" w:type="dxa"/>
+              <w:start w:w="100" w:type="dxa"/>
+              <w:end w:w="100" w:type="dxa"/>
             </w:tcMar>
           </w:tcPr>
           <w:p>
             <w:pPr>
-              <w:spacing w:before="0" w:after="0" w:line="228" w:lineRule="auto"/>
+              <w:spacing w:before="0" w:after="70" w:line="269" w:lineRule="auto"/>
             </w:pPr>
             <w:r>
               <w:rPr>
-                <w:sz w:val="16"/>
+                <w:sz w:val="18"/>
               </w:rPr>
               <w:t>idempotency key / provider result</w:t>
             </w:r>
@@ -7023,19 +7062,21 @@
             <w:vAlign w:val="center"/>
             <w:shd w:fill="F4F7FB" w:val="clear"/>
             <w:tcMar>
-              <w:top w:w="22" w:type="dxa"/>
-              <w:bottom w:w="22" w:type="dxa"/>
+              <w:top w:w="80" w:type="dxa"/>
+              <w:bottom w:w="80" w:type="dxa"/>
               <w:left w:w="70" w:type="dxa"/>
               <w:right w:w="70" w:type="dxa"/>
+              <w:start w:w="100" w:type="dxa"/>
+              <w:end w:w="100" w:type="dxa"/>
             </w:tcMar>
           </w:tcPr>
           <w:p>
             <w:pPr>
-              <w:spacing w:before="0" w:after="0" w:line="228" w:lineRule="auto"/>
+              <w:spacing w:before="0" w:after="70" w:line="269" w:lineRule="auto"/>
             </w:pPr>
             <w:r>
               <w:rPr>
-                <w:sz w:val="16"/>
+                <w:sz w:val="18"/>
               </w:rPr>
               <w:t>UNKNOWN은 reconcile 유지</w:t>
             </w:r>
@@ -7052,19 +7093,21 @@
             <w:vAlign w:val="center"/>
             <w:shd w:fill="FFFFFF" w:val="clear"/>
             <w:tcMar>
-              <w:top w:w="22" w:type="dxa"/>
-              <w:bottom w:w="22" w:type="dxa"/>
+              <w:top w:w="80" w:type="dxa"/>
+              <w:bottom w:w="80" w:type="dxa"/>
               <w:left w:w="70" w:type="dxa"/>
               <w:right w:w="70" w:type="dxa"/>
+              <w:start w:w="100" w:type="dxa"/>
+              <w:end w:w="100" w:type="dxa"/>
             </w:tcMar>
           </w:tcPr>
           <w:p>
             <w:pPr>
-              <w:spacing w:before="0" w:after="0" w:line="228" w:lineRule="auto"/>
+              <w:spacing w:before="0" w:after="70" w:line="269" w:lineRule="auto"/>
             </w:pPr>
             <w:r>
               <w:rPr>
-                <w:sz w:val="16"/>
+                <w:sz w:val="18"/>
               </w:rPr>
               <w:t>운영 조치</w:t>
             </w:r>
@@ -7076,19 +7119,21 @@
             <w:vAlign w:val="center"/>
             <w:shd w:fill="FFFFFF" w:val="clear"/>
             <w:tcMar>
-              <w:top w:w="22" w:type="dxa"/>
-              <w:bottom w:w="22" w:type="dxa"/>
+              <w:top w:w="80" w:type="dxa"/>
+              <w:bottom w:w="80" w:type="dxa"/>
               <w:left w:w="70" w:type="dxa"/>
               <w:right w:w="70" w:type="dxa"/>
+              <w:start w:w="100" w:type="dxa"/>
+              <w:end w:w="100" w:type="dxa"/>
             </w:tcMar>
           </w:tcPr>
           <w:p>
             <w:pPr>
-              <w:spacing w:before="0" w:after="0" w:line="228" w:lineRule="auto"/>
+              <w:spacing w:before="0" w:after="70" w:line="269" w:lineRule="auto"/>
             </w:pPr>
             <w:r>
               <w:rPr>
-                <w:sz w:val="16"/>
+                <w:sz w:val="18"/>
               </w:rPr>
               <w:t>operator / reason / approval / recoveryId</w:t>
             </w:r>
@@ -7100,19 +7145,21 @@
             <w:vAlign w:val="center"/>
             <w:shd w:fill="FFFFFF" w:val="clear"/>
             <w:tcMar>
-              <w:top w:w="22" w:type="dxa"/>
-              <w:bottom w:w="22" w:type="dxa"/>
+              <w:top w:w="80" w:type="dxa"/>
+              <w:bottom w:w="80" w:type="dxa"/>
               <w:left w:w="70" w:type="dxa"/>
               <w:right w:w="70" w:type="dxa"/>
+              <w:start w:w="100" w:type="dxa"/>
+              <w:end w:w="100" w:type="dxa"/>
             </w:tcMar>
           </w:tcPr>
           <w:p>
             <w:pPr>
-              <w:spacing w:before="0" w:after="0" w:line="228" w:lineRule="auto"/>
+              <w:spacing w:before="0" w:after="70" w:line="269" w:lineRule="auto"/>
             </w:pPr>
             <w:r>
               <w:rPr>
-                <w:sz w:val="16"/>
+                <w:sz w:val="18"/>
               </w:rPr>
               <w:t>다음 교대 판단 재현</w:t>
             </w:r>
@@ -8254,7 +8301,7 @@
     <w:pPr>
       <w:widowControl/>
       <w:bidi w:val="0"/>
-      <w:spacing w:lineRule="auto" w:line="312" w:before="0" w:after="180"/>
+      <w:spacing w:lineRule="auto" w:line="317" w:before="0" w:after="170"/>
       <w:jc w:val="start"/>
     </w:pPr>
     <w:rPr>
@@ -8278,7 +8325,7 @@
       <w:keepNext/>
       <w:keepLines/>
       <w:widowControl/>
-      <w:spacing w:lineRule="auto" w:line="259" w:before="1120" w:after="260"/>
+      <w:spacing w:lineRule="auto" w:line="259" w:before="1160" w:after="240"/>
       <w:outlineLvl w:val="0"/>
     </w:pPr>
     <w:rPr>
@@ -8303,7 +8350,7 @@
       <w:keepNext/>
       <w:keepLines/>
       <w:widowControl/>
-      <w:spacing w:lineRule="auto" w:line="259" w:before="640" w:after="170"/>
+      <w:spacing w:lineRule="auto" w:line="259" w:before="640" w:after="150"/>
       <w:ind w:start="113"/>
       <w:outlineLvl w:val="1"/>
     </w:pPr>
@@ -8329,7 +8376,7 @@
       <w:keepNext/>
       <w:keepLines/>
       <w:widowControl/>
-      <w:spacing w:lineRule="auto" w:line="264" w:before="420" w:after="130"/>
+      <w:spacing w:lineRule="auto" w:line="264" w:before="400" w:after="120"/>
       <w:ind w:start="255"/>
       <w:outlineLvl w:val="2"/>
     </w:pPr>
@@ -9430,7 +9477,7 @@
     <w:pPr>
       <w:keepNext w:val="false"/>
       <w:widowControl/>
-      <w:spacing w:lineRule="auto" w:line="324" w:before="0" w:after="220"/>
+      <w:spacing w:lineRule="auto" w:line="324" w:before="0" w:after="200"/>
     </w:pPr>
     <w:rPr>
       <w:rFonts w:ascii="Noto Sans KR" w:hAnsi="Noto Sans KR" w:eastAsia="Noto Sans KR" w:cs="Noto Sans KR"/>
@@ -9526,7 +9573,7 @@
       <w:keepNext/>
       <w:keepLines/>
       <w:widowControl/>
-      <w:spacing w:lineRule="auto" w:line="276" w:before="180" w:after="100"/>
+      <w:spacing w:lineRule="auto" w:line="276" w:before="180" w:after="120"/>
     </w:pPr>
     <w:rPr>
       <w:rFonts w:ascii="Noto Sans KR" w:hAnsi="Noto Sans KR" w:eastAsia="Noto Sans KR" w:cs="Noto Sans KR"/>
@@ -9542,7 +9589,7 @@
     <w:pPr>
       <w:keepNext w:val="true"/>
       <w:widowControl/>
-      <w:spacing w:lineRule="auto" w:line="288" w:before="0" w:after="140"/>
+      <w:spacing w:lineRule="auto" w:line="288" w:before="0" w:after="120"/>
     </w:pPr>
     <w:rPr>
       <w:rFonts w:ascii="Noto Sans KR" w:hAnsi="Noto Sans KR" w:eastAsia="Noto Sans KR" w:cs="Noto Sans KR"/>

--- a/cpf-docs/guides/05_배치_운영_가이드.docx
+++ b/cpf-docs/guides/05_배치_운영_가이드.docx
@@ -7177,6 +7177,110 @@
           <w:sz w:val="18"/>
         </w:rPr>
         <w:t>교대 시 Restart/Rerun/Reprocess/Reconcile 선택과 근거를 함께 인계합니다.</w:t>
+      </w:r>
+    </w:p>
+    <w:p>
+      <w:pPr>
+        <w:pStyle w:val="Heading1"/>
+      </w:pPr>
+      <w:r>
+        <w:t>10 실행권한·Takeover 최종 Runbook</w:t>
+      </w:r>
+    </w:p>
+    <w:p>
+      <w:pPr>
+        <w:pStyle w:val="CPFSectionLead"/>
+      </w:pPr>
+      <w:r>
+        <w:t>장애 시 가장 먼저 확인할 것은 “다시 실행할까”가 아니라 현재 실행권한이 누구에게 있고 이전 Worker가 아직 결과를 쓸 수 있는지입니다.</w:t>
+      </w:r>
+    </w:p>
+    <w:p>
+      <w:pPr>
+        <w:pStyle w:val="Heading2"/>
+      </w:pPr>
+      <w:r>
+        <w:t>Takeover 전 확인</w:t>
+      </w:r>
+    </w:p>
+    <w:p>
+      <w:pPr>
+        <w:pStyle w:val="ListBullet"/>
+      </w:pPr>
+      <w:r>
+        <w:t>Scheduler/Control Plane의 실행 ID와 Worker Lease Owner를 확인합니다.</w:t>
+      </w:r>
+    </w:p>
+    <w:p>
+      <w:pPr>
+        <w:pStyle w:val="ListBullet"/>
+      </w:pPr>
+      <w:r>
+        <w:t>마지막 Heartbeat·Checkpoint·Fencing Token을 확인합니다.</w:t>
+      </w:r>
+    </w:p>
+    <w:p>
+      <w:pPr>
+        <w:pStyle w:val="ListBullet"/>
+      </w:pPr>
+      <w:r>
+        <w:t>이전 Worker Process가 살아 있거나 지연 Write를 할 가능성이 있으면 새 Worker를 먼저 쓰게 하지 않습니다.</w:t>
+      </w:r>
+    </w:p>
+    <w:p>
+      <w:pPr>
+        <w:pStyle w:val="Heading2"/>
+      </w:pPr>
+      <w:r>
+        <w:t>복구 동작 선택</w:t>
+      </w:r>
+    </w:p>
+    <w:p>
+      <w:pPr>
+        <w:pStyle w:val="ListBullet"/>
+      </w:pPr>
+      <w:r>
+        <w:t>Restart — 동일 실행을 Checkpoint부터 이어야 할 때 사용합니다.</w:t>
+      </w:r>
+    </w:p>
+    <w:p>
+      <w:pPr>
+        <w:pStyle w:val="ListBullet"/>
+      </w:pPr>
+      <w:r>
+        <w:t>Rerun — 같은 Job 정의를 새 실행으로 다시 수행할 때 사용합니다.</w:t>
+      </w:r>
+    </w:p>
+    <w:p>
+      <w:pPr>
+        <w:pStyle w:val="ListBullet"/>
+      </w:pPr>
+      <w:r>
+        <w:t>Reprocess — 대상 범위를 한정해 다시 처리할 때 사용합니다.</w:t>
+      </w:r>
+    </w:p>
+    <w:p>
+      <w:pPr>
+        <w:pStyle w:val="ListBullet"/>
+      </w:pPr>
+      <w:r>
+        <w:t>Reconcile — 완료 여부를 확정할 수 없어 실제 결과를 먼저 확인해야 할 때 사용합니다.</w:t>
+      </w:r>
+    </w:p>
+    <w:p>
+      <w:pPr>
+        <w:pStyle w:val="Heading2"/>
+      </w:pPr>
+      <w:r>
+        <w:t>정상화 판정</w:t>
+      </w:r>
+    </w:p>
+    <w:p>
+      <w:pPr>
+        <w:pStyle w:val="CPFCallout"/>
+      </w:pPr>
+      <w:r>
+        <w:t>완료 확인  Lease/Fencing 정상 → 실행 상태 확정 → 업무 DB/외부 Side Effect 확인 → 중복/누락 0 → Queue/Checkpoint 정리 → Audit/Evidence 기록 → 다음 Schedule 정상 실행 확인</w:t>
       </w:r>
     </w:p>
     <w:sectPr>
